--- a/EXPORTS/DOCX/published/niveau3/Dutch/NZG.docx
+++ b/EXPORTS/DOCX/published/niveau3/Dutch/NZG.docx
@@ -261,7 +261,7 @@
           <w:rFonts w:ascii="Charis SIL Regular" w:hAnsi="Charis SIL Regular" w:eastAsia="Charis SIL Regular"/>
           <w:b w:val="0"/>
           <w:i w:val="0"/>
-          <w:color w:val="0066CC"/>
+          <w:color w:val="0000FF"/>
           <w:sz w:val="24"/>
           <w:u w:val="single"/>
         </w:rPr>
@@ -279,7 +279,7 @@
           <w:rFonts w:ascii="Charis SIL Regular" w:hAnsi="Charis SIL Regular" w:eastAsia="Charis SIL Regular"/>
           <w:b w:val="0"/>
           <w:i w:val="0"/>
-          <w:color w:val="0066CC"/>
+          <w:color w:val="0000FF"/>
           <w:sz w:val="24"/>
           <w:u w:val="single"/>
         </w:rPr>
@@ -290,7 +290,7 @@
           <w:rFonts w:ascii="Charis SIL Regular" w:hAnsi="Charis SIL Regular" w:eastAsia="Charis SIL Regular"/>
           <w:b w:val="0"/>
           <w:i w:val="0"/>
-          <w:color w:val="0066CC"/>
+          <w:color w:val="0000FF"/>
           <w:sz w:val="24"/>
           <w:u w:val="single"/>
         </w:rPr>
@@ -308,7 +308,7 @@
           <w:rFonts w:ascii="Charis SIL Regular" w:hAnsi="Charis SIL Regular" w:eastAsia="Charis SIL Regular"/>
           <w:b w:val="0"/>
           <w:i w:val="0"/>
-          <w:color w:val="0066CC"/>
+          <w:color w:val="0000FF"/>
           <w:sz w:val="24"/>
           <w:u w:val="single"/>
         </w:rPr>
@@ -319,7 +319,7 @@
           <w:rFonts w:ascii="Charis SIL Regular" w:hAnsi="Charis SIL Regular" w:eastAsia="Charis SIL Regular"/>
           <w:b w:val="0"/>
           <w:i w:val="0"/>
-          <w:color w:val="0066CC"/>
+          <w:color w:val="0000FF"/>
           <w:sz w:val="24"/>
           <w:u w:val="single"/>
         </w:rPr>
@@ -377,7 +377,7 @@
           <w:rFonts w:ascii="Charis SIL Regular" w:hAnsi="Charis SIL Regular" w:eastAsia="Charis SIL Regular"/>
           <w:b w:val="0"/>
           <w:i w:val="0"/>
-          <w:color w:val="0066CC"/>
+          <w:color w:val="0000FF"/>
           <w:sz w:val="24"/>
           <w:u w:val="single"/>
         </w:rPr>
@@ -405,7 +405,7 @@
           <w:rFonts w:ascii="Charis SIL Regular" w:hAnsi="Charis SIL Regular" w:eastAsia="Charis SIL Regular"/>
           <w:b w:val="0"/>
           <w:i w:val="0"/>
-          <w:color w:val="0066CC"/>
+          <w:color w:val="0000FF"/>
           <w:sz w:val="24"/>
           <w:u w:val="single"/>
         </w:rPr>
@@ -443,8 +443,9 @@
           <w:rFonts w:ascii="Charis SIL Regular" w:hAnsi="Charis SIL Regular" w:eastAsia="Charis SIL Regular"/>
           <w:b w:val="0"/>
           <w:i w:val="0"/>
-          <w:color w:val="0066CC"/>
+          <w:color w:val="0000FF"/>
           <w:sz w:val="24"/>
+          <w:u w:val="single"/>
         </w:rPr>
         <w:hyperlink r:id="rId12" w:history="1">
           <w:r>
@@ -460,11 +461,11 @@
           <w:rFonts w:ascii="Charis SIL Regular" w:hAnsi="Charis SIL Regular" w:eastAsia="Charis SIL Regular"/>
           <w:b w:val="0"/>
           <w:i w:val="0"/>
-          <w:color w:val="0066CC"/>
+          <w:color w:val="0000FF"/>
           <w:sz w:val="24"/>
           <w:u w:val="single"/>
         </w:rPr>
-        <w:hyperlink r:id="rId10" w:history="1">
+        <w:hyperlink r:id="rId12" w:history="1">
           <w:r>
             <w:rPr>
               <w:rStyle w:val="Hyperlink"/>
@@ -478,8 +479,9 @@
           <w:rFonts w:ascii="Charis SIL Regular" w:hAnsi="Charis SIL Regular" w:eastAsia="Charis SIL Regular"/>
           <w:b w:val="0"/>
           <w:i w:val="0"/>
-          <w:color w:val="0066CC"/>
+          <w:color w:val="0000FF"/>
           <w:sz w:val="24"/>
+          <w:u w:val="single"/>
         </w:rPr>
         <w:hyperlink r:id="rId12" w:history="1">
           <w:r>
@@ -495,11 +497,11 @@
           <w:rFonts w:ascii="Charis SIL Regular" w:hAnsi="Charis SIL Regular" w:eastAsia="Charis SIL Regular"/>
           <w:b w:val="0"/>
           <w:i w:val="0"/>
-          <w:color w:val="0066CC"/>
+          <w:color w:val="0000FF"/>
           <w:sz w:val="24"/>
           <w:u w:val="single"/>
         </w:rPr>
-        <w:hyperlink r:id="rId11" w:history="1">
+        <w:hyperlink r:id="rId12" w:history="1">
           <w:r>
             <w:rPr>
               <w:rStyle w:val="Hyperlink"/>
@@ -513,11 +515,11 @@
           <w:rFonts w:ascii="Charis SIL Regular" w:hAnsi="Charis SIL Regular" w:eastAsia="Charis SIL Regular"/>
           <w:b w:val="0"/>
           <w:i w:val="0"/>
-          <w:color w:val="0066CC"/>
+          <w:color w:val="0000FF"/>
           <w:sz w:val="24"/>
           <w:u w:val="single"/>
         </w:rPr>
-        <w:hyperlink r:id="rId11" w:history="1">
+        <w:hyperlink r:id="rId12" w:history="1">
           <w:r>
             <w:rPr>
               <w:rStyle w:val="Hyperlink"/>
@@ -528,7 +530,7 @@
       </w:r>
       <w:r>
         <w:rPr>
-          <w:u w:val="single" w:color="0066cc"/>
+          <w:u w:val="single" w:color="0000ff"/>
           <w:rFonts w:ascii="Charis SIL Regular" w:hAnsi="Charis SIL Regular" w:eastAsia="Charis SIL Regular"/>
           <w:b w:val="0"/>
           <w:i w:val="0"/>
@@ -566,7 +568,7 @@
       </w:r>
       <w:r>
         <w:rPr>
-          <w:u w:val="single" w:color="0066cc"/>
+          <w:u w:val="single" w:color="0000ff"/>
           <w:rFonts w:ascii="Charis SIL Regular" w:hAnsi="Charis SIL Regular" w:eastAsia="Charis SIL Regular"/>
           <w:b w:val="0"/>
           <w:i w:val="0"/>
@@ -584,7 +586,7 @@
       </w:r>
       <w:r>
         <w:rPr>
-          <w:u w:val="single" w:color="0066cc"/>
+          <w:u w:val="single" w:color="0000ff"/>
           <w:rFonts w:ascii="Charis SIL Regular" w:hAnsi="Charis SIL Regular" w:eastAsia="Charis SIL Regular"/>
           <w:b w:val="0"/>
           <w:i w:val="0"/>
@@ -731,7 +733,7 @@
           <w:rFonts w:ascii="Charis SIL Regular" w:hAnsi="Charis SIL Regular" w:eastAsia="Charis SIL Regular"/>
           <w:b w:val="0"/>
           <w:i w:val="0"/>
-          <w:color w:val="0066CC"/>
+          <w:color w:val="0000FF"/>
           <w:sz w:val="24"/>
           <w:u w:val="single"/>
         </w:rPr>
@@ -749,7 +751,7 @@
           <w:rFonts w:ascii="Charis SIL Regular" w:hAnsi="Charis SIL Regular" w:eastAsia="Charis SIL Regular"/>
           <w:b w:val="0"/>
           <w:i w:val="0"/>
-          <w:color w:val="0066CC"/>
+          <w:color w:val="0000FF"/>
           <w:sz w:val="24"/>
           <w:u w:val="single"/>
         </w:rPr>
@@ -760,7 +762,7 @@
           <w:rFonts w:ascii="Charis SIL Regular" w:hAnsi="Charis SIL Regular" w:eastAsia="Charis SIL Regular"/>
           <w:b w:val="0"/>
           <w:i w:val="0"/>
-          <w:color w:val="0066CC"/>
+          <w:color w:val="0000FF"/>
           <w:sz w:val="24"/>
           <w:u w:val="single"/>
         </w:rPr>
@@ -795,7 +797,7 @@
       </w:r>
       <w:r>
         <w:rPr>
-          <w:u w:val="single" w:color="0066cc"/>
+          <w:u w:val="single" w:color="0000ff"/>
           <w:rFonts w:ascii="Charis SIL Regular" w:hAnsi="Charis SIL Regular" w:eastAsia="Charis SIL Regular"/>
           <w:b w:val="0"/>
           <w:i w:val="0"/>
@@ -813,7 +815,7 @@
       </w:r>
       <w:r>
         <w:rPr>
-          <w:u w:val="single" w:color="0066cc"/>
+          <w:u w:val="single" w:color="0000ff"/>
           <w:rFonts w:ascii="Charis SIL Regular" w:hAnsi="Charis SIL Regular" w:eastAsia="Charis SIL Regular"/>
           <w:b w:val="0"/>
           <w:i w:val="0"/>
@@ -864,7 +866,7 @@
           <w:rFonts w:ascii="Charis SIL Regular" w:hAnsi="Charis SIL Regular" w:eastAsia="Charis SIL Regular"/>
           <w:b w:val="0"/>
           <w:i w:val="0"/>
-          <w:color w:val="0066CC"/>
+          <w:color w:val="0000FF"/>
           <w:sz w:val="24"/>
           <w:u w:val="single"/>
         </w:rPr>
@@ -882,7 +884,7 @@
           <w:rFonts w:ascii="Charis SIL Regular" w:hAnsi="Charis SIL Regular" w:eastAsia="Charis SIL Regular"/>
           <w:b w:val="0"/>
           <w:i w:val="0"/>
-          <w:color w:val="0066CC"/>
+          <w:color w:val="0000FF"/>
           <w:sz w:val="24"/>
           <w:u w:val="single"/>
         </w:rPr>
@@ -893,7 +895,7 @@
           <w:rFonts w:ascii="Charis SIL Regular" w:hAnsi="Charis SIL Regular" w:eastAsia="Charis SIL Regular"/>
           <w:b w:val="0"/>
           <w:i w:val="0"/>
-          <w:color w:val="0066CC"/>
+          <w:color w:val="0000FF"/>
           <w:sz w:val="24"/>
           <w:u w:val="single"/>
         </w:rPr>
@@ -911,7 +913,7 @@
           <w:rFonts w:ascii="Charis SIL Regular" w:hAnsi="Charis SIL Regular" w:eastAsia="Charis SIL Regular"/>
           <w:b w:val="0"/>
           <w:i w:val="0"/>
-          <w:color w:val="0066CC"/>
+          <w:color w:val="0000FF"/>
           <w:sz w:val="24"/>
           <w:u w:val="single"/>
         </w:rPr>
@@ -922,7 +924,7 @@
           <w:rFonts w:ascii="Charis SIL Regular" w:hAnsi="Charis SIL Regular" w:eastAsia="Charis SIL Regular"/>
           <w:b w:val="0"/>
           <w:i w:val="0"/>
-          <w:color w:val="0066CC"/>
+          <w:color w:val="0000FF"/>
           <w:sz w:val="24"/>
           <w:u w:val="single"/>
         </w:rPr>
@@ -957,7 +959,7 @@
       </w:r>
       <w:r>
         <w:rPr>
-          <w:u w:val="single" w:color="0066cc"/>
+          <w:u w:val="single" w:color="0000ff"/>
           <w:rFonts w:ascii="Charis SIL Regular" w:hAnsi="Charis SIL Regular" w:eastAsia="Charis SIL Regular"/>
           <w:b w:val="0"/>
           <w:i w:val="0"/>
@@ -975,7 +977,7 @@
       </w:r>
       <w:r>
         <w:rPr>
-          <w:u w:val="single" w:color="0066cc"/>
+          <w:u w:val="single" w:color="0000ff"/>
           <w:rFonts w:ascii="Charis SIL Regular" w:hAnsi="Charis SIL Regular" w:eastAsia="Charis SIL Regular"/>
           <w:b w:val="0"/>
           <w:i w:val="0"/>
@@ -993,25 +995,18 @@
       </w:r>
       <w:r>
         <w:rPr>
-          <w:u w:val="single" w:color="0066cc"/>
+          <w:u w:val="single" w:color="0000ff"/>
           <w:rFonts w:ascii="Charis SIL Regular" w:hAnsi="Charis SIL Regular" w:eastAsia="Charis SIL Regular"/>
           <w:b w:val="0"/>
           <w:i w:val="0"/>
           <w:color w:val="000000"/>
           <w:sz w:val="24"/>
         </w:rPr>
-        <w:hyperlink r:id="rId14" w:history="1">
-          <w:r>
-            <w:rPr>
-              <w:rStyle w:val="Hyperlink"/>
-            </w:rPr>
-            <w:t>e on</w:t>
-          </w:r>
-        </w:hyperlink>
+        <w:t>e on</w:t>
       </w:r>
       <w:r>
         <w:rPr>
-          <w:u w:val="single" w:color="0066cc"/>
+          <w:u w:val="single" w:color="0000ff"/>
           <w:rFonts w:ascii="Charis SIL Regular" w:hAnsi="Charis SIL Regular" w:eastAsia="Charis SIL Regular"/>
           <w:b w:val="0"/>
           <w:i w:val="0"/>
@@ -1085,7 +1080,7 @@
           <w:rFonts w:ascii="Charis SIL Regular" w:hAnsi="Charis SIL Regular" w:eastAsia="Charis SIL Regular"/>
           <w:b w:val="0"/>
           <w:i w:val="0"/>
-          <w:color w:val="0066CC"/>
+          <w:color w:val="0000FF"/>
           <w:sz w:val="24"/>
           <w:u w:val="single"/>
         </w:rPr>
@@ -1103,7 +1098,7 @@
           <w:rFonts w:ascii="Charis SIL Regular" w:hAnsi="Charis SIL Regular" w:eastAsia="Charis SIL Regular"/>
           <w:b w:val="0"/>
           <w:i w:val="0"/>
-          <w:color w:val="0066CC"/>
+          <w:color w:val="0000FF"/>
           <w:sz w:val="24"/>
           <w:u w:val="single"/>
         </w:rPr>
@@ -1114,7 +1109,7 @@
           <w:rFonts w:ascii="Charis SIL Regular" w:hAnsi="Charis SIL Regular" w:eastAsia="Charis SIL Regular"/>
           <w:b w:val="0"/>
           <w:i w:val="0"/>
-          <w:color w:val="0066CC"/>
+          <w:color w:val="0000FF"/>
           <w:sz w:val="24"/>
           <w:u w:val="single"/>
         </w:rPr>
@@ -1132,7 +1127,7 @@
           <w:rFonts w:ascii="Charis SIL Regular" w:hAnsi="Charis SIL Regular" w:eastAsia="Charis SIL Regular"/>
           <w:b w:val="0"/>
           <w:i w:val="0"/>
-          <w:color w:val="0066CC"/>
+          <w:color w:val="0000FF"/>
           <w:sz w:val="24"/>
           <w:u w:val="single"/>
         </w:rPr>
@@ -1143,7 +1138,7 @@
           <w:rFonts w:ascii="Charis SIL Regular" w:hAnsi="Charis SIL Regular" w:eastAsia="Charis SIL Regular"/>
           <w:b w:val="0"/>
           <w:i w:val="0"/>
-          <w:color w:val="0066CC"/>
+          <w:color w:val="0000FF"/>
           <w:sz w:val="24"/>
           <w:u w:val="single"/>
         </w:rPr>
@@ -1161,7 +1156,7 @@
           <w:rFonts w:ascii="Charis SIL Regular" w:hAnsi="Charis SIL Regular" w:eastAsia="Charis SIL Regular"/>
           <w:b w:val="0"/>
           <w:i w:val="0"/>
-          <w:color w:val="0066CC"/>
+          <w:color w:val="0000FF"/>
           <w:sz w:val="24"/>
           <w:u w:val="single"/>
         </w:rPr>
@@ -1172,7 +1167,7 @@
           <w:rFonts w:ascii="Charis SIL Regular" w:hAnsi="Charis SIL Regular" w:eastAsia="Charis SIL Regular"/>
           <w:b w:val="0"/>
           <w:i w:val="0"/>
-          <w:color w:val="0066CC"/>
+          <w:color w:val="0000FF"/>
           <w:sz w:val="24"/>
           <w:u w:val="single"/>
         </w:rPr>
@@ -1190,7 +1185,7 @@
           <w:rFonts w:ascii="Charis SIL Regular" w:hAnsi="Charis SIL Regular" w:eastAsia="Charis SIL Regular"/>
           <w:b w:val="0"/>
           <w:i w:val="0"/>
-          <w:color w:val="0066CC"/>
+          <w:color w:val="0000FF"/>
           <w:sz w:val="24"/>
           <w:u w:val="single"/>
         </w:rPr>
@@ -1201,7 +1196,7 @@
           <w:rFonts w:ascii="Charis SIL Regular" w:hAnsi="Charis SIL Regular" w:eastAsia="Charis SIL Regular"/>
           <w:b w:val="0"/>
           <w:i w:val="0"/>
-          <w:color w:val="0066CC"/>
+          <w:color w:val="0000FF"/>
           <w:sz w:val="24"/>
           <w:u w:val="single"/>
         </w:rPr>
@@ -1219,7 +1214,7 @@
           <w:rFonts w:ascii="Charis SIL Regular" w:hAnsi="Charis SIL Regular" w:eastAsia="Charis SIL Regular"/>
           <w:b w:val="0"/>
           <w:i w:val="0"/>
-          <w:color w:val="0066CC"/>
+          <w:color w:val="0000FF"/>
           <w:sz w:val="24"/>
           <w:u w:val="single"/>
         </w:rPr>
@@ -1230,7 +1225,7 @@
           <w:rFonts w:ascii="Charis SIL Regular" w:hAnsi="Charis SIL Regular" w:eastAsia="Charis SIL Regular"/>
           <w:b w:val="0"/>
           <w:i w:val="0"/>
-          <w:color w:val="0066CC"/>
+          <w:color w:val="0000FF"/>
           <w:sz w:val="24"/>
           <w:u w:val="single"/>
         </w:rPr>
@@ -1248,7 +1243,7 @@
           <w:rFonts w:ascii="Charis SIL Regular" w:hAnsi="Charis SIL Regular" w:eastAsia="Charis SIL Regular"/>
           <w:b w:val="0"/>
           <w:i w:val="0"/>
-          <w:color w:val="0066CC"/>
+          <w:color w:val="0000FF"/>
           <w:sz w:val="24"/>
           <w:u w:val="single"/>
         </w:rPr>
@@ -1266,7 +1261,7 @@
           <w:rFonts w:ascii="Charis SIL Regular" w:hAnsi="Charis SIL Regular" w:eastAsia="Charis SIL Regular"/>
           <w:b w:val="0"/>
           <w:i w:val="0"/>
-          <w:color w:val="0066CC"/>
+          <w:color w:val="0000FF"/>
           <w:sz w:val="24"/>
           <w:u w:val="single"/>
         </w:rPr>
@@ -1277,7 +1272,7 @@
           <w:rFonts w:ascii="Charis SIL Regular" w:hAnsi="Charis SIL Regular" w:eastAsia="Charis SIL Regular"/>
           <w:b w:val="0"/>
           <w:i w:val="0"/>
-          <w:color w:val="0066CC"/>
+          <w:color w:val="0000FF"/>
           <w:sz w:val="24"/>
           <w:u w:val="single"/>
         </w:rPr>
@@ -1308,11 +1303,93 @@
           <w:color w:val="000000"/>
           <w:sz w:val="24"/>
         </w:rPr>
-        <w:t>door het Huygens Instituut, is een uitvoerig lemma over het Neder</w:t>
+        <w:t>door h</w:t>
       </w:r>
       <w:r>
         <w:rPr>
-          <w:u w:val="single" w:color="0066cc"/>
+          <w:u w:val="single" w:color="0000ff"/>
+          <w:rFonts w:ascii="Charis SIL Regular" w:hAnsi="Charis SIL Regular" w:eastAsia="Charis SIL Regular"/>
+          <w:b w:val="0"/>
+          <w:i w:val="0"/>
+          <w:color w:val="000000"/>
+          <w:sz w:val="24"/>
+        </w:rPr>
+        <w:hyperlink r:id="rId15" w:history="1">
+          <w:r>
+            <w:rPr>
+              <w:rStyle w:val="Hyperlink"/>
+            </w:rPr>
+            <w:t xml:space="preserve">et Huygens </w:t>
+          </w:r>
+        </w:hyperlink>
+      </w:r>
+      <w:r>
+        <w:rPr>
+          <w:u w:val="single" w:color="0000ff"/>
+          <w:rFonts w:ascii="Charis SIL Regular" w:hAnsi="Charis SIL Regular" w:eastAsia="Charis SIL Regular"/>
+          <w:b w:val="0"/>
+          <w:i w:val="0"/>
+          <w:color w:val="000000"/>
+          <w:sz w:val="24"/>
+        </w:rPr>
+        <w:hyperlink r:id="rId15" w:history="1">
+          <w:r>
+            <w:rPr>
+              <w:rStyle w:val="Hyperlink"/>
+            </w:rPr>
+            <w:t>I</w:t>
+          </w:r>
+        </w:hyperlink>
+      </w:r>
+      <w:r>
+        <w:rPr>
+          <w:rFonts w:ascii="Charis SIL Regular" w:hAnsi="Charis SIL Regular" w:eastAsia="Charis SIL Regular"/>
+          <w:b w:val="0"/>
+          <w:i w:val="0"/>
+          <w:color w:val="000000"/>
+          <w:sz w:val="24"/>
+        </w:rPr>
+        <w:t>nstituut, is een uitvoerig lemm</w:t>
+      </w:r>
+      <w:r>
+        <w:rPr>
+          <w:u w:val="single" w:color="0000ff"/>
+          <w:rFonts w:ascii="Charis SIL Regular" w:hAnsi="Charis SIL Regular" w:eastAsia="Charis SIL Regular"/>
+          <w:b w:val="0"/>
+          <w:i w:val="0"/>
+          <w:color w:val="000000"/>
+          <w:sz w:val="24"/>
+        </w:rPr>
+        <w:hyperlink r:id="rId15" w:history="1">
+          <w:r>
+            <w:rPr>
+              <w:rStyle w:val="Hyperlink"/>
+            </w:rPr>
+            <w:t>a over</w:t>
+          </w:r>
+        </w:hyperlink>
+      </w:r>
+      <w:r>
+        <w:rPr>
+          <w:u w:val="single" w:color="0000ff"/>
+          <w:rFonts w:ascii="Charis SIL Regular" w:hAnsi="Charis SIL Regular" w:eastAsia="Charis SIL Regular"/>
+          <w:b w:val="0"/>
+          <w:i w:val="0"/>
+          <w:color w:val="000000"/>
+          <w:sz w:val="24"/>
+        </w:rPr>
+        <w:hyperlink r:id="rId15" w:history="1">
+          <w:r>
+            <w:rPr>
+              <w:rStyle w:val="Hyperlink"/>
+            </w:rPr>
+            <w:t xml:space="preserve"> het Neder</w:t>
+          </w:r>
+        </w:hyperlink>
+      </w:r>
+      <w:r>
+        <w:rPr>
+          <w:u w:val="single" w:color="0000ff"/>
           <w:rFonts w:ascii="Charis SIL Regular" w:hAnsi="Charis SIL Regular" w:eastAsia="Charis SIL Regular"/>
           <w:b w:val="0"/>
           <w:i w:val="0"/>
@@ -1432,7 +1509,7 @@
           <w:rFonts w:ascii="Charis SIL Regular" w:hAnsi="Charis SIL Regular" w:eastAsia="Charis SIL Regular"/>
           <w:b w:val="0"/>
           <w:i w:val="0"/>
-          <w:color w:val="0066CC"/>
+          <w:color w:val="0000FF"/>
           <w:sz w:val="24"/>
           <w:u w:val="single"/>
         </w:rPr>
@@ -1453,7 +1530,7 @@
           <w:rFonts w:ascii="Charis SIL Regular" w:hAnsi="Charis SIL Regular" w:eastAsia="Charis SIL Regular"/>
           <w:b w:val="0"/>
           <w:i w:val="0"/>
-          <w:color w:val="0066CC"/>
+          <w:color w:val="0000FF"/>
           <w:sz w:val="24"/>
           <w:u w:val="single"/>
         </w:rPr>
@@ -1477,7 +1554,7 @@
           <w:rFonts w:ascii="Charis SIL Regular" w:hAnsi="Charis SIL Regular" w:eastAsia="Charis SIL Regular"/>
           <w:b w:val="0"/>
           <w:i w:val="0"/>
-          <w:color w:val="0066CC"/>
+          <w:color w:val="0000FF"/>
           <w:sz w:val="24"/>
           <w:u w:val="single"/>
         </w:rPr>
@@ -1501,7 +1578,7 @@
           <w:rFonts w:ascii="Charis SIL Regular" w:hAnsi="Charis SIL Regular" w:eastAsia="Charis SIL Regular"/>
           <w:b w:val="0"/>
           <w:i w:val="0"/>
-          <w:color w:val="0066CC"/>
+          <w:color w:val="0000FF"/>
           <w:sz w:val="24"/>
           <w:u w:val="single"/>
         </w:rPr>
@@ -1525,7 +1602,7 @@
           <w:rFonts w:ascii="Charis SIL Regular" w:hAnsi="Charis SIL Regular" w:eastAsia="Charis SIL Regular"/>
           <w:b w:val="0"/>
           <w:i w:val="0"/>
-          <w:color w:val="0066CC"/>
+          <w:color w:val="0000FF"/>
           <w:sz w:val="24"/>
           <w:u w:val="single"/>
         </w:rPr>
@@ -1646,7 +1723,7 @@
           <w:rFonts w:ascii="Charis SIL Regular" w:hAnsi="Charis SIL Regular" w:eastAsia="Charis SIL Regular"/>
           <w:b w:val="0"/>
           <w:i w:val="0"/>
-          <w:color w:val="0066CC"/>
+          <w:color w:val="0000FF"/>
           <w:sz w:val="24"/>
           <w:u w:val="single"/>
         </w:rPr>
@@ -1664,7 +1741,7 @@
           <w:rFonts w:ascii="Charis SIL Regular" w:hAnsi="Charis SIL Regular" w:eastAsia="Charis SIL Regular"/>
           <w:b w:val="0"/>
           <w:i w:val="0"/>
-          <w:color w:val="0066CC"/>
+          <w:color w:val="0000FF"/>
           <w:sz w:val="24"/>
           <w:u w:val="single"/>
         </w:rPr>
@@ -1685,7 +1762,7 @@
           <w:rFonts w:ascii="Charis SIL Regular" w:hAnsi="Charis SIL Regular" w:eastAsia="Charis SIL Regular"/>
           <w:b w:val="0"/>
           <w:i w:val="0"/>
-          <w:color w:val="0066CC"/>
+          <w:color w:val="0000FF"/>
           <w:sz w:val="24"/>
           <w:u w:val="single"/>
         </w:rPr>
@@ -1703,7 +1780,7 @@
           <w:rFonts w:ascii="Charis SIL Regular" w:hAnsi="Charis SIL Regular" w:eastAsia="Charis SIL Regular"/>
           <w:b w:val="0"/>
           <w:i w:val="0"/>
-          <w:color w:val="0066CC"/>
+          <w:color w:val="0000FF"/>
           <w:sz w:val="24"/>
           <w:u w:val="single"/>
         </w:rPr>
@@ -1721,7 +1798,7 @@
           <w:rFonts w:ascii="Charis SIL Regular" w:hAnsi="Charis SIL Regular" w:eastAsia="Charis SIL Regular"/>
           <w:b w:val="0"/>
           <w:i w:val="0"/>
-          <w:color w:val="0066CC"/>
+          <w:color w:val="0000FF"/>
           <w:sz w:val="24"/>
           <w:u w:val="single"/>
         </w:rPr>
@@ -1819,7 +1896,7 @@
           <w:rFonts w:ascii="Charis SIL Regular" w:hAnsi="Charis SIL Regular" w:eastAsia="Charis SIL Regular"/>
           <w:b w:val="0"/>
           <w:i w:val="0"/>
-          <w:color w:val="0066CC"/>
+          <w:color w:val="0000FF"/>
           <w:sz w:val="24"/>
         </w:rPr>
         <w:hyperlink r:id="rId17" w:history="1">
@@ -1836,7 +1913,7 @@
           <w:rFonts w:ascii="Charis SIL Regular" w:hAnsi="Charis SIL Regular" w:eastAsia="Charis SIL Regular"/>
           <w:b w:val="0"/>
           <w:i w:val="0"/>
-          <w:color w:val="0066CC"/>
+          <w:color w:val="0000FF"/>
           <w:sz w:val="24"/>
         </w:rPr>
         <w:hyperlink r:id="rId17" w:history="1">
@@ -1853,7 +1930,7 @@
           <w:rFonts w:ascii="Charis SIL Regular" w:hAnsi="Charis SIL Regular" w:eastAsia="Charis SIL Regular"/>
           <w:b w:val="0"/>
           <w:i w:val="0"/>
-          <w:color w:val="0066CC"/>
+          <w:color w:val="0000FF"/>
           <w:sz w:val="24"/>
         </w:rPr>
         <w:hyperlink r:id="rId17" w:history="1">
@@ -1990,7 +2067,7 @@
           <w:rFonts w:ascii="Charis SIL Regular" w:hAnsi="Charis SIL Regular" w:eastAsia="Charis SIL Regular"/>
           <w:b w:val="0"/>
           <w:i w:val="0"/>
-          <w:color w:val="0066CC"/>
+          <w:color w:val="0000FF"/>
           <w:sz w:val="24"/>
           <w:u w:val="single"/>
         </w:rPr>
@@ -2008,7 +2085,7 @@
           <w:rFonts w:ascii="Charis SIL Regular" w:hAnsi="Charis SIL Regular" w:eastAsia="Charis SIL Regular"/>
           <w:b w:val="0"/>
           <w:i w:val="0"/>
-          <w:color w:val="0066CC"/>
+          <w:color w:val="0000FF"/>
           <w:sz w:val="24"/>
           <w:u w:val="single"/>
         </w:rPr>
@@ -2019,7 +2096,7 @@
           <w:rFonts w:ascii="Charis SIL Regular" w:hAnsi="Charis SIL Regular" w:eastAsia="Charis SIL Regular"/>
           <w:b w:val="0"/>
           <w:i w:val="0"/>
-          <w:color w:val="0066CC"/>
+          <w:color w:val="0000FF"/>
           <w:sz w:val="24"/>
           <w:u w:val="single"/>
         </w:rPr>
@@ -2047,7 +2124,7 @@
           <w:rFonts w:ascii="Charis SIL Regular" w:hAnsi="Charis SIL Regular" w:eastAsia="Charis SIL Regular"/>
           <w:b w:val="0"/>
           <w:i w:val="0"/>
-          <w:color w:val="0066CC"/>
+          <w:color w:val="0000FF"/>
           <w:sz w:val="24"/>
           <w:u w:val="single"/>
         </w:rPr>
@@ -2065,7 +2142,7 @@
           <w:rFonts w:ascii="Charis SIL Regular" w:hAnsi="Charis SIL Regular" w:eastAsia="Charis SIL Regular"/>
           <w:b w:val="0"/>
           <w:i w:val="0"/>
-          <w:color w:val="0066CC"/>
+          <w:color w:val="0000FF"/>
           <w:sz w:val="24"/>
           <w:u w:val="single"/>
         </w:rPr>
@@ -2083,7 +2160,7 @@
           <w:rFonts w:ascii="Charis SIL Regular" w:hAnsi="Charis SIL Regular" w:eastAsia="Charis SIL Regular"/>
           <w:b w:val="0"/>
           <w:i w:val="0"/>
-          <w:color w:val="0066CC"/>
+          <w:color w:val="0000FF"/>
           <w:sz w:val="24"/>
           <w:u w:val="single"/>
         </w:rPr>
@@ -2111,11 +2188,11 @@
           <w:rFonts w:ascii="Charis SIL Regular" w:hAnsi="Charis SIL Regular" w:eastAsia="Charis SIL Regular"/>
           <w:b w:val="0"/>
           <w:i w:val="0"/>
-          <w:color w:val="0066CC"/>
+          <w:color w:val="0000FF"/>
           <w:sz w:val="24"/>
           <w:u w:val="single"/>
         </w:rPr>
-        <w:hyperlink r:id="rId19" w:history="1">
+        <w:hyperlink r:id="rId18" w:history="1">
           <w:r>
             <w:rPr>
               <w:rStyle w:val="Hyperlink"/>
@@ -2129,11 +2206,11 @@
           <w:rFonts w:ascii="Charis SIL Regular" w:hAnsi="Charis SIL Regular" w:eastAsia="Charis SIL Regular"/>
           <w:b w:val="0"/>
           <w:i w:val="0"/>
-          <w:color w:val="0066CC"/>
+          <w:color w:val="0000FF"/>
           <w:sz w:val="24"/>
           <w:u w:val="single"/>
         </w:rPr>
-        <w:hyperlink r:id="rId19" w:history="1">
+        <w:hyperlink r:id="rId18" w:history="1">
           <w:r>
             <w:rPr>
               <w:rStyle w:val="Hyperlink"/>
@@ -2147,7 +2224,7 @@
           <w:rFonts w:ascii="Charis SIL Regular" w:hAnsi="Charis SIL Regular" w:eastAsia="Charis SIL Regular"/>
           <w:b w:val="0"/>
           <w:i w:val="0"/>
-          <w:color w:val="0066CC"/>
+          <w:color w:val="0000FF"/>
           <w:sz w:val="24"/>
           <w:u w:val="single"/>
         </w:rPr>
@@ -2165,7 +2242,7 @@
           <w:rFonts w:ascii="Charis SIL Regular" w:hAnsi="Charis SIL Regular" w:eastAsia="Charis SIL Regular"/>
           <w:b w:val="0"/>
           <w:i w:val="0"/>
-          <w:color w:val="0066CC"/>
+          <w:color w:val="0000FF"/>
           <w:sz w:val="24"/>
           <w:u w:val="single"/>
         </w:rPr>
@@ -2183,7 +2260,7 @@
           <w:rFonts w:ascii="Charis SIL Regular" w:hAnsi="Charis SIL Regular" w:eastAsia="Charis SIL Regular"/>
           <w:b w:val="0"/>
           <w:i w:val="0"/>
-          <w:color w:val="0066CC"/>
+          <w:color w:val="0000FF"/>
           <w:sz w:val="24"/>
           <w:u w:val="single"/>
         </w:rPr>
@@ -2201,7 +2278,7 @@
           <w:rFonts w:ascii="Charis SIL Regular" w:hAnsi="Charis SIL Regular" w:eastAsia="Charis SIL Regular"/>
           <w:b w:val="0"/>
           <w:i w:val="0"/>
-          <w:color w:val="0066CC"/>
+          <w:color w:val="0000FF"/>
           <w:sz w:val="24"/>
           <w:u w:val="single"/>
         </w:rPr>
@@ -2219,7 +2296,7 @@
           <w:rFonts w:ascii="Charis SIL Regular" w:hAnsi="Charis SIL Regular" w:eastAsia="Charis SIL Regular"/>
           <w:b w:val="0"/>
           <w:i w:val="0"/>
-          <w:color w:val="0066CC"/>
+          <w:color w:val="0000FF"/>
           <w:sz w:val="24"/>
           <w:u w:val="single"/>
         </w:rPr>
@@ -2337,7 +2414,7 @@
           <w:rFonts w:ascii="Charis SIL Regular" w:hAnsi="Charis SIL Regular" w:eastAsia="Charis SIL Regular"/>
           <w:b w:val="0"/>
           <w:i w:val="0"/>
-          <w:color w:val="0066CC"/>
+          <w:color w:val="0000FF"/>
           <w:sz w:val="24"/>
           <w:u w:val="single"/>
         </w:rPr>
@@ -2355,7 +2432,7 @@
           <w:rFonts w:ascii="Charis SIL Regular" w:hAnsi="Charis SIL Regular" w:eastAsia="Charis SIL Regular"/>
           <w:b w:val="0"/>
           <w:i w:val="0"/>
-          <w:color w:val="0066CC"/>
+          <w:color w:val="0000FF"/>
           <w:sz w:val="24"/>
           <w:u w:val="single"/>
         </w:rPr>
@@ -2373,7 +2450,7 @@
           <w:rFonts w:ascii="Charis SIL Regular" w:hAnsi="Charis SIL Regular" w:eastAsia="Charis SIL Regular"/>
           <w:b w:val="0"/>
           <w:i w:val="0"/>
-          <w:color w:val="0066CC"/>
+          <w:color w:val="0000FF"/>
           <w:sz w:val="24"/>
           <w:u w:val="single"/>
         </w:rPr>
@@ -2391,7 +2468,7 @@
           <w:rFonts w:ascii="Charis SIL Regular" w:hAnsi="Charis SIL Regular" w:eastAsia="Charis SIL Regular"/>
           <w:b w:val="0"/>
           <w:i w:val="0"/>
-          <w:color w:val="0066CC"/>
+          <w:color w:val="0000FF"/>
           <w:sz w:val="24"/>
           <w:u w:val="single"/>
         </w:rPr>
@@ -2528,7 +2605,7 @@
           <w:rFonts w:ascii="Charis SIL Regular" w:hAnsi="Charis SIL Regular" w:eastAsia="Charis SIL Regular"/>
           <w:b w:val="0"/>
           <w:i w:val="0"/>
-          <w:color w:val="0066CC"/>
+          <w:color w:val="0000FF"/>
           <w:sz w:val="24"/>
           <w:u w:val="single"/>
         </w:rPr>
@@ -2546,7 +2623,7 @@
           <w:rFonts w:ascii="Charis SIL Regular" w:hAnsi="Charis SIL Regular" w:eastAsia="Charis SIL Regular"/>
           <w:b w:val="0"/>
           <w:i w:val="0"/>
-          <w:color w:val="0066CC"/>
+          <w:color w:val="0000FF"/>
           <w:sz w:val="24"/>
           <w:u w:val="single"/>
         </w:rPr>
@@ -2564,7 +2641,7 @@
           <w:rFonts w:ascii="Charis SIL Regular" w:hAnsi="Charis SIL Regular" w:eastAsia="Charis SIL Regular"/>
           <w:b w:val="0"/>
           <w:i w:val="0"/>
-          <w:color w:val="0066CC"/>
+          <w:color w:val="0000FF"/>
           <w:sz w:val="24"/>
           <w:u w:val="single"/>
         </w:rPr>
@@ -2582,7 +2659,7 @@
           <w:rFonts w:ascii="Charis SIL Regular" w:hAnsi="Charis SIL Regular" w:eastAsia="Charis SIL Regular"/>
           <w:b w:val="0"/>
           <w:i w:val="0"/>
-          <w:color w:val="0066CC"/>
+          <w:color w:val="0000FF"/>
           <w:sz w:val="24"/>
           <w:u w:val="single"/>
         </w:rPr>
@@ -2610,7 +2687,7 @@
           <w:rFonts w:ascii="Charis SIL Regular" w:hAnsi="Charis SIL Regular" w:eastAsia="Charis SIL Regular"/>
           <w:b w:val="0"/>
           <w:i w:val="0"/>
-          <w:color w:val="0066CC"/>
+          <w:color w:val="0000FF"/>
           <w:sz w:val="24"/>
           <w:u w:val="single"/>
         </w:rPr>
@@ -2628,7 +2705,7 @@
           <w:rFonts w:ascii="Charis SIL Regular" w:hAnsi="Charis SIL Regular" w:eastAsia="Charis SIL Regular"/>
           <w:b w:val="0"/>
           <w:i w:val="0"/>
-          <w:color w:val="0066CC"/>
+          <w:color w:val="0000FF"/>
           <w:sz w:val="24"/>
           <w:u w:val="single"/>
         </w:rPr>
@@ -2646,7 +2723,7 @@
           <w:rFonts w:ascii="Charis SIL Regular" w:hAnsi="Charis SIL Regular" w:eastAsia="Charis SIL Regular"/>
           <w:b w:val="0"/>
           <w:i w:val="0"/>
-          <w:color w:val="0066CC"/>
+          <w:color w:val="0000FF"/>
           <w:sz w:val="24"/>
           <w:u w:val="single"/>
         </w:rPr>
@@ -2661,28 +2738,20 @@
       </w:r>
       <w:r>
         <w:rPr>
-          <w:u w:val="single" w:color="0066cc"/>
           <w:rFonts w:ascii="Charis SIL Regular" w:hAnsi="Charis SIL Regular" w:eastAsia="Charis SIL Regular"/>
           <w:b w:val="0"/>
           <w:i w:val="0"/>
           <w:color w:val="000000"/>
           <w:sz w:val="24"/>
         </w:rPr>
-        <w:hyperlink r:id="rId21" w:history="1">
-          <w:r>
-            <w:rPr>
-              <w:rStyle w:val="Hyperlink"/>
-            </w:rPr>
-            <w:t xml:space="preserve">, </w:t>
-          </w:r>
-        </w:hyperlink>
+        <w:t xml:space="preserve">, </w:t>
       </w:r>
       <w:r>
         <w:rPr>
           <w:rFonts w:ascii="Charis SIL Regular" w:hAnsi="Charis SIL Regular" w:eastAsia="Charis SIL Regular"/>
           <w:b w:val="0"/>
           <w:i w:val="0"/>
-          <w:color w:val="0066CC"/>
+          <w:color w:val="0000FF"/>
           <w:sz w:val="24"/>
           <w:u w:val="single"/>
         </w:rPr>
@@ -2700,7 +2769,7 @@
           <w:rFonts w:ascii="Charis SIL Regular" w:hAnsi="Charis SIL Regular" w:eastAsia="Charis SIL Regular"/>
           <w:b w:val="0"/>
           <w:i w:val="0"/>
-          <w:color w:val="0066CC"/>
+          <w:color w:val="0000FF"/>
           <w:sz w:val="24"/>
           <w:u w:val="single"/>
         </w:rPr>
@@ -2711,7 +2780,7 @@
           <w:rFonts w:ascii="Charis SIL Regular" w:hAnsi="Charis SIL Regular" w:eastAsia="Charis SIL Regular"/>
           <w:b w:val="0"/>
           <w:i w:val="0"/>
-          <w:color w:val="0066CC"/>
+          <w:color w:val="0000FF"/>
           <w:sz w:val="24"/>
           <w:u w:val="single"/>
         </w:rPr>
@@ -2729,7 +2798,7 @@
           <w:rFonts w:ascii="Charis SIL Regular" w:hAnsi="Charis SIL Regular" w:eastAsia="Charis SIL Regular"/>
           <w:b w:val="0"/>
           <w:i w:val="0"/>
-          <w:color w:val="0066CC"/>
+          <w:color w:val="0000FF"/>
           <w:sz w:val="24"/>
           <w:u w:val="single"/>
         </w:rPr>
@@ -2827,7 +2896,7 @@
           <w:rFonts w:ascii="Charis SIL Regular" w:hAnsi="Charis SIL Regular" w:eastAsia="Charis SIL Regular"/>
           <w:b w:val="0"/>
           <w:i w:val="0"/>
-          <w:color w:val="0066CC"/>
+          <w:color w:val="0000FF"/>
           <w:sz w:val="24"/>
           <w:u w:val="single"/>
         </w:rPr>
@@ -2845,7 +2914,7 @@
           <w:rFonts w:ascii="Charis SIL Regular" w:hAnsi="Charis SIL Regular" w:eastAsia="Charis SIL Regular"/>
           <w:b w:val="0"/>
           <w:i w:val="0"/>
-          <w:color w:val="0066CC"/>
+          <w:color w:val="0000FF"/>
           <w:sz w:val="24"/>
           <w:u w:val="single"/>
         </w:rPr>
@@ -2863,7 +2932,7 @@
           <w:rFonts w:ascii="Charis SIL Regular" w:hAnsi="Charis SIL Regular" w:eastAsia="Charis SIL Regular"/>
           <w:b w:val="0"/>
           <w:i w:val="0"/>
-          <w:color w:val="0066CC"/>
+          <w:color w:val="0000FF"/>
           <w:sz w:val="24"/>
           <w:u w:val="single"/>
         </w:rPr>
@@ -2881,7 +2950,7 @@
           <w:rFonts w:ascii="Charis SIL Regular" w:hAnsi="Charis SIL Regular" w:eastAsia="Charis SIL Regular"/>
           <w:b w:val="0"/>
           <w:i w:val="0"/>
-          <w:color w:val="0066CC"/>
+          <w:color w:val="0000FF"/>
           <w:sz w:val="24"/>
           <w:u w:val="single"/>
         </w:rPr>
@@ -2909,7 +2978,7 @@
           <w:rFonts w:ascii="Charis SIL Regular" w:hAnsi="Charis SIL Regular" w:eastAsia="Charis SIL Regular"/>
           <w:b w:val="0"/>
           <w:i w:val="0"/>
-          <w:color w:val="0066CC"/>
+          <w:color w:val="0000FF"/>
           <w:sz w:val="24"/>
           <w:u w:val="single"/>
         </w:rPr>
@@ -2927,11 +2996,11 @@
           <w:rFonts w:ascii="Charis SIL Regular" w:hAnsi="Charis SIL Regular" w:eastAsia="Charis SIL Regular"/>
           <w:b w:val="0"/>
           <w:i w:val="0"/>
-          <w:color w:val="0066CC"/>
+          <w:color w:val="0000FF"/>
           <w:sz w:val="24"/>
           <w:u w:val="single"/>
         </w:rPr>
-        <w:hyperlink r:id="rId25" w:history="1">
+        <w:hyperlink r:id="rId24" w:history="1">
           <w:r>
             <w:rPr>
               <w:rStyle w:val="Hyperlink"/>
@@ -2945,11 +3014,11 @@
           <w:rFonts w:ascii="Charis SIL Regular" w:hAnsi="Charis SIL Regular" w:eastAsia="Charis SIL Regular"/>
           <w:b w:val="0"/>
           <w:i w:val="0"/>
-          <w:color w:val="0066CC"/>
+          <w:color w:val="0000FF"/>
           <w:sz w:val="24"/>
           <w:u w:val="single"/>
         </w:rPr>
-        <w:hyperlink r:id="rId25" w:history="1">
+        <w:hyperlink r:id="rId24" w:history="1">
           <w:r>
             <w:rPr>
               <w:rStyle w:val="Hyperlink"/>
@@ -2966,25 +3035,18 @@
           <w:color w:val="000000"/>
           <w:sz w:val="24"/>
         </w:rPr>
-        <w:hyperlink r:id="rId24" w:history="1">
-          <w:r>
-            <w:rPr>
-              <w:rStyle w:val="Hyperlink"/>
-            </w:rPr>
-            <w:t xml:space="preserve">, </w:t>
-          </w:r>
-        </w:hyperlink>
+        <w:t xml:space="preserve">, </w:t>
       </w:r>
       <w:r>
         <w:rPr>
           <w:rFonts w:ascii="Charis SIL Regular" w:hAnsi="Charis SIL Regular" w:eastAsia="Charis SIL Regular"/>
           <w:b w:val="0"/>
           <w:i w:val="0"/>
-          <w:color w:val="0066CC"/>
+          <w:color w:val="0000FF"/>
           <w:sz w:val="24"/>
           <w:u w:val="single"/>
         </w:rPr>
-        <w:hyperlink r:id="rId26" w:history="1">
+        <w:hyperlink r:id="rId24" w:history="1">
           <w:r>
             <w:rPr>
               <w:rStyle w:val="Hyperlink"/>
@@ -2998,7 +3060,7 @@
           <w:rFonts w:ascii="Charis SIL Regular" w:hAnsi="Charis SIL Regular" w:eastAsia="Charis SIL Regular"/>
           <w:b w:val="0"/>
           <w:i w:val="0"/>
-          <w:color w:val="0066CC"/>
+          <w:color w:val="0000FF"/>
           <w:sz w:val="24"/>
           <w:u w:val="single"/>
         </w:rPr>
@@ -3009,7 +3071,7 @@
           <w:rFonts w:ascii="Charis SIL Regular" w:hAnsi="Charis SIL Regular" w:eastAsia="Charis SIL Regular"/>
           <w:b w:val="0"/>
           <w:i w:val="0"/>
-          <w:color w:val="0066CC"/>
+          <w:color w:val="0000FF"/>
           <w:sz w:val="24"/>
           <w:u w:val="single"/>
         </w:rPr>
@@ -3027,7 +3089,7 @@
           <w:rFonts w:ascii="Charis SIL Regular" w:hAnsi="Charis SIL Regular" w:eastAsia="Charis SIL Regular"/>
           <w:b w:val="0"/>
           <w:i w:val="0"/>
-          <w:color w:val="0066CC"/>
+          <w:color w:val="0000FF"/>
           <w:sz w:val="24"/>
           <w:u w:val="single"/>
         </w:rPr>
@@ -3158,7 +3220,7 @@
           <w:rFonts w:ascii="Charis SIL Italic" w:hAnsi="Charis SIL Italic" w:eastAsia="Charis SIL Italic"/>
           <w:b w:val="0"/>
           <w:i/>
-          <w:color w:val="0066CC"/>
+          <w:color w:val="0000FF"/>
           <w:sz w:val="24"/>
           <w:u w:val="single"/>
         </w:rPr>
@@ -3196,7 +3258,7 @@
           <w:rFonts w:ascii="Charis SIL Regular" w:hAnsi="Charis SIL Regular" w:eastAsia="Charis SIL Regular"/>
           <w:b w:val="0"/>
           <w:i w:val="0"/>
-          <w:color w:val="0066CC"/>
+          <w:color w:val="0000FF"/>
           <w:sz w:val="24"/>
           <w:u w:val="single"/>
         </w:rPr>
@@ -3214,7 +3276,7 @@
           <w:rFonts w:ascii="Charis SIL Regular" w:hAnsi="Charis SIL Regular" w:eastAsia="Charis SIL Regular"/>
           <w:b w:val="0"/>
           <w:i w:val="0"/>
-          <w:color w:val="0066CC"/>
+          <w:color w:val="0000FF"/>
           <w:sz w:val="24"/>
           <w:u w:val="single"/>
         </w:rPr>
@@ -3232,7 +3294,7 @@
           <w:rFonts w:ascii="Charis SIL Regular" w:hAnsi="Charis SIL Regular" w:eastAsia="Charis SIL Regular"/>
           <w:b w:val="0"/>
           <w:i w:val="0"/>
-          <w:color w:val="0066CC"/>
+          <w:color w:val="0000FF"/>
           <w:sz w:val="24"/>
           <w:u w:val="single"/>
         </w:rPr>
@@ -3250,7 +3312,7 @@
           <w:rFonts w:ascii="Charis SIL Regular" w:hAnsi="Charis SIL Regular" w:eastAsia="Charis SIL Regular"/>
           <w:b w:val="0"/>
           <w:i w:val="0"/>
-          <w:color w:val="0066CC"/>
+          <w:color w:val="0000FF"/>
           <w:sz w:val="24"/>
           <w:u w:val="single"/>
         </w:rPr>
@@ -3271,7 +3333,7 @@
           <w:rFonts w:ascii="Charis SIL Regular" w:hAnsi="Charis SIL Regular" w:eastAsia="Charis SIL Regular"/>
           <w:b w:val="0"/>
           <w:i w:val="0"/>
-          <w:color w:val="0066CC"/>
+          <w:color w:val="0000FF"/>
           <w:sz w:val="24"/>
           <w:u w:val="single"/>
         </w:rPr>
@@ -3289,7 +3351,7 @@
           <w:rFonts w:ascii="Charis SIL Regular" w:hAnsi="Charis SIL Regular" w:eastAsia="Charis SIL Regular"/>
           <w:b w:val="0"/>
           <w:i w:val="0"/>
-          <w:color w:val="0066CC"/>
+          <w:color w:val="0000FF"/>
           <w:sz w:val="24"/>
           <w:u w:val="single"/>
         </w:rPr>
@@ -3307,7 +3369,7 @@
           <w:rFonts w:ascii="Charis SIL Regular" w:hAnsi="Charis SIL Regular" w:eastAsia="Charis SIL Regular"/>
           <w:b w:val="0"/>
           <w:i w:val="0"/>
-          <w:color w:val="0066CC"/>
+          <w:color w:val="0000FF"/>
           <w:sz w:val="24"/>
           <w:u w:val="single"/>
         </w:rPr>
@@ -3325,7 +3387,7 @@
           <w:rFonts w:ascii="Charis SIL Regular" w:hAnsi="Charis SIL Regular" w:eastAsia="Charis SIL Regular"/>
           <w:b w:val="0"/>
           <w:i w:val="0"/>
-          <w:color w:val="0066CC"/>
+          <w:color w:val="0000FF"/>
           <w:sz w:val="24"/>
           <w:u w:val="single"/>
         </w:rPr>
@@ -3343,7 +3405,7 @@
           <w:rFonts w:ascii="Charis SIL Regular" w:hAnsi="Charis SIL Regular" w:eastAsia="Charis SIL Regular"/>
           <w:b w:val="0"/>
           <w:i w:val="0"/>
-          <w:color w:val="0066CC"/>
+          <w:color w:val="0000FF"/>
           <w:sz w:val="24"/>
           <w:u w:val="single"/>
         </w:rPr>
@@ -3371,7 +3433,7 @@
           <w:rFonts w:ascii="Charis SIL Regular" w:hAnsi="Charis SIL Regular" w:eastAsia="Charis SIL Regular"/>
           <w:b w:val="0"/>
           <w:i w:val="0"/>
-          <w:color w:val="0066CC"/>
+          <w:color w:val="0000FF"/>
           <w:sz w:val="24"/>
           <w:u w:val="single"/>
         </w:rPr>
@@ -3482,7 +3544,7 @@
           <w:rFonts w:ascii="Charis SIL Regular" w:hAnsi="Charis SIL Regular" w:eastAsia="Charis SIL Regular"/>
           <w:b w:val="0"/>
           <w:i w:val="0"/>
-          <w:color w:val="0066CC"/>
+          <w:color w:val="0000FF"/>
           <w:sz w:val="24"/>
           <w:u w:val="single"/>
         </w:rPr>
@@ -3500,7 +3562,7 @@
           <w:rFonts w:ascii="Charis SIL Regular" w:hAnsi="Charis SIL Regular" w:eastAsia="Charis SIL Regular"/>
           <w:b w:val="0"/>
           <w:i w:val="0"/>
-          <w:color w:val="0066CC"/>
+          <w:color w:val="0000FF"/>
           <w:sz w:val="24"/>
           <w:u w:val="single"/>
         </w:rPr>
@@ -3518,7 +3580,7 @@
           <w:rFonts w:ascii="Charis SIL Regular" w:hAnsi="Charis SIL Regular" w:eastAsia="Charis SIL Regular"/>
           <w:b w:val="0"/>
           <w:i w:val="0"/>
-          <w:color w:val="0066CC"/>
+          <w:color w:val="0000FF"/>
           <w:sz w:val="24"/>
           <w:u w:val="single"/>
         </w:rPr>
@@ -3536,7 +3598,7 @@
           <w:rFonts w:ascii="Charis SIL Regular" w:hAnsi="Charis SIL Regular" w:eastAsia="Charis SIL Regular"/>
           <w:b w:val="0"/>
           <w:i w:val="0"/>
-          <w:color w:val="0066CC"/>
+          <w:color w:val="0000FF"/>
           <w:sz w:val="24"/>
           <w:u w:val="single"/>
         </w:rPr>
@@ -3554,7 +3616,7 @@
           <w:rFonts w:ascii="Charis SIL Regular" w:hAnsi="Charis SIL Regular" w:eastAsia="Charis SIL Regular"/>
           <w:b w:val="0"/>
           <w:i w:val="0"/>
-          <w:color w:val="0066CC"/>
+          <w:color w:val="0000FF"/>
           <w:sz w:val="24"/>
           <w:u w:val="single"/>
         </w:rPr>
@@ -3572,7 +3634,7 @@
           <w:rFonts w:ascii="Charis SIL Regular" w:hAnsi="Charis SIL Regular" w:eastAsia="Charis SIL Regular"/>
           <w:b w:val="0"/>
           <w:i w:val="0"/>
-          <w:color w:val="0066CC"/>
+          <w:color w:val="0000FF"/>
           <w:sz w:val="24"/>
           <w:u w:val="single"/>
         </w:rPr>

--- a/EXPORTS/DOCX/published/niveau3/Dutch/NZG.docx
+++ b/EXPORTS/DOCX/published/niveau3/Dutch/NZG.docx
@@ -465,7 +465,7 @@
           <w:sz w:val="24"/>
           <w:u w:val="single"/>
         </w:rPr>
-        <w:hyperlink r:id="rId12" w:history="1">
+        <w:hyperlink r:id="rId10" w:history="1">
           <w:r>
             <w:rPr>
               <w:rStyle w:val="Hyperlink"/>
@@ -501,7 +501,7 @@
           <w:sz w:val="24"/>
           <w:u w:val="single"/>
         </w:rPr>
-        <w:hyperlink r:id="rId12" w:history="1">
+        <w:hyperlink r:id="rId11" w:history="1">
           <w:r>
             <w:rPr>
               <w:rStyle w:val="Hyperlink"/>
@@ -519,7 +519,7 @@
           <w:sz w:val="24"/>
           <w:u w:val="single"/>
         </w:rPr>
-        <w:hyperlink r:id="rId12" w:history="1">
+        <w:hyperlink r:id="rId11" w:history="1">
           <w:r>
             <w:rPr>
               <w:rStyle w:val="Hyperlink"/>
@@ -1002,7 +1002,14 @@
           <w:color w:val="000000"/>
           <w:sz w:val="24"/>
         </w:rPr>
-        <w:t>e on</w:t>
+        <w:hyperlink r:id="rId14" w:history="1">
+          <w:r>
+            <w:rPr>
+              <w:rStyle w:val="Hyperlink"/>
+            </w:rPr>
+            <w:t>e on</w:t>
+          </w:r>
+        </w:hyperlink>
       </w:r>
       <w:r>
         <w:rPr>
@@ -1303,53 +1310,7 @@
           <w:color w:val="000000"/>
           <w:sz w:val="24"/>
         </w:rPr>
-        <w:t>door h</w:t>
-      </w:r>
-      <w:r>
-        <w:rPr>
-          <w:u w:val="single" w:color="0000ff"/>
-          <w:rFonts w:ascii="Charis SIL Regular" w:hAnsi="Charis SIL Regular" w:eastAsia="Charis SIL Regular"/>
-          <w:b w:val="0"/>
-          <w:i w:val="0"/>
-          <w:color w:val="000000"/>
-          <w:sz w:val="24"/>
-        </w:rPr>
-        <w:hyperlink r:id="rId15" w:history="1">
-          <w:r>
-            <w:rPr>
-              <w:rStyle w:val="Hyperlink"/>
-            </w:rPr>
-            <w:t xml:space="preserve">et Huygens </w:t>
-          </w:r>
-        </w:hyperlink>
-      </w:r>
-      <w:r>
-        <w:rPr>
-          <w:u w:val="single" w:color="0000ff"/>
-          <w:rFonts w:ascii="Charis SIL Regular" w:hAnsi="Charis SIL Regular" w:eastAsia="Charis SIL Regular"/>
-          <w:b w:val="0"/>
-          <w:i w:val="0"/>
-          <w:color w:val="000000"/>
-          <w:sz w:val="24"/>
-        </w:rPr>
-        <w:hyperlink r:id="rId15" w:history="1">
-          <w:r>
-            <w:rPr>
-              <w:rStyle w:val="Hyperlink"/>
-            </w:rPr>
-            <w:t>I</w:t>
-          </w:r>
-        </w:hyperlink>
-      </w:r>
-      <w:r>
-        <w:rPr>
-          <w:rFonts w:ascii="Charis SIL Regular" w:hAnsi="Charis SIL Regular" w:eastAsia="Charis SIL Regular"/>
-          <w:b w:val="0"/>
-          <w:i w:val="0"/>
-          <w:color w:val="000000"/>
-          <w:sz w:val="24"/>
-        </w:rPr>
-        <w:t>nstituut, is een uitvoerig lemm</w:t>
+        <w:t>door het Huygens Instituut, is een uitvoerig lemm</w:t>
       </w:r>
       <w:r>
         <w:rPr>
@@ -2210,7 +2171,7 @@
           <w:sz w:val="24"/>
           <w:u w:val="single"/>
         </w:rPr>
-        <w:hyperlink r:id="rId18" w:history="1">
+        <w:hyperlink r:id="rId19" w:history="1">
           <w:r>
             <w:rPr>
               <w:rStyle w:val="Hyperlink"/>
@@ -2744,7 +2705,14 @@
           <w:color w:val="000000"/>
           <w:sz w:val="24"/>
         </w:rPr>
-        <w:t xml:space="preserve">, </w:t>
+        <w:hyperlink r:id="rId21" w:history="1">
+          <w:r>
+            <w:rPr>
+              <w:rStyle w:val="Hyperlink"/>
+            </w:rPr>
+            <w:t xml:space="preserve">, </w:t>
+          </w:r>
+        </w:hyperlink>
       </w:r>
       <w:r>
         <w:rPr>
@@ -2755,7 +2723,7 @@
           <w:sz w:val="24"/>
           <w:u w:val="single"/>
         </w:rPr>
-        <w:hyperlink r:id="rId23" w:history="1">
+        <w:hyperlink r:id="rId21" w:history="1">
           <w:r>
             <w:rPr>
               <w:rStyle w:val="Hyperlink"/>
@@ -2784,7 +2752,7 @@
           <w:sz w:val="24"/>
           <w:u w:val="single"/>
         </w:rPr>
-        <w:hyperlink r:id="rId23" w:history="1">
+        <w:hyperlink r:id="rId21" w:history="1">
           <w:r>
             <w:rPr>
               <w:rStyle w:val="Hyperlink"/>
@@ -2802,7 +2770,7 @@
           <w:sz w:val="24"/>
           <w:u w:val="single"/>
         </w:rPr>
-        <w:hyperlink r:id="rId23" w:history="1">
+        <w:hyperlink r:id="rId21" w:history="1">
           <w:r>
             <w:rPr>
               <w:rStyle w:val="Hyperlink"/>
@@ -2900,7 +2868,7 @@
           <w:sz w:val="24"/>
           <w:u w:val="single"/>
         </w:rPr>
-        <w:hyperlink r:id="rId24" w:history="1">
+        <w:hyperlink r:id="rId23" w:history="1">
           <w:r>
             <w:rPr>
               <w:rStyle w:val="Hyperlink"/>
@@ -2918,7 +2886,7 @@
           <w:sz w:val="24"/>
           <w:u w:val="single"/>
         </w:rPr>
-        <w:hyperlink r:id="rId24" w:history="1">
+        <w:hyperlink r:id="rId23" w:history="1">
           <w:r>
             <w:rPr>
               <w:rStyle w:val="Hyperlink"/>
@@ -2936,7 +2904,7 @@
           <w:sz w:val="24"/>
           <w:u w:val="single"/>
         </w:rPr>
-        <w:hyperlink r:id="rId24" w:history="1">
+        <w:hyperlink r:id="rId23" w:history="1">
           <w:r>
             <w:rPr>
               <w:rStyle w:val="Hyperlink"/>
@@ -2954,7 +2922,7 @@
           <w:sz w:val="24"/>
           <w:u w:val="single"/>
         </w:rPr>
-        <w:hyperlink r:id="rId24" w:history="1">
+        <w:hyperlink r:id="rId23" w:history="1">
           <w:r>
             <w:rPr>
               <w:rStyle w:val="Hyperlink"/>
@@ -2982,7 +2950,7 @@
           <w:sz w:val="24"/>
           <w:u w:val="single"/>
         </w:rPr>
-        <w:hyperlink r:id="rId25" w:history="1">
+        <w:hyperlink r:id="rId24" w:history="1">
           <w:r>
             <w:rPr>
               <w:rStyle w:val="Hyperlink"/>
@@ -3000,7 +2968,7 @@
           <w:sz w:val="24"/>
           <w:u w:val="single"/>
         </w:rPr>
-        <w:hyperlink r:id="rId24" w:history="1">
+        <w:hyperlink r:id="rId23" w:history="1">
           <w:r>
             <w:rPr>
               <w:rStyle w:val="Hyperlink"/>
@@ -3029,6 +2997,7 @@
       </w:r>
       <w:r>
         <w:rPr>
+          <w:u w:val="single" w:color="0000ff"/>
           <w:rFonts w:ascii="Charis SIL Regular" w:hAnsi="Charis SIL Regular" w:eastAsia="Charis SIL Regular"/>
           <w:b w:val="0"/>
           <w:i w:val="0"/>
@@ -3046,7 +3015,7 @@
           <w:sz w:val="24"/>
           <w:u w:val="single"/>
         </w:rPr>
-        <w:hyperlink r:id="rId24" w:history="1">
+        <w:hyperlink r:id="rId25" w:history="1">
           <w:r>
             <w:rPr>
               <w:rStyle w:val="Hyperlink"/>
@@ -3075,7 +3044,7 @@
           <w:sz w:val="24"/>
           <w:u w:val="single"/>
         </w:rPr>
-        <w:hyperlink r:id="rId26" w:history="1">
+        <w:hyperlink r:id="rId23" w:history="1">
           <w:r>
             <w:rPr>
               <w:rStyle w:val="Hyperlink"/>
@@ -3093,7 +3062,7 @@
           <w:sz w:val="24"/>
           <w:u w:val="single"/>
         </w:rPr>
-        <w:hyperlink r:id="rId26" w:history="1">
+        <w:hyperlink r:id="rId25" w:history="1">
           <w:r>
             <w:rPr>
               <w:rStyle w:val="Hyperlink"/>
@@ -3224,7 +3193,7 @@
           <w:sz w:val="24"/>
           <w:u w:val="single"/>
         </w:rPr>
-        <w:hyperlink r:id="rId27" w:history="1">
+        <w:hyperlink r:id="rId26" w:history="1">
           <w:r>
             <w:rPr>
               <w:rStyle w:val="Hyperlink"/>
@@ -3262,7 +3231,7 @@
           <w:sz w:val="24"/>
           <w:u w:val="single"/>
         </w:rPr>
-        <w:hyperlink r:id="rId28" w:history="1">
+        <w:hyperlink r:id="rId27" w:history="1">
           <w:r>
             <w:rPr>
               <w:rStyle w:val="Hyperlink"/>
@@ -3280,7 +3249,7 @@
           <w:sz w:val="24"/>
           <w:u w:val="single"/>
         </w:rPr>
-        <w:hyperlink r:id="rId28" w:history="1">
+        <w:hyperlink r:id="rId27" w:history="1">
           <w:r>
             <w:rPr>
               <w:rStyle w:val="Hyperlink"/>
@@ -3298,7 +3267,7 @@
           <w:sz w:val="24"/>
           <w:u w:val="single"/>
         </w:rPr>
-        <w:hyperlink r:id="rId28" w:history="1">
+        <w:hyperlink r:id="rId27" w:history="1">
           <w:r>
             <w:rPr>
               <w:rStyle w:val="Hyperlink"/>
@@ -3316,7 +3285,7 @@
           <w:sz w:val="24"/>
           <w:u w:val="single"/>
         </w:rPr>
-        <w:hyperlink r:id="rId28" w:history="1">
+        <w:hyperlink r:id="rId27" w:history="1">
           <w:r>
             <w:rPr>
               <w:rStyle w:val="Hyperlink"/>
@@ -3337,7 +3306,7 @@
           <w:sz w:val="24"/>
           <w:u w:val="single"/>
         </w:rPr>
-        <w:hyperlink r:id="rId28" w:history="1">
+        <w:hyperlink r:id="rId27" w:history="1">
           <w:r>
             <w:rPr>
               <w:rStyle w:val="Hyperlink"/>
@@ -3355,7 +3324,7 @@
           <w:sz w:val="24"/>
           <w:u w:val="single"/>
         </w:rPr>
-        <w:hyperlink r:id="rId28" w:history="1">
+        <w:hyperlink r:id="rId27" w:history="1">
           <w:r>
             <w:rPr>
               <w:rStyle w:val="Hyperlink"/>
@@ -3373,7 +3342,7 @@
           <w:sz w:val="24"/>
           <w:u w:val="single"/>
         </w:rPr>
-        <w:hyperlink r:id="rId28" w:history="1">
+        <w:hyperlink r:id="rId27" w:history="1">
           <w:r>
             <w:rPr>
               <w:rStyle w:val="Hyperlink"/>
@@ -3391,7 +3360,7 @@
           <w:sz w:val="24"/>
           <w:u w:val="single"/>
         </w:rPr>
-        <w:hyperlink r:id="rId28" w:history="1">
+        <w:hyperlink r:id="rId27" w:history="1">
           <w:r>
             <w:rPr>
               <w:rStyle w:val="Hyperlink"/>
@@ -3409,7 +3378,7 @@
           <w:sz w:val="24"/>
           <w:u w:val="single"/>
         </w:rPr>
-        <w:hyperlink r:id="rId28" w:history="1">
+        <w:hyperlink r:id="rId27" w:history="1">
           <w:r>
             <w:rPr>
               <w:rStyle w:val="Hyperlink"/>
@@ -3437,7 +3406,7 @@
           <w:sz w:val="24"/>
           <w:u w:val="single"/>
         </w:rPr>
-        <w:hyperlink r:id="rId28" w:history="1">
+        <w:hyperlink r:id="rId27" w:history="1">
           <w:r>
             <w:rPr>
               <w:rStyle w:val="Hyperlink"/>

--- a/EXPORTS/DOCX/published/niveau3/Dutch/NZG.docx
+++ b/EXPORTS/DOCX/published/niveau3/Dutch/NZG.docx
@@ -501,7 +501,7 @@
           <w:sz w:val="24"/>
           <w:u w:val="single"/>
         </w:rPr>
-        <w:hyperlink r:id="rId11" w:history="1">
+        <w:hyperlink r:id="rId12" w:history="1">
           <w:r>
             <w:rPr>
               <w:rStyle w:val="Hyperlink"/>
@@ -1310,7 +1310,7 @@
           <w:color w:val="000000"/>
           <w:sz w:val="24"/>
         </w:rPr>
-        <w:t>door het Huygens Instituut, is een uitvoerig lemm</w:t>
+        <w:t>door h</w:t>
       </w:r>
       <w:r>
         <w:rPr>
@@ -1326,7 +1326,7 @@
             <w:rPr>
               <w:rStyle w:val="Hyperlink"/>
             </w:rPr>
-            <w:t>a over</w:t>
+            <w:t xml:space="preserve">et Huygens </w:t>
           </w:r>
         </w:hyperlink>
       </w:r>
@@ -1344,9 +1344,128 @@
             <w:rPr>
               <w:rStyle w:val="Hyperlink"/>
             </w:rPr>
-            <w:t xml:space="preserve"> het Neder</w:t>
+            <w:t>I</w:t>
           </w:r>
         </w:hyperlink>
+      </w:r>
+      <w:r>
+        <w:rPr>
+          <w:u w:val="single" w:color="0000ff"/>
+          <w:rFonts w:ascii="Charis SIL Regular" w:hAnsi="Charis SIL Regular" w:eastAsia="Charis SIL Regular"/>
+          <w:b w:val="0"/>
+          <w:i w:val="0"/>
+          <w:color w:val="000000"/>
+          <w:sz w:val="24"/>
+        </w:rPr>
+        <w:hyperlink r:id="rId15" w:history="1">
+          <w:r>
+            <w:rPr>
+              <w:rStyle w:val="Hyperlink"/>
+            </w:rPr>
+            <w:t>nsti</w:t>
+          </w:r>
+        </w:hyperlink>
+      </w:r>
+      <w:r>
+        <w:rPr>
+          <w:u w:val="single" w:color="0000ff"/>
+          <w:rFonts w:ascii="Charis SIL Regular" w:hAnsi="Charis SIL Regular" w:eastAsia="Charis SIL Regular"/>
+          <w:b w:val="0"/>
+          <w:i w:val="0"/>
+          <w:color w:val="000000"/>
+          <w:sz w:val="24"/>
+        </w:rPr>
+        <w:hyperlink r:id="rId15" w:history="1">
+          <w:r>
+            <w:rPr>
+              <w:rStyle w:val="Hyperlink"/>
+            </w:rPr>
+            <w:t>t</w:t>
+          </w:r>
+        </w:hyperlink>
+      </w:r>
+      <w:r>
+        <w:rPr>
+          <w:u w:val="single" w:color="0000ff"/>
+          <w:rFonts w:ascii="Charis SIL Regular" w:hAnsi="Charis SIL Regular" w:eastAsia="Charis SIL Regular"/>
+          <w:b w:val="0"/>
+          <w:i w:val="0"/>
+          <w:color w:val="000000"/>
+          <w:sz w:val="24"/>
+        </w:rPr>
+        <w:hyperlink r:id="rId15" w:history="1">
+          <w:r>
+            <w:rPr>
+              <w:rStyle w:val="Hyperlink"/>
+            </w:rPr>
+            <w:t>uut, is een u</w:t>
+          </w:r>
+        </w:hyperlink>
+      </w:r>
+      <w:r>
+        <w:rPr>
+          <w:u w:val="single" w:color="0000ff"/>
+          <w:rFonts w:ascii="Charis SIL Regular" w:hAnsi="Charis SIL Regular" w:eastAsia="Charis SIL Regular"/>
+          <w:b w:val="0"/>
+          <w:i w:val="0"/>
+          <w:color w:val="000000"/>
+          <w:sz w:val="24"/>
+        </w:rPr>
+        <w:hyperlink r:id="rId15" w:history="1">
+          <w:r>
+            <w:rPr>
+              <w:rStyle w:val="Hyperlink"/>
+            </w:rPr>
+            <w:t>i</w:t>
+          </w:r>
+        </w:hyperlink>
+      </w:r>
+      <w:r>
+        <w:rPr>
+          <w:u w:val="single" w:color="0000ff"/>
+          <w:rFonts w:ascii="Charis SIL Regular" w:hAnsi="Charis SIL Regular" w:eastAsia="Charis SIL Regular"/>
+          <w:b w:val="0"/>
+          <w:i w:val="0"/>
+          <w:color w:val="000000"/>
+          <w:sz w:val="24"/>
+        </w:rPr>
+        <w:hyperlink r:id="rId15" w:history="1">
+          <w:r>
+            <w:rPr>
+              <w:rStyle w:val="Hyperlink"/>
+            </w:rPr>
+            <w:t>tvoerig le</w:t>
+          </w:r>
+        </w:hyperlink>
+      </w:r>
+      <w:r>
+        <w:rPr>
+          <w:u w:val="single" w:color="0000ff"/>
+          <w:rFonts w:ascii="Charis SIL Regular" w:hAnsi="Charis SIL Regular" w:eastAsia="Charis SIL Regular"/>
+          <w:b w:val="0"/>
+          <w:i w:val="0"/>
+          <w:color w:val="000000"/>
+          <w:sz w:val="24"/>
+        </w:rPr>
+        <w:hyperlink r:id="rId15" w:history="1">
+          <w:r>
+            <w:rPr>
+              <w:rStyle w:val="Hyperlink"/>
+            </w:rPr>
+            <w:t>m</w:t>
+          </w:r>
+        </w:hyperlink>
+      </w:r>
+      <w:r>
+        <w:rPr>
+          <w:u w:val="single" w:color="0000ff"/>
+          <w:rFonts w:ascii="Charis SIL Regular" w:hAnsi="Charis SIL Regular" w:eastAsia="Charis SIL Regular"/>
+          <w:b w:val="0"/>
+          <w:i w:val="0"/>
+          <w:color w:val="000000"/>
+          <w:sz w:val="24"/>
+        </w:rPr>
+        <w:t>ma over het Neder</w:t>
       </w:r>
       <w:r>
         <w:rPr>
@@ -2171,7 +2290,7 @@
           <w:sz w:val="24"/>
           <w:u w:val="single"/>
         </w:rPr>
-        <w:hyperlink r:id="rId19" w:history="1">
+        <w:hyperlink r:id="rId18" w:history="1">
           <w:r>
             <w:rPr>
               <w:rStyle w:val="Hyperlink"/>
@@ -2705,14 +2824,7 @@
           <w:color w:val="000000"/>
           <w:sz w:val="24"/>
         </w:rPr>
-        <w:hyperlink r:id="rId21" w:history="1">
-          <w:r>
-            <w:rPr>
-              <w:rStyle w:val="Hyperlink"/>
-            </w:rPr>
-            <w:t xml:space="preserve">, </w:t>
-          </w:r>
-        </w:hyperlink>
+        <w:t xml:space="preserve">, </w:t>
       </w:r>
       <w:r>
         <w:rPr>
@@ -2723,7 +2835,7 @@
           <w:sz w:val="24"/>
           <w:u w:val="single"/>
         </w:rPr>
-        <w:hyperlink r:id="rId21" w:history="1">
+        <w:hyperlink r:id="rId23" w:history="1">
           <w:r>
             <w:rPr>
               <w:rStyle w:val="Hyperlink"/>
@@ -2752,7 +2864,7 @@
           <w:sz w:val="24"/>
           <w:u w:val="single"/>
         </w:rPr>
-        <w:hyperlink r:id="rId21" w:history="1">
+        <w:hyperlink r:id="rId23" w:history="1">
           <w:r>
             <w:rPr>
               <w:rStyle w:val="Hyperlink"/>
@@ -2770,7 +2882,7 @@
           <w:sz w:val="24"/>
           <w:u w:val="single"/>
         </w:rPr>
-        <w:hyperlink r:id="rId21" w:history="1">
+        <w:hyperlink r:id="rId23" w:history="1">
           <w:r>
             <w:rPr>
               <w:rStyle w:val="Hyperlink"/>
@@ -2868,7 +2980,7 @@
           <w:sz w:val="24"/>
           <w:u w:val="single"/>
         </w:rPr>
-        <w:hyperlink r:id="rId23" w:history="1">
+        <w:hyperlink r:id="rId24" w:history="1">
           <w:r>
             <w:rPr>
               <w:rStyle w:val="Hyperlink"/>
@@ -2886,7 +2998,7 @@
           <w:sz w:val="24"/>
           <w:u w:val="single"/>
         </w:rPr>
-        <w:hyperlink r:id="rId23" w:history="1">
+        <w:hyperlink r:id="rId24" w:history="1">
           <w:r>
             <w:rPr>
               <w:rStyle w:val="Hyperlink"/>
@@ -2904,7 +3016,7 @@
           <w:sz w:val="24"/>
           <w:u w:val="single"/>
         </w:rPr>
-        <w:hyperlink r:id="rId23" w:history="1">
+        <w:hyperlink r:id="rId24" w:history="1">
           <w:r>
             <w:rPr>
               <w:rStyle w:val="Hyperlink"/>
@@ -2922,7 +3034,7 @@
           <w:sz w:val="24"/>
           <w:u w:val="single"/>
         </w:rPr>
-        <w:hyperlink r:id="rId23" w:history="1">
+        <w:hyperlink r:id="rId24" w:history="1">
           <w:r>
             <w:rPr>
               <w:rStyle w:val="Hyperlink"/>
@@ -2950,7 +3062,7 @@
           <w:sz w:val="24"/>
           <w:u w:val="single"/>
         </w:rPr>
-        <w:hyperlink r:id="rId24" w:history="1">
+        <w:hyperlink r:id="rId25" w:history="1">
           <w:r>
             <w:rPr>
               <w:rStyle w:val="Hyperlink"/>
@@ -2968,7 +3080,7 @@
           <w:sz w:val="24"/>
           <w:u w:val="single"/>
         </w:rPr>
-        <w:hyperlink r:id="rId23" w:history="1">
+        <w:hyperlink r:id="rId24" w:history="1">
           <w:r>
             <w:rPr>
               <w:rStyle w:val="Hyperlink"/>
@@ -2997,7 +3109,6 @@
       </w:r>
       <w:r>
         <w:rPr>
-          <w:u w:val="single" w:color="0000ff"/>
           <w:rFonts w:ascii="Charis SIL Regular" w:hAnsi="Charis SIL Regular" w:eastAsia="Charis SIL Regular"/>
           <w:b w:val="0"/>
           <w:i w:val="0"/>
@@ -3015,7 +3126,7 @@
           <w:sz w:val="24"/>
           <w:u w:val="single"/>
         </w:rPr>
-        <w:hyperlink r:id="rId25" w:history="1">
+        <w:hyperlink r:id="rId26" w:history="1">
           <w:r>
             <w:rPr>
               <w:rStyle w:val="Hyperlink"/>
@@ -3044,7 +3155,7 @@
           <w:sz w:val="24"/>
           <w:u w:val="single"/>
         </w:rPr>
-        <w:hyperlink r:id="rId23" w:history="1">
+        <w:hyperlink r:id="rId26" w:history="1">
           <w:r>
             <w:rPr>
               <w:rStyle w:val="Hyperlink"/>
@@ -3062,7 +3173,7 @@
           <w:sz w:val="24"/>
           <w:u w:val="single"/>
         </w:rPr>
-        <w:hyperlink r:id="rId25" w:history="1">
+        <w:hyperlink r:id="rId26" w:history="1">
           <w:r>
             <w:rPr>
               <w:rStyle w:val="Hyperlink"/>
@@ -3193,7 +3304,7 @@
           <w:sz w:val="24"/>
           <w:u w:val="single"/>
         </w:rPr>
-        <w:hyperlink r:id="rId26" w:history="1">
+        <w:hyperlink r:id="rId27" w:history="1">
           <w:r>
             <w:rPr>
               <w:rStyle w:val="Hyperlink"/>
@@ -3231,7 +3342,7 @@
           <w:sz w:val="24"/>
           <w:u w:val="single"/>
         </w:rPr>
-        <w:hyperlink r:id="rId27" w:history="1">
+        <w:hyperlink r:id="rId28" w:history="1">
           <w:r>
             <w:rPr>
               <w:rStyle w:val="Hyperlink"/>
@@ -3249,7 +3360,7 @@
           <w:sz w:val="24"/>
           <w:u w:val="single"/>
         </w:rPr>
-        <w:hyperlink r:id="rId27" w:history="1">
+        <w:hyperlink r:id="rId28" w:history="1">
           <w:r>
             <w:rPr>
               <w:rStyle w:val="Hyperlink"/>
@@ -3267,7 +3378,7 @@
           <w:sz w:val="24"/>
           <w:u w:val="single"/>
         </w:rPr>
-        <w:hyperlink r:id="rId27" w:history="1">
+        <w:hyperlink r:id="rId28" w:history="1">
           <w:r>
             <w:rPr>
               <w:rStyle w:val="Hyperlink"/>
@@ -3285,7 +3396,7 @@
           <w:sz w:val="24"/>
           <w:u w:val="single"/>
         </w:rPr>
-        <w:hyperlink r:id="rId27" w:history="1">
+        <w:hyperlink r:id="rId28" w:history="1">
           <w:r>
             <w:rPr>
               <w:rStyle w:val="Hyperlink"/>
@@ -3306,7 +3417,7 @@
           <w:sz w:val="24"/>
           <w:u w:val="single"/>
         </w:rPr>
-        <w:hyperlink r:id="rId27" w:history="1">
+        <w:hyperlink r:id="rId28" w:history="1">
           <w:r>
             <w:rPr>
               <w:rStyle w:val="Hyperlink"/>
@@ -3324,7 +3435,7 @@
           <w:sz w:val="24"/>
           <w:u w:val="single"/>
         </w:rPr>
-        <w:hyperlink r:id="rId27" w:history="1">
+        <w:hyperlink r:id="rId28" w:history="1">
           <w:r>
             <w:rPr>
               <w:rStyle w:val="Hyperlink"/>
@@ -3342,7 +3453,7 @@
           <w:sz w:val="24"/>
           <w:u w:val="single"/>
         </w:rPr>
-        <w:hyperlink r:id="rId27" w:history="1">
+        <w:hyperlink r:id="rId28" w:history="1">
           <w:r>
             <w:rPr>
               <w:rStyle w:val="Hyperlink"/>
@@ -3360,7 +3471,7 @@
           <w:sz w:val="24"/>
           <w:u w:val="single"/>
         </w:rPr>
-        <w:hyperlink r:id="rId27" w:history="1">
+        <w:hyperlink r:id="rId28" w:history="1">
           <w:r>
             <w:rPr>
               <w:rStyle w:val="Hyperlink"/>
@@ -3378,7 +3489,7 @@
           <w:sz w:val="24"/>
           <w:u w:val="single"/>
         </w:rPr>
-        <w:hyperlink r:id="rId27" w:history="1">
+        <w:hyperlink r:id="rId28" w:history="1">
           <w:r>
             <w:rPr>
               <w:rStyle w:val="Hyperlink"/>
@@ -3406,7 +3517,7 @@
           <w:sz w:val="24"/>
           <w:u w:val="single"/>
         </w:rPr>
-        <w:hyperlink r:id="rId27" w:history="1">
+        <w:hyperlink r:id="rId28" w:history="1">
           <w:r>
             <w:rPr>
               <w:rStyle w:val="Hyperlink"/>

--- a/EXPORTS/DOCX/published/niveau3/Dutch/NZG.docx
+++ b/EXPORTS/DOCX/published/niveau3/Dutch/NZG.docx
@@ -445,7 +445,6 @@
           <w:i w:val="0"/>
           <w:color w:val="0000FF"/>
           <w:sz w:val="24"/>
-          <w:u w:val="single"/>
         </w:rPr>
         <w:hyperlink r:id="rId12" w:history="1">
           <w:r>
@@ -481,7 +480,6 @@
           <w:i w:val="0"/>
           <w:color w:val="0000FF"/>
           <w:sz w:val="24"/>
-          <w:u w:val="single"/>
         </w:rPr>
         <w:hyperlink r:id="rId12" w:history="1">
           <w:r>
@@ -955,61 +953,7 @@
           <w:color w:val="000000"/>
           <w:sz w:val="24"/>
         </w:rPr>
-        <w:t>het bezit van he</w:t>
-      </w:r>
-      <w:r>
-        <w:rPr>
-          <w:u w:val="single" w:color="0000ff"/>
-          <w:rFonts w:ascii="Charis SIL Regular" w:hAnsi="Charis SIL Regular" w:eastAsia="Charis SIL Regular"/>
-          <w:b w:val="0"/>
-          <w:i w:val="0"/>
-          <w:color w:val="000000"/>
-          <w:sz w:val="24"/>
-        </w:rPr>
-        <w:hyperlink r:id="rId14" w:history="1">
-          <w:r>
-            <w:rPr>
-              <w:rStyle w:val="Hyperlink"/>
-            </w:rPr>
-            <w:t>t NZG d</w:t>
-          </w:r>
-        </w:hyperlink>
-      </w:r>
-      <w:r>
-        <w:rPr>
-          <w:u w:val="single" w:color="0000ff"/>
-          <w:rFonts w:ascii="Charis SIL Regular" w:hAnsi="Charis SIL Regular" w:eastAsia="Charis SIL Regular"/>
-          <w:b w:val="0"/>
-          <w:i w:val="0"/>
-          <w:color w:val="000000"/>
-          <w:sz w:val="24"/>
-        </w:rPr>
-        <w:hyperlink r:id="rId14" w:history="1">
-          <w:r>
-            <w:rPr>
-              <w:rStyle w:val="Hyperlink"/>
-            </w:rPr>
-            <w:t>i</w:t>
-          </w:r>
-        </w:hyperlink>
-      </w:r>
-      <w:r>
-        <w:rPr>
-          <w:u w:val="single" w:color="0000ff"/>
-          <w:rFonts w:ascii="Charis SIL Regular" w:hAnsi="Charis SIL Regular" w:eastAsia="Charis SIL Regular"/>
-          <w:b w:val="0"/>
-          <w:i w:val="0"/>
-          <w:color w:val="000000"/>
-          <w:sz w:val="24"/>
-        </w:rPr>
-        <w:hyperlink r:id="rId14" w:history="1">
-          <w:r>
-            <w:rPr>
-              <w:rStyle w:val="Hyperlink"/>
-            </w:rPr>
-            <w:t>e on</w:t>
-          </w:r>
-        </w:hyperlink>
+        <w:t>het bezit van het NZG die on</w:t>
       </w:r>
       <w:r>
         <w:rPr>
@@ -1422,6 +1366,16 @@
       </w:r>
       <w:r>
         <w:rPr>
+          <w:rFonts w:ascii="Charis SIL Regular" w:hAnsi="Charis SIL Regular" w:eastAsia="Charis SIL Regular"/>
+          <w:b w:val="0"/>
+          <w:i w:val="0"/>
+          <w:color w:val="000000"/>
+          <w:sz w:val="24"/>
+        </w:rPr>
+        <w:t>tvoerig lemm</w:t>
+      </w:r>
+      <w:r>
+        <w:rPr>
           <w:u w:val="single" w:color="0000ff"/>
           <w:rFonts w:ascii="Charis SIL Regular" w:hAnsi="Charis SIL Regular" w:eastAsia="Charis SIL Regular"/>
           <w:b w:val="0"/>
@@ -1434,7 +1388,7 @@
             <w:rPr>
               <w:rStyle w:val="Hyperlink"/>
             </w:rPr>
-            <w:t>tvoerig le</w:t>
+            <w:t>a over</w:t>
           </w:r>
         </w:hyperlink>
       </w:r>
@@ -1452,20 +1406,9 @@
             <w:rPr>
               <w:rStyle w:val="Hyperlink"/>
             </w:rPr>
-            <w:t>m</w:t>
+            <w:t xml:space="preserve"> het Neder</w:t>
           </w:r>
         </w:hyperlink>
-      </w:r>
-      <w:r>
-        <w:rPr>
-          <w:u w:val="single" w:color="0000ff"/>
-          <w:rFonts w:ascii="Charis SIL Regular" w:hAnsi="Charis SIL Regular" w:eastAsia="Charis SIL Regular"/>
-          <w:b w:val="0"/>
-          <w:i w:val="0"/>
-          <w:color w:val="000000"/>
-          <w:sz w:val="24"/>
-        </w:rPr>
-        <w:t>ma over het Neder</w:t>
       </w:r>
       <w:r>
         <w:rPr>
@@ -2272,7 +2215,7 @@
           <w:sz w:val="24"/>
           <w:u w:val="single"/>
         </w:rPr>
-        <w:hyperlink r:id="rId18" w:history="1">
+        <w:hyperlink r:id="rId19" w:history="1">
           <w:r>
             <w:rPr>
               <w:rStyle w:val="Hyperlink"/>
@@ -2789,7 +2732,7 @@
           <w:sz w:val="24"/>
           <w:u w:val="single"/>
         </w:rPr>
-        <w:hyperlink r:id="rId22" w:history="1">
+        <w:hyperlink r:id="rId21" w:history="1">
           <w:r>
             <w:rPr>
               <w:rStyle w:val="Hyperlink"/>
@@ -2807,7 +2750,7 @@
           <w:sz w:val="24"/>
           <w:u w:val="single"/>
         </w:rPr>
-        <w:hyperlink r:id="rId22" w:history="1">
+        <w:hyperlink r:id="rId21" w:history="1">
           <w:r>
             <w:rPr>
               <w:rStyle w:val="Hyperlink"/>
@@ -2835,7 +2778,7 @@
           <w:sz w:val="24"/>
           <w:u w:val="single"/>
         </w:rPr>
-        <w:hyperlink r:id="rId23" w:history="1">
+        <w:hyperlink r:id="rId21" w:history="1">
           <w:r>
             <w:rPr>
               <w:rStyle w:val="Hyperlink"/>
@@ -3126,7 +3069,7 @@
           <w:sz w:val="24"/>
           <w:u w:val="single"/>
         </w:rPr>
-        <w:hyperlink r:id="rId26" w:history="1">
+        <w:hyperlink r:id="rId24" w:history="1">
           <w:r>
             <w:rPr>
               <w:rStyle w:val="Hyperlink"/>

--- a/EXPORTS/DOCX/published/niveau3/Dutch/NZG.docx
+++ b/EXPORTS/DOCX/published/niveau3/Dutch/NZG.docx
@@ -445,6 +445,7 @@
           <w:i w:val="0"/>
           <w:color w:val="0000FF"/>
           <w:sz w:val="24"/>
+          <w:u w:val="single"/>
         </w:rPr>
         <w:hyperlink r:id="rId12" w:history="1">
           <w:r>
@@ -480,6 +481,7 @@
           <w:i w:val="0"/>
           <w:color w:val="0000FF"/>
           <w:sz w:val="24"/>
+          <w:u w:val="single"/>
         </w:rPr>
         <w:hyperlink r:id="rId12" w:history="1">
           <w:r>
@@ -499,7 +501,7 @@
           <w:sz w:val="24"/>
           <w:u w:val="single"/>
         </w:rPr>
-        <w:hyperlink r:id="rId12" w:history="1">
+        <w:hyperlink r:id="rId11" w:history="1">
           <w:r>
             <w:rPr>
               <w:rStyle w:val="Hyperlink"/>
@@ -953,7 +955,61 @@
           <w:color w:val="000000"/>
           <w:sz w:val="24"/>
         </w:rPr>
-        <w:t>het bezit van het NZG die on</w:t>
+        <w:t>het bezit van he</w:t>
+      </w:r>
+      <w:r>
+        <w:rPr>
+          <w:u w:val="single" w:color="0000ff"/>
+          <w:rFonts w:ascii="Charis SIL Regular" w:hAnsi="Charis SIL Regular" w:eastAsia="Charis SIL Regular"/>
+          <w:b w:val="0"/>
+          <w:i w:val="0"/>
+          <w:color w:val="000000"/>
+          <w:sz w:val="24"/>
+        </w:rPr>
+        <w:hyperlink r:id="rId14" w:history="1">
+          <w:r>
+            <w:rPr>
+              <w:rStyle w:val="Hyperlink"/>
+            </w:rPr>
+            <w:t>t NZG d</w:t>
+          </w:r>
+        </w:hyperlink>
+      </w:r>
+      <w:r>
+        <w:rPr>
+          <w:u w:val="single" w:color="0000ff"/>
+          <w:rFonts w:ascii="Charis SIL Regular" w:hAnsi="Charis SIL Regular" w:eastAsia="Charis SIL Regular"/>
+          <w:b w:val="0"/>
+          <w:i w:val="0"/>
+          <w:color w:val="000000"/>
+          <w:sz w:val="24"/>
+        </w:rPr>
+        <w:hyperlink r:id="rId14" w:history="1">
+          <w:r>
+            <w:rPr>
+              <w:rStyle w:val="Hyperlink"/>
+            </w:rPr>
+            <w:t>i</w:t>
+          </w:r>
+        </w:hyperlink>
+      </w:r>
+      <w:r>
+        <w:rPr>
+          <w:u w:val="single" w:color="0000ff"/>
+          <w:rFonts w:ascii="Charis SIL Regular" w:hAnsi="Charis SIL Regular" w:eastAsia="Charis SIL Regular"/>
+          <w:b w:val="0"/>
+          <w:i w:val="0"/>
+          <w:color w:val="000000"/>
+          <w:sz w:val="24"/>
+        </w:rPr>
+        <w:hyperlink r:id="rId14" w:history="1">
+          <w:r>
+            <w:rPr>
+              <w:rStyle w:val="Hyperlink"/>
+            </w:rPr>
+            <w:t>e on</w:t>
+          </w:r>
+        </w:hyperlink>
       </w:r>
       <w:r>
         <w:rPr>
@@ -1366,13 +1422,50 @@
       </w:r>
       <w:r>
         <w:rPr>
+          <w:u w:val="single" w:color="0000ff"/>
           <w:rFonts w:ascii="Charis SIL Regular" w:hAnsi="Charis SIL Regular" w:eastAsia="Charis SIL Regular"/>
           <w:b w:val="0"/>
           <w:i w:val="0"/>
           <w:color w:val="000000"/>
           <w:sz w:val="24"/>
         </w:rPr>
-        <w:t>tvoerig lemm</w:t>
+        <w:hyperlink r:id="rId15" w:history="1">
+          <w:r>
+            <w:rPr>
+              <w:rStyle w:val="Hyperlink"/>
+            </w:rPr>
+            <w:t>tvoerig le</w:t>
+          </w:r>
+        </w:hyperlink>
+      </w:r>
+      <w:r>
+        <w:rPr>
+          <w:u w:val="single" w:color="0000ff"/>
+          <w:rFonts w:ascii="Charis SIL Regular" w:hAnsi="Charis SIL Regular" w:eastAsia="Charis SIL Regular"/>
+          <w:b w:val="0"/>
+          <w:i w:val="0"/>
+          <w:color w:val="000000"/>
+          <w:sz w:val="24"/>
+        </w:rPr>
+        <w:hyperlink r:id="rId15" w:history="1">
+          <w:r>
+            <w:rPr>
+              <w:rStyle w:val="Hyperlink"/>
+            </w:rPr>
+            <w:t>m</w:t>
+          </w:r>
+        </w:hyperlink>
+      </w:r>
+      <w:r>
+        <w:rPr>
+          <w:u w:val="single" w:color="0000ff"/>
+          <w:rFonts w:ascii="Charis SIL Regular" w:hAnsi="Charis SIL Regular" w:eastAsia="Charis SIL Regular"/>
+          <w:b w:val="0"/>
+          <w:i w:val="0"/>
+          <w:color w:val="000000"/>
+          <w:sz w:val="24"/>
+        </w:rPr>
+        <w:t>m</w:t>
       </w:r>
       <w:r>
         <w:rPr>
@@ -2233,7 +2326,7 @@
           <w:sz w:val="24"/>
           <w:u w:val="single"/>
         </w:rPr>
-        <w:hyperlink r:id="rId18" w:history="1">
+        <w:hyperlink r:id="rId19" w:history="1">
           <w:r>
             <w:rPr>
               <w:rStyle w:val="Hyperlink"/>
@@ -2732,7 +2825,7 @@
           <w:sz w:val="24"/>
           <w:u w:val="single"/>
         </w:rPr>
-        <w:hyperlink r:id="rId21" w:history="1">
+        <w:hyperlink r:id="rId22" w:history="1">
           <w:r>
             <w:rPr>
               <w:rStyle w:val="Hyperlink"/>
@@ -2750,7 +2843,7 @@
           <w:sz w:val="24"/>
           <w:u w:val="single"/>
         </w:rPr>
-        <w:hyperlink r:id="rId21" w:history="1">
+        <w:hyperlink r:id="rId22" w:history="1">
           <w:r>
             <w:rPr>
               <w:rStyle w:val="Hyperlink"/>
@@ -2761,6 +2854,7 @@
       </w:r>
       <w:r>
         <w:rPr>
+          <w:u w:val="single" w:color="0000ff"/>
           <w:rFonts w:ascii="Charis SIL Regular" w:hAnsi="Charis SIL Regular" w:eastAsia="Charis SIL Regular"/>
           <w:b w:val="0"/>
           <w:i w:val="0"/>
@@ -2778,7 +2872,7 @@
           <w:sz w:val="24"/>
           <w:u w:val="single"/>
         </w:rPr>
-        <w:hyperlink r:id="rId21" w:history="1">
+        <w:hyperlink r:id="rId23" w:history="1">
           <w:r>
             <w:rPr>
               <w:rStyle w:val="Hyperlink"/>
@@ -3023,7 +3117,7 @@
           <w:sz w:val="24"/>
           <w:u w:val="single"/>
         </w:rPr>
-        <w:hyperlink r:id="rId24" w:history="1">
+        <w:hyperlink r:id="rId25" w:history="1">
           <w:r>
             <w:rPr>
               <w:rStyle w:val="Hyperlink"/>
@@ -3041,7 +3135,7 @@
           <w:sz w:val="24"/>
           <w:u w:val="single"/>
         </w:rPr>
-        <w:hyperlink r:id="rId24" w:history="1">
+        <w:hyperlink r:id="rId25" w:history="1">
           <w:r>
             <w:rPr>
               <w:rStyle w:val="Hyperlink"/>
@@ -3069,7 +3163,7 @@
           <w:sz w:val="24"/>
           <w:u w:val="single"/>
         </w:rPr>
-        <w:hyperlink r:id="rId24" w:history="1">
+        <w:hyperlink r:id="rId26" w:history="1">
           <w:r>
             <w:rPr>
               <w:rStyle w:val="Hyperlink"/>

--- a/EXPORTS/DOCX/published/niveau3/Dutch/NZG.docx
+++ b/EXPORTS/DOCX/published/niveau3/Dutch/NZG.docx
@@ -483,14 +483,7 @@
           <w:sz w:val="24"/>
           <w:u w:val="single"/>
         </w:rPr>
-        <w:hyperlink r:id="rId12" w:history="1">
-          <w:r>
-            <w:rPr>
-              <w:rStyle w:val="Hyperlink"/>
-            </w:rPr>
-            <w:t>nds</w:t>
-          </w:r>
-        </w:hyperlink>
+        <w:t>nds</w:t>
       </w:r>
       <w:r>
         <w:rPr>
@@ -995,21 +988,13 @@
       </w:r>
       <w:r>
         <w:rPr>
-          <w:u w:val="single" w:color="0000ff"/>
           <w:rFonts w:ascii="Charis SIL Regular" w:hAnsi="Charis SIL Regular" w:eastAsia="Charis SIL Regular"/>
           <w:b w:val="0"/>
           <w:i w:val="0"/>
           <w:color w:val="000000"/>
           <w:sz w:val="24"/>
         </w:rPr>
-        <w:hyperlink r:id="rId14" w:history="1">
-          <w:r>
-            <w:rPr>
-              <w:rStyle w:val="Hyperlink"/>
-            </w:rPr>
-            <w:t>e on</w:t>
-          </w:r>
-        </w:hyperlink>
+        <w:t>e on</w:t>
       </w:r>
       <w:r>
         <w:rPr>
@@ -1321,151 +1306,7 @@
           <w:color w:val="000000"/>
           <w:sz w:val="24"/>
         </w:rPr>
-        <w:hyperlink r:id="rId15" w:history="1">
-          <w:r>
-            <w:rPr>
-              <w:rStyle w:val="Hyperlink"/>
-            </w:rPr>
-            <w:t xml:space="preserve">et Huygens </w:t>
-          </w:r>
-        </w:hyperlink>
-      </w:r>
-      <w:r>
-        <w:rPr>
-          <w:u w:val="single" w:color="0000ff"/>
-          <w:rFonts w:ascii="Charis SIL Regular" w:hAnsi="Charis SIL Regular" w:eastAsia="Charis SIL Regular"/>
-          <w:b w:val="0"/>
-          <w:i w:val="0"/>
-          <w:color w:val="000000"/>
-          <w:sz w:val="24"/>
-        </w:rPr>
-        <w:hyperlink r:id="rId15" w:history="1">
-          <w:r>
-            <w:rPr>
-              <w:rStyle w:val="Hyperlink"/>
-            </w:rPr>
-            <w:t>I</w:t>
-          </w:r>
-        </w:hyperlink>
-      </w:r>
-      <w:r>
-        <w:rPr>
-          <w:u w:val="single" w:color="0000ff"/>
-          <w:rFonts w:ascii="Charis SIL Regular" w:hAnsi="Charis SIL Regular" w:eastAsia="Charis SIL Regular"/>
-          <w:b w:val="0"/>
-          <w:i w:val="0"/>
-          <w:color w:val="000000"/>
-          <w:sz w:val="24"/>
-        </w:rPr>
-        <w:hyperlink r:id="rId15" w:history="1">
-          <w:r>
-            <w:rPr>
-              <w:rStyle w:val="Hyperlink"/>
-            </w:rPr>
-            <w:t>nsti</w:t>
-          </w:r>
-        </w:hyperlink>
-      </w:r>
-      <w:r>
-        <w:rPr>
-          <w:u w:val="single" w:color="0000ff"/>
-          <w:rFonts w:ascii="Charis SIL Regular" w:hAnsi="Charis SIL Regular" w:eastAsia="Charis SIL Regular"/>
-          <w:b w:val="0"/>
-          <w:i w:val="0"/>
-          <w:color w:val="000000"/>
-          <w:sz w:val="24"/>
-        </w:rPr>
-        <w:hyperlink r:id="rId15" w:history="1">
-          <w:r>
-            <w:rPr>
-              <w:rStyle w:val="Hyperlink"/>
-            </w:rPr>
-            <w:t>t</w:t>
-          </w:r>
-        </w:hyperlink>
-      </w:r>
-      <w:r>
-        <w:rPr>
-          <w:u w:val="single" w:color="0000ff"/>
-          <w:rFonts w:ascii="Charis SIL Regular" w:hAnsi="Charis SIL Regular" w:eastAsia="Charis SIL Regular"/>
-          <w:b w:val="0"/>
-          <w:i w:val="0"/>
-          <w:color w:val="000000"/>
-          <w:sz w:val="24"/>
-        </w:rPr>
-        <w:hyperlink r:id="rId15" w:history="1">
-          <w:r>
-            <w:rPr>
-              <w:rStyle w:val="Hyperlink"/>
-            </w:rPr>
-            <w:t>uut, is een u</w:t>
-          </w:r>
-        </w:hyperlink>
-      </w:r>
-      <w:r>
-        <w:rPr>
-          <w:u w:val="single" w:color="0000ff"/>
-          <w:rFonts w:ascii="Charis SIL Regular" w:hAnsi="Charis SIL Regular" w:eastAsia="Charis SIL Regular"/>
-          <w:b w:val="0"/>
-          <w:i w:val="0"/>
-          <w:color w:val="000000"/>
-          <w:sz w:val="24"/>
-        </w:rPr>
-        <w:hyperlink r:id="rId15" w:history="1">
-          <w:r>
-            <w:rPr>
-              <w:rStyle w:val="Hyperlink"/>
-            </w:rPr>
-            <w:t>i</w:t>
-          </w:r>
-        </w:hyperlink>
-      </w:r>
-      <w:r>
-        <w:rPr>
-          <w:u w:val="single" w:color="0000ff"/>
-          <w:rFonts w:ascii="Charis SIL Regular" w:hAnsi="Charis SIL Regular" w:eastAsia="Charis SIL Regular"/>
-          <w:b w:val="0"/>
-          <w:i w:val="0"/>
-          <w:color w:val="000000"/>
-          <w:sz w:val="24"/>
-        </w:rPr>
-        <w:hyperlink r:id="rId15" w:history="1">
-          <w:r>
-            <w:rPr>
-              <w:rStyle w:val="Hyperlink"/>
-            </w:rPr>
-            <w:t>tvoerig le</w:t>
-          </w:r>
-        </w:hyperlink>
-      </w:r>
-      <w:r>
-        <w:rPr>
-          <w:u w:val="single" w:color="0000ff"/>
-          <w:rFonts w:ascii="Charis SIL Regular" w:hAnsi="Charis SIL Regular" w:eastAsia="Charis SIL Regular"/>
-          <w:b w:val="0"/>
-          <w:i w:val="0"/>
-          <w:color w:val="000000"/>
-          <w:sz w:val="24"/>
-        </w:rPr>
-        <w:hyperlink r:id="rId15" w:history="1">
-          <w:r>
-            <w:rPr>
-              <w:rStyle w:val="Hyperlink"/>
-            </w:rPr>
-            <w:t>m</w:t>
-          </w:r>
-        </w:hyperlink>
-      </w:r>
-      <w:r>
-        <w:rPr>
-          <w:u w:val="single" w:color="0000ff"/>
-          <w:rFonts w:ascii="Charis SIL Regular" w:hAnsi="Charis SIL Regular" w:eastAsia="Charis SIL Regular"/>
-          <w:b w:val="0"/>
-          <w:i w:val="0"/>
-          <w:color w:val="000000"/>
-          <w:sz w:val="24"/>
-        </w:rPr>
-        <w:t>m</w:t>
+        <w:t>et Huygens Instituut, is een uitvoerig lemm</w:t>
       </w:r>
       <w:r>
         <w:rPr>
@@ -2825,7 +2666,7 @@
           <w:sz w:val="24"/>
           <w:u w:val="single"/>
         </w:rPr>
-        <w:hyperlink r:id="rId22" w:history="1">
+        <w:hyperlink r:id="rId21" w:history="1">
           <w:r>
             <w:rPr>
               <w:rStyle w:val="Hyperlink"/>
@@ -2843,7 +2684,7 @@
           <w:sz w:val="24"/>
           <w:u w:val="single"/>
         </w:rPr>
-        <w:hyperlink r:id="rId22" w:history="1">
+        <w:hyperlink r:id="rId21" w:history="1">
           <w:r>
             <w:rPr>
               <w:rStyle w:val="Hyperlink"/>
@@ -2854,7 +2695,6 @@
       </w:r>
       <w:r>
         <w:rPr>
-          <w:u w:val="single" w:color="0000ff"/>
           <w:rFonts w:ascii="Charis SIL Regular" w:hAnsi="Charis SIL Regular" w:eastAsia="Charis SIL Regular"/>
           <w:b w:val="0"/>
           <w:i w:val="0"/>
@@ -3117,7 +2957,7 @@
           <w:sz w:val="24"/>
           <w:u w:val="single"/>
         </w:rPr>
-        <w:hyperlink r:id="rId25" w:history="1">
+        <w:hyperlink r:id="rId24" w:history="1">
           <w:r>
             <w:rPr>
               <w:rStyle w:val="Hyperlink"/>
@@ -3135,7 +2975,7 @@
           <w:sz w:val="24"/>
           <w:u w:val="single"/>
         </w:rPr>
-        <w:hyperlink r:id="rId25" w:history="1">
+        <w:hyperlink r:id="rId24" w:history="1">
           <w:r>
             <w:rPr>
               <w:rStyle w:val="Hyperlink"/>
@@ -3146,6 +2986,7 @@
       </w:r>
       <w:r>
         <w:rPr>
+          <w:u w:val="single" w:color="0000ff"/>
           <w:rFonts w:ascii="Charis SIL Regular" w:hAnsi="Charis SIL Regular" w:eastAsia="Charis SIL Regular"/>
           <w:b w:val="0"/>
           <w:i w:val="0"/>
@@ -3163,7 +3004,7 @@
           <w:sz w:val="24"/>
           <w:u w:val="single"/>
         </w:rPr>
-        <w:hyperlink r:id="rId26" w:history="1">
+        <w:hyperlink r:id="rId24" w:history="1">
           <w:r>
             <w:rPr>
               <w:rStyle w:val="Hyperlink"/>

--- a/EXPORTS/DOCX/published/niveau3/Dutch/NZG.docx
+++ b/EXPORTS/DOCX/published/niveau3/Dutch/NZG.docx
@@ -447,14 +447,7 @@
           <w:sz w:val="24"/>
           <w:u w:val="single"/>
         </w:rPr>
-        <w:hyperlink r:id="rId12" w:history="1">
-          <w:r>
-            <w:rPr>
-              <w:rStyle w:val="Hyperlink"/>
-            </w:rPr>
-            <w:t>Ne</w:t>
-          </w:r>
-        </w:hyperlink>
+        <w:t>Ne</w:t>
       </w:r>
       <w:r>
         <w:rPr>
@@ -797,14 +790,7 @@
           <w:color w:val="000000"/>
           <w:sz w:val="24"/>
         </w:rPr>
-        <w:hyperlink r:id="rId13" w:history="1">
-          <w:r>
-            <w:rPr>
-              <w:rStyle w:val="Hyperlink"/>
-            </w:rPr>
-            <w:t>g. Deze a</w:t>
-          </w:r>
-        </w:hyperlink>
+        <w:t>g. Deze a</w:t>
       </w:r>
       <w:r>
         <w:rPr>
@@ -988,13 +974,21 @@
       </w:r>
       <w:r>
         <w:rPr>
+          <w:u w:val="single" w:color="0000ff"/>
           <w:rFonts w:ascii="Charis SIL Regular" w:hAnsi="Charis SIL Regular" w:eastAsia="Charis SIL Regular"/>
           <w:b w:val="0"/>
           <w:i w:val="0"/>
           <w:color w:val="000000"/>
           <w:sz w:val="24"/>
         </w:rPr>
-        <w:t>e on</w:t>
+        <w:hyperlink r:id="rId14" w:history="1">
+          <w:r>
+            <w:rPr>
+              <w:rStyle w:val="Hyperlink"/>
+            </w:rPr>
+            <w:t>e on</w:t>
+          </w:r>
+        </w:hyperlink>
       </w:r>
       <w:r>
         <w:rPr>
@@ -1306,7 +1300,151 @@
           <w:color w:val="000000"/>
           <w:sz w:val="24"/>
         </w:rPr>
-        <w:t>et Huygens Instituut, is een uitvoerig lemm</w:t>
+        <w:hyperlink r:id="rId15" w:history="1">
+          <w:r>
+            <w:rPr>
+              <w:rStyle w:val="Hyperlink"/>
+            </w:rPr>
+            <w:t xml:space="preserve">et Huygens </w:t>
+          </w:r>
+        </w:hyperlink>
+      </w:r>
+      <w:r>
+        <w:rPr>
+          <w:u w:val="single" w:color="0000ff"/>
+          <w:rFonts w:ascii="Charis SIL Regular" w:hAnsi="Charis SIL Regular" w:eastAsia="Charis SIL Regular"/>
+          <w:b w:val="0"/>
+          <w:i w:val="0"/>
+          <w:color w:val="000000"/>
+          <w:sz w:val="24"/>
+        </w:rPr>
+        <w:hyperlink r:id="rId15" w:history="1">
+          <w:r>
+            <w:rPr>
+              <w:rStyle w:val="Hyperlink"/>
+            </w:rPr>
+            <w:t>I</w:t>
+          </w:r>
+        </w:hyperlink>
+      </w:r>
+      <w:r>
+        <w:rPr>
+          <w:u w:val="single" w:color="0000ff"/>
+          <w:rFonts w:ascii="Charis SIL Regular" w:hAnsi="Charis SIL Regular" w:eastAsia="Charis SIL Regular"/>
+          <w:b w:val="0"/>
+          <w:i w:val="0"/>
+          <w:color w:val="000000"/>
+          <w:sz w:val="24"/>
+        </w:rPr>
+        <w:hyperlink r:id="rId15" w:history="1">
+          <w:r>
+            <w:rPr>
+              <w:rStyle w:val="Hyperlink"/>
+            </w:rPr>
+            <w:t>nsti</w:t>
+          </w:r>
+        </w:hyperlink>
+      </w:r>
+      <w:r>
+        <w:rPr>
+          <w:u w:val="single" w:color="0000ff"/>
+          <w:rFonts w:ascii="Charis SIL Regular" w:hAnsi="Charis SIL Regular" w:eastAsia="Charis SIL Regular"/>
+          <w:b w:val="0"/>
+          <w:i w:val="0"/>
+          <w:color w:val="000000"/>
+          <w:sz w:val="24"/>
+        </w:rPr>
+        <w:hyperlink r:id="rId15" w:history="1">
+          <w:r>
+            <w:rPr>
+              <w:rStyle w:val="Hyperlink"/>
+            </w:rPr>
+            <w:t>t</w:t>
+          </w:r>
+        </w:hyperlink>
+      </w:r>
+      <w:r>
+        <w:rPr>
+          <w:u w:val="single" w:color="0000ff"/>
+          <w:rFonts w:ascii="Charis SIL Regular" w:hAnsi="Charis SIL Regular" w:eastAsia="Charis SIL Regular"/>
+          <w:b w:val="0"/>
+          <w:i w:val="0"/>
+          <w:color w:val="000000"/>
+          <w:sz w:val="24"/>
+        </w:rPr>
+        <w:hyperlink r:id="rId15" w:history="1">
+          <w:r>
+            <w:rPr>
+              <w:rStyle w:val="Hyperlink"/>
+            </w:rPr>
+            <w:t>uut, is een u</w:t>
+          </w:r>
+        </w:hyperlink>
+      </w:r>
+      <w:r>
+        <w:rPr>
+          <w:u w:val="single" w:color="0000ff"/>
+          <w:rFonts w:ascii="Charis SIL Regular" w:hAnsi="Charis SIL Regular" w:eastAsia="Charis SIL Regular"/>
+          <w:b w:val="0"/>
+          <w:i w:val="0"/>
+          <w:color w:val="000000"/>
+          <w:sz w:val="24"/>
+        </w:rPr>
+        <w:hyperlink r:id="rId15" w:history="1">
+          <w:r>
+            <w:rPr>
+              <w:rStyle w:val="Hyperlink"/>
+            </w:rPr>
+            <w:t>i</w:t>
+          </w:r>
+        </w:hyperlink>
+      </w:r>
+      <w:r>
+        <w:rPr>
+          <w:u w:val="single" w:color="0000ff"/>
+          <w:rFonts w:ascii="Charis SIL Regular" w:hAnsi="Charis SIL Regular" w:eastAsia="Charis SIL Regular"/>
+          <w:b w:val="0"/>
+          <w:i w:val="0"/>
+          <w:color w:val="000000"/>
+          <w:sz w:val="24"/>
+        </w:rPr>
+        <w:hyperlink r:id="rId15" w:history="1">
+          <w:r>
+            <w:rPr>
+              <w:rStyle w:val="Hyperlink"/>
+            </w:rPr>
+            <w:t>tvoerig le</w:t>
+          </w:r>
+        </w:hyperlink>
+      </w:r>
+      <w:r>
+        <w:rPr>
+          <w:u w:val="single" w:color="0000ff"/>
+          <w:rFonts w:ascii="Charis SIL Regular" w:hAnsi="Charis SIL Regular" w:eastAsia="Charis SIL Regular"/>
+          <w:b w:val="0"/>
+          <w:i w:val="0"/>
+          <w:color w:val="000000"/>
+          <w:sz w:val="24"/>
+        </w:rPr>
+        <w:hyperlink r:id="rId15" w:history="1">
+          <w:r>
+            <w:rPr>
+              <w:rStyle w:val="Hyperlink"/>
+            </w:rPr>
+            <w:t>m</w:t>
+          </w:r>
+        </w:hyperlink>
+      </w:r>
+      <w:r>
+        <w:rPr>
+          <w:u w:val="single" w:color="0000ff"/>
+          <w:rFonts w:ascii="Charis SIL Regular" w:hAnsi="Charis SIL Regular" w:eastAsia="Charis SIL Regular"/>
+          <w:b w:val="0"/>
+          <w:i w:val="0"/>
+          <w:color w:val="000000"/>
+          <w:sz w:val="24"/>
+        </w:rPr>
+        <w:t>m</w:t>
       </w:r>
       <w:r>
         <w:rPr>
@@ -1335,14 +1473,7 @@
           <w:color w:val="000000"/>
           <w:sz w:val="24"/>
         </w:rPr>
-        <w:hyperlink r:id="rId15" w:history="1">
-          <w:r>
-            <w:rPr>
-              <w:rStyle w:val="Hyperlink"/>
-            </w:rPr>
-            <w:t xml:space="preserve"> het Neder</w:t>
-          </w:r>
-        </w:hyperlink>
+        <w:t xml:space="preserve"> het Neder</w:t>
       </w:r>
       <w:r>
         <w:rPr>
@@ -2149,7 +2280,7 @@
           <w:sz w:val="24"/>
           <w:u w:val="single"/>
         </w:rPr>
-        <w:hyperlink r:id="rId19" w:history="1">
+        <w:hyperlink r:id="rId18" w:history="1">
           <w:r>
             <w:rPr>
               <w:rStyle w:val="Hyperlink"/>
@@ -2167,7 +2298,7 @@
           <w:sz w:val="24"/>
           <w:u w:val="single"/>
         </w:rPr>
-        <w:hyperlink r:id="rId19" w:history="1">
+        <w:hyperlink r:id="rId18" w:history="1">
           <w:r>
             <w:rPr>
               <w:rStyle w:val="Hyperlink"/>
@@ -2666,7 +2797,7 @@
           <w:sz w:val="24"/>
           <w:u w:val="single"/>
         </w:rPr>
-        <w:hyperlink r:id="rId21" w:history="1">
+        <w:hyperlink r:id="rId22" w:history="1">
           <w:r>
             <w:rPr>
               <w:rStyle w:val="Hyperlink"/>
@@ -2684,7 +2815,7 @@
           <w:sz w:val="24"/>
           <w:u w:val="single"/>
         </w:rPr>
-        <w:hyperlink r:id="rId21" w:history="1">
+        <w:hyperlink r:id="rId22" w:history="1">
           <w:r>
             <w:rPr>
               <w:rStyle w:val="Hyperlink"/>
@@ -2695,13 +2826,21 @@
       </w:r>
       <w:r>
         <w:rPr>
+          <w:u w:val="single" w:color="0000ff"/>
           <w:rFonts w:ascii="Charis SIL Regular" w:hAnsi="Charis SIL Regular" w:eastAsia="Charis SIL Regular"/>
           <w:b w:val="0"/>
           <w:i w:val="0"/>
           <w:color w:val="000000"/>
           <w:sz w:val="24"/>
         </w:rPr>
-        <w:t xml:space="preserve">, </w:t>
+        <w:hyperlink r:id="rId21" w:history="1">
+          <w:r>
+            <w:rPr>
+              <w:rStyle w:val="Hyperlink"/>
+            </w:rPr>
+            <w:t xml:space="preserve">, </w:t>
+          </w:r>
+        </w:hyperlink>
       </w:r>
       <w:r>
         <w:rPr>
@@ -2986,7 +3125,6 @@
       </w:r>
       <w:r>
         <w:rPr>
-          <w:u w:val="single" w:color="0000ff"/>
           <w:rFonts w:ascii="Charis SIL Regular" w:hAnsi="Charis SIL Regular" w:eastAsia="Charis SIL Regular"/>
           <w:b w:val="0"/>
           <w:i w:val="0"/>
@@ -3004,7 +3142,7 @@
           <w:sz w:val="24"/>
           <w:u w:val="single"/>
         </w:rPr>
-        <w:hyperlink r:id="rId24" w:history="1">
+        <w:hyperlink r:id="rId26" w:history="1">
           <w:r>
             <w:rPr>
               <w:rStyle w:val="Hyperlink"/>

--- a/EXPORTS/DOCX/published/niveau3/Dutch/NZG.docx
+++ b/EXPORTS/DOCX/published/niveau3/Dutch/NZG.docx
@@ -445,9 +445,15 @@
           <w:i w:val="0"/>
           <w:color w:val="0000FF"/>
           <w:sz w:val="24"/>
-          <w:u w:val="single"/>
         </w:rPr>
-        <w:t>Ne</w:t>
+        <w:hyperlink r:id="rId12" w:history="1">
+          <w:r>
+            <w:rPr>
+              <w:rStyle w:val="Hyperlink"/>
+            </w:rPr>
+            <w:t>Ne</w:t>
+          </w:r>
+        </w:hyperlink>
       </w:r>
       <w:r>
         <w:rPr>
@@ -474,9 +480,15 @@
           <w:i w:val="0"/>
           <w:color w:val="0000FF"/>
           <w:sz w:val="24"/>
-          <w:u w:val="single"/>
         </w:rPr>
-        <w:t>nds</w:t>
+        <w:hyperlink r:id="rId12" w:history="1">
+          <w:r>
+            <w:rPr>
+              <w:rStyle w:val="Hyperlink"/>
+            </w:rPr>
+            <w:t>nds</w:t>
+          </w:r>
+        </w:hyperlink>
       </w:r>
       <w:r>
         <w:rPr>
@@ -790,7 +802,14 @@
           <w:color w:val="000000"/>
           <w:sz w:val="24"/>
         </w:rPr>
-        <w:t>g. Deze a</w:t>
+        <w:hyperlink r:id="rId13" w:history="1">
+          <w:r>
+            <w:rPr>
+              <w:rStyle w:val="Hyperlink"/>
+            </w:rPr>
+            <w:t>g. Deze a</w:t>
+          </w:r>
+        </w:hyperlink>
       </w:r>
       <w:r>
         <w:rPr>
@@ -1437,7 +1456,6 @@
       </w:r>
       <w:r>
         <w:rPr>
-          <w:u w:val="single" w:color="0000ff"/>
           <w:rFonts w:ascii="Charis SIL Regular" w:hAnsi="Charis SIL Regular" w:eastAsia="Charis SIL Regular"/>
           <w:b w:val="0"/>
           <w:i w:val="0"/>
@@ -1473,7 +1491,14 @@
           <w:color w:val="000000"/>
           <w:sz w:val="24"/>
         </w:rPr>
-        <w:t xml:space="preserve"> het Neder</w:t>
+        <w:hyperlink r:id="rId15" w:history="1">
+          <w:r>
+            <w:rPr>
+              <w:rStyle w:val="Hyperlink"/>
+            </w:rPr>
+            <w:t xml:space="preserve"> het Neder</w:t>
+          </w:r>
+        </w:hyperlink>
       </w:r>
       <w:r>
         <w:rPr>
@@ -2280,7 +2305,7 @@
           <w:sz w:val="24"/>
           <w:u w:val="single"/>
         </w:rPr>
-        <w:hyperlink r:id="rId18" w:history="1">
+        <w:hyperlink r:id="rId19" w:history="1">
           <w:r>
             <w:rPr>
               <w:rStyle w:val="Hyperlink"/>
@@ -2298,7 +2323,7 @@
           <w:sz w:val="24"/>
           <w:u w:val="single"/>
         </w:rPr>
-        <w:hyperlink r:id="rId18" w:history="1">
+        <w:hyperlink r:id="rId19" w:history="1">
           <w:r>
             <w:rPr>
               <w:rStyle w:val="Hyperlink"/>
@@ -2797,7 +2822,7 @@
           <w:sz w:val="24"/>
           <w:u w:val="single"/>
         </w:rPr>
-        <w:hyperlink r:id="rId22" w:history="1">
+        <w:hyperlink r:id="rId21" w:history="1">
           <w:r>
             <w:rPr>
               <w:rStyle w:val="Hyperlink"/>
@@ -2815,7 +2840,7 @@
           <w:sz w:val="24"/>
           <w:u w:val="single"/>
         </w:rPr>
-        <w:hyperlink r:id="rId22" w:history="1">
+        <w:hyperlink r:id="rId21" w:history="1">
           <w:r>
             <w:rPr>
               <w:rStyle w:val="Hyperlink"/>
@@ -2826,21 +2851,13 @@
       </w:r>
       <w:r>
         <w:rPr>
-          <w:u w:val="single" w:color="0000ff"/>
           <w:rFonts w:ascii="Charis SIL Regular" w:hAnsi="Charis SIL Regular" w:eastAsia="Charis SIL Regular"/>
           <w:b w:val="0"/>
           <w:i w:val="0"/>
           <w:color w:val="000000"/>
           <w:sz w:val="24"/>
         </w:rPr>
-        <w:hyperlink r:id="rId21" w:history="1">
-          <w:r>
-            <w:rPr>
-              <w:rStyle w:val="Hyperlink"/>
-            </w:rPr>
-            <w:t xml:space="preserve">, </w:t>
-          </w:r>
-        </w:hyperlink>
+        <w:t xml:space="preserve">, </w:t>
       </w:r>
       <w:r>
         <w:rPr>
@@ -2851,7 +2868,7 @@
           <w:sz w:val="24"/>
           <w:u w:val="single"/>
         </w:rPr>
-        <w:hyperlink r:id="rId23" w:history="1">
+        <w:hyperlink r:id="rId21" w:history="1">
           <w:r>
             <w:rPr>
               <w:rStyle w:val="Hyperlink"/>
@@ -2880,7 +2897,7 @@
           <w:sz w:val="24"/>
           <w:u w:val="single"/>
         </w:rPr>
-        <w:hyperlink r:id="rId23" w:history="1">
+        <w:hyperlink r:id="rId21" w:history="1">
           <w:r>
             <w:rPr>
               <w:rStyle w:val="Hyperlink"/>
@@ -2898,7 +2915,7 @@
           <w:sz w:val="24"/>
           <w:u w:val="single"/>
         </w:rPr>
-        <w:hyperlink r:id="rId23" w:history="1">
+        <w:hyperlink r:id="rId21" w:history="1">
           <w:r>
             <w:rPr>
               <w:rStyle w:val="Hyperlink"/>
@@ -2996,7 +3013,7 @@
           <w:sz w:val="24"/>
           <w:u w:val="single"/>
         </w:rPr>
-        <w:hyperlink r:id="rId24" w:history="1">
+        <w:hyperlink r:id="rId23" w:history="1">
           <w:r>
             <w:rPr>
               <w:rStyle w:val="Hyperlink"/>
@@ -3014,7 +3031,7 @@
           <w:sz w:val="24"/>
           <w:u w:val="single"/>
         </w:rPr>
-        <w:hyperlink r:id="rId24" w:history="1">
+        <w:hyperlink r:id="rId23" w:history="1">
           <w:r>
             <w:rPr>
               <w:rStyle w:val="Hyperlink"/>
@@ -3032,7 +3049,7 @@
           <w:sz w:val="24"/>
           <w:u w:val="single"/>
         </w:rPr>
-        <w:hyperlink r:id="rId24" w:history="1">
+        <w:hyperlink r:id="rId23" w:history="1">
           <w:r>
             <w:rPr>
               <w:rStyle w:val="Hyperlink"/>
@@ -3050,7 +3067,7 @@
           <w:sz w:val="24"/>
           <w:u w:val="single"/>
         </w:rPr>
-        <w:hyperlink r:id="rId24" w:history="1">
+        <w:hyperlink r:id="rId23" w:history="1">
           <w:r>
             <w:rPr>
               <w:rStyle w:val="Hyperlink"/>
@@ -3078,7 +3095,7 @@
           <w:sz w:val="24"/>
           <w:u w:val="single"/>
         </w:rPr>
-        <w:hyperlink r:id="rId25" w:history="1">
+        <w:hyperlink r:id="rId24" w:history="1">
           <w:r>
             <w:rPr>
               <w:rStyle w:val="Hyperlink"/>
@@ -3096,7 +3113,7 @@
           <w:sz w:val="24"/>
           <w:u w:val="single"/>
         </w:rPr>
-        <w:hyperlink r:id="rId24" w:history="1">
+        <w:hyperlink r:id="rId23" w:history="1">
           <w:r>
             <w:rPr>
               <w:rStyle w:val="Hyperlink"/>
@@ -3114,7 +3131,7 @@
           <w:sz w:val="24"/>
           <w:u w:val="single"/>
         </w:rPr>
-        <w:hyperlink r:id="rId24" w:history="1">
+        <w:hyperlink r:id="rId23" w:history="1">
           <w:r>
             <w:rPr>
               <w:rStyle w:val="Hyperlink"/>
@@ -3142,7 +3159,7 @@
           <w:sz w:val="24"/>
           <w:u w:val="single"/>
         </w:rPr>
-        <w:hyperlink r:id="rId26" w:history="1">
+        <w:hyperlink r:id="rId23" w:history="1">
           <w:r>
             <w:rPr>
               <w:rStyle w:val="Hyperlink"/>
@@ -3171,7 +3188,7 @@
           <w:sz w:val="24"/>
           <w:u w:val="single"/>
         </w:rPr>
-        <w:hyperlink r:id="rId26" w:history="1">
+        <w:hyperlink r:id="rId23" w:history="1">
           <w:r>
             <w:rPr>
               <w:rStyle w:val="Hyperlink"/>
@@ -3189,7 +3206,7 @@
           <w:sz w:val="24"/>
           <w:u w:val="single"/>
         </w:rPr>
-        <w:hyperlink r:id="rId26" w:history="1">
+        <w:hyperlink r:id="rId23" w:history="1">
           <w:r>
             <w:rPr>
               <w:rStyle w:val="Hyperlink"/>
@@ -3320,7 +3337,7 @@
           <w:sz w:val="24"/>
           <w:u w:val="single"/>
         </w:rPr>
-        <w:hyperlink r:id="rId27" w:history="1">
+        <w:hyperlink r:id="rId25" w:history="1">
           <w:r>
             <w:rPr>
               <w:rStyle w:val="Hyperlink"/>
@@ -3358,7 +3375,7 @@
           <w:sz w:val="24"/>
           <w:u w:val="single"/>
         </w:rPr>
-        <w:hyperlink r:id="rId28" w:history="1">
+        <w:hyperlink r:id="rId26" w:history="1">
           <w:r>
             <w:rPr>
               <w:rStyle w:val="Hyperlink"/>
@@ -3376,7 +3393,7 @@
           <w:sz w:val="24"/>
           <w:u w:val="single"/>
         </w:rPr>
-        <w:hyperlink r:id="rId28" w:history="1">
+        <w:hyperlink r:id="rId26" w:history="1">
           <w:r>
             <w:rPr>
               <w:rStyle w:val="Hyperlink"/>
@@ -3394,7 +3411,7 @@
           <w:sz w:val="24"/>
           <w:u w:val="single"/>
         </w:rPr>
-        <w:hyperlink r:id="rId28" w:history="1">
+        <w:hyperlink r:id="rId26" w:history="1">
           <w:r>
             <w:rPr>
               <w:rStyle w:val="Hyperlink"/>
@@ -3412,7 +3429,7 @@
           <w:sz w:val="24"/>
           <w:u w:val="single"/>
         </w:rPr>
-        <w:hyperlink r:id="rId28" w:history="1">
+        <w:hyperlink r:id="rId26" w:history="1">
           <w:r>
             <w:rPr>
               <w:rStyle w:val="Hyperlink"/>
@@ -3433,7 +3450,7 @@
           <w:sz w:val="24"/>
           <w:u w:val="single"/>
         </w:rPr>
-        <w:hyperlink r:id="rId28" w:history="1">
+        <w:hyperlink r:id="rId26" w:history="1">
           <w:r>
             <w:rPr>
               <w:rStyle w:val="Hyperlink"/>
@@ -3451,7 +3468,7 @@
           <w:sz w:val="24"/>
           <w:u w:val="single"/>
         </w:rPr>
-        <w:hyperlink r:id="rId28" w:history="1">
+        <w:hyperlink r:id="rId26" w:history="1">
           <w:r>
             <w:rPr>
               <w:rStyle w:val="Hyperlink"/>
@@ -3469,7 +3486,7 @@
           <w:sz w:val="24"/>
           <w:u w:val="single"/>
         </w:rPr>
-        <w:hyperlink r:id="rId28" w:history="1">
+        <w:hyperlink r:id="rId26" w:history="1">
           <w:r>
             <w:rPr>
               <w:rStyle w:val="Hyperlink"/>
@@ -3487,7 +3504,7 @@
           <w:sz w:val="24"/>
           <w:u w:val="single"/>
         </w:rPr>
-        <w:hyperlink r:id="rId28" w:history="1">
+        <w:hyperlink r:id="rId26" w:history="1">
           <w:r>
             <w:rPr>
               <w:rStyle w:val="Hyperlink"/>
@@ -3505,7 +3522,7 @@
           <w:sz w:val="24"/>
           <w:u w:val="single"/>
         </w:rPr>
-        <w:hyperlink r:id="rId28" w:history="1">
+        <w:hyperlink r:id="rId26" w:history="1">
           <w:r>
             <w:rPr>
               <w:rStyle w:val="Hyperlink"/>
@@ -3533,7 +3550,7 @@
           <w:sz w:val="24"/>
           <w:u w:val="single"/>
         </w:rPr>
-        <w:hyperlink r:id="rId28" w:history="1">
+        <w:hyperlink r:id="rId26" w:history="1">
           <w:r>
             <w:rPr>
               <w:rStyle w:val="Hyperlink"/>

--- a/EXPORTS/DOCX/published/niveau3/Dutch/NZG.docx
+++ b/EXPORTS/DOCX/published/niveau3/Dutch/NZG.docx
@@ -1456,6 +1456,7 @@
       </w:r>
       <w:r>
         <w:rPr>
+          <w:u w:val="single" w:color="0000ff"/>
           <w:rFonts w:ascii="Charis SIL Regular" w:hAnsi="Charis SIL Regular" w:eastAsia="Charis SIL Regular"/>
           <w:b w:val="0"/>
           <w:i w:val="0"/>
@@ -2305,7 +2306,7 @@
           <w:sz w:val="24"/>
           <w:u w:val="single"/>
         </w:rPr>
-        <w:hyperlink r:id="rId19" w:history="1">
+        <w:hyperlink r:id="rId18" w:history="1">
           <w:r>
             <w:rPr>
               <w:rStyle w:val="Hyperlink"/>
@@ -2323,7 +2324,7 @@
           <w:sz w:val="24"/>
           <w:u w:val="single"/>
         </w:rPr>
-        <w:hyperlink r:id="rId19" w:history="1">
+        <w:hyperlink r:id="rId18" w:history="1">
           <w:r>
             <w:rPr>
               <w:rStyle w:val="Hyperlink"/>
@@ -2822,7 +2823,7 @@
           <w:sz w:val="24"/>
           <w:u w:val="single"/>
         </w:rPr>
-        <w:hyperlink r:id="rId21" w:history="1">
+        <w:hyperlink r:id="rId22" w:history="1">
           <w:r>
             <w:rPr>
               <w:rStyle w:val="Hyperlink"/>
@@ -3113,7 +3114,7 @@
           <w:sz w:val="24"/>
           <w:u w:val="single"/>
         </w:rPr>
-        <w:hyperlink r:id="rId23" w:history="1">
+        <w:hyperlink r:id="rId24" w:history="1">
           <w:r>
             <w:rPr>
               <w:rStyle w:val="Hyperlink"/>

--- a/EXPORTS/DOCX/published/niveau3/Dutch/NZG.docx
+++ b/EXPORTS/DOCX/published/niveau3/Dutch/NZG.docx
@@ -445,6 +445,7 @@
           <w:i w:val="0"/>
           <w:color w:val="0000FF"/>
           <w:sz w:val="24"/>
+          <w:u w:val="single"/>
         </w:rPr>
         <w:hyperlink r:id="rId12" w:history="1">
           <w:r>
@@ -464,7 +465,7 @@
           <w:sz w:val="24"/>
           <w:u w:val="single"/>
         </w:rPr>
-        <w:hyperlink r:id="rId10" w:history="1">
+        <w:hyperlink r:id="rId12" w:history="1">
           <w:r>
             <w:rPr>
               <w:rStyle w:val="Hyperlink"/>
@@ -480,6 +481,7 @@
           <w:i w:val="0"/>
           <w:color w:val="0000FF"/>
           <w:sz w:val="24"/>
+          <w:u w:val="single"/>
         </w:rPr>
         <w:hyperlink r:id="rId12" w:history="1">
           <w:r>
@@ -499,7 +501,7 @@
           <w:sz w:val="24"/>
           <w:u w:val="single"/>
         </w:rPr>
-        <w:hyperlink r:id="rId11" w:history="1">
+        <w:hyperlink r:id="rId12" w:history="1">
           <w:r>
             <w:rPr>
               <w:rStyle w:val="Hyperlink"/>
@@ -517,7 +519,7 @@
           <w:sz w:val="24"/>
           <w:u w:val="single"/>
         </w:rPr>
-        <w:hyperlink r:id="rId11" w:history="1">
+        <w:hyperlink r:id="rId12" w:history="1">
           <w:r>
             <w:rPr>
               <w:rStyle w:val="Hyperlink"/>
@@ -791,25 +793,7 @@
           <w:color w:val="000000"/>
           <w:sz w:val="24"/>
         </w:rPr>
-        <w:t>rechtsvoorgangers van de Raad voor de Zendin</w:t>
-      </w:r>
-      <w:r>
-        <w:rPr>
-          <w:u w:val="single" w:color="0000ff"/>
-          <w:rFonts w:ascii="Charis SIL Regular" w:hAnsi="Charis SIL Regular" w:eastAsia="Charis SIL Regular"/>
-          <w:b w:val="0"/>
-          <w:i w:val="0"/>
-          <w:color w:val="000000"/>
-          <w:sz w:val="24"/>
-        </w:rPr>
-        <w:hyperlink r:id="rId13" w:history="1">
-          <w:r>
-            <w:rPr>
-              <w:rStyle w:val="Hyperlink"/>
-            </w:rPr>
-            <w:t>g. Deze a</w:t>
-          </w:r>
-        </w:hyperlink>
+        <w:t>rechtsvoorgangers van de Raad voor de Zending. Deze a</w:t>
       </w:r>
       <w:r>
         <w:rPr>
@@ -982,32 +966,7 @@
           <w:color w:val="000000"/>
           <w:sz w:val="24"/>
         </w:rPr>
-        <w:hyperlink r:id="rId14" w:history="1">
-          <w:r>
-            <w:rPr>
-              <w:rStyle w:val="Hyperlink"/>
-            </w:rPr>
-            <w:t>i</w:t>
-          </w:r>
-        </w:hyperlink>
-      </w:r>
-      <w:r>
-        <w:rPr>
-          <w:u w:val="single" w:color="0000ff"/>
-          <w:rFonts w:ascii="Charis SIL Regular" w:hAnsi="Charis SIL Regular" w:eastAsia="Charis SIL Regular"/>
-          <w:b w:val="0"/>
-          <w:i w:val="0"/>
-          <w:color w:val="000000"/>
-          <w:sz w:val="24"/>
-        </w:rPr>
-        <w:hyperlink r:id="rId14" w:history="1">
-          <w:r>
-            <w:rPr>
-              <w:rStyle w:val="Hyperlink"/>
-            </w:rPr>
-            <w:t>e on</w:t>
-          </w:r>
-        </w:hyperlink>
+        <w:t>ie on</w:t>
       </w:r>
       <w:r>
         <w:rPr>
@@ -2852,13 +2811,21 @@
       </w:r>
       <w:r>
         <w:rPr>
+          <w:u w:val="single" w:color="0000ff"/>
           <w:rFonts w:ascii="Charis SIL Regular" w:hAnsi="Charis SIL Regular" w:eastAsia="Charis SIL Regular"/>
           <w:b w:val="0"/>
           <w:i w:val="0"/>
           <w:color w:val="000000"/>
           <w:sz w:val="24"/>
         </w:rPr>
-        <w:t xml:space="preserve">, </w:t>
+        <w:hyperlink r:id="rId21" w:history="1">
+          <w:r>
+            <w:rPr>
+              <w:rStyle w:val="Hyperlink"/>
+            </w:rPr>
+            <w:t xml:space="preserve">, </w:t>
+          </w:r>
+        </w:hyperlink>
       </w:r>
       <w:r>
         <w:rPr>
@@ -3132,7 +3099,7 @@
           <w:sz w:val="24"/>
           <w:u w:val="single"/>
         </w:rPr>
-        <w:hyperlink r:id="rId23" w:history="1">
+        <w:hyperlink r:id="rId24" w:history="1">
           <w:r>
             <w:rPr>
               <w:rStyle w:val="Hyperlink"/>
@@ -3143,6 +3110,7 @@
       </w:r>
       <w:r>
         <w:rPr>
+          <w:u w:val="single" w:color="0000ff"/>
           <w:rFonts w:ascii="Charis SIL Regular" w:hAnsi="Charis SIL Regular" w:eastAsia="Charis SIL Regular"/>
           <w:b w:val="0"/>
           <w:i w:val="0"/>
@@ -3160,7 +3128,7 @@
           <w:sz w:val="24"/>
           <w:u w:val="single"/>
         </w:rPr>
-        <w:hyperlink r:id="rId23" w:history="1">
+        <w:hyperlink r:id="rId25" w:history="1">
           <w:r>
             <w:rPr>
               <w:rStyle w:val="Hyperlink"/>
@@ -3189,7 +3157,7 @@
           <w:sz w:val="24"/>
           <w:u w:val="single"/>
         </w:rPr>
-        <w:hyperlink r:id="rId23" w:history="1">
+        <w:hyperlink r:id="rId25" w:history="1">
           <w:r>
             <w:rPr>
               <w:rStyle w:val="Hyperlink"/>
@@ -3338,7 +3306,7 @@
           <w:sz w:val="24"/>
           <w:u w:val="single"/>
         </w:rPr>
-        <w:hyperlink r:id="rId25" w:history="1">
+        <w:hyperlink r:id="rId26" w:history="1">
           <w:r>
             <w:rPr>
               <w:rStyle w:val="Hyperlink"/>
@@ -3376,7 +3344,7 @@
           <w:sz w:val="24"/>
           <w:u w:val="single"/>
         </w:rPr>
-        <w:hyperlink r:id="rId26" w:history="1">
+        <w:hyperlink r:id="rId27" w:history="1">
           <w:r>
             <w:rPr>
               <w:rStyle w:val="Hyperlink"/>
@@ -3394,7 +3362,7 @@
           <w:sz w:val="24"/>
           <w:u w:val="single"/>
         </w:rPr>
-        <w:hyperlink r:id="rId26" w:history="1">
+        <w:hyperlink r:id="rId27" w:history="1">
           <w:r>
             <w:rPr>
               <w:rStyle w:val="Hyperlink"/>
@@ -3412,7 +3380,7 @@
           <w:sz w:val="24"/>
           <w:u w:val="single"/>
         </w:rPr>
-        <w:hyperlink r:id="rId26" w:history="1">
+        <w:hyperlink r:id="rId27" w:history="1">
           <w:r>
             <w:rPr>
               <w:rStyle w:val="Hyperlink"/>
@@ -3430,7 +3398,7 @@
           <w:sz w:val="24"/>
           <w:u w:val="single"/>
         </w:rPr>
-        <w:hyperlink r:id="rId26" w:history="1">
+        <w:hyperlink r:id="rId27" w:history="1">
           <w:r>
             <w:rPr>
               <w:rStyle w:val="Hyperlink"/>
@@ -3451,7 +3419,7 @@
           <w:sz w:val="24"/>
           <w:u w:val="single"/>
         </w:rPr>
-        <w:hyperlink r:id="rId26" w:history="1">
+        <w:hyperlink r:id="rId27" w:history="1">
           <w:r>
             <w:rPr>
               <w:rStyle w:val="Hyperlink"/>
@@ -3469,7 +3437,7 @@
           <w:sz w:val="24"/>
           <w:u w:val="single"/>
         </w:rPr>
-        <w:hyperlink r:id="rId26" w:history="1">
+        <w:hyperlink r:id="rId27" w:history="1">
           <w:r>
             <w:rPr>
               <w:rStyle w:val="Hyperlink"/>
@@ -3487,7 +3455,7 @@
           <w:sz w:val="24"/>
           <w:u w:val="single"/>
         </w:rPr>
-        <w:hyperlink r:id="rId26" w:history="1">
+        <w:hyperlink r:id="rId27" w:history="1">
           <w:r>
             <w:rPr>
               <w:rStyle w:val="Hyperlink"/>
@@ -3505,7 +3473,7 @@
           <w:sz w:val="24"/>
           <w:u w:val="single"/>
         </w:rPr>
-        <w:hyperlink r:id="rId26" w:history="1">
+        <w:hyperlink r:id="rId27" w:history="1">
           <w:r>
             <w:rPr>
               <w:rStyle w:val="Hyperlink"/>
@@ -3523,7 +3491,7 @@
           <w:sz w:val="24"/>
           <w:u w:val="single"/>
         </w:rPr>
-        <w:hyperlink r:id="rId26" w:history="1">
+        <w:hyperlink r:id="rId27" w:history="1">
           <w:r>
             <w:rPr>
               <w:rStyle w:val="Hyperlink"/>
@@ -3551,7 +3519,7 @@
           <w:sz w:val="24"/>
           <w:u w:val="single"/>
         </w:rPr>
-        <w:hyperlink r:id="rId26" w:history="1">
+        <w:hyperlink r:id="rId27" w:history="1">
           <w:r>
             <w:rPr>
               <w:rStyle w:val="Hyperlink"/>

--- a/EXPORTS/DOCX/published/niveau3/Dutch/NZG.docx
+++ b/EXPORTS/DOCX/published/niveau3/Dutch/NZG.docx
@@ -465,7 +465,7 @@
           <w:sz w:val="24"/>
           <w:u w:val="single"/>
         </w:rPr>
-        <w:hyperlink r:id="rId12" w:history="1">
+        <w:hyperlink r:id="rId10" w:history="1">
           <w:r>
             <w:rPr>
               <w:rStyle w:val="Hyperlink"/>
@@ -501,7 +501,7 @@
           <w:sz w:val="24"/>
           <w:u w:val="single"/>
         </w:rPr>
-        <w:hyperlink r:id="rId12" w:history="1">
+        <w:hyperlink r:id="rId11" w:history="1">
           <w:r>
             <w:rPr>
               <w:rStyle w:val="Hyperlink"/>
@@ -519,7 +519,7 @@
           <w:sz w:val="24"/>
           <w:u w:val="single"/>
         </w:rPr>
-        <w:hyperlink r:id="rId12" w:history="1">
+        <w:hyperlink r:id="rId11" w:history="1">
           <w:r>
             <w:rPr>
               <w:rStyle w:val="Hyperlink"/>
@@ -793,7 +793,25 @@
           <w:color w:val="000000"/>
           <w:sz w:val="24"/>
         </w:rPr>
-        <w:t>rechtsvoorgangers van de Raad voor de Zending. Deze a</w:t>
+        <w:t>rechtsvoorgangers van de Raad voor de Zendin</w:t>
+      </w:r>
+      <w:r>
+        <w:rPr>
+          <w:u w:val="single" w:color="0000ff"/>
+          <w:rFonts w:ascii="Charis SIL Regular" w:hAnsi="Charis SIL Regular" w:eastAsia="Charis SIL Regular"/>
+          <w:b w:val="0"/>
+          <w:i w:val="0"/>
+          <w:color w:val="000000"/>
+          <w:sz w:val="24"/>
+        </w:rPr>
+        <w:hyperlink r:id="rId13" w:history="1">
+          <w:r>
+            <w:rPr>
+              <w:rStyle w:val="Hyperlink"/>
+            </w:rPr>
+            <w:t>g. Deze a</w:t>
+          </w:r>
+        </w:hyperlink>
       </w:r>
       <w:r>
         <w:rPr>
@@ -966,7 +984,32 @@
           <w:color w:val="000000"/>
           <w:sz w:val="24"/>
         </w:rPr>
-        <w:t>ie on</w:t>
+        <w:hyperlink r:id="rId14" w:history="1">
+          <w:r>
+            <w:rPr>
+              <w:rStyle w:val="Hyperlink"/>
+            </w:rPr>
+            <w:t>i</w:t>
+          </w:r>
+        </w:hyperlink>
+      </w:r>
+      <w:r>
+        <w:rPr>
+          <w:u w:val="single" w:color="0000ff"/>
+          <w:rFonts w:ascii="Charis SIL Regular" w:hAnsi="Charis SIL Regular" w:eastAsia="Charis SIL Regular"/>
+          <w:b w:val="0"/>
+          <w:i w:val="0"/>
+          <w:color w:val="000000"/>
+          <w:sz w:val="24"/>
+        </w:rPr>
+        <w:hyperlink r:id="rId14" w:history="1">
+          <w:r>
+            <w:rPr>
+              <w:rStyle w:val="Hyperlink"/>
+            </w:rPr>
+            <w:t>e on</w:t>
+          </w:r>
+        </w:hyperlink>
       </w:r>
       <w:r>
         <w:rPr>
@@ -1267,198 +1310,7 @@
           <w:color w:val="000000"/>
           <w:sz w:val="24"/>
         </w:rPr>
-        <w:t>door h</w:t>
-      </w:r>
-      <w:r>
-        <w:rPr>
-          <w:u w:val="single" w:color="0000ff"/>
-          <w:rFonts w:ascii="Charis SIL Regular" w:hAnsi="Charis SIL Regular" w:eastAsia="Charis SIL Regular"/>
-          <w:b w:val="0"/>
-          <w:i w:val="0"/>
-          <w:color w:val="000000"/>
-          <w:sz w:val="24"/>
-        </w:rPr>
-        <w:hyperlink r:id="rId15" w:history="1">
-          <w:r>
-            <w:rPr>
-              <w:rStyle w:val="Hyperlink"/>
-            </w:rPr>
-            <w:t xml:space="preserve">et Huygens </w:t>
-          </w:r>
-        </w:hyperlink>
-      </w:r>
-      <w:r>
-        <w:rPr>
-          <w:u w:val="single" w:color="0000ff"/>
-          <w:rFonts w:ascii="Charis SIL Regular" w:hAnsi="Charis SIL Regular" w:eastAsia="Charis SIL Regular"/>
-          <w:b w:val="0"/>
-          <w:i w:val="0"/>
-          <w:color w:val="000000"/>
-          <w:sz w:val="24"/>
-        </w:rPr>
-        <w:hyperlink r:id="rId15" w:history="1">
-          <w:r>
-            <w:rPr>
-              <w:rStyle w:val="Hyperlink"/>
-            </w:rPr>
-            <w:t>I</w:t>
-          </w:r>
-        </w:hyperlink>
-      </w:r>
-      <w:r>
-        <w:rPr>
-          <w:u w:val="single" w:color="0000ff"/>
-          <w:rFonts w:ascii="Charis SIL Regular" w:hAnsi="Charis SIL Regular" w:eastAsia="Charis SIL Regular"/>
-          <w:b w:val="0"/>
-          <w:i w:val="0"/>
-          <w:color w:val="000000"/>
-          <w:sz w:val="24"/>
-        </w:rPr>
-        <w:hyperlink r:id="rId15" w:history="1">
-          <w:r>
-            <w:rPr>
-              <w:rStyle w:val="Hyperlink"/>
-            </w:rPr>
-            <w:t>nsti</w:t>
-          </w:r>
-        </w:hyperlink>
-      </w:r>
-      <w:r>
-        <w:rPr>
-          <w:u w:val="single" w:color="0000ff"/>
-          <w:rFonts w:ascii="Charis SIL Regular" w:hAnsi="Charis SIL Regular" w:eastAsia="Charis SIL Regular"/>
-          <w:b w:val="0"/>
-          <w:i w:val="0"/>
-          <w:color w:val="000000"/>
-          <w:sz w:val="24"/>
-        </w:rPr>
-        <w:hyperlink r:id="rId15" w:history="1">
-          <w:r>
-            <w:rPr>
-              <w:rStyle w:val="Hyperlink"/>
-            </w:rPr>
-            <w:t>t</w:t>
-          </w:r>
-        </w:hyperlink>
-      </w:r>
-      <w:r>
-        <w:rPr>
-          <w:u w:val="single" w:color="0000ff"/>
-          <w:rFonts w:ascii="Charis SIL Regular" w:hAnsi="Charis SIL Regular" w:eastAsia="Charis SIL Regular"/>
-          <w:b w:val="0"/>
-          <w:i w:val="0"/>
-          <w:color w:val="000000"/>
-          <w:sz w:val="24"/>
-        </w:rPr>
-        <w:hyperlink r:id="rId15" w:history="1">
-          <w:r>
-            <w:rPr>
-              <w:rStyle w:val="Hyperlink"/>
-            </w:rPr>
-            <w:t>uut, is een u</w:t>
-          </w:r>
-        </w:hyperlink>
-      </w:r>
-      <w:r>
-        <w:rPr>
-          <w:u w:val="single" w:color="0000ff"/>
-          <w:rFonts w:ascii="Charis SIL Regular" w:hAnsi="Charis SIL Regular" w:eastAsia="Charis SIL Regular"/>
-          <w:b w:val="0"/>
-          <w:i w:val="0"/>
-          <w:color w:val="000000"/>
-          <w:sz w:val="24"/>
-        </w:rPr>
-        <w:hyperlink r:id="rId15" w:history="1">
-          <w:r>
-            <w:rPr>
-              <w:rStyle w:val="Hyperlink"/>
-            </w:rPr>
-            <w:t>i</w:t>
-          </w:r>
-        </w:hyperlink>
-      </w:r>
-      <w:r>
-        <w:rPr>
-          <w:u w:val="single" w:color="0000ff"/>
-          <w:rFonts w:ascii="Charis SIL Regular" w:hAnsi="Charis SIL Regular" w:eastAsia="Charis SIL Regular"/>
-          <w:b w:val="0"/>
-          <w:i w:val="0"/>
-          <w:color w:val="000000"/>
-          <w:sz w:val="24"/>
-        </w:rPr>
-        <w:hyperlink r:id="rId15" w:history="1">
-          <w:r>
-            <w:rPr>
-              <w:rStyle w:val="Hyperlink"/>
-            </w:rPr>
-            <w:t>tvoerig le</w:t>
-          </w:r>
-        </w:hyperlink>
-      </w:r>
-      <w:r>
-        <w:rPr>
-          <w:u w:val="single" w:color="0000ff"/>
-          <w:rFonts w:ascii="Charis SIL Regular" w:hAnsi="Charis SIL Regular" w:eastAsia="Charis SIL Regular"/>
-          <w:b w:val="0"/>
-          <w:i w:val="0"/>
-          <w:color w:val="000000"/>
-          <w:sz w:val="24"/>
-        </w:rPr>
-        <w:hyperlink r:id="rId15" w:history="1">
-          <w:r>
-            <w:rPr>
-              <w:rStyle w:val="Hyperlink"/>
-            </w:rPr>
-            <w:t>m</w:t>
-          </w:r>
-        </w:hyperlink>
-      </w:r>
-      <w:r>
-        <w:rPr>
-          <w:u w:val="single" w:color="0000ff"/>
-          <w:rFonts w:ascii="Charis SIL Regular" w:hAnsi="Charis SIL Regular" w:eastAsia="Charis SIL Regular"/>
-          <w:b w:val="0"/>
-          <w:i w:val="0"/>
-          <w:color w:val="000000"/>
-          <w:sz w:val="24"/>
-        </w:rPr>
-        <w:t>m</w:t>
-      </w:r>
-      <w:r>
-        <w:rPr>
-          <w:u w:val="single" w:color="0000ff"/>
-          <w:rFonts w:ascii="Charis SIL Regular" w:hAnsi="Charis SIL Regular" w:eastAsia="Charis SIL Regular"/>
-          <w:b w:val="0"/>
-          <w:i w:val="0"/>
-          <w:color w:val="000000"/>
-          <w:sz w:val="24"/>
-        </w:rPr>
-        <w:hyperlink r:id="rId15" w:history="1">
-          <w:r>
-            <w:rPr>
-              <w:rStyle w:val="Hyperlink"/>
-            </w:rPr>
-            <w:t>a over</w:t>
-          </w:r>
-        </w:hyperlink>
-      </w:r>
-      <w:r>
-        <w:rPr>
-          <w:u w:val="single" w:color="0000ff"/>
-          <w:rFonts w:ascii="Charis SIL Regular" w:hAnsi="Charis SIL Regular" w:eastAsia="Charis SIL Regular"/>
-          <w:b w:val="0"/>
-          <w:i w:val="0"/>
-          <w:color w:val="000000"/>
-          <w:sz w:val="24"/>
-        </w:rPr>
-        <w:hyperlink r:id="rId15" w:history="1">
-          <w:r>
-            <w:rPr>
-              <w:rStyle w:val="Hyperlink"/>
-            </w:rPr>
-            <w:t xml:space="preserve"> het Neder</w:t>
-          </w:r>
-        </w:hyperlink>
+        <w:t>door het Huygens Instituut, is een uitvoerig lemma over het Neder</w:t>
       </w:r>
       <w:r>
         <w:rPr>
@@ -2265,7 +2117,7 @@
           <w:sz w:val="24"/>
           <w:u w:val="single"/>
         </w:rPr>
-        <w:hyperlink r:id="rId18" w:history="1">
+        <w:hyperlink r:id="rId19" w:history="1">
           <w:r>
             <w:rPr>
               <w:rStyle w:val="Hyperlink"/>
@@ -2283,7 +2135,7 @@
           <w:sz w:val="24"/>
           <w:u w:val="single"/>
         </w:rPr>
-        <w:hyperlink r:id="rId18" w:history="1">
+        <w:hyperlink r:id="rId19" w:history="1">
           <w:r>
             <w:rPr>
               <w:rStyle w:val="Hyperlink"/>
@@ -3099,7 +2951,7 @@
           <w:sz w:val="24"/>
           <w:u w:val="single"/>
         </w:rPr>
-        <w:hyperlink r:id="rId24" w:history="1">
+        <w:hyperlink r:id="rId23" w:history="1">
           <w:r>
             <w:rPr>
               <w:rStyle w:val="Hyperlink"/>
@@ -3117,7 +2969,14 @@
           <w:color w:val="000000"/>
           <w:sz w:val="24"/>
         </w:rPr>
-        <w:t xml:space="preserve">, </w:t>
+        <w:hyperlink r:id="rId23" w:history="1">
+          <w:r>
+            <w:rPr>
+              <w:rStyle w:val="Hyperlink"/>
+            </w:rPr>
+            <w:t xml:space="preserve">, </w:t>
+          </w:r>
+        </w:hyperlink>
       </w:r>
       <w:r>
         <w:rPr>
@@ -3128,7 +2987,7 @@
           <w:sz w:val="24"/>
           <w:u w:val="single"/>
         </w:rPr>
-        <w:hyperlink r:id="rId25" w:history="1">
+        <w:hyperlink r:id="rId23" w:history="1">
           <w:r>
             <w:rPr>
               <w:rStyle w:val="Hyperlink"/>
@@ -3157,7 +3016,7 @@
           <w:sz w:val="24"/>
           <w:u w:val="single"/>
         </w:rPr>
-        <w:hyperlink r:id="rId25" w:history="1">
+        <w:hyperlink r:id="rId23" w:history="1">
           <w:r>
             <w:rPr>
               <w:rStyle w:val="Hyperlink"/>
@@ -3306,7 +3165,7 @@
           <w:sz w:val="24"/>
           <w:u w:val="single"/>
         </w:rPr>
-        <w:hyperlink r:id="rId26" w:history="1">
+        <w:hyperlink r:id="rId25" w:history="1">
           <w:r>
             <w:rPr>
               <w:rStyle w:val="Hyperlink"/>
@@ -3344,7 +3203,7 @@
           <w:sz w:val="24"/>
           <w:u w:val="single"/>
         </w:rPr>
-        <w:hyperlink r:id="rId27" w:history="1">
+        <w:hyperlink r:id="rId26" w:history="1">
           <w:r>
             <w:rPr>
               <w:rStyle w:val="Hyperlink"/>
@@ -3362,7 +3221,7 @@
           <w:sz w:val="24"/>
           <w:u w:val="single"/>
         </w:rPr>
-        <w:hyperlink r:id="rId27" w:history="1">
+        <w:hyperlink r:id="rId26" w:history="1">
           <w:r>
             <w:rPr>
               <w:rStyle w:val="Hyperlink"/>
@@ -3380,7 +3239,7 @@
           <w:sz w:val="24"/>
           <w:u w:val="single"/>
         </w:rPr>
-        <w:hyperlink r:id="rId27" w:history="1">
+        <w:hyperlink r:id="rId26" w:history="1">
           <w:r>
             <w:rPr>
               <w:rStyle w:val="Hyperlink"/>
@@ -3398,7 +3257,7 @@
           <w:sz w:val="24"/>
           <w:u w:val="single"/>
         </w:rPr>
-        <w:hyperlink r:id="rId27" w:history="1">
+        <w:hyperlink r:id="rId26" w:history="1">
           <w:r>
             <w:rPr>
               <w:rStyle w:val="Hyperlink"/>
@@ -3419,7 +3278,7 @@
           <w:sz w:val="24"/>
           <w:u w:val="single"/>
         </w:rPr>
-        <w:hyperlink r:id="rId27" w:history="1">
+        <w:hyperlink r:id="rId26" w:history="1">
           <w:r>
             <w:rPr>
               <w:rStyle w:val="Hyperlink"/>
@@ -3437,7 +3296,7 @@
           <w:sz w:val="24"/>
           <w:u w:val="single"/>
         </w:rPr>
-        <w:hyperlink r:id="rId27" w:history="1">
+        <w:hyperlink r:id="rId26" w:history="1">
           <w:r>
             <w:rPr>
               <w:rStyle w:val="Hyperlink"/>
@@ -3455,7 +3314,7 @@
           <w:sz w:val="24"/>
           <w:u w:val="single"/>
         </w:rPr>
-        <w:hyperlink r:id="rId27" w:history="1">
+        <w:hyperlink r:id="rId26" w:history="1">
           <w:r>
             <w:rPr>
               <w:rStyle w:val="Hyperlink"/>
@@ -3473,7 +3332,7 @@
           <w:sz w:val="24"/>
           <w:u w:val="single"/>
         </w:rPr>
-        <w:hyperlink r:id="rId27" w:history="1">
+        <w:hyperlink r:id="rId26" w:history="1">
           <w:r>
             <w:rPr>
               <w:rStyle w:val="Hyperlink"/>
@@ -3491,7 +3350,7 @@
           <w:sz w:val="24"/>
           <w:u w:val="single"/>
         </w:rPr>
-        <w:hyperlink r:id="rId27" w:history="1">
+        <w:hyperlink r:id="rId26" w:history="1">
           <w:r>
             <w:rPr>
               <w:rStyle w:val="Hyperlink"/>
@@ -3519,7 +3378,7 @@
           <w:sz w:val="24"/>
           <w:u w:val="single"/>
         </w:rPr>
-        <w:hyperlink r:id="rId27" w:history="1">
+        <w:hyperlink r:id="rId26" w:history="1">
           <w:r>
             <w:rPr>
               <w:rStyle w:val="Hyperlink"/>

--- a/EXPORTS/DOCX/published/niveau3/Dutch/NZG.docx
+++ b/EXPORTS/DOCX/published/niveau3/Dutch/NZG.docx
@@ -445,7 +445,6 @@
           <w:i w:val="0"/>
           <w:color w:val="0000FF"/>
           <w:sz w:val="24"/>
-          <w:u w:val="single"/>
         </w:rPr>
         <w:hyperlink r:id="rId12" w:history="1">
           <w:r>
@@ -481,7 +480,6 @@
           <w:i w:val="0"/>
           <w:color w:val="0000FF"/>
           <w:sz w:val="24"/>
-          <w:u w:val="single"/>
         </w:rPr>
         <w:hyperlink r:id="rId12" w:history="1">
           <w:r>
@@ -1310,7 +1308,198 @@
           <w:color w:val="000000"/>
           <w:sz w:val="24"/>
         </w:rPr>
-        <w:t>door het Huygens Instituut, is een uitvoerig lemma over het Neder</w:t>
+        <w:t>door h</w:t>
+      </w:r>
+      <w:r>
+        <w:rPr>
+          <w:u w:val="single" w:color="0000ff"/>
+          <w:rFonts w:ascii="Charis SIL Regular" w:hAnsi="Charis SIL Regular" w:eastAsia="Charis SIL Regular"/>
+          <w:b w:val="0"/>
+          <w:i w:val="0"/>
+          <w:color w:val="000000"/>
+          <w:sz w:val="24"/>
+        </w:rPr>
+        <w:hyperlink r:id="rId15" w:history="1">
+          <w:r>
+            <w:rPr>
+              <w:rStyle w:val="Hyperlink"/>
+            </w:rPr>
+            <w:t xml:space="preserve">et Huygens </w:t>
+          </w:r>
+        </w:hyperlink>
+      </w:r>
+      <w:r>
+        <w:rPr>
+          <w:u w:val="single" w:color="0000ff"/>
+          <w:rFonts w:ascii="Charis SIL Regular" w:hAnsi="Charis SIL Regular" w:eastAsia="Charis SIL Regular"/>
+          <w:b w:val="0"/>
+          <w:i w:val="0"/>
+          <w:color w:val="000000"/>
+          <w:sz w:val="24"/>
+        </w:rPr>
+        <w:hyperlink r:id="rId15" w:history="1">
+          <w:r>
+            <w:rPr>
+              <w:rStyle w:val="Hyperlink"/>
+            </w:rPr>
+            <w:t>I</w:t>
+          </w:r>
+        </w:hyperlink>
+      </w:r>
+      <w:r>
+        <w:rPr>
+          <w:u w:val="single" w:color="0000ff"/>
+          <w:rFonts w:ascii="Charis SIL Regular" w:hAnsi="Charis SIL Regular" w:eastAsia="Charis SIL Regular"/>
+          <w:b w:val="0"/>
+          <w:i w:val="0"/>
+          <w:color w:val="000000"/>
+          <w:sz w:val="24"/>
+        </w:rPr>
+        <w:hyperlink r:id="rId15" w:history="1">
+          <w:r>
+            <w:rPr>
+              <w:rStyle w:val="Hyperlink"/>
+            </w:rPr>
+            <w:t>nsti</w:t>
+          </w:r>
+        </w:hyperlink>
+      </w:r>
+      <w:r>
+        <w:rPr>
+          <w:u w:val="single" w:color="0000ff"/>
+          <w:rFonts w:ascii="Charis SIL Regular" w:hAnsi="Charis SIL Regular" w:eastAsia="Charis SIL Regular"/>
+          <w:b w:val="0"/>
+          <w:i w:val="0"/>
+          <w:color w:val="000000"/>
+          <w:sz w:val="24"/>
+        </w:rPr>
+        <w:hyperlink r:id="rId15" w:history="1">
+          <w:r>
+            <w:rPr>
+              <w:rStyle w:val="Hyperlink"/>
+            </w:rPr>
+            <w:t>t</w:t>
+          </w:r>
+        </w:hyperlink>
+      </w:r>
+      <w:r>
+        <w:rPr>
+          <w:u w:val="single" w:color="0000ff"/>
+          <w:rFonts w:ascii="Charis SIL Regular" w:hAnsi="Charis SIL Regular" w:eastAsia="Charis SIL Regular"/>
+          <w:b w:val="0"/>
+          <w:i w:val="0"/>
+          <w:color w:val="000000"/>
+          <w:sz w:val="24"/>
+        </w:rPr>
+        <w:hyperlink r:id="rId15" w:history="1">
+          <w:r>
+            <w:rPr>
+              <w:rStyle w:val="Hyperlink"/>
+            </w:rPr>
+            <w:t>uut, is een u</w:t>
+          </w:r>
+        </w:hyperlink>
+      </w:r>
+      <w:r>
+        <w:rPr>
+          <w:u w:val="single" w:color="0000ff"/>
+          <w:rFonts w:ascii="Charis SIL Regular" w:hAnsi="Charis SIL Regular" w:eastAsia="Charis SIL Regular"/>
+          <w:b w:val="0"/>
+          <w:i w:val="0"/>
+          <w:color w:val="000000"/>
+          <w:sz w:val="24"/>
+        </w:rPr>
+        <w:hyperlink r:id="rId15" w:history="1">
+          <w:r>
+            <w:rPr>
+              <w:rStyle w:val="Hyperlink"/>
+            </w:rPr>
+            <w:t>i</w:t>
+          </w:r>
+        </w:hyperlink>
+      </w:r>
+      <w:r>
+        <w:rPr>
+          <w:u w:val="single" w:color="0000ff"/>
+          <w:rFonts w:ascii="Charis SIL Regular" w:hAnsi="Charis SIL Regular" w:eastAsia="Charis SIL Regular"/>
+          <w:b w:val="0"/>
+          <w:i w:val="0"/>
+          <w:color w:val="000000"/>
+          <w:sz w:val="24"/>
+        </w:rPr>
+        <w:hyperlink r:id="rId15" w:history="1">
+          <w:r>
+            <w:rPr>
+              <w:rStyle w:val="Hyperlink"/>
+            </w:rPr>
+            <w:t>tvoerig le</w:t>
+          </w:r>
+        </w:hyperlink>
+      </w:r>
+      <w:r>
+        <w:rPr>
+          <w:u w:val="single" w:color="0000ff"/>
+          <w:rFonts w:ascii="Charis SIL Regular" w:hAnsi="Charis SIL Regular" w:eastAsia="Charis SIL Regular"/>
+          <w:b w:val="0"/>
+          <w:i w:val="0"/>
+          <w:color w:val="000000"/>
+          <w:sz w:val="24"/>
+        </w:rPr>
+        <w:hyperlink r:id="rId15" w:history="1">
+          <w:r>
+            <w:rPr>
+              <w:rStyle w:val="Hyperlink"/>
+            </w:rPr>
+            <w:t>m</w:t>
+          </w:r>
+        </w:hyperlink>
+      </w:r>
+      <w:r>
+        <w:rPr>
+          <w:u w:val="single" w:color="0000ff"/>
+          <w:rFonts w:ascii="Charis SIL Regular" w:hAnsi="Charis SIL Regular" w:eastAsia="Charis SIL Regular"/>
+          <w:b w:val="0"/>
+          <w:i w:val="0"/>
+          <w:color w:val="000000"/>
+          <w:sz w:val="24"/>
+        </w:rPr>
+        <w:t>m</w:t>
+      </w:r>
+      <w:r>
+        <w:rPr>
+          <w:u w:val="single" w:color="0000ff"/>
+          <w:rFonts w:ascii="Charis SIL Regular" w:hAnsi="Charis SIL Regular" w:eastAsia="Charis SIL Regular"/>
+          <w:b w:val="0"/>
+          <w:i w:val="0"/>
+          <w:color w:val="000000"/>
+          <w:sz w:val="24"/>
+        </w:rPr>
+        <w:hyperlink r:id="rId15" w:history="1">
+          <w:r>
+            <w:rPr>
+              <w:rStyle w:val="Hyperlink"/>
+            </w:rPr>
+            <w:t>a over</w:t>
+          </w:r>
+        </w:hyperlink>
+      </w:r>
+      <w:r>
+        <w:rPr>
+          <w:u w:val="single" w:color="0000ff"/>
+          <w:rFonts w:ascii="Charis SIL Regular" w:hAnsi="Charis SIL Regular" w:eastAsia="Charis SIL Regular"/>
+          <w:b w:val="0"/>
+          <w:i w:val="0"/>
+          <w:color w:val="000000"/>
+          <w:sz w:val="24"/>
+        </w:rPr>
+        <w:hyperlink r:id="rId15" w:history="1">
+          <w:r>
+            <w:rPr>
+              <w:rStyle w:val="Hyperlink"/>
+            </w:rPr>
+            <w:t xml:space="preserve"> het Neder</w:t>
+          </w:r>
+        </w:hyperlink>
       </w:r>
       <w:r>
         <w:rPr>
@@ -2117,7 +2306,7 @@
           <w:sz w:val="24"/>
           <w:u w:val="single"/>
         </w:rPr>
-        <w:hyperlink r:id="rId19" w:history="1">
+        <w:hyperlink r:id="rId18" w:history="1">
           <w:r>
             <w:rPr>
               <w:rStyle w:val="Hyperlink"/>
@@ -2135,7 +2324,7 @@
           <w:sz w:val="24"/>
           <w:u w:val="single"/>
         </w:rPr>
-        <w:hyperlink r:id="rId19" w:history="1">
+        <w:hyperlink r:id="rId18" w:history="1">
           <w:r>
             <w:rPr>
               <w:rStyle w:val="Hyperlink"/>
@@ -2652,7 +2841,7 @@
           <w:sz w:val="24"/>
           <w:u w:val="single"/>
         </w:rPr>
-        <w:hyperlink r:id="rId21" w:history="1">
+        <w:hyperlink r:id="rId22" w:history="1">
           <w:r>
             <w:rPr>
               <w:rStyle w:val="Hyperlink"/>
@@ -2670,14 +2859,7 @@
           <w:color w:val="000000"/>
           <w:sz w:val="24"/>
         </w:rPr>
-        <w:hyperlink r:id="rId21" w:history="1">
-          <w:r>
-            <w:rPr>
-              <w:rStyle w:val="Hyperlink"/>
-            </w:rPr>
-            <w:t xml:space="preserve">, </w:t>
-          </w:r>
-        </w:hyperlink>
+        <w:t xml:space="preserve">, </w:t>
       </w:r>
       <w:r>
         <w:rPr>
@@ -2688,7 +2870,7 @@
           <w:sz w:val="24"/>
           <w:u w:val="single"/>
         </w:rPr>
-        <w:hyperlink r:id="rId21" w:history="1">
+        <w:hyperlink r:id="rId23" w:history="1">
           <w:r>
             <w:rPr>
               <w:rStyle w:val="Hyperlink"/>
@@ -2717,7 +2899,7 @@
           <w:sz w:val="24"/>
           <w:u w:val="single"/>
         </w:rPr>
-        <w:hyperlink r:id="rId21" w:history="1">
+        <w:hyperlink r:id="rId23" w:history="1">
           <w:r>
             <w:rPr>
               <w:rStyle w:val="Hyperlink"/>
@@ -2735,7 +2917,7 @@
           <w:sz w:val="24"/>
           <w:u w:val="single"/>
         </w:rPr>
-        <w:hyperlink r:id="rId21" w:history="1">
+        <w:hyperlink r:id="rId23" w:history="1">
           <w:r>
             <w:rPr>
               <w:rStyle w:val="Hyperlink"/>
@@ -2833,7 +3015,7 @@
           <w:sz w:val="24"/>
           <w:u w:val="single"/>
         </w:rPr>
-        <w:hyperlink r:id="rId23" w:history="1">
+        <w:hyperlink r:id="rId24" w:history="1">
           <w:r>
             <w:rPr>
               <w:rStyle w:val="Hyperlink"/>
@@ -2851,7 +3033,7 @@
           <w:sz w:val="24"/>
           <w:u w:val="single"/>
         </w:rPr>
-        <w:hyperlink r:id="rId23" w:history="1">
+        <w:hyperlink r:id="rId24" w:history="1">
           <w:r>
             <w:rPr>
               <w:rStyle w:val="Hyperlink"/>
@@ -2869,7 +3051,7 @@
           <w:sz w:val="24"/>
           <w:u w:val="single"/>
         </w:rPr>
-        <w:hyperlink r:id="rId23" w:history="1">
+        <w:hyperlink r:id="rId24" w:history="1">
           <w:r>
             <w:rPr>
               <w:rStyle w:val="Hyperlink"/>
@@ -2887,7 +3069,7 @@
           <w:sz w:val="24"/>
           <w:u w:val="single"/>
         </w:rPr>
-        <w:hyperlink r:id="rId23" w:history="1">
+        <w:hyperlink r:id="rId24" w:history="1">
           <w:r>
             <w:rPr>
               <w:rStyle w:val="Hyperlink"/>
@@ -2915,7 +3097,7 @@
           <w:sz w:val="24"/>
           <w:u w:val="single"/>
         </w:rPr>
-        <w:hyperlink r:id="rId24" w:history="1">
+        <w:hyperlink r:id="rId25" w:history="1">
           <w:r>
             <w:rPr>
               <w:rStyle w:val="Hyperlink"/>
@@ -2933,7 +3115,7 @@
           <w:sz w:val="24"/>
           <w:u w:val="single"/>
         </w:rPr>
-        <w:hyperlink r:id="rId24" w:history="1">
+        <w:hyperlink r:id="rId25" w:history="1">
           <w:r>
             <w:rPr>
               <w:rStyle w:val="Hyperlink"/>
@@ -2951,7 +3133,7 @@
           <w:sz w:val="24"/>
           <w:u w:val="single"/>
         </w:rPr>
-        <w:hyperlink r:id="rId23" w:history="1">
+        <w:hyperlink r:id="rId25" w:history="1">
           <w:r>
             <w:rPr>
               <w:rStyle w:val="Hyperlink"/>
@@ -2962,21 +3144,13 @@
       </w:r>
       <w:r>
         <w:rPr>
-          <w:u w:val="single" w:color="0000ff"/>
           <w:rFonts w:ascii="Charis SIL Regular" w:hAnsi="Charis SIL Regular" w:eastAsia="Charis SIL Regular"/>
           <w:b w:val="0"/>
           <w:i w:val="0"/>
           <w:color w:val="000000"/>
           <w:sz w:val="24"/>
         </w:rPr>
-        <w:hyperlink r:id="rId23" w:history="1">
-          <w:r>
-            <w:rPr>
-              <w:rStyle w:val="Hyperlink"/>
-            </w:rPr>
-            <w:t xml:space="preserve">, </w:t>
-          </w:r>
-        </w:hyperlink>
+        <w:t xml:space="preserve">, </w:t>
       </w:r>
       <w:r>
         <w:rPr>
@@ -2987,7 +3161,7 @@
           <w:sz w:val="24"/>
           <w:u w:val="single"/>
         </w:rPr>
-        <w:hyperlink r:id="rId23" w:history="1">
+        <w:hyperlink r:id="rId26" w:history="1">
           <w:r>
             <w:rPr>
               <w:rStyle w:val="Hyperlink"/>
@@ -3016,7 +3190,7 @@
           <w:sz w:val="24"/>
           <w:u w:val="single"/>
         </w:rPr>
-        <w:hyperlink r:id="rId23" w:history="1">
+        <w:hyperlink r:id="rId26" w:history="1">
           <w:r>
             <w:rPr>
               <w:rStyle w:val="Hyperlink"/>
@@ -3034,7 +3208,7 @@
           <w:sz w:val="24"/>
           <w:u w:val="single"/>
         </w:rPr>
-        <w:hyperlink r:id="rId23" w:history="1">
+        <w:hyperlink r:id="rId26" w:history="1">
           <w:r>
             <w:rPr>
               <w:rStyle w:val="Hyperlink"/>
@@ -3165,7 +3339,7 @@
           <w:sz w:val="24"/>
           <w:u w:val="single"/>
         </w:rPr>
-        <w:hyperlink r:id="rId25" w:history="1">
+        <w:hyperlink r:id="rId27" w:history="1">
           <w:r>
             <w:rPr>
               <w:rStyle w:val="Hyperlink"/>
@@ -3203,7 +3377,7 @@
           <w:sz w:val="24"/>
           <w:u w:val="single"/>
         </w:rPr>
-        <w:hyperlink r:id="rId26" w:history="1">
+        <w:hyperlink r:id="rId28" w:history="1">
           <w:r>
             <w:rPr>
               <w:rStyle w:val="Hyperlink"/>
@@ -3221,7 +3395,7 @@
           <w:sz w:val="24"/>
           <w:u w:val="single"/>
         </w:rPr>
-        <w:hyperlink r:id="rId26" w:history="1">
+        <w:hyperlink r:id="rId28" w:history="1">
           <w:r>
             <w:rPr>
               <w:rStyle w:val="Hyperlink"/>
@@ -3239,7 +3413,7 @@
           <w:sz w:val="24"/>
           <w:u w:val="single"/>
         </w:rPr>
-        <w:hyperlink r:id="rId26" w:history="1">
+        <w:hyperlink r:id="rId28" w:history="1">
           <w:r>
             <w:rPr>
               <w:rStyle w:val="Hyperlink"/>
@@ -3257,7 +3431,7 @@
           <w:sz w:val="24"/>
           <w:u w:val="single"/>
         </w:rPr>
-        <w:hyperlink r:id="rId26" w:history="1">
+        <w:hyperlink r:id="rId28" w:history="1">
           <w:r>
             <w:rPr>
               <w:rStyle w:val="Hyperlink"/>
@@ -3278,7 +3452,7 @@
           <w:sz w:val="24"/>
           <w:u w:val="single"/>
         </w:rPr>
-        <w:hyperlink r:id="rId26" w:history="1">
+        <w:hyperlink r:id="rId28" w:history="1">
           <w:r>
             <w:rPr>
               <w:rStyle w:val="Hyperlink"/>
@@ -3296,7 +3470,7 @@
           <w:sz w:val="24"/>
           <w:u w:val="single"/>
         </w:rPr>
-        <w:hyperlink r:id="rId26" w:history="1">
+        <w:hyperlink r:id="rId28" w:history="1">
           <w:r>
             <w:rPr>
               <w:rStyle w:val="Hyperlink"/>
@@ -3314,7 +3488,7 @@
           <w:sz w:val="24"/>
           <w:u w:val="single"/>
         </w:rPr>
-        <w:hyperlink r:id="rId26" w:history="1">
+        <w:hyperlink r:id="rId28" w:history="1">
           <w:r>
             <w:rPr>
               <w:rStyle w:val="Hyperlink"/>
@@ -3332,7 +3506,7 @@
           <w:sz w:val="24"/>
           <w:u w:val="single"/>
         </w:rPr>
-        <w:hyperlink r:id="rId26" w:history="1">
+        <w:hyperlink r:id="rId28" w:history="1">
           <w:r>
             <w:rPr>
               <w:rStyle w:val="Hyperlink"/>
@@ -3350,7 +3524,7 @@
           <w:sz w:val="24"/>
           <w:u w:val="single"/>
         </w:rPr>
-        <w:hyperlink r:id="rId26" w:history="1">
+        <w:hyperlink r:id="rId28" w:history="1">
           <w:r>
             <w:rPr>
               <w:rStyle w:val="Hyperlink"/>
@@ -3378,7 +3552,7 @@
           <w:sz w:val="24"/>
           <w:u w:val="single"/>
         </w:rPr>
-        <w:hyperlink r:id="rId26" w:history="1">
+        <w:hyperlink r:id="rId28" w:history="1">
           <w:r>
             <w:rPr>
               <w:rStyle w:val="Hyperlink"/>

--- a/EXPORTS/DOCX/published/niveau3/Dutch/NZG.docx
+++ b/EXPORTS/DOCX/published/niveau3/Dutch/NZG.docx
@@ -445,6 +445,7 @@
           <w:i w:val="0"/>
           <w:color w:val="0000FF"/>
           <w:sz w:val="24"/>
+          <w:u w:val="single"/>
         </w:rPr>
         <w:hyperlink r:id="rId12" w:history="1">
           <w:r>
@@ -480,6 +481,7 @@
           <w:i w:val="0"/>
           <w:color w:val="0000FF"/>
           <w:sz w:val="24"/>
+          <w:u w:val="single"/>
         </w:rPr>
         <w:hyperlink r:id="rId12" w:history="1">
           <w:r>
@@ -953,61 +955,7 @@
           <w:color w:val="000000"/>
           <w:sz w:val="24"/>
         </w:rPr>
-        <w:t>het bezit van he</w:t>
-      </w:r>
-      <w:r>
-        <w:rPr>
-          <w:u w:val="single" w:color="0000ff"/>
-          <w:rFonts w:ascii="Charis SIL Regular" w:hAnsi="Charis SIL Regular" w:eastAsia="Charis SIL Regular"/>
-          <w:b w:val="0"/>
-          <w:i w:val="0"/>
-          <w:color w:val="000000"/>
-          <w:sz w:val="24"/>
-        </w:rPr>
-        <w:hyperlink r:id="rId14" w:history="1">
-          <w:r>
-            <w:rPr>
-              <w:rStyle w:val="Hyperlink"/>
-            </w:rPr>
-            <w:t>t NZG d</w:t>
-          </w:r>
-        </w:hyperlink>
-      </w:r>
-      <w:r>
-        <w:rPr>
-          <w:u w:val="single" w:color="0000ff"/>
-          <w:rFonts w:ascii="Charis SIL Regular" w:hAnsi="Charis SIL Regular" w:eastAsia="Charis SIL Regular"/>
-          <w:b w:val="0"/>
-          <w:i w:val="0"/>
-          <w:color w:val="000000"/>
-          <w:sz w:val="24"/>
-        </w:rPr>
-        <w:hyperlink r:id="rId14" w:history="1">
-          <w:r>
-            <w:rPr>
-              <w:rStyle w:val="Hyperlink"/>
-            </w:rPr>
-            <w:t>i</w:t>
-          </w:r>
-        </w:hyperlink>
-      </w:r>
-      <w:r>
-        <w:rPr>
-          <w:u w:val="single" w:color="0000ff"/>
-          <w:rFonts w:ascii="Charis SIL Regular" w:hAnsi="Charis SIL Regular" w:eastAsia="Charis SIL Regular"/>
-          <w:b w:val="0"/>
-          <w:i w:val="0"/>
-          <w:color w:val="000000"/>
-          <w:sz w:val="24"/>
-        </w:rPr>
-        <w:hyperlink r:id="rId14" w:history="1">
-          <w:r>
-            <w:rPr>
-              <w:rStyle w:val="Hyperlink"/>
-            </w:rPr>
-            <w:t>e on</w:t>
-          </w:r>
-        </w:hyperlink>
+        <w:t>het bezit van het NZG die on</w:t>
       </w:r>
       <w:r>
         <w:rPr>
@@ -1308,198 +1256,7 @@
           <w:color w:val="000000"/>
           <w:sz w:val="24"/>
         </w:rPr>
-        <w:t>door h</w:t>
-      </w:r>
-      <w:r>
-        <w:rPr>
-          <w:u w:val="single" w:color="0000ff"/>
-          <w:rFonts w:ascii="Charis SIL Regular" w:hAnsi="Charis SIL Regular" w:eastAsia="Charis SIL Regular"/>
-          <w:b w:val="0"/>
-          <w:i w:val="0"/>
-          <w:color w:val="000000"/>
-          <w:sz w:val="24"/>
-        </w:rPr>
-        <w:hyperlink r:id="rId15" w:history="1">
-          <w:r>
-            <w:rPr>
-              <w:rStyle w:val="Hyperlink"/>
-            </w:rPr>
-            <w:t xml:space="preserve">et Huygens </w:t>
-          </w:r>
-        </w:hyperlink>
-      </w:r>
-      <w:r>
-        <w:rPr>
-          <w:u w:val="single" w:color="0000ff"/>
-          <w:rFonts w:ascii="Charis SIL Regular" w:hAnsi="Charis SIL Regular" w:eastAsia="Charis SIL Regular"/>
-          <w:b w:val="0"/>
-          <w:i w:val="0"/>
-          <w:color w:val="000000"/>
-          <w:sz w:val="24"/>
-        </w:rPr>
-        <w:hyperlink r:id="rId15" w:history="1">
-          <w:r>
-            <w:rPr>
-              <w:rStyle w:val="Hyperlink"/>
-            </w:rPr>
-            <w:t>I</w:t>
-          </w:r>
-        </w:hyperlink>
-      </w:r>
-      <w:r>
-        <w:rPr>
-          <w:u w:val="single" w:color="0000ff"/>
-          <w:rFonts w:ascii="Charis SIL Regular" w:hAnsi="Charis SIL Regular" w:eastAsia="Charis SIL Regular"/>
-          <w:b w:val="0"/>
-          <w:i w:val="0"/>
-          <w:color w:val="000000"/>
-          <w:sz w:val="24"/>
-        </w:rPr>
-        <w:hyperlink r:id="rId15" w:history="1">
-          <w:r>
-            <w:rPr>
-              <w:rStyle w:val="Hyperlink"/>
-            </w:rPr>
-            <w:t>nsti</w:t>
-          </w:r>
-        </w:hyperlink>
-      </w:r>
-      <w:r>
-        <w:rPr>
-          <w:u w:val="single" w:color="0000ff"/>
-          <w:rFonts w:ascii="Charis SIL Regular" w:hAnsi="Charis SIL Regular" w:eastAsia="Charis SIL Regular"/>
-          <w:b w:val="0"/>
-          <w:i w:val="0"/>
-          <w:color w:val="000000"/>
-          <w:sz w:val="24"/>
-        </w:rPr>
-        <w:hyperlink r:id="rId15" w:history="1">
-          <w:r>
-            <w:rPr>
-              <w:rStyle w:val="Hyperlink"/>
-            </w:rPr>
-            <w:t>t</w:t>
-          </w:r>
-        </w:hyperlink>
-      </w:r>
-      <w:r>
-        <w:rPr>
-          <w:u w:val="single" w:color="0000ff"/>
-          <w:rFonts w:ascii="Charis SIL Regular" w:hAnsi="Charis SIL Regular" w:eastAsia="Charis SIL Regular"/>
-          <w:b w:val="0"/>
-          <w:i w:val="0"/>
-          <w:color w:val="000000"/>
-          <w:sz w:val="24"/>
-        </w:rPr>
-        <w:hyperlink r:id="rId15" w:history="1">
-          <w:r>
-            <w:rPr>
-              <w:rStyle w:val="Hyperlink"/>
-            </w:rPr>
-            <w:t>uut, is een u</w:t>
-          </w:r>
-        </w:hyperlink>
-      </w:r>
-      <w:r>
-        <w:rPr>
-          <w:u w:val="single" w:color="0000ff"/>
-          <w:rFonts w:ascii="Charis SIL Regular" w:hAnsi="Charis SIL Regular" w:eastAsia="Charis SIL Regular"/>
-          <w:b w:val="0"/>
-          <w:i w:val="0"/>
-          <w:color w:val="000000"/>
-          <w:sz w:val="24"/>
-        </w:rPr>
-        <w:hyperlink r:id="rId15" w:history="1">
-          <w:r>
-            <w:rPr>
-              <w:rStyle w:val="Hyperlink"/>
-            </w:rPr>
-            <w:t>i</w:t>
-          </w:r>
-        </w:hyperlink>
-      </w:r>
-      <w:r>
-        <w:rPr>
-          <w:u w:val="single" w:color="0000ff"/>
-          <w:rFonts w:ascii="Charis SIL Regular" w:hAnsi="Charis SIL Regular" w:eastAsia="Charis SIL Regular"/>
-          <w:b w:val="0"/>
-          <w:i w:val="0"/>
-          <w:color w:val="000000"/>
-          <w:sz w:val="24"/>
-        </w:rPr>
-        <w:hyperlink r:id="rId15" w:history="1">
-          <w:r>
-            <w:rPr>
-              <w:rStyle w:val="Hyperlink"/>
-            </w:rPr>
-            <w:t>tvoerig le</w:t>
-          </w:r>
-        </w:hyperlink>
-      </w:r>
-      <w:r>
-        <w:rPr>
-          <w:u w:val="single" w:color="0000ff"/>
-          <w:rFonts w:ascii="Charis SIL Regular" w:hAnsi="Charis SIL Regular" w:eastAsia="Charis SIL Regular"/>
-          <w:b w:val="0"/>
-          <w:i w:val="0"/>
-          <w:color w:val="000000"/>
-          <w:sz w:val="24"/>
-        </w:rPr>
-        <w:hyperlink r:id="rId15" w:history="1">
-          <w:r>
-            <w:rPr>
-              <w:rStyle w:val="Hyperlink"/>
-            </w:rPr>
-            <w:t>m</w:t>
-          </w:r>
-        </w:hyperlink>
-      </w:r>
-      <w:r>
-        <w:rPr>
-          <w:u w:val="single" w:color="0000ff"/>
-          <w:rFonts w:ascii="Charis SIL Regular" w:hAnsi="Charis SIL Regular" w:eastAsia="Charis SIL Regular"/>
-          <w:b w:val="0"/>
-          <w:i w:val="0"/>
-          <w:color w:val="000000"/>
-          <w:sz w:val="24"/>
-        </w:rPr>
-        <w:t>m</w:t>
-      </w:r>
-      <w:r>
-        <w:rPr>
-          <w:u w:val="single" w:color="0000ff"/>
-          <w:rFonts w:ascii="Charis SIL Regular" w:hAnsi="Charis SIL Regular" w:eastAsia="Charis SIL Regular"/>
-          <w:b w:val="0"/>
-          <w:i w:val="0"/>
-          <w:color w:val="000000"/>
-          <w:sz w:val="24"/>
-        </w:rPr>
-        <w:hyperlink r:id="rId15" w:history="1">
-          <w:r>
-            <w:rPr>
-              <w:rStyle w:val="Hyperlink"/>
-            </w:rPr>
-            <w:t>a over</w:t>
-          </w:r>
-        </w:hyperlink>
-      </w:r>
-      <w:r>
-        <w:rPr>
-          <w:u w:val="single" w:color="0000ff"/>
-          <w:rFonts w:ascii="Charis SIL Regular" w:hAnsi="Charis SIL Regular" w:eastAsia="Charis SIL Regular"/>
-          <w:b w:val="0"/>
-          <w:i w:val="0"/>
-          <w:color w:val="000000"/>
-          <w:sz w:val="24"/>
-        </w:rPr>
-        <w:hyperlink r:id="rId15" w:history="1">
-          <w:r>
-            <w:rPr>
-              <w:rStyle w:val="Hyperlink"/>
-            </w:rPr>
-            <w:t xml:space="preserve"> het Neder</w:t>
-          </w:r>
-        </w:hyperlink>
+        <w:t>door het Huygens Instituut, is een uitvoerig lemma over het Neder</w:t>
       </w:r>
       <w:r>
         <w:rPr>
@@ -2324,7 +2081,7 @@
           <w:sz w:val="24"/>
           <w:u w:val="single"/>
         </w:rPr>
-        <w:hyperlink r:id="rId18" w:history="1">
+        <w:hyperlink r:id="rId19" w:history="1">
           <w:r>
             <w:rPr>
               <w:rStyle w:val="Hyperlink"/>
@@ -2841,7 +2598,7 @@
           <w:sz w:val="24"/>
           <w:u w:val="single"/>
         </w:rPr>
-        <w:hyperlink r:id="rId22" w:history="1">
+        <w:hyperlink r:id="rId21" w:history="1">
           <w:r>
             <w:rPr>
               <w:rStyle w:val="Hyperlink"/>
@@ -2859,7 +2616,14 @@
           <w:color w:val="000000"/>
           <w:sz w:val="24"/>
         </w:rPr>
-        <w:t xml:space="preserve">, </w:t>
+        <w:hyperlink r:id="rId21" w:history="1">
+          <w:r>
+            <w:rPr>
+              <w:rStyle w:val="Hyperlink"/>
+            </w:rPr>
+            <w:t xml:space="preserve">, </w:t>
+          </w:r>
+        </w:hyperlink>
       </w:r>
       <w:r>
         <w:rPr>
@@ -2870,7 +2634,7 @@
           <w:sz w:val="24"/>
           <w:u w:val="single"/>
         </w:rPr>
-        <w:hyperlink r:id="rId23" w:history="1">
+        <w:hyperlink r:id="rId21" w:history="1">
           <w:r>
             <w:rPr>
               <w:rStyle w:val="Hyperlink"/>
@@ -2899,7 +2663,7 @@
           <w:sz w:val="24"/>
           <w:u w:val="single"/>
         </w:rPr>
-        <w:hyperlink r:id="rId23" w:history="1">
+        <w:hyperlink r:id="rId21" w:history="1">
           <w:r>
             <w:rPr>
               <w:rStyle w:val="Hyperlink"/>
@@ -2917,7 +2681,7 @@
           <w:sz w:val="24"/>
           <w:u w:val="single"/>
         </w:rPr>
-        <w:hyperlink r:id="rId23" w:history="1">
+        <w:hyperlink r:id="rId21" w:history="1">
           <w:r>
             <w:rPr>
               <w:rStyle w:val="Hyperlink"/>
@@ -3015,7 +2779,7 @@
           <w:sz w:val="24"/>
           <w:u w:val="single"/>
         </w:rPr>
-        <w:hyperlink r:id="rId24" w:history="1">
+        <w:hyperlink r:id="rId23" w:history="1">
           <w:r>
             <w:rPr>
               <w:rStyle w:val="Hyperlink"/>
@@ -3033,7 +2797,7 @@
           <w:sz w:val="24"/>
           <w:u w:val="single"/>
         </w:rPr>
-        <w:hyperlink r:id="rId24" w:history="1">
+        <w:hyperlink r:id="rId23" w:history="1">
           <w:r>
             <w:rPr>
               <w:rStyle w:val="Hyperlink"/>
@@ -3051,7 +2815,7 @@
           <w:sz w:val="24"/>
           <w:u w:val="single"/>
         </w:rPr>
-        <w:hyperlink r:id="rId24" w:history="1">
+        <w:hyperlink r:id="rId23" w:history="1">
           <w:r>
             <w:rPr>
               <w:rStyle w:val="Hyperlink"/>
@@ -3069,7 +2833,7 @@
           <w:sz w:val="24"/>
           <w:u w:val="single"/>
         </w:rPr>
-        <w:hyperlink r:id="rId24" w:history="1">
+        <w:hyperlink r:id="rId23" w:history="1">
           <w:r>
             <w:rPr>
               <w:rStyle w:val="Hyperlink"/>
@@ -3097,7 +2861,7 @@
           <w:sz w:val="24"/>
           <w:u w:val="single"/>
         </w:rPr>
-        <w:hyperlink r:id="rId25" w:history="1">
+        <w:hyperlink r:id="rId24" w:history="1">
           <w:r>
             <w:rPr>
               <w:rStyle w:val="Hyperlink"/>
@@ -3115,7 +2879,7 @@
           <w:sz w:val="24"/>
           <w:u w:val="single"/>
         </w:rPr>
-        <w:hyperlink r:id="rId25" w:history="1">
+        <w:hyperlink r:id="rId24" w:history="1">
           <w:r>
             <w:rPr>
               <w:rStyle w:val="Hyperlink"/>
@@ -3133,7 +2897,7 @@
           <w:sz w:val="24"/>
           <w:u w:val="single"/>
         </w:rPr>
-        <w:hyperlink r:id="rId25" w:history="1">
+        <w:hyperlink r:id="rId24" w:history="1">
           <w:r>
             <w:rPr>
               <w:rStyle w:val="Hyperlink"/>
@@ -3144,6 +2908,7 @@
       </w:r>
       <w:r>
         <w:rPr>
+          <w:u w:val="single" w:color="0000ff"/>
           <w:rFonts w:ascii="Charis SIL Regular" w:hAnsi="Charis SIL Regular" w:eastAsia="Charis SIL Regular"/>
           <w:b w:val="0"/>
           <w:i w:val="0"/>
@@ -3161,7 +2926,7 @@
           <w:sz w:val="24"/>
           <w:u w:val="single"/>
         </w:rPr>
-        <w:hyperlink r:id="rId26" w:history="1">
+        <w:hyperlink r:id="rId25" w:history="1">
           <w:r>
             <w:rPr>
               <w:rStyle w:val="Hyperlink"/>
@@ -3190,7 +2955,7 @@
           <w:sz w:val="24"/>
           <w:u w:val="single"/>
         </w:rPr>
-        <w:hyperlink r:id="rId26" w:history="1">
+        <w:hyperlink r:id="rId25" w:history="1">
           <w:r>
             <w:rPr>
               <w:rStyle w:val="Hyperlink"/>
@@ -3208,7 +2973,7 @@
           <w:sz w:val="24"/>
           <w:u w:val="single"/>
         </w:rPr>
-        <w:hyperlink r:id="rId26" w:history="1">
+        <w:hyperlink r:id="rId23" w:history="1">
           <w:r>
             <w:rPr>
               <w:rStyle w:val="Hyperlink"/>
@@ -3339,7 +3104,7 @@
           <w:sz w:val="24"/>
           <w:u w:val="single"/>
         </w:rPr>
-        <w:hyperlink r:id="rId27" w:history="1">
+        <w:hyperlink r:id="rId26" w:history="1">
           <w:r>
             <w:rPr>
               <w:rStyle w:val="Hyperlink"/>
@@ -3377,7 +3142,7 @@
           <w:sz w:val="24"/>
           <w:u w:val="single"/>
         </w:rPr>
-        <w:hyperlink r:id="rId28" w:history="1">
+        <w:hyperlink r:id="rId27" w:history="1">
           <w:r>
             <w:rPr>
               <w:rStyle w:val="Hyperlink"/>
@@ -3395,7 +3160,7 @@
           <w:sz w:val="24"/>
           <w:u w:val="single"/>
         </w:rPr>
-        <w:hyperlink r:id="rId28" w:history="1">
+        <w:hyperlink r:id="rId27" w:history="1">
           <w:r>
             <w:rPr>
               <w:rStyle w:val="Hyperlink"/>
@@ -3413,7 +3178,7 @@
           <w:sz w:val="24"/>
           <w:u w:val="single"/>
         </w:rPr>
-        <w:hyperlink r:id="rId28" w:history="1">
+        <w:hyperlink r:id="rId27" w:history="1">
           <w:r>
             <w:rPr>
               <w:rStyle w:val="Hyperlink"/>
@@ -3431,7 +3196,7 @@
           <w:sz w:val="24"/>
           <w:u w:val="single"/>
         </w:rPr>
-        <w:hyperlink r:id="rId28" w:history="1">
+        <w:hyperlink r:id="rId27" w:history="1">
           <w:r>
             <w:rPr>
               <w:rStyle w:val="Hyperlink"/>
@@ -3452,7 +3217,7 @@
           <w:sz w:val="24"/>
           <w:u w:val="single"/>
         </w:rPr>
-        <w:hyperlink r:id="rId28" w:history="1">
+        <w:hyperlink r:id="rId27" w:history="1">
           <w:r>
             <w:rPr>
               <w:rStyle w:val="Hyperlink"/>
@@ -3470,7 +3235,7 @@
           <w:sz w:val="24"/>
           <w:u w:val="single"/>
         </w:rPr>
-        <w:hyperlink r:id="rId28" w:history="1">
+        <w:hyperlink r:id="rId27" w:history="1">
           <w:r>
             <w:rPr>
               <w:rStyle w:val="Hyperlink"/>
@@ -3488,7 +3253,7 @@
           <w:sz w:val="24"/>
           <w:u w:val="single"/>
         </w:rPr>
-        <w:hyperlink r:id="rId28" w:history="1">
+        <w:hyperlink r:id="rId27" w:history="1">
           <w:r>
             <w:rPr>
               <w:rStyle w:val="Hyperlink"/>
@@ -3506,7 +3271,7 @@
           <w:sz w:val="24"/>
           <w:u w:val="single"/>
         </w:rPr>
-        <w:hyperlink r:id="rId28" w:history="1">
+        <w:hyperlink r:id="rId27" w:history="1">
           <w:r>
             <w:rPr>
               <w:rStyle w:val="Hyperlink"/>
@@ -3524,7 +3289,7 @@
           <w:sz w:val="24"/>
           <w:u w:val="single"/>
         </w:rPr>
-        <w:hyperlink r:id="rId28" w:history="1">
+        <w:hyperlink r:id="rId27" w:history="1">
           <w:r>
             <w:rPr>
               <w:rStyle w:val="Hyperlink"/>
@@ -3552,7 +3317,7 @@
           <w:sz w:val="24"/>
           <w:u w:val="single"/>
         </w:rPr>
-        <w:hyperlink r:id="rId28" w:history="1">
+        <w:hyperlink r:id="rId27" w:history="1">
           <w:r>
             <w:rPr>
               <w:rStyle w:val="Hyperlink"/>

--- a/EXPORTS/DOCX/published/niveau3/Dutch/NZG.docx
+++ b/EXPORTS/DOCX/published/niveau3/Dutch/NZG.docx
@@ -481,16 +481,8 @@
           <w:i w:val="0"/>
           <w:color w:val="0000FF"/>
           <w:sz w:val="24"/>
-          <w:u w:val="single"/>
         </w:rPr>
-        <w:hyperlink r:id="rId12" w:history="1">
-          <w:r>
-            <w:rPr>
-              <w:rStyle w:val="Hyperlink"/>
-            </w:rPr>
-            <w:t>nds</w:t>
-          </w:r>
-        </w:hyperlink>
+        <w:t>nds</w:t>
       </w:r>
       <w:r>
         <w:rPr>
@@ -793,25 +785,7 @@
           <w:color w:val="000000"/>
           <w:sz w:val="24"/>
         </w:rPr>
-        <w:t>rechtsvoorgangers van de Raad voor de Zendin</w:t>
-      </w:r>
-      <w:r>
-        <w:rPr>
-          <w:u w:val="single" w:color="0000ff"/>
-          <w:rFonts w:ascii="Charis SIL Regular" w:hAnsi="Charis SIL Regular" w:eastAsia="Charis SIL Regular"/>
-          <w:b w:val="0"/>
-          <w:i w:val="0"/>
-          <w:color w:val="000000"/>
-          <w:sz w:val="24"/>
-        </w:rPr>
-        <w:hyperlink r:id="rId13" w:history="1">
-          <w:r>
-            <w:rPr>
-              <w:rStyle w:val="Hyperlink"/>
-            </w:rPr>
-            <w:t>g. Deze a</w:t>
-          </w:r>
-        </w:hyperlink>
+        <w:t>rechtsvoorgangers van de Raad voor de Zending. Deze a</w:t>
       </w:r>
       <w:r>
         <w:rPr>
@@ -955,7 +929,61 @@
           <w:color w:val="000000"/>
           <w:sz w:val="24"/>
         </w:rPr>
-        <w:t>het bezit van het NZG die on</w:t>
+        <w:t>het bezit van he</w:t>
+      </w:r>
+      <w:r>
+        <w:rPr>
+          <w:u w:val="single" w:color="0000ff"/>
+          <w:rFonts w:ascii="Charis SIL Regular" w:hAnsi="Charis SIL Regular" w:eastAsia="Charis SIL Regular"/>
+          <w:b w:val="0"/>
+          <w:i w:val="0"/>
+          <w:color w:val="000000"/>
+          <w:sz w:val="24"/>
+        </w:rPr>
+        <w:hyperlink r:id="rId14" w:history="1">
+          <w:r>
+            <w:rPr>
+              <w:rStyle w:val="Hyperlink"/>
+            </w:rPr>
+            <w:t>t NZG d</w:t>
+          </w:r>
+        </w:hyperlink>
+      </w:r>
+      <w:r>
+        <w:rPr>
+          <w:u w:val="single" w:color="0000ff"/>
+          <w:rFonts w:ascii="Charis SIL Regular" w:hAnsi="Charis SIL Regular" w:eastAsia="Charis SIL Regular"/>
+          <w:b w:val="0"/>
+          <w:i w:val="0"/>
+          <w:color w:val="000000"/>
+          <w:sz w:val="24"/>
+        </w:rPr>
+        <w:hyperlink r:id="rId14" w:history="1">
+          <w:r>
+            <w:rPr>
+              <w:rStyle w:val="Hyperlink"/>
+            </w:rPr>
+            <w:t>i</w:t>
+          </w:r>
+        </w:hyperlink>
+      </w:r>
+      <w:r>
+        <w:rPr>
+          <w:u w:val="single" w:color="0000ff"/>
+          <w:rFonts w:ascii="Charis SIL Regular" w:hAnsi="Charis SIL Regular" w:eastAsia="Charis SIL Regular"/>
+          <w:b w:val="0"/>
+          <w:i w:val="0"/>
+          <w:color w:val="000000"/>
+          <w:sz w:val="24"/>
+        </w:rPr>
+        <w:hyperlink r:id="rId14" w:history="1">
+          <w:r>
+            <w:rPr>
+              <w:rStyle w:val="Hyperlink"/>
+            </w:rPr>
+            <w:t>e on</w:t>
+          </w:r>
+        </w:hyperlink>
       </w:r>
       <w:r>
         <w:rPr>
@@ -1256,7 +1284,47 @@
           <w:color w:val="000000"/>
           <w:sz w:val="24"/>
         </w:rPr>
-        <w:t>door het Huygens Instituut, is een uitvoerig lemma over het Neder</w:t>
+        <w:t>door h</w:t>
+      </w:r>
+      <w:r>
+        <w:rPr>
+          <w:u w:val="single" w:color="0000ff"/>
+          <w:rFonts w:ascii="Charis SIL Regular" w:hAnsi="Charis SIL Regular" w:eastAsia="Charis SIL Regular"/>
+          <w:b w:val="0"/>
+          <w:i w:val="0"/>
+          <w:color w:val="000000"/>
+          <w:sz w:val="24"/>
+        </w:rPr>
+        <w:t>et Huygens Instituut, is een uitvoerig lemm</w:t>
+      </w:r>
+      <w:r>
+        <w:rPr>
+          <w:u w:val="single" w:color="0000ff"/>
+          <w:rFonts w:ascii="Charis SIL Regular" w:hAnsi="Charis SIL Regular" w:eastAsia="Charis SIL Regular"/>
+          <w:b w:val="0"/>
+          <w:i w:val="0"/>
+          <w:color w:val="000000"/>
+          <w:sz w:val="24"/>
+        </w:rPr>
+        <w:hyperlink r:id="rId15" w:history="1">
+          <w:r>
+            <w:rPr>
+              <w:rStyle w:val="Hyperlink"/>
+            </w:rPr>
+            <w:t>a over</w:t>
+          </w:r>
+        </w:hyperlink>
+      </w:r>
+      <w:r>
+        <w:rPr>
+          <w:u w:val="single" w:color="0000ff"/>
+          <w:rFonts w:ascii="Charis SIL Regular" w:hAnsi="Charis SIL Regular" w:eastAsia="Charis SIL Regular"/>
+          <w:b w:val="0"/>
+          <w:i w:val="0"/>
+          <w:color w:val="000000"/>
+          <w:sz w:val="24"/>
+        </w:rPr>
+        <w:t xml:space="preserve"> het Neder</w:t>
       </w:r>
       <w:r>
         <w:rPr>
@@ -2081,7 +2149,7 @@
           <w:sz w:val="24"/>
           <w:u w:val="single"/>
         </w:rPr>
-        <w:hyperlink r:id="rId19" w:history="1">
+        <w:hyperlink r:id="rId18" w:history="1">
           <w:r>
             <w:rPr>
               <w:rStyle w:val="Hyperlink"/>
@@ -2598,7 +2666,7 @@
           <w:sz w:val="24"/>
           <w:u w:val="single"/>
         </w:rPr>
-        <w:hyperlink r:id="rId21" w:history="1">
+        <w:hyperlink r:id="rId22" w:history="1">
           <w:r>
             <w:rPr>
               <w:rStyle w:val="Hyperlink"/>
@@ -2634,7 +2702,7 @@
           <w:sz w:val="24"/>
           <w:u w:val="single"/>
         </w:rPr>
-        <w:hyperlink r:id="rId21" w:history="1">
+        <w:hyperlink r:id="rId23" w:history="1">
           <w:r>
             <w:rPr>
               <w:rStyle w:val="Hyperlink"/>
@@ -2663,7 +2731,7 @@
           <w:sz w:val="24"/>
           <w:u w:val="single"/>
         </w:rPr>
-        <w:hyperlink r:id="rId21" w:history="1">
+        <w:hyperlink r:id="rId23" w:history="1">
           <w:r>
             <w:rPr>
               <w:rStyle w:val="Hyperlink"/>
@@ -2681,7 +2749,7 @@
           <w:sz w:val="24"/>
           <w:u w:val="single"/>
         </w:rPr>
-        <w:hyperlink r:id="rId21" w:history="1">
+        <w:hyperlink r:id="rId23" w:history="1">
           <w:r>
             <w:rPr>
               <w:rStyle w:val="Hyperlink"/>
@@ -2779,7 +2847,7 @@
           <w:sz w:val="24"/>
           <w:u w:val="single"/>
         </w:rPr>
-        <w:hyperlink r:id="rId23" w:history="1">
+        <w:hyperlink r:id="rId24" w:history="1">
           <w:r>
             <w:rPr>
               <w:rStyle w:val="Hyperlink"/>
@@ -2797,7 +2865,7 @@
           <w:sz w:val="24"/>
           <w:u w:val="single"/>
         </w:rPr>
-        <w:hyperlink r:id="rId23" w:history="1">
+        <w:hyperlink r:id="rId24" w:history="1">
           <w:r>
             <w:rPr>
               <w:rStyle w:val="Hyperlink"/>
@@ -2815,7 +2883,7 @@
           <w:sz w:val="24"/>
           <w:u w:val="single"/>
         </w:rPr>
-        <w:hyperlink r:id="rId23" w:history="1">
+        <w:hyperlink r:id="rId24" w:history="1">
           <w:r>
             <w:rPr>
               <w:rStyle w:val="Hyperlink"/>
@@ -2833,7 +2901,7 @@
           <w:sz w:val="24"/>
           <w:u w:val="single"/>
         </w:rPr>
-        <w:hyperlink r:id="rId23" w:history="1">
+        <w:hyperlink r:id="rId24" w:history="1">
           <w:r>
             <w:rPr>
               <w:rStyle w:val="Hyperlink"/>
@@ -2861,7 +2929,7 @@
           <w:sz w:val="24"/>
           <w:u w:val="single"/>
         </w:rPr>
-        <w:hyperlink r:id="rId24" w:history="1">
+        <w:hyperlink r:id="rId25" w:history="1">
           <w:r>
             <w:rPr>
               <w:rStyle w:val="Hyperlink"/>
@@ -2879,7 +2947,7 @@
           <w:sz w:val="24"/>
           <w:u w:val="single"/>
         </w:rPr>
-        <w:hyperlink r:id="rId24" w:history="1">
+        <w:hyperlink r:id="rId25" w:history="1">
           <w:r>
             <w:rPr>
               <w:rStyle w:val="Hyperlink"/>
@@ -2897,7 +2965,7 @@
           <w:sz w:val="24"/>
           <w:u w:val="single"/>
         </w:rPr>
-        <w:hyperlink r:id="rId24" w:history="1">
+        <w:hyperlink r:id="rId25" w:history="1">
           <w:r>
             <w:rPr>
               <w:rStyle w:val="Hyperlink"/>
@@ -2908,7 +2976,6 @@
       </w:r>
       <w:r>
         <w:rPr>
-          <w:u w:val="single" w:color="0000ff"/>
           <w:rFonts w:ascii="Charis SIL Regular" w:hAnsi="Charis SIL Regular" w:eastAsia="Charis SIL Regular"/>
           <w:b w:val="0"/>
           <w:i w:val="0"/>
@@ -2926,7 +2993,7 @@
           <w:sz w:val="24"/>
           <w:u w:val="single"/>
         </w:rPr>
-        <w:hyperlink r:id="rId25" w:history="1">
+        <w:hyperlink r:id="rId26" w:history="1">
           <w:r>
             <w:rPr>
               <w:rStyle w:val="Hyperlink"/>
@@ -2955,7 +3022,7 @@
           <w:sz w:val="24"/>
           <w:u w:val="single"/>
         </w:rPr>
-        <w:hyperlink r:id="rId25" w:history="1">
+        <w:hyperlink r:id="rId26" w:history="1">
           <w:r>
             <w:rPr>
               <w:rStyle w:val="Hyperlink"/>
@@ -2973,7 +3040,7 @@
           <w:sz w:val="24"/>
           <w:u w:val="single"/>
         </w:rPr>
-        <w:hyperlink r:id="rId23" w:history="1">
+        <w:hyperlink r:id="rId26" w:history="1">
           <w:r>
             <w:rPr>
               <w:rStyle w:val="Hyperlink"/>
@@ -3104,7 +3171,7 @@
           <w:sz w:val="24"/>
           <w:u w:val="single"/>
         </w:rPr>
-        <w:hyperlink r:id="rId26" w:history="1">
+        <w:hyperlink r:id="rId27" w:history="1">
           <w:r>
             <w:rPr>
               <w:rStyle w:val="Hyperlink"/>
@@ -3142,7 +3209,7 @@
           <w:sz w:val="24"/>
           <w:u w:val="single"/>
         </w:rPr>
-        <w:hyperlink r:id="rId27" w:history="1">
+        <w:hyperlink r:id="rId28" w:history="1">
           <w:r>
             <w:rPr>
               <w:rStyle w:val="Hyperlink"/>
@@ -3160,7 +3227,7 @@
           <w:sz w:val="24"/>
           <w:u w:val="single"/>
         </w:rPr>
-        <w:hyperlink r:id="rId27" w:history="1">
+        <w:hyperlink r:id="rId28" w:history="1">
           <w:r>
             <w:rPr>
               <w:rStyle w:val="Hyperlink"/>
@@ -3178,7 +3245,7 @@
           <w:sz w:val="24"/>
           <w:u w:val="single"/>
         </w:rPr>
-        <w:hyperlink r:id="rId27" w:history="1">
+        <w:hyperlink r:id="rId28" w:history="1">
           <w:r>
             <w:rPr>
               <w:rStyle w:val="Hyperlink"/>
@@ -3196,7 +3263,7 @@
           <w:sz w:val="24"/>
           <w:u w:val="single"/>
         </w:rPr>
-        <w:hyperlink r:id="rId27" w:history="1">
+        <w:hyperlink r:id="rId28" w:history="1">
           <w:r>
             <w:rPr>
               <w:rStyle w:val="Hyperlink"/>
@@ -3217,7 +3284,7 @@
           <w:sz w:val="24"/>
           <w:u w:val="single"/>
         </w:rPr>
-        <w:hyperlink r:id="rId27" w:history="1">
+        <w:hyperlink r:id="rId28" w:history="1">
           <w:r>
             <w:rPr>
               <w:rStyle w:val="Hyperlink"/>
@@ -3235,7 +3302,7 @@
           <w:sz w:val="24"/>
           <w:u w:val="single"/>
         </w:rPr>
-        <w:hyperlink r:id="rId27" w:history="1">
+        <w:hyperlink r:id="rId28" w:history="1">
           <w:r>
             <w:rPr>
               <w:rStyle w:val="Hyperlink"/>
@@ -3253,7 +3320,7 @@
           <w:sz w:val="24"/>
           <w:u w:val="single"/>
         </w:rPr>
-        <w:hyperlink r:id="rId27" w:history="1">
+        <w:hyperlink r:id="rId28" w:history="1">
           <w:r>
             <w:rPr>
               <w:rStyle w:val="Hyperlink"/>
@@ -3271,7 +3338,7 @@
           <w:sz w:val="24"/>
           <w:u w:val="single"/>
         </w:rPr>
-        <w:hyperlink r:id="rId27" w:history="1">
+        <w:hyperlink r:id="rId28" w:history="1">
           <w:r>
             <w:rPr>
               <w:rStyle w:val="Hyperlink"/>
@@ -3289,7 +3356,7 @@
           <w:sz w:val="24"/>
           <w:u w:val="single"/>
         </w:rPr>
-        <w:hyperlink r:id="rId27" w:history="1">
+        <w:hyperlink r:id="rId28" w:history="1">
           <w:r>
             <w:rPr>
               <w:rStyle w:val="Hyperlink"/>
@@ -3317,7 +3384,7 @@
           <w:sz w:val="24"/>
           <w:u w:val="single"/>
         </w:rPr>
-        <w:hyperlink r:id="rId27" w:history="1">
+        <w:hyperlink r:id="rId28" w:history="1">
           <w:r>
             <w:rPr>
               <w:rStyle w:val="Hyperlink"/>

--- a/EXPORTS/DOCX/published/niveau3/Dutch/NZG.docx
+++ b/EXPORTS/DOCX/published/niveau3/Dutch/NZG.docx
@@ -481,8 +481,16 @@
           <w:i w:val="0"/>
           <w:color w:val="0000FF"/>
           <w:sz w:val="24"/>
+          <w:u w:val="single"/>
         </w:rPr>
-        <w:t>nds</w:t>
+        <w:hyperlink r:id="rId12" w:history="1">
+          <w:r>
+            <w:rPr>
+              <w:rStyle w:val="Hyperlink"/>
+            </w:rPr>
+            <w:t>nds</w:t>
+          </w:r>
+        </w:hyperlink>
       </w:r>
       <w:r>
         <w:rPr>
@@ -785,7 +793,25 @@
           <w:color w:val="000000"/>
           <w:sz w:val="24"/>
         </w:rPr>
-        <w:t>rechtsvoorgangers van de Raad voor de Zending. Deze a</w:t>
+        <w:t>rechtsvoorgangers van de Raad voor de Zendin</w:t>
+      </w:r>
+      <w:r>
+        <w:rPr>
+          <w:u w:val="single" w:color="0000ff"/>
+          <w:rFonts w:ascii="Charis SIL Regular" w:hAnsi="Charis SIL Regular" w:eastAsia="Charis SIL Regular"/>
+          <w:b w:val="0"/>
+          <w:i w:val="0"/>
+          <w:color w:val="000000"/>
+          <w:sz w:val="24"/>
+        </w:rPr>
+        <w:hyperlink r:id="rId13" w:history="1">
+          <w:r>
+            <w:rPr>
+              <w:rStyle w:val="Hyperlink"/>
+            </w:rPr>
+            <w:t>g. Deze a</w:t>
+          </w:r>
+        </w:hyperlink>
       </w:r>
       <w:r>
         <w:rPr>
@@ -929,61 +955,7 @@
           <w:color w:val="000000"/>
           <w:sz w:val="24"/>
         </w:rPr>
-        <w:t>het bezit van he</w:t>
-      </w:r>
-      <w:r>
-        <w:rPr>
-          <w:u w:val="single" w:color="0000ff"/>
-          <w:rFonts w:ascii="Charis SIL Regular" w:hAnsi="Charis SIL Regular" w:eastAsia="Charis SIL Regular"/>
-          <w:b w:val="0"/>
-          <w:i w:val="0"/>
-          <w:color w:val="000000"/>
-          <w:sz w:val="24"/>
-        </w:rPr>
-        <w:hyperlink r:id="rId14" w:history="1">
-          <w:r>
-            <w:rPr>
-              <w:rStyle w:val="Hyperlink"/>
-            </w:rPr>
-            <w:t>t NZG d</w:t>
-          </w:r>
-        </w:hyperlink>
-      </w:r>
-      <w:r>
-        <w:rPr>
-          <w:u w:val="single" w:color="0000ff"/>
-          <w:rFonts w:ascii="Charis SIL Regular" w:hAnsi="Charis SIL Regular" w:eastAsia="Charis SIL Regular"/>
-          <w:b w:val="0"/>
-          <w:i w:val="0"/>
-          <w:color w:val="000000"/>
-          <w:sz w:val="24"/>
-        </w:rPr>
-        <w:hyperlink r:id="rId14" w:history="1">
-          <w:r>
-            <w:rPr>
-              <w:rStyle w:val="Hyperlink"/>
-            </w:rPr>
-            <w:t>i</w:t>
-          </w:r>
-        </w:hyperlink>
-      </w:r>
-      <w:r>
-        <w:rPr>
-          <w:u w:val="single" w:color="0000ff"/>
-          <w:rFonts w:ascii="Charis SIL Regular" w:hAnsi="Charis SIL Regular" w:eastAsia="Charis SIL Regular"/>
-          <w:b w:val="0"/>
-          <w:i w:val="0"/>
-          <w:color w:val="000000"/>
-          <w:sz w:val="24"/>
-        </w:rPr>
-        <w:hyperlink r:id="rId14" w:history="1">
-          <w:r>
-            <w:rPr>
-              <w:rStyle w:val="Hyperlink"/>
-            </w:rPr>
-            <w:t>e on</w:t>
-          </w:r>
-        </w:hyperlink>
+        <w:t>het bezit van het NZG die on</w:t>
       </w:r>
       <w:r>
         <w:rPr>
@@ -1295,7 +1267,151 @@
           <w:color w:val="000000"/>
           <w:sz w:val="24"/>
         </w:rPr>
-        <w:t>et Huygens Instituut, is een uitvoerig lemm</w:t>
+        <w:hyperlink r:id="rId15" w:history="1">
+          <w:r>
+            <w:rPr>
+              <w:rStyle w:val="Hyperlink"/>
+            </w:rPr>
+            <w:t xml:space="preserve">et Huygens </w:t>
+          </w:r>
+        </w:hyperlink>
+      </w:r>
+      <w:r>
+        <w:rPr>
+          <w:u w:val="single" w:color="0000ff"/>
+          <w:rFonts w:ascii="Charis SIL Regular" w:hAnsi="Charis SIL Regular" w:eastAsia="Charis SIL Regular"/>
+          <w:b w:val="0"/>
+          <w:i w:val="0"/>
+          <w:color w:val="000000"/>
+          <w:sz w:val="24"/>
+        </w:rPr>
+        <w:hyperlink r:id="rId15" w:history="1">
+          <w:r>
+            <w:rPr>
+              <w:rStyle w:val="Hyperlink"/>
+            </w:rPr>
+            <w:t>I</w:t>
+          </w:r>
+        </w:hyperlink>
+      </w:r>
+      <w:r>
+        <w:rPr>
+          <w:u w:val="single" w:color="0000ff"/>
+          <w:rFonts w:ascii="Charis SIL Regular" w:hAnsi="Charis SIL Regular" w:eastAsia="Charis SIL Regular"/>
+          <w:b w:val="0"/>
+          <w:i w:val="0"/>
+          <w:color w:val="000000"/>
+          <w:sz w:val="24"/>
+        </w:rPr>
+        <w:hyperlink r:id="rId15" w:history="1">
+          <w:r>
+            <w:rPr>
+              <w:rStyle w:val="Hyperlink"/>
+            </w:rPr>
+            <w:t>nsti</w:t>
+          </w:r>
+        </w:hyperlink>
+      </w:r>
+      <w:r>
+        <w:rPr>
+          <w:u w:val="single" w:color="0000ff"/>
+          <w:rFonts w:ascii="Charis SIL Regular" w:hAnsi="Charis SIL Regular" w:eastAsia="Charis SIL Regular"/>
+          <w:b w:val="0"/>
+          <w:i w:val="0"/>
+          <w:color w:val="000000"/>
+          <w:sz w:val="24"/>
+        </w:rPr>
+        <w:hyperlink r:id="rId15" w:history="1">
+          <w:r>
+            <w:rPr>
+              <w:rStyle w:val="Hyperlink"/>
+            </w:rPr>
+            <w:t>t</w:t>
+          </w:r>
+        </w:hyperlink>
+      </w:r>
+      <w:r>
+        <w:rPr>
+          <w:u w:val="single" w:color="0000ff"/>
+          <w:rFonts w:ascii="Charis SIL Regular" w:hAnsi="Charis SIL Regular" w:eastAsia="Charis SIL Regular"/>
+          <w:b w:val="0"/>
+          <w:i w:val="0"/>
+          <w:color w:val="000000"/>
+          <w:sz w:val="24"/>
+        </w:rPr>
+        <w:hyperlink r:id="rId15" w:history="1">
+          <w:r>
+            <w:rPr>
+              <w:rStyle w:val="Hyperlink"/>
+            </w:rPr>
+            <w:t>uut, is een u</w:t>
+          </w:r>
+        </w:hyperlink>
+      </w:r>
+      <w:r>
+        <w:rPr>
+          <w:u w:val="single" w:color="0000ff"/>
+          <w:rFonts w:ascii="Charis SIL Regular" w:hAnsi="Charis SIL Regular" w:eastAsia="Charis SIL Regular"/>
+          <w:b w:val="0"/>
+          <w:i w:val="0"/>
+          <w:color w:val="000000"/>
+          <w:sz w:val="24"/>
+        </w:rPr>
+        <w:hyperlink r:id="rId15" w:history="1">
+          <w:r>
+            <w:rPr>
+              <w:rStyle w:val="Hyperlink"/>
+            </w:rPr>
+            <w:t>i</w:t>
+          </w:r>
+        </w:hyperlink>
+      </w:r>
+      <w:r>
+        <w:rPr>
+          <w:u w:val="single" w:color="0000ff"/>
+          <w:rFonts w:ascii="Charis SIL Regular" w:hAnsi="Charis SIL Regular" w:eastAsia="Charis SIL Regular"/>
+          <w:b w:val="0"/>
+          <w:i w:val="0"/>
+          <w:color w:val="000000"/>
+          <w:sz w:val="24"/>
+        </w:rPr>
+        <w:hyperlink r:id="rId15" w:history="1">
+          <w:r>
+            <w:rPr>
+              <w:rStyle w:val="Hyperlink"/>
+            </w:rPr>
+            <w:t>tvoerig le</w:t>
+          </w:r>
+        </w:hyperlink>
+      </w:r>
+      <w:r>
+        <w:rPr>
+          <w:u w:val="single" w:color="0000ff"/>
+          <w:rFonts w:ascii="Charis SIL Regular" w:hAnsi="Charis SIL Regular" w:eastAsia="Charis SIL Regular"/>
+          <w:b w:val="0"/>
+          <w:i w:val="0"/>
+          <w:color w:val="000000"/>
+          <w:sz w:val="24"/>
+        </w:rPr>
+        <w:hyperlink r:id="rId15" w:history="1">
+          <w:r>
+            <w:rPr>
+              <w:rStyle w:val="Hyperlink"/>
+            </w:rPr>
+            <w:t>m</w:t>
+          </w:r>
+        </w:hyperlink>
+      </w:r>
+      <w:r>
+        <w:rPr>
+          <w:u w:val="single" w:color="0000ff"/>
+          <w:rFonts w:ascii="Charis SIL Regular" w:hAnsi="Charis SIL Regular" w:eastAsia="Charis SIL Regular"/>
+          <w:b w:val="0"/>
+          <w:i w:val="0"/>
+          <w:color w:val="000000"/>
+          <w:sz w:val="24"/>
+        </w:rPr>
+        <w:t>m</w:t>
       </w:r>
       <w:r>
         <w:rPr>
@@ -1324,7 +1440,14 @@
           <w:color w:val="000000"/>
           <w:sz w:val="24"/>
         </w:rPr>
-        <w:t xml:space="preserve"> het Neder</w:t>
+        <w:hyperlink r:id="rId15" w:history="1">
+          <w:r>
+            <w:rPr>
+              <w:rStyle w:val="Hyperlink"/>
+            </w:rPr>
+            <w:t xml:space="preserve"> het Neder</w:t>
+          </w:r>
+        </w:hyperlink>
       </w:r>
       <w:r>
         <w:rPr>
@@ -2129,16 +2252,8 @@
           <w:i w:val="0"/>
           <w:color w:val="0000FF"/>
           <w:sz w:val="24"/>
-          <w:u w:val="single"/>
         </w:rPr>
-        <w:hyperlink r:id="rId18" w:history="1">
-          <w:r>
-            <w:rPr>
-              <w:rStyle w:val="Hyperlink"/>
-            </w:rPr>
-            <w:t>id=zoOC</w:t>
-          </w:r>
-        </w:hyperlink>
+        <w:t>id=zoOC</w:t>
       </w:r>
       <w:r>
         <w:rPr>
@@ -2648,7 +2763,7 @@
           <w:sz w:val="24"/>
           <w:u w:val="single"/>
         </w:rPr>
-        <w:hyperlink r:id="rId22" w:history="1">
+        <w:hyperlink r:id="rId21" w:history="1">
           <w:r>
             <w:rPr>
               <w:rStyle w:val="Hyperlink"/>
@@ -2666,7 +2781,7 @@
           <w:sz w:val="24"/>
           <w:u w:val="single"/>
         </w:rPr>
-        <w:hyperlink r:id="rId22" w:history="1">
+        <w:hyperlink r:id="rId21" w:history="1">
           <w:r>
             <w:rPr>
               <w:rStyle w:val="Hyperlink"/>
@@ -2677,21 +2792,13 @@
       </w:r>
       <w:r>
         <w:rPr>
-          <w:u w:val="single" w:color="0000ff"/>
           <w:rFonts w:ascii="Charis SIL Regular" w:hAnsi="Charis SIL Regular" w:eastAsia="Charis SIL Regular"/>
           <w:b w:val="0"/>
           <w:i w:val="0"/>
           <w:color w:val="000000"/>
           <w:sz w:val="24"/>
         </w:rPr>
-        <w:hyperlink r:id="rId21" w:history="1">
-          <w:r>
-            <w:rPr>
-              <w:rStyle w:val="Hyperlink"/>
-            </w:rPr>
-            <w:t xml:space="preserve">, </w:t>
-          </w:r>
-        </w:hyperlink>
+        <w:t xml:space="preserve">, </w:t>
       </w:r>
       <w:r>
         <w:rPr>
@@ -2702,7 +2809,7 @@
           <w:sz w:val="24"/>
           <w:u w:val="single"/>
         </w:rPr>
-        <w:hyperlink r:id="rId23" w:history="1">
+        <w:hyperlink r:id="rId21" w:history="1">
           <w:r>
             <w:rPr>
               <w:rStyle w:val="Hyperlink"/>
@@ -2731,7 +2838,7 @@
           <w:sz w:val="24"/>
           <w:u w:val="single"/>
         </w:rPr>
-        <w:hyperlink r:id="rId23" w:history="1">
+        <w:hyperlink r:id="rId21" w:history="1">
           <w:r>
             <w:rPr>
               <w:rStyle w:val="Hyperlink"/>
@@ -2749,7 +2856,7 @@
           <w:sz w:val="24"/>
           <w:u w:val="single"/>
         </w:rPr>
-        <w:hyperlink r:id="rId23" w:history="1">
+        <w:hyperlink r:id="rId21" w:history="1">
           <w:r>
             <w:rPr>
               <w:rStyle w:val="Hyperlink"/>
@@ -2847,7 +2954,7 @@
           <w:sz w:val="24"/>
           <w:u w:val="single"/>
         </w:rPr>
-        <w:hyperlink r:id="rId24" w:history="1">
+        <w:hyperlink r:id="rId23" w:history="1">
           <w:r>
             <w:rPr>
               <w:rStyle w:val="Hyperlink"/>
@@ -2865,7 +2972,7 @@
           <w:sz w:val="24"/>
           <w:u w:val="single"/>
         </w:rPr>
-        <w:hyperlink r:id="rId24" w:history="1">
+        <w:hyperlink r:id="rId23" w:history="1">
           <w:r>
             <w:rPr>
               <w:rStyle w:val="Hyperlink"/>
@@ -2883,7 +2990,7 @@
           <w:sz w:val="24"/>
           <w:u w:val="single"/>
         </w:rPr>
-        <w:hyperlink r:id="rId24" w:history="1">
+        <w:hyperlink r:id="rId23" w:history="1">
           <w:r>
             <w:rPr>
               <w:rStyle w:val="Hyperlink"/>
@@ -2901,7 +3008,7 @@
           <w:sz w:val="24"/>
           <w:u w:val="single"/>
         </w:rPr>
-        <w:hyperlink r:id="rId24" w:history="1">
+        <w:hyperlink r:id="rId23" w:history="1">
           <w:r>
             <w:rPr>
               <w:rStyle w:val="Hyperlink"/>
@@ -2929,7 +3036,7 @@
           <w:sz w:val="24"/>
           <w:u w:val="single"/>
         </w:rPr>
-        <w:hyperlink r:id="rId25" w:history="1">
+        <w:hyperlink r:id="rId24" w:history="1">
           <w:r>
             <w:rPr>
               <w:rStyle w:val="Hyperlink"/>
@@ -2947,7 +3054,7 @@
           <w:sz w:val="24"/>
           <w:u w:val="single"/>
         </w:rPr>
-        <w:hyperlink r:id="rId25" w:history="1">
+        <w:hyperlink r:id="rId23" w:history="1">
           <w:r>
             <w:rPr>
               <w:rStyle w:val="Hyperlink"/>
@@ -2965,7 +3072,7 @@
           <w:sz w:val="24"/>
           <w:u w:val="single"/>
         </w:rPr>
-        <w:hyperlink r:id="rId25" w:history="1">
+        <w:hyperlink r:id="rId23" w:history="1">
           <w:r>
             <w:rPr>
               <w:rStyle w:val="Hyperlink"/>
@@ -2993,7 +3100,7 @@
           <w:sz w:val="24"/>
           <w:u w:val="single"/>
         </w:rPr>
-        <w:hyperlink r:id="rId26" w:history="1">
+        <w:hyperlink r:id="rId23" w:history="1">
           <w:r>
             <w:rPr>
               <w:rStyle w:val="Hyperlink"/>
@@ -3022,7 +3129,7 @@
           <w:sz w:val="24"/>
           <w:u w:val="single"/>
         </w:rPr>
-        <w:hyperlink r:id="rId26" w:history="1">
+        <w:hyperlink r:id="rId23" w:history="1">
           <w:r>
             <w:rPr>
               <w:rStyle w:val="Hyperlink"/>
@@ -3040,7 +3147,7 @@
           <w:sz w:val="24"/>
           <w:u w:val="single"/>
         </w:rPr>
-        <w:hyperlink r:id="rId26" w:history="1">
+        <w:hyperlink r:id="rId23" w:history="1">
           <w:r>
             <w:rPr>
               <w:rStyle w:val="Hyperlink"/>
@@ -3171,7 +3278,7 @@
           <w:sz w:val="24"/>
           <w:u w:val="single"/>
         </w:rPr>
-        <w:hyperlink r:id="rId27" w:history="1">
+        <w:hyperlink r:id="rId25" w:history="1">
           <w:r>
             <w:rPr>
               <w:rStyle w:val="Hyperlink"/>
@@ -3209,7 +3316,7 @@
           <w:sz w:val="24"/>
           <w:u w:val="single"/>
         </w:rPr>
-        <w:hyperlink r:id="rId28" w:history="1">
+        <w:hyperlink r:id="rId26" w:history="1">
           <w:r>
             <w:rPr>
               <w:rStyle w:val="Hyperlink"/>
@@ -3227,7 +3334,7 @@
           <w:sz w:val="24"/>
           <w:u w:val="single"/>
         </w:rPr>
-        <w:hyperlink r:id="rId28" w:history="1">
+        <w:hyperlink r:id="rId26" w:history="1">
           <w:r>
             <w:rPr>
               <w:rStyle w:val="Hyperlink"/>
@@ -3245,7 +3352,7 @@
           <w:sz w:val="24"/>
           <w:u w:val="single"/>
         </w:rPr>
-        <w:hyperlink r:id="rId28" w:history="1">
+        <w:hyperlink r:id="rId26" w:history="1">
           <w:r>
             <w:rPr>
               <w:rStyle w:val="Hyperlink"/>
@@ -3263,7 +3370,7 @@
           <w:sz w:val="24"/>
           <w:u w:val="single"/>
         </w:rPr>
-        <w:hyperlink r:id="rId28" w:history="1">
+        <w:hyperlink r:id="rId26" w:history="1">
           <w:r>
             <w:rPr>
               <w:rStyle w:val="Hyperlink"/>
@@ -3284,7 +3391,7 @@
           <w:sz w:val="24"/>
           <w:u w:val="single"/>
         </w:rPr>
-        <w:hyperlink r:id="rId28" w:history="1">
+        <w:hyperlink r:id="rId26" w:history="1">
           <w:r>
             <w:rPr>
               <w:rStyle w:val="Hyperlink"/>
@@ -3302,7 +3409,7 @@
           <w:sz w:val="24"/>
           <w:u w:val="single"/>
         </w:rPr>
-        <w:hyperlink r:id="rId28" w:history="1">
+        <w:hyperlink r:id="rId26" w:history="1">
           <w:r>
             <w:rPr>
               <w:rStyle w:val="Hyperlink"/>
@@ -3320,7 +3427,7 @@
           <w:sz w:val="24"/>
           <w:u w:val="single"/>
         </w:rPr>
-        <w:hyperlink r:id="rId28" w:history="1">
+        <w:hyperlink r:id="rId26" w:history="1">
           <w:r>
             <w:rPr>
               <w:rStyle w:val="Hyperlink"/>
@@ -3338,7 +3445,7 @@
           <w:sz w:val="24"/>
           <w:u w:val="single"/>
         </w:rPr>
-        <w:hyperlink r:id="rId28" w:history="1">
+        <w:hyperlink r:id="rId26" w:history="1">
           <w:r>
             <w:rPr>
               <w:rStyle w:val="Hyperlink"/>
@@ -3356,7 +3463,7 @@
           <w:sz w:val="24"/>
           <w:u w:val="single"/>
         </w:rPr>
-        <w:hyperlink r:id="rId28" w:history="1">
+        <w:hyperlink r:id="rId26" w:history="1">
           <w:r>
             <w:rPr>
               <w:rStyle w:val="Hyperlink"/>
@@ -3384,7 +3491,7 @@
           <w:sz w:val="24"/>
           <w:u w:val="single"/>
         </w:rPr>
-        <w:hyperlink r:id="rId28" w:history="1">
+        <w:hyperlink r:id="rId26" w:history="1">
           <w:r>
             <w:rPr>
               <w:rStyle w:val="Hyperlink"/>

--- a/EXPORTS/DOCX/published/niveau3/Dutch/NZG.docx
+++ b/EXPORTS/DOCX/published/niveau3/Dutch/NZG.docx
@@ -804,14 +804,7 @@
           <w:color w:val="000000"/>
           <w:sz w:val="24"/>
         </w:rPr>
-        <w:hyperlink r:id="rId13" w:history="1">
-          <w:r>
-            <w:rPr>
-              <w:rStyle w:val="Hyperlink"/>
-            </w:rPr>
-            <w:t>g. Deze a</w:t>
-          </w:r>
-        </w:hyperlink>
+        <w:t>g. Deze a</w:t>
       </w:r>
       <w:r>
         <w:rPr>
@@ -955,7 +948,61 @@
           <w:color w:val="000000"/>
           <w:sz w:val="24"/>
         </w:rPr>
-        <w:t>het bezit van het NZG die on</w:t>
+        <w:t>het bezit van he</w:t>
+      </w:r>
+      <w:r>
+        <w:rPr>
+          <w:u w:val="single" w:color="0000ff"/>
+          <w:rFonts w:ascii="Charis SIL Regular" w:hAnsi="Charis SIL Regular" w:eastAsia="Charis SIL Regular"/>
+          <w:b w:val="0"/>
+          <w:i w:val="0"/>
+          <w:color w:val="000000"/>
+          <w:sz w:val="24"/>
+        </w:rPr>
+        <w:hyperlink r:id="rId14" w:history="1">
+          <w:r>
+            <w:rPr>
+              <w:rStyle w:val="Hyperlink"/>
+            </w:rPr>
+            <w:t>t NZG d</w:t>
+          </w:r>
+        </w:hyperlink>
+      </w:r>
+      <w:r>
+        <w:rPr>
+          <w:u w:val="single" w:color="0000ff"/>
+          <w:rFonts w:ascii="Charis SIL Regular" w:hAnsi="Charis SIL Regular" w:eastAsia="Charis SIL Regular"/>
+          <w:b w:val="0"/>
+          <w:i w:val="0"/>
+          <w:color w:val="000000"/>
+          <w:sz w:val="24"/>
+        </w:rPr>
+        <w:hyperlink r:id="rId14" w:history="1">
+          <w:r>
+            <w:rPr>
+              <w:rStyle w:val="Hyperlink"/>
+            </w:rPr>
+            <w:t>i</w:t>
+          </w:r>
+        </w:hyperlink>
+      </w:r>
+      <w:r>
+        <w:rPr>
+          <w:u w:val="single" w:color="0000ff"/>
+          <w:rFonts w:ascii="Charis SIL Regular" w:hAnsi="Charis SIL Regular" w:eastAsia="Charis SIL Regular"/>
+          <w:b w:val="0"/>
+          <w:i w:val="0"/>
+          <w:color w:val="000000"/>
+          <w:sz w:val="24"/>
+        </w:rPr>
+        <w:hyperlink r:id="rId14" w:history="1">
+          <w:r>
+            <w:rPr>
+              <w:rStyle w:val="Hyperlink"/>
+            </w:rPr>
+            <w:t>e on</w:t>
+          </w:r>
+        </w:hyperlink>
       </w:r>
       <w:r>
         <w:rPr>
@@ -1375,79 +1422,7 @@
           <w:color w:val="000000"/>
           <w:sz w:val="24"/>
         </w:rPr>
-        <w:hyperlink r:id="rId15" w:history="1">
-          <w:r>
-            <w:rPr>
-              <w:rStyle w:val="Hyperlink"/>
-            </w:rPr>
-            <w:t>tvoerig le</w:t>
-          </w:r>
-        </w:hyperlink>
-      </w:r>
-      <w:r>
-        <w:rPr>
-          <w:u w:val="single" w:color="0000ff"/>
-          <w:rFonts w:ascii="Charis SIL Regular" w:hAnsi="Charis SIL Regular" w:eastAsia="Charis SIL Regular"/>
-          <w:b w:val="0"/>
-          <w:i w:val="0"/>
-          <w:color w:val="000000"/>
-          <w:sz w:val="24"/>
-        </w:rPr>
-        <w:hyperlink r:id="rId15" w:history="1">
-          <w:r>
-            <w:rPr>
-              <w:rStyle w:val="Hyperlink"/>
-            </w:rPr>
-            <w:t>m</w:t>
-          </w:r>
-        </w:hyperlink>
-      </w:r>
-      <w:r>
-        <w:rPr>
-          <w:u w:val="single" w:color="0000ff"/>
-          <w:rFonts w:ascii="Charis SIL Regular" w:hAnsi="Charis SIL Regular" w:eastAsia="Charis SIL Regular"/>
-          <w:b w:val="0"/>
-          <w:i w:val="0"/>
-          <w:color w:val="000000"/>
-          <w:sz w:val="24"/>
-        </w:rPr>
-        <w:t>m</w:t>
-      </w:r>
-      <w:r>
-        <w:rPr>
-          <w:u w:val="single" w:color="0000ff"/>
-          <w:rFonts w:ascii="Charis SIL Regular" w:hAnsi="Charis SIL Regular" w:eastAsia="Charis SIL Regular"/>
-          <w:b w:val="0"/>
-          <w:i w:val="0"/>
-          <w:color w:val="000000"/>
-          <w:sz w:val="24"/>
-        </w:rPr>
-        <w:hyperlink r:id="rId15" w:history="1">
-          <w:r>
-            <w:rPr>
-              <w:rStyle w:val="Hyperlink"/>
-            </w:rPr>
-            <w:t>a over</w:t>
-          </w:r>
-        </w:hyperlink>
-      </w:r>
-      <w:r>
-        <w:rPr>
-          <w:u w:val="single" w:color="0000ff"/>
-          <w:rFonts w:ascii="Charis SIL Regular" w:hAnsi="Charis SIL Regular" w:eastAsia="Charis SIL Regular"/>
-          <w:b w:val="0"/>
-          <w:i w:val="0"/>
-          <w:color w:val="000000"/>
-          <w:sz w:val="24"/>
-        </w:rPr>
-        <w:hyperlink r:id="rId15" w:history="1">
-          <w:r>
-            <w:rPr>
-              <w:rStyle w:val="Hyperlink"/>
-            </w:rPr>
-            <w:t xml:space="preserve"> het Neder</w:t>
-          </w:r>
-        </w:hyperlink>
+        <w:t>tvoerig lemma over het Neder</w:t>
       </w:r>
       <w:r>
         <w:rPr>
@@ -2252,8 +2227,16 @@
           <w:i w:val="0"/>
           <w:color w:val="0000FF"/>
           <w:sz w:val="24"/>
+          <w:u w:val="single"/>
         </w:rPr>
-        <w:t>id=zoOC</w:t>
+        <w:hyperlink r:id="rId18" w:history="1">
+          <w:r>
+            <w:rPr>
+              <w:rStyle w:val="Hyperlink"/>
+            </w:rPr>
+            <w:t>id=zoOC</w:t>
+          </w:r>
+        </w:hyperlink>
       </w:r>
       <w:r>
         <w:rPr>
@@ -2763,7 +2746,7 @@
           <w:sz w:val="24"/>
           <w:u w:val="single"/>
         </w:rPr>
-        <w:hyperlink r:id="rId21" w:history="1">
+        <w:hyperlink r:id="rId22" w:history="1">
           <w:r>
             <w:rPr>
               <w:rStyle w:val="Hyperlink"/>
@@ -2781,7 +2764,7 @@
           <w:sz w:val="24"/>
           <w:u w:val="single"/>
         </w:rPr>
-        <w:hyperlink r:id="rId21" w:history="1">
+        <w:hyperlink r:id="rId22" w:history="1">
           <w:r>
             <w:rPr>
               <w:rStyle w:val="Hyperlink"/>
@@ -2792,6 +2775,7 @@
       </w:r>
       <w:r>
         <w:rPr>
+          <w:u w:val="single" w:color="0000ff"/>
           <w:rFonts w:ascii="Charis SIL Regular" w:hAnsi="Charis SIL Regular" w:eastAsia="Charis SIL Regular"/>
           <w:b w:val="0"/>
           <w:i w:val="0"/>
@@ -2809,7 +2793,7 @@
           <w:sz w:val="24"/>
           <w:u w:val="single"/>
         </w:rPr>
-        <w:hyperlink r:id="rId21" w:history="1">
+        <w:hyperlink r:id="rId23" w:history="1">
           <w:r>
             <w:rPr>
               <w:rStyle w:val="Hyperlink"/>
@@ -2838,7 +2822,7 @@
           <w:sz w:val="24"/>
           <w:u w:val="single"/>
         </w:rPr>
-        <w:hyperlink r:id="rId21" w:history="1">
+        <w:hyperlink r:id="rId23" w:history="1">
           <w:r>
             <w:rPr>
               <w:rStyle w:val="Hyperlink"/>
@@ -2856,7 +2840,7 @@
           <w:sz w:val="24"/>
           <w:u w:val="single"/>
         </w:rPr>
-        <w:hyperlink r:id="rId21" w:history="1">
+        <w:hyperlink r:id="rId23" w:history="1">
           <w:r>
             <w:rPr>
               <w:rStyle w:val="Hyperlink"/>
@@ -2954,7 +2938,7 @@
           <w:sz w:val="24"/>
           <w:u w:val="single"/>
         </w:rPr>
-        <w:hyperlink r:id="rId23" w:history="1">
+        <w:hyperlink r:id="rId24" w:history="1">
           <w:r>
             <w:rPr>
               <w:rStyle w:val="Hyperlink"/>
@@ -2972,7 +2956,7 @@
           <w:sz w:val="24"/>
           <w:u w:val="single"/>
         </w:rPr>
-        <w:hyperlink r:id="rId23" w:history="1">
+        <w:hyperlink r:id="rId24" w:history="1">
           <w:r>
             <w:rPr>
               <w:rStyle w:val="Hyperlink"/>
@@ -2990,7 +2974,7 @@
           <w:sz w:val="24"/>
           <w:u w:val="single"/>
         </w:rPr>
-        <w:hyperlink r:id="rId23" w:history="1">
+        <w:hyperlink r:id="rId24" w:history="1">
           <w:r>
             <w:rPr>
               <w:rStyle w:val="Hyperlink"/>
@@ -3008,7 +2992,7 @@
           <w:sz w:val="24"/>
           <w:u w:val="single"/>
         </w:rPr>
-        <w:hyperlink r:id="rId23" w:history="1">
+        <w:hyperlink r:id="rId24" w:history="1">
           <w:r>
             <w:rPr>
               <w:rStyle w:val="Hyperlink"/>
@@ -3036,7 +3020,7 @@
           <w:sz w:val="24"/>
           <w:u w:val="single"/>
         </w:rPr>
-        <w:hyperlink r:id="rId24" w:history="1">
+        <w:hyperlink r:id="rId25" w:history="1">
           <w:r>
             <w:rPr>
               <w:rStyle w:val="Hyperlink"/>
@@ -3054,7 +3038,7 @@
           <w:sz w:val="24"/>
           <w:u w:val="single"/>
         </w:rPr>
-        <w:hyperlink r:id="rId23" w:history="1">
+        <w:hyperlink r:id="rId24" w:history="1">
           <w:r>
             <w:rPr>
               <w:rStyle w:val="Hyperlink"/>
@@ -3072,7 +3056,7 @@
           <w:sz w:val="24"/>
           <w:u w:val="single"/>
         </w:rPr>
-        <w:hyperlink r:id="rId23" w:history="1">
+        <w:hyperlink r:id="rId24" w:history="1">
           <w:r>
             <w:rPr>
               <w:rStyle w:val="Hyperlink"/>
@@ -3100,7 +3084,7 @@
           <w:sz w:val="24"/>
           <w:u w:val="single"/>
         </w:rPr>
-        <w:hyperlink r:id="rId23" w:history="1">
+        <w:hyperlink r:id="rId26" w:history="1">
           <w:r>
             <w:rPr>
               <w:rStyle w:val="Hyperlink"/>
@@ -3129,7 +3113,7 @@
           <w:sz w:val="24"/>
           <w:u w:val="single"/>
         </w:rPr>
-        <w:hyperlink r:id="rId23" w:history="1">
+        <w:hyperlink r:id="rId26" w:history="1">
           <w:r>
             <w:rPr>
               <w:rStyle w:val="Hyperlink"/>
@@ -3147,7 +3131,7 @@
           <w:sz w:val="24"/>
           <w:u w:val="single"/>
         </w:rPr>
-        <w:hyperlink r:id="rId23" w:history="1">
+        <w:hyperlink r:id="rId26" w:history="1">
           <w:r>
             <w:rPr>
               <w:rStyle w:val="Hyperlink"/>
@@ -3278,7 +3262,7 @@
           <w:sz w:val="24"/>
           <w:u w:val="single"/>
         </w:rPr>
-        <w:hyperlink r:id="rId25" w:history="1">
+        <w:hyperlink r:id="rId27" w:history="1">
           <w:r>
             <w:rPr>
               <w:rStyle w:val="Hyperlink"/>
@@ -3316,7 +3300,7 @@
           <w:sz w:val="24"/>
           <w:u w:val="single"/>
         </w:rPr>
-        <w:hyperlink r:id="rId26" w:history="1">
+        <w:hyperlink r:id="rId28" w:history="1">
           <w:r>
             <w:rPr>
               <w:rStyle w:val="Hyperlink"/>
@@ -3334,7 +3318,7 @@
           <w:sz w:val="24"/>
           <w:u w:val="single"/>
         </w:rPr>
-        <w:hyperlink r:id="rId26" w:history="1">
+        <w:hyperlink r:id="rId28" w:history="1">
           <w:r>
             <w:rPr>
               <w:rStyle w:val="Hyperlink"/>
@@ -3352,7 +3336,7 @@
           <w:sz w:val="24"/>
           <w:u w:val="single"/>
         </w:rPr>
-        <w:hyperlink r:id="rId26" w:history="1">
+        <w:hyperlink r:id="rId28" w:history="1">
           <w:r>
             <w:rPr>
               <w:rStyle w:val="Hyperlink"/>
@@ -3370,7 +3354,7 @@
           <w:sz w:val="24"/>
           <w:u w:val="single"/>
         </w:rPr>
-        <w:hyperlink r:id="rId26" w:history="1">
+        <w:hyperlink r:id="rId28" w:history="1">
           <w:r>
             <w:rPr>
               <w:rStyle w:val="Hyperlink"/>
@@ -3391,7 +3375,7 @@
           <w:sz w:val="24"/>
           <w:u w:val="single"/>
         </w:rPr>
-        <w:hyperlink r:id="rId26" w:history="1">
+        <w:hyperlink r:id="rId28" w:history="1">
           <w:r>
             <w:rPr>
               <w:rStyle w:val="Hyperlink"/>
@@ -3409,7 +3393,7 @@
           <w:sz w:val="24"/>
           <w:u w:val="single"/>
         </w:rPr>
-        <w:hyperlink r:id="rId26" w:history="1">
+        <w:hyperlink r:id="rId28" w:history="1">
           <w:r>
             <w:rPr>
               <w:rStyle w:val="Hyperlink"/>
@@ -3427,7 +3411,7 @@
           <w:sz w:val="24"/>
           <w:u w:val="single"/>
         </w:rPr>
-        <w:hyperlink r:id="rId26" w:history="1">
+        <w:hyperlink r:id="rId28" w:history="1">
           <w:r>
             <w:rPr>
               <w:rStyle w:val="Hyperlink"/>
@@ -3445,7 +3429,7 @@
           <w:sz w:val="24"/>
           <w:u w:val="single"/>
         </w:rPr>
-        <w:hyperlink r:id="rId26" w:history="1">
+        <w:hyperlink r:id="rId28" w:history="1">
           <w:r>
             <w:rPr>
               <w:rStyle w:val="Hyperlink"/>
@@ -3463,7 +3447,7 @@
           <w:sz w:val="24"/>
           <w:u w:val="single"/>
         </w:rPr>
-        <w:hyperlink r:id="rId26" w:history="1">
+        <w:hyperlink r:id="rId28" w:history="1">
           <w:r>
             <w:rPr>
               <w:rStyle w:val="Hyperlink"/>
@@ -3491,7 +3475,7 @@
           <w:sz w:val="24"/>
           <w:u w:val="single"/>
         </w:rPr>
-        <w:hyperlink r:id="rId26" w:history="1">
+        <w:hyperlink r:id="rId28" w:history="1">
           <w:r>
             <w:rPr>
               <w:rStyle w:val="Hyperlink"/>

--- a/EXPORTS/DOCX/published/niveau3/Dutch/NZG.docx
+++ b/EXPORTS/DOCX/published/niveau3/Dutch/NZG.docx
@@ -445,16 +445,8 @@
           <w:i w:val="0"/>
           <w:color w:val="0000FF"/>
           <w:sz w:val="24"/>
-          <w:u w:val="single"/>
         </w:rPr>
-        <w:hyperlink r:id="rId12" w:history="1">
-          <w:r>
-            <w:rPr>
-              <w:rStyle w:val="Hyperlink"/>
-            </w:rPr>
-            <w:t>Ne</w:t>
-          </w:r>
-        </w:hyperlink>
+        <w:t>Ne</w:t>
       </w:r>
       <w:r>
         <w:rPr>
@@ -519,7 +511,7 @@
           <w:sz w:val="24"/>
           <w:u w:val="single"/>
         </w:rPr>
-        <w:hyperlink r:id="rId11" w:history="1">
+        <w:hyperlink r:id="rId12" w:history="1">
           <w:r>
             <w:rPr>
               <w:rStyle w:val="Hyperlink"/>
@@ -793,18 +785,7 @@
           <w:color w:val="000000"/>
           <w:sz w:val="24"/>
         </w:rPr>
-        <w:t>rechtsvoorgangers van de Raad voor de Zendin</w:t>
-      </w:r>
-      <w:r>
-        <w:rPr>
-          <w:u w:val="single" w:color="0000ff"/>
-          <w:rFonts w:ascii="Charis SIL Regular" w:hAnsi="Charis SIL Regular" w:eastAsia="Charis SIL Regular"/>
-          <w:b w:val="0"/>
-          <w:i w:val="0"/>
-          <w:color w:val="000000"/>
-          <w:sz w:val="24"/>
-        </w:rPr>
-        <w:t>g. Deze a</w:t>
+        <w:t>rechtsvoorgangers van de Raad voor de Zending. Deze a</w:t>
       </w:r>
       <w:r>
         <w:rPr>
@@ -959,50 +940,7 @@
           <w:color w:val="000000"/>
           <w:sz w:val="24"/>
         </w:rPr>
-        <w:hyperlink r:id="rId14" w:history="1">
-          <w:r>
-            <w:rPr>
-              <w:rStyle w:val="Hyperlink"/>
-            </w:rPr>
-            <w:t>t NZG d</w:t>
-          </w:r>
-        </w:hyperlink>
-      </w:r>
-      <w:r>
-        <w:rPr>
-          <w:u w:val="single" w:color="0000ff"/>
-          <w:rFonts w:ascii="Charis SIL Regular" w:hAnsi="Charis SIL Regular" w:eastAsia="Charis SIL Regular"/>
-          <w:b w:val="0"/>
-          <w:i w:val="0"/>
-          <w:color w:val="000000"/>
-          <w:sz w:val="24"/>
-        </w:rPr>
-        <w:hyperlink r:id="rId14" w:history="1">
-          <w:r>
-            <w:rPr>
-              <w:rStyle w:val="Hyperlink"/>
-            </w:rPr>
-            <w:t>i</w:t>
-          </w:r>
-        </w:hyperlink>
-      </w:r>
-      <w:r>
-        <w:rPr>
-          <w:u w:val="single" w:color="0000ff"/>
-          <w:rFonts w:ascii="Charis SIL Regular" w:hAnsi="Charis SIL Regular" w:eastAsia="Charis SIL Regular"/>
-          <w:b w:val="0"/>
-          <w:i w:val="0"/>
-          <w:color w:val="000000"/>
-          <w:sz w:val="24"/>
-        </w:rPr>
-        <w:hyperlink r:id="rId14" w:history="1">
-          <w:r>
-            <w:rPr>
-              <w:rStyle w:val="Hyperlink"/>
-            </w:rPr>
-            <w:t>e on</w:t>
-          </w:r>
-        </w:hyperlink>
+        <w:t>t NZG die on</w:t>
       </w:r>
       <w:r>
         <w:rPr>
@@ -2229,7 +2167,7 @@
           <w:sz w:val="24"/>
           <w:u w:val="single"/>
         </w:rPr>
-        <w:hyperlink r:id="rId18" w:history="1">
+        <w:hyperlink r:id="rId19" w:history="1">
           <w:r>
             <w:rPr>
               <w:rStyle w:val="Hyperlink"/>
@@ -2247,7 +2185,7 @@
           <w:sz w:val="24"/>
           <w:u w:val="single"/>
         </w:rPr>
-        <w:hyperlink r:id="rId18" w:history="1">
+        <w:hyperlink r:id="rId19" w:history="1">
           <w:r>
             <w:rPr>
               <w:rStyle w:val="Hyperlink"/>
@@ -3038,7 +2976,7 @@
           <w:sz w:val="24"/>
           <w:u w:val="single"/>
         </w:rPr>
-        <w:hyperlink r:id="rId24" w:history="1">
+        <w:hyperlink r:id="rId25" w:history="1">
           <w:r>
             <w:rPr>
               <w:rStyle w:val="Hyperlink"/>
@@ -3056,7 +2994,7 @@
           <w:sz w:val="24"/>
           <w:u w:val="single"/>
         </w:rPr>
-        <w:hyperlink r:id="rId24" w:history="1">
+        <w:hyperlink r:id="rId25" w:history="1">
           <w:r>
             <w:rPr>
               <w:rStyle w:val="Hyperlink"/>

--- a/EXPORTS/DOCX/published/niveau3/Dutch/NZG.docx
+++ b/EXPORTS/DOCX/published/niveau3/Dutch/NZG.docx
@@ -445,8 +445,16 @@
           <w:i w:val="0"/>
           <w:color w:val="0000FF"/>
           <w:sz w:val="24"/>
+          <w:u w:val="single"/>
         </w:rPr>
-        <w:t>Ne</w:t>
+        <w:hyperlink r:id="rId12" w:history="1">
+          <w:r>
+            <w:rPr>
+              <w:rStyle w:val="Hyperlink"/>
+            </w:rPr>
+            <w:t>Ne</w:t>
+          </w:r>
+        </w:hyperlink>
       </w:r>
       <w:r>
         <w:rPr>
@@ -511,7 +519,7 @@
           <w:sz w:val="24"/>
           <w:u w:val="single"/>
         </w:rPr>
-        <w:hyperlink r:id="rId12" w:history="1">
+        <w:hyperlink r:id="rId11" w:history="1">
           <w:r>
             <w:rPr>
               <w:rStyle w:val="Hyperlink"/>
@@ -785,7 +793,25 @@
           <w:color w:val="000000"/>
           <w:sz w:val="24"/>
         </w:rPr>
-        <w:t>rechtsvoorgangers van de Raad voor de Zending. Deze a</w:t>
+        <w:t>rechtsvoorgangers van de Raad voor de Zendin</w:t>
+      </w:r>
+      <w:r>
+        <w:rPr>
+          <w:u w:val="single" w:color="0000ff"/>
+          <w:rFonts w:ascii="Charis SIL Regular" w:hAnsi="Charis SIL Regular" w:eastAsia="Charis SIL Regular"/>
+          <w:b w:val="0"/>
+          <w:i w:val="0"/>
+          <w:color w:val="000000"/>
+          <w:sz w:val="24"/>
+        </w:rPr>
+        <w:hyperlink r:id="rId13" w:history="1">
+          <w:r>
+            <w:rPr>
+              <w:rStyle w:val="Hyperlink"/>
+            </w:rPr>
+            <w:t>g. Deze a</w:t>
+          </w:r>
+        </w:hyperlink>
       </w:r>
       <w:r>
         <w:rPr>
@@ -940,7 +966,50 @@
           <w:color w:val="000000"/>
           <w:sz w:val="24"/>
         </w:rPr>
-        <w:t>t NZG die on</w:t>
+        <w:hyperlink r:id="rId14" w:history="1">
+          <w:r>
+            <w:rPr>
+              <w:rStyle w:val="Hyperlink"/>
+            </w:rPr>
+            <w:t>t NZG d</w:t>
+          </w:r>
+        </w:hyperlink>
+      </w:r>
+      <w:r>
+        <w:rPr>
+          <w:u w:val="single" w:color="0000ff"/>
+          <w:rFonts w:ascii="Charis SIL Regular" w:hAnsi="Charis SIL Regular" w:eastAsia="Charis SIL Regular"/>
+          <w:b w:val="0"/>
+          <w:i w:val="0"/>
+          <w:color w:val="000000"/>
+          <w:sz w:val="24"/>
+        </w:rPr>
+        <w:hyperlink r:id="rId14" w:history="1">
+          <w:r>
+            <w:rPr>
+              <w:rStyle w:val="Hyperlink"/>
+            </w:rPr>
+            <w:t>i</w:t>
+          </w:r>
+        </w:hyperlink>
+      </w:r>
+      <w:r>
+        <w:rPr>
+          <w:u w:val="single" w:color="0000ff"/>
+          <w:rFonts w:ascii="Charis SIL Regular" w:hAnsi="Charis SIL Regular" w:eastAsia="Charis SIL Regular"/>
+          <w:b w:val="0"/>
+          <w:i w:val="0"/>
+          <w:color w:val="000000"/>
+          <w:sz w:val="24"/>
+        </w:rPr>
+        <w:hyperlink r:id="rId14" w:history="1">
+          <w:r>
+            <w:rPr>
+              <w:rStyle w:val="Hyperlink"/>
+            </w:rPr>
+            <w:t>e on</w:t>
+          </w:r>
+        </w:hyperlink>
       </w:r>
       <w:r>
         <w:rPr>
@@ -1360,7 +1429,79 @@
           <w:color w:val="000000"/>
           <w:sz w:val="24"/>
         </w:rPr>
-        <w:t>tvoerig lemma over het Neder</w:t>
+        <w:hyperlink r:id="rId15" w:history="1">
+          <w:r>
+            <w:rPr>
+              <w:rStyle w:val="Hyperlink"/>
+            </w:rPr>
+            <w:t>tvoerig le</w:t>
+          </w:r>
+        </w:hyperlink>
+      </w:r>
+      <w:r>
+        <w:rPr>
+          <w:u w:val="single" w:color="0000ff"/>
+          <w:rFonts w:ascii="Charis SIL Regular" w:hAnsi="Charis SIL Regular" w:eastAsia="Charis SIL Regular"/>
+          <w:b w:val="0"/>
+          <w:i w:val="0"/>
+          <w:color w:val="000000"/>
+          <w:sz w:val="24"/>
+        </w:rPr>
+        <w:hyperlink r:id="rId15" w:history="1">
+          <w:r>
+            <w:rPr>
+              <w:rStyle w:val="Hyperlink"/>
+            </w:rPr>
+            <w:t>m</w:t>
+          </w:r>
+        </w:hyperlink>
+      </w:r>
+      <w:r>
+        <w:rPr>
+          <w:u w:val="single" w:color="0000ff"/>
+          <w:rFonts w:ascii="Charis SIL Regular" w:hAnsi="Charis SIL Regular" w:eastAsia="Charis SIL Regular"/>
+          <w:b w:val="0"/>
+          <w:i w:val="0"/>
+          <w:color w:val="000000"/>
+          <w:sz w:val="24"/>
+        </w:rPr>
+        <w:t>m</w:t>
+      </w:r>
+      <w:r>
+        <w:rPr>
+          <w:u w:val="single" w:color="0000ff"/>
+          <w:rFonts w:ascii="Charis SIL Regular" w:hAnsi="Charis SIL Regular" w:eastAsia="Charis SIL Regular"/>
+          <w:b w:val="0"/>
+          <w:i w:val="0"/>
+          <w:color w:val="000000"/>
+          <w:sz w:val="24"/>
+        </w:rPr>
+        <w:hyperlink r:id="rId15" w:history="1">
+          <w:r>
+            <w:rPr>
+              <w:rStyle w:val="Hyperlink"/>
+            </w:rPr>
+            <w:t>a over</w:t>
+          </w:r>
+        </w:hyperlink>
+      </w:r>
+      <w:r>
+        <w:rPr>
+          <w:u w:val="single" w:color="0000ff"/>
+          <w:rFonts w:ascii="Charis SIL Regular" w:hAnsi="Charis SIL Regular" w:eastAsia="Charis SIL Regular"/>
+          <w:b w:val="0"/>
+          <w:i w:val="0"/>
+          <w:color w:val="000000"/>
+          <w:sz w:val="24"/>
+        </w:rPr>
+        <w:hyperlink r:id="rId15" w:history="1">
+          <w:r>
+            <w:rPr>
+              <w:rStyle w:val="Hyperlink"/>
+            </w:rPr>
+            <w:t xml:space="preserve"> het Neder</w:t>
+          </w:r>
+        </w:hyperlink>
       </w:r>
       <w:r>
         <w:rPr>
@@ -2167,7 +2308,7 @@
           <w:sz w:val="24"/>
           <w:u w:val="single"/>
         </w:rPr>
-        <w:hyperlink r:id="rId19" w:history="1">
+        <w:hyperlink r:id="rId18" w:history="1">
           <w:r>
             <w:rPr>
               <w:rStyle w:val="Hyperlink"/>
@@ -2185,7 +2326,7 @@
           <w:sz w:val="24"/>
           <w:u w:val="single"/>
         </w:rPr>
-        <w:hyperlink r:id="rId19" w:history="1">
+        <w:hyperlink r:id="rId18" w:history="1">
           <w:r>
             <w:rPr>
               <w:rStyle w:val="Hyperlink"/>
@@ -2713,7 +2854,6 @@
       </w:r>
       <w:r>
         <w:rPr>
-          <w:u w:val="single" w:color="0000ff"/>
           <w:rFonts w:ascii="Charis SIL Regular" w:hAnsi="Charis SIL Regular" w:eastAsia="Charis SIL Regular"/>
           <w:b w:val="0"/>
           <w:i w:val="0"/>

--- a/EXPORTS/DOCX/published/niveau3/Dutch/NZG.docx
+++ b/EXPORTS/DOCX/published/niveau3/Dutch/NZG.docx
@@ -2854,6 +2854,7 @@
       </w:r>
       <w:r>
         <w:rPr>
+          <w:u w:val="single" w:color="0000ff"/>
           <w:rFonts w:ascii="Charis SIL Regular" w:hAnsi="Charis SIL Regular" w:eastAsia="Charis SIL Regular"/>
           <w:b w:val="0"/>
           <w:i w:val="0"/>
@@ -2918,7 +2919,7 @@
           <w:sz w:val="24"/>
           <w:u w:val="single"/>
         </w:rPr>
-        <w:hyperlink r:id="rId23" w:history="1">
+        <w:hyperlink r:id="rId21" w:history="1">
           <w:r>
             <w:rPr>
               <w:rStyle w:val="Hyperlink"/>

--- a/EXPORTS/DOCX/published/niveau3/Dutch/NZG.docx
+++ b/EXPORTS/DOCX/published/niveau3/Dutch/NZG.docx
@@ -2825,7 +2825,7 @@
           <w:sz w:val="24"/>
           <w:u w:val="single"/>
         </w:rPr>
-        <w:hyperlink r:id="rId22" w:history="1">
+        <w:hyperlink r:id="rId21" w:history="1">
           <w:r>
             <w:rPr>
               <w:rStyle w:val="Hyperlink"/>
@@ -2843,7 +2843,7 @@
           <w:sz w:val="24"/>
           <w:u w:val="single"/>
         </w:rPr>
-        <w:hyperlink r:id="rId22" w:history="1">
+        <w:hyperlink r:id="rId21" w:history="1">
           <w:r>
             <w:rPr>
               <w:rStyle w:val="Hyperlink"/>
@@ -2854,14 +2854,20 @@
       </w:r>
       <w:r>
         <w:rPr>
-          <w:u w:val="single" w:color="0000ff"/>
           <w:rFonts w:ascii="Charis SIL Regular" w:hAnsi="Charis SIL Regular" w:eastAsia="Charis SIL Regular"/>
           <w:b w:val="0"/>
           <w:i w:val="0"/>
           <w:color w:val="000000"/>
           <w:sz w:val="24"/>
         </w:rPr>
-        <w:t xml:space="preserve">, </w:t>
+        <w:hyperlink r:id="rId21" w:history="1">
+          <w:r>
+            <w:rPr>
+              <w:rStyle w:val="Hyperlink"/>
+            </w:rPr>
+            <w:t xml:space="preserve">, </w:t>
+          </w:r>
+        </w:hyperlink>
       </w:r>
       <w:r>
         <w:rPr>
@@ -2872,7 +2878,7 @@
           <w:sz w:val="24"/>
           <w:u w:val="single"/>
         </w:rPr>
-        <w:hyperlink r:id="rId23" w:history="1">
+        <w:hyperlink r:id="rId21" w:history="1">
           <w:r>
             <w:rPr>
               <w:rStyle w:val="Hyperlink"/>
@@ -2919,7 +2925,7 @@
           <w:sz w:val="24"/>
           <w:u w:val="single"/>
         </w:rPr>
-        <w:hyperlink r:id="rId21" w:history="1">
+        <w:hyperlink r:id="rId23" w:history="1">
           <w:r>
             <w:rPr>
               <w:rStyle w:val="Hyperlink"/>
@@ -3117,7 +3123,7 @@
           <w:sz w:val="24"/>
           <w:u w:val="single"/>
         </w:rPr>
-        <w:hyperlink r:id="rId25" w:history="1">
+        <w:hyperlink r:id="rId24" w:history="1">
           <w:r>
             <w:rPr>
               <w:rStyle w:val="Hyperlink"/>
@@ -3135,7 +3141,7 @@
           <w:sz w:val="24"/>
           <w:u w:val="single"/>
         </w:rPr>
-        <w:hyperlink r:id="rId25" w:history="1">
+        <w:hyperlink r:id="rId24" w:history="1">
           <w:r>
             <w:rPr>
               <w:rStyle w:val="Hyperlink"/>
@@ -3163,7 +3169,7 @@
           <w:sz w:val="24"/>
           <w:u w:val="single"/>
         </w:rPr>
-        <w:hyperlink r:id="rId26" w:history="1">
+        <w:hyperlink r:id="rId24" w:history="1">
           <w:r>
             <w:rPr>
               <w:rStyle w:val="Hyperlink"/>

--- a/EXPORTS/DOCX/published/niveau3/Dutch/NZG.docx
+++ b/EXPORTS/DOCX/published/niveau3/Dutch/NZG.docx
@@ -501,7 +501,7 @@
           <w:sz w:val="24"/>
           <w:u w:val="single"/>
         </w:rPr>
-        <w:hyperlink r:id="rId11" w:history="1">
+        <w:hyperlink r:id="rId12" w:history="1">
           <w:r>
             <w:rPr>
               <w:rStyle w:val="Hyperlink"/>
@@ -519,7 +519,7 @@
           <w:sz w:val="24"/>
           <w:u w:val="single"/>
         </w:rPr>
-        <w:hyperlink r:id="rId11" w:history="1">
+        <w:hyperlink r:id="rId12" w:history="1">
           <w:r>
             <w:rPr>
               <w:rStyle w:val="Hyperlink"/>
@@ -995,21 +995,13 @@
       </w:r>
       <w:r>
         <w:rPr>
-          <w:u w:val="single" w:color="0000ff"/>
           <w:rFonts w:ascii="Charis SIL Regular" w:hAnsi="Charis SIL Regular" w:eastAsia="Charis SIL Regular"/>
           <w:b w:val="0"/>
           <w:i w:val="0"/>
           <w:color w:val="000000"/>
           <w:sz w:val="24"/>
         </w:rPr>
-        <w:hyperlink r:id="rId14" w:history="1">
-          <w:r>
-            <w:rPr>
-              <w:rStyle w:val="Hyperlink"/>
-            </w:rPr>
-            <w:t>e on</w:t>
-          </w:r>
-        </w:hyperlink>
+        <w:t>e on</w:t>
       </w:r>
       <w:r>
         <w:rPr>
@@ -1411,61 +1403,7 @@
           <w:color w:val="000000"/>
           <w:sz w:val="24"/>
         </w:rPr>
-        <w:hyperlink r:id="rId15" w:history="1">
-          <w:r>
-            <w:rPr>
-              <w:rStyle w:val="Hyperlink"/>
-            </w:rPr>
-            <w:t>i</w:t>
-          </w:r>
-        </w:hyperlink>
-      </w:r>
-      <w:r>
-        <w:rPr>
-          <w:u w:val="single" w:color="0000ff"/>
-          <w:rFonts w:ascii="Charis SIL Regular" w:hAnsi="Charis SIL Regular" w:eastAsia="Charis SIL Regular"/>
-          <w:b w:val="0"/>
-          <w:i w:val="0"/>
-          <w:color w:val="000000"/>
-          <w:sz w:val="24"/>
-        </w:rPr>
-        <w:hyperlink r:id="rId15" w:history="1">
-          <w:r>
-            <w:rPr>
-              <w:rStyle w:val="Hyperlink"/>
-            </w:rPr>
-            <w:t>tvoerig le</w:t>
-          </w:r>
-        </w:hyperlink>
-      </w:r>
-      <w:r>
-        <w:rPr>
-          <w:u w:val="single" w:color="0000ff"/>
-          <w:rFonts w:ascii="Charis SIL Regular" w:hAnsi="Charis SIL Regular" w:eastAsia="Charis SIL Regular"/>
-          <w:b w:val="0"/>
-          <w:i w:val="0"/>
-          <w:color w:val="000000"/>
-          <w:sz w:val="24"/>
-        </w:rPr>
-        <w:hyperlink r:id="rId15" w:history="1">
-          <w:r>
-            <w:rPr>
-              <w:rStyle w:val="Hyperlink"/>
-            </w:rPr>
-            <w:t>m</w:t>
-          </w:r>
-        </w:hyperlink>
-      </w:r>
-      <w:r>
-        <w:rPr>
-          <w:u w:val="single" w:color="0000ff"/>
-          <w:rFonts w:ascii="Charis SIL Regular" w:hAnsi="Charis SIL Regular" w:eastAsia="Charis SIL Regular"/>
-          <w:b w:val="0"/>
-          <w:i w:val="0"/>
-          <w:color w:val="000000"/>
-          <w:sz w:val="24"/>
-        </w:rPr>
-        <w:t>m</w:t>
+        <w:t>itvoerig lemm</w:t>
       </w:r>
       <w:r>
         <w:rPr>
@@ -2308,7 +2246,7 @@
           <w:sz w:val="24"/>
           <w:u w:val="single"/>
         </w:rPr>
-        <w:hyperlink r:id="rId18" w:history="1">
+        <w:hyperlink r:id="rId19" w:history="1">
           <w:r>
             <w:rPr>
               <w:rStyle w:val="Hyperlink"/>
@@ -2326,7 +2264,7 @@
           <w:sz w:val="24"/>
           <w:u w:val="single"/>
         </w:rPr>
-        <w:hyperlink r:id="rId18" w:history="1">
+        <w:hyperlink r:id="rId19" w:history="1">
           <w:r>
             <w:rPr>
               <w:rStyle w:val="Hyperlink"/>
@@ -2860,14 +2798,7 @@
           <w:color w:val="000000"/>
           <w:sz w:val="24"/>
         </w:rPr>
-        <w:hyperlink r:id="rId21" w:history="1">
-          <w:r>
-            <w:rPr>
-              <w:rStyle w:val="Hyperlink"/>
-            </w:rPr>
-            <w:t xml:space="preserve">, </w:t>
-          </w:r>
-        </w:hyperlink>
+        <w:t xml:space="preserve">, </w:t>
       </w:r>
       <w:r>
         <w:rPr>
@@ -2907,7 +2838,7 @@
           <w:sz w:val="24"/>
           <w:u w:val="single"/>
         </w:rPr>
-        <w:hyperlink r:id="rId23" w:history="1">
+        <w:hyperlink r:id="rId21" w:history="1">
           <w:r>
             <w:rPr>
               <w:rStyle w:val="Hyperlink"/>
@@ -2925,7 +2856,7 @@
           <w:sz w:val="24"/>
           <w:u w:val="single"/>
         </w:rPr>
-        <w:hyperlink r:id="rId23" w:history="1">
+        <w:hyperlink r:id="rId21" w:history="1">
           <w:r>
             <w:rPr>
               <w:rStyle w:val="Hyperlink"/>
@@ -3023,7 +2954,7 @@
           <w:sz w:val="24"/>
           <w:u w:val="single"/>
         </w:rPr>
-        <w:hyperlink r:id="rId24" w:history="1">
+        <w:hyperlink r:id="rId23" w:history="1">
           <w:r>
             <w:rPr>
               <w:rStyle w:val="Hyperlink"/>
@@ -3041,7 +2972,7 @@
           <w:sz w:val="24"/>
           <w:u w:val="single"/>
         </w:rPr>
-        <w:hyperlink r:id="rId24" w:history="1">
+        <w:hyperlink r:id="rId23" w:history="1">
           <w:r>
             <w:rPr>
               <w:rStyle w:val="Hyperlink"/>
@@ -3059,7 +2990,7 @@
           <w:sz w:val="24"/>
           <w:u w:val="single"/>
         </w:rPr>
-        <w:hyperlink r:id="rId24" w:history="1">
+        <w:hyperlink r:id="rId23" w:history="1">
           <w:r>
             <w:rPr>
               <w:rStyle w:val="Hyperlink"/>
@@ -3077,7 +3008,7 @@
           <w:sz w:val="24"/>
           <w:u w:val="single"/>
         </w:rPr>
-        <w:hyperlink r:id="rId24" w:history="1">
+        <w:hyperlink r:id="rId23" w:history="1">
           <w:r>
             <w:rPr>
               <w:rStyle w:val="Hyperlink"/>
@@ -3105,7 +3036,7 @@
           <w:sz w:val="24"/>
           <w:u w:val="single"/>
         </w:rPr>
-        <w:hyperlink r:id="rId25" w:history="1">
+        <w:hyperlink r:id="rId24" w:history="1">
           <w:r>
             <w:rPr>
               <w:rStyle w:val="Hyperlink"/>
@@ -3141,7 +3072,7 @@
           <w:sz w:val="24"/>
           <w:u w:val="single"/>
         </w:rPr>
-        <w:hyperlink r:id="rId24" w:history="1">
+        <w:hyperlink r:id="rId23" w:history="1">
           <w:r>
             <w:rPr>
               <w:rStyle w:val="Hyperlink"/>
@@ -3169,7 +3100,7 @@
           <w:sz w:val="24"/>
           <w:u w:val="single"/>
         </w:rPr>
-        <w:hyperlink r:id="rId24" w:history="1">
+        <w:hyperlink r:id="rId23" w:history="1">
           <w:r>
             <w:rPr>
               <w:rStyle w:val="Hyperlink"/>
@@ -3198,7 +3129,7 @@
           <w:sz w:val="24"/>
           <w:u w:val="single"/>
         </w:rPr>
-        <w:hyperlink r:id="rId26" w:history="1">
+        <w:hyperlink r:id="rId23" w:history="1">
           <w:r>
             <w:rPr>
               <w:rStyle w:val="Hyperlink"/>
@@ -3216,7 +3147,7 @@
           <w:sz w:val="24"/>
           <w:u w:val="single"/>
         </w:rPr>
-        <w:hyperlink r:id="rId26" w:history="1">
+        <w:hyperlink r:id="rId23" w:history="1">
           <w:r>
             <w:rPr>
               <w:rStyle w:val="Hyperlink"/>
@@ -3347,7 +3278,7 @@
           <w:sz w:val="24"/>
           <w:u w:val="single"/>
         </w:rPr>
-        <w:hyperlink r:id="rId27" w:history="1">
+        <w:hyperlink r:id="rId25" w:history="1">
           <w:r>
             <w:rPr>
               <w:rStyle w:val="Hyperlink"/>
@@ -3385,7 +3316,7 @@
           <w:sz w:val="24"/>
           <w:u w:val="single"/>
         </w:rPr>
-        <w:hyperlink r:id="rId28" w:history="1">
+        <w:hyperlink r:id="rId26" w:history="1">
           <w:r>
             <w:rPr>
               <w:rStyle w:val="Hyperlink"/>
@@ -3403,7 +3334,7 @@
           <w:sz w:val="24"/>
           <w:u w:val="single"/>
         </w:rPr>
-        <w:hyperlink r:id="rId28" w:history="1">
+        <w:hyperlink r:id="rId26" w:history="1">
           <w:r>
             <w:rPr>
               <w:rStyle w:val="Hyperlink"/>
@@ -3421,7 +3352,7 @@
           <w:sz w:val="24"/>
           <w:u w:val="single"/>
         </w:rPr>
-        <w:hyperlink r:id="rId28" w:history="1">
+        <w:hyperlink r:id="rId26" w:history="1">
           <w:r>
             <w:rPr>
               <w:rStyle w:val="Hyperlink"/>
@@ -3439,7 +3370,7 @@
           <w:sz w:val="24"/>
           <w:u w:val="single"/>
         </w:rPr>
-        <w:hyperlink r:id="rId28" w:history="1">
+        <w:hyperlink r:id="rId26" w:history="1">
           <w:r>
             <w:rPr>
               <w:rStyle w:val="Hyperlink"/>
@@ -3460,7 +3391,7 @@
           <w:sz w:val="24"/>
           <w:u w:val="single"/>
         </w:rPr>
-        <w:hyperlink r:id="rId28" w:history="1">
+        <w:hyperlink r:id="rId26" w:history="1">
           <w:r>
             <w:rPr>
               <w:rStyle w:val="Hyperlink"/>
@@ -3478,7 +3409,7 @@
           <w:sz w:val="24"/>
           <w:u w:val="single"/>
         </w:rPr>
-        <w:hyperlink r:id="rId28" w:history="1">
+        <w:hyperlink r:id="rId26" w:history="1">
           <w:r>
             <w:rPr>
               <w:rStyle w:val="Hyperlink"/>
@@ -3496,7 +3427,7 @@
           <w:sz w:val="24"/>
           <w:u w:val="single"/>
         </w:rPr>
-        <w:hyperlink r:id="rId28" w:history="1">
+        <w:hyperlink r:id="rId26" w:history="1">
           <w:r>
             <w:rPr>
               <w:rStyle w:val="Hyperlink"/>
@@ -3514,7 +3445,7 @@
           <w:sz w:val="24"/>
           <w:u w:val="single"/>
         </w:rPr>
-        <w:hyperlink r:id="rId28" w:history="1">
+        <w:hyperlink r:id="rId26" w:history="1">
           <w:r>
             <w:rPr>
               <w:rStyle w:val="Hyperlink"/>
@@ -3532,7 +3463,7 @@
           <w:sz w:val="24"/>
           <w:u w:val="single"/>
         </w:rPr>
-        <w:hyperlink r:id="rId28" w:history="1">
+        <w:hyperlink r:id="rId26" w:history="1">
           <w:r>
             <w:rPr>
               <w:rStyle w:val="Hyperlink"/>
@@ -3560,7 +3491,7 @@
           <w:sz w:val="24"/>
           <w:u w:val="single"/>
         </w:rPr>
-        <w:hyperlink r:id="rId28" w:history="1">
+        <w:hyperlink r:id="rId26" w:history="1">
           <w:r>
             <w:rPr>
               <w:rStyle w:val="Hyperlink"/>

--- a/EXPORTS/DOCX/published/niveau3/Dutch/NZG.docx
+++ b/EXPORTS/DOCX/published/niveau3/Dutch/NZG.docx
@@ -501,7 +501,7 @@
           <w:sz w:val="24"/>
           <w:u w:val="single"/>
         </w:rPr>
-        <w:hyperlink r:id="rId12" w:history="1">
+        <w:hyperlink r:id="rId11" w:history="1">
           <w:r>
             <w:rPr>
               <w:rStyle w:val="Hyperlink"/>
@@ -519,7 +519,7 @@
           <w:sz w:val="24"/>
           <w:u w:val="single"/>
         </w:rPr>
-        <w:hyperlink r:id="rId12" w:history="1">
+        <w:hyperlink r:id="rId11" w:history="1">
           <w:r>
             <w:rPr>
               <w:rStyle w:val="Hyperlink"/>
@@ -1302,108 +1302,7 @@
           <w:color w:val="000000"/>
           <w:sz w:val="24"/>
         </w:rPr>
-        <w:t>door h</w:t>
-      </w:r>
-      <w:r>
-        <w:rPr>
-          <w:u w:val="single" w:color="0000ff"/>
-          <w:rFonts w:ascii="Charis SIL Regular" w:hAnsi="Charis SIL Regular" w:eastAsia="Charis SIL Regular"/>
-          <w:b w:val="0"/>
-          <w:i w:val="0"/>
-          <w:color w:val="000000"/>
-          <w:sz w:val="24"/>
-        </w:rPr>
-        <w:hyperlink r:id="rId15" w:history="1">
-          <w:r>
-            <w:rPr>
-              <w:rStyle w:val="Hyperlink"/>
-            </w:rPr>
-            <w:t xml:space="preserve">et Huygens </w:t>
-          </w:r>
-        </w:hyperlink>
-      </w:r>
-      <w:r>
-        <w:rPr>
-          <w:u w:val="single" w:color="0000ff"/>
-          <w:rFonts w:ascii="Charis SIL Regular" w:hAnsi="Charis SIL Regular" w:eastAsia="Charis SIL Regular"/>
-          <w:b w:val="0"/>
-          <w:i w:val="0"/>
-          <w:color w:val="000000"/>
-          <w:sz w:val="24"/>
-        </w:rPr>
-        <w:hyperlink r:id="rId15" w:history="1">
-          <w:r>
-            <w:rPr>
-              <w:rStyle w:val="Hyperlink"/>
-            </w:rPr>
-            <w:t>I</w:t>
-          </w:r>
-        </w:hyperlink>
-      </w:r>
-      <w:r>
-        <w:rPr>
-          <w:u w:val="single" w:color="0000ff"/>
-          <w:rFonts w:ascii="Charis SIL Regular" w:hAnsi="Charis SIL Regular" w:eastAsia="Charis SIL Regular"/>
-          <w:b w:val="0"/>
-          <w:i w:val="0"/>
-          <w:color w:val="000000"/>
-          <w:sz w:val="24"/>
-        </w:rPr>
-        <w:hyperlink r:id="rId15" w:history="1">
-          <w:r>
-            <w:rPr>
-              <w:rStyle w:val="Hyperlink"/>
-            </w:rPr>
-            <w:t>nsti</w:t>
-          </w:r>
-        </w:hyperlink>
-      </w:r>
-      <w:r>
-        <w:rPr>
-          <w:u w:val="single" w:color="0000ff"/>
-          <w:rFonts w:ascii="Charis SIL Regular" w:hAnsi="Charis SIL Regular" w:eastAsia="Charis SIL Regular"/>
-          <w:b w:val="0"/>
-          <w:i w:val="0"/>
-          <w:color w:val="000000"/>
-          <w:sz w:val="24"/>
-        </w:rPr>
-        <w:hyperlink r:id="rId15" w:history="1">
-          <w:r>
-            <w:rPr>
-              <w:rStyle w:val="Hyperlink"/>
-            </w:rPr>
-            <w:t>t</w:t>
-          </w:r>
-        </w:hyperlink>
-      </w:r>
-      <w:r>
-        <w:rPr>
-          <w:u w:val="single" w:color="0000ff"/>
-          <w:rFonts w:ascii="Charis SIL Regular" w:hAnsi="Charis SIL Regular" w:eastAsia="Charis SIL Regular"/>
-          <w:b w:val="0"/>
-          <w:i w:val="0"/>
-          <w:color w:val="000000"/>
-          <w:sz w:val="24"/>
-        </w:rPr>
-        <w:hyperlink r:id="rId15" w:history="1">
-          <w:r>
-            <w:rPr>
-              <w:rStyle w:val="Hyperlink"/>
-            </w:rPr>
-            <w:t>uut, is een u</w:t>
-          </w:r>
-        </w:hyperlink>
-      </w:r>
-      <w:r>
-        <w:rPr>
-          <w:u w:val="single" w:color="0000ff"/>
-          <w:rFonts w:ascii="Charis SIL Regular" w:hAnsi="Charis SIL Regular" w:eastAsia="Charis SIL Regular"/>
-          <w:b w:val="0"/>
-          <w:i w:val="0"/>
-          <w:color w:val="000000"/>
-          <w:sz w:val="24"/>
-        </w:rPr>
-        <w:t>itvoerig lemm</w:t>
+        <w:t>door het Huygens Instituut, is een uitvoerig lemm</w:t>
       </w:r>
       <w:r>
         <w:rPr>
@@ -2244,16 +2143,8 @@
           <w:i w:val="0"/>
           <w:color w:val="0000FF"/>
           <w:sz w:val="24"/>
-          <w:u w:val="single"/>
         </w:rPr>
-        <w:hyperlink r:id="rId19" w:history="1">
-          <w:r>
-            <w:rPr>
-              <w:rStyle w:val="Hyperlink"/>
-            </w:rPr>
-            <w:t>id=zoOC</w:t>
-          </w:r>
-        </w:hyperlink>
+        <w:t>id=zoOC</w:t>
       </w:r>
       <w:r>
         <w:rPr>
@@ -2264,7 +2155,7 @@
           <w:sz w:val="24"/>
           <w:u w:val="single"/>
         </w:rPr>
-        <w:hyperlink r:id="rId19" w:history="1">
+        <w:hyperlink r:id="rId18" w:history="1">
           <w:r>
             <w:rPr>
               <w:rStyle w:val="Hyperlink"/>
@@ -2763,7 +2654,7 @@
           <w:sz w:val="24"/>
           <w:u w:val="single"/>
         </w:rPr>
-        <w:hyperlink r:id="rId21" w:history="1">
+        <w:hyperlink r:id="rId22" w:history="1">
           <w:r>
             <w:rPr>
               <w:rStyle w:val="Hyperlink"/>
@@ -2781,7 +2672,7 @@
           <w:sz w:val="24"/>
           <w:u w:val="single"/>
         </w:rPr>
-        <w:hyperlink r:id="rId21" w:history="1">
+        <w:hyperlink r:id="rId22" w:history="1">
           <w:r>
             <w:rPr>
               <w:rStyle w:val="Hyperlink"/>
@@ -2792,6 +2683,7 @@
       </w:r>
       <w:r>
         <w:rPr>
+          <w:u w:val="single" w:color="0000ff"/>
           <w:rFonts w:ascii="Charis SIL Regular" w:hAnsi="Charis SIL Regular" w:eastAsia="Charis SIL Regular"/>
           <w:b w:val="0"/>
           <w:i w:val="0"/>
@@ -2809,7 +2701,7 @@
           <w:sz w:val="24"/>
           <w:u w:val="single"/>
         </w:rPr>
-        <w:hyperlink r:id="rId21" w:history="1">
+        <w:hyperlink r:id="rId23" w:history="1">
           <w:r>
             <w:rPr>
               <w:rStyle w:val="Hyperlink"/>
@@ -2838,7 +2730,7 @@
           <w:sz w:val="24"/>
           <w:u w:val="single"/>
         </w:rPr>
-        <w:hyperlink r:id="rId21" w:history="1">
+        <w:hyperlink r:id="rId23" w:history="1">
           <w:r>
             <w:rPr>
               <w:rStyle w:val="Hyperlink"/>
@@ -2856,7 +2748,7 @@
           <w:sz w:val="24"/>
           <w:u w:val="single"/>
         </w:rPr>
-        <w:hyperlink r:id="rId21" w:history="1">
+        <w:hyperlink r:id="rId23" w:history="1">
           <w:r>
             <w:rPr>
               <w:rStyle w:val="Hyperlink"/>
@@ -2954,7 +2846,7 @@
           <w:sz w:val="24"/>
           <w:u w:val="single"/>
         </w:rPr>
-        <w:hyperlink r:id="rId23" w:history="1">
+        <w:hyperlink r:id="rId24" w:history="1">
           <w:r>
             <w:rPr>
               <w:rStyle w:val="Hyperlink"/>
@@ -2972,7 +2864,7 @@
           <w:sz w:val="24"/>
           <w:u w:val="single"/>
         </w:rPr>
-        <w:hyperlink r:id="rId23" w:history="1">
+        <w:hyperlink r:id="rId24" w:history="1">
           <w:r>
             <w:rPr>
               <w:rStyle w:val="Hyperlink"/>
@@ -2990,7 +2882,7 @@
           <w:sz w:val="24"/>
           <w:u w:val="single"/>
         </w:rPr>
-        <w:hyperlink r:id="rId23" w:history="1">
+        <w:hyperlink r:id="rId24" w:history="1">
           <w:r>
             <w:rPr>
               <w:rStyle w:val="Hyperlink"/>
@@ -3008,7 +2900,7 @@
           <w:sz w:val="24"/>
           <w:u w:val="single"/>
         </w:rPr>
-        <w:hyperlink r:id="rId23" w:history="1">
+        <w:hyperlink r:id="rId24" w:history="1">
           <w:r>
             <w:rPr>
               <w:rStyle w:val="Hyperlink"/>
@@ -3036,7 +2928,7 @@
           <w:sz w:val="24"/>
           <w:u w:val="single"/>
         </w:rPr>
-        <w:hyperlink r:id="rId24" w:history="1">
+        <w:hyperlink r:id="rId25" w:history="1">
           <w:r>
             <w:rPr>
               <w:rStyle w:val="Hyperlink"/>
@@ -3054,7 +2946,7 @@
           <w:sz w:val="24"/>
           <w:u w:val="single"/>
         </w:rPr>
-        <w:hyperlink r:id="rId24" w:history="1">
+        <w:hyperlink r:id="rId25" w:history="1">
           <w:r>
             <w:rPr>
               <w:rStyle w:val="Hyperlink"/>
@@ -3072,7 +2964,7 @@
           <w:sz w:val="24"/>
           <w:u w:val="single"/>
         </w:rPr>
-        <w:hyperlink r:id="rId23" w:history="1">
+        <w:hyperlink r:id="rId25" w:history="1">
           <w:r>
             <w:rPr>
               <w:rStyle w:val="Hyperlink"/>
@@ -3100,7 +2992,7 @@
           <w:sz w:val="24"/>
           <w:u w:val="single"/>
         </w:rPr>
-        <w:hyperlink r:id="rId23" w:history="1">
+        <w:hyperlink r:id="rId26" w:history="1">
           <w:r>
             <w:rPr>
               <w:rStyle w:val="Hyperlink"/>
@@ -3129,7 +3021,7 @@
           <w:sz w:val="24"/>
           <w:u w:val="single"/>
         </w:rPr>
-        <w:hyperlink r:id="rId23" w:history="1">
+        <w:hyperlink r:id="rId26" w:history="1">
           <w:r>
             <w:rPr>
               <w:rStyle w:val="Hyperlink"/>
@@ -3147,7 +3039,7 @@
           <w:sz w:val="24"/>
           <w:u w:val="single"/>
         </w:rPr>
-        <w:hyperlink r:id="rId23" w:history="1">
+        <w:hyperlink r:id="rId26" w:history="1">
           <w:r>
             <w:rPr>
               <w:rStyle w:val="Hyperlink"/>
@@ -3278,7 +3170,7 @@
           <w:sz w:val="24"/>
           <w:u w:val="single"/>
         </w:rPr>
-        <w:hyperlink r:id="rId25" w:history="1">
+        <w:hyperlink r:id="rId27" w:history="1">
           <w:r>
             <w:rPr>
               <w:rStyle w:val="Hyperlink"/>
@@ -3316,7 +3208,7 @@
           <w:sz w:val="24"/>
           <w:u w:val="single"/>
         </w:rPr>
-        <w:hyperlink r:id="rId26" w:history="1">
+        <w:hyperlink r:id="rId28" w:history="1">
           <w:r>
             <w:rPr>
               <w:rStyle w:val="Hyperlink"/>
@@ -3334,7 +3226,7 @@
           <w:sz w:val="24"/>
           <w:u w:val="single"/>
         </w:rPr>
-        <w:hyperlink r:id="rId26" w:history="1">
+        <w:hyperlink r:id="rId28" w:history="1">
           <w:r>
             <w:rPr>
               <w:rStyle w:val="Hyperlink"/>
@@ -3352,7 +3244,7 @@
           <w:sz w:val="24"/>
           <w:u w:val="single"/>
         </w:rPr>
-        <w:hyperlink r:id="rId26" w:history="1">
+        <w:hyperlink r:id="rId28" w:history="1">
           <w:r>
             <w:rPr>
               <w:rStyle w:val="Hyperlink"/>
@@ -3370,7 +3262,7 @@
           <w:sz w:val="24"/>
           <w:u w:val="single"/>
         </w:rPr>
-        <w:hyperlink r:id="rId26" w:history="1">
+        <w:hyperlink r:id="rId28" w:history="1">
           <w:r>
             <w:rPr>
               <w:rStyle w:val="Hyperlink"/>
@@ -3391,7 +3283,7 @@
           <w:sz w:val="24"/>
           <w:u w:val="single"/>
         </w:rPr>
-        <w:hyperlink r:id="rId26" w:history="1">
+        <w:hyperlink r:id="rId28" w:history="1">
           <w:r>
             <w:rPr>
               <w:rStyle w:val="Hyperlink"/>
@@ -3409,7 +3301,7 @@
           <w:sz w:val="24"/>
           <w:u w:val="single"/>
         </w:rPr>
-        <w:hyperlink r:id="rId26" w:history="1">
+        <w:hyperlink r:id="rId28" w:history="1">
           <w:r>
             <w:rPr>
               <w:rStyle w:val="Hyperlink"/>
@@ -3427,7 +3319,7 @@
           <w:sz w:val="24"/>
           <w:u w:val="single"/>
         </w:rPr>
-        <w:hyperlink r:id="rId26" w:history="1">
+        <w:hyperlink r:id="rId28" w:history="1">
           <w:r>
             <w:rPr>
               <w:rStyle w:val="Hyperlink"/>
@@ -3445,7 +3337,7 @@
           <w:sz w:val="24"/>
           <w:u w:val="single"/>
         </w:rPr>
-        <w:hyperlink r:id="rId26" w:history="1">
+        <w:hyperlink r:id="rId28" w:history="1">
           <w:r>
             <w:rPr>
               <w:rStyle w:val="Hyperlink"/>
@@ -3463,7 +3355,7 @@
           <w:sz w:val="24"/>
           <w:u w:val="single"/>
         </w:rPr>
-        <w:hyperlink r:id="rId26" w:history="1">
+        <w:hyperlink r:id="rId28" w:history="1">
           <w:r>
             <w:rPr>
               <w:rStyle w:val="Hyperlink"/>
@@ -3491,7 +3383,7 @@
           <w:sz w:val="24"/>
           <w:u w:val="single"/>
         </w:rPr>
-        <w:hyperlink r:id="rId26" w:history="1">
+        <w:hyperlink r:id="rId28" w:history="1">
           <w:r>
             <w:rPr>
               <w:rStyle w:val="Hyperlink"/>

--- a/EXPORTS/DOCX/published/niveau3/Dutch/NZG.docx
+++ b/EXPORTS/DOCX/published/niveau3/Dutch/NZG.docx
@@ -445,7 +445,6 @@
           <w:i w:val="0"/>
           <w:color w:val="0000FF"/>
           <w:sz w:val="24"/>
-          <w:u w:val="single"/>
         </w:rPr>
         <w:hyperlink r:id="rId12" w:history="1">
           <w:r>
@@ -481,7 +480,6 @@
           <w:i w:val="0"/>
           <w:color w:val="0000FF"/>
           <w:sz w:val="24"/>
-          <w:u w:val="single"/>
         </w:rPr>
         <w:hyperlink r:id="rId12" w:history="1">
           <w:r>
@@ -995,13 +993,21 @@
       </w:r>
       <w:r>
         <w:rPr>
+          <w:u w:val="single" w:color="0000ff"/>
           <w:rFonts w:ascii="Charis SIL Regular" w:hAnsi="Charis SIL Regular" w:eastAsia="Charis SIL Regular"/>
           <w:b w:val="0"/>
           <w:i w:val="0"/>
           <w:color w:val="000000"/>
           <w:sz w:val="24"/>
         </w:rPr>
-        <w:t>e on</w:t>
+        <w:hyperlink r:id="rId14" w:history="1">
+          <w:r>
+            <w:rPr>
+              <w:rStyle w:val="Hyperlink"/>
+            </w:rPr>
+            <w:t>e on</w:t>
+          </w:r>
+        </w:hyperlink>
       </w:r>
       <w:r>
         <w:rPr>
@@ -1302,7 +1308,161 @@
           <w:color w:val="000000"/>
           <w:sz w:val="24"/>
         </w:rPr>
-        <w:t>door het Huygens Instituut, is een uitvoerig lemm</w:t>
+        <w:t>door h</w:t>
+      </w:r>
+      <w:r>
+        <w:rPr>
+          <w:u w:val="single" w:color="0000ff"/>
+          <w:rFonts w:ascii="Charis SIL Regular" w:hAnsi="Charis SIL Regular" w:eastAsia="Charis SIL Regular"/>
+          <w:b w:val="0"/>
+          <w:i w:val="0"/>
+          <w:color w:val="000000"/>
+          <w:sz w:val="24"/>
+        </w:rPr>
+        <w:hyperlink r:id="rId15" w:history="1">
+          <w:r>
+            <w:rPr>
+              <w:rStyle w:val="Hyperlink"/>
+            </w:rPr>
+            <w:t xml:space="preserve">et Huygens </w:t>
+          </w:r>
+        </w:hyperlink>
+      </w:r>
+      <w:r>
+        <w:rPr>
+          <w:u w:val="single" w:color="0000ff"/>
+          <w:rFonts w:ascii="Charis SIL Regular" w:hAnsi="Charis SIL Regular" w:eastAsia="Charis SIL Regular"/>
+          <w:b w:val="0"/>
+          <w:i w:val="0"/>
+          <w:color w:val="000000"/>
+          <w:sz w:val="24"/>
+        </w:rPr>
+        <w:hyperlink r:id="rId15" w:history="1">
+          <w:r>
+            <w:rPr>
+              <w:rStyle w:val="Hyperlink"/>
+            </w:rPr>
+            <w:t>I</w:t>
+          </w:r>
+        </w:hyperlink>
+      </w:r>
+      <w:r>
+        <w:rPr>
+          <w:u w:val="single" w:color="0000ff"/>
+          <w:rFonts w:ascii="Charis SIL Regular" w:hAnsi="Charis SIL Regular" w:eastAsia="Charis SIL Regular"/>
+          <w:b w:val="0"/>
+          <w:i w:val="0"/>
+          <w:color w:val="000000"/>
+          <w:sz w:val="24"/>
+        </w:rPr>
+        <w:hyperlink r:id="rId15" w:history="1">
+          <w:r>
+            <w:rPr>
+              <w:rStyle w:val="Hyperlink"/>
+            </w:rPr>
+            <w:t>nsti</w:t>
+          </w:r>
+        </w:hyperlink>
+      </w:r>
+      <w:r>
+        <w:rPr>
+          <w:u w:val="single" w:color="0000ff"/>
+          <w:rFonts w:ascii="Charis SIL Regular" w:hAnsi="Charis SIL Regular" w:eastAsia="Charis SIL Regular"/>
+          <w:b w:val="0"/>
+          <w:i w:val="0"/>
+          <w:color w:val="000000"/>
+          <w:sz w:val="24"/>
+        </w:rPr>
+        <w:hyperlink r:id="rId15" w:history="1">
+          <w:r>
+            <w:rPr>
+              <w:rStyle w:val="Hyperlink"/>
+            </w:rPr>
+            <w:t>t</w:t>
+          </w:r>
+        </w:hyperlink>
+      </w:r>
+      <w:r>
+        <w:rPr>
+          <w:u w:val="single" w:color="0000ff"/>
+          <w:rFonts w:ascii="Charis SIL Regular" w:hAnsi="Charis SIL Regular" w:eastAsia="Charis SIL Regular"/>
+          <w:b w:val="0"/>
+          <w:i w:val="0"/>
+          <w:color w:val="000000"/>
+          <w:sz w:val="24"/>
+        </w:rPr>
+        <w:hyperlink r:id="rId15" w:history="1">
+          <w:r>
+            <w:rPr>
+              <w:rStyle w:val="Hyperlink"/>
+            </w:rPr>
+            <w:t>uut, is een u</w:t>
+          </w:r>
+        </w:hyperlink>
+      </w:r>
+      <w:r>
+        <w:rPr>
+          <w:u w:val="single" w:color="0000ff"/>
+          <w:rFonts w:ascii="Charis SIL Regular" w:hAnsi="Charis SIL Regular" w:eastAsia="Charis SIL Regular"/>
+          <w:b w:val="0"/>
+          <w:i w:val="0"/>
+          <w:color w:val="000000"/>
+          <w:sz w:val="24"/>
+        </w:rPr>
+        <w:hyperlink r:id="rId15" w:history="1">
+          <w:r>
+            <w:rPr>
+              <w:rStyle w:val="Hyperlink"/>
+            </w:rPr>
+            <w:t>i</w:t>
+          </w:r>
+        </w:hyperlink>
+      </w:r>
+      <w:r>
+        <w:rPr>
+          <w:u w:val="single" w:color="0000ff"/>
+          <w:rFonts w:ascii="Charis SIL Regular" w:hAnsi="Charis SIL Regular" w:eastAsia="Charis SIL Regular"/>
+          <w:b w:val="0"/>
+          <w:i w:val="0"/>
+          <w:color w:val="000000"/>
+          <w:sz w:val="24"/>
+        </w:rPr>
+        <w:hyperlink r:id="rId15" w:history="1">
+          <w:r>
+            <w:rPr>
+              <w:rStyle w:val="Hyperlink"/>
+            </w:rPr>
+            <w:t>tvoerig le</w:t>
+          </w:r>
+        </w:hyperlink>
+      </w:r>
+      <w:r>
+        <w:rPr>
+          <w:u w:val="single" w:color="0000ff"/>
+          <w:rFonts w:ascii="Charis SIL Regular" w:hAnsi="Charis SIL Regular" w:eastAsia="Charis SIL Regular"/>
+          <w:b w:val="0"/>
+          <w:i w:val="0"/>
+          <w:color w:val="000000"/>
+          <w:sz w:val="24"/>
+        </w:rPr>
+        <w:hyperlink r:id="rId15" w:history="1">
+          <w:r>
+            <w:rPr>
+              <w:rStyle w:val="Hyperlink"/>
+            </w:rPr>
+            <w:t>m</w:t>
+          </w:r>
+        </w:hyperlink>
+      </w:r>
+      <w:r>
+        <w:rPr>
+          <w:rFonts w:ascii="Charis SIL Regular" w:hAnsi="Charis SIL Regular" w:eastAsia="Charis SIL Regular"/>
+          <w:b w:val="0"/>
+          <w:i w:val="0"/>
+          <w:color w:val="000000"/>
+          <w:sz w:val="24"/>
+        </w:rPr>
+        <w:t>m</w:t>
       </w:r>
       <w:r>
         <w:rPr>
@@ -2143,8 +2303,16 @@
           <w:i w:val="0"/>
           <w:color w:val="0000FF"/>
           <w:sz w:val="24"/>
+          <w:u w:val="single"/>
         </w:rPr>
-        <w:t>id=zoOC</w:t>
+        <w:hyperlink r:id="rId19" w:history="1">
+          <w:r>
+            <w:rPr>
+              <w:rStyle w:val="Hyperlink"/>
+            </w:rPr>
+            <w:t>id=zoOC</w:t>
+          </w:r>
+        </w:hyperlink>
       </w:r>
       <w:r>
         <w:rPr>
@@ -2155,7 +2323,7 @@
           <w:sz w:val="24"/>
           <w:u w:val="single"/>
         </w:rPr>
-        <w:hyperlink r:id="rId18" w:history="1">
+        <w:hyperlink r:id="rId19" w:history="1">
           <w:r>
             <w:rPr>
               <w:rStyle w:val="Hyperlink"/>
@@ -2654,7 +2822,7 @@
           <w:sz w:val="24"/>
           <w:u w:val="single"/>
         </w:rPr>
-        <w:hyperlink r:id="rId22" w:history="1">
+        <w:hyperlink r:id="rId21" w:history="1">
           <w:r>
             <w:rPr>
               <w:rStyle w:val="Hyperlink"/>
@@ -2672,7 +2840,7 @@
           <w:sz w:val="24"/>
           <w:u w:val="single"/>
         </w:rPr>
-        <w:hyperlink r:id="rId22" w:history="1">
+        <w:hyperlink r:id="rId21" w:history="1">
           <w:r>
             <w:rPr>
               <w:rStyle w:val="Hyperlink"/>
@@ -2683,7 +2851,6 @@
       </w:r>
       <w:r>
         <w:rPr>
-          <w:u w:val="single" w:color="0000ff"/>
           <w:rFonts w:ascii="Charis SIL Regular" w:hAnsi="Charis SIL Regular" w:eastAsia="Charis SIL Regular"/>
           <w:b w:val="0"/>
           <w:i w:val="0"/>
@@ -2701,7 +2868,7 @@
           <w:sz w:val="24"/>
           <w:u w:val="single"/>
         </w:rPr>
-        <w:hyperlink r:id="rId23" w:history="1">
+        <w:hyperlink r:id="rId21" w:history="1">
           <w:r>
             <w:rPr>
               <w:rStyle w:val="Hyperlink"/>
@@ -2730,7 +2897,7 @@
           <w:sz w:val="24"/>
           <w:u w:val="single"/>
         </w:rPr>
-        <w:hyperlink r:id="rId23" w:history="1">
+        <w:hyperlink r:id="rId21" w:history="1">
           <w:r>
             <w:rPr>
               <w:rStyle w:val="Hyperlink"/>
@@ -2748,7 +2915,7 @@
           <w:sz w:val="24"/>
           <w:u w:val="single"/>
         </w:rPr>
-        <w:hyperlink r:id="rId23" w:history="1">
+        <w:hyperlink r:id="rId21" w:history="1">
           <w:r>
             <w:rPr>
               <w:rStyle w:val="Hyperlink"/>
@@ -2846,7 +3013,7 @@
           <w:sz w:val="24"/>
           <w:u w:val="single"/>
         </w:rPr>
-        <w:hyperlink r:id="rId24" w:history="1">
+        <w:hyperlink r:id="rId23" w:history="1">
           <w:r>
             <w:rPr>
               <w:rStyle w:val="Hyperlink"/>
@@ -2864,7 +3031,7 @@
           <w:sz w:val="24"/>
           <w:u w:val="single"/>
         </w:rPr>
-        <w:hyperlink r:id="rId24" w:history="1">
+        <w:hyperlink r:id="rId23" w:history="1">
           <w:r>
             <w:rPr>
               <w:rStyle w:val="Hyperlink"/>
@@ -2882,7 +3049,7 @@
           <w:sz w:val="24"/>
           <w:u w:val="single"/>
         </w:rPr>
-        <w:hyperlink r:id="rId24" w:history="1">
+        <w:hyperlink r:id="rId23" w:history="1">
           <w:r>
             <w:rPr>
               <w:rStyle w:val="Hyperlink"/>
@@ -2900,7 +3067,7 @@
           <w:sz w:val="24"/>
           <w:u w:val="single"/>
         </w:rPr>
-        <w:hyperlink r:id="rId24" w:history="1">
+        <w:hyperlink r:id="rId23" w:history="1">
           <w:r>
             <w:rPr>
               <w:rStyle w:val="Hyperlink"/>
@@ -2928,7 +3095,7 @@
           <w:sz w:val="24"/>
           <w:u w:val="single"/>
         </w:rPr>
-        <w:hyperlink r:id="rId25" w:history="1">
+        <w:hyperlink r:id="rId24" w:history="1">
           <w:r>
             <w:rPr>
               <w:rStyle w:val="Hyperlink"/>
@@ -2946,7 +3113,7 @@
           <w:sz w:val="24"/>
           <w:u w:val="single"/>
         </w:rPr>
-        <w:hyperlink r:id="rId25" w:history="1">
+        <w:hyperlink r:id="rId24" w:history="1">
           <w:r>
             <w:rPr>
               <w:rStyle w:val="Hyperlink"/>
@@ -2964,7 +3131,7 @@
           <w:sz w:val="24"/>
           <w:u w:val="single"/>
         </w:rPr>
-        <w:hyperlink r:id="rId25" w:history="1">
+        <w:hyperlink r:id="rId23" w:history="1">
           <w:r>
             <w:rPr>
               <w:rStyle w:val="Hyperlink"/>
@@ -2992,7 +3159,7 @@
           <w:sz w:val="24"/>
           <w:u w:val="single"/>
         </w:rPr>
-        <w:hyperlink r:id="rId26" w:history="1">
+        <w:hyperlink r:id="rId23" w:history="1">
           <w:r>
             <w:rPr>
               <w:rStyle w:val="Hyperlink"/>
@@ -3021,7 +3188,7 @@
           <w:sz w:val="24"/>
           <w:u w:val="single"/>
         </w:rPr>
-        <w:hyperlink r:id="rId26" w:history="1">
+        <w:hyperlink r:id="rId23" w:history="1">
           <w:r>
             <w:rPr>
               <w:rStyle w:val="Hyperlink"/>
@@ -3039,7 +3206,7 @@
           <w:sz w:val="24"/>
           <w:u w:val="single"/>
         </w:rPr>
-        <w:hyperlink r:id="rId26" w:history="1">
+        <w:hyperlink r:id="rId23" w:history="1">
           <w:r>
             <w:rPr>
               <w:rStyle w:val="Hyperlink"/>
@@ -3170,7 +3337,7 @@
           <w:sz w:val="24"/>
           <w:u w:val="single"/>
         </w:rPr>
-        <w:hyperlink r:id="rId27" w:history="1">
+        <w:hyperlink r:id="rId25" w:history="1">
           <w:r>
             <w:rPr>
               <w:rStyle w:val="Hyperlink"/>
@@ -3208,7 +3375,7 @@
           <w:sz w:val="24"/>
           <w:u w:val="single"/>
         </w:rPr>
-        <w:hyperlink r:id="rId28" w:history="1">
+        <w:hyperlink r:id="rId26" w:history="1">
           <w:r>
             <w:rPr>
               <w:rStyle w:val="Hyperlink"/>
@@ -3226,7 +3393,7 @@
           <w:sz w:val="24"/>
           <w:u w:val="single"/>
         </w:rPr>
-        <w:hyperlink r:id="rId28" w:history="1">
+        <w:hyperlink r:id="rId26" w:history="1">
           <w:r>
             <w:rPr>
               <w:rStyle w:val="Hyperlink"/>
@@ -3244,7 +3411,7 @@
           <w:sz w:val="24"/>
           <w:u w:val="single"/>
         </w:rPr>
-        <w:hyperlink r:id="rId28" w:history="1">
+        <w:hyperlink r:id="rId26" w:history="1">
           <w:r>
             <w:rPr>
               <w:rStyle w:val="Hyperlink"/>
@@ -3262,7 +3429,7 @@
           <w:sz w:val="24"/>
           <w:u w:val="single"/>
         </w:rPr>
-        <w:hyperlink r:id="rId28" w:history="1">
+        <w:hyperlink r:id="rId26" w:history="1">
           <w:r>
             <w:rPr>
               <w:rStyle w:val="Hyperlink"/>
@@ -3283,7 +3450,7 @@
           <w:sz w:val="24"/>
           <w:u w:val="single"/>
         </w:rPr>
-        <w:hyperlink r:id="rId28" w:history="1">
+        <w:hyperlink r:id="rId26" w:history="1">
           <w:r>
             <w:rPr>
               <w:rStyle w:val="Hyperlink"/>
@@ -3301,7 +3468,7 @@
           <w:sz w:val="24"/>
           <w:u w:val="single"/>
         </w:rPr>
-        <w:hyperlink r:id="rId28" w:history="1">
+        <w:hyperlink r:id="rId26" w:history="1">
           <w:r>
             <w:rPr>
               <w:rStyle w:val="Hyperlink"/>
@@ -3319,7 +3486,7 @@
           <w:sz w:val="24"/>
           <w:u w:val="single"/>
         </w:rPr>
-        <w:hyperlink r:id="rId28" w:history="1">
+        <w:hyperlink r:id="rId26" w:history="1">
           <w:r>
             <w:rPr>
               <w:rStyle w:val="Hyperlink"/>
@@ -3337,7 +3504,7 @@
           <w:sz w:val="24"/>
           <w:u w:val="single"/>
         </w:rPr>
-        <w:hyperlink r:id="rId28" w:history="1">
+        <w:hyperlink r:id="rId26" w:history="1">
           <w:r>
             <w:rPr>
               <w:rStyle w:val="Hyperlink"/>
@@ -3355,7 +3522,7 @@
           <w:sz w:val="24"/>
           <w:u w:val="single"/>
         </w:rPr>
-        <w:hyperlink r:id="rId28" w:history="1">
+        <w:hyperlink r:id="rId26" w:history="1">
           <w:r>
             <w:rPr>
               <w:rStyle w:val="Hyperlink"/>
@@ -3383,7 +3550,7 @@
           <w:sz w:val="24"/>
           <w:u w:val="single"/>
         </w:rPr>
-        <w:hyperlink r:id="rId28" w:history="1">
+        <w:hyperlink r:id="rId26" w:history="1">
           <w:r>
             <w:rPr>
               <w:rStyle w:val="Hyperlink"/>

--- a/EXPORTS/DOCX/published/niveau3/Dutch/NZG.docx
+++ b/EXPORTS/DOCX/published/niveau3/Dutch/NZG.docx
@@ -445,6 +445,7 @@
           <w:i w:val="0"/>
           <w:color w:val="0000FF"/>
           <w:sz w:val="24"/>
+          <w:u w:val="single"/>
         </w:rPr>
         <w:hyperlink r:id="rId12" w:history="1">
           <w:r>
@@ -480,6 +481,7 @@
           <w:i w:val="0"/>
           <w:color w:val="0000FF"/>
           <w:sz w:val="24"/>
+          <w:u w:val="single"/>
         </w:rPr>
         <w:hyperlink r:id="rId12" w:history="1">
           <w:r>
@@ -1456,6 +1458,7 @@
       </w:r>
       <w:r>
         <w:rPr>
+          <w:u w:val="single" w:color="0000ff"/>
           <w:rFonts w:ascii="Charis SIL Regular" w:hAnsi="Charis SIL Regular" w:eastAsia="Charis SIL Regular"/>
           <w:b w:val="0"/>
           <w:i w:val="0"/>
@@ -2305,7 +2308,7 @@
           <w:sz w:val="24"/>
           <w:u w:val="single"/>
         </w:rPr>
-        <w:hyperlink r:id="rId19" w:history="1">
+        <w:hyperlink r:id="rId18" w:history="1">
           <w:r>
             <w:rPr>
               <w:rStyle w:val="Hyperlink"/>
@@ -2323,7 +2326,7 @@
           <w:sz w:val="24"/>
           <w:u w:val="single"/>
         </w:rPr>
-        <w:hyperlink r:id="rId19" w:history="1">
+        <w:hyperlink r:id="rId18" w:history="1">
           <w:r>
             <w:rPr>
               <w:rStyle w:val="Hyperlink"/>
@@ -2822,7 +2825,7 @@
           <w:sz w:val="24"/>
           <w:u w:val="single"/>
         </w:rPr>
-        <w:hyperlink r:id="rId21" w:history="1">
+        <w:hyperlink r:id="rId22" w:history="1">
           <w:r>
             <w:rPr>
               <w:rStyle w:val="Hyperlink"/>
@@ -2840,7 +2843,7 @@
           <w:sz w:val="24"/>
           <w:u w:val="single"/>
         </w:rPr>
-        <w:hyperlink r:id="rId21" w:history="1">
+        <w:hyperlink r:id="rId22" w:history="1">
           <w:r>
             <w:rPr>
               <w:rStyle w:val="Hyperlink"/>
@@ -2868,7 +2871,7 @@
           <w:sz w:val="24"/>
           <w:u w:val="single"/>
         </w:rPr>
-        <w:hyperlink r:id="rId21" w:history="1">
+        <w:hyperlink r:id="rId23" w:history="1">
           <w:r>
             <w:rPr>
               <w:rStyle w:val="Hyperlink"/>
@@ -2897,7 +2900,7 @@
           <w:sz w:val="24"/>
           <w:u w:val="single"/>
         </w:rPr>
-        <w:hyperlink r:id="rId21" w:history="1">
+        <w:hyperlink r:id="rId23" w:history="1">
           <w:r>
             <w:rPr>
               <w:rStyle w:val="Hyperlink"/>
@@ -3013,7 +3016,7 @@
           <w:sz w:val="24"/>
           <w:u w:val="single"/>
         </w:rPr>
-        <w:hyperlink r:id="rId23" w:history="1">
+        <w:hyperlink r:id="rId24" w:history="1">
           <w:r>
             <w:rPr>
               <w:rStyle w:val="Hyperlink"/>
@@ -3031,7 +3034,7 @@
           <w:sz w:val="24"/>
           <w:u w:val="single"/>
         </w:rPr>
-        <w:hyperlink r:id="rId23" w:history="1">
+        <w:hyperlink r:id="rId24" w:history="1">
           <w:r>
             <w:rPr>
               <w:rStyle w:val="Hyperlink"/>
@@ -3049,7 +3052,7 @@
           <w:sz w:val="24"/>
           <w:u w:val="single"/>
         </w:rPr>
-        <w:hyperlink r:id="rId23" w:history="1">
+        <w:hyperlink r:id="rId24" w:history="1">
           <w:r>
             <w:rPr>
               <w:rStyle w:val="Hyperlink"/>
@@ -3067,7 +3070,7 @@
           <w:sz w:val="24"/>
           <w:u w:val="single"/>
         </w:rPr>
-        <w:hyperlink r:id="rId23" w:history="1">
+        <w:hyperlink r:id="rId24" w:history="1">
           <w:r>
             <w:rPr>
               <w:rStyle w:val="Hyperlink"/>
@@ -3095,7 +3098,7 @@
           <w:sz w:val="24"/>
           <w:u w:val="single"/>
         </w:rPr>
-        <w:hyperlink r:id="rId24" w:history="1">
+        <w:hyperlink r:id="rId25" w:history="1">
           <w:r>
             <w:rPr>
               <w:rStyle w:val="Hyperlink"/>
@@ -3113,7 +3116,7 @@
           <w:sz w:val="24"/>
           <w:u w:val="single"/>
         </w:rPr>
-        <w:hyperlink r:id="rId24" w:history="1">
+        <w:hyperlink r:id="rId25" w:history="1">
           <w:r>
             <w:rPr>
               <w:rStyle w:val="Hyperlink"/>
@@ -3131,7 +3134,7 @@
           <w:sz w:val="24"/>
           <w:u w:val="single"/>
         </w:rPr>
-        <w:hyperlink r:id="rId23" w:history="1">
+        <w:hyperlink r:id="rId25" w:history="1">
           <w:r>
             <w:rPr>
               <w:rStyle w:val="Hyperlink"/>
@@ -3159,7 +3162,7 @@
           <w:sz w:val="24"/>
           <w:u w:val="single"/>
         </w:rPr>
-        <w:hyperlink r:id="rId23" w:history="1">
+        <w:hyperlink r:id="rId26" w:history="1">
           <w:r>
             <w:rPr>
               <w:rStyle w:val="Hyperlink"/>
@@ -3188,7 +3191,7 @@
           <w:sz w:val="24"/>
           <w:u w:val="single"/>
         </w:rPr>
-        <w:hyperlink r:id="rId23" w:history="1">
+        <w:hyperlink r:id="rId26" w:history="1">
           <w:r>
             <w:rPr>
               <w:rStyle w:val="Hyperlink"/>
@@ -3206,7 +3209,7 @@
           <w:sz w:val="24"/>
           <w:u w:val="single"/>
         </w:rPr>
-        <w:hyperlink r:id="rId23" w:history="1">
+        <w:hyperlink r:id="rId26" w:history="1">
           <w:r>
             <w:rPr>
               <w:rStyle w:val="Hyperlink"/>
@@ -3337,7 +3340,7 @@
           <w:sz w:val="24"/>
           <w:u w:val="single"/>
         </w:rPr>
-        <w:hyperlink r:id="rId25" w:history="1">
+        <w:hyperlink r:id="rId27" w:history="1">
           <w:r>
             <w:rPr>
               <w:rStyle w:val="Hyperlink"/>
@@ -3375,7 +3378,7 @@
           <w:sz w:val="24"/>
           <w:u w:val="single"/>
         </w:rPr>
-        <w:hyperlink r:id="rId26" w:history="1">
+        <w:hyperlink r:id="rId28" w:history="1">
           <w:r>
             <w:rPr>
               <w:rStyle w:val="Hyperlink"/>
@@ -3393,7 +3396,7 @@
           <w:sz w:val="24"/>
           <w:u w:val="single"/>
         </w:rPr>
-        <w:hyperlink r:id="rId26" w:history="1">
+        <w:hyperlink r:id="rId28" w:history="1">
           <w:r>
             <w:rPr>
               <w:rStyle w:val="Hyperlink"/>
@@ -3411,7 +3414,7 @@
           <w:sz w:val="24"/>
           <w:u w:val="single"/>
         </w:rPr>
-        <w:hyperlink r:id="rId26" w:history="1">
+        <w:hyperlink r:id="rId28" w:history="1">
           <w:r>
             <w:rPr>
               <w:rStyle w:val="Hyperlink"/>
@@ -3429,7 +3432,7 @@
           <w:sz w:val="24"/>
           <w:u w:val="single"/>
         </w:rPr>
-        <w:hyperlink r:id="rId26" w:history="1">
+        <w:hyperlink r:id="rId28" w:history="1">
           <w:r>
             <w:rPr>
               <w:rStyle w:val="Hyperlink"/>
@@ -3450,7 +3453,7 @@
           <w:sz w:val="24"/>
           <w:u w:val="single"/>
         </w:rPr>
-        <w:hyperlink r:id="rId26" w:history="1">
+        <w:hyperlink r:id="rId28" w:history="1">
           <w:r>
             <w:rPr>
               <w:rStyle w:val="Hyperlink"/>
@@ -3468,7 +3471,7 @@
           <w:sz w:val="24"/>
           <w:u w:val="single"/>
         </w:rPr>
-        <w:hyperlink r:id="rId26" w:history="1">
+        <w:hyperlink r:id="rId28" w:history="1">
           <w:r>
             <w:rPr>
               <w:rStyle w:val="Hyperlink"/>
@@ -3486,7 +3489,7 @@
           <w:sz w:val="24"/>
           <w:u w:val="single"/>
         </w:rPr>
-        <w:hyperlink r:id="rId26" w:history="1">
+        <w:hyperlink r:id="rId28" w:history="1">
           <w:r>
             <w:rPr>
               <w:rStyle w:val="Hyperlink"/>
@@ -3504,7 +3507,7 @@
           <w:sz w:val="24"/>
           <w:u w:val="single"/>
         </w:rPr>
-        <w:hyperlink r:id="rId26" w:history="1">
+        <w:hyperlink r:id="rId28" w:history="1">
           <w:r>
             <w:rPr>
               <w:rStyle w:val="Hyperlink"/>
@@ -3522,7 +3525,7 @@
           <w:sz w:val="24"/>
           <w:u w:val="single"/>
         </w:rPr>
-        <w:hyperlink r:id="rId26" w:history="1">
+        <w:hyperlink r:id="rId28" w:history="1">
           <w:r>
             <w:rPr>
               <w:rStyle w:val="Hyperlink"/>
@@ -3550,7 +3553,7 @@
           <w:sz w:val="24"/>
           <w:u w:val="single"/>
         </w:rPr>
-        <w:hyperlink r:id="rId26" w:history="1">
+        <w:hyperlink r:id="rId28" w:history="1">
           <w:r>
             <w:rPr>
               <w:rStyle w:val="Hyperlink"/>

--- a/EXPORTS/DOCX/published/niveau3/Dutch/NZG.docx
+++ b/EXPORTS/DOCX/published/niveau3/Dutch/NZG.docx
@@ -465,7 +465,7 @@
           <w:sz w:val="24"/>
           <w:u w:val="single"/>
         </w:rPr>
-        <w:hyperlink r:id="rId10" w:history="1">
+        <w:hyperlink r:id="rId12" w:history="1">
           <w:r>
             <w:rPr>
               <w:rStyle w:val="Hyperlink"/>
@@ -501,7 +501,7 @@
           <w:sz w:val="24"/>
           <w:u w:val="single"/>
         </w:rPr>
-        <w:hyperlink r:id="rId11" w:history="1">
+        <w:hyperlink r:id="rId12" w:history="1">
           <w:r>
             <w:rPr>
               <w:rStyle w:val="Hyperlink"/>
@@ -519,7 +519,7 @@
           <w:sz w:val="24"/>
           <w:u w:val="single"/>
         </w:rPr>
-        <w:hyperlink r:id="rId11" w:history="1">
+        <w:hyperlink r:id="rId12" w:history="1">
           <w:r>
             <w:rPr>
               <w:rStyle w:val="Hyperlink"/>
@@ -955,61 +955,7 @@
           <w:color w:val="000000"/>
           <w:sz w:val="24"/>
         </w:rPr>
-        <w:t>het bezit van he</w:t>
-      </w:r>
-      <w:r>
-        <w:rPr>
-          <w:u w:val="single" w:color="0000ff"/>
-          <w:rFonts w:ascii="Charis SIL Regular" w:hAnsi="Charis SIL Regular" w:eastAsia="Charis SIL Regular"/>
-          <w:b w:val="0"/>
-          <w:i w:val="0"/>
-          <w:color w:val="000000"/>
-          <w:sz w:val="24"/>
-        </w:rPr>
-        <w:hyperlink r:id="rId14" w:history="1">
-          <w:r>
-            <w:rPr>
-              <w:rStyle w:val="Hyperlink"/>
-            </w:rPr>
-            <w:t>t NZG d</w:t>
-          </w:r>
-        </w:hyperlink>
-      </w:r>
-      <w:r>
-        <w:rPr>
-          <w:u w:val="single" w:color="0000ff"/>
-          <w:rFonts w:ascii="Charis SIL Regular" w:hAnsi="Charis SIL Regular" w:eastAsia="Charis SIL Regular"/>
-          <w:b w:val="0"/>
-          <w:i w:val="0"/>
-          <w:color w:val="000000"/>
-          <w:sz w:val="24"/>
-        </w:rPr>
-        <w:hyperlink r:id="rId14" w:history="1">
-          <w:r>
-            <w:rPr>
-              <w:rStyle w:val="Hyperlink"/>
-            </w:rPr>
-            <w:t>i</w:t>
-          </w:r>
-        </w:hyperlink>
-      </w:r>
-      <w:r>
-        <w:rPr>
-          <w:u w:val="single" w:color="0000ff"/>
-          <w:rFonts w:ascii="Charis SIL Regular" w:hAnsi="Charis SIL Regular" w:eastAsia="Charis SIL Regular"/>
-          <w:b w:val="0"/>
-          <w:i w:val="0"/>
-          <w:color w:val="000000"/>
-          <w:sz w:val="24"/>
-        </w:rPr>
-        <w:hyperlink r:id="rId14" w:history="1">
-          <w:r>
-            <w:rPr>
-              <w:rStyle w:val="Hyperlink"/>
-            </w:rPr>
-            <w:t>e on</w:t>
-          </w:r>
-        </w:hyperlink>
+        <w:t>het bezit van het NZG die on</w:t>
       </w:r>
       <w:r>
         <w:rPr>
@@ -1321,151 +1267,7 @@
           <w:color w:val="000000"/>
           <w:sz w:val="24"/>
         </w:rPr>
-        <w:hyperlink r:id="rId15" w:history="1">
-          <w:r>
-            <w:rPr>
-              <w:rStyle w:val="Hyperlink"/>
-            </w:rPr>
-            <w:t xml:space="preserve">et Huygens </w:t>
-          </w:r>
-        </w:hyperlink>
-      </w:r>
-      <w:r>
-        <w:rPr>
-          <w:u w:val="single" w:color="0000ff"/>
-          <w:rFonts w:ascii="Charis SIL Regular" w:hAnsi="Charis SIL Regular" w:eastAsia="Charis SIL Regular"/>
-          <w:b w:val="0"/>
-          <w:i w:val="0"/>
-          <w:color w:val="000000"/>
-          <w:sz w:val="24"/>
-        </w:rPr>
-        <w:hyperlink r:id="rId15" w:history="1">
-          <w:r>
-            <w:rPr>
-              <w:rStyle w:val="Hyperlink"/>
-            </w:rPr>
-            <w:t>I</w:t>
-          </w:r>
-        </w:hyperlink>
-      </w:r>
-      <w:r>
-        <w:rPr>
-          <w:u w:val="single" w:color="0000ff"/>
-          <w:rFonts w:ascii="Charis SIL Regular" w:hAnsi="Charis SIL Regular" w:eastAsia="Charis SIL Regular"/>
-          <w:b w:val="0"/>
-          <w:i w:val="0"/>
-          <w:color w:val="000000"/>
-          <w:sz w:val="24"/>
-        </w:rPr>
-        <w:hyperlink r:id="rId15" w:history="1">
-          <w:r>
-            <w:rPr>
-              <w:rStyle w:val="Hyperlink"/>
-            </w:rPr>
-            <w:t>nsti</w:t>
-          </w:r>
-        </w:hyperlink>
-      </w:r>
-      <w:r>
-        <w:rPr>
-          <w:u w:val="single" w:color="0000ff"/>
-          <w:rFonts w:ascii="Charis SIL Regular" w:hAnsi="Charis SIL Regular" w:eastAsia="Charis SIL Regular"/>
-          <w:b w:val="0"/>
-          <w:i w:val="0"/>
-          <w:color w:val="000000"/>
-          <w:sz w:val="24"/>
-        </w:rPr>
-        <w:hyperlink r:id="rId15" w:history="1">
-          <w:r>
-            <w:rPr>
-              <w:rStyle w:val="Hyperlink"/>
-            </w:rPr>
-            <w:t>t</w:t>
-          </w:r>
-        </w:hyperlink>
-      </w:r>
-      <w:r>
-        <w:rPr>
-          <w:u w:val="single" w:color="0000ff"/>
-          <w:rFonts w:ascii="Charis SIL Regular" w:hAnsi="Charis SIL Regular" w:eastAsia="Charis SIL Regular"/>
-          <w:b w:val="0"/>
-          <w:i w:val="0"/>
-          <w:color w:val="000000"/>
-          <w:sz w:val="24"/>
-        </w:rPr>
-        <w:hyperlink r:id="rId15" w:history="1">
-          <w:r>
-            <w:rPr>
-              <w:rStyle w:val="Hyperlink"/>
-            </w:rPr>
-            <w:t>uut, is een u</w:t>
-          </w:r>
-        </w:hyperlink>
-      </w:r>
-      <w:r>
-        <w:rPr>
-          <w:u w:val="single" w:color="0000ff"/>
-          <w:rFonts w:ascii="Charis SIL Regular" w:hAnsi="Charis SIL Regular" w:eastAsia="Charis SIL Regular"/>
-          <w:b w:val="0"/>
-          <w:i w:val="0"/>
-          <w:color w:val="000000"/>
-          <w:sz w:val="24"/>
-        </w:rPr>
-        <w:hyperlink r:id="rId15" w:history="1">
-          <w:r>
-            <w:rPr>
-              <w:rStyle w:val="Hyperlink"/>
-            </w:rPr>
-            <w:t>i</w:t>
-          </w:r>
-        </w:hyperlink>
-      </w:r>
-      <w:r>
-        <w:rPr>
-          <w:u w:val="single" w:color="0000ff"/>
-          <w:rFonts w:ascii="Charis SIL Regular" w:hAnsi="Charis SIL Regular" w:eastAsia="Charis SIL Regular"/>
-          <w:b w:val="0"/>
-          <w:i w:val="0"/>
-          <w:color w:val="000000"/>
-          <w:sz w:val="24"/>
-        </w:rPr>
-        <w:hyperlink r:id="rId15" w:history="1">
-          <w:r>
-            <w:rPr>
-              <w:rStyle w:val="Hyperlink"/>
-            </w:rPr>
-            <w:t>tvoerig le</w:t>
-          </w:r>
-        </w:hyperlink>
-      </w:r>
-      <w:r>
-        <w:rPr>
-          <w:u w:val="single" w:color="0000ff"/>
-          <w:rFonts w:ascii="Charis SIL Regular" w:hAnsi="Charis SIL Regular" w:eastAsia="Charis SIL Regular"/>
-          <w:b w:val="0"/>
-          <w:i w:val="0"/>
-          <w:color w:val="000000"/>
-          <w:sz w:val="24"/>
-        </w:rPr>
-        <w:hyperlink r:id="rId15" w:history="1">
-          <w:r>
-            <w:rPr>
-              <w:rStyle w:val="Hyperlink"/>
-            </w:rPr>
-            <w:t>m</w:t>
-          </w:r>
-        </w:hyperlink>
-      </w:r>
-      <w:r>
-        <w:rPr>
-          <w:u w:val="single" w:color="0000ff"/>
-          <w:rFonts w:ascii="Charis SIL Regular" w:hAnsi="Charis SIL Regular" w:eastAsia="Charis SIL Regular"/>
-          <w:b w:val="0"/>
-          <w:i w:val="0"/>
-          <w:color w:val="000000"/>
-          <w:sz w:val="24"/>
-        </w:rPr>
-        <w:t>m</w:t>
+        <w:t>et Huygens Instituut, is een uitvoerig lemm</w:t>
       </w:r>
       <w:r>
         <w:rPr>
@@ -2918,7 +2720,7 @@
           <w:sz w:val="24"/>
           <w:u w:val="single"/>
         </w:rPr>
-        <w:hyperlink r:id="rId21" w:history="1">
+        <w:hyperlink r:id="rId23" w:history="1">
           <w:r>
             <w:rPr>
               <w:rStyle w:val="Hyperlink"/>
@@ -3116,7 +2918,7 @@
           <w:sz w:val="24"/>
           <w:u w:val="single"/>
         </w:rPr>
-        <w:hyperlink r:id="rId25" w:history="1">
+        <w:hyperlink r:id="rId24" w:history="1">
           <w:r>
             <w:rPr>
               <w:rStyle w:val="Hyperlink"/>
@@ -3134,7 +2936,7 @@
           <w:sz w:val="24"/>
           <w:u w:val="single"/>
         </w:rPr>
-        <w:hyperlink r:id="rId25" w:history="1">
+        <w:hyperlink r:id="rId24" w:history="1">
           <w:r>
             <w:rPr>
               <w:rStyle w:val="Hyperlink"/>

--- a/EXPORTS/DOCX/published/niveau3/Dutch/NZG.docx
+++ b/EXPORTS/DOCX/published/niveau3/Dutch/NZG.docx
@@ -465,7 +465,7 @@
           <w:sz w:val="24"/>
           <w:u w:val="single"/>
         </w:rPr>
-        <w:hyperlink r:id="rId12" w:history="1">
+        <w:hyperlink r:id="rId10" w:history="1">
           <w:r>
             <w:rPr>
               <w:rStyle w:val="Hyperlink"/>
@@ -501,7 +501,7 @@
           <w:sz w:val="24"/>
           <w:u w:val="single"/>
         </w:rPr>
-        <w:hyperlink r:id="rId12" w:history="1">
+        <w:hyperlink r:id="rId11" w:history="1">
           <w:r>
             <w:rPr>
               <w:rStyle w:val="Hyperlink"/>
@@ -519,7 +519,7 @@
           <w:sz w:val="24"/>
           <w:u w:val="single"/>
         </w:rPr>
-        <w:hyperlink r:id="rId12" w:history="1">
+        <w:hyperlink r:id="rId11" w:history="1">
           <w:r>
             <w:rPr>
               <w:rStyle w:val="Hyperlink"/>
@@ -955,7 +955,61 @@
           <w:color w:val="000000"/>
           <w:sz w:val="24"/>
         </w:rPr>
-        <w:t>het bezit van het NZG die on</w:t>
+        <w:t>het bezit van he</w:t>
+      </w:r>
+      <w:r>
+        <w:rPr>
+          <w:u w:val="single" w:color="0000ff"/>
+          <w:rFonts w:ascii="Charis SIL Regular" w:hAnsi="Charis SIL Regular" w:eastAsia="Charis SIL Regular"/>
+          <w:b w:val="0"/>
+          <w:i w:val="0"/>
+          <w:color w:val="000000"/>
+          <w:sz w:val="24"/>
+        </w:rPr>
+        <w:hyperlink r:id="rId14" w:history="1">
+          <w:r>
+            <w:rPr>
+              <w:rStyle w:val="Hyperlink"/>
+            </w:rPr>
+            <w:t>t NZG d</w:t>
+          </w:r>
+        </w:hyperlink>
+      </w:r>
+      <w:r>
+        <w:rPr>
+          <w:u w:val="single" w:color="0000ff"/>
+          <w:rFonts w:ascii="Charis SIL Regular" w:hAnsi="Charis SIL Regular" w:eastAsia="Charis SIL Regular"/>
+          <w:b w:val="0"/>
+          <w:i w:val="0"/>
+          <w:color w:val="000000"/>
+          <w:sz w:val="24"/>
+        </w:rPr>
+        <w:hyperlink r:id="rId14" w:history="1">
+          <w:r>
+            <w:rPr>
+              <w:rStyle w:val="Hyperlink"/>
+            </w:rPr>
+            <w:t>i</w:t>
+          </w:r>
+        </w:hyperlink>
+      </w:r>
+      <w:r>
+        <w:rPr>
+          <w:u w:val="single" w:color="0000ff"/>
+          <w:rFonts w:ascii="Charis SIL Regular" w:hAnsi="Charis SIL Regular" w:eastAsia="Charis SIL Regular"/>
+          <w:b w:val="0"/>
+          <w:i w:val="0"/>
+          <w:color w:val="000000"/>
+          <w:sz w:val="24"/>
+        </w:rPr>
+        <w:hyperlink r:id="rId14" w:history="1">
+          <w:r>
+            <w:rPr>
+              <w:rStyle w:val="Hyperlink"/>
+            </w:rPr>
+            <w:t>e on</w:t>
+          </w:r>
+        </w:hyperlink>
       </w:r>
       <w:r>
         <w:rPr>
@@ -1256,7 +1310,7 @@
           <w:color w:val="000000"/>
           <w:sz w:val="24"/>
         </w:rPr>
-        <w:t>door h</w:t>
+        <w:t>door het Huygens Instituut, is een uitvoerig le</w:t>
       </w:r>
       <w:r>
         <w:rPr>
@@ -1267,7 +1321,24 @@
           <w:color w:val="000000"/>
           <w:sz w:val="24"/>
         </w:rPr>
-        <w:t>et Huygens Instituut, is een uitvoerig lemm</w:t>
+        <w:hyperlink r:id="rId15" w:history="1">
+          <w:r>
+            <w:rPr>
+              <w:rStyle w:val="Hyperlink"/>
+            </w:rPr>
+            <w:t>m</w:t>
+          </w:r>
+        </w:hyperlink>
+      </w:r>
+      <w:r>
+        <w:rPr>
+          <w:rFonts w:ascii="Charis SIL Regular" w:hAnsi="Charis SIL Regular" w:eastAsia="Charis SIL Regular"/>
+          <w:b w:val="0"/>
+          <w:i w:val="0"/>
+          <w:color w:val="000000"/>
+          <w:sz w:val="24"/>
+        </w:rPr>
+        <w:t>m</w:t>
       </w:r>
       <w:r>
         <w:rPr>
@@ -2110,7 +2181,7 @@
           <w:sz w:val="24"/>
           <w:u w:val="single"/>
         </w:rPr>
-        <w:hyperlink r:id="rId18" w:history="1">
+        <w:hyperlink r:id="rId19" w:history="1">
           <w:r>
             <w:rPr>
               <w:rStyle w:val="Hyperlink"/>
@@ -2128,7 +2199,7 @@
           <w:sz w:val="24"/>
           <w:u w:val="single"/>
         </w:rPr>
-        <w:hyperlink r:id="rId18" w:history="1">
+        <w:hyperlink r:id="rId19" w:history="1">
           <w:r>
             <w:rPr>
               <w:rStyle w:val="Hyperlink"/>
@@ -2656,13 +2727,21 @@
       </w:r>
       <w:r>
         <w:rPr>
+          <w:u w:val="single" w:color="0000ff"/>
           <w:rFonts w:ascii="Charis SIL Regular" w:hAnsi="Charis SIL Regular" w:eastAsia="Charis SIL Regular"/>
           <w:b w:val="0"/>
           <w:i w:val="0"/>
           <w:color w:val="000000"/>
           <w:sz w:val="24"/>
         </w:rPr>
-        <w:t xml:space="preserve">, </w:t>
+        <w:hyperlink r:id="rId21" w:history="1">
+          <w:r>
+            <w:rPr>
+              <w:rStyle w:val="Hyperlink"/>
+            </w:rPr>
+            <w:t xml:space="preserve">, </w:t>
+          </w:r>
+        </w:hyperlink>
       </w:r>
       <w:r>
         <w:rPr>
@@ -2918,7 +2997,7 @@
           <w:sz w:val="24"/>
           <w:u w:val="single"/>
         </w:rPr>
-        <w:hyperlink r:id="rId24" w:history="1">
+        <w:hyperlink r:id="rId25" w:history="1">
           <w:r>
             <w:rPr>
               <w:rStyle w:val="Hyperlink"/>
@@ -2936,7 +3015,7 @@
           <w:sz w:val="24"/>
           <w:u w:val="single"/>
         </w:rPr>
-        <w:hyperlink r:id="rId24" w:history="1">
+        <w:hyperlink r:id="rId25" w:history="1">
           <w:r>
             <w:rPr>
               <w:rStyle w:val="Hyperlink"/>
@@ -2953,7 +3032,14 @@
           <w:color w:val="000000"/>
           <w:sz w:val="24"/>
         </w:rPr>
-        <w:t xml:space="preserve">, </w:t>
+        <w:hyperlink r:id="rId24" w:history="1">
+          <w:r>
+            <w:rPr>
+              <w:rStyle w:val="Hyperlink"/>
+            </w:rPr>
+            <w:t xml:space="preserve">, </w:t>
+          </w:r>
+        </w:hyperlink>
       </w:r>
       <w:r>
         <w:rPr>

--- a/EXPORTS/DOCX/published/niveau3/Dutch/NZG.docx
+++ b/EXPORTS/DOCX/published/niveau3/Dutch/NZG.docx
@@ -955,7 +955,61 @@
           <w:color w:val="000000"/>
           <w:sz w:val="24"/>
         </w:rPr>
-        <w:t>het bezit van het NZG die on</w:t>
+        <w:t>het bezit van he</w:t>
+      </w:r>
+      <w:r>
+        <w:rPr>
+          <w:u w:val="single" w:color="0000ff"/>
+          <w:rFonts w:ascii="Charis SIL Regular" w:hAnsi="Charis SIL Regular" w:eastAsia="Charis SIL Regular"/>
+          <w:b w:val="0"/>
+          <w:i w:val="0"/>
+          <w:color w:val="000000"/>
+          <w:sz w:val="24"/>
+        </w:rPr>
+        <w:hyperlink r:id="rId14" w:history="1">
+          <w:r>
+            <w:rPr>
+              <w:rStyle w:val="Hyperlink"/>
+            </w:rPr>
+            <w:t>t NZG d</w:t>
+          </w:r>
+        </w:hyperlink>
+      </w:r>
+      <w:r>
+        <w:rPr>
+          <w:u w:val="single" w:color="0000ff"/>
+          <w:rFonts w:ascii="Charis SIL Regular" w:hAnsi="Charis SIL Regular" w:eastAsia="Charis SIL Regular"/>
+          <w:b w:val="0"/>
+          <w:i w:val="0"/>
+          <w:color w:val="000000"/>
+          <w:sz w:val="24"/>
+        </w:rPr>
+        <w:hyperlink r:id="rId14" w:history="1">
+          <w:r>
+            <w:rPr>
+              <w:rStyle w:val="Hyperlink"/>
+            </w:rPr>
+            <w:t>i</w:t>
+          </w:r>
+        </w:hyperlink>
+      </w:r>
+      <w:r>
+        <w:rPr>
+          <w:u w:val="single" w:color="0000ff"/>
+          <w:rFonts w:ascii="Charis SIL Regular" w:hAnsi="Charis SIL Regular" w:eastAsia="Charis SIL Regular"/>
+          <w:b w:val="0"/>
+          <w:i w:val="0"/>
+          <w:color w:val="000000"/>
+          <w:sz w:val="24"/>
+        </w:rPr>
+        <w:hyperlink r:id="rId14" w:history="1">
+          <w:r>
+            <w:rPr>
+              <w:rStyle w:val="Hyperlink"/>
+            </w:rPr>
+            <w:t>e on</w:t>
+          </w:r>
+        </w:hyperlink>
       </w:r>
       <w:r>
         <w:rPr>
@@ -2771,7 +2825,7 @@
           <w:sz w:val="24"/>
           <w:u w:val="single"/>
         </w:rPr>
-        <w:hyperlink r:id="rId22" w:history="1">
+        <w:hyperlink r:id="rId21" w:history="1">
           <w:r>
             <w:rPr>
               <w:rStyle w:val="Hyperlink"/>
@@ -2789,7 +2843,7 @@
           <w:sz w:val="24"/>
           <w:u w:val="single"/>
         </w:rPr>
-        <w:hyperlink r:id="rId22" w:history="1">
+        <w:hyperlink r:id="rId21" w:history="1">
           <w:r>
             <w:rPr>
               <w:rStyle w:val="Hyperlink"/>
@@ -2800,21 +2854,13 @@
       </w:r>
       <w:r>
         <w:rPr>
-          <w:u w:val="single" w:color="0000ff"/>
           <w:rFonts w:ascii="Charis SIL Regular" w:hAnsi="Charis SIL Regular" w:eastAsia="Charis SIL Regular"/>
           <w:b w:val="0"/>
           <w:i w:val="0"/>
           <w:color w:val="000000"/>
           <w:sz w:val="24"/>
         </w:rPr>
-        <w:hyperlink r:id="rId21" w:history="1">
-          <w:r>
-            <w:rPr>
-              <w:rStyle w:val="Hyperlink"/>
-            </w:rPr>
-            <w:t xml:space="preserve">, </w:t>
-          </w:r>
-        </w:hyperlink>
+        <w:t xml:space="preserve">, </w:t>
       </w:r>
       <w:r>
         <w:rPr>
@@ -2825,7 +2871,7 @@
           <w:sz w:val="24"/>
           <w:u w:val="single"/>
         </w:rPr>
-        <w:hyperlink r:id="rId23" w:history="1">
+        <w:hyperlink r:id="rId21" w:history="1">
           <w:r>
             <w:rPr>
               <w:rStyle w:val="Hyperlink"/>
@@ -3070,7 +3116,7 @@
           <w:sz w:val="24"/>
           <w:u w:val="single"/>
         </w:rPr>
-        <w:hyperlink r:id="rId25" w:history="1">
+        <w:hyperlink r:id="rId24" w:history="1">
           <w:r>
             <w:rPr>
               <w:rStyle w:val="Hyperlink"/>
@@ -3088,7 +3134,7 @@
           <w:sz w:val="24"/>
           <w:u w:val="single"/>
         </w:rPr>
-        <w:hyperlink r:id="rId25" w:history="1">
+        <w:hyperlink r:id="rId24" w:history="1">
           <w:r>
             <w:rPr>
               <w:rStyle w:val="Hyperlink"/>
@@ -3105,14 +3151,7 @@
           <w:color w:val="000000"/>
           <w:sz w:val="24"/>
         </w:rPr>
-        <w:hyperlink r:id="rId24" w:history="1">
-          <w:r>
-            <w:rPr>
-              <w:rStyle w:val="Hyperlink"/>
-            </w:rPr>
-            <w:t xml:space="preserve">, </w:t>
-          </w:r>
-        </w:hyperlink>
+        <w:t xml:space="preserve">, </w:t>
       </w:r>
       <w:r>
         <w:rPr>
@@ -3123,7 +3162,7 @@
           <w:sz w:val="24"/>
           <w:u w:val="single"/>
         </w:rPr>
-        <w:hyperlink r:id="rId26" w:history="1">
+        <w:hyperlink r:id="rId24" w:history="1">
           <w:r>
             <w:rPr>
               <w:rStyle w:val="Hyperlink"/>
@@ -3152,7 +3191,7 @@
           <w:sz w:val="24"/>
           <w:u w:val="single"/>
         </w:rPr>
-        <w:hyperlink r:id="rId26" w:history="1">
+        <w:hyperlink r:id="rId24" w:history="1">
           <w:r>
             <w:rPr>
               <w:rStyle w:val="Hyperlink"/>
@@ -3301,7 +3340,7 @@
           <w:sz w:val="24"/>
           <w:u w:val="single"/>
         </w:rPr>
-        <w:hyperlink r:id="rId27" w:history="1">
+        <w:hyperlink r:id="rId26" w:history="1">
           <w:r>
             <w:rPr>
               <w:rStyle w:val="Hyperlink"/>
@@ -3339,7 +3378,7 @@
           <w:sz w:val="24"/>
           <w:u w:val="single"/>
         </w:rPr>
-        <w:hyperlink r:id="rId28" w:history="1">
+        <w:hyperlink r:id="rId27" w:history="1">
           <w:r>
             <w:rPr>
               <w:rStyle w:val="Hyperlink"/>
@@ -3357,7 +3396,7 @@
           <w:sz w:val="24"/>
           <w:u w:val="single"/>
         </w:rPr>
-        <w:hyperlink r:id="rId28" w:history="1">
+        <w:hyperlink r:id="rId27" w:history="1">
           <w:r>
             <w:rPr>
               <w:rStyle w:val="Hyperlink"/>
@@ -3375,7 +3414,7 @@
           <w:sz w:val="24"/>
           <w:u w:val="single"/>
         </w:rPr>
-        <w:hyperlink r:id="rId28" w:history="1">
+        <w:hyperlink r:id="rId27" w:history="1">
           <w:r>
             <w:rPr>
               <w:rStyle w:val="Hyperlink"/>
@@ -3393,7 +3432,7 @@
           <w:sz w:val="24"/>
           <w:u w:val="single"/>
         </w:rPr>
-        <w:hyperlink r:id="rId28" w:history="1">
+        <w:hyperlink r:id="rId27" w:history="1">
           <w:r>
             <w:rPr>
               <w:rStyle w:val="Hyperlink"/>
@@ -3414,7 +3453,7 @@
           <w:sz w:val="24"/>
           <w:u w:val="single"/>
         </w:rPr>
-        <w:hyperlink r:id="rId28" w:history="1">
+        <w:hyperlink r:id="rId27" w:history="1">
           <w:r>
             <w:rPr>
               <w:rStyle w:val="Hyperlink"/>
@@ -3432,7 +3471,7 @@
           <w:sz w:val="24"/>
           <w:u w:val="single"/>
         </w:rPr>
-        <w:hyperlink r:id="rId28" w:history="1">
+        <w:hyperlink r:id="rId27" w:history="1">
           <w:r>
             <w:rPr>
               <w:rStyle w:val="Hyperlink"/>
@@ -3450,7 +3489,7 @@
           <w:sz w:val="24"/>
           <w:u w:val="single"/>
         </w:rPr>
-        <w:hyperlink r:id="rId28" w:history="1">
+        <w:hyperlink r:id="rId27" w:history="1">
           <w:r>
             <w:rPr>
               <w:rStyle w:val="Hyperlink"/>
@@ -3468,7 +3507,7 @@
           <w:sz w:val="24"/>
           <w:u w:val="single"/>
         </w:rPr>
-        <w:hyperlink r:id="rId28" w:history="1">
+        <w:hyperlink r:id="rId27" w:history="1">
           <w:r>
             <w:rPr>
               <w:rStyle w:val="Hyperlink"/>
@@ -3486,7 +3525,7 @@
           <w:sz w:val="24"/>
           <w:u w:val="single"/>
         </w:rPr>
-        <w:hyperlink r:id="rId28" w:history="1">
+        <w:hyperlink r:id="rId27" w:history="1">
           <w:r>
             <w:rPr>
               <w:rStyle w:val="Hyperlink"/>
@@ -3514,7 +3553,7 @@
           <w:sz w:val="24"/>
           <w:u w:val="single"/>
         </w:rPr>
-        <w:hyperlink r:id="rId28" w:history="1">
+        <w:hyperlink r:id="rId27" w:history="1">
           <w:r>
             <w:rPr>
               <w:rStyle w:val="Hyperlink"/>

--- a/EXPORTS/DOCX/published/niveau3/Dutch/NZG.docx
+++ b/EXPORTS/DOCX/published/niveau3/Dutch/NZG.docx
@@ -481,16 +481,8 @@
           <w:i w:val="0"/>
           <w:color w:val="0000FF"/>
           <w:sz w:val="24"/>
-          <w:u w:val="single"/>
         </w:rPr>
-        <w:hyperlink r:id="rId12" w:history="1">
-          <w:r>
-            <w:rPr>
-              <w:rStyle w:val="Hyperlink"/>
-            </w:rPr>
-            <w:t>nds</w:t>
-          </w:r>
-        </w:hyperlink>
+        <w:t>nds</w:t>
       </w:r>
       <w:r>
         <w:rPr>
@@ -2308,7 +2300,7 @@
           <w:sz w:val="24"/>
           <w:u w:val="single"/>
         </w:rPr>
-        <w:hyperlink r:id="rId18" w:history="1">
+        <w:hyperlink r:id="rId19" w:history="1">
           <w:r>
             <w:rPr>
               <w:rStyle w:val="Hyperlink"/>
@@ -2326,7 +2318,7 @@
           <w:sz w:val="24"/>
           <w:u w:val="single"/>
         </w:rPr>
-        <w:hyperlink r:id="rId18" w:history="1">
+        <w:hyperlink r:id="rId19" w:history="1">
           <w:r>
             <w:rPr>
               <w:rStyle w:val="Hyperlink"/>
@@ -2825,7 +2817,7 @@
           <w:sz w:val="24"/>
           <w:u w:val="single"/>
         </w:rPr>
-        <w:hyperlink r:id="rId21" w:history="1">
+        <w:hyperlink r:id="rId22" w:history="1">
           <w:r>
             <w:rPr>
               <w:rStyle w:val="Hyperlink"/>
@@ -2860,7 +2852,14 @@
           <w:color w:val="000000"/>
           <w:sz w:val="24"/>
         </w:rPr>
-        <w:t xml:space="preserve">, </w:t>
+        <w:hyperlink r:id="rId21" w:history="1">
+          <w:r>
+            <w:rPr>
+              <w:rStyle w:val="Hyperlink"/>
+            </w:rPr>
+            <w:t xml:space="preserve">, </w:t>
+          </w:r>
+        </w:hyperlink>
       </w:r>
       <w:r>
         <w:rPr>
@@ -2900,7 +2899,7 @@
           <w:sz w:val="24"/>
           <w:u w:val="single"/>
         </w:rPr>
-        <w:hyperlink r:id="rId23" w:history="1">
+        <w:hyperlink r:id="rId21" w:history="1">
           <w:r>
             <w:rPr>
               <w:rStyle w:val="Hyperlink"/>
@@ -2918,7 +2917,7 @@
           <w:sz w:val="24"/>
           <w:u w:val="single"/>
         </w:rPr>
-        <w:hyperlink r:id="rId23" w:history="1">
+        <w:hyperlink r:id="rId21" w:history="1">
           <w:r>
             <w:rPr>
               <w:rStyle w:val="Hyperlink"/>
@@ -3016,7 +3015,7 @@
           <w:sz w:val="24"/>
           <w:u w:val="single"/>
         </w:rPr>
-        <w:hyperlink r:id="rId24" w:history="1">
+        <w:hyperlink r:id="rId23" w:history="1">
           <w:r>
             <w:rPr>
               <w:rStyle w:val="Hyperlink"/>
@@ -3034,7 +3033,7 @@
           <w:sz w:val="24"/>
           <w:u w:val="single"/>
         </w:rPr>
-        <w:hyperlink r:id="rId24" w:history="1">
+        <w:hyperlink r:id="rId23" w:history="1">
           <w:r>
             <w:rPr>
               <w:rStyle w:val="Hyperlink"/>
@@ -3052,7 +3051,7 @@
           <w:sz w:val="24"/>
           <w:u w:val="single"/>
         </w:rPr>
-        <w:hyperlink r:id="rId24" w:history="1">
+        <w:hyperlink r:id="rId23" w:history="1">
           <w:r>
             <w:rPr>
               <w:rStyle w:val="Hyperlink"/>
@@ -3070,7 +3069,7 @@
           <w:sz w:val="24"/>
           <w:u w:val="single"/>
         </w:rPr>
-        <w:hyperlink r:id="rId24" w:history="1">
+        <w:hyperlink r:id="rId23" w:history="1">
           <w:r>
             <w:rPr>
               <w:rStyle w:val="Hyperlink"/>
@@ -3098,7 +3097,7 @@
           <w:sz w:val="24"/>
           <w:u w:val="single"/>
         </w:rPr>
-        <w:hyperlink r:id="rId25" w:history="1">
+        <w:hyperlink r:id="rId24" w:history="1">
           <w:r>
             <w:rPr>
               <w:rStyle w:val="Hyperlink"/>
@@ -3145,6 +3144,7 @@
       </w:r>
       <w:r>
         <w:rPr>
+          <w:u w:val="single" w:color="0000ff"/>
           <w:rFonts w:ascii="Charis SIL Regular" w:hAnsi="Charis SIL Regular" w:eastAsia="Charis SIL Regular"/>
           <w:b w:val="0"/>
           <w:i w:val="0"/>
@@ -3162,7 +3162,7 @@
           <w:sz w:val="24"/>
           <w:u w:val="single"/>
         </w:rPr>
-        <w:hyperlink r:id="rId24" w:history="1">
+        <w:hyperlink r:id="rId25" w:history="1">
           <w:r>
             <w:rPr>
               <w:rStyle w:val="Hyperlink"/>
@@ -3191,7 +3191,7 @@
           <w:sz w:val="24"/>
           <w:u w:val="single"/>
         </w:rPr>
-        <w:hyperlink r:id="rId24" w:history="1">
+        <w:hyperlink r:id="rId25" w:history="1">
           <w:r>
             <w:rPr>
               <w:rStyle w:val="Hyperlink"/>
@@ -3209,7 +3209,7 @@
           <w:sz w:val="24"/>
           <w:u w:val="single"/>
         </w:rPr>
-        <w:hyperlink r:id="rId24" w:history="1">
+        <w:hyperlink r:id="rId23" w:history="1">
           <w:r>
             <w:rPr>
               <w:rStyle w:val="Hyperlink"/>

--- a/EXPORTS/DOCX/published/niveau3/Dutch/NZG.docx
+++ b/EXPORTS/DOCX/published/niveau3/Dutch/NZG.docx
@@ -481,8 +481,16 @@
           <w:i w:val="0"/>
           <w:color w:val="0000FF"/>
           <w:sz w:val="24"/>
+          <w:u w:val="single"/>
         </w:rPr>
-        <w:t>nds</w:t>
+        <w:hyperlink r:id="rId12" w:history="1">
+          <w:r>
+            <w:rPr>
+              <w:rStyle w:val="Hyperlink"/>
+            </w:rPr>
+            <w:t>nds</w:t>
+          </w:r>
+        </w:hyperlink>
       </w:r>
       <w:r>
         <w:rPr>
@@ -511,7 +519,7 @@
           <w:sz w:val="24"/>
           <w:u w:val="single"/>
         </w:rPr>
-        <w:hyperlink r:id="rId11" w:history="1">
+        <w:hyperlink r:id="rId12" w:history="1">
           <w:r>
             <w:rPr>
               <w:rStyle w:val="Hyperlink"/>
@@ -1450,7 +1458,6 @@
       </w:r>
       <w:r>
         <w:rPr>
-          <w:u w:val="single" w:color="0000ff"/>
           <w:rFonts w:ascii="Charis SIL Regular" w:hAnsi="Charis SIL Regular" w:eastAsia="Charis SIL Regular"/>
           <w:b w:val="0"/>
           <w:i w:val="0"/>
@@ -2300,7 +2307,7 @@
           <w:sz w:val="24"/>
           <w:u w:val="single"/>
         </w:rPr>
-        <w:hyperlink r:id="rId19" w:history="1">
+        <w:hyperlink r:id="rId18" w:history="1">
           <w:r>
             <w:rPr>
               <w:rStyle w:val="Hyperlink"/>
@@ -2318,7 +2325,7 @@
           <w:sz w:val="24"/>
           <w:u w:val="single"/>
         </w:rPr>
-        <w:hyperlink r:id="rId19" w:history="1">
+        <w:hyperlink r:id="rId18" w:history="1">
           <w:r>
             <w:rPr>
               <w:rStyle w:val="Hyperlink"/>
@@ -2835,7 +2842,7 @@
           <w:sz w:val="24"/>
           <w:u w:val="single"/>
         </w:rPr>
-        <w:hyperlink r:id="rId21" w:history="1">
+        <w:hyperlink r:id="rId22" w:history="1">
           <w:r>
             <w:rPr>
               <w:rStyle w:val="Hyperlink"/>
@@ -2846,20 +2853,14 @@
       </w:r>
       <w:r>
         <w:rPr>
+          <w:u w:val="single" w:color="0000ff"/>
           <w:rFonts w:ascii="Charis SIL Regular" w:hAnsi="Charis SIL Regular" w:eastAsia="Charis SIL Regular"/>
           <w:b w:val="0"/>
           <w:i w:val="0"/>
           <w:color w:val="000000"/>
           <w:sz w:val="24"/>
         </w:rPr>
-        <w:hyperlink r:id="rId21" w:history="1">
-          <w:r>
-            <w:rPr>
-              <w:rStyle w:val="Hyperlink"/>
-            </w:rPr>
-            <w:t xml:space="preserve">, </w:t>
-          </w:r>
-        </w:hyperlink>
+        <w:t xml:space="preserve">, </w:t>
       </w:r>
       <w:r>
         <w:rPr>
@@ -2870,7 +2871,7 @@
           <w:sz w:val="24"/>
           <w:u w:val="single"/>
         </w:rPr>
-        <w:hyperlink r:id="rId21" w:history="1">
+        <w:hyperlink r:id="rId23" w:history="1">
           <w:r>
             <w:rPr>
               <w:rStyle w:val="Hyperlink"/>
@@ -2899,7 +2900,7 @@
           <w:sz w:val="24"/>
           <w:u w:val="single"/>
         </w:rPr>
-        <w:hyperlink r:id="rId21" w:history="1">
+        <w:hyperlink r:id="rId23" w:history="1">
           <w:r>
             <w:rPr>
               <w:rStyle w:val="Hyperlink"/>
@@ -3015,7 +3016,7 @@
           <w:sz w:val="24"/>
           <w:u w:val="single"/>
         </w:rPr>
-        <w:hyperlink r:id="rId23" w:history="1">
+        <w:hyperlink r:id="rId24" w:history="1">
           <w:r>
             <w:rPr>
               <w:rStyle w:val="Hyperlink"/>
@@ -3033,7 +3034,7 @@
           <w:sz w:val="24"/>
           <w:u w:val="single"/>
         </w:rPr>
-        <w:hyperlink r:id="rId23" w:history="1">
+        <w:hyperlink r:id="rId24" w:history="1">
           <w:r>
             <w:rPr>
               <w:rStyle w:val="Hyperlink"/>
@@ -3051,7 +3052,7 @@
           <w:sz w:val="24"/>
           <w:u w:val="single"/>
         </w:rPr>
-        <w:hyperlink r:id="rId23" w:history="1">
+        <w:hyperlink r:id="rId24" w:history="1">
           <w:r>
             <w:rPr>
               <w:rStyle w:val="Hyperlink"/>
@@ -3069,7 +3070,7 @@
           <w:sz w:val="24"/>
           <w:u w:val="single"/>
         </w:rPr>
-        <w:hyperlink r:id="rId23" w:history="1">
+        <w:hyperlink r:id="rId24" w:history="1">
           <w:r>
             <w:rPr>
               <w:rStyle w:val="Hyperlink"/>
@@ -3097,7 +3098,7 @@
           <w:sz w:val="24"/>
           <w:u w:val="single"/>
         </w:rPr>
-        <w:hyperlink r:id="rId24" w:history="1">
+        <w:hyperlink r:id="rId25" w:history="1">
           <w:r>
             <w:rPr>
               <w:rStyle w:val="Hyperlink"/>
@@ -3115,7 +3116,7 @@
           <w:sz w:val="24"/>
           <w:u w:val="single"/>
         </w:rPr>
-        <w:hyperlink r:id="rId24" w:history="1">
+        <w:hyperlink r:id="rId25" w:history="1">
           <w:r>
             <w:rPr>
               <w:rStyle w:val="Hyperlink"/>
@@ -3133,7 +3134,7 @@
           <w:sz w:val="24"/>
           <w:u w:val="single"/>
         </w:rPr>
-        <w:hyperlink r:id="rId24" w:history="1">
+        <w:hyperlink r:id="rId25" w:history="1">
           <w:r>
             <w:rPr>
               <w:rStyle w:val="Hyperlink"/>
@@ -3144,7 +3145,6 @@
       </w:r>
       <w:r>
         <w:rPr>
-          <w:u w:val="single" w:color="0000ff"/>
           <w:rFonts w:ascii="Charis SIL Regular" w:hAnsi="Charis SIL Regular" w:eastAsia="Charis SIL Regular"/>
           <w:b w:val="0"/>
           <w:i w:val="0"/>
@@ -3162,7 +3162,7 @@
           <w:sz w:val="24"/>
           <w:u w:val="single"/>
         </w:rPr>
-        <w:hyperlink r:id="rId25" w:history="1">
+        <w:hyperlink r:id="rId26" w:history="1">
           <w:r>
             <w:rPr>
               <w:rStyle w:val="Hyperlink"/>
@@ -3191,7 +3191,7 @@
           <w:sz w:val="24"/>
           <w:u w:val="single"/>
         </w:rPr>
-        <w:hyperlink r:id="rId25" w:history="1">
+        <w:hyperlink r:id="rId26" w:history="1">
           <w:r>
             <w:rPr>
               <w:rStyle w:val="Hyperlink"/>
@@ -3209,7 +3209,7 @@
           <w:sz w:val="24"/>
           <w:u w:val="single"/>
         </w:rPr>
-        <w:hyperlink r:id="rId23" w:history="1">
+        <w:hyperlink r:id="rId26" w:history="1">
           <w:r>
             <w:rPr>
               <w:rStyle w:val="Hyperlink"/>
@@ -3340,7 +3340,7 @@
           <w:sz w:val="24"/>
           <w:u w:val="single"/>
         </w:rPr>
-        <w:hyperlink r:id="rId26" w:history="1">
+        <w:hyperlink r:id="rId27" w:history="1">
           <w:r>
             <w:rPr>
               <w:rStyle w:val="Hyperlink"/>
@@ -3378,7 +3378,7 @@
           <w:sz w:val="24"/>
           <w:u w:val="single"/>
         </w:rPr>
-        <w:hyperlink r:id="rId27" w:history="1">
+        <w:hyperlink r:id="rId28" w:history="1">
           <w:r>
             <w:rPr>
               <w:rStyle w:val="Hyperlink"/>
@@ -3396,7 +3396,7 @@
           <w:sz w:val="24"/>
           <w:u w:val="single"/>
         </w:rPr>
-        <w:hyperlink r:id="rId27" w:history="1">
+        <w:hyperlink r:id="rId28" w:history="1">
           <w:r>
             <w:rPr>
               <w:rStyle w:val="Hyperlink"/>
@@ -3414,7 +3414,7 @@
           <w:sz w:val="24"/>
           <w:u w:val="single"/>
         </w:rPr>
-        <w:hyperlink r:id="rId27" w:history="1">
+        <w:hyperlink r:id="rId28" w:history="1">
           <w:r>
             <w:rPr>
               <w:rStyle w:val="Hyperlink"/>
@@ -3432,7 +3432,7 @@
           <w:sz w:val="24"/>
           <w:u w:val="single"/>
         </w:rPr>
-        <w:hyperlink r:id="rId27" w:history="1">
+        <w:hyperlink r:id="rId28" w:history="1">
           <w:r>
             <w:rPr>
               <w:rStyle w:val="Hyperlink"/>
@@ -3453,7 +3453,7 @@
           <w:sz w:val="24"/>
           <w:u w:val="single"/>
         </w:rPr>
-        <w:hyperlink r:id="rId27" w:history="1">
+        <w:hyperlink r:id="rId28" w:history="1">
           <w:r>
             <w:rPr>
               <w:rStyle w:val="Hyperlink"/>
@@ -3471,7 +3471,7 @@
           <w:sz w:val="24"/>
           <w:u w:val="single"/>
         </w:rPr>
-        <w:hyperlink r:id="rId27" w:history="1">
+        <w:hyperlink r:id="rId28" w:history="1">
           <w:r>
             <w:rPr>
               <w:rStyle w:val="Hyperlink"/>
@@ -3489,7 +3489,7 @@
           <w:sz w:val="24"/>
           <w:u w:val="single"/>
         </w:rPr>
-        <w:hyperlink r:id="rId27" w:history="1">
+        <w:hyperlink r:id="rId28" w:history="1">
           <w:r>
             <w:rPr>
               <w:rStyle w:val="Hyperlink"/>
@@ -3507,7 +3507,7 @@
           <w:sz w:val="24"/>
           <w:u w:val="single"/>
         </w:rPr>
-        <w:hyperlink r:id="rId27" w:history="1">
+        <w:hyperlink r:id="rId28" w:history="1">
           <w:r>
             <w:rPr>
               <w:rStyle w:val="Hyperlink"/>
@@ -3525,7 +3525,7 @@
           <w:sz w:val="24"/>
           <w:u w:val="single"/>
         </w:rPr>
-        <w:hyperlink r:id="rId27" w:history="1">
+        <w:hyperlink r:id="rId28" w:history="1">
           <w:r>
             <w:rPr>
               <w:rStyle w:val="Hyperlink"/>
@@ -3553,7 +3553,7 @@
           <w:sz w:val="24"/>
           <w:u w:val="single"/>
         </w:rPr>
-        <w:hyperlink r:id="rId27" w:history="1">
+        <w:hyperlink r:id="rId28" w:history="1">
           <w:r>
             <w:rPr>
               <w:rStyle w:val="Hyperlink"/>

--- a/EXPORTS/DOCX/published/niveau3/Dutch/NZG.docx
+++ b/EXPORTS/DOCX/published/niveau3/Dutch/NZG.docx
@@ -465,7 +465,7 @@
           <w:sz w:val="24"/>
           <w:u w:val="single"/>
         </w:rPr>
-        <w:hyperlink r:id="rId10" w:history="1">
+        <w:hyperlink r:id="rId12" w:history="1">
           <w:r>
             <w:rPr>
               <w:rStyle w:val="Hyperlink"/>
@@ -519,7 +519,7 @@
           <w:sz w:val="24"/>
           <w:u w:val="single"/>
         </w:rPr>
-        <w:hyperlink r:id="rId12" w:history="1">
+        <w:hyperlink r:id="rId11" w:history="1">
           <w:r>
             <w:rPr>
               <w:rStyle w:val="Hyperlink"/>
@@ -1002,14 +1002,7 @@
           <w:color w:val="000000"/>
           <w:sz w:val="24"/>
         </w:rPr>
-        <w:hyperlink r:id="rId14" w:history="1">
-          <w:r>
-            <w:rPr>
-              <w:rStyle w:val="Hyperlink"/>
-            </w:rPr>
-            <w:t>e on</w:t>
-          </w:r>
-        </w:hyperlink>
+        <w:t>e on</w:t>
       </w:r>
       <w:r>
         <w:rPr>
@@ -1458,6 +1451,7 @@
       </w:r>
       <w:r>
         <w:rPr>
+          <w:u w:val="single" w:color="0000ff"/>
           <w:rFonts w:ascii="Charis SIL Regular" w:hAnsi="Charis SIL Regular" w:eastAsia="Charis SIL Regular"/>
           <w:b w:val="0"/>
           <w:i w:val="0"/>
@@ -1486,21 +1480,13 @@
       </w:r>
       <w:r>
         <w:rPr>
-          <w:u w:val="single" w:color="0000ff"/>
           <w:rFonts w:ascii="Charis SIL Regular" w:hAnsi="Charis SIL Regular" w:eastAsia="Charis SIL Regular"/>
           <w:b w:val="0"/>
           <w:i w:val="0"/>
           <w:color w:val="000000"/>
           <w:sz w:val="24"/>
         </w:rPr>
-        <w:hyperlink r:id="rId15" w:history="1">
-          <w:r>
-            <w:rPr>
-              <w:rStyle w:val="Hyperlink"/>
-            </w:rPr>
-            <w:t xml:space="preserve"> het Neder</w:t>
-          </w:r>
-        </w:hyperlink>
+        <w:t xml:space="preserve"> het Neder</w:t>
       </w:r>
       <w:r>
         <w:rPr>
@@ -2325,7 +2311,7 @@
           <w:sz w:val="24"/>
           <w:u w:val="single"/>
         </w:rPr>
-        <w:hyperlink r:id="rId18" w:history="1">
+        <w:hyperlink r:id="rId19" w:history="1">
           <w:r>
             <w:rPr>
               <w:rStyle w:val="Hyperlink"/>
@@ -2824,7 +2810,7 @@
           <w:sz w:val="24"/>
           <w:u w:val="single"/>
         </w:rPr>
-        <w:hyperlink r:id="rId22" w:history="1">
+        <w:hyperlink r:id="rId21" w:history="1">
           <w:r>
             <w:rPr>
               <w:rStyle w:val="Hyperlink"/>
@@ -2842,7 +2828,7 @@
           <w:sz w:val="24"/>
           <w:u w:val="single"/>
         </w:rPr>
-        <w:hyperlink r:id="rId22" w:history="1">
+        <w:hyperlink r:id="rId21" w:history="1">
           <w:r>
             <w:rPr>
               <w:rStyle w:val="Hyperlink"/>
@@ -2853,7 +2839,6 @@
       </w:r>
       <w:r>
         <w:rPr>
-          <w:u w:val="single" w:color="0000ff"/>
           <w:rFonts w:ascii="Charis SIL Regular" w:hAnsi="Charis SIL Regular" w:eastAsia="Charis SIL Regular"/>
           <w:b w:val="0"/>
           <w:i w:val="0"/>
@@ -2871,7 +2856,7 @@
           <w:sz w:val="24"/>
           <w:u w:val="single"/>
         </w:rPr>
-        <w:hyperlink r:id="rId23" w:history="1">
+        <w:hyperlink r:id="rId21" w:history="1">
           <w:r>
             <w:rPr>
               <w:rStyle w:val="Hyperlink"/>
@@ -2918,7 +2903,7 @@
           <w:sz w:val="24"/>
           <w:u w:val="single"/>
         </w:rPr>
-        <w:hyperlink r:id="rId21" w:history="1">
+        <w:hyperlink r:id="rId23" w:history="1">
           <w:r>
             <w:rPr>
               <w:rStyle w:val="Hyperlink"/>
@@ -3116,7 +3101,7 @@
           <w:sz w:val="24"/>
           <w:u w:val="single"/>
         </w:rPr>
-        <w:hyperlink r:id="rId25" w:history="1">
+        <w:hyperlink r:id="rId24" w:history="1">
           <w:r>
             <w:rPr>
               <w:rStyle w:val="Hyperlink"/>
@@ -3134,7 +3119,7 @@
           <w:sz w:val="24"/>
           <w:u w:val="single"/>
         </w:rPr>
-        <w:hyperlink r:id="rId25" w:history="1">
+        <w:hyperlink r:id="rId24" w:history="1">
           <w:r>
             <w:rPr>
               <w:rStyle w:val="Hyperlink"/>
@@ -3162,7 +3147,7 @@
           <w:sz w:val="24"/>
           <w:u w:val="single"/>
         </w:rPr>
-        <w:hyperlink r:id="rId26" w:history="1">
+        <w:hyperlink r:id="rId24" w:history="1">
           <w:r>
             <w:rPr>
               <w:rStyle w:val="Hyperlink"/>
@@ -3191,7 +3176,7 @@
           <w:sz w:val="24"/>
           <w:u w:val="single"/>
         </w:rPr>
-        <w:hyperlink r:id="rId26" w:history="1">
+        <w:hyperlink r:id="rId24" w:history="1">
           <w:r>
             <w:rPr>
               <w:rStyle w:val="Hyperlink"/>
@@ -3209,7 +3194,7 @@
           <w:sz w:val="24"/>
           <w:u w:val="single"/>
         </w:rPr>
-        <w:hyperlink r:id="rId26" w:history="1">
+        <w:hyperlink r:id="rId24" w:history="1">
           <w:r>
             <w:rPr>
               <w:rStyle w:val="Hyperlink"/>
@@ -3340,7 +3325,7 @@
           <w:sz w:val="24"/>
           <w:u w:val="single"/>
         </w:rPr>
-        <w:hyperlink r:id="rId27" w:history="1">
+        <w:hyperlink r:id="rId26" w:history="1">
           <w:r>
             <w:rPr>
               <w:rStyle w:val="Hyperlink"/>
@@ -3378,7 +3363,7 @@
           <w:sz w:val="24"/>
           <w:u w:val="single"/>
         </w:rPr>
-        <w:hyperlink r:id="rId28" w:history="1">
+        <w:hyperlink r:id="rId27" w:history="1">
           <w:r>
             <w:rPr>
               <w:rStyle w:val="Hyperlink"/>
@@ -3396,7 +3381,7 @@
           <w:sz w:val="24"/>
           <w:u w:val="single"/>
         </w:rPr>
-        <w:hyperlink r:id="rId28" w:history="1">
+        <w:hyperlink r:id="rId27" w:history="1">
           <w:r>
             <w:rPr>
               <w:rStyle w:val="Hyperlink"/>
@@ -3414,7 +3399,7 @@
           <w:sz w:val="24"/>
           <w:u w:val="single"/>
         </w:rPr>
-        <w:hyperlink r:id="rId28" w:history="1">
+        <w:hyperlink r:id="rId27" w:history="1">
           <w:r>
             <w:rPr>
               <w:rStyle w:val="Hyperlink"/>
@@ -3432,7 +3417,7 @@
           <w:sz w:val="24"/>
           <w:u w:val="single"/>
         </w:rPr>
-        <w:hyperlink r:id="rId28" w:history="1">
+        <w:hyperlink r:id="rId27" w:history="1">
           <w:r>
             <w:rPr>
               <w:rStyle w:val="Hyperlink"/>
@@ -3453,7 +3438,7 @@
           <w:sz w:val="24"/>
           <w:u w:val="single"/>
         </w:rPr>
-        <w:hyperlink r:id="rId28" w:history="1">
+        <w:hyperlink r:id="rId27" w:history="1">
           <w:r>
             <w:rPr>
               <w:rStyle w:val="Hyperlink"/>
@@ -3471,7 +3456,7 @@
           <w:sz w:val="24"/>
           <w:u w:val="single"/>
         </w:rPr>
-        <w:hyperlink r:id="rId28" w:history="1">
+        <w:hyperlink r:id="rId27" w:history="1">
           <w:r>
             <w:rPr>
               <w:rStyle w:val="Hyperlink"/>
@@ -3489,7 +3474,7 @@
           <w:sz w:val="24"/>
           <w:u w:val="single"/>
         </w:rPr>
-        <w:hyperlink r:id="rId28" w:history="1">
+        <w:hyperlink r:id="rId27" w:history="1">
           <w:r>
             <w:rPr>
               <w:rStyle w:val="Hyperlink"/>
@@ -3507,7 +3492,7 @@
           <w:sz w:val="24"/>
           <w:u w:val="single"/>
         </w:rPr>
-        <w:hyperlink r:id="rId28" w:history="1">
+        <w:hyperlink r:id="rId27" w:history="1">
           <w:r>
             <w:rPr>
               <w:rStyle w:val="Hyperlink"/>
@@ -3525,7 +3510,7 @@
           <w:sz w:val="24"/>
           <w:u w:val="single"/>
         </w:rPr>
-        <w:hyperlink r:id="rId28" w:history="1">
+        <w:hyperlink r:id="rId27" w:history="1">
           <w:r>
             <w:rPr>
               <w:rStyle w:val="Hyperlink"/>
@@ -3553,7 +3538,7 @@
           <w:sz w:val="24"/>
           <w:u w:val="single"/>
         </w:rPr>
-        <w:hyperlink r:id="rId28" w:history="1">
+        <w:hyperlink r:id="rId27" w:history="1">
           <w:r>
             <w:rPr>
               <w:rStyle w:val="Hyperlink"/>

--- a/EXPORTS/DOCX/published/niveau3/Dutch/NZG.docx
+++ b/EXPORTS/DOCX/published/niveau3/Dutch/NZG.docx
@@ -465,7 +465,7 @@
           <w:sz w:val="24"/>
           <w:u w:val="single"/>
         </w:rPr>
-        <w:hyperlink r:id="rId12" w:history="1">
+        <w:hyperlink r:id="rId10" w:history="1">
           <w:r>
             <w:rPr>
               <w:rStyle w:val="Hyperlink"/>
@@ -519,7 +519,7 @@
           <w:sz w:val="24"/>
           <w:u w:val="single"/>
         </w:rPr>
-        <w:hyperlink r:id="rId11" w:history="1">
+        <w:hyperlink r:id="rId12" w:history="1">
           <w:r>
             <w:rPr>
               <w:rStyle w:val="Hyperlink"/>
@@ -1002,7 +1002,14 @@
           <w:color w:val="000000"/>
           <w:sz w:val="24"/>
         </w:rPr>
-        <w:t>e on</w:t>
+        <w:hyperlink r:id="rId14" w:history="1">
+          <w:r>
+            <w:rPr>
+              <w:rStyle w:val="Hyperlink"/>
+            </w:rPr>
+            <w:t>e on</w:t>
+          </w:r>
+        </w:hyperlink>
       </w:r>
       <w:r>
         <w:rPr>
@@ -1451,7 +1458,6 @@
       </w:r>
       <w:r>
         <w:rPr>
-          <w:u w:val="single" w:color="0000ff"/>
           <w:rFonts w:ascii="Charis SIL Regular" w:hAnsi="Charis SIL Regular" w:eastAsia="Charis SIL Regular"/>
           <w:b w:val="0"/>
           <w:i w:val="0"/>
@@ -1480,13 +1486,21 @@
       </w:r>
       <w:r>
         <w:rPr>
+          <w:u w:val="single" w:color="0000ff"/>
           <w:rFonts w:ascii="Charis SIL Regular" w:hAnsi="Charis SIL Regular" w:eastAsia="Charis SIL Regular"/>
           <w:b w:val="0"/>
           <w:i w:val="0"/>
           <w:color w:val="000000"/>
           <w:sz w:val="24"/>
         </w:rPr>
-        <w:t xml:space="preserve"> het Neder</w:t>
+        <w:hyperlink r:id="rId15" w:history="1">
+          <w:r>
+            <w:rPr>
+              <w:rStyle w:val="Hyperlink"/>
+            </w:rPr>
+            <w:t xml:space="preserve"> het Neder</w:t>
+          </w:r>
+        </w:hyperlink>
       </w:r>
       <w:r>
         <w:rPr>
@@ -2293,7 +2307,7 @@
           <w:sz w:val="24"/>
           <w:u w:val="single"/>
         </w:rPr>
-        <w:hyperlink r:id="rId18" w:history="1">
+        <w:hyperlink r:id="rId19" w:history="1">
           <w:r>
             <w:rPr>
               <w:rStyle w:val="Hyperlink"/>
@@ -2810,7 +2824,7 @@
           <w:sz w:val="24"/>
           <w:u w:val="single"/>
         </w:rPr>
-        <w:hyperlink r:id="rId21" w:history="1">
+        <w:hyperlink r:id="rId22" w:history="1">
           <w:r>
             <w:rPr>
               <w:rStyle w:val="Hyperlink"/>
@@ -2828,7 +2842,7 @@
           <w:sz w:val="24"/>
           <w:u w:val="single"/>
         </w:rPr>
-        <w:hyperlink r:id="rId21" w:history="1">
+        <w:hyperlink r:id="rId22" w:history="1">
           <w:r>
             <w:rPr>
               <w:rStyle w:val="Hyperlink"/>
@@ -2856,7 +2870,7 @@
           <w:sz w:val="24"/>
           <w:u w:val="single"/>
         </w:rPr>
-        <w:hyperlink r:id="rId21" w:history="1">
+        <w:hyperlink r:id="rId23" w:history="1">
           <w:r>
             <w:rPr>
               <w:rStyle w:val="Hyperlink"/>
@@ -3101,7 +3115,7 @@
           <w:sz w:val="24"/>
           <w:u w:val="single"/>
         </w:rPr>
-        <w:hyperlink r:id="rId24" w:history="1">
+        <w:hyperlink r:id="rId25" w:history="1">
           <w:r>
             <w:rPr>
               <w:rStyle w:val="Hyperlink"/>
@@ -3119,7 +3133,7 @@
           <w:sz w:val="24"/>
           <w:u w:val="single"/>
         </w:rPr>
-        <w:hyperlink r:id="rId24" w:history="1">
+        <w:hyperlink r:id="rId25" w:history="1">
           <w:r>
             <w:rPr>
               <w:rStyle w:val="Hyperlink"/>
@@ -3147,7 +3161,7 @@
           <w:sz w:val="24"/>
           <w:u w:val="single"/>
         </w:rPr>
-        <w:hyperlink r:id="rId24" w:history="1">
+        <w:hyperlink r:id="rId26" w:history="1">
           <w:r>
             <w:rPr>
               <w:rStyle w:val="Hyperlink"/>
@@ -3176,7 +3190,7 @@
           <w:sz w:val="24"/>
           <w:u w:val="single"/>
         </w:rPr>
-        <w:hyperlink r:id="rId24" w:history="1">
+        <w:hyperlink r:id="rId26" w:history="1">
           <w:r>
             <w:rPr>
               <w:rStyle w:val="Hyperlink"/>
@@ -3194,7 +3208,7 @@
           <w:sz w:val="24"/>
           <w:u w:val="single"/>
         </w:rPr>
-        <w:hyperlink r:id="rId24" w:history="1">
+        <w:hyperlink r:id="rId26" w:history="1">
           <w:r>
             <w:rPr>
               <w:rStyle w:val="Hyperlink"/>
@@ -3325,7 +3339,7 @@
           <w:sz w:val="24"/>
           <w:u w:val="single"/>
         </w:rPr>
-        <w:hyperlink r:id="rId26" w:history="1">
+        <w:hyperlink r:id="rId27" w:history="1">
           <w:r>
             <w:rPr>
               <w:rStyle w:val="Hyperlink"/>
@@ -3363,7 +3377,7 @@
           <w:sz w:val="24"/>
           <w:u w:val="single"/>
         </w:rPr>
-        <w:hyperlink r:id="rId27" w:history="1">
+        <w:hyperlink r:id="rId28" w:history="1">
           <w:r>
             <w:rPr>
               <w:rStyle w:val="Hyperlink"/>
@@ -3381,7 +3395,7 @@
           <w:sz w:val="24"/>
           <w:u w:val="single"/>
         </w:rPr>
-        <w:hyperlink r:id="rId27" w:history="1">
+        <w:hyperlink r:id="rId28" w:history="1">
           <w:r>
             <w:rPr>
               <w:rStyle w:val="Hyperlink"/>
@@ -3399,7 +3413,7 @@
           <w:sz w:val="24"/>
           <w:u w:val="single"/>
         </w:rPr>
-        <w:hyperlink r:id="rId27" w:history="1">
+        <w:hyperlink r:id="rId28" w:history="1">
           <w:r>
             <w:rPr>
               <w:rStyle w:val="Hyperlink"/>
@@ -3417,7 +3431,7 @@
           <w:sz w:val="24"/>
           <w:u w:val="single"/>
         </w:rPr>
-        <w:hyperlink r:id="rId27" w:history="1">
+        <w:hyperlink r:id="rId28" w:history="1">
           <w:r>
             <w:rPr>
               <w:rStyle w:val="Hyperlink"/>
@@ -3438,7 +3452,7 @@
           <w:sz w:val="24"/>
           <w:u w:val="single"/>
         </w:rPr>
-        <w:hyperlink r:id="rId27" w:history="1">
+        <w:hyperlink r:id="rId28" w:history="1">
           <w:r>
             <w:rPr>
               <w:rStyle w:val="Hyperlink"/>
@@ -3456,7 +3470,7 @@
           <w:sz w:val="24"/>
           <w:u w:val="single"/>
         </w:rPr>
-        <w:hyperlink r:id="rId27" w:history="1">
+        <w:hyperlink r:id="rId28" w:history="1">
           <w:r>
             <w:rPr>
               <w:rStyle w:val="Hyperlink"/>
@@ -3474,7 +3488,7 @@
           <w:sz w:val="24"/>
           <w:u w:val="single"/>
         </w:rPr>
-        <w:hyperlink r:id="rId27" w:history="1">
+        <w:hyperlink r:id="rId28" w:history="1">
           <w:r>
             <w:rPr>
               <w:rStyle w:val="Hyperlink"/>
@@ -3492,7 +3506,7 @@
           <w:sz w:val="24"/>
           <w:u w:val="single"/>
         </w:rPr>
-        <w:hyperlink r:id="rId27" w:history="1">
+        <w:hyperlink r:id="rId28" w:history="1">
           <w:r>
             <w:rPr>
               <w:rStyle w:val="Hyperlink"/>
@@ -3510,7 +3524,7 @@
           <w:sz w:val="24"/>
           <w:u w:val="single"/>
         </w:rPr>
-        <w:hyperlink r:id="rId27" w:history="1">
+        <w:hyperlink r:id="rId28" w:history="1">
           <w:r>
             <w:rPr>
               <w:rStyle w:val="Hyperlink"/>
@@ -3538,7 +3552,7 @@
           <w:sz w:val="24"/>
           <w:u w:val="single"/>
         </w:rPr>
-        <w:hyperlink r:id="rId27" w:history="1">
+        <w:hyperlink r:id="rId28" w:history="1">
           <w:r>
             <w:rPr>
               <w:rStyle w:val="Hyperlink"/>

--- a/EXPORTS/DOCX/published/niveau3/Dutch/NZG.docx
+++ b/EXPORTS/DOCX/published/niveau3/Dutch/NZG.docx
@@ -483,14 +483,7 @@
           <w:sz w:val="24"/>
           <w:u w:val="single"/>
         </w:rPr>
-        <w:hyperlink r:id="rId12" w:history="1">
-          <w:r>
-            <w:rPr>
-              <w:rStyle w:val="Hyperlink"/>
-            </w:rPr>
-            <w:t>nds</w:t>
-          </w:r>
-        </w:hyperlink>
+        <w:t>nds</w:t>
       </w:r>
       <w:r>
         <w:rPr>
@@ -519,7 +512,7 @@
           <w:sz w:val="24"/>
           <w:u w:val="single"/>
         </w:rPr>
-        <w:hyperlink r:id="rId12" w:history="1">
+        <w:hyperlink r:id="rId11" w:history="1">
           <w:r>
             <w:rPr>
               <w:rStyle w:val="Hyperlink"/>
@@ -804,14 +797,7 @@
           <w:color w:val="000000"/>
           <w:sz w:val="24"/>
         </w:rPr>
-        <w:hyperlink r:id="rId13" w:history="1">
-          <w:r>
-            <w:rPr>
-              <w:rStyle w:val="Hyperlink"/>
-            </w:rPr>
-            <w:t>g. Deze a</w:t>
-          </w:r>
-        </w:hyperlink>
+        <w:t>g. Deze a</w:t>
       </w:r>
       <w:r>
         <w:rPr>
@@ -1393,78 +1379,7 @@
           <w:color w:val="000000"/>
           <w:sz w:val="24"/>
         </w:rPr>
-        <w:hyperlink r:id="rId15" w:history="1">
-          <w:r>
-            <w:rPr>
-              <w:rStyle w:val="Hyperlink"/>
-            </w:rPr>
-            <w:t>uut, is een u</w:t>
-          </w:r>
-        </w:hyperlink>
-      </w:r>
-      <w:r>
-        <w:rPr>
-          <w:u w:val="single" w:color="0000ff"/>
-          <w:rFonts w:ascii="Charis SIL Regular" w:hAnsi="Charis SIL Regular" w:eastAsia="Charis SIL Regular"/>
-          <w:b w:val="0"/>
-          <w:i w:val="0"/>
-          <w:color w:val="000000"/>
-          <w:sz w:val="24"/>
-        </w:rPr>
-        <w:hyperlink r:id="rId15" w:history="1">
-          <w:r>
-            <w:rPr>
-              <w:rStyle w:val="Hyperlink"/>
-            </w:rPr>
-            <w:t>i</w:t>
-          </w:r>
-        </w:hyperlink>
-      </w:r>
-      <w:r>
-        <w:rPr>
-          <w:u w:val="single" w:color="0000ff"/>
-          <w:rFonts w:ascii="Charis SIL Regular" w:hAnsi="Charis SIL Regular" w:eastAsia="Charis SIL Regular"/>
-          <w:b w:val="0"/>
-          <w:i w:val="0"/>
-          <w:color w:val="000000"/>
-          <w:sz w:val="24"/>
-        </w:rPr>
-        <w:hyperlink r:id="rId15" w:history="1">
-          <w:r>
-            <w:rPr>
-              <w:rStyle w:val="Hyperlink"/>
-            </w:rPr>
-            <w:t>tvoerig le</w:t>
-          </w:r>
-        </w:hyperlink>
-      </w:r>
-      <w:r>
-        <w:rPr>
-          <w:u w:val="single" w:color="0000ff"/>
-          <w:rFonts w:ascii="Charis SIL Regular" w:hAnsi="Charis SIL Regular" w:eastAsia="Charis SIL Regular"/>
-          <w:b w:val="0"/>
-          <w:i w:val="0"/>
-          <w:color w:val="000000"/>
-          <w:sz w:val="24"/>
-        </w:rPr>
-        <w:hyperlink r:id="rId15" w:history="1">
-          <w:r>
-            <w:rPr>
-              <w:rStyle w:val="Hyperlink"/>
-            </w:rPr>
-            <w:t>m</w:t>
-          </w:r>
-        </w:hyperlink>
-      </w:r>
-      <w:r>
-        <w:rPr>
-          <w:rFonts w:ascii="Charis SIL Regular" w:hAnsi="Charis SIL Regular" w:eastAsia="Charis SIL Regular"/>
-          <w:b w:val="0"/>
-          <w:i w:val="0"/>
-          <w:color w:val="000000"/>
-          <w:sz w:val="24"/>
-        </w:rPr>
-        <w:t>m</w:t>
+        <w:t>uut, is een uitvoerig lemm</w:t>
       </w:r>
       <w:r>
         <w:rPr>
@@ -2853,6 +2768,7 @@
       </w:r>
       <w:r>
         <w:rPr>
+          <w:u w:val="single" w:color="0000ff"/>
           <w:rFonts w:ascii="Charis SIL Regular" w:hAnsi="Charis SIL Regular" w:eastAsia="Charis SIL Regular"/>
           <w:b w:val="0"/>
           <w:i w:val="0"/>
@@ -2917,7 +2833,7 @@
           <w:sz w:val="24"/>
           <w:u w:val="single"/>
         </w:rPr>
-        <w:hyperlink r:id="rId23" w:history="1">
+        <w:hyperlink r:id="rId21" w:history="1">
           <w:r>
             <w:rPr>
               <w:rStyle w:val="Hyperlink"/>

--- a/EXPORTS/DOCX/published/niveau3/Dutch/NZG.docx
+++ b/EXPORTS/DOCX/published/niveau3/Dutch/NZG.docx
@@ -452,38 +452,9 @@
             <w:rPr>
               <w:rStyle w:val="Hyperlink"/>
             </w:rPr>
-            <w:t>Ne</w:t>
+            <w:t>Nederlands</w:t>
           </w:r>
         </w:hyperlink>
-      </w:r>
-      <w:r>
-        <w:rPr>
-          <w:rFonts w:ascii="Charis SIL Regular" w:hAnsi="Charis SIL Regular" w:eastAsia="Charis SIL Regular"/>
-          <w:b w:val="0"/>
-          <w:i w:val="0"/>
-          <w:color w:val="0000FF"/>
-          <w:sz w:val="24"/>
-          <w:u w:val="single"/>
-        </w:rPr>
-        <w:hyperlink r:id="rId10" w:history="1">
-          <w:r>
-            <w:rPr>
-              <w:rStyle w:val="Hyperlink"/>
-            </w:rPr>
-            <w:t>derla</w:t>
-          </w:r>
-        </w:hyperlink>
-      </w:r>
-      <w:r>
-        <w:rPr>
-          <w:rFonts w:ascii="Charis SIL Regular" w:hAnsi="Charis SIL Regular" w:eastAsia="Charis SIL Regular"/>
-          <w:b w:val="0"/>
-          <w:i w:val="0"/>
-          <w:color w:val="0000FF"/>
-          <w:sz w:val="24"/>
-          <w:u w:val="single"/>
-        </w:rPr>
-        <w:t>nds</w:t>
       </w:r>
       <w:r>
         <w:rPr>
@@ -512,7 +483,7 @@
           <w:sz w:val="24"/>
           <w:u w:val="single"/>
         </w:rPr>
-        <w:hyperlink r:id="rId11" w:history="1">
+        <w:hyperlink r:id="rId12" w:history="1">
           <w:r>
             <w:rPr>
               <w:rStyle w:val="Hyperlink"/>
@@ -797,7 +768,14 @@
           <w:color w:val="000000"/>
           <w:sz w:val="24"/>
         </w:rPr>
-        <w:t>g. Deze a</w:t>
+        <w:hyperlink r:id="rId13" w:history="1">
+          <w:r>
+            <w:rPr>
+              <w:rStyle w:val="Hyperlink"/>
+            </w:rPr>
+            <w:t>g. Deze a</w:t>
+          </w:r>
+        </w:hyperlink>
       </w:r>
       <w:r>
         <w:rPr>
@@ -1307,79 +1285,7 @@
           <w:color w:val="000000"/>
           <w:sz w:val="24"/>
         </w:rPr>
-        <w:hyperlink r:id="rId15" w:history="1">
-          <w:r>
-            <w:rPr>
-              <w:rStyle w:val="Hyperlink"/>
-            </w:rPr>
-            <w:t xml:space="preserve">et Huygens </w:t>
-          </w:r>
-        </w:hyperlink>
-      </w:r>
-      <w:r>
-        <w:rPr>
-          <w:u w:val="single" w:color="0000ff"/>
-          <w:rFonts w:ascii="Charis SIL Regular" w:hAnsi="Charis SIL Regular" w:eastAsia="Charis SIL Regular"/>
-          <w:b w:val="0"/>
-          <w:i w:val="0"/>
-          <w:color w:val="000000"/>
-          <w:sz w:val="24"/>
-        </w:rPr>
-        <w:hyperlink r:id="rId15" w:history="1">
-          <w:r>
-            <w:rPr>
-              <w:rStyle w:val="Hyperlink"/>
-            </w:rPr>
-            <w:t>I</w:t>
-          </w:r>
-        </w:hyperlink>
-      </w:r>
-      <w:r>
-        <w:rPr>
-          <w:u w:val="single" w:color="0000ff"/>
-          <w:rFonts w:ascii="Charis SIL Regular" w:hAnsi="Charis SIL Regular" w:eastAsia="Charis SIL Regular"/>
-          <w:b w:val="0"/>
-          <w:i w:val="0"/>
-          <w:color w:val="000000"/>
-          <w:sz w:val="24"/>
-        </w:rPr>
-        <w:hyperlink r:id="rId15" w:history="1">
-          <w:r>
-            <w:rPr>
-              <w:rStyle w:val="Hyperlink"/>
-            </w:rPr>
-            <w:t>nsti</w:t>
-          </w:r>
-        </w:hyperlink>
-      </w:r>
-      <w:r>
-        <w:rPr>
-          <w:u w:val="single" w:color="0000ff"/>
-          <w:rFonts w:ascii="Charis SIL Regular" w:hAnsi="Charis SIL Regular" w:eastAsia="Charis SIL Regular"/>
-          <w:b w:val="0"/>
-          <w:i w:val="0"/>
-          <w:color w:val="000000"/>
-          <w:sz w:val="24"/>
-        </w:rPr>
-        <w:hyperlink r:id="rId15" w:history="1">
-          <w:r>
-            <w:rPr>
-              <w:rStyle w:val="Hyperlink"/>
-            </w:rPr>
-            <w:t>t</w:t>
-          </w:r>
-        </w:hyperlink>
-      </w:r>
-      <w:r>
-        <w:rPr>
-          <w:u w:val="single" w:color="0000ff"/>
-          <w:rFonts w:ascii="Charis SIL Regular" w:hAnsi="Charis SIL Regular" w:eastAsia="Charis SIL Regular"/>
-          <w:b w:val="0"/>
-          <w:i w:val="0"/>
-          <w:color w:val="000000"/>
-          <w:sz w:val="24"/>
-        </w:rPr>
-        <w:t>uut, is een uitvoerig lemm</w:t>
+        <w:t>et Huygens Instituut, is een uitvoerig lemm</w:t>
       </w:r>
       <w:r>
         <w:rPr>
@@ -2739,7 +2645,7 @@
           <w:sz w:val="24"/>
           <w:u w:val="single"/>
         </w:rPr>
-        <w:hyperlink r:id="rId22" w:history="1">
+        <w:hyperlink r:id="rId21" w:history="1">
           <w:r>
             <w:rPr>
               <w:rStyle w:val="Hyperlink"/>
@@ -2757,7 +2663,7 @@
           <w:sz w:val="24"/>
           <w:u w:val="single"/>
         </w:rPr>
-        <w:hyperlink r:id="rId22" w:history="1">
+        <w:hyperlink r:id="rId21" w:history="1">
           <w:r>
             <w:rPr>
               <w:rStyle w:val="Hyperlink"/>
@@ -2768,7 +2674,6 @@
       </w:r>
       <w:r>
         <w:rPr>
-          <w:u w:val="single" w:color="0000ff"/>
           <w:rFonts w:ascii="Charis SIL Regular" w:hAnsi="Charis SIL Regular" w:eastAsia="Charis SIL Regular"/>
           <w:b w:val="0"/>
           <w:i w:val="0"/>
@@ -2786,7 +2691,7 @@
           <w:sz w:val="24"/>
           <w:u w:val="single"/>
         </w:rPr>
-        <w:hyperlink r:id="rId23" w:history="1">
+        <w:hyperlink r:id="rId21" w:history="1">
           <w:r>
             <w:rPr>
               <w:rStyle w:val="Hyperlink"/>
@@ -2815,7 +2720,7 @@
           <w:sz w:val="24"/>
           <w:u w:val="single"/>
         </w:rPr>
-        <w:hyperlink r:id="rId23" w:history="1">
+        <w:hyperlink r:id="rId21" w:history="1">
           <w:r>
             <w:rPr>
               <w:rStyle w:val="Hyperlink"/>
@@ -2931,7 +2836,7 @@
           <w:sz w:val="24"/>
           <w:u w:val="single"/>
         </w:rPr>
-        <w:hyperlink r:id="rId24" w:history="1">
+        <w:hyperlink r:id="rId23" w:history="1">
           <w:r>
             <w:rPr>
               <w:rStyle w:val="Hyperlink"/>
@@ -2949,7 +2854,7 @@
           <w:sz w:val="24"/>
           <w:u w:val="single"/>
         </w:rPr>
-        <w:hyperlink r:id="rId24" w:history="1">
+        <w:hyperlink r:id="rId23" w:history="1">
           <w:r>
             <w:rPr>
               <w:rStyle w:val="Hyperlink"/>
@@ -2967,7 +2872,7 @@
           <w:sz w:val="24"/>
           <w:u w:val="single"/>
         </w:rPr>
-        <w:hyperlink r:id="rId24" w:history="1">
+        <w:hyperlink r:id="rId23" w:history="1">
           <w:r>
             <w:rPr>
               <w:rStyle w:val="Hyperlink"/>
@@ -2985,7 +2890,7 @@
           <w:sz w:val="24"/>
           <w:u w:val="single"/>
         </w:rPr>
-        <w:hyperlink r:id="rId24" w:history="1">
+        <w:hyperlink r:id="rId23" w:history="1">
           <w:r>
             <w:rPr>
               <w:rStyle w:val="Hyperlink"/>
@@ -3013,7 +2918,7 @@
           <w:sz w:val="24"/>
           <w:u w:val="single"/>
         </w:rPr>
-        <w:hyperlink r:id="rId25" w:history="1">
+        <w:hyperlink r:id="rId24" w:history="1">
           <w:r>
             <w:rPr>
               <w:rStyle w:val="Hyperlink"/>
@@ -3031,7 +2936,7 @@
           <w:sz w:val="24"/>
           <w:u w:val="single"/>
         </w:rPr>
-        <w:hyperlink r:id="rId25" w:history="1">
+        <w:hyperlink r:id="rId23" w:history="1">
           <w:r>
             <w:rPr>
               <w:rStyle w:val="Hyperlink"/>
@@ -3049,7 +2954,7 @@
           <w:sz w:val="24"/>
           <w:u w:val="single"/>
         </w:rPr>
-        <w:hyperlink r:id="rId25" w:history="1">
+        <w:hyperlink r:id="rId23" w:history="1">
           <w:r>
             <w:rPr>
               <w:rStyle w:val="Hyperlink"/>
@@ -3077,7 +2982,7 @@
           <w:sz w:val="24"/>
           <w:u w:val="single"/>
         </w:rPr>
-        <w:hyperlink r:id="rId26" w:history="1">
+        <w:hyperlink r:id="rId23" w:history="1">
           <w:r>
             <w:rPr>
               <w:rStyle w:val="Hyperlink"/>
@@ -3106,7 +3011,7 @@
           <w:sz w:val="24"/>
           <w:u w:val="single"/>
         </w:rPr>
-        <w:hyperlink r:id="rId26" w:history="1">
+        <w:hyperlink r:id="rId23" w:history="1">
           <w:r>
             <w:rPr>
               <w:rStyle w:val="Hyperlink"/>
@@ -3124,7 +3029,7 @@
           <w:sz w:val="24"/>
           <w:u w:val="single"/>
         </w:rPr>
-        <w:hyperlink r:id="rId26" w:history="1">
+        <w:hyperlink r:id="rId23" w:history="1">
           <w:r>
             <w:rPr>
               <w:rStyle w:val="Hyperlink"/>
@@ -3255,7 +3160,7 @@
           <w:sz w:val="24"/>
           <w:u w:val="single"/>
         </w:rPr>
-        <w:hyperlink r:id="rId27" w:history="1">
+        <w:hyperlink r:id="rId25" w:history="1">
           <w:r>
             <w:rPr>
               <w:rStyle w:val="Hyperlink"/>
@@ -3293,7 +3198,7 @@
           <w:sz w:val="24"/>
           <w:u w:val="single"/>
         </w:rPr>
-        <w:hyperlink r:id="rId28" w:history="1">
+        <w:hyperlink r:id="rId26" w:history="1">
           <w:r>
             <w:rPr>
               <w:rStyle w:val="Hyperlink"/>
@@ -3311,7 +3216,7 @@
           <w:sz w:val="24"/>
           <w:u w:val="single"/>
         </w:rPr>
-        <w:hyperlink r:id="rId28" w:history="1">
+        <w:hyperlink r:id="rId26" w:history="1">
           <w:r>
             <w:rPr>
               <w:rStyle w:val="Hyperlink"/>
@@ -3329,7 +3234,7 @@
           <w:sz w:val="24"/>
           <w:u w:val="single"/>
         </w:rPr>
-        <w:hyperlink r:id="rId28" w:history="1">
+        <w:hyperlink r:id="rId26" w:history="1">
           <w:r>
             <w:rPr>
               <w:rStyle w:val="Hyperlink"/>
@@ -3347,7 +3252,7 @@
           <w:sz w:val="24"/>
           <w:u w:val="single"/>
         </w:rPr>
-        <w:hyperlink r:id="rId28" w:history="1">
+        <w:hyperlink r:id="rId26" w:history="1">
           <w:r>
             <w:rPr>
               <w:rStyle w:val="Hyperlink"/>
@@ -3368,7 +3273,7 @@
           <w:sz w:val="24"/>
           <w:u w:val="single"/>
         </w:rPr>
-        <w:hyperlink r:id="rId28" w:history="1">
+        <w:hyperlink r:id="rId26" w:history="1">
           <w:r>
             <w:rPr>
               <w:rStyle w:val="Hyperlink"/>
@@ -3386,7 +3291,7 @@
           <w:sz w:val="24"/>
           <w:u w:val="single"/>
         </w:rPr>
-        <w:hyperlink r:id="rId28" w:history="1">
+        <w:hyperlink r:id="rId26" w:history="1">
           <w:r>
             <w:rPr>
               <w:rStyle w:val="Hyperlink"/>
@@ -3404,7 +3309,7 @@
           <w:sz w:val="24"/>
           <w:u w:val="single"/>
         </w:rPr>
-        <w:hyperlink r:id="rId28" w:history="1">
+        <w:hyperlink r:id="rId26" w:history="1">
           <w:r>
             <w:rPr>
               <w:rStyle w:val="Hyperlink"/>
@@ -3422,7 +3327,7 @@
           <w:sz w:val="24"/>
           <w:u w:val="single"/>
         </w:rPr>
-        <w:hyperlink r:id="rId28" w:history="1">
+        <w:hyperlink r:id="rId26" w:history="1">
           <w:r>
             <w:rPr>
               <w:rStyle w:val="Hyperlink"/>
@@ -3440,7 +3345,7 @@
           <w:sz w:val="24"/>
           <w:u w:val="single"/>
         </w:rPr>
-        <w:hyperlink r:id="rId28" w:history="1">
+        <w:hyperlink r:id="rId26" w:history="1">
           <w:r>
             <w:rPr>
               <w:rStyle w:val="Hyperlink"/>
@@ -3468,7 +3373,7 @@
           <w:sz w:val="24"/>
           <w:u w:val="single"/>
         </w:rPr>
-        <w:hyperlink r:id="rId28" w:history="1">
+        <w:hyperlink r:id="rId26" w:history="1">
           <w:r>
             <w:rPr>
               <w:rStyle w:val="Hyperlink"/>

--- a/EXPORTS/DOCX/published/niveau3/Dutch/NZG.docx
+++ b/EXPORTS/DOCX/published/niveau3/Dutch/NZG.docx
@@ -452,7 +452,43 @@
             <w:rPr>
               <w:rStyle w:val="Hyperlink"/>
             </w:rPr>
-            <w:t>Nederlands</w:t>
+            <w:t>Ne</w:t>
+          </w:r>
+        </w:hyperlink>
+      </w:r>
+      <w:r>
+        <w:rPr>
+          <w:rFonts w:ascii="Charis SIL Regular" w:hAnsi="Charis SIL Regular" w:eastAsia="Charis SIL Regular"/>
+          <w:b w:val="0"/>
+          <w:i w:val="0"/>
+          <w:color w:val="0000FF"/>
+          <w:sz w:val="24"/>
+          <w:u w:val="single"/>
+        </w:rPr>
+        <w:hyperlink r:id="rId12" w:history="1">
+          <w:r>
+            <w:rPr>
+              <w:rStyle w:val="Hyperlink"/>
+            </w:rPr>
+            <w:t>derla</w:t>
+          </w:r>
+        </w:hyperlink>
+      </w:r>
+      <w:r>
+        <w:rPr>
+          <w:rFonts w:ascii="Charis SIL Regular" w:hAnsi="Charis SIL Regular" w:eastAsia="Charis SIL Regular"/>
+          <w:b w:val="0"/>
+          <w:i w:val="0"/>
+          <w:color w:val="0000FF"/>
+          <w:sz w:val="24"/>
+          <w:u w:val="single"/>
+        </w:rPr>
+        <w:hyperlink r:id="rId12" w:history="1">
+          <w:r>
+            <w:rPr>
+              <w:rStyle w:val="Hyperlink"/>
+            </w:rPr>
+            <w:t>nds</w:t>
           </w:r>
         </w:hyperlink>
       </w:r>
@@ -757,25 +793,7 @@
           <w:color w:val="000000"/>
           <w:sz w:val="24"/>
         </w:rPr>
-        <w:t>rechtsvoorgangers van de Raad voor de Zendin</w:t>
-      </w:r>
-      <w:r>
-        <w:rPr>
-          <w:u w:val="single" w:color="0000ff"/>
-          <w:rFonts w:ascii="Charis SIL Regular" w:hAnsi="Charis SIL Regular" w:eastAsia="Charis SIL Regular"/>
-          <w:b w:val="0"/>
-          <w:i w:val="0"/>
-          <w:color w:val="000000"/>
-          <w:sz w:val="24"/>
-        </w:rPr>
-        <w:hyperlink r:id="rId13" w:history="1">
-          <w:r>
-            <w:rPr>
-              <w:rStyle w:val="Hyperlink"/>
-            </w:rPr>
-            <w:t>g. Deze a</w:t>
-          </w:r>
-        </w:hyperlink>
+        <w:t>rechtsvoorgangers van de Raad voor de Zending. Deze a</w:t>
       </w:r>
       <w:r>
         <w:rPr>
@@ -1285,7 +1303,108 @@
           <w:color w:val="000000"/>
           <w:sz w:val="24"/>
         </w:rPr>
-        <w:t>et Huygens Instituut, is een uitvoerig lemm</w:t>
+        <w:hyperlink r:id="rId15" w:history="1">
+          <w:r>
+            <w:rPr>
+              <w:rStyle w:val="Hyperlink"/>
+            </w:rPr>
+            <w:t xml:space="preserve">et Huygens </w:t>
+          </w:r>
+        </w:hyperlink>
+      </w:r>
+      <w:r>
+        <w:rPr>
+          <w:u w:val="single" w:color="0000ff"/>
+          <w:rFonts w:ascii="Charis SIL Regular" w:hAnsi="Charis SIL Regular" w:eastAsia="Charis SIL Regular"/>
+          <w:b w:val="0"/>
+          <w:i w:val="0"/>
+          <w:color w:val="000000"/>
+          <w:sz w:val="24"/>
+        </w:rPr>
+        <w:hyperlink r:id="rId15" w:history="1">
+          <w:r>
+            <w:rPr>
+              <w:rStyle w:val="Hyperlink"/>
+            </w:rPr>
+            <w:t>I</w:t>
+          </w:r>
+        </w:hyperlink>
+      </w:r>
+      <w:r>
+        <w:rPr>
+          <w:u w:val="single" w:color="0000ff"/>
+          <w:rFonts w:ascii="Charis SIL Regular" w:hAnsi="Charis SIL Regular" w:eastAsia="Charis SIL Regular"/>
+          <w:b w:val="0"/>
+          <w:i w:val="0"/>
+          <w:color w:val="000000"/>
+          <w:sz w:val="24"/>
+        </w:rPr>
+        <w:hyperlink r:id="rId15" w:history="1">
+          <w:r>
+            <w:rPr>
+              <w:rStyle w:val="Hyperlink"/>
+            </w:rPr>
+            <w:t>nsti</w:t>
+          </w:r>
+        </w:hyperlink>
+      </w:r>
+      <w:r>
+        <w:rPr>
+          <w:u w:val="single" w:color="0000ff"/>
+          <w:rFonts w:ascii="Charis SIL Regular" w:hAnsi="Charis SIL Regular" w:eastAsia="Charis SIL Regular"/>
+          <w:b w:val="0"/>
+          <w:i w:val="0"/>
+          <w:color w:val="000000"/>
+          <w:sz w:val="24"/>
+        </w:rPr>
+        <w:hyperlink r:id="rId15" w:history="1">
+          <w:r>
+            <w:rPr>
+              <w:rStyle w:val="Hyperlink"/>
+            </w:rPr>
+            <w:t>t</w:t>
+          </w:r>
+        </w:hyperlink>
+      </w:r>
+      <w:r>
+        <w:rPr>
+          <w:u w:val="single" w:color="0000ff"/>
+          <w:rFonts w:ascii="Charis SIL Regular" w:hAnsi="Charis SIL Regular" w:eastAsia="Charis SIL Regular"/>
+          <w:b w:val="0"/>
+          <w:i w:val="0"/>
+          <w:color w:val="000000"/>
+          <w:sz w:val="24"/>
+        </w:rPr>
+        <w:t>uut, is een uitvoerig le</w:t>
+      </w:r>
+      <w:r>
+        <w:rPr>
+          <w:u w:val="single" w:color="0000ff"/>
+          <w:rFonts w:ascii="Charis SIL Regular" w:hAnsi="Charis SIL Regular" w:eastAsia="Charis SIL Regular"/>
+          <w:b w:val="0"/>
+          <w:i w:val="0"/>
+          <w:color w:val="000000"/>
+          <w:sz w:val="24"/>
+        </w:rPr>
+        <w:hyperlink r:id="rId15" w:history="1">
+          <w:r>
+            <w:rPr>
+              <w:rStyle w:val="Hyperlink"/>
+            </w:rPr>
+            <w:t>m</w:t>
+          </w:r>
+        </w:hyperlink>
+      </w:r>
+      <w:r>
+        <w:rPr>
+          <w:u w:val="single" w:color="0000ff"/>
+          <w:rFonts w:ascii="Charis SIL Regular" w:hAnsi="Charis SIL Regular" w:eastAsia="Charis SIL Regular"/>
+          <w:b w:val="0"/>
+          <w:i w:val="0"/>
+          <w:color w:val="000000"/>
+          <w:sz w:val="24"/>
+        </w:rPr>
+        <w:t>m</w:t>
       </w:r>
       <w:r>
         <w:rPr>
@@ -2645,7 +2764,7 @@
           <w:sz w:val="24"/>
           <w:u w:val="single"/>
         </w:rPr>
-        <w:hyperlink r:id="rId21" w:history="1">
+        <w:hyperlink r:id="rId22" w:history="1">
           <w:r>
             <w:rPr>
               <w:rStyle w:val="Hyperlink"/>
@@ -2663,7 +2782,7 @@
           <w:sz w:val="24"/>
           <w:u w:val="single"/>
         </w:rPr>
-        <w:hyperlink r:id="rId21" w:history="1">
+        <w:hyperlink r:id="rId22" w:history="1">
           <w:r>
             <w:rPr>
               <w:rStyle w:val="Hyperlink"/>
@@ -2674,6 +2793,7 @@
       </w:r>
       <w:r>
         <w:rPr>
+          <w:u w:val="single" w:color="0000ff"/>
           <w:rFonts w:ascii="Charis SIL Regular" w:hAnsi="Charis SIL Regular" w:eastAsia="Charis SIL Regular"/>
           <w:b w:val="0"/>
           <w:i w:val="0"/>
@@ -2691,7 +2811,7 @@
           <w:sz w:val="24"/>
           <w:u w:val="single"/>
         </w:rPr>
-        <w:hyperlink r:id="rId21" w:history="1">
+        <w:hyperlink r:id="rId23" w:history="1">
           <w:r>
             <w:rPr>
               <w:rStyle w:val="Hyperlink"/>
@@ -2720,7 +2840,7 @@
           <w:sz w:val="24"/>
           <w:u w:val="single"/>
         </w:rPr>
-        <w:hyperlink r:id="rId21" w:history="1">
+        <w:hyperlink r:id="rId23" w:history="1">
           <w:r>
             <w:rPr>
               <w:rStyle w:val="Hyperlink"/>
@@ -2836,7 +2956,7 @@
           <w:sz w:val="24"/>
           <w:u w:val="single"/>
         </w:rPr>
-        <w:hyperlink r:id="rId23" w:history="1">
+        <w:hyperlink r:id="rId24" w:history="1">
           <w:r>
             <w:rPr>
               <w:rStyle w:val="Hyperlink"/>
@@ -2854,7 +2974,7 @@
           <w:sz w:val="24"/>
           <w:u w:val="single"/>
         </w:rPr>
-        <w:hyperlink r:id="rId23" w:history="1">
+        <w:hyperlink r:id="rId24" w:history="1">
           <w:r>
             <w:rPr>
               <w:rStyle w:val="Hyperlink"/>
@@ -2872,7 +2992,7 @@
           <w:sz w:val="24"/>
           <w:u w:val="single"/>
         </w:rPr>
-        <w:hyperlink r:id="rId23" w:history="1">
+        <w:hyperlink r:id="rId24" w:history="1">
           <w:r>
             <w:rPr>
               <w:rStyle w:val="Hyperlink"/>
@@ -2890,7 +3010,7 @@
           <w:sz w:val="24"/>
           <w:u w:val="single"/>
         </w:rPr>
-        <w:hyperlink r:id="rId23" w:history="1">
+        <w:hyperlink r:id="rId24" w:history="1">
           <w:r>
             <w:rPr>
               <w:rStyle w:val="Hyperlink"/>
@@ -2918,7 +3038,7 @@
           <w:sz w:val="24"/>
           <w:u w:val="single"/>
         </w:rPr>
-        <w:hyperlink r:id="rId24" w:history="1">
+        <w:hyperlink r:id="rId25" w:history="1">
           <w:r>
             <w:rPr>
               <w:rStyle w:val="Hyperlink"/>
@@ -2936,7 +3056,7 @@
           <w:sz w:val="24"/>
           <w:u w:val="single"/>
         </w:rPr>
-        <w:hyperlink r:id="rId23" w:history="1">
+        <w:hyperlink r:id="rId25" w:history="1">
           <w:r>
             <w:rPr>
               <w:rStyle w:val="Hyperlink"/>
@@ -2954,7 +3074,7 @@
           <w:sz w:val="24"/>
           <w:u w:val="single"/>
         </w:rPr>
-        <w:hyperlink r:id="rId23" w:history="1">
+        <w:hyperlink r:id="rId25" w:history="1">
           <w:r>
             <w:rPr>
               <w:rStyle w:val="Hyperlink"/>
@@ -2982,7 +3102,7 @@
           <w:sz w:val="24"/>
           <w:u w:val="single"/>
         </w:rPr>
-        <w:hyperlink r:id="rId23" w:history="1">
+        <w:hyperlink r:id="rId26" w:history="1">
           <w:r>
             <w:rPr>
               <w:rStyle w:val="Hyperlink"/>
@@ -3011,7 +3131,7 @@
           <w:sz w:val="24"/>
           <w:u w:val="single"/>
         </w:rPr>
-        <w:hyperlink r:id="rId23" w:history="1">
+        <w:hyperlink r:id="rId26" w:history="1">
           <w:r>
             <w:rPr>
               <w:rStyle w:val="Hyperlink"/>
@@ -3029,7 +3149,7 @@
           <w:sz w:val="24"/>
           <w:u w:val="single"/>
         </w:rPr>
-        <w:hyperlink r:id="rId23" w:history="1">
+        <w:hyperlink r:id="rId24" w:history="1">
           <w:r>
             <w:rPr>
               <w:rStyle w:val="Hyperlink"/>
@@ -3160,7 +3280,7 @@
           <w:sz w:val="24"/>
           <w:u w:val="single"/>
         </w:rPr>
-        <w:hyperlink r:id="rId25" w:history="1">
+        <w:hyperlink r:id="rId27" w:history="1">
           <w:r>
             <w:rPr>
               <w:rStyle w:val="Hyperlink"/>
@@ -3198,7 +3318,7 @@
           <w:sz w:val="24"/>
           <w:u w:val="single"/>
         </w:rPr>
-        <w:hyperlink r:id="rId26" w:history="1">
+        <w:hyperlink r:id="rId28" w:history="1">
           <w:r>
             <w:rPr>
               <w:rStyle w:val="Hyperlink"/>
@@ -3216,7 +3336,7 @@
           <w:sz w:val="24"/>
           <w:u w:val="single"/>
         </w:rPr>
-        <w:hyperlink r:id="rId26" w:history="1">
+        <w:hyperlink r:id="rId28" w:history="1">
           <w:r>
             <w:rPr>
               <w:rStyle w:val="Hyperlink"/>
@@ -3234,7 +3354,7 @@
           <w:sz w:val="24"/>
           <w:u w:val="single"/>
         </w:rPr>
-        <w:hyperlink r:id="rId26" w:history="1">
+        <w:hyperlink r:id="rId28" w:history="1">
           <w:r>
             <w:rPr>
               <w:rStyle w:val="Hyperlink"/>
@@ -3252,7 +3372,7 @@
           <w:sz w:val="24"/>
           <w:u w:val="single"/>
         </w:rPr>
-        <w:hyperlink r:id="rId26" w:history="1">
+        <w:hyperlink r:id="rId28" w:history="1">
           <w:r>
             <w:rPr>
               <w:rStyle w:val="Hyperlink"/>
@@ -3273,7 +3393,7 @@
           <w:sz w:val="24"/>
           <w:u w:val="single"/>
         </w:rPr>
-        <w:hyperlink r:id="rId26" w:history="1">
+        <w:hyperlink r:id="rId28" w:history="1">
           <w:r>
             <w:rPr>
               <w:rStyle w:val="Hyperlink"/>
@@ -3291,7 +3411,7 @@
           <w:sz w:val="24"/>
           <w:u w:val="single"/>
         </w:rPr>
-        <w:hyperlink r:id="rId26" w:history="1">
+        <w:hyperlink r:id="rId28" w:history="1">
           <w:r>
             <w:rPr>
               <w:rStyle w:val="Hyperlink"/>
@@ -3309,7 +3429,7 @@
           <w:sz w:val="24"/>
           <w:u w:val="single"/>
         </w:rPr>
-        <w:hyperlink r:id="rId26" w:history="1">
+        <w:hyperlink r:id="rId28" w:history="1">
           <w:r>
             <w:rPr>
               <w:rStyle w:val="Hyperlink"/>
@@ -3327,7 +3447,7 @@
           <w:sz w:val="24"/>
           <w:u w:val="single"/>
         </w:rPr>
-        <w:hyperlink r:id="rId26" w:history="1">
+        <w:hyperlink r:id="rId28" w:history="1">
           <w:r>
             <w:rPr>
               <w:rStyle w:val="Hyperlink"/>
@@ -3345,7 +3465,7 @@
           <w:sz w:val="24"/>
           <w:u w:val="single"/>
         </w:rPr>
-        <w:hyperlink r:id="rId26" w:history="1">
+        <w:hyperlink r:id="rId28" w:history="1">
           <w:r>
             <w:rPr>
               <w:rStyle w:val="Hyperlink"/>
@@ -3373,7 +3493,7 @@
           <w:sz w:val="24"/>
           <w:u w:val="single"/>
         </w:rPr>
-        <w:hyperlink r:id="rId26" w:history="1">
+        <w:hyperlink r:id="rId28" w:history="1">
           <w:r>
             <w:rPr>
               <w:rStyle w:val="Hyperlink"/>

--- a/EXPORTS/DOCX/published/niveau3/Dutch/NZG.docx
+++ b/EXPORTS/DOCX/published/niveau3/Dutch/NZG.docx
@@ -445,52 +445,8 @@
           <w:i w:val="0"/>
           <w:color w:val="0000FF"/>
           <w:sz w:val="24"/>
-          <w:u w:val="single"/>
         </w:rPr>
-        <w:hyperlink r:id="rId12" w:history="1">
-          <w:r>
-            <w:rPr>
-              <w:rStyle w:val="Hyperlink"/>
-            </w:rPr>
-            <w:t>Ne</w:t>
-          </w:r>
-        </w:hyperlink>
-      </w:r>
-      <w:r>
-        <w:rPr>
-          <w:rFonts w:ascii="Charis SIL Regular" w:hAnsi="Charis SIL Regular" w:eastAsia="Charis SIL Regular"/>
-          <w:b w:val="0"/>
-          <w:i w:val="0"/>
-          <w:color w:val="0000FF"/>
-          <w:sz w:val="24"/>
-          <w:u w:val="single"/>
-        </w:rPr>
-        <w:hyperlink r:id="rId12" w:history="1">
-          <w:r>
-            <w:rPr>
-              <w:rStyle w:val="Hyperlink"/>
-            </w:rPr>
-            <w:t>derla</w:t>
-          </w:r>
-        </w:hyperlink>
-      </w:r>
-      <w:r>
-        <w:rPr>
-          <w:rFonts w:ascii="Charis SIL Regular" w:hAnsi="Charis SIL Regular" w:eastAsia="Charis SIL Regular"/>
-          <w:b w:val="0"/>
-          <w:i w:val="0"/>
-          <w:color w:val="0000FF"/>
-          <w:sz w:val="24"/>
-          <w:u w:val="single"/>
-        </w:rPr>
-        <w:hyperlink r:id="rId12" w:history="1">
-          <w:r>
-            <w:rPr>
-              <w:rStyle w:val="Hyperlink"/>
-            </w:rPr>
-            <w:t>nds</w:t>
-          </w:r>
-        </w:hyperlink>
+        <w:t>Nederlands</w:t>
       </w:r>
       <w:r>
         <w:rPr>
@@ -519,7 +475,7 @@
           <w:sz w:val="24"/>
           <w:u w:val="single"/>
         </w:rPr>
-        <w:hyperlink r:id="rId12" w:history="1">
+        <w:hyperlink r:id="rId11" w:history="1">
           <w:r>
             <w:rPr>
               <w:rStyle w:val="Hyperlink"/>
@@ -793,7 +749,25 @@
           <w:color w:val="000000"/>
           <w:sz w:val="24"/>
         </w:rPr>
-        <w:t>rechtsvoorgangers van de Raad voor de Zending. Deze a</w:t>
+        <w:t>rechtsvoorgangers van de Raad voor de Zendin</w:t>
+      </w:r>
+      <w:r>
+        <w:rPr>
+          <w:u w:val="single" w:color="0000ff"/>
+          <w:rFonts w:ascii="Charis SIL Regular" w:hAnsi="Charis SIL Regular" w:eastAsia="Charis SIL Regular"/>
+          <w:b w:val="0"/>
+          <w:i w:val="0"/>
+          <w:color w:val="000000"/>
+          <w:sz w:val="24"/>
+        </w:rPr>
+        <w:hyperlink r:id="rId13" w:history="1">
+          <w:r>
+            <w:rPr>
+              <w:rStyle w:val="Hyperlink"/>
+            </w:rPr>
+            <w:t>g. Deze a</w:t>
+          </w:r>
+        </w:hyperlink>
       </w:r>
       <w:r>
         <w:rPr>
@@ -984,14 +958,7 @@
           <w:color w:val="000000"/>
           <w:sz w:val="24"/>
         </w:rPr>
-        <w:hyperlink r:id="rId14" w:history="1">
-          <w:r>
-            <w:rPr>
-              <w:rStyle w:val="Hyperlink"/>
-            </w:rPr>
-            <w:t>e on</w:t>
-          </w:r>
-        </w:hyperlink>
+        <w:t>e on</w:t>
       </w:r>
       <w:r>
         <w:rPr>
@@ -1368,43 +1335,13 @@
       </w:r>
       <w:r>
         <w:rPr>
-          <w:u w:val="single" w:color="0000ff"/>
           <w:rFonts w:ascii="Charis SIL Regular" w:hAnsi="Charis SIL Regular" w:eastAsia="Charis SIL Regular"/>
           <w:b w:val="0"/>
           <w:i w:val="0"/>
           <w:color w:val="000000"/>
           <w:sz w:val="24"/>
         </w:rPr>
-        <w:t>uut, is een uitvoerig le</w:t>
-      </w:r>
-      <w:r>
-        <w:rPr>
-          <w:u w:val="single" w:color="0000ff"/>
-          <w:rFonts w:ascii="Charis SIL Regular" w:hAnsi="Charis SIL Regular" w:eastAsia="Charis SIL Regular"/>
-          <w:b w:val="0"/>
-          <w:i w:val="0"/>
-          <w:color w:val="000000"/>
-          <w:sz w:val="24"/>
-        </w:rPr>
-        <w:hyperlink r:id="rId15" w:history="1">
-          <w:r>
-            <w:rPr>
-              <w:rStyle w:val="Hyperlink"/>
-            </w:rPr>
-            <w:t>m</w:t>
-          </w:r>
-        </w:hyperlink>
-      </w:r>
-      <w:r>
-        <w:rPr>
-          <w:u w:val="single" w:color="0000ff"/>
-          <w:rFonts w:ascii="Charis SIL Regular" w:hAnsi="Charis SIL Regular" w:eastAsia="Charis SIL Regular"/>
-          <w:b w:val="0"/>
-          <w:i w:val="0"/>
-          <w:color w:val="000000"/>
-          <w:sz w:val="24"/>
-        </w:rPr>
-        <w:t>m</w:t>
+        <w:t>uut, is een uitvoerig lemm</w:t>
       </w:r>
       <w:r>
         <w:rPr>
@@ -1426,21 +1363,13 @@
       </w:r>
       <w:r>
         <w:rPr>
-          <w:u w:val="single" w:color="0000ff"/>
           <w:rFonts w:ascii="Charis SIL Regular" w:hAnsi="Charis SIL Regular" w:eastAsia="Charis SIL Regular"/>
           <w:b w:val="0"/>
           <w:i w:val="0"/>
           <w:color w:val="000000"/>
           <w:sz w:val="24"/>
         </w:rPr>
-        <w:hyperlink r:id="rId15" w:history="1">
-          <w:r>
-            <w:rPr>
-              <w:rStyle w:val="Hyperlink"/>
-            </w:rPr>
-            <w:t xml:space="preserve"> het Neder</w:t>
-          </w:r>
-        </w:hyperlink>
+        <w:t xml:space="preserve"> het Neder</w:t>
       </w:r>
       <w:r>
         <w:rPr>
@@ -2247,7 +2176,7 @@
           <w:sz w:val="24"/>
           <w:u w:val="single"/>
         </w:rPr>
-        <w:hyperlink r:id="rId19" w:history="1">
+        <w:hyperlink r:id="rId18" w:history="1">
           <w:r>
             <w:rPr>
               <w:rStyle w:val="Hyperlink"/>
@@ -2265,7 +2194,7 @@
           <w:sz w:val="24"/>
           <w:u w:val="single"/>
         </w:rPr>
-        <w:hyperlink r:id="rId19" w:history="1">
+        <w:hyperlink r:id="rId18" w:history="1">
           <w:r>
             <w:rPr>
               <w:rStyle w:val="Hyperlink"/>
@@ -2858,7 +2787,7 @@
           <w:sz w:val="24"/>
           <w:u w:val="single"/>
         </w:rPr>
-        <w:hyperlink r:id="rId21" w:history="1">
+        <w:hyperlink r:id="rId23" w:history="1">
           <w:r>
             <w:rPr>
               <w:rStyle w:val="Hyperlink"/>
@@ -3056,7 +2985,7 @@
           <w:sz w:val="24"/>
           <w:u w:val="single"/>
         </w:rPr>
-        <w:hyperlink r:id="rId25" w:history="1">
+        <w:hyperlink r:id="rId24" w:history="1">
           <w:r>
             <w:rPr>
               <w:rStyle w:val="Hyperlink"/>
@@ -3074,7 +3003,7 @@
           <w:sz w:val="24"/>
           <w:u w:val="single"/>
         </w:rPr>
-        <w:hyperlink r:id="rId25" w:history="1">
+        <w:hyperlink r:id="rId24" w:history="1">
           <w:r>
             <w:rPr>
               <w:rStyle w:val="Hyperlink"/>
@@ -3149,7 +3078,7 @@
           <w:sz w:val="24"/>
           <w:u w:val="single"/>
         </w:rPr>
-        <w:hyperlink r:id="rId24" w:history="1">
+        <w:hyperlink r:id="rId26" w:history="1">
           <w:r>
             <w:rPr>
               <w:rStyle w:val="Hyperlink"/>

--- a/EXPORTS/DOCX/published/niveau3/Dutch/NZG.docx
+++ b/EXPORTS/DOCX/published/niveau3/Dutch/NZG.docx
@@ -445,8 +445,52 @@
           <w:i w:val="0"/>
           <w:color w:val="0000FF"/>
           <w:sz w:val="24"/>
+          <w:u w:val="single"/>
         </w:rPr>
-        <w:t>Nederlands</w:t>
+        <w:hyperlink r:id="rId12" w:history="1">
+          <w:r>
+            <w:rPr>
+              <w:rStyle w:val="Hyperlink"/>
+            </w:rPr>
+            <w:t>Ne</w:t>
+          </w:r>
+        </w:hyperlink>
+      </w:r>
+      <w:r>
+        <w:rPr>
+          <w:rFonts w:ascii="Charis SIL Regular" w:hAnsi="Charis SIL Regular" w:eastAsia="Charis SIL Regular"/>
+          <w:b w:val="0"/>
+          <w:i w:val="0"/>
+          <w:color w:val="0000FF"/>
+          <w:sz w:val="24"/>
+          <w:u w:val="single"/>
+        </w:rPr>
+        <w:hyperlink r:id="rId10" w:history="1">
+          <w:r>
+            <w:rPr>
+              <w:rStyle w:val="Hyperlink"/>
+            </w:rPr>
+            <w:t>derla</w:t>
+          </w:r>
+        </w:hyperlink>
+      </w:r>
+      <w:r>
+        <w:rPr>
+          <w:rFonts w:ascii="Charis SIL Regular" w:hAnsi="Charis SIL Regular" w:eastAsia="Charis SIL Regular"/>
+          <w:b w:val="0"/>
+          <w:i w:val="0"/>
+          <w:color w:val="0000FF"/>
+          <w:sz w:val="24"/>
+          <w:u w:val="single"/>
+        </w:rPr>
+        <w:hyperlink r:id="rId12" w:history="1">
+          <w:r>
+            <w:rPr>
+              <w:rStyle w:val="Hyperlink"/>
+            </w:rPr>
+            <w:t>nds</w:t>
+          </w:r>
+        </w:hyperlink>
       </w:r>
       <w:r>
         <w:rPr>
@@ -911,54 +955,7 @@
           <w:color w:val="000000"/>
           <w:sz w:val="24"/>
         </w:rPr>
-        <w:t>het bezit van he</w:t>
-      </w:r>
-      <w:r>
-        <w:rPr>
-          <w:u w:val="single" w:color="0000ff"/>
-          <w:rFonts w:ascii="Charis SIL Regular" w:hAnsi="Charis SIL Regular" w:eastAsia="Charis SIL Regular"/>
-          <w:b w:val="0"/>
-          <w:i w:val="0"/>
-          <w:color w:val="000000"/>
-          <w:sz w:val="24"/>
-        </w:rPr>
-        <w:hyperlink r:id="rId14" w:history="1">
-          <w:r>
-            <w:rPr>
-              <w:rStyle w:val="Hyperlink"/>
-            </w:rPr>
-            <w:t>t NZG d</w:t>
-          </w:r>
-        </w:hyperlink>
-      </w:r>
-      <w:r>
-        <w:rPr>
-          <w:u w:val="single" w:color="0000ff"/>
-          <w:rFonts w:ascii="Charis SIL Regular" w:hAnsi="Charis SIL Regular" w:eastAsia="Charis SIL Regular"/>
-          <w:b w:val="0"/>
-          <w:i w:val="0"/>
-          <w:color w:val="000000"/>
-          <w:sz w:val="24"/>
-        </w:rPr>
-        <w:hyperlink r:id="rId14" w:history="1">
-          <w:r>
-            <w:rPr>
-              <w:rStyle w:val="Hyperlink"/>
-            </w:rPr>
-            <w:t>i</w:t>
-          </w:r>
-        </w:hyperlink>
-      </w:r>
-      <w:r>
-        <w:rPr>
-          <w:u w:val="single" w:color="0000ff"/>
-          <w:rFonts w:ascii="Charis SIL Regular" w:hAnsi="Charis SIL Regular" w:eastAsia="Charis SIL Regular"/>
-          <w:b w:val="0"/>
-          <w:i w:val="0"/>
-          <w:color w:val="000000"/>
-          <w:sz w:val="24"/>
-        </w:rPr>
-        <w:t>e on</w:t>
+        <w:t>het bezit van het NZG die on</w:t>
       </w:r>
       <w:r>
         <w:rPr>
@@ -1335,13 +1332,86 @@
       </w:r>
       <w:r>
         <w:rPr>
+          <w:u w:val="single" w:color="0000ff"/>
           <w:rFonts w:ascii="Charis SIL Regular" w:hAnsi="Charis SIL Regular" w:eastAsia="Charis SIL Regular"/>
           <w:b w:val="0"/>
           <w:i w:val="0"/>
           <w:color w:val="000000"/>
           <w:sz w:val="24"/>
         </w:rPr>
-        <w:t>uut, is een uitvoerig lemm</w:t>
+        <w:hyperlink r:id="rId15" w:history="1">
+          <w:r>
+            <w:rPr>
+              <w:rStyle w:val="Hyperlink"/>
+            </w:rPr>
+            <w:t>uut, is een u</w:t>
+          </w:r>
+        </w:hyperlink>
+      </w:r>
+      <w:r>
+        <w:rPr>
+          <w:u w:val="single" w:color="0000ff"/>
+          <w:rFonts w:ascii="Charis SIL Regular" w:hAnsi="Charis SIL Regular" w:eastAsia="Charis SIL Regular"/>
+          <w:b w:val="0"/>
+          <w:i w:val="0"/>
+          <w:color w:val="000000"/>
+          <w:sz w:val="24"/>
+        </w:rPr>
+        <w:hyperlink r:id="rId15" w:history="1">
+          <w:r>
+            <w:rPr>
+              <w:rStyle w:val="Hyperlink"/>
+            </w:rPr>
+            <w:t>i</w:t>
+          </w:r>
+        </w:hyperlink>
+      </w:r>
+      <w:r>
+        <w:rPr>
+          <w:u w:val="single" w:color="0000ff"/>
+          <w:rFonts w:ascii="Charis SIL Regular" w:hAnsi="Charis SIL Regular" w:eastAsia="Charis SIL Regular"/>
+          <w:b w:val="0"/>
+          <w:i w:val="0"/>
+          <w:color w:val="000000"/>
+          <w:sz w:val="24"/>
+        </w:rPr>
+        <w:hyperlink r:id="rId15" w:history="1">
+          <w:r>
+            <w:rPr>
+              <w:rStyle w:val="Hyperlink"/>
+            </w:rPr>
+            <w:t>tvoerig le</w:t>
+          </w:r>
+        </w:hyperlink>
+      </w:r>
+      <w:r>
+        <w:rPr>
+          <w:u w:val="single" w:color="0000ff"/>
+          <w:rFonts w:ascii="Charis SIL Regular" w:hAnsi="Charis SIL Regular" w:eastAsia="Charis SIL Regular"/>
+          <w:b w:val="0"/>
+          <w:i w:val="0"/>
+          <w:color w:val="000000"/>
+          <w:sz w:val="24"/>
+        </w:rPr>
+        <w:hyperlink r:id="rId15" w:history="1">
+          <w:r>
+            <w:rPr>
+              <w:rStyle w:val="Hyperlink"/>
+            </w:rPr>
+            <w:t>m</w:t>
+          </w:r>
+        </w:hyperlink>
+      </w:r>
+      <w:r>
+        <w:rPr>
+          <w:u w:val="single" w:color="0000ff"/>
+          <w:rFonts w:ascii="Charis SIL Regular" w:hAnsi="Charis SIL Regular" w:eastAsia="Charis SIL Regular"/>
+          <w:b w:val="0"/>
+          <w:i w:val="0"/>
+          <w:color w:val="000000"/>
+          <w:sz w:val="24"/>
+        </w:rPr>
+        <w:t>m</w:t>
       </w:r>
       <w:r>
         <w:rPr>
@@ -1363,13 +1433,21 @@
       </w:r>
       <w:r>
         <w:rPr>
+          <w:u w:val="single" w:color="0000ff"/>
           <w:rFonts w:ascii="Charis SIL Regular" w:hAnsi="Charis SIL Regular" w:eastAsia="Charis SIL Regular"/>
           <w:b w:val="0"/>
           <w:i w:val="0"/>
           <w:color w:val="000000"/>
           <w:sz w:val="24"/>
         </w:rPr>
-        <w:t xml:space="preserve"> het Neder</w:t>
+        <w:hyperlink r:id="rId15" w:history="1">
+          <w:r>
+            <w:rPr>
+              <w:rStyle w:val="Hyperlink"/>
+            </w:rPr>
+            <w:t xml:space="preserve"> het Neder</w:t>
+          </w:r>
+        </w:hyperlink>
       </w:r>
       <w:r>
         <w:rPr>
@@ -2176,7 +2254,7 @@
           <w:sz w:val="24"/>
           <w:u w:val="single"/>
         </w:rPr>
-        <w:hyperlink r:id="rId18" w:history="1">
+        <w:hyperlink r:id="rId19" w:history="1">
           <w:r>
             <w:rPr>
               <w:rStyle w:val="Hyperlink"/>
@@ -2194,7 +2272,7 @@
           <w:sz w:val="24"/>
           <w:u w:val="single"/>
         </w:rPr>
-        <w:hyperlink r:id="rId18" w:history="1">
+        <w:hyperlink r:id="rId19" w:history="1">
           <w:r>
             <w:rPr>
               <w:rStyle w:val="Hyperlink"/>
@@ -2693,7 +2771,7 @@
           <w:sz w:val="24"/>
           <w:u w:val="single"/>
         </w:rPr>
-        <w:hyperlink r:id="rId22" w:history="1">
+        <w:hyperlink r:id="rId21" w:history="1">
           <w:r>
             <w:rPr>
               <w:rStyle w:val="Hyperlink"/>
@@ -2711,7 +2789,7 @@
           <w:sz w:val="24"/>
           <w:u w:val="single"/>
         </w:rPr>
-        <w:hyperlink r:id="rId22" w:history="1">
+        <w:hyperlink r:id="rId21" w:history="1">
           <w:r>
             <w:rPr>
               <w:rStyle w:val="Hyperlink"/>
@@ -2769,7 +2847,7 @@
           <w:sz w:val="24"/>
           <w:u w:val="single"/>
         </w:rPr>
-        <w:hyperlink r:id="rId23" w:history="1">
+        <w:hyperlink r:id="rId21" w:history="1">
           <w:r>
             <w:rPr>
               <w:rStyle w:val="Hyperlink"/>
@@ -2787,7 +2865,7 @@
           <w:sz w:val="24"/>
           <w:u w:val="single"/>
         </w:rPr>
-        <w:hyperlink r:id="rId23" w:history="1">
+        <w:hyperlink r:id="rId21" w:history="1">
           <w:r>
             <w:rPr>
               <w:rStyle w:val="Hyperlink"/>
@@ -2985,7 +3063,7 @@
           <w:sz w:val="24"/>
           <w:u w:val="single"/>
         </w:rPr>
-        <w:hyperlink r:id="rId24" w:history="1">
+        <w:hyperlink r:id="rId25" w:history="1">
           <w:r>
             <w:rPr>
               <w:rStyle w:val="Hyperlink"/>
@@ -3014,13 +3092,21 @@
       </w:r>
       <w:r>
         <w:rPr>
+          <w:u w:val="single" w:color="0000ff"/>
           <w:rFonts w:ascii="Charis SIL Regular" w:hAnsi="Charis SIL Regular" w:eastAsia="Charis SIL Regular"/>
           <w:b w:val="0"/>
           <w:i w:val="0"/>
           <w:color w:val="000000"/>
           <w:sz w:val="24"/>
         </w:rPr>
-        <w:t xml:space="preserve">, </w:t>
+        <w:hyperlink r:id="rId24" w:history="1">
+          <w:r>
+            <w:rPr>
+              <w:rStyle w:val="Hyperlink"/>
+            </w:rPr>
+            <w:t xml:space="preserve">, </w:t>
+          </w:r>
+        </w:hyperlink>
       </w:r>
       <w:r>
         <w:rPr>
@@ -3031,7 +3117,7 @@
           <w:sz w:val="24"/>
           <w:u w:val="single"/>
         </w:rPr>
-        <w:hyperlink r:id="rId26" w:history="1">
+        <w:hyperlink r:id="rId24" w:history="1">
           <w:r>
             <w:rPr>
               <w:rStyle w:val="Hyperlink"/>
@@ -3060,7 +3146,7 @@
           <w:sz w:val="24"/>
           <w:u w:val="single"/>
         </w:rPr>
-        <w:hyperlink r:id="rId26" w:history="1">
+        <w:hyperlink r:id="rId24" w:history="1">
           <w:r>
             <w:rPr>
               <w:rStyle w:val="Hyperlink"/>

--- a/EXPORTS/DOCX/published/niveau3/Dutch/NZG.docx
+++ b/EXPORTS/DOCX/published/niveau3/Dutch/NZG.docx
@@ -519,7 +519,7 @@
           <w:sz w:val="24"/>
           <w:u w:val="single"/>
         </w:rPr>
-        <w:hyperlink r:id="rId11" w:history="1">
+        <w:hyperlink r:id="rId12" w:history="1">
           <w:r>
             <w:rPr>
               <w:rStyle w:val="Hyperlink"/>
@@ -955,7 +955,61 @@
           <w:color w:val="000000"/>
           <w:sz w:val="24"/>
         </w:rPr>
-        <w:t>het bezit van het NZG die on</w:t>
+        <w:t>het bezit van he</w:t>
+      </w:r>
+      <w:r>
+        <w:rPr>
+          <w:u w:val="single" w:color="0000ff"/>
+          <w:rFonts w:ascii="Charis SIL Regular" w:hAnsi="Charis SIL Regular" w:eastAsia="Charis SIL Regular"/>
+          <w:b w:val="0"/>
+          <w:i w:val="0"/>
+          <w:color w:val="000000"/>
+          <w:sz w:val="24"/>
+        </w:rPr>
+        <w:hyperlink r:id="rId14" w:history="1">
+          <w:r>
+            <w:rPr>
+              <w:rStyle w:val="Hyperlink"/>
+            </w:rPr>
+            <w:t>t NZG d</w:t>
+          </w:r>
+        </w:hyperlink>
+      </w:r>
+      <w:r>
+        <w:rPr>
+          <w:u w:val="single" w:color="0000ff"/>
+          <w:rFonts w:ascii="Charis SIL Regular" w:hAnsi="Charis SIL Regular" w:eastAsia="Charis SIL Regular"/>
+          <w:b w:val="0"/>
+          <w:i w:val="0"/>
+          <w:color w:val="000000"/>
+          <w:sz w:val="24"/>
+        </w:rPr>
+        <w:hyperlink r:id="rId14" w:history="1">
+          <w:r>
+            <w:rPr>
+              <w:rStyle w:val="Hyperlink"/>
+            </w:rPr>
+            <w:t>i</w:t>
+          </w:r>
+        </w:hyperlink>
+      </w:r>
+      <w:r>
+        <w:rPr>
+          <w:u w:val="single" w:color="0000ff"/>
+          <w:rFonts w:ascii="Charis SIL Regular" w:hAnsi="Charis SIL Regular" w:eastAsia="Charis SIL Regular"/>
+          <w:b w:val="0"/>
+          <w:i w:val="0"/>
+          <w:color w:val="000000"/>
+          <w:sz w:val="24"/>
+        </w:rPr>
+        <w:hyperlink r:id="rId14" w:history="1">
+          <w:r>
+            <w:rPr>
+              <w:rStyle w:val="Hyperlink"/>
+            </w:rPr>
+            <w:t>e on</w:t>
+          </w:r>
+        </w:hyperlink>
       </w:r>
       <w:r>
         <w:rPr>
@@ -1256,133 +1310,7 @@
           <w:color w:val="000000"/>
           <w:sz w:val="24"/>
         </w:rPr>
-        <w:t>door h</w:t>
-      </w:r>
-      <w:r>
-        <w:rPr>
-          <w:u w:val="single" w:color="0000ff"/>
-          <w:rFonts w:ascii="Charis SIL Regular" w:hAnsi="Charis SIL Regular" w:eastAsia="Charis SIL Regular"/>
-          <w:b w:val="0"/>
-          <w:i w:val="0"/>
-          <w:color w:val="000000"/>
-          <w:sz w:val="24"/>
-        </w:rPr>
-        <w:hyperlink r:id="rId15" w:history="1">
-          <w:r>
-            <w:rPr>
-              <w:rStyle w:val="Hyperlink"/>
-            </w:rPr>
-            <w:t xml:space="preserve">et Huygens </w:t>
-          </w:r>
-        </w:hyperlink>
-      </w:r>
-      <w:r>
-        <w:rPr>
-          <w:u w:val="single" w:color="0000ff"/>
-          <w:rFonts w:ascii="Charis SIL Regular" w:hAnsi="Charis SIL Regular" w:eastAsia="Charis SIL Regular"/>
-          <w:b w:val="0"/>
-          <w:i w:val="0"/>
-          <w:color w:val="000000"/>
-          <w:sz w:val="24"/>
-        </w:rPr>
-        <w:hyperlink r:id="rId15" w:history="1">
-          <w:r>
-            <w:rPr>
-              <w:rStyle w:val="Hyperlink"/>
-            </w:rPr>
-            <w:t>I</w:t>
-          </w:r>
-        </w:hyperlink>
-      </w:r>
-      <w:r>
-        <w:rPr>
-          <w:u w:val="single" w:color="0000ff"/>
-          <w:rFonts w:ascii="Charis SIL Regular" w:hAnsi="Charis SIL Regular" w:eastAsia="Charis SIL Regular"/>
-          <w:b w:val="0"/>
-          <w:i w:val="0"/>
-          <w:color w:val="000000"/>
-          <w:sz w:val="24"/>
-        </w:rPr>
-        <w:hyperlink r:id="rId15" w:history="1">
-          <w:r>
-            <w:rPr>
-              <w:rStyle w:val="Hyperlink"/>
-            </w:rPr>
-            <w:t>nsti</w:t>
-          </w:r>
-        </w:hyperlink>
-      </w:r>
-      <w:r>
-        <w:rPr>
-          <w:u w:val="single" w:color="0000ff"/>
-          <w:rFonts w:ascii="Charis SIL Regular" w:hAnsi="Charis SIL Regular" w:eastAsia="Charis SIL Regular"/>
-          <w:b w:val="0"/>
-          <w:i w:val="0"/>
-          <w:color w:val="000000"/>
-          <w:sz w:val="24"/>
-        </w:rPr>
-        <w:hyperlink r:id="rId15" w:history="1">
-          <w:r>
-            <w:rPr>
-              <w:rStyle w:val="Hyperlink"/>
-            </w:rPr>
-            <w:t>t</w:t>
-          </w:r>
-        </w:hyperlink>
-      </w:r>
-      <w:r>
-        <w:rPr>
-          <w:u w:val="single" w:color="0000ff"/>
-          <w:rFonts w:ascii="Charis SIL Regular" w:hAnsi="Charis SIL Regular" w:eastAsia="Charis SIL Regular"/>
-          <w:b w:val="0"/>
-          <w:i w:val="0"/>
-          <w:color w:val="000000"/>
-          <w:sz w:val="24"/>
-        </w:rPr>
-        <w:hyperlink r:id="rId15" w:history="1">
-          <w:r>
-            <w:rPr>
-              <w:rStyle w:val="Hyperlink"/>
-            </w:rPr>
-            <w:t>uut, is een u</w:t>
-          </w:r>
-        </w:hyperlink>
-      </w:r>
-      <w:r>
-        <w:rPr>
-          <w:u w:val="single" w:color="0000ff"/>
-          <w:rFonts w:ascii="Charis SIL Regular" w:hAnsi="Charis SIL Regular" w:eastAsia="Charis SIL Regular"/>
-          <w:b w:val="0"/>
-          <w:i w:val="0"/>
-          <w:color w:val="000000"/>
-          <w:sz w:val="24"/>
-        </w:rPr>
-        <w:hyperlink r:id="rId15" w:history="1">
-          <w:r>
-            <w:rPr>
-              <w:rStyle w:val="Hyperlink"/>
-            </w:rPr>
-            <w:t>i</w:t>
-          </w:r>
-        </w:hyperlink>
-      </w:r>
-      <w:r>
-        <w:rPr>
-          <w:u w:val="single" w:color="0000ff"/>
-          <w:rFonts w:ascii="Charis SIL Regular" w:hAnsi="Charis SIL Regular" w:eastAsia="Charis SIL Regular"/>
-          <w:b w:val="0"/>
-          <w:i w:val="0"/>
-          <w:color w:val="000000"/>
-          <w:sz w:val="24"/>
-        </w:rPr>
-        <w:hyperlink r:id="rId15" w:history="1">
-          <w:r>
-            <w:rPr>
-              <w:rStyle w:val="Hyperlink"/>
-            </w:rPr>
-            <w:t>tvoerig le</w:t>
-          </w:r>
-        </w:hyperlink>
+        <w:t>door het Huygens Instituut, is een uitvoerig le</w:t>
       </w:r>
       <w:r>
         <w:rPr>
@@ -1404,7 +1332,6 @@
       </w:r>
       <w:r>
         <w:rPr>
-          <w:u w:val="single" w:color="0000ff"/>
           <w:rFonts w:ascii="Charis SIL Regular" w:hAnsi="Charis SIL Regular" w:eastAsia="Charis SIL Regular"/>
           <w:b w:val="0"/>
           <w:i w:val="0"/>
@@ -2254,7 +2181,7 @@
           <w:sz w:val="24"/>
           <w:u w:val="single"/>
         </w:rPr>
-        <w:hyperlink r:id="rId19" w:history="1">
+        <w:hyperlink r:id="rId18" w:history="1">
           <w:r>
             <w:rPr>
               <w:rStyle w:val="Hyperlink"/>
@@ -2272,7 +2199,7 @@
           <w:sz w:val="24"/>
           <w:u w:val="single"/>
         </w:rPr>
-        <w:hyperlink r:id="rId19" w:history="1">
+        <w:hyperlink r:id="rId18" w:history="1">
           <w:r>
             <w:rPr>
               <w:rStyle w:val="Hyperlink"/>
@@ -2771,7 +2698,7 @@
           <w:sz w:val="24"/>
           <w:u w:val="single"/>
         </w:rPr>
-        <w:hyperlink r:id="rId21" w:history="1">
+        <w:hyperlink r:id="rId22" w:history="1">
           <w:r>
             <w:rPr>
               <w:rStyle w:val="Hyperlink"/>
@@ -2789,7 +2716,7 @@
           <w:sz w:val="24"/>
           <w:u w:val="single"/>
         </w:rPr>
-        <w:hyperlink r:id="rId21" w:history="1">
+        <w:hyperlink r:id="rId22" w:history="1">
           <w:r>
             <w:rPr>
               <w:rStyle w:val="Hyperlink"/>
@@ -2847,7 +2774,7 @@
           <w:sz w:val="24"/>
           <w:u w:val="single"/>
         </w:rPr>
-        <w:hyperlink r:id="rId21" w:history="1">
+        <w:hyperlink r:id="rId23" w:history="1">
           <w:r>
             <w:rPr>
               <w:rStyle w:val="Hyperlink"/>
@@ -3081,7 +3008,7 @@
           <w:sz w:val="24"/>
           <w:u w:val="single"/>
         </w:rPr>
-        <w:hyperlink r:id="rId24" w:history="1">
+        <w:hyperlink r:id="rId25" w:history="1">
           <w:r>
             <w:rPr>
               <w:rStyle w:val="Hyperlink"/>
@@ -3092,21 +3019,13 @@
       </w:r>
       <w:r>
         <w:rPr>
-          <w:u w:val="single" w:color="0000ff"/>
           <w:rFonts w:ascii="Charis SIL Regular" w:hAnsi="Charis SIL Regular" w:eastAsia="Charis SIL Regular"/>
           <w:b w:val="0"/>
           <w:i w:val="0"/>
           <w:color w:val="000000"/>
           <w:sz w:val="24"/>
         </w:rPr>
-        <w:hyperlink r:id="rId24" w:history="1">
-          <w:r>
-            <w:rPr>
-              <w:rStyle w:val="Hyperlink"/>
-            </w:rPr>
-            <w:t xml:space="preserve">, </w:t>
-          </w:r>
-        </w:hyperlink>
+        <w:t xml:space="preserve">, </w:t>
       </w:r>
       <w:r>
         <w:rPr>
@@ -3117,7 +3036,7 @@
           <w:sz w:val="24"/>
           <w:u w:val="single"/>
         </w:rPr>
-        <w:hyperlink r:id="rId24" w:history="1">
+        <w:hyperlink r:id="rId26" w:history="1">
           <w:r>
             <w:rPr>
               <w:rStyle w:val="Hyperlink"/>
@@ -3146,7 +3065,7 @@
           <w:sz w:val="24"/>
           <w:u w:val="single"/>
         </w:rPr>
-        <w:hyperlink r:id="rId24" w:history="1">
+        <w:hyperlink r:id="rId26" w:history="1">
           <w:r>
             <w:rPr>
               <w:rStyle w:val="Hyperlink"/>
@@ -3164,7 +3083,7 @@
           <w:sz w:val="24"/>
           <w:u w:val="single"/>
         </w:rPr>
-        <w:hyperlink r:id="rId26" w:history="1">
+        <w:hyperlink r:id="rId24" w:history="1">
           <w:r>
             <w:rPr>
               <w:rStyle w:val="Hyperlink"/>

--- a/EXPORTS/DOCX/published/niveau3/Dutch/NZG.docx
+++ b/EXPORTS/DOCX/published/niveau3/Dutch/NZG.docx
@@ -1310,7 +1310,133 @@
           <w:color w:val="000000"/>
           <w:sz w:val="24"/>
         </w:rPr>
-        <w:t>door het Huygens Instituut, is een uitvoerig le</w:t>
+        <w:t>door h</w:t>
+      </w:r>
+      <w:r>
+        <w:rPr>
+          <w:u w:val="single" w:color="0000ff"/>
+          <w:rFonts w:ascii="Charis SIL Regular" w:hAnsi="Charis SIL Regular" w:eastAsia="Charis SIL Regular"/>
+          <w:b w:val="0"/>
+          <w:i w:val="0"/>
+          <w:color w:val="000000"/>
+          <w:sz w:val="24"/>
+        </w:rPr>
+        <w:hyperlink r:id="rId15" w:history="1">
+          <w:r>
+            <w:rPr>
+              <w:rStyle w:val="Hyperlink"/>
+            </w:rPr>
+            <w:t xml:space="preserve">et Huygens </w:t>
+          </w:r>
+        </w:hyperlink>
+      </w:r>
+      <w:r>
+        <w:rPr>
+          <w:u w:val="single" w:color="0000ff"/>
+          <w:rFonts w:ascii="Charis SIL Regular" w:hAnsi="Charis SIL Regular" w:eastAsia="Charis SIL Regular"/>
+          <w:b w:val="0"/>
+          <w:i w:val="0"/>
+          <w:color w:val="000000"/>
+          <w:sz w:val="24"/>
+        </w:rPr>
+        <w:hyperlink r:id="rId15" w:history="1">
+          <w:r>
+            <w:rPr>
+              <w:rStyle w:val="Hyperlink"/>
+            </w:rPr>
+            <w:t>I</w:t>
+          </w:r>
+        </w:hyperlink>
+      </w:r>
+      <w:r>
+        <w:rPr>
+          <w:u w:val="single" w:color="0000ff"/>
+          <w:rFonts w:ascii="Charis SIL Regular" w:hAnsi="Charis SIL Regular" w:eastAsia="Charis SIL Regular"/>
+          <w:b w:val="0"/>
+          <w:i w:val="0"/>
+          <w:color w:val="000000"/>
+          <w:sz w:val="24"/>
+        </w:rPr>
+        <w:hyperlink r:id="rId15" w:history="1">
+          <w:r>
+            <w:rPr>
+              <w:rStyle w:val="Hyperlink"/>
+            </w:rPr>
+            <w:t>nsti</w:t>
+          </w:r>
+        </w:hyperlink>
+      </w:r>
+      <w:r>
+        <w:rPr>
+          <w:u w:val="single" w:color="0000ff"/>
+          <w:rFonts w:ascii="Charis SIL Regular" w:hAnsi="Charis SIL Regular" w:eastAsia="Charis SIL Regular"/>
+          <w:b w:val="0"/>
+          <w:i w:val="0"/>
+          <w:color w:val="000000"/>
+          <w:sz w:val="24"/>
+        </w:rPr>
+        <w:hyperlink r:id="rId15" w:history="1">
+          <w:r>
+            <w:rPr>
+              <w:rStyle w:val="Hyperlink"/>
+            </w:rPr>
+            <w:t>t</w:t>
+          </w:r>
+        </w:hyperlink>
+      </w:r>
+      <w:r>
+        <w:rPr>
+          <w:u w:val="single" w:color="0000ff"/>
+          <w:rFonts w:ascii="Charis SIL Regular" w:hAnsi="Charis SIL Regular" w:eastAsia="Charis SIL Regular"/>
+          <w:b w:val="0"/>
+          <w:i w:val="0"/>
+          <w:color w:val="000000"/>
+          <w:sz w:val="24"/>
+        </w:rPr>
+        <w:hyperlink r:id="rId15" w:history="1">
+          <w:r>
+            <w:rPr>
+              <w:rStyle w:val="Hyperlink"/>
+            </w:rPr>
+            <w:t>uut, is een u</w:t>
+          </w:r>
+        </w:hyperlink>
+      </w:r>
+      <w:r>
+        <w:rPr>
+          <w:u w:val="single" w:color="0000ff"/>
+          <w:rFonts w:ascii="Charis SIL Regular" w:hAnsi="Charis SIL Regular" w:eastAsia="Charis SIL Regular"/>
+          <w:b w:val="0"/>
+          <w:i w:val="0"/>
+          <w:color w:val="000000"/>
+          <w:sz w:val="24"/>
+        </w:rPr>
+        <w:hyperlink r:id="rId15" w:history="1">
+          <w:r>
+            <w:rPr>
+              <w:rStyle w:val="Hyperlink"/>
+            </w:rPr>
+            <w:t>i</w:t>
+          </w:r>
+        </w:hyperlink>
+      </w:r>
+      <w:r>
+        <w:rPr>
+          <w:u w:val="single" w:color="0000ff"/>
+          <w:rFonts w:ascii="Charis SIL Regular" w:hAnsi="Charis SIL Regular" w:eastAsia="Charis SIL Regular"/>
+          <w:b w:val="0"/>
+          <w:i w:val="0"/>
+          <w:color w:val="000000"/>
+          <w:sz w:val="24"/>
+        </w:rPr>
+        <w:hyperlink r:id="rId15" w:history="1">
+          <w:r>
+            <w:rPr>
+              <w:rStyle w:val="Hyperlink"/>
+            </w:rPr>
+            <w:t>tvoerig le</w:t>
+          </w:r>
+        </w:hyperlink>
       </w:r>
       <w:r>
         <w:rPr>
@@ -2181,7 +2307,7 @@
           <w:sz w:val="24"/>
           <w:u w:val="single"/>
         </w:rPr>
-        <w:hyperlink r:id="rId18" w:history="1">
+        <w:hyperlink r:id="rId19" w:history="1">
           <w:r>
             <w:rPr>
               <w:rStyle w:val="Hyperlink"/>
@@ -2199,7 +2325,7 @@
           <w:sz w:val="24"/>
           <w:u w:val="single"/>
         </w:rPr>
-        <w:hyperlink r:id="rId18" w:history="1">
+        <w:hyperlink r:id="rId19" w:history="1">
           <w:r>
             <w:rPr>
               <w:rStyle w:val="Hyperlink"/>
@@ -2792,7 +2918,7 @@
           <w:sz w:val="24"/>
           <w:u w:val="single"/>
         </w:rPr>
-        <w:hyperlink r:id="rId21" w:history="1">
+        <w:hyperlink r:id="rId23" w:history="1">
           <w:r>
             <w:rPr>
               <w:rStyle w:val="Hyperlink"/>
@@ -2990,7 +3116,7 @@
           <w:sz w:val="24"/>
           <w:u w:val="single"/>
         </w:rPr>
-        <w:hyperlink r:id="rId25" w:history="1">
+        <w:hyperlink r:id="rId24" w:history="1">
           <w:r>
             <w:rPr>
               <w:rStyle w:val="Hyperlink"/>
@@ -3008,7 +3134,7 @@
           <w:sz w:val="24"/>
           <w:u w:val="single"/>
         </w:rPr>
-        <w:hyperlink r:id="rId25" w:history="1">
+        <w:hyperlink r:id="rId24" w:history="1">
           <w:r>
             <w:rPr>
               <w:rStyle w:val="Hyperlink"/>
@@ -3036,7 +3162,7 @@
           <w:sz w:val="24"/>
           <w:u w:val="single"/>
         </w:rPr>
-        <w:hyperlink r:id="rId26" w:history="1">
+        <w:hyperlink r:id="rId24" w:history="1">
           <w:r>
             <w:rPr>
               <w:rStyle w:val="Hyperlink"/>
@@ -3065,7 +3191,7 @@
           <w:sz w:val="24"/>
           <w:u w:val="single"/>
         </w:rPr>
-        <w:hyperlink r:id="rId26" w:history="1">
+        <w:hyperlink r:id="rId24" w:history="1">
           <w:r>
             <w:rPr>
               <w:rStyle w:val="Hyperlink"/>
@@ -3214,7 +3340,7 @@
           <w:sz w:val="24"/>
           <w:u w:val="single"/>
         </w:rPr>
-        <w:hyperlink r:id="rId27" w:history="1">
+        <w:hyperlink r:id="rId26" w:history="1">
           <w:r>
             <w:rPr>
               <w:rStyle w:val="Hyperlink"/>
@@ -3252,7 +3378,7 @@
           <w:sz w:val="24"/>
           <w:u w:val="single"/>
         </w:rPr>
-        <w:hyperlink r:id="rId28" w:history="1">
+        <w:hyperlink r:id="rId27" w:history="1">
           <w:r>
             <w:rPr>
               <w:rStyle w:val="Hyperlink"/>
@@ -3270,7 +3396,7 @@
           <w:sz w:val="24"/>
           <w:u w:val="single"/>
         </w:rPr>
-        <w:hyperlink r:id="rId28" w:history="1">
+        <w:hyperlink r:id="rId27" w:history="1">
           <w:r>
             <w:rPr>
               <w:rStyle w:val="Hyperlink"/>
@@ -3288,7 +3414,7 @@
           <w:sz w:val="24"/>
           <w:u w:val="single"/>
         </w:rPr>
-        <w:hyperlink r:id="rId28" w:history="1">
+        <w:hyperlink r:id="rId27" w:history="1">
           <w:r>
             <w:rPr>
               <w:rStyle w:val="Hyperlink"/>
@@ -3306,7 +3432,7 @@
           <w:sz w:val="24"/>
           <w:u w:val="single"/>
         </w:rPr>
-        <w:hyperlink r:id="rId28" w:history="1">
+        <w:hyperlink r:id="rId27" w:history="1">
           <w:r>
             <w:rPr>
               <w:rStyle w:val="Hyperlink"/>
@@ -3327,7 +3453,7 @@
           <w:sz w:val="24"/>
           <w:u w:val="single"/>
         </w:rPr>
-        <w:hyperlink r:id="rId28" w:history="1">
+        <w:hyperlink r:id="rId27" w:history="1">
           <w:r>
             <w:rPr>
               <w:rStyle w:val="Hyperlink"/>
@@ -3345,7 +3471,7 @@
           <w:sz w:val="24"/>
           <w:u w:val="single"/>
         </w:rPr>
-        <w:hyperlink r:id="rId28" w:history="1">
+        <w:hyperlink r:id="rId27" w:history="1">
           <w:r>
             <w:rPr>
               <w:rStyle w:val="Hyperlink"/>
@@ -3363,7 +3489,7 @@
           <w:sz w:val="24"/>
           <w:u w:val="single"/>
         </w:rPr>
-        <w:hyperlink r:id="rId28" w:history="1">
+        <w:hyperlink r:id="rId27" w:history="1">
           <w:r>
             <w:rPr>
               <w:rStyle w:val="Hyperlink"/>
@@ -3381,7 +3507,7 @@
           <w:sz w:val="24"/>
           <w:u w:val="single"/>
         </w:rPr>
-        <w:hyperlink r:id="rId28" w:history="1">
+        <w:hyperlink r:id="rId27" w:history="1">
           <w:r>
             <w:rPr>
               <w:rStyle w:val="Hyperlink"/>
@@ -3399,7 +3525,7 @@
           <w:sz w:val="24"/>
           <w:u w:val="single"/>
         </w:rPr>
-        <w:hyperlink r:id="rId28" w:history="1">
+        <w:hyperlink r:id="rId27" w:history="1">
           <w:r>
             <w:rPr>
               <w:rStyle w:val="Hyperlink"/>
@@ -3427,7 +3553,7 @@
           <w:sz w:val="24"/>
           <w:u w:val="single"/>
         </w:rPr>
-        <w:hyperlink r:id="rId28" w:history="1">
+        <w:hyperlink r:id="rId27" w:history="1">
           <w:r>
             <w:rPr>
               <w:rStyle w:val="Hyperlink"/>

--- a/EXPORTS/DOCX/published/niveau3/Dutch/NZG.docx
+++ b/EXPORTS/DOCX/published/niveau3/Dutch/NZG.docx
@@ -519,7 +519,7 @@
           <w:sz w:val="24"/>
           <w:u w:val="single"/>
         </w:rPr>
-        <w:hyperlink r:id="rId12" w:history="1">
+        <w:hyperlink r:id="rId11" w:history="1">
           <w:r>
             <w:rPr>
               <w:rStyle w:val="Hyperlink"/>
@@ -793,25 +793,7 @@
           <w:color w:val="000000"/>
           <w:sz w:val="24"/>
         </w:rPr>
-        <w:t>rechtsvoorgangers van de Raad voor de Zendin</w:t>
-      </w:r>
-      <w:r>
-        <w:rPr>
-          <w:u w:val="single" w:color="0000ff"/>
-          <w:rFonts w:ascii="Charis SIL Regular" w:hAnsi="Charis SIL Regular" w:eastAsia="Charis SIL Regular"/>
-          <w:b w:val="0"/>
-          <w:i w:val="0"/>
-          <w:color w:val="000000"/>
-          <w:sz w:val="24"/>
-        </w:rPr>
-        <w:hyperlink r:id="rId13" w:history="1">
-          <w:r>
-            <w:rPr>
-              <w:rStyle w:val="Hyperlink"/>
-            </w:rPr>
-            <w:t>g. Deze a</w:t>
-          </w:r>
-        </w:hyperlink>
+        <w:t>rechtsvoorgangers van de Raad voor de Zending. Deze a</w:t>
       </w:r>
       <w:r>
         <w:rPr>
@@ -1310,133 +1292,7 @@
           <w:color w:val="000000"/>
           <w:sz w:val="24"/>
         </w:rPr>
-        <w:t>door h</w:t>
-      </w:r>
-      <w:r>
-        <w:rPr>
-          <w:u w:val="single" w:color="0000ff"/>
-          <w:rFonts w:ascii="Charis SIL Regular" w:hAnsi="Charis SIL Regular" w:eastAsia="Charis SIL Regular"/>
-          <w:b w:val="0"/>
-          <w:i w:val="0"/>
-          <w:color w:val="000000"/>
-          <w:sz w:val="24"/>
-        </w:rPr>
-        <w:hyperlink r:id="rId15" w:history="1">
-          <w:r>
-            <w:rPr>
-              <w:rStyle w:val="Hyperlink"/>
-            </w:rPr>
-            <w:t xml:space="preserve">et Huygens </w:t>
-          </w:r>
-        </w:hyperlink>
-      </w:r>
-      <w:r>
-        <w:rPr>
-          <w:u w:val="single" w:color="0000ff"/>
-          <w:rFonts w:ascii="Charis SIL Regular" w:hAnsi="Charis SIL Regular" w:eastAsia="Charis SIL Regular"/>
-          <w:b w:val="0"/>
-          <w:i w:val="0"/>
-          <w:color w:val="000000"/>
-          <w:sz w:val="24"/>
-        </w:rPr>
-        <w:hyperlink r:id="rId15" w:history="1">
-          <w:r>
-            <w:rPr>
-              <w:rStyle w:val="Hyperlink"/>
-            </w:rPr>
-            <w:t>I</w:t>
-          </w:r>
-        </w:hyperlink>
-      </w:r>
-      <w:r>
-        <w:rPr>
-          <w:u w:val="single" w:color="0000ff"/>
-          <w:rFonts w:ascii="Charis SIL Regular" w:hAnsi="Charis SIL Regular" w:eastAsia="Charis SIL Regular"/>
-          <w:b w:val="0"/>
-          <w:i w:val="0"/>
-          <w:color w:val="000000"/>
-          <w:sz w:val="24"/>
-        </w:rPr>
-        <w:hyperlink r:id="rId15" w:history="1">
-          <w:r>
-            <w:rPr>
-              <w:rStyle w:val="Hyperlink"/>
-            </w:rPr>
-            <w:t>nsti</w:t>
-          </w:r>
-        </w:hyperlink>
-      </w:r>
-      <w:r>
-        <w:rPr>
-          <w:u w:val="single" w:color="0000ff"/>
-          <w:rFonts w:ascii="Charis SIL Regular" w:hAnsi="Charis SIL Regular" w:eastAsia="Charis SIL Regular"/>
-          <w:b w:val="0"/>
-          <w:i w:val="0"/>
-          <w:color w:val="000000"/>
-          <w:sz w:val="24"/>
-        </w:rPr>
-        <w:hyperlink r:id="rId15" w:history="1">
-          <w:r>
-            <w:rPr>
-              <w:rStyle w:val="Hyperlink"/>
-            </w:rPr>
-            <w:t>t</w:t>
-          </w:r>
-        </w:hyperlink>
-      </w:r>
-      <w:r>
-        <w:rPr>
-          <w:u w:val="single" w:color="0000ff"/>
-          <w:rFonts w:ascii="Charis SIL Regular" w:hAnsi="Charis SIL Regular" w:eastAsia="Charis SIL Regular"/>
-          <w:b w:val="0"/>
-          <w:i w:val="0"/>
-          <w:color w:val="000000"/>
-          <w:sz w:val="24"/>
-        </w:rPr>
-        <w:hyperlink r:id="rId15" w:history="1">
-          <w:r>
-            <w:rPr>
-              <w:rStyle w:val="Hyperlink"/>
-            </w:rPr>
-            <w:t>uut, is een u</w:t>
-          </w:r>
-        </w:hyperlink>
-      </w:r>
-      <w:r>
-        <w:rPr>
-          <w:u w:val="single" w:color="0000ff"/>
-          <w:rFonts w:ascii="Charis SIL Regular" w:hAnsi="Charis SIL Regular" w:eastAsia="Charis SIL Regular"/>
-          <w:b w:val="0"/>
-          <w:i w:val="0"/>
-          <w:color w:val="000000"/>
-          <w:sz w:val="24"/>
-        </w:rPr>
-        <w:hyperlink r:id="rId15" w:history="1">
-          <w:r>
-            <w:rPr>
-              <w:rStyle w:val="Hyperlink"/>
-            </w:rPr>
-            <w:t>i</w:t>
-          </w:r>
-        </w:hyperlink>
-      </w:r>
-      <w:r>
-        <w:rPr>
-          <w:u w:val="single" w:color="0000ff"/>
-          <w:rFonts w:ascii="Charis SIL Regular" w:hAnsi="Charis SIL Regular" w:eastAsia="Charis SIL Regular"/>
-          <w:b w:val="0"/>
-          <w:i w:val="0"/>
-          <w:color w:val="000000"/>
-          <w:sz w:val="24"/>
-        </w:rPr>
-        <w:hyperlink r:id="rId15" w:history="1">
-          <w:r>
-            <w:rPr>
-              <w:rStyle w:val="Hyperlink"/>
-            </w:rPr>
-            <w:t>tvoerig le</w:t>
-          </w:r>
-        </w:hyperlink>
+        <w:t>door het Huygens Instituut, is een uitvoerig le</w:t>
       </w:r>
       <w:r>
         <w:rPr>
@@ -2305,16 +2161,8 @@
           <w:i w:val="0"/>
           <w:color w:val="0000FF"/>
           <w:sz w:val="24"/>
-          <w:u w:val="single"/>
         </w:rPr>
-        <w:hyperlink r:id="rId19" w:history="1">
-          <w:r>
-            <w:rPr>
-              <w:rStyle w:val="Hyperlink"/>
-            </w:rPr>
-            <w:t>id=zoOC</w:t>
-          </w:r>
-        </w:hyperlink>
+        <w:t>id=zoOC</w:t>
       </w:r>
       <w:r>
         <w:rPr>
@@ -2325,7 +2173,7 @@
           <w:sz w:val="24"/>
           <w:u w:val="single"/>
         </w:rPr>
-        <w:hyperlink r:id="rId19" w:history="1">
+        <w:hyperlink r:id="rId18" w:history="1">
           <w:r>
             <w:rPr>
               <w:rStyle w:val="Hyperlink"/>
@@ -3116,7 +2964,7 @@
           <w:sz w:val="24"/>
           <w:u w:val="single"/>
         </w:rPr>
-        <w:hyperlink r:id="rId24" w:history="1">
+        <w:hyperlink r:id="rId25" w:history="1">
           <w:r>
             <w:rPr>
               <w:rStyle w:val="Hyperlink"/>
@@ -3134,7 +2982,7 @@
           <w:sz w:val="24"/>
           <w:u w:val="single"/>
         </w:rPr>
-        <w:hyperlink r:id="rId24" w:history="1">
+        <w:hyperlink r:id="rId25" w:history="1">
           <w:r>
             <w:rPr>
               <w:rStyle w:val="Hyperlink"/>
@@ -3162,7 +3010,7 @@
           <w:sz w:val="24"/>
           <w:u w:val="single"/>
         </w:rPr>
-        <w:hyperlink r:id="rId24" w:history="1">
+        <w:hyperlink r:id="rId26" w:history="1">
           <w:r>
             <w:rPr>
               <w:rStyle w:val="Hyperlink"/>
@@ -3191,7 +3039,7 @@
           <w:sz w:val="24"/>
           <w:u w:val="single"/>
         </w:rPr>
-        <w:hyperlink r:id="rId24" w:history="1">
+        <w:hyperlink r:id="rId26" w:history="1">
           <w:r>
             <w:rPr>
               <w:rStyle w:val="Hyperlink"/>
@@ -3209,7 +3057,7 @@
           <w:sz w:val="24"/>
           <w:u w:val="single"/>
         </w:rPr>
-        <w:hyperlink r:id="rId24" w:history="1">
+        <w:hyperlink r:id="rId26" w:history="1">
           <w:r>
             <w:rPr>
               <w:rStyle w:val="Hyperlink"/>
@@ -3340,7 +3188,7 @@
           <w:sz w:val="24"/>
           <w:u w:val="single"/>
         </w:rPr>
-        <w:hyperlink r:id="rId26" w:history="1">
+        <w:hyperlink r:id="rId27" w:history="1">
           <w:r>
             <w:rPr>
               <w:rStyle w:val="Hyperlink"/>
@@ -3378,7 +3226,7 @@
           <w:sz w:val="24"/>
           <w:u w:val="single"/>
         </w:rPr>
-        <w:hyperlink r:id="rId27" w:history="1">
+        <w:hyperlink r:id="rId28" w:history="1">
           <w:r>
             <w:rPr>
               <w:rStyle w:val="Hyperlink"/>
@@ -3396,7 +3244,7 @@
           <w:sz w:val="24"/>
           <w:u w:val="single"/>
         </w:rPr>
-        <w:hyperlink r:id="rId27" w:history="1">
+        <w:hyperlink r:id="rId28" w:history="1">
           <w:r>
             <w:rPr>
               <w:rStyle w:val="Hyperlink"/>
@@ -3414,7 +3262,7 @@
           <w:sz w:val="24"/>
           <w:u w:val="single"/>
         </w:rPr>
-        <w:hyperlink r:id="rId27" w:history="1">
+        <w:hyperlink r:id="rId28" w:history="1">
           <w:r>
             <w:rPr>
               <w:rStyle w:val="Hyperlink"/>
@@ -3432,7 +3280,7 @@
           <w:sz w:val="24"/>
           <w:u w:val="single"/>
         </w:rPr>
-        <w:hyperlink r:id="rId27" w:history="1">
+        <w:hyperlink r:id="rId28" w:history="1">
           <w:r>
             <w:rPr>
               <w:rStyle w:val="Hyperlink"/>
@@ -3453,7 +3301,7 @@
           <w:sz w:val="24"/>
           <w:u w:val="single"/>
         </w:rPr>
-        <w:hyperlink r:id="rId27" w:history="1">
+        <w:hyperlink r:id="rId28" w:history="1">
           <w:r>
             <w:rPr>
               <w:rStyle w:val="Hyperlink"/>
@@ -3471,7 +3319,7 @@
           <w:sz w:val="24"/>
           <w:u w:val="single"/>
         </w:rPr>
-        <w:hyperlink r:id="rId27" w:history="1">
+        <w:hyperlink r:id="rId28" w:history="1">
           <w:r>
             <w:rPr>
               <w:rStyle w:val="Hyperlink"/>
@@ -3489,7 +3337,7 @@
           <w:sz w:val="24"/>
           <w:u w:val="single"/>
         </w:rPr>
-        <w:hyperlink r:id="rId27" w:history="1">
+        <w:hyperlink r:id="rId28" w:history="1">
           <w:r>
             <w:rPr>
               <w:rStyle w:val="Hyperlink"/>
@@ -3507,7 +3355,7 @@
           <w:sz w:val="24"/>
           <w:u w:val="single"/>
         </w:rPr>
-        <w:hyperlink r:id="rId27" w:history="1">
+        <w:hyperlink r:id="rId28" w:history="1">
           <w:r>
             <w:rPr>
               <w:rStyle w:val="Hyperlink"/>
@@ -3525,7 +3373,7 @@
           <w:sz w:val="24"/>
           <w:u w:val="single"/>
         </w:rPr>
-        <w:hyperlink r:id="rId27" w:history="1">
+        <w:hyperlink r:id="rId28" w:history="1">
           <w:r>
             <w:rPr>
               <w:rStyle w:val="Hyperlink"/>
@@ -3553,7 +3401,7 @@
           <w:sz w:val="24"/>
           <w:u w:val="single"/>
         </w:rPr>
-        <w:hyperlink r:id="rId27" w:history="1">
+        <w:hyperlink r:id="rId28" w:history="1">
           <w:r>
             <w:rPr>
               <w:rStyle w:val="Hyperlink"/>

--- a/EXPORTS/DOCX/published/niveau3/Dutch/NZG.docx
+++ b/EXPORTS/DOCX/published/niveau3/Dutch/NZG.docx
@@ -793,7 +793,18 @@
           <w:color w:val="000000"/>
           <w:sz w:val="24"/>
         </w:rPr>
-        <w:t>rechtsvoorgangers van de Raad voor de Zending. Deze a</w:t>
+        <w:t>rechtsvoorgangers van de Raad voor de Zendin</w:t>
+      </w:r>
+      <w:r>
+        <w:rPr>
+          <w:u w:val="single" w:color="0000ff"/>
+          <w:rFonts w:ascii="Charis SIL Regular" w:hAnsi="Charis SIL Regular" w:eastAsia="Charis SIL Regular"/>
+          <w:b w:val="0"/>
+          <w:i w:val="0"/>
+          <w:color w:val="000000"/>
+          <w:sz w:val="24"/>
+        </w:rPr>
+        <w:t>g. Deze a</w:t>
       </w:r>
       <w:r>
         <w:rPr>
@@ -1292,7 +1303,133 @@
           <w:color w:val="000000"/>
           <w:sz w:val="24"/>
         </w:rPr>
-        <w:t>door het Huygens Instituut, is een uitvoerig le</w:t>
+        <w:t>door h</w:t>
+      </w:r>
+      <w:r>
+        <w:rPr>
+          <w:u w:val="single" w:color="0000ff"/>
+          <w:rFonts w:ascii="Charis SIL Regular" w:hAnsi="Charis SIL Regular" w:eastAsia="Charis SIL Regular"/>
+          <w:b w:val="0"/>
+          <w:i w:val="0"/>
+          <w:color w:val="000000"/>
+          <w:sz w:val="24"/>
+        </w:rPr>
+        <w:hyperlink r:id="rId15" w:history="1">
+          <w:r>
+            <w:rPr>
+              <w:rStyle w:val="Hyperlink"/>
+            </w:rPr>
+            <w:t xml:space="preserve">et Huygens </w:t>
+          </w:r>
+        </w:hyperlink>
+      </w:r>
+      <w:r>
+        <w:rPr>
+          <w:u w:val="single" w:color="0000ff"/>
+          <w:rFonts w:ascii="Charis SIL Regular" w:hAnsi="Charis SIL Regular" w:eastAsia="Charis SIL Regular"/>
+          <w:b w:val="0"/>
+          <w:i w:val="0"/>
+          <w:color w:val="000000"/>
+          <w:sz w:val="24"/>
+        </w:rPr>
+        <w:hyperlink r:id="rId15" w:history="1">
+          <w:r>
+            <w:rPr>
+              <w:rStyle w:val="Hyperlink"/>
+            </w:rPr>
+            <w:t>I</w:t>
+          </w:r>
+        </w:hyperlink>
+      </w:r>
+      <w:r>
+        <w:rPr>
+          <w:u w:val="single" w:color="0000ff"/>
+          <w:rFonts w:ascii="Charis SIL Regular" w:hAnsi="Charis SIL Regular" w:eastAsia="Charis SIL Regular"/>
+          <w:b w:val="0"/>
+          <w:i w:val="0"/>
+          <w:color w:val="000000"/>
+          <w:sz w:val="24"/>
+        </w:rPr>
+        <w:hyperlink r:id="rId15" w:history="1">
+          <w:r>
+            <w:rPr>
+              <w:rStyle w:val="Hyperlink"/>
+            </w:rPr>
+            <w:t>nsti</w:t>
+          </w:r>
+        </w:hyperlink>
+      </w:r>
+      <w:r>
+        <w:rPr>
+          <w:u w:val="single" w:color="0000ff"/>
+          <w:rFonts w:ascii="Charis SIL Regular" w:hAnsi="Charis SIL Regular" w:eastAsia="Charis SIL Regular"/>
+          <w:b w:val="0"/>
+          <w:i w:val="0"/>
+          <w:color w:val="000000"/>
+          <w:sz w:val="24"/>
+        </w:rPr>
+        <w:hyperlink r:id="rId15" w:history="1">
+          <w:r>
+            <w:rPr>
+              <w:rStyle w:val="Hyperlink"/>
+            </w:rPr>
+            <w:t>t</w:t>
+          </w:r>
+        </w:hyperlink>
+      </w:r>
+      <w:r>
+        <w:rPr>
+          <w:u w:val="single" w:color="0000ff"/>
+          <w:rFonts w:ascii="Charis SIL Regular" w:hAnsi="Charis SIL Regular" w:eastAsia="Charis SIL Regular"/>
+          <w:b w:val="0"/>
+          <w:i w:val="0"/>
+          <w:color w:val="000000"/>
+          <w:sz w:val="24"/>
+        </w:rPr>
+        <w:hyperlink r:id="rId15" w:history="1">
+          <w:r>
+            <w:rPr>
+              <w:rStyle w:val="Hyperlink"/>
+            </w:rPr>
+            <w:t>uut, is een u</w:t>
+          </w:r>
+        </w:hyperlink>
+      </w:r>
+      <w:r>
+        <w:rPr>
+          <w:u w:val="single" w:color="0000ff"/>
+          <w:rFonts w:ascii="Charis SIL Regular" w:hAnsi="Charis SIL Regular" w:eastAsia="Charis SIL Regular"/>
+          <w:b w:val="0"/>
+          <w:i w:val="0"/>
+          <w:color w:val="000000"/>
+          <w:sz w:val="24"/>
+        </w:rPr>
+        <w:hyperlink r:id="rId15" w:history="1">
+          <w:r>
+            <w:rPr>
+              <w:rStyle w:val="Hyperlink"/>
+            </w:rPr>
+            <w:t>i</w:t>
+          </w:r>
+        </w:hyperlink>
+      </w:r>
+      <w:r>
+        <w:rPr>
+          <w:u w:val="single" w:color="0000ff"/>
+          <w:rFonts w:ascii="Charis SIL Regular" w:hAnsi="Charis SIL Regular" w:eastAsia="Charis SIL Regular"/>
+          <w:b w:val="0"/>
+          <w:i w:val="0"/>
+          <w:color w:val="000000"/>
+          <w:sz w:val="24"/>
+        </w:rPr>
+        <w:hyperlink r:id="rId15" w:history="1">
+          <w:r>
+            <w:rPr>
+              <w:rStyle w:val="Hyperlink"/>
+            </w:rPr>
+            <w:t>tvoerig le</w:t>
+          </w:r>
+        </w:hyperlink>
       </w:r>
       <w:r>
         <w:rPr>
@@ -1314,6 +1451,7 @@
       </w:r>
       <w:r>
         <w:rPr>
+          <w:u w:val="single" w:color="0000ff"/>
           <w:rFonts w:ascii="Charis SIL Regular" w:hAnsi="Charis SIL Regular" w:eastAsia="Charis SIL Regular"/>
           <w:b w:val="0"/>
           <w:i w:val="0"/>
@@ -2161,8 +2299,16 @@
           <w:i w:val="0"/>
           <w:color w:val="0000FF"/>
           <w:sz w:val="24"/>
+          <w:u w:val="single"/>
         </w:rPr>
-        <w:t>id=zoOC</w:t>
+        <w:hyperlink r:id="rId18" w:history="1">
+          <w:r>
+            <w:rPr>
+              <w:rStyle w:val="Hyperlink"/>
+            </w:rPr>
+            <w:t>id=zoOC</w:t>
+          </w:r>
+        </w:hyperlink>
       </w:r>
       <w:r>
         <w:rPr>
@@ -2690,7 +2836,7 @@
           <w:sz w:val="24"/>
           <w:u w:val="single"/>
         </w:rPr>
-        <w:hyperlink r:id="rId22" w:history="1">
+        <w:hyperlink r:id="rId21" w:history="1">
           <w:r>
             <w:rPr>
               <w:rStyle w:val="Hyperlink"/>
@@ -2708,7 +2854,14 @@
           <w:color w:val="000000"/>
           <w:sz w:val="24"/>
         </w:rPr>
-        <w:t xml:space="preserve">, </w:t>
+        <w:hyperlink r:id="rId21" w:history="1">
+          <w:r>
+            <w:rPr>
+              <w:rStyle w:val="Hyperlink"/>
+            </w:rPr>
+            <w:t xml:space="preserve">, </w:t>
+          </w:r>
+        </w:hyperlink>
       </w:r>
       <w:r>
         <w:rPr>
@@ -2719,7 +2872,7 @@
           <w:sz w:val="24"/>
           <w:u w:val="single"/>
         </w:rPr>
-        <w:hyperlink r:id="rId23" w:history="1">
+        <w:hyperlink r:id="rId21" w:history="1">
           <w:r>
             <w:rPr>
               <w:rStyle w:val="Hyperlink"/>
@@ -2748,7 +2901,7 @@
           <w:sz w:val="24"/>
           <w:u w:val="single"/>
         </w:rPr>
-        <w:hyperlink r:id="rId23" w:history="1">
+        <w:hyperlink r:id="rId21" w:history="1">
           <w:r>
             <w:rPr>
               <w:rStyle w:val="Hyperlink"/>
@@ -2766,7 +2919,7 @@
           <w:sz w:val="24"/>
           <w:u w:val="single"/>
         </w:rPr>
-        <w:hyperlink r:id="rId23" w:history="1">
+        <w:hyperlink r:id="rId21" w:history="1">
           <w:r>
             <w:rPr>
               <w:rStyle w:val="Hyperlink"/>
@@ -2864,7 +3017,7 @@
           <w:sz w:val="24"/>
           <w:u w:val="single"/>
         </w:rPr>
-        <w:hyperlink r:id="rId24" w:history="1">
+        <w:hyperlink r:id="rId23" w:history="1">
           <w:r>
             <w:rPr>
               <w:rStyle w:val="Hyperlink"/>
@@ -2882,7 +3035,7 @@
           <w:sz w:val="24"/>
           <w:u w:val="single"/>
         </w:rPr>
-        <w:hyperlink r:id="rId24" w:history="1">
+        <w:hyperlink r:id="rId23" w:history="1">
           <w:r>
             <w:rPr>
               <w:rStyle w:val="Hyperlink"/>
@@ -2900,7 +3053,7 @@
           <w:sz w:val="24"/>
           <w:u w:val="single"/>
         </w:rPr>
-        <w:hyperlink r:id="rId24" w:history="1">
+        <w:hyperlink r:id="rId23" w:history="1">
           <w:r>
             <w:rPr>
               <w:rStyle w:val="Hyperlink"/>
@@ -2918,7 +3071,7 @@
           <w:sz w:val="24"/>
           <w:u w:val="single"/>
         </w:rPr>
-        <w:hyperlink r:id="rId24" w:history="1">
+        <w:hyperlink r:id="rId23" w:history="1">
           <w:r>
             <w:rPr>
               <w:rStyle w:val="Hyperlink"/>
@@ -2946,7 +3099,7 @@
           <w:sz w:val="24"/>
           <w:u w:val="single"/>
         </w:rPr>
-        <w:hyperlink r:id="rId25" w:history="1">
+        <w:hyperlink r:id="rId24" w:history="1">
           <w:r>
             <w:rPr>
               <w:rStyle w:val="Hyperlink"/>
@@ -2964,7 +3117,7 @@
           <w:sz w:val="24"/>
           <w:u w:val="single"/>
         </w:rPr>
-        <w:hyperlink r:id="rId25" w:history="1">
+        <w:hyperlink r:id="rId24" w:history="1">
           <w:r>
             <w:rPr>
               <w:rStyle w:val="Hyperlink"/>
@@ -2982,7 +3135,7 @@
           <w:sz w:val="24"/>
           <w:u w:val="single"/>
         </w:rPr>
-        <w:hyperlink r:id="rId25" w:history="1">
+        <w:hyperlink r:id="rId24" w:history="1">
           <w:r>
             <w:rPr>
               <w:rStyle w:val="Hyperlink"/>
@@ -2993,6 +3146,7 @@
       </w:r>
       <w:r>
         <w:rPr>
+          <w:u w:val="single" w:color="0000ff"/>
           <w:rFonts w:ascii="Charis SIL Regular" w:hAnsi="Charis SIL Regular" w:eastAsia="Charis SIL Regular"/>
           <w:b w:val="0"/>
           <w:i w:val="0"/>
@@ -3010,7 +3164,7 @@
           <w:sz w:val="24"/>
           <w:u w:val="single"/>
         </w:rPr>
-        <w:hyperlink r:id="rId26" w:history="1">
+        <w:hyperlink r:id="rId25" w:history="1">
           <w:r>
             <w:rPr>
               <w:rStyle w:val="Hyperlink"/>
@@ -3039,7 +3193,7 @@
           <w:sz w:val="24"/>
           <w:u w:val="single"/>
         </w:rPr>
-        <w:hyperlink r:id="rId26" w:history="1">
+        <w:hyperlink r:id="rId25" w:history="1">
           <w:r>
             <w:rPr>
               <w:rStyle w:val="Hyperlink"/>
@@ -3057,7 +3211,7 @@
           <w:sz w:val="24"/>
           <w:u w:val="single"/>
         </w:rPr>
-        <w:hyperlink r:id="rId26" w:history="1">
+        <w:hyperlink r:id="rId23" w:history="1">
           <w:r>
             <w:rPr>
               <w:rStyle w:val="Hyperlink"/>
@@ -3188,7 +3342,7 @@
           <w:sz w:val="24"/>
           <w:u w:val="single"/>
         </w:rPr>
-        <w:hyperlink r:id="rId27" w:history="1">
+        <w:hyperlink r:id="rId26" w:history="1">
           <w:r>
             <w:rPr>
               <w:rStyle w:val="Hyperlink"/>
@@ -3226,7 +3380,7 @@
           <w:sz w:val="24"/>
           <w:u w:val="single"/>
         </w:rPr>
-        <w:hyperlink r:id="rId28" w:history="1">
+        <w:hyperlink r:id="rId27" w:history="1">
           <w:r>
             <w:rPr>
               <w:rStyle w:val="Hyperlink"/>
@@ -3244,7 +3398,7 @@
           <w:sz w:val="24"/>
           <w:u w:val="single"/>
         </w:rPr>
-        <w:hyperlink r:id="rId28" w:history="1">
+        <w:hyperlink r:id="rId27" w:history="1">
           <w:r>
             <w:rPr>
               <w:rStyle w:val="Hyperlink"/>
@@ -3262,7 +3416,7 @@
           <w:sz w:val="24"/>
           <w:u w:val="single"/>
         </w:rPr>
-        <w:hyperlink r:id="rId28" w:history="1">
+        <w:hyperlink r:id="rId27" w:history="1">
           <w:r>
             <w:rPr>
               <w:rStyle w:val="Hyperlink"/>
@@ -3280,7 +3434,7 @@
           <w:sz w:val="24"/>
           <w:u w:val="single"/>
         </w:rPr>
-        <w:hyperlink r:id="rId28" w:history="1">
+        <w:hyperlink r:id="rId27" w:history="1">
           <w:r>
             <w:rPr>
               <w:rStyle w:val="Hyperlink"/>
@@ -3301,7 +3455,7 @@
           <w:sz w:val="24"/>
           <w:u w:val="single"/>
         </w:rPr>
-        <w:hyperlink r:id="rId28" w:history="1">
+        <w:hyperlink r:id="rId27" w:history="1">
           <w:r>
             <w:rPr>
               <w:rStyle w:val="Hyperlink"/>
@@ -3319,7 +3473,7 @@
           <w:sz w:val="24"/>
           <w:u w:val="single"/>
         </w:rPr>
-        <w:hyperlink r:id="rId28" w:history="1">
+        <w:hyperlink r:id="rId27" w:history="1">
           <w:r>
             <w:rPr>
               <w:rStyle w:val="Hyperlink"/>
@@ -3337,7 +3491,7 @@
           <w:sz w:val="24"/>
           <w:u w:val="single"/>
         </w:rPr>
-        <w:hyperlink r:id="rId28" w:history="1">
+        <w:hyperlink r:id="rId27" w:history="1">
           <w:r>
             <w:rPr>
               <w:rStyle w:val="Hyperlink"/>
@@ -3355,7 +3509,7 @@
           <w:sz w:val="24"/>
           <w:u w:val="single"/>
         </w:rPr>
-        <w:hyperlink r:id="rId28" w:history="1">
+        <w:hyperlink r:id="rId27" w:history="1">
           <w:r>
             <w:rPr>
               <w:rStyle w:val="Hyperlink"/>
@@ -3373,7 +3527,7 @@
           <w:sz w:val="24"/>
           <w:u w:val="single"/>
         </w:rPr>
-        <w:hyperlink r:id="rId28" w:history="1">
+        <w:hyperlink r:id="rId27" w:history="1">
           <w:r>
             <w:rPr>
               <w:rStyle w:val="Hyperlink"/>
@@ -3401,7 +3555,7 @@
           <w:sz w:val="24"/>
           <w:u w:val="single"/>
         </w:rPr>
-        <w:hyperlink r:id="rId28" w:history="1">
+        <w:hyperlink r:id="rId27" w:history="1">
           <w:r>
             <w:rPr>
               <w:rStyle w:val="Hyperlink"/>

--- a/EXPORTS/DOCX/published/niveau3/Dutch/NZG.docx
+++ b/EXPORTS/DOCX/published/niveau3/Dutch/NZG.docx
@@ -465,7 +465,7 @@
           <w:sz w:val="24"/>
           <w:u w:val="single"/>
         </w:rPr>
-        <w:hyperlink r:id="rId10" w:history="1">
+        <w:hyperlink r:id="rId12" w:history="1">
           <w:r>
             <w:rPr>
               <w:rStyle w:val="Hyperlink"/>
@@ -501,7 +501,7 @@
           <w:sz w:val="24"/>
           <w:u w:val="single"/>
         </w:rPr>
-        <w:hyperlink r:id="rId11" w:history="1">
+        <w:hyperlink r:id="rId12" w:history="1">
           <w:r>
             <w:rPr>
               <w:rStyle w:val="Hyperlink"/>
@@ -519,7 +519,7 @@
           <w:sz w:val="24"/>
           <w:u w:val="single"/>
         </w:rPr>
-        <w:hyperlink r:id="rId11" w:history="1">
+        <w:hyperlink r:id="rId12" w:history="1">
           <w:r>
             <w:rPr>
               <w:rStyle w:val="Hyperlink"/>
@@ -804,7 +804,14 @@
           <w:color w:val="000000"/>
           <w:sz w:val="24"/>
         </w:rPr>
-        <w:t>g. Deze a</w:t>
+        <w:hyperlink r:id="rId13" w:history="1">
+          <w:r>
+            <w:rPr>
+              <w:rStyle w:val="Hyperlink"/>
+            </w:rPr>
+            <w:t>g. Deze a</w:t>
+          </w:r>
+        </w:hyperlink>
       </w:r>
       <w:r>
         <w:rPr>
@@ -1451,7 +1458,6 @@
       </w:r>
       <w:r>
         <w:rPr>
-          <w:u w:val="single" w:color="0000ff"/>
           <w:rFonts w:ascii="Charis SIL Regular" w:hAnsi="Charis SIL Regular" w:eastAsia="Charis SIL Regular"/>
           <w:b w:val="0"/>
           <w:i w:val="0"/>
@@ -2301,7 +2307,7 @@
           <w:sz w:val="24"/>
           <w:u w:val="single"/>
         </w:rPr>
-        <w:hyperlink r:id="rId18" w:history="1">
+        <w:hyperlink r:id="rId19" w:history="1">
           <w:r>
             <w:rPr>
               <w:rStyle w:val="Hyperlink"/>
@@ -2319,7 +2325,7 @@
           <w:sz w:val="24"/>
           <w:u w:val="single"/>
         </w:rPr>
-        <w:hyperlink r:id="rId18" w:history="1">
+        <w:hyperlink r:id="rId19" w:history="1">
           <w:r>
             <w:rPr>
               <w:rStyle w:val="Hyperlink"/>
@@ -2836,7 +2842,7 @@
           <w:sz w:val="24"/>
           <w:u w:val="single"/>
         </w:rPr>
-        <w:hyperlink r:id="rId21" w:history="1">
+        <w:hyperlink r:id="rId22" w:history="1">
           <w:r>
             <w:rPr>
               <w:rStyle w:val="Hyperlink"/>
@@ -2854,14 +2860,7 @@
           <w:color w:val="000000"/>
           <w:sz w:val="24"/>
         </w:rPr>
-        <w:hyperlink r:id="rId21" w:history="1">
-          <w:r>
-            <w:rPr>
-              <w:rStyle w:val="Hyperlink"/>
-            </w:rPr>
-            <w:t xml:space="preserve">, </w:t>
-          </w:r>
-        </w:hyperlink>
+        <w:t xml:space="preserve">, </w:t>
       </w:r>
       <w:r>
         <w:rPr>
@@ -2872,7 +2871,7 @@
           <w:sz w:val="24"/>
           <w:u w:val="single"/>
         </w:rPr>
-        <w:hyperlink r:id="rId21" w:history="1">
+        <w:hyperlink r:id="rId23" w:history="1">
           <w:r>
             <w:rPr>
               <w:rStyle w:val="Hyperlink"/>
@@ -2901,7 +2900,7 @@
           <w:sz w:val="24"/>
           <w:u w:val="single"/>
         </w:rPr>
-        <w:hyperlink r:id="rId21" w:history="1">
+        <w:hyperlink r:id="rId23" w:history="1">
           <w:r>
             <w:rPr>
               <w:rStyle w:val="Hyperlink"/>
@@ -3017,7 +3016,7 @@
           <w:sz w:val="24"/>
           <w:u w:val="single"/>
         </w:rPr>
-        <w:hyperlink r:id="rId23" w:history="1">
+        <w:hyperlink r:id="rId24" w:history="1">
           <w:r>
             <w:rPr>
               <w:rStyle w:val="Hyperlink"/>
@@ -3035,7 +3034,7 @@
           <w:sz w:val="24"/>
           <w:u w:val="single"/>
         </w:rPr>
-        <w:hyperlink r:id="rId23" w:history="1">
+        <w:hyperlink r:id="rId24" w:history="1">
           <w:r>
             <w:rPr>
               <w:rStyle w:val="Hyperlink"/>
@@ -3053,7 +3052,7 @@
           <w:sz w:val="24"/>
           <w:u w:val="single"/>
         </w:rPr>
-        <w:hyperlink r:id="rId23" w:history="1">
+        <w:hyperlink r:id="rId24" w:history="1">
           <w:r>
             <w:rPr>
               <w:rStyle w:val="Hyperlink"/>
@@ -3071,7 +3070,7 @@
           <w:sz w:val="24"/>
           <w:u w:val="single"/>
         </w:rPr>
-        <w:hyperlink r:id="rId23" w:history="1">
+        <w:hyperlink r:id="rId24" w:history="1">
           <w:r>
             <w:rPr>
               <w:rStyle w:val="Hyperlink"/>
@@ -3099,7 +3098,7 @@
           <w:sz w:val="24"/>
           <w:u w:val="single"/>
         </w:rPr>
-        <w:hyperlink r:id="rId24" w:history="1">
+        <w:hyperlink r:id="rId25" w:history="1">
           <w:r>
             <w:rPr>
               <w:rStyle w:val="Hyperlink"/>
@@ -3117,7 +3116,7 @@
           <w:sz w:val="24"/>
           <w:u w:val="single"/>
         </w:rPr>
-        <w:hyperlink r:id="rId24" w:history="1">
+        <w:hyperlink r:id="rId25" w:history="1">
           <w:r>
             <w:rPr>
               <w:rStyle w:val="Hyperlink"/>
@@ -3135,7 +3134,7 @@
           <w:sz w:val="24"/>
           <w:u w:val="single"/>
         </w:rPr>
-        <w:hyperlink r:id="rId24" w:history="1">
+        <w:hyperlink r:id="rId25" w:history="1">
           <w:r>
             <w:rPr>
               <w:rStyle w:val="Hyperlink"/>
@@ -3146,7 +3145,6 @@
       </w:r>
       <w:r>
         <w:rPr>
-          <w:u w:val="single" w:color="0000ff"/>
           <w:rFonts w:ascii="Charis SIL Regular" w:hAnsi="Charis SIL Regular" w:eastAsia="Charis SIL Regular"/>
           <w:b w:val="0"/>
           <w:i w:val="0"/>
@@ -3164,7 +3162,7 @@
           <w:sz w:val="24"/>
           <w:u w:val="single"/>
         </w:rPr>
-        <w:hyperlink r:id="rId25" w:history="1">
+        <w:hyperlink r:id="rId26" w:history="1">
           <w:r>
             <w:rPr>
               <w:rStyle w:val="Hyperlink"/>
@@ -3193,7 +3191,7 @@
           <w:sz w:val="24"/>
           <w:u w:val="single"/>
         </w:rPr>
-        <w:hyperlink r:id="rId25" w:history="1">
+        <w:hyperlink r:id="rId26" w:history="1">
           <w:r>
             <w:rPr>
               <w:rStyle w:val="Hyperlink"/>
@@ -3211,7 +3209,7 @@
           <w:sz w:val="24"/>
           <w:u w:val="single"/>
         </w:rPr>
-        <w:hyperlink r:id="rId23" w:history="1">
+        <w:hyperlink r:id="rId26" w:history="1">
           <w:r>
             <w:rPr>
               <w:rStyle w:val="Hyperlink"/>
@@ -3342,7 +3340,7 @@
           <w:sz w:val="24"/>
           <w:u w:val="single"/>
         </w:rPr>
-        <w:hyperlink r:id="rId26" w:history="1">
+        <w:hyperlink r:id="rId27" w:history="1">
           <w:r>
             <w:rPr>
               <w:rStyle w:val="Hyperlink"/>
@@ -3380,7 +3378,7 @@
           <w:sz w:val="24"/>
           <w:u w:val="single"/>
         </w:rPr>
-        <w:hyperlink r:id="rId27" w:history="1">
+        <w:hyperlink r:id="rId28" w:history="1">
           <w:r>
             <w:rPr>
               <w:rStyle w:val="Hyperlink"/>
@@ -3398,7 +3396,7 @@
           <w:sz w:val="24"/>
           <w:u w:val="single"/>
         </w:rPr>
-        <w:hyperlink r:id="rId27" w:history="1">
+        <w:hyperlink r:id="rId28" w:history="1">
           <w:r>
             <w:rPr>
               <w:rStyle w:val="Hyperlink"/>
@@ -3416,7 +3414,7 @@
           <w:sz w:val="24"/>
           <w:u w:val="single"/>
         </w:rPr>
-        <w:hyperlink r:id="rId27" w:history="1">
+        <w:hyperlink r:id="rId28" w:history="1">
           <w:r>
             <w:rPr>
               <w:rStyle w:val="Hyperlink"/>
@@ -3434,7 +3432,7 @@
           <w:sz w:val="24"/>
           <w:u w:val="single"/>
         </w:rPr>
-        <w:hyperlink r:id="rId27" w:history="1">
+        <w:hyperlink r:id="rId28" w:history="1">
           <w:r>
             <w:rPr>
               <w:rStyle w:val="Hyperlink"/>
@@ -3455,7 +3453,7 @@
           <w:sz w:val="24"/>
           <w:u w:val="single"/>
         </w:rPr>
-        <w:hyperlink r:id="rId27" w:history="1">
+        <w:hyperlink r:id="rId28" w:history="1">
           <w:r>
             <w:rPr>
               <w:rStyle w:val="Hyperlink"/>
@@ -3473,7 +3471,7 @@
           <w:sz w:val="24"/>
           <w:u w:val="single"/>
         </w:rPr>
-        <w:hyperlink r:id="rId27" w:history="1">
+        <w:hyperlink r:id="rId28" w:history="1">
           <w:r>
             <w:rPr>
               <w:rStyle w:val="Hyperlink"/>
@@ -3491,7 +3489,7 @@
           <w:sz w:val="24"/>
           <w:u w:val="single"/>
         </w:rPr>
-        <w:hyperlink r:id="rId27" w:history="1">
+        <w:hyperlink r:id="rId28" w:history="1">
           <w:r>
             <w:rPr>
               <w:rStyle w:val="Hyperlink"/>
@@ -3509,7 +3507,7 @@
           <w:sz w:val="24"/>
           <w:u w:val="single"/>
         </w:rPr>
-        <w:hyperlink r:id="rId27" w:history="1">
+        <w:hyperlink r:id="rId28" w:history="1">
           <w:r>
             <w:rPr>
               <w:rStyle w:val="Hyperlink"/>
@@ -3527,7 +3525,7 @@
           <w:sz w:val="24"/>
           <w:u w:val="single"/>
         </w:rPr>
-        <w:hyperlink r:id="rId27" w:history="1">
+        <w:hyperlink r:id="rId28" w:history="1">
           <w:r>
             <w:rPr>
               <w:rStyle w:val="Hyperlink"/>
@@ -3555,7 +3553,7 @@
           <w:sz w:val="24"/>
           <w:u w:val="single"/>
         </w:rPr>
-        <w:hyperlink r:id="rId27" w:history="1">
+        <w:hyperlink r:id="rId28" w:history="1">
           <w:r>
             <w:rPr>
               <w:rStyle w:val="Hyperlink"/>

--- a/EXPORTS/DOCX/published/niveau3/Dutch/NZG.docx
+++ b/EXPORTS/DOCX/published/niveau3/Dutch/NZG.docx
@@ -465,7 +465,7 @@
           <w:sz w:val="24"/>
           <w:u w:val="single"/>
         </w:rPr>
-        <w:hyperlink r:id="rId12" w:history="1">
+        <w:hyperlink r:id="rId10" w:history="1">
           <w:r>
             <w:rPr>
               <w:rStyle w:val="Hyperlink"/>
@@ -501,7 +501,7 @@
           <w:sz w:val="24"/>
           <w:u w:val="single"/>
         </w:rPr>
-        <w:hyperlink r:id="rId12" w:history="1">
+        <w:hyperlink r:id="rId11" w:history="1">
           <w:r>
             <w:rPr>
               <w:rStyle w:val="Hyperlink"/>
@@ -519,7 +519,7 @@
           <w:sz w:val="24"/>
           <w:u w:val="single"/>
         </w:rPr>
-        <w:hyperlink r:id="rId12" w:history="1">
+        <w:hyperlink r:id="rId11" w:history="1">
           <w:r>
             <w:rPr>
               <w:rStyle w:val="Hyperlink"/>
@@ -955,61 +955,7 @@
           <w:color w:val="000000"/>
           <w:sz w:val="24"/>
         </w:rPr>
-        <w:t>het bezit van he</w:t>
-      </w:r>
-      <w:r>
-        <w:rPr>
-          <w:u w:val="single" w:color="0000ff"/>
-          <w:rFonts w:ascii="Charis SIL Regular" w:hAnsi="Charis SIL Regular" w:eastAsia="Charis SIL Regular"/>
-          <w:b w:val="0"/>
-          <w:i w:val="0"/>
-          <w:color w:val="000000"/>
-          <w:sz w:val="24"/>
-        </w:rPr>
-        <w:hyperlink r:id="rId14" w:history="1">
-          <w:r>
-            <w:rPr>
-              <w:rStyle w:val="Hyperlink"/>
-            </w:rPr>
-            <w:t>t NZG d</w:t>
-          </w:r>
-        </w:hyperlink>
-      </w:r>
-      <w:r>
-        <w:rPr>
-          <w:u w:val="single" w:color="0000ff"/>
-          <w:rFonts w:ascii="Charis SIL Regular" w:hAnsi="Charis SIL Regular" w:eastAsia="Charis SIL Regular"/>
-          <w:b w:val="0"/>
-          <w:i w:val="0"/>
-          <w:color w:val="000000"/>
-          <w:sz w:val="24"/>
-        </w:rPr>
-        <w:hyperlink r:id="rId14" w:history="1">
-          <w:r>
-            <w:rPr>
-              <w:rStyle w:val="Hyperlink"/>
-            </w:rPr>
-            <w:t>i</w:t>
-          </w:r>
-        </w:hyperlink>
-      </w:r>
-      <w:r>
-        <w:rPr>
-          <w:u w:val="single" w:color="0000ff"/>
-          <w:rFonts w:ascii="Charis SIL Regular" w:hAnsi="Charis SIL Regular" w:eastAsia="Charis SIL Regular"/>
-          <w:b w:val="0"/>
-          <w:i w:val="0"/>
-          <w:color w:val="000000"/>
-          <w:sz w:val="24"/>
-        </w:rPr>
-        <w:hyperlink r:id="rId14" w:history="1">
-          <w:r>
-            <w:rPr>
-              <w:rStyle w:val="Hyperlink"/>
-            </w:rPr>
-            <w:t>e on</w:t>
-          </w:r>
-        </w:hyperlink>
+        <w:t>het bezit van het NZG die on</w:t>
       </w:r>
       <w:r>
         <w:rPr>
@@ -1458,6 +1404,7 @@
       </w:r>
       <w:r>
         <w:rPr>
+          <w:u w:val="single" w:color="0000ff"/>
           <w:rFonts w:ascii="Charis SIL Regular" w:hAnsi="Charis SIL Regular" w:eastAsia="Charis SIL Regular"/>
           <w:b w:val="0"/>
           <w:i w:val="0"/>
@@ -2307,7 +2254,7 @@
           <w:sz w:val="24"/>
           <w:u w:val="single"/>
         </w:rPr>
-        <w:hyperlink r:id="rId19" w:history="1">
+        <w:hyperlink r:id="rId18" w:history="1">
           <w:r>
             <w:rPr>
               <w:rStyle w:val="Hyperlink"/>
@@ -2325,7 +2272,7 @@
           <w:sz w:val="24"/>
           <w:u w:val="single"/>
         </w:rPr>
-        <w:hyperlink r:id="rId19" w:history="1">
+        <w:hyperlink r:id="rId18" w:history="1">
           <w:r>
             <w:rPr>
               <w:rStyle w:val="Hyperlink"/>
@@ -2824,7 +2771,7 @@
           <w:sz w:val="24"/>
           <w:u w:val="single"/>
         </w:rPr>
-        <w:hyperlink r:id="rId22" w:history="1">
+        <w:hyperlink r:id="rId21" w:history="1">
           <w:r>
             <w:rPr>
               <w:rStyle w:val="Hyperlink"/>
@@ -2842,7 +2789,7 @@
           <w:sz w:val="24"/>
           <w:u w:val="single"/>
         </w:rPr>
-        <w:hyperlink r:id="rId22" w:history="1">
+        <w:hyperlink r:id="rId21" w:history="1">
           <w:r>
             <w:rPr>
               <w:rStyle w:val="Hyperlink"/>
@@ -2853,7 +2800,6 @@
       </w:r>
       <w:r>
         <w:rPr>
-          <w:u w:val="single" w:color="0000ff"/>
           <w:rFonts w:ascii="Charis SIL Regular" w:hAnsi="Charis SIL Regular" w:eastAsia="Charis SIL Regular"/>
           <w:b w:val="0"/>
           <w:i w:val="0"/>
@@ -2918,7 +2864,7 @@
           <w:sz w:val="24"/>
           <w:u w:val="single"/>
         </w:rPr>
-        <w:hyperlink r:id="rId21" w:history="1">
+        <w:hyperlink r:id="rId23" w:history="1">
           <w:r>
             <w:rPr>
               <w:rStyle w:val="Hyperlink"/>
@@ -3116,7 +3062,7 @@
           <w:sz w:val="24"/>
           <w:u w:val="single"/>
         </w:rPr>
-        <w:hyperlink r:id="rId25" w:history="1">
+        <w:hyperlink r:id="rId24" w:history="1">
           <w:r>
             <w:rPr>
               <w:rStyle w:val="Hyperlink"/>
@@ -3134,7 +3080,7 @@
           <w:sz w:val="24"/>
           <w:u w:val="single"/>
         </w:rPr>
-        <w:hyperlink r:id="rId25" w:history="1">
+        <w:hyperlink r:id="rId24" w:history="1">
           <w:r>
             <w:rPr>
               <w:rStyle w:val="Hyperlink"/>

--- a/EXPORTS/DOCX/published/niveau3/Dutch/NZG.docx
+++ b/EXPORTS/DOCX/published/niveau3/Dutch/NZG.docx
@@ -2252,16 +2252,8 @@
           <w:i w:val="0"/>
           <w:color w:val="0000FF"/>
           <w:sz w:val="24"/>
-          <w:u w:val="single"/>
         </w:rPr>
-        <w:hyperlink r:id="rId18" w:history="1">
-          <w:r>
-            <w:rPr>
-              <w:rStyle w:val="Hyperlink"/>
-            </w:rPr>
-            <w:t>id=zoOC</w:t>
-          </w:r>
-        </w:hyperlink>
+        <w:t>id=zoOC</w:t>
       </w:r>
       <w:r>
         <w:rPr>
@@ -2771,7 +2763,7 @@
           <w:sz w:val="24"/>
           <w:u w:val="single"/>
         </w:rPr>
-        <w:hyperlink r:id="rId21" w:history="1">
+        <w:hyperlink r:id="rId22" w:history="1">
           <w:r>
             <w:rPr>
               <w:rStyle w:val="Hyperlink"/>
@@ -2789,7 +2781,7 @@
           <w:sz w:val="24"/>
           <w:u w:val="single"/>
         </w:rPr>
-        <w:hyperlink r:id="rId21" w:history="1">
+        <w:hyperlink r:id="rId22" w:history="1">
           <w:r>
             <w:rPr>
               <w:rStyle w:val="Hyperlink"/>
@@ -2800,6 +2792,7 @@
       </w:r>
       <w:r>
         <w:rPr>
+          <w:u w:val="single" w:color="0000ff"/>
           <w:rFonts w:ascii="Charis SIL Regular" w:hAnsi="Charis SIL Regular" w:eastAsia="Charis SIL Regular"/>
           <w:b w:val="0"/>
           <w:i w:val="0"/>
@@ -3062,7 +3055,7 @@
           <w:sz w:val="24"/>
           <w:u w:val="single"/>
         </w:rPr>
-        <w:hyperlink r:id="rId24" w:history="1">
+        <w:hyperlink r:id="rId25" w:history="1">
           <w:r>
             <w:rPr>
               <w:rStyle w:val="Hyperlink"/>
@@ -3080,7 +3073,7 @@
           <w:sz w:val="24"/>
           <w:u w:val="single"/>
         </w:rPr>
-        <w:hyperlink r:id="rId24" w:history="1">
+        <w:hyperlink r:id="rId25" w:history="1">
           <w:r>
             <w:rPr>
               <w:rStyle w:val="Hyperlink"/>

--- a/EXPORTS/DOCX/published/niveau3/Dutch/NZG.docx
+++ b/EXPORTS/DOCX/published/niveau3/Dutch/NZG.docx
@@ -519,7 +519,7 @@
           <w:sz w:val="24"/>
           <w:u w:val="single"/>
         </w:rPr>
-        <w:hyperlink r:id="rId11" w:history="1">
+        <w:hyperlink r:id="rId12" w:history="1">
           <w:r>
             <w:rPr>
               <w:rStyle w:val="Hyperlink"/>
@@ -955,7 +955,61 @@
           <w:color w:val="000000"/>
           <w:sz w:val="24"/>
         </w:rPr>
-        <w:t>het bezit van het NZG die on</w:t>
+        <w:t>het bezit van he</w:t>
+      </w:r>
+      <w:r>
+        <w:rPr>
+          <w:u w:val="single" w:color="0000ff"/>
+          <w:rFonts w:ascii="Charis SIL Regular" w:hAnsi="Charis SIL Regular" w:eastAsia="Charis SIL Regular"/>
+          <w:b w:val="0"/>
+          <w:i w:val="0"/>
+          <w:color w:val="000000"/>
+          <w:sz w:val="24"/>
+        </w:rPr>
+        <w:hyperlink r:id="rId14" w:history="1">
+          <w:r>
+            <w:rPr>
+              <w:rStyle w:val="Hyperlink"/>
+            </w:rPr>
+            <w:t>t NZG d</w:t>
+          </w:r>
+        </w:hyperlink>
+      </w:r>
+      <w:r>
+        <w:rPr>
+          <w:u w:val="single" w:color="0000ff"/>
+          <w:rFonts w:ascii="Charis SIL Regular" w:hAnsi="Charis SIL Regular" w:eastAsia="Charis SIL Regular"/>
+          <w:b w:val="0"/>
+          <w:i w:val="0"/>
+          <w:color w:val="000000"/>
+          <w:sz w:val="24"/>
+        </w:rPr>
+        <w:hyperlink r:id="rId14" w:history="1">
+          <w:r>
+            <w:rPr>
+              <w:rStyle w:val="Hyperlink"/>
+            </w:rPr>
+            <w:t>i</w:t>
+          </w:r>
+        </w:hyperlink>
+      </w:r>
+      <w:r>
+        <w:rPr>
+          <w:u w:val="single" w:color="0000ff"/>
+          <w:rFonts w:ascii="Charis SIL Regular" w:hAnsi="Charis SIL Regular" w:eastAsia="Charis SIL Regular"/>
+          <w:b w:val="0"/>
+          <w:i w:val="0"/>
+          <w:color w:val="000000"/>
+          <w:sz w:val="24"/>
+        </w:rPr>
+        <w:hyperlink r:id="rId14" w:history="1">
+          <w:r>
+            <w:rPr>
+              <w:rStyle w:val="Hyperlink"/>
+            </w:rPr>
+            <w:t>e on</w:t>
+          </w:r>
+        </w:hyperlink>
       </w:r>
       <w:r>
         <w:rPr>
@@ -1357,61 +1411,7 @@
           <w:color w:val="000000"/>
           <w:sz w:val="24"/>
         </w:rPr>
-        <w:hyperlink r:id="rId15" w:history="1">
-          <w:r>
-            <w:rPr>
-              <w:rStyle w:val="Hyperlink"/>
-            </w:rPr>
-            <w:t>i</w:t>
-          </w:r>
-        </w:hyperlink>
-      </w:r>
-      <w:r>
-        <w:rPr>
-          <w:u w:val="single" w:color="0000ff"/>
-          <w:rFonts w:ascii="Charis SIL Regular" w:hAnsi="Charis SIL Regular" w:eastAsia="Charis SIL Regular"/>
-          <w:b w:val="0"/>
-          <w:i w:val="0"/>
-          <w:color w:val="000000"/>
-          <w:sz w:val="24"/>
-        </w:rPr>
-        <w:hyperlink r:id="rId15" w:history="1">
-          <w:r>
-            <w:rPr>
-              <w:rStyle w:val="Hyperlink"/>
-            </w:rPr>
-            <w:t>tvoerig le</w:t>
-          </w:r>
-        </w:hyperlink>
-      </w:r>
-      <w:r>
-        <w:rPr>
-          <w:u w:val="single" w:color="0000ff"/>
-          <w:rFonts w:ascii="Charis SIL Regular" w:hAnsi="Charis SIL Regular" w:eastAsia="Charis SIL Regular"/>
-          <w:b w:val="0"/>
-          <w:i w:val="0"/>
-          <w:color w:val="000000"/>
-          <w:sz w:val="24"/>
-        </w:rPr>
-        <w:hyperlink r:id="rId15" w:history="1">
-          <w:r>
-            <w:rPr>
-              <w:rStyle w:val="Hyperlink"/>
-            </w:rPr>
-            <w:t>m</w:t>
-          </w:r>
-        </w:hyperlink>
-      </w:r>
-      <w:r>
-        <w:rPr>
-          <w:u w:val="single" w:color="0000ff"/>
-          <w:rFonts w:ascii="Charis SIL Regular" w:hAnsi="Charis SIL Regular" w:eastAsia="Charis SIL Regular"/>
-          <w:b w:val="0"/>
-          <w:i w:val="0"/>
-          <w:color w:val="000000"/>
-          <w:sz w:val="24"/>
-        </w:rPr>
-        <w:t>m</w:t>
+        <w:t>itvoerig lemm</w:t>
       </w:r>
       <w:r>
         <w:rPr>
@@ -2252,8 +2252,16 @@
           <w:i w:val="0"/>
           <w:color w:val="0000FF"/>
           <w:sz w:val="24"/>
+          <w:u w:val="single"/>
         </w:rPr>
-        <w:t>id=zoOC</w:t>
+        <w:hyperlink r:id="rId19" w:history="1">
+          <w:r>
+            <w:rPr>
+              <w:rStyle w:val="Hyperlink"/>
+            </w:rPr>
+            <w:t>id=zoOC</w:t>
+          </w:r>
+        </w:hyperlink>
       </w:r>
       <w:r>
         <w:rPr>
@@ -2264,7 +2272,7 @@
           <w:sz w:val="24"/>
           <w:u w:val="single"/>
         </w:rPr>
-        <w:hyperlink r:id="rId18" w:history="1">
+        <w:hyperlink r:id="rId19" w:history="1">
           <w:r>
             <w:rPr>
               <w:rStyle w:val="Hyperlink"/>
@@ -2857,7 +2865,7 @@
           <w:sz w:val="24"/>
           <w:u w:val="single"/>
         </w:rPr>
-        <w:hyperlink r:id="rId23" w:history="1">
+        <w:hyperlink r:id="rId21" w:history="1">
           <w:r>
             <w:rPr>
               <w:rStyle w:val="Hyperlink"/>
@@ -3148,7 +3156,7 @@
           <w:sz w:val="24"/>
           <w:u w:val="single"/>
         </w:rPr>
-        <w:hyperlink r:id="rId26" w:history="1">
+        <w:hyperlink r:id="rId24" w:history="1">
           <w:r>
             <w:rPr>
               <w:rStyle w:val="Hyperlink"/>

--- a/EXPORTS/DOCX/published/niveau3/Dutch/NZG.docx
+++ b/EXPORTS/DOCX/published/niveau3/Dutch/NZG.docx
@@ -445,7 +445,6 @@
           <w:i w:val="0"/>
           <w:color w:val="0000FF"/>
           <w:sz w:val="24"/>
-          <w:u w:val="single"/>
         </w:rPr>
         <w:hyperlink r:id="rId12" w:history="1">
           <w:r>
@@ -481,7 +480,6 @@
           <w:i w:val="0"/>
           <w:color w:val="0000FF"/>
           <w:sz w:val="24"/>
-          <w:u w:val="single"/>
         </w:rPr>
         <w:hyperlink r:id="rId12" w:history="1">
           <w:r>
@@ -519,7 +517,7 @@
           <w:sz w:val="24"/>
           <w:u w:val="single"/>
         </w:rPr>
-        <w:hyperlink r:id="rId12" w:history="1">
+        <w:hyperlink r:id="rId11" w:history="1">
           <w:r>
             <w:rPr>
               <w:rStyle w:val="Hyperlink"/>
@@ -1411,23 +1409,12 @@
           <w:color w:val="000000"/>
           <w:sz w:val="24"/>
         </w:rPr>
-        <w:t>itvoerig lemm</w:t>
-      </w:r>
-      <w:r>
-        <w:rPr>
-          <w:u w:val="single" w:color="0000ff"/>
-          <w:rFonts w:ascii="Charis SIL Regular" w:hAnsi="Charis SIL Regular" w:eastAsia="Charis SIL Regular"/>
-          <w:b w:val="0"/>
-          <w:i w:val="0"/>
-          <w:color w:val="000000"/>
-          <w:sz w:val="24"/>
-        </w:rPr>
         <w:hyperlink r:id="rId15" w:history="1">
           <w:r>
             <w:rPr>
               <w:rStyle w:val="Hyperlink"/>
             </w:rPr>
-            <w:t>a over</w:t>
+            <w:t>i</w:t>
           </w:r>
         </w:hyperlink>
       </w:r>
@@ -1445,9 +1432,38 @@
             <w:rPr>
               <w:rStyle w:val="Hyperlink"/>
             </w:rPr>
-            <w:t xml:space="preserve"> het Neder</w:t>
+            <w:t>tvoerig le</w:t>
           </w:r>
         </w:hyperlink>
+      </w:r>
+      <w:r>
+        <w:rPr>
+          <w:u w:val="single" w:color="0000ff"/>
+          <w:rFonts w:ascii="Charis SIL Regular" w:hAnsi="Charis SIL Regular" w:eastAsia="Charis SIL Regular"/>
+          <w:b w:val="0"/>
+          <w:i w:val="0"/>
+          <w:color w:val="000000"/>
+          <w:sz w:val="24"/>
+        </w:rPr>
+        <w:hyperlink r:id="rId15" w:history="1">
+          <w:r>
+            <w:rPr>
+              <w:rStyle w:val="Hyperlink"/>
+            </w:rPr>
+            <w:t>m</w:t>
+          </w:r>
+        </w:hyperlink>
+      </w:r>
+      <w:r>
+        <w:rPr>
+          <w:u w:val="single" w:color="0000ff"/>
+          <w:rFonts w:ascii="Charis SIL Regular" w:hAnsi="Charis SIL Regular" w:eastAsia="Charis SIL Regular"/>
+          <w:b w:val="0"/>
+          <w:i w:val="0"/>
+          <w:color w:val="000000"/>
+          <w:sz w:val="24"/>
+        </w:rPr>
+        <w:t>ma over het Neder</w:t>
       </w:r>
       <w:r>
         <w:rPr>
@@ -2771,7 +2787,7 @@
           <w:sz w:val="24"/>
           <w:u w:val="single"/>
         </w:rPr>
-        <w:hyperlink r:id="rId22" w:history="1">
+        <w:hyperlink r:id="rId21" w:history="1">
           <w:r>
             <w:rPr>
               <w:rStyle w:val="Hyperlink"/>
@@ -2789,7 +2805,7 @@
           <w:sz w:val="24"/>
           <w:u w:val="single"/>
         </w:rPr>
-        <w:hyperlink r:id="rId22" w:history="1">
+        <w:hyperlink r:id="rId21" w:history="1">
           <w:r>
             <w:rPr>
               <w:rStyle w:val="Hyperlink"/>
@@ -2800,7 +2816,6 @@
       </w:r>
       <w:r>
         <w:rPr>
-          <w:u w:val="single" w:color="0000ff"/>
           <w:rFonts w:ascii="Charis SIL Regular" w:hAnsi="Charis SIL Regular" w:eastAsia="Charis SIL Regular"/>
           <w:b w:val="0"/>
           <w:i w:val="0"/>
@@ -2865,7 +2880,7 @@
           <w:sz w:val="24"/>
           <w:u w:val="single"/>
         </w:rPr>
-        <w:hyperlink r:id="rId21" w:history="1">
+        <w:hyperlink r:id="rId23" w:history="1">
           <w:r>
             <w:rPr>
               <w:rStyle w:val="Hyperlink"/>
@@ -3063,7 +3078,7 @@
           <w:sz w:val="24"/>
           <w:u w:val="single"/>
         </w:rPr>
-        <w:hyperlink r:id="rId25" w:history="1">
+        <w:hyperlink r:id="rId24" w:history="1">
           <w:r>
             <w:rPr>
               <w:rStyle w:val="Hyperlink"/>
@@ -3081,7 +3096,7 @@
           <w:sz w:val="24"/>
           <w:u w:val="single"/>
         </w:rPr>
-        <w:hyperlink r:id="rId25" w:history="1">
+        <w:hyperlink r:id="rId24" w:history="1">
           <w:r>
             <w:rPr>
               <w:rStyle w:val="Hyperlink"/>
@@ -3109,7 +3124,7 @@
           <w:sz w:val="24"/>
           <w:u w:val="single"/>
         </w:rPr>
-        <w:hyperlink r:id="rId26" w:history="1">
+        <w:hyperlink r:id="rId24" w:history="1">
           <w:r>
             <w:rPr>
               <w:rStyle w:val="Hyperlink"/>
@@ -3156,7 +3171,7 @@
           <w:sz w:val="24"/>
           <w:u w:val="single"/>
         </w:rPr>
-        <w:hyperlink r:id="rId24" w:history="1">
+        <w:hyperlink r:id="rId26" w:history="1">
           <w:r>
             <w:rPr>
               <w:rStyle w:val="Hyperlink"/>

--- a/EXPORTS/DOCX/published/niveau3/Dutch/NZG.docx
+++ b/EXPORTS/DOCX/published/niveau3/Dutch/NZG.docx
@@ -445,6 +445,7 @@
           <w:i w:val="0"/>
           <w:color w:val="0000FF"/>
           <w:sz w:val="24"/>
+          <w:u w:val="single"/>
         </w:rPr>
         <w:hyperlink r:id="rId12" w:history="1">
           <w:r>
@@ -480,6 +481,7 @@
           <w:i w:val="0"/>
           <w:color w:val="0000FF"/>
           <w:sz w:val="24"/>
+          <w:u w:val="single"/>
         </w:rPr>
         <w:hyperlink r:id="rId12" w:history="1">
           <w:r>
@@ -1308,133 +1310,7 @@
           <w:color w:val="000000"/>
           <w:sz w:val="24"/>
         </w:rPr>
-        <w:t>door h</w:t>
-      </w:r>
-      <w:r>
-        <w:rPr>
-          <w:u w:val="single" w:color="0000ff"/>
-          <w:rFonts w:ascii="Charis SIL Regular" w:hAnsi="Charis SIL Regular" w:eastAsia="Charis SIL Regular"/>
-          <w:b w:val="0"/>
-          <w:i w:val="0"/>
-          <w:color w:val="000000"/>
-          <w:sz w:val="24"/>
-        </w:rPr>
-        <w:hyperlink r:id="rId15" w:history="1">
-          <w:r>
-            <w:rPr>
-              <w:rStyle w:val="Hyperlink"/>
-            </w:rPr>
-            <w:t xml:space="preserve">et Huygens </w:t>
-          </w:r>
-        </w:hyperlink>
-      </w:r>
-      <w:r>
-        <w:rPr>
-          <w:u w:val="single" w:color="0000ff"/>
-          <w:rFonts w:ascii="Charis SIL Regular" w:hAnsi="Charis SIL Regular" w:eastAsia="Charis SIL Regular"/>
-          <w:b w:val="0"/>
-          <w:i w:val="0"/>
-          <w:color w:val="000000"/>
-          <w:sz w:val="24"/>
-        </w:rPr>
-        <w:hyperlink r:id="rId15" w:history="1">
-          <w:r>
-            <w:rPr>
-              <w:rStyle w:val="Hyperlink"/>
-            </w:rPr>
-            <w:t>I</w:t>
-          </w:r>
-        </w:hyperlink>
-      </w:r>
-      <w:r>
-        <w:rPr>
-          <w:u w:val="single" w:color="0000ff"/>
-          <w:rFonts w:ascii="Charis SIL Regular" w:hAnsi="Charis SIL Regular" w:eastAsia="Charis SIL Regular"/>
-          <w:b w:val="0"/>
-          <w:i w:val="0"/>
-          <w:color w:val="000000"/>
-          <w:sz w:val="24"/>
-        </w:rPr>
-        <w:hyperlink r:id="rId15" w:history="1">
-          <w:r>
-            <w:rPr>
-              <w:rStyle w:val="Hyperlink"/>
-            </w:rPr>
-            <w:t>nsti</w:t>
-          </w:r>
-        </w:hyperlink>
-      </w:r>
-      <w:r>
-        <w:rPr>
-          <w:u w:val="single" w:color="0000ff"/>
-          <w:rFonts w:ascii="Charis SIL Regular" w:hAnsi="Charis SIL Regular" w:eastAsia="Charis SIL Regular"/>
-          <w:b w:val="0"/>
-          <w:i w:val="0"/>
-          <w:color w:val="000000"/>
-          <w:sz w:val="24"/>
-        </w:rPr>
-        <w:hyperlink r:id="rId15" w:history="1">
-          <w:r>
-            <w:rPr>
-              <w:rStyle w:val="Hyperlink"/>
-            </w:rPr>
-            <w:t>t</w:t>
-          </w:r>
-        </w:hyperlink>
-      </w:r>
-      <w:r>
-        <w:rPr>
-          <w:u w:val="single" w:color="0000ff"/>
-          <w:rFonts w:ascii="Charis SIL Regular" w:hAnsi="Charis SIL Regular" w:eastAsia="Charis SIL Regular"/>
-          <w:b w:val="0"/>
-          <w:i w:val="0"/>
-          <w:color w:val="000000"/>
-          <w:sz w:val="24"/>
-        </w:rPr>
-        <w:hyperlink r:id="rId15" w:history="1">
-          <w:r>
-            <w:rPr>
-              <w:rStyle w:val="Hyperlink"/>
-            </w:rPr>
-            <w:t>uut, is een u</w:t>
-          </w:r>
-        </w:hyperlink>
-      </w:r>
-      <w:r>
-        <w:rPr>
-          <w:u w:val="single" w:color="0000ff"/>
-          <w:rFonts w:ascii="Charis SIL Regular" w:hAnsi="Charis SIL Regular" w:eastAsia="Charis SIL Regular"/>
-          <w:b w:val="0"/>
-          <w:i w:val="0"/>
-          <w:color w:val="000000"/>
-          <w:sz w:val="24"/>
-        </w:rPr>
-        <w:hyperlink r:id="rId15" w:history="1">
-          <w:r>
-            <w:rPr>
-              <w:rStyle w:val="Hyperlink"/>
-            </w:rPr>
-            <w:t>i</w:t>
-          </w:r>
-        </w:hyperlink>
-      </w:r>
-      <w:r>
-        <w:rPr>
-          <w:u w:val="single" w:color="0000ff"/>
-          <w:rFonts w:ascii="Charis SIL Regular" w:hAnsi="Charis SIL Regular" w:eastAsia="Charis SIL Regular"/>
-          <w:b w:val="0"/>
-          <w:i w:val="0"/>
-          <w:color w:val="000000"/>
-          <w:sz w:val="24"/>
-        </w:rPr>
-        <w:hyperlink r:id="rId15" w:history="1">
-          <w:r>
-            <w:rPr>
-              <w:rStyle w:val="Hyperlink"/>
-            </w:rPr>
-            <w:t>tvoerig le</w:t>
-          </w:r>
-        </w:hyperlink>
+        <w:t>door het Huygens Instituut, is een uitvoerig le</w:t>
       </w:r>
       <w:r>
         <w:rPr>
@@ -1456,6 +1332,16 @@
       </w:r>
       <w:r>
         <w:rPr>
+          <w:rFonts w:ascii="Charis SIL Regular" w:hAnsi="Charis SIL Regular" w:eastAsia="Charis SIL Regular"/>
+          <w:b w:val="0"/>
+          <w:i w:val="0"/>
+          <w:color w:val="000000"/>
+          <w:sz w:val="24"/>
+        </w:rPr>
+        <w:t>m</w:t>
+      </w:r>
+      <w:r>
+        <w:rPr>
           <w:u w:val="single" w:color="0000ff"/>
           <w:rFonts w:ascii="Charis SIL Regular" w:hAnsi="Charis SIL Regular" w:eastAsia="Charis SIL Regular"/>
           <w:b w:val="0"/>
@@ -1463,7 +1349,32 @@
           <w:color w:val="000000"/>
           <w:sz w:val="24"/>
         </w:rPr>
-        <w:t>ma over het Neder</w:t>
+        <w:hyperlink r:id="rId15" w:history="1">
+          <w:r>
+            <w:rPr>
+              <w:rStyle w:val="Hyperlink"/>
+            </w:rPr>
+            <w:t>a over</w:t>
+          </w:r>
+        </w:hyperlink>
+      </w:r>
+      <w:r>
+        <w:rPr>
+          <w:u w:val="single" w:color="0000ff"/>
+          <w:rFonts w:ascii="Charis SIL Regular" w:hAnsi="Charis SIL Regular" w:eastAsia="Charis SIL Regular"/>
+          <w:b w:val="0"/>
+          <w:i w:val="0"/>
+          <w:color w:val="000000"/>
+          <w:sz w:val="24"/>
+        </w:rPr>
+        <w:hyperlink r:id="rId15" w:history="1">
+          <w:r>
+            <w:rPr>
+              <w:rStyle w:val="Hyperlink"/>
+            </w:rPr>
+            <w:t xml:space="preserve"> het Neder</w:t>
+          </w:r>
+        </w:hyperlink>
       </w:r>
       <w:r>
         <w:rPr>
@@ -2270,7 +2181,7 @@
           <w:sz w:val="24"/>
           <w:u w:val="single"/>
         </w:rPr>
-        <w:hyperlink r:id="rId19" w:history="1">
+        <w:hyperlink r:id="rId18" w:history="1">
           <w:r>
             <w:rPr>
               <w:rStyle w:val="Hyperlink"/>
@@ -2288,7 +2199,7 @@
           <w:sz w:val="24"/>
           <w:u w:val="single"/>
         </w:rPr>
-        <w:hyperlink r:id="rId19" w:history="1">
+        <w:hyperlink r:id="rId18" w:history="1">
           <w:r>
             <w:rPr>
               <w:rStyle w:val="Hyperlink"/>
@@ -2787,7 +2698,7 @@
           <w:sz w:val="24"/>
           <w:u w:val="single"/>
         </w:rPr>
-        <w:hyperlink r:id="rId21" w:history="1">
+        <w:hyperlink r:id="rId22" w:history="1">
           <w:r>
             <w:rPr>
               <w:rStyle w:val="Hyperlink"/>
@@ -2805,7 +2716,7 @@
           <w:sz w:val="24"/>
           <w:u w:val="single"/>
         </w:rPr>
-        <w:hyperlink r:id="rId21" w:history="1">
+        <w:hyperlink r:id="rId22" w:history="1">
           <w:r>
             <w:rPr>
               <w:rStyle w:val="Hyperlink"/>
@@ -2816,13 +2727,21 @@
       </w:r>
       <w:r>
         <w:rPr>
+          <w:u w:val="single" w:color="0000ff"/>
           <w:rFonts w:ascii="Charis SIL Regular" w:hAnsi="Charis SIL Regular" w:eastAsia="Charis SIL Regular"/>
           <w:b w:val="0"/>
           <w:i w:val="0"/>
           <w:color w:val="000000"/>
           <w:sz w:val="24"/>
         </w:rPr>
-        <w:t xml:space="preserve">, </w:t>
+        <w:hyperlink r:id="rId21" w:history="1">
+          <w:r>
+            <w:rPr>
+              <w:rStyle w:val="Hyperlink"/>
+            </w:rPr>
+            <w:t xml:space="preserve">, </w:t>
+          </w:r>
+        </w:hyperlink>
       </w:r>
       <w:r>
         <w:rPr>
@@ -3078,7 +2997,7 @@
           <w:sz w:val="24"/>
           <w:u w:val="single"/>
         </w:rPr>
-        <w:hyperlink r:id="rId24" w:history="1">
+        <w:hyperlink r:id="rId25" w:history="1">
           <w:r>
             <w:rPr>
               <w:rStyle w:val="Hyperlink"/>
@@ -3096,7 +3015,7 @@
           <w:sz w:val="24"/>
           <w:u w:val="single"/>
         </w:rPr>
-        <w:hyperlink r:id="rId24" w:history="1">
+        <w:hyperlink r:id="rId25" w:history="1">
           <w:r>
             <w:rPr>
               <w:rStyle w:val="Hyperlink"/>
@@ -3113,7 +3032,14 @@
           <w:color w:val="000000"/>
           <w:sz w:val="24"/>
         </w:rPr>
-        <w:t xml:space="preserve">, </w:t>
+        <w:hyperlink r:id="rId24" w:history="1">
+          <w:r>
+            <w:rPr>
+              <w:rStyle w:val="Hyperlink"/>
+            </w:rPr>
+            <w:t xml:space="preserve">, </w:t>
+          </w:r>
+        </w:hyperlink>
       </w:r>
       <w:r>
         <w:rPr>
@@ -3124,7 +3050,7 @@
           <w:sz w:val="24"/>
           <w:u w:val="single"/>
         </w:rPr>
-        <w:hyperlink r:id="rId24" w:history="1">
+        <w:hyperlink r:id="rId26" w:history="1">
           <w:r>
             <w:rPr>
               <w:rStyle w:val="Hyperlink"/>

--- a/EXPORTS/DOCX/published/niveau3/Dutch/NZG.docx
+++ b/EXPORTS/DOCX/published/niveau3/Dutch/NZG.docx
@@ -793,25 +793,7 @@
           <w:color w:val="000000"/>
           <w:sz w:val="24"/>
         </w:rPr>
-        <w:t>rechtsvoorgangers van de Raad voor de Zendin</w:t>
-      </w:r>
-      <w:r>
-        <w:rPr>
-          <w:u w:val="single" w:color="0000ff"/>
-          <w:rFonts w:ascii="Charis SIL Regular" w:hAnsi="Charis SIL Regular" w:eastAsia="Charis SIL Regular"/>
-          <w:b w:val="0"/>
-          <w:i w:val="0"/>
-          <w:color w:val="000000"/>
-          <w:sz w:val="24"/>
-        </w:rPr>
-        <w:hyperlink r:id="rId13" w:history="1">
-          <w:r>
-            <w:rPr>
-              <w:rStyle w:val="Hyperlink"/>
-            </w:rPr>
-            <w:t>g. Deze a</w:t>
-          </w:r>
-        </w:hyperlink>
+        <w:t>rechtsvoorgangers van de Raad voor de Zending. Deze a</w:t>
       </w:r>
       <w:r>
         <w:rPr>
@@ -1310,7 +1292,133 @@
           <w:color w:val="000000"/>
           <w:sz w:val="24"/>
         </w:rPr>
-        <w:t>door het Huygens Instituut, is een uitvoerig le</w:t>
+        <w:t>door h</w:t>
+      </w:r>
+      <w:r>
+        <w:rPr>
+          <w:u w:val="single" w:color="0000ff"/>
+          <w:rFonts w:ascii="Charis SIL Regular" w:hAnsi="Charis SIL Regular" w:eastAsia="Charis SIL Regular"/>
+          <w:b w:val="0"/>
+          <w:i w:val="0"/>
+          <w:color w:val="000000"/>
+          <w:sz w:val="24"/>
+        </w:rPr>
+        <w:hyperlink r:id="rId15" w:history="1">
+          <w:r>
+            <w:rPr>
+              <w:rStyle w:val="Hyperlink"/>
+            </w:rPr>
+            <w:t xml:space="preserve">et Huygens </w:t>
+          </w:r>
+        </w:hyperlink>
+      </w:r>
+      <w:r>
+        <w:rPr>
+          <w:u w:val="single" w:color="0000ff"/>
+          <w:rFonts w:ascii="Charis SIL Regular" w:hAnsi="Charis SIL Regular" w:eastAsia="Charis SIL Regular"/>
+          <w:b w:val="0"/>
+          <w:i w:val="0"/>
+          <w:color w:val="000000"/>
+          <w:sz w:val="24"/>
+        </w:rPr>
+        <w:hyperlink r:id="rId15" w:history="1">
+          <w:r>
+            <w:rPr>
+              <w:rStyle w:val="Hyperlink"/>
+            </w:rPr>
+            <w:t>I</w:t>
+          </w:r>
+        </w:hyperlink>
+      </w:r>
+      <w:r>
+        <w:rPr>
+          <w:u w:val="single" w:color="0000ff"/>
+          <w:rFonts w:ascii="Charis SIL Regular" w:hAnsi="Charis SIL Regular" w:eastAsia="Charis SIL Regular"/>
+          <w:b w:val="0"/>
+          <w:i w:val="0"/>
+          <w:color w:val="000000"/>
+          <w:sz w:val="24"/>
+        </w:rPr>
+        <w:hyperlink r:id="rId15" w:history="1">
+          <w:r>
+            <w:rPr>
+              <w:rStyle w:val="Hyperlink"/>
+            </w:rPr>
+            <w:t>nsti</w:t>
+          </w:r>
+        </w:hyperlink>
+      </w:r>
+      <w:r>
+        <w:rPr>
+          <w:u w:val="single" w:color="0000ff"/>
+          <w:rFonts w:ascii="Charis SIL Regular" w:hAnsi="Charis SIL Regular" w:eastAsia="Charis SIL Regular"/>
+          <w:b w:val="0"/>
+          <w:i w:val="0"/>
+          <w:color w:val="000000"/>
+          <w:sz w:val="24"/>
+        </w:rPr>
+        <w:hyperlink r:id="rId15" w:history="1">
+          <w:r>
+            <w:rPr>
+              <w:rStyle w:val="Hyperlink"/>
+            </w:rPr>
+            <w:t>t</w:t>
+          </w:r>
+        </w:hyperlink>
+      </w:r>
+      <w:r>
+        <w:rPr>
+          <w:u w:val="single" w:color="0000ff"/>
+          <w:rFonts w:ascii="Charis SIL Regular" w:hAnsi="Charis SIL Regular" w:eastAsia="Charis SIL Regular"/>
+          <w:b w:val="0"/>
+          <w:i w:val="0"/>
+          <w:color w:val="000000"/>
+          <w:sz w:val="24"/>
+        </w:rPr>
+        <w:hyperlink r:id="rId15" w:history="1">
+          <w:r>
+            <w:rPr>
+              <w:rStyle w:val="Hyperlink"/>
+            </w:rPr>
+            <w:t>uut, is een u</w:t>
+          </w:r>
+        </w:hyperlink>
+      </w:r>
+      <w:r>
+        <w:rPr>
+          <w:u w:val="single" w:color="0000ff"/>
+          <w:rFonts w:ascii="Charis SIL Regular" w:hAnsi="Charis SIL Regular" w:eastAsia="Charis SIL Regular"/>
+          <w:b w:val="0"/>
+          <w:i w:val="0"/>
+          <w:color w:val="000000"/>
+          <w:sz w:val="24"/>
+        </w:rPr>
+        <w:hyperlink r:id="rId15" w:history="1">
+          <w:r>
+            <w:rPr>
+              <w:rStyle w:val="Hyperlink"/>
+            </w:rPr>
+            <w:t>i</w:t>
+          </w:r>
+        </w:hyperlink>
+      </w:r>
+      <w:r>
+        <w:rPr>
+          <w:u w:val="single" w:color="0000ff"/>
+          <w:rFonts w:ascii="Charis SIL Regular" w:hAnsi="Charis SIL Regular" w:eastAsia="Charis SIL Regular"/>
+          <w:b w:val="0"/>
+          <w:i w:val="0"/>
+          <w:color w:val="000000"/>
+          <w:sz w:val="24"/>
+        </w:rPr>
+        <w:hyperlink r:id="rId15" w:history="1">
+          <w:r>
+            <w:rPr>
+              <w:rStyle w:val="Hyperlink"/>
+            </w:rPr>
+            <w:t>tvoerig le</w:t>
+          </w:r>
+        </w:hyperlink>
       </w:r>
       <w:r>
         <w:rPr>
@@ -2181,7 +2289,7 @@
           <w:sz w:val="24"/>
           <w:u w:val="single"/>
         </w:rPr>
-        <w:hyperlink r:id="rId18" w:history="1">
+        <w:hyperlink r:id="rId19" w:history="1">
           <w:r>
             <w:rPr>
               <w:rStyle w:val="Hyperlink"/>
@@ -2698,7 +2806,7 @@
           <w:sz w:val="24"/>
           <w:u w:val="single"/>
         </w:rPr>
-        <w:hyperlink r:id="rId22" w:history="1">
+        <w:hyperlink r:id="rId21" w:history="1">
           <w:r>
             <w:rPr>
               <w:rStyle w:val="Hyperlink"/>
@@ -2716,7 +2824,7 @@
           <w:sz w:val="24"/>
           <w:u w:val="single"/>
         </w:rPr>
-        <w:hyperlink r:id="rId22" w:history="1">
+        <w:hyperlink r:id="rId21" w:history="1">
           <w:r>
             <w:rPr>
               <w:rStyle w:val="Hyperlink"/>
@@ -2727,21 +2835,13 @@
       </w:r>
       <w:r>
         <w:rPr>
-          <w:u w:val="single" w:color="0000ff"/>
           <w:rFonts w:ascii="Charis SIL Regular" w:hAnsi="Charis SIL Regular" w:eastAsia="Charis SIL Regular"/>
           <w:b w:val="0"/>
           <w:i w:val="0"/>
           <w:color w:val="000000"/>
           <w:sz w:val="24"/>
         </w:rPr>
-        <w:hyperlink r:id="rId21" w:history="1">
-          <w:r>
-            <w:rPr>
-              <w:rStyle w:val="Hyperlink"/>
-            </w:rPr>
-            <w:t xml:space="preserve">, </w:t>
-          </w:r>
-        </w:hyperlink>
+        <w:t xml:space="preserve">, </w:t>
       </w:r>
       <w:r>
         <w:rPr>
@@ -2752,7 +2852,7 @@
           <w:sz w:val="24"/>
           <w:u w:val="single"/>
         </w:rPr>
-        <w:hyperlink r:id="rId23" w:history="1">
+        <w:hyperlink r:id="rId21" w:history="1">
           <w:r>
             <w:rPr>
               <w:rStyle w:val="Hyperlink"/>
@@ -2997,7 +3097,7 @@
           <w:sz w:val="24"/>
           <w:u w:val="single"/>
         </w:rPr>
-        <w:hyperlink r:id="rId25" w:history="1">
+        <w:hyperlink r:id="rId24" w:history="1">
           <w:r>
             <w:rPr>
               <w:rStyle w:val="Hyperlink"/>
@@ -3015,7 +3115,7 @@
           <w:sz w:val="24"/>
           <w:u w:val="single"/>
         </w:rPr>
-        <w:hyperlink r:id="rId25" w:history="1">
+        <w:hyperlink r:id="rId24" w:history="1">
           <w:r>
             <w:rPr>
               <w:rStyle w:val="Hyperlink"/>
@@ -3032,14 +3132,7 @@
           <w:color w:val="000000"/>
           <w:sz w:val="24"/>
         </w:rPr>
-        <w:hyperlink r:id="rId24" w:history="1">
-          <w:r>
-            <w:rPr>
-              <w:rStyle w:val="Hyperlink"/>
-            </w:rPr>
-            <w:t xml:space="preserve">, </w:t>
-          </w:r>
-        </w:hyperlink>
+        <w:t xml:space="preserve">, </w:t>
       </w:r>
       <w:r>
         <w:rPr>
@@ -3050,7 +3143,7 @@
           <w:sz w:val="24"/>
           <w:u w:val="single"/>
         </w:rPr>
-        <w:hyperlink r:id="rId26" w:history="1">
+        <w:hyperlink r:id="rId24" w:history="1">
           <w:r>
             <w:rPr>
               <w:rStyle w:val="Hyperlink"/>
@@ -3079,7 +3172,7 @@
           <w:sz w:val="24"/>
           <w:u w:val="single"/>
         </w:rPr>
-        <w:hyperlink r:id="rId26" w:history="1">
+        <w:hyperlink r:id="rId24" w:history="1">
           <w:r>
             <w:rPr>
               <w:rStyle w:val="Hyperlink"/>
@@ -3097,7 +3190,7 @@
           <w:sz w:val="24"/>
           <w:u w:val="single"/>
         </w:rPr>
-        <w:hyperlink r:id="rId26" w:history="1">
+        <w:hyperlink r:id="rId24" w:history="1">
           <w:r>
             <w:rPr>
               <w:rStyle w:val="Hyperlink"/>
@@ -3228,7 +3321,7 @@
           <w:sz w:val="24"/>
           <w:u w:val="single"/>
         </w:rPr>
-        <w:hyperlink r:id="rId27" w:history="1">
+        <w:hyperlink r:id="rId26" w:history="1">
           <w:r>
             <w:rPr>
               <w:rStyle w:val="Hyperlink"/>
@@ -3266,7 +3359,7 @@
           <w:sz w:val="24"/>
           <w:u w:val="single"/>
         </w:rPr>
-        <w:hyperlink r:id="rId28" w:history="1">
+        <w:hyperlink r:id="rId27" w:history="1">
           <w:r>
             <w:rPr>
               <w:rStyle w:val="Hyperlink"/>
@@ -3284,7 +3377,7 @@
           <w:sz w:val="24"/>
           <w:u w:val="single"/>
         </w:rPr>
-        <w:hyperlink r:id="rId28" w:history="1">
+        <w:hyperlink r:id="rId27" w:history="1">
           <w:r>
             <w:rPr>
               <w:rStyle w:val="Hyperlink"/>
@@ -3302,7 +3395,7 @@
           <w:sz w:val="24"/>
           <w:u w:val="single"/>
         </w:rPr>
-        <w:hyperlink r:id="rId28" w:history="1">
+        <w:hyperlink r:id="rId27" w:history="1">
           <w:r>
             <w:rPr>
               <w:rStyle w:val="Hyperlink"/>
@@ -3320,7 +3413,7 @@
           <w:sz w:val="24"/>
           <w:u w:val="single"/>
         </w:rPr>
-        <w:hyperlink r:id="rId28" w:history="1">
+        <w:hyperlink r:id="rId27" w:history="1">
           <w:r>
             <w:rPr>
               <w:rStyle w:val="Hyperlink"/>
@@ -3341,7 +3434,7 @@
           <w:sz w:val="24"/>
           <w:u w:val="single"/>
         </w:rPr>
-        <w:hyperlink r:id="rId28" w:history="1">
+        <w:hyperlink r:id="rId27" w:history="1">
           <w:r>
             <w:rPr>
               <w:rStyle w:val="Hyperlink"/>
@@ -3359,7 +3452,7 @@
           <w:sz w:val="24"/>
           <w:u w:val="single"/>
         </w:rPr>
-        <w:hyperlink r:id="rId28" w:history="1">
+        <w:hyperlink r:id="rId27" w:history="1">
           <w:r>
             <w:rPr>
               <w:rStyle w:val="Hyperlink"/>
@@ -3377,7 +3470,7 @@
           <w:sz w:val="24"/>
           <w:u w:val="single"/>
         </w:rPr>
-        <w:hyperlink r:id="rId28" w:history="1">
+        <w:hyperlink r:id="rId27" w:history="1">
           <w:r>
             <w:rPr>
               <w:rStyle w:val="Hyperlink"/>
@@ -3395,7 +3488,7 @@
           <w:sz w:val="24"/>
           <w:u w:val="single"/>
         </w:rPr>
-        <w:hyperlink r:id="rId28" w:history="1">
+        <w:hyperlink r:id="rId27" w:history="1">
           <w:r>
             <w:rPr>
               <w:rStyle w:val="Hyperlink"/>
@@ -3413,7 +3506,7 @@
           <w:sz w:val="24"/>
           <w:u w:val="single"/>
         </w:rPr>
-        <w:hyperlink r:id="rId28" w:history="1">
+        <w:hyperlink r:id="rId27" w:history="1">
           <w:r>
             <w:rPr>
               <w:rStyle w:val="Hyperlink"/>
@@ -3441,7 +3534,7 @@
           <w:sz w:val="24"/>
           <w:u w:val="single"/>
         </w:rPr>
-        <w:hyperlink r:id="rId28" w:history="1">
+        <w:hyperlink r:id="rId27" w:history="1">
           <w:r>
             <w:rPr>
               <w:rStyle w:val="Hyperlink"/>

--- a/EXPORTS/DOCX/published/niveau3/Dutch/NZG.docx
+++ b/EXPORTS/DOCX/published/niveau3/Dutch/NZG.docx
@@ -793,7 +793,25 @@
           <w:color w:val="000000"/>
           <w:sz w:val="24"/>
         </w:rPr>
-        <w:t>rechtsvoorgangers van de Raad voor de Zending. Deze a</w:t>
+        <w:t>rechtsvoorgangers van de Raad voor de Zendin</w:t>
+      </w:r>
+      <w:r>
+        <w:rPr>
+          <w:u w:val="single" w:color="0000ff"/>
+          <w:rFonts w:ascii="Charis SIL Regular" w:hAnsi="Charis SIL Regular" w:eastAsia="Charis SIL Regular"/>
+          <w:b w:val="0"/>
+          <w:i w:val="0"/>
+          <w:color w:val="000000"/>
+          <w:sz w:val="24"/>
+        </w:rPr>
+        <w:hyperlink r:id="rId13" w:history="1">
+          <w:r>
+            <w:rPr>
+              <w:rStyle w:val="Hyperlink"/>
+            </w:rPr>
+            <w:t>g. Deze a</w:t>
+          </w:r>
+        </w:hyperlink>
       </w:r>
       <w:r>
         <w:rPr>
@@ -937,61 +955,7 @@
           <w:color w:val="000000"/>
           <w:sz w:val="24"/>
         </w:rPr>
-        <w:t>het bezit van he</w:t>
-      </w:r>
-      <w:r>
-        <w:rPr>
-          <w:u w:val="single" w:color="0000ff"/>
-          <w:rFonts w:ascii="Charis SIL Regular" w:hAnsi="Charis SIL Regular" w:eastAsia="Charis SIL Regular"/>
-          <w:b w:val="0"/>
-          <w:i w:val="0"/>
-          <w:color w:val="000000"/>
-          <w:sz w:val="24"/>
-        </w:rPr>
-        <w:hyperlink r:id="rId14" w:history="1">
-          <w:r>
-            <w:rPr>
-              <w:rStyle w:val="Hyperlink"/>
-            </w:rPr>
-            <w:t>t NZG d</w:t>
-          </w:r>
-        </w:hyperlink>
-      </w:r>
-      <w:r>
-        <w:rPr>
-          <w:u w:val="single" w:color="0000ff"/>
-          <w:rFonts w:ascii="Charis SIL Regular" w:hAnsi="Charis SIL Regular" w:eastAsia="Charis SIL Regular"/>
-          <w:b w:val="0"/>
-          <w:i w:val="0"/>
-          <w:color w:val="000000"/>
-          <w:sz w:val="24"/>
-        </w:rPr>
-        <w:hyperlink r:id="rId14" w:history="1">
-          <w:r>
-            <w:rPr>
-              <w:rStyle w:val="Hyperlink"/>
-            </w:rPr>
-            <w:t>i</w:t>
-          </w:r>
-        </w:hyperlink>
-      </w:r>
-      <w:r>
-        <w:rPr>
-          <w:u w:val="single" w:color="0000ff"/>
-          <w:rFonts w:ascii="Charis SIL Regular" w:hAnsi="Charis SIL Regular" w:eastAsia="Charis SIL Regular"/>
-          <w:b w:val="0"/>
-          <w:i w:val="0"/>
-          <w:color w:val="000000"/>
-          <w:sz w:val="24"/>
-        </w:rPr>
-        <w:hyperlink r:id="rId14" w:history="1">
-          <w:r>
-            <w:rPr>
-              <w:rStyle w:val="Hyperlink"/>
-            </w:rPr>
-            <w:t>e on</w:t>
-          </w:r>
-        </w:hyperlink>
+        <w:t>het bezit van het NZG die on</w:t>
       </w:r>
       <w:r>
         <w:rPr>
@@ -1440,6 +1404,7 @@
       </w:r>
       <w:r>
         <w:rPr>
+          <w:u w:val="single" w:color="0000ff"/>
           <w:rFonts w:ascii="Charis SIL Regular" w:hAnsi="Charis SIL Regular" w:eastAsia="Charis SIL Regular"/>
           <w:b w:val="0"/>
           <w:i w:val="0"/>
@@ -2307,7 +2272,7 @@
           <w:sz w:val="24"/>
           <w:u w:val="single"/>
         </w:rPr>
-        <w:hyperlink r:id="rId18" w:history="1">
+        <w:hyperlink r:id="rId19" w:history="1">
           <w:r>
             <w:rPr>
               <w:rStyle w:val="Hyperlink"/>
@@ -2806,7 +2771,7 @@
           <w:sz w:val="24"/>
           <w:u w:val="single"/>
         </w:rPr>
-        <w:hyperlink r:id="rId21" w:history="1">
+        <w:hyperlink r:id="rId22" w:history="1">
           <w:r>
             <w:rPr>
               <w:rStyle w:val="Hyperlink"/>
@@ -2824,7 +2789,7 @@
           <w:sz w:val="24"/>
           <w:u w:val="single"/>
         </w:rPr>
-        <w:hyperlink r:id="rId21" w:history="1">
+        <w:hyperlink r:id="rId22" w:history="1">
           <w:r>
             <w:rPr>
               <w:rStyle w:val="Hyperlink"/>
@@ -2852,7 +2817,7 @@
           <w:sz w:val="24"/>
           <w:u w:val="single"/>
         </w:rPr>
-        <w:hyperlink r:id="rId21" w:history="1">
+        <w:hyperlink r:id="rId23" w:history="1">
           <w:r>
             <w:rPr>
               <w:rStyle w:val="Hyperlink"/>
@@ -3115,7 +3080,7 @@
           <w:sz w:val="24"/>
           <w:u w:val="single"/>
         </w:rPr>
-        <w:hyperlink r:id="rId24" w:history="1">
+        <w:hyperlink r:id="rId25" w:history="1">
           <w:r>
             <w:rPr>
               <w:rStyle w:val="Hyperlink"/>
@@ -3143,7 +3108,7 @@
           <w:sz w:val="24"/>
           <w:u w:val="single"/>
         </w:rPr>
-        <w:hyperlink r:id="rId24" w:history="1">
+        <w:hyperlink r:id="rId26" w:history="1">
           <w:r>
             <w:rPr>
               <w:rStyle w:val="Hyperlink"/>
@@ -3172,7 +3137,7 @@
           <w:sz w:val="24"/>
           <w:u w:val="single"/>
         </w:rPr>
-        <w:hyperlink r:id="rId24" w:history="1">
+        <w:hyperlink r:id="rId26" w:history="1">
           <w:r>
             <w:rPr>
               <w:rStyle w:val="Hyperlink"/>
@@ -3190,7 +3155,7 @@
           <w:sz w:val="24"/>
           <w:u w:val="single"/>
         </w:rPr>
-        <w:hyperlink r:id="rId24" w:history="1">
+        <w:hyperlink r:id="rId26" w:history="1">
           <w:r>
             <w:rPr>
               <w:rStyle w:val="Hyperlink"/>
@@ -3321,7 +3286,7 @@
           <w:sz w:val="24"/>
           <w:u w:val="single"/>
         </w:rPr>
-        <w:hyperlink r:id="rId26" w:history="1">
+        <w:hyperlink r:id="rId27" w:history="1">
           <w:r>
             <w:rPr>
               <w:rStyle w:val="Hyperlink"/>
@@ -3359,7 +3324,7 @@
           <w:sz w:val="24"/>
           <w:u w:val="single"/>
         </w:rPr>
-        <w:hyperlink r:id="rId27" w:history="1">
+        <w:hyperlink r:id="rId28" w:history="1">
           <w:r>
             <w:rPr>
               <w:rStyle w:val="Hyperlink"/>
@@ -3377,7 +3342,7 @@
           <w:sz w:val="24"/>
           <w:u w:val="single"/>
         </w:rPr>
-        <w:hyperlink r:id="rId27" w:history="1">
+        <w:hyperlink r:id="rId28" w:history="1">
           <w:r>
             <w:rPr>
               <w:rStyle w:val="Hyperlink"/>
@@ -3395,7 +3360,7 @@
           <w:sz w:val="24"/>
           <w:u w:val="single"/>
         </w:rPr>
-        <w:hyperlink r:id="rId27" w:history="1">
+        <w:hyperlink r:id="rId28" w:history="1">
           <w:r>
             <w:rPr>
               <w:rStyle w:val="Hyperlink"/>
@@ -3413,7 +3378,7 @@
           <w:sz w:val="24"/>
           <w:u w:val="single"/>
         </w:rPr>
-        <w:hyperlink r:id="rId27" w:history="1">
+        <w:hyperlink r:id="rId28" w:history="1">
           <w:r>
             <w:rPr>
               <w:rStyle w:val="Hyperlink"/>
@@ -3434,7 +3399,7 @@
           <w:sz w:val="24"/>
           <w:u w:val="single"/>
         </w:rPr>
-        <w:hyperlink r:id="rId27" w:history="1">
+        <w:hyperlink r:id="rId28" w:history="1">
           <w:r>
             <w:rPr>
               <w:rStyle w:val="Hyperlink"/>
@@ -3452,7 +3417,7 @@
           <w:sz w:val="24"/>
           <w:u w:val="single"/>
         </w:rPr>
-        <w:hyperlink r:id="rId27" w:history="1">
+        <w:hyperlink r:id="rId28" w:history="1">
           <w:r>
             <w:rPr>
               <w:rStyle w:val="Hyperlink"/>
@@ -3470,7 +3435,7 @@
           <w:sz w:val="24"/>
           <w:u w:val="single"/>
         </w:rPr>
-        <w:hyperlink r:id="rId27" w:history="1">
+        <w:hyperlink r:id="rId28" w:history="1">
           <w:r>
             <w:rPr>
               <w:rStyle w:val="Hyperlink"/>
@@ -3488,7 +3453,7 @@
           <w:sz w:val="24"/>
           <w:u w:val="single"/>
         </w:rPr>
-        <w:hyperlink r:id="rId27" w:history="1">
+        <w:hyperlink r:id="rId28" w:history="1">
           <w:r>
             <w:rPr>
               <w:rStyle w:val="Hyperlink"/>
@@ -3506,7 +3471,7 @@
           <w:sz w:val="24"/>
           <w:u w:val="single"/>
         </w:rPr>
-        <w:hyperlink r:id="rId27" w:history="1">
+        <w:hyperlink r:id="rId28" w:history="1">
           <w:r>
             <w:rPr>
               <w:rStyle w:val="Hyperlink"/>
@@ -3534,7 +3499,7 @@
           <w:sz w:val="24"/>
           <w:u w:val="single"/>
         </w:rPr>
-        <w:hyperlink r:id="rId27" w:history="1">
+        <w:hyperlink r:id="rId28" w:history="1">
           <w:r>
             <w:rPr>
               <w:rStyle w:val="Hyperlink"/>

--- a/EXPORTS/DOCX/published/niveau3/Dutch/NZG.docx
+++ b/EXPORTS/DOCX/published/niveau3/Dutch/NZG.docx
@@ -501,7 +501,7 @@
           <w:sz w:val="24"/>
           <w:u w:val="single"/>
         </w:rPr>
-        <w:hyperlink r:id="rId11" w:history="1">
+        <w:hyperlink r:id="rId12" w:history="1">
           <w:r>
             <w:rPr>
               <w:rStyle w:val="Hyperlink"/>
@@ -519,7 +519,7 @@
           <w:sz w:val="24"/>
           <w:u w:val="single"/>
         </w:rPr>
-        <w:hyperlink r:id="rId11" w:history="1">
+        <w:hyperlink r:id="rId12" w:history="1">
           <w:r>
             <w:rPr>
               <w:rStyle w:val="Hyperlink"/>
@@ -955,7 +955,18 @@
           <w:color w:val="000000"/>
           <w:sz w:val="24"/>
         </w:rPr>
-        <w:t>het bezit van het NZG die on</w:t>
+        <w:t>het bezit van he</w:t>
+      </w:r>
+      <w:r>
+        <w:rPr>
+          <w:u w:val="single" w:color="0000ff"/>
+          <w:rFonts w:ascii="Charis SIL Regular" w:hAnsi="Charis SIL Regular" w:eastAsia="Charis SIL Regular"/>
+          <w:b w:val="0"/>
+          <w:i w:val="0"/>
+          <w:color w:val="000000"/>
+          <w:sz w:val="24"/>
+        </w:rPr>
+        <w:t>t NZG die on</w:t>
       </w:r>
       <w:r>
         <w:rPr>
@@ -1357,61 +1368,7 @@
           <w:color w:val="000000"/>
           <w:sz w:val="24"/>
         </w:rPr>
-        <w:hyperlink r:id="rId15" w:history="1">
-          <w:r>
-            <w:rPr>
-              <w:rStyle w:val="Hyperlink"/>
-            </w:rPr>
-            <w:t>i</w:t>
-          </w:r>
-        </w:hyperlink>
-      </w:r>
-      <w:r>
-        <w:rPr>
-          <w:u w:val="single" w:color="0000ff"/>
-          <w:rFonts w:ascii="Charis SIL Regular" w:hAnsi="Charis SIL Regular" w:eastAsia="Charis SIL Regular"/>
-          <w:b w:val="0"/>
-          <w:i w:val="0"/>
-          <w:color w:val="000000"/>
-          <w:sz w:val="24"/>
-        </w:rPr>
-        <w:hyperlink r:id="rId15" w:history="1">
-          <w:r>
-            <w:rPr>
-              <w:rStyle w:val="Hyperlink"/>
-            </w:rPr>
-            <w:t>tvoerig le</w:t>
-          </w:r>
-        </w:hyperlink>
-      </w:r>
-      <w:r>
-        <w:rPr>
-          <w:u w:val="single" w:color="0000ff"/>
-          <w:rFonts w:ascii="Charis SIL Regular" w:hAnsi="Charis SIL Regular" w:eastAsia="Charis SIL Regular"/>
-          <w:b w:val="0"/>
-          <w:i w:val="0"/>
-          <w:color w:val="000000"/>
-          <w:sz w:val="24"/>
-        </w:rPr>
-        <w:hyperlink r:id="rId15" w:history="1">
-          <w:r>
-            <w:rPr>
-              <w:rStyle w:val="Hyperlink"/>
-            </w:rPr>
-            <w:t>m</w:t>
-          </w:r>
-        </w:hyperlink>
-      </w:r>
-      <w:r>
-        <w:rPr>
-          <w:u w:val="single" w:color="0000ff"/>
-          <w:rFonts w:ascii="Charis SIL Regular" w:hAnsi="Charis SIL Regular" w:eastAsia="Charis SIL Regular"/>
-          <w:b w:val="0"/>
-          <w:i w:val="0"/>
-          <w:color w:val="000000"/>
-          <w:sz w:val="24"/>
-        </w:rPr>
-        <w:t>m</w:t>
+        <w:t>itvoerig lemm</w:t>
       </w:r>
       <w:r>
         <w:rPr>
@@ -2254,7 +2211,7 @@
           <w:sz w:val="24"/>
           <w:u w:val="single"/>
         </w:rPr>
-        <w:hyperlink r:id="rId19" w:history="1">
+        <w:hyperlink r:id="rId18" w:history="1">
           <w:r>
             <w:rPr>
               <w:rStyle w:val="Hyperlink"/>
@@ -2272,7 +2229,7 @@
           <w:sz w:val="24"/>
           <w:u w:val="single"/>
         </w:rPr>
-        <w:hyperlink r:id="rId19" w:history="1">
+        <w:hyperlink r:id="rId18" w:history="1">
           <w:r>
             <w:rPr>
               <w:rStyle w:val="Hyperlink"/>
@@ -2771,7 +2728,7 @@
           <w:sz w:val="24"/>
           <w:u w:val="single"/>
         </w:rPr>
-        <w:hyperlink r:id="rId22" w:history="1">
+        <w:hyperlink r:id="rId21" w:history="1">
           <w:r>
             <w:rPr>
               <w:rStyle w:val="Hyperlink"/>
@@ -2789,7 +2746,7 @@
           <w:sz w:val="24"/>
           <w:u w:val="single"/>
         </w:rPr>
-        <w:hyperlink r:id="rId22" w:history="1">
+        <w:hyperlink r:id="rId21" w:history="1">
           <w:r>
             <w:rPr>
               <w:rStyle w:val="Hyperlink"/>
@@ -2817,7 +2774,7 @@
           <w:sz w:val="24"/>
           <w:u w:val="single"/>
         </w:rPr>
-        <w:hyperlink r:id="rId23" w:history="1">
+        <w:hyperlink r:id="rId21" w:history="1">
           <w:r>
             <w:rPr>
               <w:rStyle w:val="Hyperlink"/>
@@ -2846,7 +2803,7 @@
           <w:sz w:val="24"/>
           <w:u w:val="single"/>
         </w:rPr>
-        <w:hyperlink r:id="rId23" w:history="1">
+        <w:hyperlink r:id="rId21" w:history="1">
           <w:r>
             <w:rPr>
               <w:rStyle w:val="Hyperlink"/>
@@ -2864,7 +2821,7 @@
           <w:sz w:val="24"/>
           <w:u w:val="single"/>
         </w:rPr>
-        <w:hyperlink r:id="rId23" w:history="1">
+        <w:hyperlink r:id="rId21" w:history="1">
           <w:r>
             <w:rPr>
               <w:rStyle w:val="Hyperlink"/>
@@ -2962,7 +2919,7 @@
           <w:sz w:val="24"/>
           <w:u w:val="single"/>
         </w:rPr>
-        <w:hyperlink r:id="rId24" w:history="1">
+        <w:hyperlink r:id="rId23" w:history="1">
           <w:r>
             <w:rPr>
               <w:rStyle w:val="Hyperlink"/>
@@ -2980,7 +2937,7 @@
           <w:sz w:val="24"/>
           <w:u w:val="single"/>
         </w:rPr>
-        <w:hyperlink r:id="rId24" w:history="1">
+        <w:hyperlink r:id="rId23" w:history="1">
           <w:r>
             <w:rPr>
               <w:rStyle w:val="Hyperlink"/>
@@ -2998,7 +2955,7 @@
           <w:sz w:val="24"/>
           <w:u w:val="single"/>
         </w:rPr>
-        <w:hyperlink r:id="rId24" w:history="1">
+        <w:hyperlink r:id="rId23" w:history="1">
           <w:r>
             <w:rPr>
               <w:rStyle w:val="Hyperlink"/>
@@ -3016,7 +2973,7 @@
           <w:sz w:val="24"/>
           <w:u w:val="single"/>
         </w:rPr>
-        <w:hyperlink r:id="rId24" w:history="1">
+        <w:hyperlink r:id="rId23" w:history="1">
           <w:r>
             <w:rPr>
               <w:rStyle w:val="Hyperlink"/>
@@ -3044,7 +3001,7 @@
           <w:sz w:val="24"/>
           <w:u w:val="single"/>
         </w:rPr>
-        <w:hyperlink r:id="rId25" w:history="1">
+        <w:hyperlink r:id="rId24" w:history="1">
           <w:r>
             <w:rPr>
               <w:rStyle w:val="Hyperlink"/>
@@ -3062,7 +3019,7 @@
           <w:sz w:val="24"/>
           <w:u w:val="single"/>
         </w:rPr>
-        <w:hyperlink r:id="rId24" w:history="1">
+        <w:hyperlink r:id="rId23" w:history="1">
           <w:r>
             <w:rPr>
               <w:rStyle w:val="Hyperlink"/>
@@ -3080,7 +3037,7 @@
           <w:sz w:val="24"/>
           <w:u w:val="single"/>
         </w:rPr>
-        <w:hyperlink r:id="rId25" w:history="1">
+        <w:hyperlink r:id="rId24" w:history="1">
           <w:r>
             <w:rPr>
               <w:rStyle w:val="Hyperlink"/>
@@ -3091,6 +3048,7 @@
       </w:r>
       <w:r>
         <w:rPr>
+          <w:u w:val="single" w:color="0000ff"/>
           <w:rFonts w:ascii="Charis SIL Regular" w:hAnsi="Charis SIL Regular" w:eastAsia="Charis SIL Regular"/>
           <w:b w:val="0"/>
           <w:i w:val="0"/>
@@ -3108,7 +3066,7 @@
           <w:sz w:val="24"/>
           <w:u w:val="single"/>
         </w:rPr>
-        <w:hyperlink r:id="rId26" w:history="1">
+        <w:hyperlink r:id="rId25" w:history="1">
           <w:r>
             <w:rPr>
               <w:rStyle w:val="Hyperlink"/>
@@ -3137,7 +3095,7 @@
           <w:sz w:val="24"/>
           <w:u w:val="single"/>
         </w:rPr>
-        <w:hyperlink r:id="rId26" w:history="1">
+        <w:hyperlink r:id="rId23" w:history="1">
           <w:r>
             <w:rPr>
               <w:rStyle w:val="Hyperlink"/>
@@ -3155,7 +3113,7 @@
           <w:sz w:val="24"/>
           <w:u w:val="single"/>
         </w:rPr>
-        <w:hyperlink r:id="rId26" w:history="1">
+        <w:hyperlink r:id="rId23" w:history="1">
           <w:r>
             <w:rPr>
               <w:rStyle w:val="Hyperlink"/>
@@ -3286,7 +3244,7 @@
           <w:sz w:val="24"/>
           <w:u w:val="single"/>
         </w:rPr>
-        <w:hyperlink r:id="rId27" w:history="1">
+        <w:hyperlink r:id="rId26" w:history="1">
           <w:r>
             <w:rPr>
               <w:rStyle w:val="Hyperlink"/>
@@ -3324,7 +3282,7 @@
           <w:sz w:val="24"/>
           <w:u w:val="single"/>
         </w:rPr>
-        <w:hyperlink r:id="rId28" w:history="1">
+        <w:hyperlink r:id="rId27" w:history="1">
           <w:r>
             <w:rPr>
               <w:rStyle w:val="Hyperlink"/>
@@ -3342,7 +3300,7 @@
           <w:sz w:val="24"/>
           <w:u w:val="single"/>
         </w:rPr>
-        <w:hyperlink r:id="rId28" w:history="1">
+        <w:hyperlink r:id="rId27" w:history="1">
           <w:r>
             <w:rPr>
               <w:rStyle w:val="Hyperlink"/>
@@ -3360,7 +3318,7 @@
           <w:sz w:val="24"/>
           <w:u w:val="single"/>
         </w:rPr>
-        <w:hyperlink r:id="rId28" w:history="1">
+        <w:hyperlink r:id="rId27" w:history="1">
           <w:r>
             <w:rPr>
               <w:rStyle w:val="Hyperlink"/>
@@ -3378,7 +3336,7 @@
           <w:sz w:val="24"/>
           <w:u w:val="single"/>
         </w:rPr>
-        <w:hyperlink r:id="rId28" w:history="1">
+        <w:hyperlink r:id="rId27" w:history="1">
           <w:r>
             <w:rPr>
               <w:rStyle w:val="Hyperlink"/>
@@ -3399,7 +3357,7 @@
           <w:sz w:val="24"/>
           <w:u w:val="single"/>
         </w:rPr>
-        <w:hyperlink r:id="rId28" w:history="1">
+        <w:hyperlink r:id="rId27" w:history="1">
           <w:r>
             <w:rPr>
               <w:rStyle w:val="Hyperlink"/>
@@ -3417,7 +3375,7 @@
           <w:sz w:val="24"/>
           <w:u w:val="single"/>
         </w:rPr>
-        <w:hyperlink r:id="rId28" w:history="1">
+        <w:hyperlink r:id="rId27" w:history="1">
           <w:r>
             <w:rPr>
               <w:rStyle w:val="Hyperlink"/>
@@ -3435,7 +3393,7 @@
           <w:sz w:val="24"/>
           <w:u w:val="single"/>
         </w:rPr>
-        <w:hyperlink r:id="rId28" w:history="1">
+        <w:hyperlink r:id="rId27" w:history="1">
           <w:r>
             <w:rPr>
               <w:rStyle w:val="Hyperlink"/>
@@ -3453,7 +3411,7 @@
           <w:sz w:val="24"/>
           <w:u w:val="single"/>
         </w:rPr>
-        <w:hyperlink r:id="rId28" w:history="1">
+        <w:hyperlink r:id="rId27" w:history="1">
           <w:r>
             <w:rPr>
               <w:rStyle w:val="Hyperlink"/>
@@ -3471,7 +3429,7 @@
           <w:sz w:val="24"/>
           <w:u w:val="single"/>
         </w:rPr>
-        <w:hyperlink r:id="rId28" w:history="1">
+        <w:hyperlink r:id="rId27" w:history="1">
           <w:r>
             <w:rPr>
               <w:rStyle w:val="Hyperlink"/>
@@ -3499,7 +3457,7 @@
           <w:sz w:val="24"/>
           <w:u w:val="single"/>
         </w:rPr>
-        <w:hyperlink r:id="rId28" w:history="1">
+        <w:hyperlink r:id="rId27" w:history="1">
           <w:r>
             <w:rPr>
               <w:rStyle w:val="Hyperlink"/>

--- a/EXPORTS/DOCX/published/niveau3/Dutch/NZG.docx
+++ b/EXPORTS/DOCX/published/niveau3/Dutch/NZG.docx
@@ -501,7 +501,7 @@
           <w:sz w:val="24"/>
           <w:u w:val="single"/>
         </w:rPr>
-        <w:hyperlink r:id="rId12" w:history="1">
+        <w:hyperlink r:id="rId11" w:history="1">
           <w:r>
             <w:rPr>
               <w:rStyle w:val="Hyperlink"/>
@@ -966,7 +966,50 @@
           <w:color w:val="000000"/>
           <w:sz w:val="24"/>
         </w:rPr>
-        <w:t>t NZG die on</w:t>
+        <w:hyperlink r:id="rId14" w:history="1">
+          <w:r>
+            <w:rPr>
+              <w:rStyle w:val="Hyperlink"/>
+            </w:rPr>
+            <w:t>t NZG d</w:t>
+          </w:r>
+        </w:hyperlink>
+      </w:r>
+      <w:r>
+        <w:rPr>
+          <w:u w:val="single" w:color="0000ff"/>
+          <w:rFonts w:ascii="Charis SIL Regular" w:hAnsi="Charis SIL Regular" w:eastAsia="Charis SIL Regular"/>
+          <w:b w:val="0"/>
+          <w:i w:val="0"/>
+          <w:color w:val="000000"/>
+          <w:sz w:val="24"/>
+        </w:rPr>
+        <w:hyperlink r:id="rId14" w:history="1">
+          <w:r>
+            <w:rPr>
+              <w:rStyle w:val="Hyperlink"/>
+            </w:rPr>
+            <w:t>i</w:t>
+          </w:r>
+        </w:hyperlink>
+      </w:r>
+      <w:r>
+        <w:rPr>
+          <w:u w:val="single" w:color="0000ff"/>
+          <w:rFonts w:ascii="Charis SIL Regular" w:hAnsi="Charis SIL Regular" w:eastAsia="Charis SIL Regular"/>
+          <w:b w:val="0"/>
+          <w:i w:val="0"/>
+          <w:color w:val="000000"/>
+          <w:sz w:val="24"/>
+        </w:rPr>
+        <w:hyperlink r:id="rId14" w:history="1">
+          <w:r>
+            <w:rPr>
+              <w:rStyle w:val="Hyperlink"/>
+            </w:rPr>
+            <w:t>e on</w:t>
+          </w:r>
+        </w:hyperlink>
       </w:r>
       <w:r>
         <w:rPr>
@@ -1368,7 +1411,60 @@
           <w:color w:val="000000"/>
           <w:sz w:val="24"/>
         </w:rPr>
-        <w:t>itvoerig lemm</w:t>
+        <w:hyperlink r:id="rId15" w:history="1">
+          <w:r>
+            <w:rPr>
+              <w:rStyle w:val="Hyperlink"/>
+            </w:rPr>
+            <w:t>i</w:t>
+          </w:r>
+        </w:hyperlink>
+      </w:r>
+      <w:r>
+        <w:rPr>
+          <w:u w:val="single" w:color="0000ff"/>
+          <w:rFonts w:ascii="Charis SIL Regular" w:hAnsi="Charis SIL Regular" w:eastAsia="Charis SIL Regular"/>
+          <w:b w:val="0"/>
+          <w:i w:val="0"/>
+          <w:color w:val="000000"/>
+          <w:sz w:val="24"/>
+        </w:rPr>
+        <w:hyperlink r:id="rId15" w:history="1">
+          <w:r>
+            <w:rPr>
+              <w:rStyle w:val="Hyperlink"/>
+            </w:rPr>
+            <w:t>tvoerig le</w:t>
+          </w:r>
+        </w:hyperlink>
+      </w:r>
+      <w:r>
+        <w:rPr>
+          <w:u w:val="single" w:color="0000ff"/>
+          <w:rFonts w:ascii="Charis SIL Regular" w:hAnsi="Charis SIL Regular" w:eastAsia="Charis SIL Regular"/>
+          <w:b w:val="0"/>
+          <w:i w:val="0"/>
+          <w:color w:val="000000"/>
+          <w:sz w:val="24"/>
+        </w:rPr>
+        <w:hyperlink r:id="rId15" w:history="1">
+          <w:r>
+            <w:rPr>
+              <w:rStyle w:val="Hyperlink"/>
+            </w:rPr>
+            <w:t>m</w:t>
+          </w:r>
+        </w:hyperlink>
+      </w:r>
+      <w:r>
+        <w:rPr>
+          <w:rFonts w:ascii="Charis SIL Regular" w:hAnsi="Charis SIL Regular" w:eastAsia="Charis SIL Regular"/>
+          <w:b w:val="0"/>
+          <w:i w:val="0"/>
+          <w:color w:val="000000"/>
+          <w:sz w:val="24"/>
+        </w:rPr>
+        <w:t>m</w:t>
       </w:r>
       <w:r>
         <w:rPr>
@@ -2211,7 +2307,7 @@
           <w:sz w:val="24"/>
           <w:u w:val="single"/>
         </w:rPr>
-        <w:hyperlink r:id="rId18" w:history="1">
+        <w:hyperlink r:id="rId19" w:history="1">
           <w:r>
             <w:rPr>
               <w:rStyle w:val="Hyperlink"/>
@@ -2229,7 +2325,7 @@
           <w:sz w:val="24"/>
           <w:u w:val="single"/>
         </w:rPr>
-        <w:hyperlink r:id="rId18" w:history="1">
+        <w:hyperlink r:id="rId19" w:history="1">
           <w:r>
             <w:rPr>
               <w:rStyle w:val="Hyperlink"/>
@@ -2728,7 +2824,7 @@
           <w:sz w:val="24"/>
           <w:u w:val="single"/>
         </w:rPr>
-        <w:hyperlink r:id="rId21" w:history="1">
+        <w:hyperlink r:id="rId22" w:history="1">
           <w:r>
             <w:rPr>
               <w:rStyle w:val="Hyperlink"/>
@@ -2746,7 +2842,7 @@
           <w:sz w:val="24"/>
           <w:u w:val="single"/>
         </w:rPr>
-        <w:hyperlink r:id="rId21" w:history="1">
+        <w:hyperlink r:id="rId22" w:history="1">
           <w:r>
             <w:rPr>
               <w:rStyle w:val="Hyperlink"/>
@@ -2774,7 +2870,7 @@
           <w:sz w:val="24"/>
           <w:u w:val="single"/>
         </w:rPr>
-        <w:hyperlink r:id="rId21" w:history="1">
+        <w:hyperlink r:id="rId23" w:history="1">
           <w:r>
             <w:rPr>
               <w:rStyle w:val="Hyperlink"/>
@@ -2803,7 +2899,7 @@
           <w:sz w:val="24"/>
           <w:u w:val="single"/>
         </w:rPr>
-        <w:hyperlink r:id="rId21" w:history="1">
+        <w:hyperlink r:id="rId23" w:history="1">
           <w:r>
             <w:rPr>
               <w:rStyle w:val="Hyperlink"/>
@@ -2919,7 +3015,7 @@
           <w:sz w:val="24"/>
           <w:u w:val="single"/>
         </w:rPr>
-        <w:hyperlink r:id="rId23" w:history="1">
+        <w:hyperlink r:id="rId24" w:history="1">
           <w:r>
             <w:rPr>
               <w:rStyle w:val="Hyperlink"/>
@@ -2937,7 +3033,7 @@
           <w:sz w:val="24"/>
           <w:u w:val="single"/>
         </w:rPr>
-        <w:hyperlink r:id="rId23" w:history="1">
+        <w:hyperlink r:id="rId24" w:history="1">
           <w:r>
             <w:rPr>
               <w:rStyle w:val="Hyperlink"/>
@@ -2955,7 +3051,7 @@
           <w:sz w:val="24"/>
           <w:u w:val="single"/>
         </w:rPr>
-        <w:hyperlink r:id="rId23" w:history="1">
+        <w:hyperlink r:id="rId24" w:history="1">
           <w:r>
             <w:rPr>
               <w:rStyle w:val="Hyperlink"/>
@@ -2973,7 +3069,7 @@
           <w:sz w:val="24"/>
           <w:u w:val="single"/>
         </w:rPr>
-        <w:hyperlink r:id="rId23" w:history="1">
+        <w:hyperlink r:id="rId24" w:history="1">
           <w:r>
             <w:rPr>
               <w:rStyle w:val="Hyperlink"/>
@@ -3001,7 +3097,7 @@
           <w:sz w:val="24"/>
           <w:u w:val="single"/>
         </w:rPr>
-        <w:hyperlink r:id="rId24" w:history="1">
+        <w:hyperlink r:id="rId25" w:history="1">
           <w:r>
             <w:rPr>
               <w:rStyle w:val="Hyperlink"/>
@@ -3019,7 +3115,7 @@
           <w:sz w:val="24"/>
           <w:u w:val="single"/>
         </w:rPr>
-        <w:hyperlink r:id="rId23" w:history="1">
+        <w:hyperlink r:id="rId25" w:history="1">
           <w:r>
             <w:rPr>
               <w:rStyle w:val="Hyperlink"/>
@@ -3037,7 +3133,7 @@
           <w:sz w:val="24"/>
           <w:u w:val="single"/>
         </w:rPr>
-        <w:hyperlink r:id="rId24" w:history="1">
+        <w:hyperlink r:id="rId25" w:history="1">
           <w:r>
             <w:rPr>
               <w:rStyle w:val="Hyperlink"/>
@@ -3048,7 +3144,6 @@
       </w:r>
       <w:r>
         <w:rPr>
-          <w:u w:val="single" w:color="0000ff"/>
           <w:rFonts w:ascii="Charis SIL Regular" w:hAnsi="Charis SIL Regular" w:eastAsia="Charis SIL Regular"/>
           <w:b w:val="0"/>
           <w:i w:val="0"/>
@@ -3066,7 +3161,7 @@
           <w:sz w:val="24"/>
           <w:u w:val="single"/>
         </w:rPr>
-        <w:hyperlink r:id="rId25" w:history="1">
+        <w:hyperlink r:id="rId26" w:history="1">
           <w:r>
             <w:rPr>
               <w:rStyle w:val="Hyperlink"/>
@@ -3095,7 +3190,7 @@
           <w:sz w:val="24"/>
           <w:u w:val="single"/>
         </w:rPr>
-        <w:hyperlink r:id="rId23" w:history="1">
+        <w:hyperlink r:id="rId26" w:history="1">
           <w:r>
             <w:rPr>
               <w:rStyle w:val="Hyperlink"/>
@@ -3113,7 +3208,7 @@
           <w:sz w:val="24"/>
           <w:u w:val="single"/>
         </w:rPr>
-        <w:hyperlink r:id="rId23" w:history="1">
+        <w:hyperlink r:id="rId26" w:history="1">
           <w:r>
             <w:rPr>
               <w:rStyle w:val="Hyperlink"/>
@@ -3244,7 +3339,7 @@
           <w:sz w:val="24"/>
           <w:u w:val="single"/>
         </w:rPr>
-        <w:hyperlink r:id="rId26" w:history="1">
+        <w:hyperlink r:id="rId27" w:history="1">
           <w:r>
             <w:rPr>
               <w:rStyle w:val="Hyperlink"/>
@@ -3282,7 +3377,7 @@
           <w:sz w:val="24"/>
           <w:u w:val="single"/>
         </w:rPr>
-        <w:hyperlink r:id="rId27" w:history="1">
+        <w:hyperlink r:id="rId28" w:history="1">
           <w:r>
             <w:rPr>
               <w:rStyle w:val="Hyperlink"/>
@@ -3300,7 +3395,7 @@
           <w:sz w:val="24"/>
           <w:u w:val="single"/>
         </w:rPr>
-        <w:hyperlink r:id="rId27" w:history="1">
+        <w:hyperlink r:id="rId28" w:history="1">
           <w:r>
             <w:rPr>
               <w:rStyle w:val="Hyperlink"/>
@@ -3318,7 +3413,7 @@
           <w:sz w:val="24"/>
           <w:u w:val="single"/>
         </w:rPr>
-        <w:hyperlink r:id="rId27" w:history="1">
+        <w:hyperlink r:id="rId28" w:history="1">
           <w:r>
             <w:rPr>
               <w:rStyle w:val="Hyperlink"/>
@@ -3336,7 +3431,7 @@
           <w:sz w:val="24"/>
           <w:u w:val="single"/>
         </w:rPr>
-        <w:hyperlink r:id="rId27" w:history="1">
+        <w:hyperlink r:id="rId28" w:history="1">
           <w:r>
             <w:rPr>
               <w:rStyle w:val="Hyperlink"/>
@@ -3357,7 +3452,7 @@
           <w:sz w:val="24"/>
           <w:u w:val="single"/>
         </w:rPr>
-        <w:hyperlink r:id="rId27" w:history="1">
+        <w:hyperlink r:id="rId28" w:history="1">
           <w:r>
             <w:rPr>
               <w:rStyle w:val="Hyperlink"/>
@@ -3375,7 +3470,7 @@
           <w:sz w:val="24"/>
           <w:u w:val="single"/>
         </w:rPr>
-        <w:hyperlink r:id="rId27" w:history="1">
+        <w:hyperlink r:id="rId28" w:history="1">
           <w:r>
             <w:rPr>
               <w:rStyle w:val="Hyperlink"/>
@@ -3393,7 +3488,7 @@
           <w:sz w:val="24"/>
           <w:u w:val="single"/>
         </w:rPr>
-        <w:hyperlink r:id="rId27" w:history="1">
+        <w:hyperlink r:id="rId28" w:history="1">
           <w:r>
             <w:rPr>
               <w:rStyle w:val="Hyperlink"/>
@@ -3411,7 +3506,7 @@
           <w:sz w:val="24"/>
           <w:u w:val="single"/>
         </w:rPr>
-        <w:hyperlink r:id="rId27" w:history="1">
+        <w:hyperlink r:id="rId28" w:history="1">
           <w:r>
             <w:rPr>
               <w:rStyle w:val="Hyperlink"/>
@@ -3429,7 +3524,7 @@
           <w:sz w:val="24"/>
           <w:u w:val="single"/>
         </w:rPr>
-        <w:hyperlink r:id="rId27" w:history="1">
+        <w:hyperlink r:id="rId28" w:history="1">
           <w:r>
             <w:rPr>
               <w:rStyle w:val="Hyperlink"/>
@@ -3457,7 +3552,7 @@
           <w:sz w:val="24"/>
           <w:u w:val="single"/>
         </w:rPr>
-        <w:hyperlink r:id="rId27" w:history="1">
+        <w:hyperlink r:id="rId28" w:history="1">
           <w:r>
             <w:rPr>
               <w:rStyle w:val="Hyperlink"/>

--- a/EXPORTS/DOCX/published/niveau3/Dutch/NZG.docx
+++ b/EXPORTS/DOCX/published/niveau3/Dutch/NZG.docx
@@ -519,7 +519,7 @@
           <w:sz w:val="24"/>
           <w:u w:val="single"/>
         </w:rPr>
-        <w:hyperlink r:id="rId12" w:history="1">
+        <w:hyperlink r:id="rId11" w:history="1">
           <w:r>
             <w:rPr>
               <w:rStyle w:val="Hyperlink"/>
@@ -1458,6 +1458,7 @@
       </w:r>
       <w:r>
         <w:rPr>
+          <w:u w:val="single" w:color="0000ff"/>
           <w:rFonts w:ascii="Charis SIL Regular" w:hAnsi="Charis SIL Regular" w:eastAsia="Charis SIL Regular"/>
           <w:b w:val="0"/>
           <w:i w:val="0"/>
@@ -2917,7 +2918,7 @@
           <w:sz w:val="24"/>
           <w:u w:val="single"/>
         </w:rPr>
-        <w:hyperlink r:id="rId21" w:history="1">
+        <w:hyperlink r:id="rId23" w:history="1">
           <w:r>
             <w:rPr>
               <w:rStyle w:val="Hyperlink"/>
@@ -3115,7 +3116,7 @@
           <w:sz w:val="24"/>
           <w:u w:val="single"/>
         </w:rPr>
-        <w:hyperlink r:id="rId25" w:history="1">
+        <w:hyperlink r:id="rId24" w:history="1">
           <w:r>
             <w:rPr>
               <w:rStyle w:val="Hyperlink"/>
@@ -3133,7 +3134,7 @@
           <w:sz w:val="24"/>
           <w:u w:val="single"/>
         </w:rPr>
-        <w:hyperlink r:id="rId25" w:history="1">
+        <w:hyperlink r:id="rId24" w:history="1">
           <w:r>
             <w:rPr>
               <w:rStyle w:val="Hyperlink"/>
@@ -3161,7 +3162,7 @@
           <w:sz w:val="24"/>
           <w:u w:val="single"/>
         </w:rPr>
-        <w:hyperlink r:id="rId26" w:history="1">
+        <w:hyperlink r:id="rId24" w:history="1">
           <w:r>
             <w:rPr>
               <w:rStyle w:val="Hyperlink"/>

--- a/EXPORTS/DOCX/published/niveau3/Dutch/NZG.docx
+++ b/EXPORTS/DOCX/published/niveau3/Dutch/NZG.docx
@@ -2308,7 +2308,7 @@
           <w:sz w:val="24"/>
           <w:u w:val="single"/>
         </w:rPr>
-        <w:hyperlink r:id="rId19" w:history="1">
+        <w:hyperlink r:id="rId18" w:history="1">
           <w:r>
             <w:rPr>
               <w:rStyle w:val="Hyperlink"/>
@@ -2326,7 +2326,7 @@
           <w:sz w:val="24"/>
           <w:u w:val="single"/>
         </w:rPr>
-        <w:hyperlink r:id="rId19" w:history="1">
+        <w:hyperlink r:id="rId18" w:history="1">
           <w:r>
             <w:rPr>
               <w:rStyle w:val="Hyperlink"/>
@@ -2854,6 +2854,7 @@
       </w:r>
       <w:r>
         <w:rPr>
+          <w:u w:val="single" w:color="0000ff"/>
           <w:rFonts w:ascii="Charis SIL Regular" w:hAnsi="Charis SIL Regular" w:eastAsia="Charis SIL Regular"/>
           <w:b w:val="0"/>
           <w:i w:val="0"/>
@@ -3116,7 +3117,7 @@
           <w:sz w:val="24"/>
           <w:u w:val="single"/>
         </w:rPr>
-        <w:hyperlink r:id="rId24" w:history="1">
+        <w:hyperlink r:id="rId25" w:history="1">
           <w:r>
             <w:rPr>
               <w:rStyle w:val="Hyperlink"/>
@@ -3134,7 +3135,7 @@
           <w:sz w:val="24"/>
           <w:u w:val="single"/>
         </w:rPr>
-        <w:hyperlink r:id="rId24" w:history="1">
+        <w:hyperlink r:id="rId25" w:history="1">
           <w:r>
             <w:rPr>
               <w:rStyle w:val="Hyperlink"/>
@@ -3162,7 +3163,7 @@
           <w:sz w:val="24"/>
           <w:u w:val="single"/>
         </w:rPr>
-        <w:hyperlink r:id="rId24" w:history="1">
+        <w:hyperlink r:id="rId26" w:history="1">
           <w:r>
             <w:rPr>
               <w:rStyle w:val="Hyperlink"/>

--- a/EXPORTS/DOCX/published/niveau3/Dutch/NZG.docx
+++ b/EXPORTS/DOCX/published/niveau3/Dutch/NZG.docx
@@ -465,7 +465,7 @@
           <w:sz w:val="24"/>
           <w:u w:val="single"/>
         </w:rPr>
-        <w:hyperlink r:id="rId10" w:history="1">
+        <w:hyperlink r:id="rId12" w:history="1">
           <w:r>
             <w:rPr>
               <w:rStyle w:val="Hyperlink"/>
@@ -501,7 +501,7 @@
           <w:sz w:val="24"/>
           <w:u w:val="single"/>
         </w:rPr>
-        <w:hyperlink r:id="rId11" w:history="1">
+        <w:hyperlink r:id="rId12" w:history="1">
           <w:r>
             <w:rPr>
               <w:rStyle w:val="Hyperlink"/>
@@ -519,7 +519,7 @@
           <w:sz w:val="24"/>
           <w:u w:val="single"/>
         </w:rPr>
-        <w:hyperlink r:id="rId11" w:history="1">
+        <w:hyperlink r:id="rId12" w:history="1">
           <w:r>
             <w:rPr>
               <w:rStyle w:val="Hyperlink"/>
@@ -1458,7 +1458,6 @@
       </w:r>
       <w:r>
         <w:rPr>
-          <w:u w:val="single" w:color="0000ff"/>
           <w:rFonts w:ascii="Charis SIL Regular" w:hAnsi="Charis SIL Regular" w:eastAsia="Charis SIL Regular"/>
           <w:b w:val="0"/>
           <w:i w:val="0"/>
@@ -2308,7 +2307,7 @@
           <w:sz w:val="24"/>
           <w:u w:val="single"/>
         </w:rPr>
-        <w:hyperlink r:id="rId18" w:history="1">
+        <w:hyperlink r:id="rId19" w:history="1">
           <w:r>
             <w:rPr>
               <w:rStyle w:val="Hyperlink"/>
@@ -2326,7 +2325,7 @@
           <w:sz w:val="24"/>
           <w:u w:val="single"/>
         </w:rPr>
-        <w:hyperlink r:id="rId18" w:history="1">
+        <w:hyperlink r:id="rId19" w:history="1">
           <w:r>
             <w:rPr>
               <w:rStyle w:val="Hyperlink"/>
@@ -2854,7 +2853,6 @@
       </w:r>
       <w:r>
         <w:rPr>
-          <w:u w:val="single" w:color="0000ff"/>
           <w:rFonts w:ascii="Charis SIL Regular" w:hAnsi="Charis SIL Regular" w:eastAsia="Charis SIL Regular"/>
           <w:b w:val="0"/>
           <w:i w:val="0"/>
@@ -3117,7 +3115,7 @@
           <w:sz w:val="24"/>
           <w:u w:val="single"/>
         </w:rPr>
-        <w:hyperlink r:id="rId25" w:history="1">
+        <w:hyperlink r:id="rId24" w:history="1">
           <w:r>
             <w:rPr>
               <w:rStyle w:val="Hyperlink"/>
@@ -3135,7 +3133,7 @@
           <w:sz w:val="24"/>
           <w:u w:val="single"/>
         </w:rPr>
-        <w:hyperlink r:id="rId25" w:history="1">
+        <w:hyperlink r:id="rId24" w:history="1">
           <w:r>
             <w:rPr>
               <w:rStyle w:val="Hyperlink"/>
@@ -3163,7 +3161,7 @@
           <w:sz w:val="24"/>
           <w:u w:val="single"/>
         </w:rPr>
-        <w:hyperlink r:id="rId26" w:history="1">
+        <w:hyperlink r:id="rId24" w:history="1">
           <w:r>
             <w:rPr>
               <w:rStyle w:val="Hyperlink"/>

--- a/EXPORTS/DOCX/published/niveau3/Dutch/NZG.docx
+++ b/EXPORTS/DOCX/published/niveau3/Dutch/NZG.docx
@@ -465,7 +465,7 @@
           <w:sz w:val="24"/>
           <w:u w:val="single"/>
         </w:rPr>
-        <w:hyperlink r:id="rId12" w:history="1">
+        <w:hyperlink r:id="rId10" w:history="1">
           <w:r>
             <w:rPr>
               <w:rStyle w:val="Hyperlink"/>
@@ -501,7 +501,7 @@
           <w:sz w:val="24"/>
           <w:u w:val="single"/>
         </w:rPr>
-        <w:hyperlink r:id="rId12" w:history="1">
+        <w:hyperlink r:id="rId11" w:history="1">
           <w:r>
             <w:rPr>
               <w:rStyle w:val="Hyperlink"/>
@@ -1310,133 +1310,7 @@
           <w:color w:val="000000"/>
           <w:sz w:val="24"/>
         </w:rPr>
-        <w:t>door h</w:t>
-      </w:r>
-      <w:r>
-        <w:rPr>
-          <w:u w:val="single" w:color="0000ff"/>
-          <w:rFonts w:ascii="Charis SIL Regular" w:hAnsi="Charis SIL Regular" w:eastAsia="Charis SIL Regular"/>
-          <w:b w:val="0"/>
-          <w:i w:val="0"/>
-          <w:color w:val="000000"/>
-          <w:sz w:val="24"/>
-        </w:rPr>
-        <w:hyperlink r:id="rId15" w:history="1">
-          <w:r>
-            <w:rPr>
-              <w:rStyle w:val="Hyperlink"/>
-            </w:rPr>
-            <w:t xml:space="preserve">et Huygens </w:t>
-          </w:r>
-        </w:hyperlink>
-      </w:r>
-      <w:r>
-        <w:rPr>
-          <w:u w:val="single" w:color="0000ff"/>
-          <w:rFonts w:ascii="Charis SIL Regular" w:hAnsi="Charis SIL Regular" w:eastAsia="Charis SIL Regular"/>
-          <w:b w:val="0"/>
-          <w:i w:val="0"/>
-          <w:color w:val="000000"/>
-          <w:sz w:val="24"/>
-        </w:rPr>
-        <w:hyperlink r:id="rId15" w:history="1">
-          <w:r>
-            <w:rPr>
-              <w:rStyle w:val="Hyperlink"/>
-            </w:rPr>
-            <w:t>I</w:t>
-          </w:r>
-        </w:hyperlink>
-      </w:r>
-      <w:r>
-        <w:rPr>
-          <w:u w:val="single" w:color="0000ff"/>
-          <w:rFonts w:ascii="Charis SIL Regular" w:hAnsi="Charis SIL Regular" w:eastAsia="Charis SIL Regular"/>
-          <w:b w:val="0"/>
-          <w:i w:val="0"/>
-          <w:color w:val="000000"/>
-          <w:sz w:val="24"/>
-        </w:rPr>
-        <w:hyperlink r:id="rId15" w:history="1">
-          <w:r>
-            <w:rPr>
-              <w:rStyle w:val="Hyperlink"/>
-            </w:rPr>
-            <w:t>nsti</w:t>
-          </w:r>
-        </w:hyperlink>
-      </w:r>
-      <w:r>
-        <w:rPr>
-          <w:u w:val="single" w:color="0000ff"/>
-          <w:rFonts w:ascii="Charis SIL Regular" w:hAnsi="Charis SIL Regular" w:eastAsia="Charis SIL Regular"/>
-          <w:b w:val="0"/>
-          <w:i w:val="0"/>
-          <w:color w:val="000000"/>
-          <w:sz w:val="24"/>
-        </w:rPr>
-        <w:hyperlink r:id="rId15" w:history="1">
-          <w:r>
-            <w:rPr>
-              <w:rStyle w:val="Hyperlink"/>
-            </w:rPr>
-            <w:t>t</w:t>
-          </w:r>
-        </w:hyperlink>
-      </w:r>
-      <w:r>
-        <w:rPr>
-          <w:u w:val="single" w:color="0000ff"/>
-          <w:rFonts w:ascii="Charis SIL Regular" w:hAnsi="Charis SIL Regular" w:eastAsia="Charis SIL Regular"/>
-          <w:b w:val="0"/>
-          <w:i w:val="0"/>
-          <w:color w:val="000000"/>
-          <w:sz w:val="24"/>
-        </w:rPr>
-        <w:hyperlink r:id="rId15" w:history="1">
-          <w:r>
-            <w:rPr>
-              <w:rStyle w:val="Hyperlink"/>
-            </w:rPr>
-            <w:t>uut, is een u</w:t>
-          </w:r>
-        </w:hyperlink>
-      </w:r>
-      <w:r>
-        <w:rPr>
-          <w:u w:val="single" w:color="0000ff"/>
-          <w:rFonts w:ascii="Charis SIL Regular" w:hAnsi="Charis SIL Regular" w:eastAsia="Charis SIL Regular"/>
-          <w:b w:val="0"/>
-          <w:i w:val="0"/>
-          <w:color w:val="000000"/>
-          <w:sz w:val="24"/>
-        </w:rPr>
-        <w:hyperlink r:id="rId15" w:history="1">
-          <w:r>
-            <w:rPr>
-              <w:rStyle w:val="Hyperlink"/>
-            </w:rPr>
-            <w:t>i</w:t>
-          </w:r>
-        </w:hyperlink>
-      </w:r>
-      <w:r>
-        <w:rPr>
-          <w:u w:val="single" w:color="0000ff"/>
-          <w:rFonts w:ascii="Charis SIL Regular" w:hAnsi="Charis SIL Regular" w:eastAsia="Charis SIL Regular"/>
-          <w:b w:val="0"/>
-          <w:i w:val="0"/>
-          <w:color w:val="000000"/>
-          <w:sz w:val="24"/>
-        </w:rPr>
-        <w:hyperlink r:id="rId15" w:history="1">
-          <w:r>
-            <w:rPr>
-              <w:rStyle w:val="Hyperlink"/>
-            </w:rPr>
-            <w:t>tvoerig le</w:t>
-          </w:r>
-        </w:hyperlink>
+        <w:t>door het Huygens Instituut, is een uitvoerig le</w:t>
       </w:r>
       <w:r>
         <w:rPr>
@@ -2853,6 +2727,7 @@
       </w:r>
       <w:r>
         <w:rPr>
+          <w:u w:val="single" w:color="0000ff"/>
           <w:rFonts w:ascii="Charis SIL Regular" w:hAnsi="Charis SIL Regular" w:eastAsia="Charis SIL Regular"/>
           <w:b w:val="0"/>
           <w:i w:val="0"/>
@@ -3115,7 +2990,7 @@
           <w:sz w:val="24"/>
           <w:u w:val="single"/>
         </w:rPr>
-        <w:hyperlink r:id="rId24" w:history="1">
+        <w:hyperlink r:id="rId25" w:history="1">
           <w:r>
             <w:rPr>
               <w:rStyle w:val="Hyperlink"/>
@@ -3133,7 +3008,7 @@
           <w:sz w:val="24"/>
           <w:u w:val="single"/>
         </w:rPr>
-        <w:hyperlink r:id="rId24" w:history="1">
+        <w:hyperlink r:id="rId25" w:history="1">
           <w:r>
             <w:rPr>
               <w:rStyle w:val="Hyperlink"/>
@@ -3161,7 +3036,7 @@
           <w:sz w:val="24"/>
           <w:u w:val="single"/>
         </w:rPr>
-        <w:hyperlink r:id="rId24" w:history="1">
+        <w:hyperlink r:id="rId26" w:history="1">
           <w:r>
             <w:rPr>
               <w:rStyle w:val="Hyperlink"/>

--- a/EXPORTS/DOCX/published/niveau3/Dutch/NZG.docx
+++ b/EXPORTS/DOCX/published/niveau3/Dutch/NZG.docx
@@ -1310,133 +1310,7 @@
           <w:color w:val="000000"/>
           <w:sz w:val="24"/>
         </w:rPr>
-        <w:t>door h</w:t>
-      </w:r>
-      <w:r>
-        <w:rPr>
-          <w:u w:val="single" w:color="0000ff"/>
-          <w:rFonts w:ascii="Charis SIL Regular" w:hAnsi="Charis SIL Regular" w:eastAsia="Charis SIL Regular"/>
-          <w:b w:val="0"/>
-          <w:i w:val="0"/>
-          <w:color w:val="000000"/>
-          <w:sz w:val="24"/>
-        </w:rPr>
-        <w:hyperlink r:id="rId15" w:history="1">
-          <w:r>
-            <w:rPr>
-              <w:rStyle w:val="Hyperlink"/>
-            </w:rPr>
-            <w:t xml:space="preserve">et Huygens </w:t>
-          </w:r>
-        </w:hyperlink>
-      </w:r>
-      <w:r>
-        <w:rPr>
-          <w:u w:val="single" w:color="0000ff"/>
-          <w:rFonts w:ascii="Charis SIL Regular" w:hAnsi="Charis SIL Regular" w:eastAsia="Charis SIL Regular"/>
-          <w:b w:val="0"/>
-          <w:i w:val="0"/>
-          <w:color w:val="000000"/>
-          <w:sz w:val="24"/>
-        </w:rPr>
-        <w:hyperlink r:id="rId15" w:history="1">
-          <w:r>
-            <w:rPr>
-              <w:rStyle w:val="Hyperlink"/>
-            </w:rPr>
-            <w:t>I</w:t>
-          </w:r>
-        </w:hyperlink>
-      </w:r>
-      <w:r>
-        <w:rPr>
-          <w:u w:val="single" w:color="0000ff"/>
-          <w:rFonts w:ascii="Charis SIL Regular" w:hAnsi="Charis SIL Regular" w:eastAsia="Charis SIL Regular"/>
-          <w:b w:val="0"/>
-          <w:i w:val="0"/>
-          <w:color w:val="000000"/>
-          <w:sz w:val="24"/>
-        </w:rPr>
-        <w:hyperlink r:id="rId15" w:history="1">
-          <w:r>
-            <w:rPr>
-              <w:rStyle w:val="Hyperlink"/>
-            </w:rPr>
-            <w:t>nsti</w:t>
-          </w:r>
-        </w:hyperlink>
-      </w:r>
-      <w:r>
-        <w:rPr>
-          <w:u w:val="single" w:color="0000ff"/>
-          <w:rFonts w:ascii="Charis SIL Regular" w:hAnsi="Charis SIL Regular" w:eastAsia="Charis SIL Regular"/>
-          <w:b w:val="0"/>
-          <w:i w:val="0"/>
-          <w:color w:val="000000"/>
-          <w:sz w:val="24"/>
-        </w:rPr>
-        <w:hyperlink r:id="rId15" w:history="1">
-          <w:r>
-            <w:rPr>
-              <w:rStyle w:val="Hyperlink"/>
-            </w:rPr>
-            <w:t>t</w:t>
-          </w:r>
-        </w:hyperlink>
-      </w:r>
-      <w:r>
-        <w:rPr>
-          <w:u w:val="single" w:color="0000ff"/>
-          <w:rFonts w:ascii="Charis SIL Regular" w:hAnsi="Charis SIL Regular" w:eastAsia="Charis SIL Regular"/>
-          <w:b w:val="0"/>
-          <w:i w:val="0"/>
-          <w:color w:val="000000"/>
-          <w:sz w:val="24"/>
-        </w:rPr>
-        <w:hyperlink r:id="rId15" w:history="1">
-          <w:r>
-            <w:rPr>
-              <w:rStyle w:val="Hyperlink"/>
-            </w:rPr>
-            <w:t>uut, is een u</w:t>
-          </w:r>
-        </w:hyperlink>
-      </w:r>
-      <w:r>
-        <w:rPr>
-          <w:u w:val="single" w:color="0000ff"/>
-          <w:rFonts w:ascii="Charis SIL Regular" w:hAnsi="Charis SIL Regular" w:eastAsia="Charis SIL Regular"/>
-          <w:b w:val="0"/>
-          <w:i w:val="0"/>
-          <w:color w:val="000000"/>
-          <w:sz w:val="24"/>
-        </w:rPr>
-        <w:hyperlink r:id="rId15" w:history="1">
-          <w:r>
-            <w:rPr>
-              <w:rStyle w:val="Hyperlink"/>
-            </w:rPr>
-            <w:t>i</w:t>
-          </w:r>
-        </w:hyperlink>
-      </w:r>
-      <w:r>
-        <w:rPr>
-          <w:u w:val="single" w:color="0000ff"/>
-          <w:rFonts w:ascii="Charis SIL Regular" w:hAnsi="Charis SIL Regular" w:eastAsia="Charis SIL Regular"/>
-          <w:b w:val="0"/>
-          <w:i w:val="0"/>
-          <w:color w:val="000000"/>
-          <w:sz w:val="24"/>
-        </w:rPr>
-        <w:hyperlink r:id="rId15" w:history="1">
-          <w:r>
-            <w:rPr>
-              <w:rStyle w:val="Hyperlink"/>
-            </w:rPr>
-            <w:t>tvoerig le</w:t>
-          </w:r>
-        </w:hyperlink>
+        <w:t>door het Huygens Instituut, is een uitvoerig le</w:t>
       </w:r>
       <w:r>
         <w:rPr>
@@ -1458,7 +1332,6 @@
       </w:r>
       <w:r>
         <w:rPr>
-          <w:u w:val="single" w:color="0000ff"/>
           <w:rFonts w:ascii="Charis SIL Regular" w:hAnsi="Charis SIL Regular" w:eastAsia="Charis SIL Regular"/>
           <w:b w:val="0"/>
           <w:i w:val="0"/>
@@ -2308,7 +2181,7 @@
           <w:sz w:val="24"/>
           <w:u w:val="single"/>
         </w:rPr>
-        <w:hyperlink r:id="rId19" w:history="1">
+        <w:hyperlink r:id="rId18" w:history="1">
           <w:r>
             <w:rPr>
               <w:rStyle w:val="Hyperlink"/>
@@ -2326,7 +2199,7 @@
           <w:sz w:val="24"/>
           <w:u w:val="single"/>
         </w:rPr>
-        <w:hyperlink r:id="rId19" w:history="1">
+        <w:hyperlink r:id="rId18" w:history="1">
           <w:r>
             <w:rPr>
               <w:rStyle w:val="Hyperlink"/>
@@ -2825,7 +2698,7 @@
           <w:sz w:val="24"/>
           <w:u w:val="single"/>
         </w:rPr>
-        <w:hyperlink r:id="rId21" w:history="1">
+        <w:hyperlink r:id="rId22" w:history="1">
           <w:r>
             <w:rPr>
               <w:rStyle w:val="Hyperlink"/>
@@ -2843,7 +2716,7 @@
           <w:sz w:val="24"/>
           <w:u w:val="single"/>
         </w:rPr>
-        <w:hyperlink r:id="rId21" w:history="1">
+        <w:hyperlink r:id="rId22" w:history="1">
           <w:r>
             <w:rPr>
               <w:rStyle w:val="Hyperlink"/>
@@ -2854,6 +2727,7 @@
       </w:r>
       <w:r>
         <w:rPr>
+          <w:u w:val="single" w:color="0000ff"/>
           <w:rFonts w:ascii="Charis SIL Regular" w:hAnsi="Charis SIL Regular" w:eastAsia="Charis SIL Regular"/>
           <w:b w:val="0"/>
           <w:i w:val="0"/>
@@ -2871,7 +2745,7 @@
           <w:sz w:val="24"/>
           <w:u w:val="single"/>
         </w:rPr>
-        <w:hyperlink r:id="rId21" w:history="1">
+        <w:hyperlink r:id="rId23" w:history="1">
           <w:r>
             <w:rPr>
               <w:rStyle w:val="Hyperlink"/>
@@ -3116,7 +2990,7 @@
           <w:sz w:val="24"/>
           <w:u w:val="single"/>
         </w:rPr>
-        <w:hyperlink r:id="rId24" w:history="1">
+        <w:hyperlink r:id="rId25" w:history="1">
           <w:r>
             <w:rPr>
               <w:rStyle w:val="Hyperlink"/>
@@ -3134,7 +3008,7 @@
           <w:sz w:val="24"/>
           <w:u w:val="single"/>
         </w:rPr>
-        <w:hyperlink r:id="rId24" w:history="1">
+        <w:hyperlink r:id="rId25" w:history="1">
           <w:r>
             <w:rPr>
               <w:rStyle w:val="Hyperlink"/>
@@ -3162,7 +3036,7 @@
           <w:sz w:val="24"/>
           <w:u w:val="single"/>
         </w:rPr>
-        <w:hyperlink r:id="rId24" w:history="1">
+        <w:hyperlink r:id="rId26" w:history="1">
           <w:r>
             <w:rPr>
               <w:rStyle w:val="Hyperlink"/>
@@ -3191,7 +3065,7 @@
           <w:sz w:val="24"/>
           <w:u w:val="single"/>
         </w:rPr>
-        <w:hyperlink r:id="rId24" w:history="1">
+        <w:hyperlink r:id="rId26" w:history="1">
           <w:r>
             <w:rPr>
               <w:rStyle w:val="Hyperlink"/>
@@ -3209,7 +3083,7 @@
           <w:sz w:val="24"/>
           <w:u w:val="single"/>
         </w:rPr>
-        <w:hyperlink r:id="rId24" w:history="1">
+        <w:hyperlink r:id="rId26" w:history="1">
           <w:r>
             <w:rPr>
               <w:rStyle w:val="Hyperlink"/>
@@ -3340,7 +3214,7 @@
           <w:sz w:val="24"/>
           <w:u w:val="single"/>
         </w:rPr>
-        <w:hyperlink r:id="rId26" w:history="1">
+        <w:hyperlink r:id="rId27" w:history="1">
           <w:r>
             <w:rPr>
               <w:rStyle w:val="Hyperlink"/>
@@ -3378,7 +3252,7 @@
           <w:sz w:val="24"/>
           <w:u w:val="single"/>
         </w:rPr>
-        <w:hyperlink r:id="rId27" w:history="1">
+        <w:hyperlink r:id="rId28" w:history="1">
           <w:r>
             <w:rPr>
               <w:rStyle w:val="Hyperlink"/>
@@ -3396,7 +3270,7 @@
           <w:sz w:val="24"/>
           <w:u w:val="single"/>
         </w:rPr>
-        <w:hyperlink r:id="rId27" w:history="1">
+        <w:hyperlink r:id="rId28" w:history="1">
           <w:r>
             <w:rPr>
               <w:rStyle w:val="Hyperlink"/>
@@ -3414,7 +3288,7 @@
           <w:sz w:val="24"/>
           <w:u w:val="single"/>
         </w:rPr>
-        <w:hyperlink r:id="rId27" w:history="1">
+        <w:hyperlink r:id="rId28" w:history="1">
           <w:r>
             <w:rPr>
               <w:rStyle w:val="Hyperlink"/>
@@ -3432,7 +3306,7 @@
           <w:sz w:val="24"/>
           <w:u w:val="single"/>
         </w:rPr>
-        <w:hyperlink r:id="rId27" w:history="1">
+        <w:hyperlink r:id="rId28" w:history="1">
           <w:r>
             <w:rPr>
               <w:rStyle w:val="Hyperlink"/>
@@ -3453,7 +3327,7 @@
           <w:sz w:val="24"/>
           <w:u w:val="single"/>
         </w:rPr>
-        <w:hyperlink r:id="rId27" w:history="1">
+        <w:hyperlink r:id="rId28" w:history="1">
           <w:r>
             <w:rPr>
               <w:rStyle w:val="Hyperlink"/>
@@ -3471,7 +3345,7 @@
           <w:sz w:val="24"/>
           <w:u w:val="single"/>
         </w:rPr>
-        <w:hyperlink r:id="rId27" w:history="1">
+        <w:hyperlink r:id="rId28" w:history="1">
           <w:r>
             <w:rPr>
               <w:rStyle w:val="Hyperlink"/>
@@ -3489,7 +3363,7 @@
           <w:sz w:val="24"/>
           <w:u w:val="single"/>
         </w:rPr>
-        <w:hyperlink r:id="rId27" w:history="1">
+        <w:hyperlink r:id="rId28" w:history="1">
           <w:r>
             <w:rPr>
               <w:rStyle w:val="Hyperlink"/>
@@ -3507,7 +3381,7 @@
           <w:sz w:val="24"/>
           <w:u w:val="single"/>
         </w:rPr>
-        <w:hyperlink r:id="rId27" w:history="1">
+        <w:hyperlink r:id="rId28" w:history="1">
           <w:r>
             <w:rPr>
               <w:rStyle w:val="Hyperlink"/>
@@ -3525,7 +3399,7 @@
           <w:sz w:val="24"/>
           <w:u w:val="single"/>
         </w:rPr>
-        <w:hyperlink r:id="rId27" w:history="1">
+        <w:hyperlink r:id="rId28" w:history="1">
           <w:r>
             <w:rPr>
               <w:rStyle w:val="Hyperlink"/>
@@ -3553,7 +3427,7 @@
           <w:sz w:val="24"/>
           <w:u w:val="single"/>
         </w:rPr>
-        <w:hyperlink r:id="rId27" w:history="1">
+        <w:hyperlink r:id="rId28" w:history="1">
           <w:r>
             <w:rPr>
               <w:rStyle w:val="Hyperlink"/>

--- a/EXPORTS/DOCX/published/niveau3/Dutch/NZG.docx
+++ b/EXPORTS/DOCX/published/niveau3/Dutch/NZG.docx
@@ -445,16 +445,8 @@
           <w:i w:val="0"/>
           <w:color w:val="0000FF"/>
           <w:sz w:val="24"/>
-          <w:u w:val="single"/>
         </w:rPr>
-        <w:hyperlink r:id="rId12" w:history="1">
-          <w:r>
-            <w:rPr>
-              <w:rStyle w:val="Hyperlink"/>
-            </w:rPr>
-            <w:t>Ne</w:t>
-          </w:r>
-        </w:hyperlink>
+        <w:t>Ne</w:t>
       </w:r>
       <w:r>
         <w:rPr>
@@ -465,7 +457,7 @@
           <w:sz w:val="24"/>
           <w:u w:val="single"/>
         </w:rPr>
-        <w:hyperlink r:id="rId12" w:history="1">
+        <w:hyperlink r:id="rId10" w:history="1">
           <w:r>
             <w:rPr>
               <w:rStyle w:val="Hyperlink"/>
@@ -481,16 +473,8 @@
           <w:i w:val="0"/>
           <w:color w:val="0000FF"/>
           <w:sz w:val="24"/>
-          <w:u w:val="single"/>
         </w:rPr>
-        <w:hyperlink r:id="rId12" w:history="1">
-          <w:r>
-            <w:rPr>
-              <w:rStyle w:val="Hyperlink"/>
-            </w:rPr>
-            <w:t>nds</w:t>
-          </w:r>
-        </w:hyperlink>
+        <w:t>nds</w:t>
       </w:r>
       <w:r>
         <w:rPr>
@@ -501,7 +485,7 @@
           <w:sz w:val="24"/>
           <w:u w:val="single"/>
         </w:rPr>
-        <w:hyperlink r:id="rId12" w:history="1">
+        <w:hyperlink r:id="rId11" w:history="1">
           <w:r>
             <w:rPr>
               <w:rStyle w:val="Hyperlink"/>
@@ -1310,7 +1294,197 @@
           <w:color w:val="000000"/>
           <w:sz w:val="24"/>
         </w:rPr>
-        <w:t>door het Huygens Instituut, is een uitvoerig lemma over het Neder</w:t>
+        <w:t>door h</w:t>
+      </w:r>
+      <w:r>
+        <w:rPr>
+          <w:u w:val="single" w:color="0000ff"/>
+          <w:rFonts w:ascii="Charis SIL Regular" w:hAnsi="Charis SIL Regular" w:eastAsia="Charis SIL Regular"/>
+          <w:b w:val="0"/>
+          <w:i w:val="0"/>
+          <w:color w:val="000000"/>
+          <w:sz w:val="24"/>
+        </w:rPr>
+        <w:hyperlink r:id="rId15" w:history="1">
+          <w:r>
+            <w:rPr>
+              <w:rStyle w:val="Hyperlink"/>
+            </w:rPr>
+            <w:t xml:space="preserve">et Huygens </w:t>
+          </w:r>
+        </w:hyperlink>
+      </w:r>
+      <w:r>
+        <w:rPr>
+          <w:u w:val="single" w:color="0000ff"/>
+          <w:rFonts w:ascii="Charis SIL Regular" w:hAnsi="Charis SIL Regular" w:eastAsia="Charis SIL Regular"/>
+          <w:b w:val="0"/>
+          <w:i w:val="0"/>
+          <w:color w:val="000000"/>
+          <w:sz w:val="24"/>
+        </w:rPr>
+        <w:hyperlink r:id="rId15" w:history="1">
+          <w:r>
+            <w:rPr>
+              <w:rStyle w:val="Hyperlink"/>
+            </w:rPr>
+            <w:t>I</w:t>
+          </w:r>
+        </w:hyperlink>
+      </w:r>
+      <w:r>
+        <w:rPr>
+          <w:u w:val="single" w:color="0000ff"/>
+          <w:rFonts w:ascii="Charis SIL Regular" w:hAnsi="Charis SIL Regular" w:eastAsia="Charis SIL Regular"/>
+          <w:b w:val="0"/>
+          <w:i w:val="0"/>
+          <w:color w:val="000000"/>
+          <w:sz w:val="24"/>
+        </w:rPr>
+        <w:hyperlink r:id="rId15" w:history="1">
+          <w:r>
+            <w:rPr>
+              <w:rStyle w:val="Hyperlink"/>
+            </w:rPr>
+            <w:t>nsti</w:t>
+          </w:r>
+        </w:hyperlink>
+      </w:r>
+      <w:r>
+        <w:rPr>
+          <w:u w:val="single" w:color="0000ff"/>
+          <w:rFonts w:ascii="Charis SIL Regular" w:hAnsi="Charis SIL Regular" w:eastAsia="Charis SIL Regular"/>
+          <w:b w:val="0"/>
+          <w:i w:val="0"/>
+          <w:color w:val="000000"/>
+          <w:sz w:val="24"/>
+        </w:rPr>
+        <w:hyperlink r:id="rId15" w:history="1">
+          <w:r>
+            <w:rPr>
+              <w:rStyle w:val="Hyperlink"/>
+            </w:rPr>
+            <w:t>t</w:t>
+          </w:r>
+        </w:hyperlink>
+      </w:r>
+      <w:r>
+        <w:rPr>
+          <w:u w:val="single" w:color="0000ff"/>
+          <w:rFonts w:ascii="Charis SIL Regular" w:hAnsi="Charis SIL Regular" w:eastAsia="Charis SIL Regular"/>
+          <w:b w:val="0"/>
+          <w:i w:val="0"/>
+          <w:color w:val="000000"/>
+          <w:sz w:val="24"/>
+        </w:rPr>
+        <w:hyperlink r:id="rId15" w:history="1">
+          <w:r>
+            <w:rPr>
+              <w:rStyle w:val="Hyperlink"/>
+            </w:rPr>
+            <w:t>uut, is een u</w:t>
+          </w:r>
+        </w:hyperlink>
+      </w:r>
+      <w:r>
+        <w:rPr>
+          <w:u w:val="single" w:color="0000ff"/>
+          <w:rFonts w:ascii="Charis SIL Regular" w:hAnsi="Charis SIL Regular" w:eastAsia="Charis SIL Regular"/>
+          <w:b w:val="0"/>
+          <w:i w:val="0"/>
+          <w:color w:val="000000"/>
+          <w:sz w:val="24"/>
+        </w:rPr>
+        <w:hyperlink r:id="rId15" w:history="1">
+          <w:r>
+            <w:rPr>
+              <w:rStyle w:val="Hyperlink"/>
+            </w:rPr>
+            <w:t>i</w:t>
+          </w:r>
+        </w:hyperlink>
+      </w:r>
+      <w:r>
+        <w:rPr>
+          <w:u w:val="single" w:color="0000ff"/>
+          <w:rFonts w:ascii="Charis SIL Regular" w:hAnsi="Charis SIL Regular" w:eastAsia="Charis SIL Regular"/>
+          <w:b w:val="0"/>
+          <w:i w:val="0"/>
+          <w:color w:val="000000"/>
+          <w:sz w:val="24"/>
+        </w:rPr>
+        <w:hyperlink r:id="rId15" w:history="1">
+          <w:r>
+            <w:rPr>
+              <w:rStyle w:val="Hyperlink"/>
+            </w:rPr>
+            <w:t>tvoerig le</w:t>
+          </w:r>
+        </w:hyperlink>
+      </w:r>
+      <w:r>
+        <w:rPr>
+          <w:u w:val="single" w:color="0000ff"/>
+          <w:rFonts w:ascii="Charis SIL Regular" w:hAnsi="Charis SIL Regular" w:eastAsia="Charis SIL Regular"/>
+          <w:b w:val="0"/>
+          <w:i w:val="0"/>
+          <w:color w:val="000000"/>
+          <w:sz w:val="24"/>
+        </w:rPr>
+        <w:hyperlink r:id="rId15" w:history="1">
+          <w:r>
+            <w:rPr>
+              <w:rStyle w:val="Hyperlink"/>
+            </w:rPr>
+            <w:t>m</w:t>
+          </w:r>
+        </w:hyperlink>
+      </w:r>
+      <w:r>
+        <w:rPr>
+          <w:rFonts w:ascii="Charis SIL Regular" w:hAnsi="Charis SIL Regular" w:eastAsia="Charis SIL Regular"/>
+          <w:b w:val="0"/>
+          <w:i w:val="0"/>
+          <w:color w:val="000000"/>
+          <w:sz w:val="24"/>
+        </w:rPr>
+        <w:t>m</w:t>
+      </w:r>
+      <w:r>
+        <w:rPr>
+          <w:u w:val="single" w:color="0000ff"/>
+          <w:rFonts w:ascii="Charis SIL Regular" w:hAnsi="Charis SIL Regular" w:eastAsia="Charis SIL Regular"/>
+          <w:b w:val="0"/>
+          <w:i w:val="0"/>
+          <w:color w:val="000000"/>
+          <w:sz w:val="24"/>
+        </w:rPr>
+        <w:hyperlink r:id="rId15" w:history="1">
+          <w:r>
+            <w:rPr>
+              <w:rStyle w:val="Hyperlink"/>
+            </w:rPr>
+            <w:t>a over</w:t>
+          </w:r>
+        </w:hyperlink>
+      </w:r>
+      <w:r>
+        <w:rPr>
+          <w:u w:val="single" w:color="0000ff"/>
+          <w:rFonts w:ascii="Charis SIL Regular" w:hAnsi="Charis SIL Regular" w:eastAsia="Charis SIL Regular"/>
+          <w:b w:val="0"/>
+          <w:i w:val="0"/>
+          <w:color w:val="000000"/>
+          <w:sz w:val="24"/>
+        </w:rPr>
+        <w:hyperlink r:id="rId15" w:history="1">
+          <w:r>
+            <w:rPr>
+              <w:rStyle w:val="Hyperlink"/>
+            </w:rPr>
+            <w:t xml:space="preserve"> het Neder</w:t>
+          </w:r>
+        </w:hyperlink>
       </w:r>
       <w:r>
         <w:rPr>
@@ -2117,7 +2291,7 @@
           <w:sz w:val="24"/>
           <w:u w:val="single"/>
         </w:rPr>
-        <w:hyperlink r:id="rId19" w:history="1">
+        <w:hyperlink r:id="rId18" w:history="1">
           <w:r>
             <w:rPr>
               <w:rStyle w:val="Hyperlink"/>
@@ -2135,7 +2309,7 @@
           <w:sz w:val="24"/>
           <w:u w:val="single"/>
         </w:rPr>
-        <w:hyperlink r:id="rId19" w:history="1">
+        <w:hyperlink r:id="rId18" w:history="1">
           <w:r>
             <w:rPr>
               <w:rStyle w:val="Hyperlink"/>
@@ -2634,7 +2808,7 @@
           <w:sz w:val="24"/>
           <w:u w:val="single"/>
         </w:rPr>
-        <w:hyperlink r:id="rId21" w:history="1">
+        <w:hyperlink r:id="rId22" w:history="1">
           <w:r>
             <w:rPr>
               <w:rStyle w:val="Hyperlink"/>
@@ -2663,13 +2837,21 @@
       </w:r>
       <w:r>
         <w:rPr>
+          <w:u w:val="single" w:color="0000ff"/>
           <w:rFonts w:ascii="Charis SIL Regular" w:hAnsi="Charis SIL Regular" w:eastAsia="Charis SIL Regular"/>
           <w:b w:val="0"/>
           <w:i w:val="0"/>
           <w:color w:val="000000"/>
           <w:sz w:val="24"/>
         </w:rPr>
-        <w:t xml:space="preserve">, </w:t>
+        <w:hyperlink r:id="rId21" w:history="1">
+          <w:r>
+            <w:rPr>
+              <w:rStyle w:val="Hyperlink"/>
+            </w:rPr>
+            <w:t xml:space="preserve">, </w:t>
+          </w:r>
+        </w:hyperlink>
       </w:r>
       <w:r>
         <w:rPr>
@@ -2925,7 +3107,7 @@
           <w:sz w:val="24"/>
           <w:u w:val="single"/>
         </w:rPr>
-        <w:hyperlink r:id="rId23" w:history="1">
+        <w:hyperlink r:id="rId24" w:history="1">
           <w:r>
             <w:rPr>
               <w:rStyle w:val="Hyperlink"/>
@@ -2943,7 +3125,7 @@
           <w:sz w:val="24"/>
           <w:u w:val="single"/>
         </w:rPr>
-        <w:hyperlink r:id="rId23" w:history="1">
+        <w:hyperlink r:id="rId24" w:history="1">
           <w:r>
             <w:rPr>
               <w:rStyle w:val="Hyperlink"/>
@@ -2954,6 +3136,7 @@
       </w:r>
       <w:r>
         <w:rPr>
+          <w:u w:val="single" w:color="0000ff"/>
           <w:rFonts w:ascii="Charis SIL Regular" w:hAnsi="Charis SIL Regular" w:eastAsia="Charis SIL Regular"/>
           <w:b w:val="0"/>
           <w:i w:val="0"/>
@@ -2971,7 +3154,7 @@
           <w:sz w:val="24"/>
           <w:u w:val="single"/>
         </w:rPr>
-        <w:hyperlink r:id="rId23" w:history="1">
+        <w:hyperlink r:id="rId25" w:history="1">
           <w:r>
             <w:rPr>
               <w:rStyle w:val="Hyperlink"/>
@@ -3000,7 +3183,7 @@
           <w:sz w:val="24"/>
           <w:u w:val="single"/>
         </w:rPr>
-        <w:hyperlink r:id="rId23" w:history="1">
+        <w:hyperlink r:id="rId25" w:history="1">
           <w:r>
             <w:rPr>
               <w:rStyle w:val="Hyperlink"/>
@@ -3149,7 +3332,7 @@
           <w:sz w:val="24"/>
           <w:u w:val="single"/>
         </w:rPr>
-        <w:hyperlink r:id="rId25" w:history="1">
+        <w:hyperlink r:id="rId26" w:history="1">
           <w:r>
             <w:rPr>
               <w:rStyle w:val="Hyperlink"/>
@@ -3187,7 +3370,7 @@
           <w:sz w:val="24"/>
           <w:u w:val="single"/>
         </w:rPr>
-        <w:hyperlink r:id="rId26" w:history="1">
+        <w:hyperlink r:id="rId27" w:history="1">
           <w:r>
             <w:rPr>
               <w:rStyle w:val="Hyperlink"/>
@@ -3205,7 +3388,7 @@
           <w:sz w:val="24"/>
           <w:u w:val="single"/>
         </w:rPr>
-        <w:hyperlink r:id="rId26" w:history="1">
+        <w:hyperlink r:id="rId27" w:history="1">
           <w:r>
             <w:rPr>
               <w:rStyle w:val="Hyperlink"/>
@@ -3223,7 +3406,7 @@
           <w:sz w:val="24"/>
           <w:u w:val="single"/>
         </w:rPr>
-        <w:hyperlink r:id="rId26" w:history="1">
+        <w:hyperlink r:id="rId27" w:history="1">
           <w:r>
             <w:rPr>
               <w:rStyle w:val="Hyperlink"/>
@@ -3241,7 +3424,7 @@
           <w:sz w:val="24"/>
           <w:u w:val="single"/>
         </w:rPr>
-        <w:hyperlink r:id="rId26" w:history="1">
+        <w:hyperlink r:id="rId27" w:history="1">
           <w:r>
             <w:rPr>
               <w:rStyle w:val="Hyperlink"/>
@@ -3262,7 +3445,7 @@
           <w:sz w:val="24"/>
           <w:u w:val="single"/>
         </w:rPr>
-        <w:hyperlink r:id="rId26" w:history="1">
+        <w:hyperlink r:id="rId27" w:history="1">
           <w:r>
             <w:rPr>
               <w:rStyle w:val="Hyperlink"/>
@@ -3280,7 +3463,7 @@
           <w:sz w:val="24"/>
           <w:u w:val="single"/>
         </w:rPr>
-        <w:hyperlink r:id="rId26" w:history="1">
+        <w:hyperlink r:id="rId27" w:history="1">
           <w:r>
             <w:rPr>
               <w:rStyle w:val="Hyperlink"/>
@@ -3298,7 +3481,7 @@
           <w:sz w:val="24"/>
           <w:u w:val="single"/>
         </w:rPr>
-        <w:hyperlink r:id="rId26" w:history="1">
+        <w:hyperlink r:id="rId27" w:history="1">
           <w:r>
             <w:rPr>
               <w:rStyle w:val="Hyperlink"/>
@@ -3316,7 +3499,7 @@
           <w:sz w:val="24"/>
           <w:u w:val="single"/>
         </w:rPr>
-        <w:hyperlink r:id="rId26" w:history="1">
+        <w:hyperlink r:id="rId27" w:history="1">
           <w:r>
             <w:rPr>
               <w:rStyle w:val="Hyperlink"/>
@@ -3334,7 +3517,7 @@
           <w:sz w:val="24"/>
           <w:u w:val="single"/>
         </w:rPr>
-        <w:hyperlink r:id="rId26" w:history="1">
+        <w:hyperlink r:id="rId27" w:history="1">
           <w:r>
             <w:rPr>
               <w:rStyle w:val="Hyperlink"/>
@@ -3362,7 +3545,7 @@
           <w:sz w:val="24"/>
           <w:u w:val="single"/>
         </w:rPr>
-        <w:hyperlink r:id="rId26" w:history="1">
+        <w:hyperlink r:id="rId27" w:history="1">
           <w:r>
             <w:rPr>
               <w:rStyle w:val="Hyperlink"/>

--- a/EXPORTS/DOCX/published/niveau3/Dutch/NZG.docx
+++ b/EXPORTS/DOCX/published/niveau3/Dutch/NZG.docx
@@ -445,8 +445,16 @@
           <w:i w:val="0"/>
           <w:color w:val="0000FF"/>
           <w:sz w:val="24"/>
+          <w:u w:val="single"/>
         </w:rPr>
-        <w:t>Ne</w:t>
+        <w:hyperlink r:id="rId12" w:history="1">
+          <w:r>
+            <w:rPr>
+              <w:rStyle w:val="Hyperlink"/>
+            </w:rPr>
+            <w:t>Ne</w:t>
+          </w:r>
+        </w:hyperlink>
       </w:r>
       <w:r>
         <w:rPr>
@@ -473,8 +481,16 @@
           <w:i w:val="0"/>
           <w:color w:val="0000FF"/>
           <w:sz w:val="24"/>
+          <w:u w:val="single"/>
         </w:rPr>
-        <w:t>nds</w:t>
+        <w:hyperlink r:id="rId12" w:history="1">
+          <w:r>
+            <w:rPr>
+              <w:rStyle w:val="Hyperlink"/>
+            </w:rPr>
+            <w:t>nds</w:t>
+          </w:r>
+        </w:hyperlink>
       </w:r>
       <w:r>
         <w:rPr>
@@ -503,7 +519,7 @@
           <w:sz w:val="24"/>
           <w:u w:val="single"/>
         </w:rPr>
-        <w:hyperlink r:id="rId12" w:history="1">
+        <w:hyperlink r:id="rId11" w:history="1">
           <w:r>
             <w:rPr>
               <w:rStyle w:val="Hyperlink"/>
@@ -939,61 +955,7 @@
           <w:color w:val="000000"/>
           <w:sz w:val="24"/>
         </w:rPr>
-        <w:t>het bezit van he</w:t>
-      </w:r>
-      <w:r>
-        <w:rPr>
-          <w:u w:val="single" w:color="0000ff"/>
-          <w:rFonts w:ascii="Charis SIL Regular" w:hAnsi="Charis SIL Regular" w:eastAsia="Charis SIL Regular"/>
-          <w:b w:val="0"/>
-          <w:i w:val="0"/>
-          <w:color w:val="000000"/>
-          <w:sz w:val="24"/>
-        </w:rPr>
-        <w:hyperlink r:id="rId14" w:history="1">
-          <w:r>
-            <w:rPr>
-              <w:rStyle w:val="Hyperlink"/>
-            </w:rPr>
-            <w:t>t NZG d</w:t>
-          </w:r>
-        </w:hyperlink>
-      </w:r>
-      <w:r>
-        <w:rPr>
-          <w:u w:val="single" w:color="0000ff"/>
-          <w:rFonts w:ascii="Charis SIL Regular" w:hAnsi="Charis SIL Regular" w:eastAsia="Charis SIL Regular"/>
-          <w:b w:val="0"/>
-          <w:i w:val="0"/>
-          <w:color w:val="000000"/>
-          <w:sz w:val="24"/>
-        </w:rPr>
-        <w:hyperlink r:id="rId14" w:history="1">
-          <w:r>
-            <w:rPr>
-              <w:rStyle w:val="Hyperlink"/>
-            </w:rPr>
-            <w:t>i</w:t>
-          </w:r>
-        </w:hyperlink>
-      </w:r>
-      <w:r>
-        <w:rPr>
-          <w:u w:val="single" w:color="0000ff"/>
-          <w:rFonts w:ascii="Charis SIL Regular" w:hAnsi="Charis SIL Regular" w:eastAsia="Charis SIL Regular"/>
-          <w:b w:val="0"/>
-          <w:i w:val="0"/>
-          <w:color w:val="000000"/>
-          <w:sz w:val="24"/>
-        </w:rPr>
-        <w:hyperlink r:id="rId14" w:history="1">
-          <w:r>
-            <w:rPr>
-              <w:rStyle w:val="Hyperlink"/>
-            </w:rPr>
-            <w:t>e on</w:t>
-          </w:r>
-        </w:hyperlink>
+        <w:t>het bezit van het NZG die on</w:t>
       </w:r>
       <w:r>
         <w:rPr>
@@ -1305,186 +1267,7 @@
           <w:color w:val="000000"/>
           <w:sz w:val="24"/>
         </w:rPr>
-        <w:hyperlink r:id="rId15" w:history="1">
-          <w:r>
-            <w:rPr>
-              <w:rStyle w:val="Hyperlink"/>
-            </w:rPr>
-            <w:t xml:space="preserve">et Huygens </w:t>
-          </w:r>
-        </w:hyperlink>
-      </w:r>
-      <w:r>
-        <w:rPr>
-          <w:u w:val="single" w:color="0000ff"/>
-          <w:rFonts w:ascii="Charis SIL Regular" w:hAnsi="Charis SIL Regular" w:eastAsia="Charis SIL Regular"/>
-          <w:b w:val="0"/>
-          <w:i w:val="0"/>
-          <w:color w:val="000000"/>
-          <w:sz w:val="24"/>
-        </w:rPr>
-        <w:hyperlink r:id="rId15" w:history="1">
-          <w:r>
-            <w:rPr>
-              <w:rStyle w:val="Hyperlink"/>
-            </w:rPr>
-            <w:t>I</w:t>
-          </w:r>
-        </w:hyperlink>
-      </w:r>
-      <w:r>
-        <w:rPr>
-          <w:u w:val="single" w:color="0000ff"/>
-          <w:rFonts w:ascii="Charis SIL Regular" w:hAnsi="Charis SIL Regular" w:eastAsia="Charis SIL Regular"/>
-          <w:b w:val="0"/>
-          <w:i w:val="0"/>
-          <w:color w:val="000000"/>
-          <w:sz w:val="24"/>
-        </w:rPr>
-        <w:hyperlink r:id="rId15" w:history="1">
-          <w:r>
-            <w:rPr>
-              <w:rStyle w:val="Hyperlink"/>
-            </w:rPr>
-            <w:t>nsti</w:t>
-          </w:r>
-        </w:hyperlink>
-      </w:r>
-      <w:r>
-        <w:rPr>
-          <w:u w:val="single" w:color="0000ff"/>
-          <w:rFonts w:ascii="Charis SIL Regular" w:hAnsi="Charis SIL Regular" w:eastAsia="Charis SIL Regular"/>
-          <w:b w:val="0"/>
-          <w:i w:val="0"/>
-          <w:color w:val="000000"/>
-          <w:sz w:val="24"/>
-        </w:rPr>
-        <w:hyperlink r:id="rId15" w:history="1">
-          <w:r>
-            <w:rPr>
-              <w:rStyle w:val="Hyperlink"/>
-            </w:rPr>
-            <w:t>t</w:t>
-          </w:r>
-        </w:hyperlink>
-      </w:r>
-      <w:r>
-        <w:rPr>
-          <w:u w:val="single" w:color="0000ff"/>
-          <w:rFonts w:ascii="Charis SIL Regular" w:hAnsi="Charis SIL Regular" w:eastAsia="Charis SIL Regular"/>
-          <w:b w:val="0"/>
-          <w:i w:val="0"/>
-          <w:color w:val="000000"/>
-          <w:sz w:val="24"/>
-        </w:rPr>
-        <w:hyperlink r:id="rId15" w:history="1">
-          <w:r>
-            <w:rPr>
-              <w:rStyle w:val="Hyperlink"/>
-            </w:rPr>
-            <w:t>uut, is een u</w:t>
-          </w:r>
-        </w:hyperlink>
-      </w:r>
-      <w:r>
-        <w:rPr>
-          <w:u w:val="single" w:color="0000ff"/>
-          <w:rFonts w:ascii="Charis SIL Regular" w:hAnsi="Charis SIL Regular" w:eastAsia="Charis SIL Regular"/>
-          <w:b w:val="0"/>
-          <w:i w:val="0"/>
-          <w:color w:val="000000"/>
-          <w:sz w:val="24"/>
-        </w:rPr>
-        <w:hyperlink r:id="rId15" w:history="1">
-          <w:r>
-            <w:rPr>
-              <w:rStyle w:val="Hyperlink"/>
-            </w:rPr>
-            <w:t>i</w:t>
-          </w:r>
-        </w:hyperlink>
-      </w:r>
-      <w:r>
-        <w:rPr>
-          <w:u w:val="single" w:color="0000ff"/>
-          <w:rFonts w:ascii="Charis SIL Regular" w:hAnsi="Charis SIL Regular" w:eastAsia="Charis SIL Regular"/>
-          <w:b w:val="0"/>
-          <w:i w:val="0"/>
-          <w:color w:val="000000"/>
-          <w:sz w:val="24"/>
-        </w:rPr>
-        <w:hyperlink r:id="rId15" w:history="1">
-          <w:r>
-            <w:rPr>
-              <w:rStyle w:val="Hyperlink"/>
-            </w:rPr>
-            <w:t>tvoerig le</w:t>
-          </w:r>
-        </w:hyperlink>
-      </w:r>
-      <w:r>
-        <w:rPr>
-          <w:u w:val="single" w:color="0000ff"/>
-          <w:rFonts w:ascii="Charis SIL Regular" w:hAnsi="Charis SIL Regular" w:eastAsia="Charis SIL Regular"/>
-          <w:b w:val="0"/>
-          <w:i w:val="0"/>
-          <w:color w:val="000000"/>
-          <w:sz w:val="24"/>
-        </w:rPr>
-        <w:hyperlink r:id="rId15" w:history="1">
-          <w:r>
-            <w:rPr>
-              <w:rStyle w:val="Hyperlink"/>
-            </w:rPr>
-            <w:t>m</w:t>
-          </w:r>
-        </w:hyperlink>
-      </w:r>
-      <w:r>
-        <w:rPr>
-          <w:rFonts w:ascii="Charis SIL Regular" w:hAnsi="Charis SIL Regular" w:eastAsia="Charis SIL Regular"/>
-          <w:b w:val="0"/>
-          <w:i w:val="0"/>
-          <w:color w:val="000000"/>
-          <w:sz w:val="24"/>
-        </w:rPr>
-        <w:t>m</w:t>
-      </w:r>
-      <w:r>
-        <w:rPr>
-          <w:u w:val="single" w:color="0000ff"/>
-          <w:rFonts w:ascii="Charis SIL Regular" w:hAnsi="Charis SIL Regular" w:eastAsia="Charis SIL Regular"/>
-          <w:b w:val="0"/>
-          <w:i w:val="0"/>
-          <w:color w:val="000000"/>
-          <w:sz w:val="24"/>
-        </w:rPr>
-        <w:hyperlink r:id="rId15" w:history="1">
-          <w:r>
-            <w:rPr>
-              <w:rStyle w:val="Hyperlink"/>
-            </w:rPr>
-            <w:t>a over</w:t>
-          </w:r>
-        </w:hyperlink>
-      </w:r>
-      <w:r>
-        <w:rPr>
-          <w:u w:val="single" w:color="0000ff"/>
-          <w:rFonts w:ascii="Charis SIL Regular" w:hAnsi="Charis SIL Regular" w:eastAsia="Charis SIL Regular"/>
-          <w:b w:val="0"/>
-          <w:i w:val="0"/>
-          <w:color w:val="000000"/>
-          <w:sz w:val="24"/>
-        </w:rPr>
-        <w:hyperlink r:id="rId15" w:history="1">
-          <w:r>
-            <w:rPr>
-              <w:rStyle w:val="Hyperlink"/>
-            </w:rPr>
-            <w:t xml:space="preserve"> het Neder</w:t>
-          </w:r>
-        </w:hyperlink>
+        <w:t>et Huygens Instituut, is een uitvoerig lemma over het Neder</w:t>
       </w:r>
       <w:r>
         <w:rPr>
@@ -2291,7 +2074,7 @@
           <w:sz w:val="24"/>
           <w:u w:val="single"/>
         </w:rPr>
-        <w:hyperlink r:id="rId18" w:history="1">
+        <w:hyperlink r:id="rId19" w:history="1">
           <w:r>
             <w:rPr>
               <w:rStyle w:val="Hyperlink"/>
@@ -2309,7 +2092,7 @@
           <w:sz w:val="24"/>
           <w:u w:val="single"/>
         </w:rPr>
-        <w:hyperlink r:id="rId18" w:history="1">
+        <w:hyperlink r:id="rId19" w:history="1">
           <w:r>
             <w:rPr>
               <w:rStyle w:val="Hyperlink"/>
@@ -2837,7 +2620,6 @@
       </w:r>
       <w:r>
         <w:rPr>
-          <w:u w:val="single" w:color="0000ff"/>
           <w:rFonts w:ascii="Charis SIL Regular" w:hAnsi="Charis SIL Regular" w:eastAsia="Charis SIL Regular"/>
           <w:b w:val="0"/>
           <w:i w:val="0"/>
@@ -3136,7 +2918,6 @@
       </w:r>
       <w:r>
         <w:rPr>
-          <w:u w:val="single" w:color="0000ff"/>
           <w:rFonts w:ascii="Charis SIL Regular" w:hAnsi="Charis SIL Regular" w:eastAsia="Charis SIL Regular"/>
           <w:b w:val="0"/>
           <w:i w:val="0"/>
@@ -3761,7 +3542,7 @@
         <w:autoSpaceDN w:val="0"/>
         <w:autoSpaceDE w:val="0"/>
         <w:widowControl/>
-        <w:spacing w:line="540" w:lineRule="exact" w:before="478" w:after="0"/>
+        <w:spacing w:line="540" w:lineRule="exact" w:before="458" w:after="0"/>
         <w:ind w:left="0" w:right="0" w:firstLine="0"/>
         <w:jc w:val="left"/>
       </w:pPr>
@@ -3828,7 +3609,7 @@
     </w:p>
     <w:sectPr>
       <w:pgSz w:w="11900" w:h="16840"/>
-      <w:pgMar w:top="324" w:right="940" w:bottom="1072" w:left="960" w:header="720" w:footer="720" w:gutter="0"/>
+      <w:pgMar w:top="324" w:right="940" w:bottom="1082" w:left="960" w:header="720" w:footer="720" w:gutter="0"/>
       <w:cols/>
       <w:docGrid w:linePitch="360"/>
     </w:sectPr>

--- a/EXPORTS/DOCX/published/niveau3/Dutch/NZG.docx
+++ b/EXPORTS/DOCX/published/niveau3/Dutch/NZG.docx
@@ -793,25 +793,7 @@
           <w:color w:val="000000"/>
           <w:sz w:val="24"/>
         </w:rPr>
-        <w:t>rechtsvoorgangers van de Raad voor de Zendin</w:t>
-      </w:r>
-      <w:r>
-        <w:rPr>
-          <w:u w:val="single" w:color="0000ff"/>
-          <w:rFonts w:ascii="Charis SIL Regular" w:hAnsi="Charis SIL Regular" w:eastAsia="Charis SIL Regular"/>
-          <w:b w:val="0"/>
-          <w:i w:val="0"/>
-          <w:color w:val="000000"/>
-          <w:sz w:val="24"/>
-        </w:rPr>
-        <w:hyperlink r:id="rId13" w:history="1">
-          <w:r>
-            <w:rPr>
-              <w:rStyle w:val="Hyperlink"/>
-            </w:rPr>
-            <w:t>g. Deze a</w:t>
-          </w:r>
-        </w:hyperlink>
+        <w:t>rechtsvoorgangers van de Raad voor de Zending. Deze a</w:t>
       </w:r>
       <w:r>
         <w:rPr>
@@ -955,7 +937,61 @@
           <w:color w:val="000000"/>
           <w:sz w:val="24"/>
         </w:rPr>
-        <w:t>het bezit van het NZG die on</w:t>
+        <w:t>het bezit van he</w:t>
+      </w:r>
+      <w:r>
+        <w:rPr>
+          <w:u w:val="single" w:color="0000ff"/>
+          <w:rFonts w:ascii="Charis SIL Regular" w:hAnsi="Charis SIL Regular" w:eastAsia="Charis SIL Regular"/>
+          <w:b w:val="0"/>
+          <w:i w:val="0"/>
+          <w:color w:val="000000"/>
+          <w:sz w:val="24"/>
+        </w:rPr>
+        <w:hyperlink r:id="rId14" w:history="1">
+          <w:r>
+            <w:rPr>
+              <w:rStyle w:val="Hyperlink"/>
+            </w:rPr>
+            <w:t>t NZG d</w:t>
+          </w:r>
+        </w:hyperlink>
+      </w:r>
+      <w:r>
+        <w:rPr>
+          <w:u w:val="single" w:color="0000ff"/>
+          <w:rFonts w:ascii="Charis SIL Regular" w:hAnsi="Charis SIL Regular" w:eastAsia="Charis SIL Regular"/>
+          <w:b w:val="0"/>
+          <w:i w:val="0"/>
+          <w:color w:val="000000"/>
+          <w:sz w:val="24"/>
+        </w:rPr>
+        <w:hyperlink r:id="rId14" w:history="1">
+          <w:r>
+            <w:rPr>
+              <w:rStyle w:val="Hyperlink"/>
+            </w:rPr>
+            <w:t>i</w:t>
+          </w:r>
+        </w:hyperlink>
+      </w:r>
+      <w:r>
+        <w:rPr>
+          <w:u w:val="single" w:color="0000ff"/>
+          <w:rFonts w:ascii="Charis SIL Regular" w:hAnsi="Charis SIL Regular" w:eastAsia="Charis SIL Regular"/>
+          <w:b w:val="0"/>
+          <w:i w:val="0"/>
+          <w:color w:val="000000"/>
+          <w:sz w:val="24"/>
+        </w:rPr>
+        <w:hyperlink r:id="rId14" w:history="1">
+          <w:r>
+            <w:rPr>
+              <w:rStyle w:val="Hyperlink"/>
+            </w:rPr>
+            <w:t>e on</w:t>
+          </w:r>
+        </w:hyperlink>
       </w:r>
       <w:r>
         <w:rPr>
@@ -1256,7 +1292,7 @@
           <w:color w:val="000000"/>
           <w:sz w:val="24"/>
         </w:rPr>
-        <w:t>door h</w:t>
+        <w:t>door het Huygens Instituut, is een uitvoerig le</w:t>
       </w:r>
       <w:r>
         <w:rPr>
@@ -1267,7 +1303,60 @@
           <w:color w:val="000000"/>
           <w:sz w:val="24"/>
         </w:rPr>
-        <w:t>et Huygens Instituut, is een uitvoerig lemma over het Neder</w:t>
+        <w:hyperlink r:id="rId15" w:history="1">
+          <w:r>
+            <w:rPr>
+              <w:rStyle w:val="Hyperlink"/>
+            </w:rPr>
+            <w:t>m</w:t>
+          </w:r>
+        </w:hyperlink>
+      </w:r>
+      <w:r>
+        <w:rPr>
+          <w:rFonts w:ascii="Charis SIL Regular" w:hAnsi="Charis SIL Regular" w:eastAsia="Charis SIL Regular"/>
+          <w:b w:val="0"/>
+          <w:i w:val="0"/>
+          <w:color w:val="000000"/>
+          <w:sz w:val="24"/>
+        </w:rPr>
+        <w:t>m</w:t>
+      </w:r>
+      <w:r>
+        <w:rPr>
+          <w:u w:val="single" w:color="0000ff"/>
+          <w:rFonts w:ascii="Charis SIL Regular" w:hAnsi="Charis SIL Regular" w:eastAsia="Charis SIL Regular"/>
+          <w:b w:val="0"/>
+          <w:i w:val="0"/>
+          <w:color w:val="000000"/>
+          <w:sz w:val="24"/>
+        </w:rPr>
+        <w:hyperlink r:id="rId15" w:history="1">
+          <w:r>
+            <w:rPr>
+              <w:rStyle w:val="Hyperlink"/>
+            </w:rPr>
+            <w:t>a over</w:t>
+          </w:r>
+        </w:hyperlink>
+      </w:r>
+      <w:r>
+        <w:rPr>
+          <w:u w:val="single" w:color="0000ff"/>
+          <w:rFonts w:ascii="Charis SIL Regular" w:hAnsi="Charis SIL Regular" w:eastAsia="Charis SIL Regular"/>
+          <w:b w:val="0"/>
+          <w:i w:val="0"/>
+          <w:color w:val="000000"/>
+          <w:sz w:val="24"/>
+        </w:rPr>
+        <w:hyperlink r:id="rId15" w:history="1">
+          <w:r>
+            <w:rPr>
+              <w:rStyle w:val="Hyperlink"/>
+            </w:rPr>
+            <w:t xml:space="preserve"> het Neder</w:t>
+          </w:r>
+        </w:hyperlink>
       </w:r>
       <w:r>
         <w:rPr>
@@ -2074,7 +2163,7 @@
           <w:sz w:val="24"/>
           <w:u w:val="single"/>
         </w:rPr>
-        <w:hyperlink r:id="rId19" w:history="1">
+        <w:hyperlink r:id="rId18" w:history="1">
           <w:r>
             <w:rPr>
               <w:rStyle w:val="Hyperlink"/>
@@ -2092,7 +2181,7 @@
           <w:sz w:val="24"/>
           <w:u w:val="single"/>
         </w:rPr>
-        <w:hyperlink r:id="rId19" w:history="1">
+        <w:hyperlink r:id="rId18" w:history="1">
           <w:r>
             <w:rPr>
               <w:rStyle w:val="Hyperlink"/>
@@ -2591,7 +2680,7 @@
           <w:sz w:val="24"/>
           <w:u w:val="single"/>
         </w:rPr>
-        <w:hyperlink r:id="rId22" w:history="1">
+        <w:hyperlink r:id="rId21" w:history="1">
           <w:r>
             <w:rPr>
               <w:rStyle w:val="Hyperlink"/>
@@ -2673,7 +2762,7 @@
           <w:sz w:val="24"/>
           <w:u w:val="single"/>
         </w:rPr>
-        <w:hyperlink r:id="rId21" w:history="1">
+        <w:hyperlink r:id="rId23" w:history="1">
           <w:r>
             <w:rPr>
               <w:rStyle w:val="Hyperlink"/>
@@ -2691,7 +2780,7 @@
           <w:sz w:val="24"/>
           <w:u w:val="single"/>
         </w:rPr>
-        <w:hyperlink r:id="rId21" w:history="1">
+        <w:hyperlink r:id="rId23" w:history="1">
           <w:r>
             <w:rPr>
               <w:rStyle w:val="Hyperlink"/>
@@ -2789,7 +2878,7 @@
           <w:sz w:val="24"/>
           <w:u w:val="single"/>
         </w:rPr>
-        <w:hyperlink r:id="rId23" w:history="1">
+        <w:hyperlink r:id="rId24" w:history="1">
           <w:r>
             <w:rPr>
               <w:rStyle w:val="Hyperlink"/>
@@ -2807,7 +2896,7 @@
           <w:sz w:val="24"/>
           <w:u w:val="single"/>
         </w:rPr>
-        <w:hyperlink r:id="rId23" w:history="1">
+        <w:hyperlink r:id="rId24" w:history="1">
           <w:r>
             <w:rPr>
               <w:rStyle w:val="Hyperlink"/>
@@ -2825,7 +2914,7 @@
           <w:sz w:val="24"/>
           <w:u w:val="single"/>
         </w:rPr>
-        <w:hyperlink r:id="rId23" w:history="1">
+        <w:hyperlink r:id="rId24" w:history="1">
           <w:r>
             <w:rPr>
               <w:rStyle w:val="Hyperlink"/>
@@ -2843,7 +2932,7 @@
           <w:sz w:val="24"/>
           <w:u w:val="single"/>
         </w:rPr>
-        <w:hyperlink r:id="rId23" w:history="1">
+        <w:hyperlink r:id="rId24" w:history="1">
           <w:r>
             <w:rPr>
               <w:rStyle w:val="Hyperlink"/>
@@ -2871,7 +2960,7 @@
           <w:sz w:val="24"/>
           <w:u w:val="single"/>
         </w:rPr>
-        <w:hyperlink r:id="rId24" w:history="1">
+        <w:hyperlink r:id="rId25" w:history="1">
           <w:r>
             <w:rPr>
               <w:rStyle w:val="Hyperlink"/>
@@ -2924,7 +3013,14 @@
           <w:color w:val="000000"/>
           <w:sz w:val="24"/>
         </w:rPr>
-        <w:t xml:space="preserve">, </w:t>
+        <w:hyperlink r:id="rId24" w:history="1">
+          <w:r>
+            <w:rPr>
+              <w:rStyle w:val="Hyperlink"/>
+            </w:rPr>
+            <w:t xml:space="preserve">, </w:t>
+          </w:r>
+        </w:hyperlink>
       </w:r>
       <w:r>
         <w:rPr>
@@ -2935,7 +3031,7 @@
           <w:sz w:val="24"/>
           <w:u w:val="single"/>
         </w:rPr>
-        <w:hyperlink r:id="rId25" w:history="1">
+        <w:hyperlink r:id="rId24" w:history="1">
           <w:r>
             <w:rPr>
               <w:rStyle w:val="Hyperlink"/>
@@ -2964,7 +3060,7 @@
           <w:sz w:val="24"/>
           <w:u w:val="single"/>
         </w:rPr>
-        <w:hyperlink r:id="rId25" w:history="1">
+        <w:hyperlink r:id="rId24" w:history="1">
           <w:r>
             <w:rPr>
               <w:rStyle w:val="Hyperlink"/>
@@ -2982,7 +3078,7 @@
           <w:sz w:val="24"/>
           <w:u w:val="single"/>
         </w:rPr>
-        <w:hyperlink r:id="rId23" w:history="1">
+        <w:hyperlink r:id="rId24" w:history="1">
           <w:r>
             <w:rPr>
               <w:rStyle w:val="Hyperlink"/>

--- a/EXPORTS/DOCX/published/niveau3/Dutch/NZG.docx
+++ b/EXPORTS/DOCX/published/niveau3/Dutch/NZG.docx
@@ -519,7 +519,7 @@
           <w:sz w:val="24"/>
           <w:u w:val="single"/>
         </w:rPr>
-        <w:hyperlink r:id="rId11" w:history="1">
+        <w:hyperlink r:id="rId12" w:history="1">
           <w:r>
             <w:rPr>
               <w:rStyle w:val="Hyperlink"/>
@@ -937,61 +937,7 @@
           <w:color w:val="000000"/>
           <w:sz w:val="24"/>
         </w:rPr>
-        <w:t>het bezit van he</w:t>
-      </w:r>
-      <w:r>
-        <w:rPr>
-          <w:u w:val="single" w:color="0000ff"/>
-          <w:rFonts w:ascii="Charis SIL Regular" w:hAnsi="Charis SIL Regular" w:eastAsia="Charis SIL Regular"/>
-          <w:b w:val="0"/>
-          <w:i w:val="0"/>
-          <w:color w:val="000000"/>
-          <w:sz w:val="24"/>
-        </w:rPr>
-        <w:hyperlink r:id="rId14" w:history="1">
-          <w:r>
-            <w:rPr>
-              <w:rStyle w:val="Hyperlink"/>
-            </w:rPr>
-            <w:t>t NZG d</w:t>
-          </w:r>
-        </w:hyperlink>
-      </w:r>
-      <w:r>
-        <w:rPr>
-          <w:u w:val="single" w:color="0000ff"/>
-          <w:rFonts w:ascii="Charis SIL Regular" w:hAnsi="Charis SIL Regular" w:eastAsia="Charis SIL Regular"/>
-          <w:b w:val="0"/>
-          <w:i w:val="0"/>
-          <w:color w:val="000000"/>
-          <w:sz w:val="24"/>
-        </w:rPr>
-        <w:hyperlink r:id="rId14" w:history="1">
-          <w:r>
-            <w:rPr>
-              <w:rStyle w:val="Hyperlink"/>
-            </w:rPr>
-            <w:t>i</w:t>
-          </w:r>
-        </w:hyperlink>
-      </w:r>
-      <w:r>
-        <w:rPr>
-          <w:u w:val="single" w:color="0000ff"/>
-          <w:rFonts w:ascii="Charis SIL Regular" w:hAnsi="Charis SIL Regular" w:eastAsia="Charis SIL Regular"/>
-          <w:b w:val="0"/>
-          <w:i w:val="0"/>
-          <w:color w:val="000000"/>
-          <w:sz w:val="24"/>
-        </w:rPr>
-        <w:hyperlink r:id="rId14" w:history="1">
-          <w:r>
-            <w:rPr>
-              <w:rStyle w:val="Hyperlink"/>
-            </w:rPr>
-            <w:t>e on</w:t>
-          </w:r>
-        </w:hyperlink>
+        <w:t>het bezit van het NZG die on</w:t>
       </w:r>
       <w:r>
         <w:rPr>
@@ -1292,7 +1238,133 @@
           <w:color w:val="000000"/>
           <w:sz w:val="24"/>
         </w:rPr>
-        <w:t>door het Huygens Instituut, is een uitvoerig le</w:t>
+        <w:t>door h</w:t>
+      </w:r>
+      <w:r>
+        <w:rPr>
+          <w:u w:val="single" w:color="0000ff"/>
+          <w:rFonts w:ascii="Charis SIL Regular" w:hAnsi="Charis SIL Regular" w:eastAsia="Charis SIL Regular"/>
+          <w:b w:val="0"/>
+          <w:i w:val="0"/>
+          <w:color w:val="000000"/>
+          <w:sz w:val="24"/>
+        </w:rPr>
+        <w:hyperlink r:id="rId15" w:history="1">
+          <w:r>
+            <w:rPr>
+              <w:rStyle w:val="Hyperlink"/>
+            </w:rPr>
+            <w:t xml:space="preserve">et Huygens </w:t>
+          </w:r>
+        </w:hyperlink>
+      </w:r>
+      <w:r>
+        <w:rPr>
+          <w:u w:val="single" w:color="0000ff"/>
+          <w:rFonts w:ascii="Charis SIL Regular" w:hAnsi="Charis SIL Regular" w:eastAsia="Charis SIL Regular"/>
+          <w:b w:val="0"/>
+          <w:i w:val="0"/>
+          <w:color w:val="000000"/>
+          <w:sz w:val="24"/>
+        </w:rPr>
+        <w:hyperlink r:id="rId15" w:history="1">
+          <w:r>
+            <w:rPr>
+              <w:rStyle w:val="Hyperlink"/>
+            </w:rPr>
+            <w:t>I</w:t>
+          </w:r>
+        </w:hyperlink>
+      </w:r>
+      <w:r>
+        <w:rPr>
+          <w:u w:val="single" w:color="0000ff"/>
+          <w:rFonts w:ascii="Charis SIL Regular" w:hAnsi="Charis SIL Regular" w:eastAsia="Charis SIL Regular"/>
+          <w:b w:val="0"/>
+          <w:i w:val="0"/>
+          <w:color w:val="000000"/>
+          <w:sz w:val="24"/>
+        </w:rPr>
+        <w:hyperlink r:id="rId15" w:history="1">
+          <w:r>
+            <w:rPr>
+              <w:rStyle w:val="Hyperlink"/>
+            </w:rPr>
+            <w:t>nsti</w:t>
+          </w:r>
+        </w:hyperlink>
+      </w:r>
+      <w:r>
+        <w:rPr>
+          <w:u w:val="single" w:color="0000ff"/>
+          <w:rFonts w:ascii="Charis SIL Regular" w:hAnsi="Charis SIL Regular" w:eastAsia="Charis SIL Regular"/>
+          <w:b w:val="0"/>
+          <w:i w:val="0"/>
+          <w:color w:val="000000"/>
+          <w:sz w:val="24"/>
+        </w:rPr>
+        <w:hyperlink r:id="rId15" w:history="1">
+          <w:r>
+            <w:rPr>
+              <w:rStyle w:val="Hyperlink"/>
+            </w:rPr>
+            <w:t>t</w:t>
+          </w:r>
+        </w:hyperlink>
+      </w:r>
+      <w:r>
+        <w:rPr>
+          <w:u w:val="single" w:color="0000ff"/>
+          <w:rFonts w:ascii="Charis SIL Regular" w:hAnsi="Charis SIL Regular" w:eastAsia="Charis SIL Regular"/>
+          <w:b w:val="0"/>
+          <w:i w:val="0"/>
+          <w:color w:val="000000"/>
+          <w:sz w:val="24"/>
+        </w:rPr>
+        <w:hyperlink r:id="rId15" w:history="1">
+          <w:r>
+            <w:rPr>
+              <w:rStyle w:val="Hyperlink"/>
+            </w:rPr>
+            <w:t>uut, is een u</w:t>
+          </w:r>
+        </w:hyperlink>
+      </w:r>
+      <w:r>
+        <w:rPr>
+          <w:u w:val="single" w:color="0000ff"/>
+          <w:rFonts w:ascii="Charis SIL Regular" w:hAnsi="Charis SIL Regular" w:eastAsia="Charis SIL Regular"/>
+          <w:b w:val="0"/>
+          <w:i w:val="0"/>
+          <w:color w:val="000000"/>
+          <w:sz w:val="24"/>
+        </w:rPr>
+        <w:hyperlink r:id="rId15" w:history="1">
+          <w:r>
+            <w:rPr>
+              <w:rStyle w:val="Hyperlink"/>
+            </w:rPr>
+            <w:t>i</w:t>
+          </w:r>
+        </w:hyperlink>
+      </w:r>
+      <w:r>
+        <w:rPr>
+          <w:u w:val="single" w:color="0000ff"/>
+          <w:rFonts w:ascii="Charis SIL Regular" w:hAnsi="Charis SIL Regular" w:eastAsia="Charis SIL Regular"/>
+          <w:b w:val="0"/>
+          <w:i w:val="0"/>
+          <w:color w:val="000000"/>
+          <w:sz w:val="24"/>
+        </w:rPr>
+        <w:hyperlink r:id="rId15" w:history="1">
+          <w:r>
+            <w:rPr>
+              <w:rStyle w:val="Hyperlink"/>
+            </w:rPr>
+            <w:t>tvoerig le</w:t>
+          </w:r>
+        </w:hyperlink>
       </w:r>
       <w:r>
         <w:rPr>
@@ -1314,6 +1386,7 @@
       </w:r>
       <w:r>
         <w:rPr>
+          <w:u w:val="single" w:color="0000ff"/>
           <w:rFonts w:ascii="Charis SIL Regular" w:hAnsi="Charis SIL Regular" w:eastAsia="Charis SIL Regular"/>
           <w:b w:val="0"/>
           <w:i w:val="0"/>
@@ -1349,14 +1422,7 @@
           <w:color w:val="000000"/>
           <w:sz w:val="24"/>
         </w:rPr>
-        <w:hyperlink r:id="rId15" w:history="1">
-          <w:r>
-            <w:rPr>
-              <w:rStyle w:val="Hyperlink"/>
-            </w:rPr>
-            <w:t xml:space="preserve"> het Neder</w:t>
-          </w:r>
-        </w:hyperlink>
+        <w:t xml:space="preserve"> het Neder</w:t>
       </w:r>
       <w:r>
         <w:rPr>
@@ -2163,7 +2229,7 @@
           <w:sz w:val="24"/>
           <w:u w:val="single"/>
         </w:rPr>
-        <w:hyperlink r:id="rId18" w:history="1">
+        <w:hyperlink r:id="rId19" w:history="1">
           <w:r>
             <w:rPr>
               <w:rStyle w:val="Hyperlink"/>
@@ -2181,7 +2247,7 @@
           <w:sz w:val="24"/>
           <w:u w:val="single"/>
         </w:rPr>
-        <w:hyperlink r:id="rId18" w:history="1">
+        <w:hyperlink r:id="rId19" w:history="1">
           <w:r>
             <w:rPr>
               <w:rStyle w:val="Hyperlink"/>
@@ -2762,7 +2828,7 @@
           <w:sz w:val="24"/>
           <w:u w:val="single"/>
         </w:rPr>
-        <w:hyperlink r:id="rId23" w:history="1">
+        <w:hyperlink r:id="rId21" w:history="1">
           <w:r>
             <w:rPr>
               <w:rStyle w:val="Hyperlink"/>
@@ -2780,7 +2846,7 @@
           <w:sz w:val="24"/>
           <w:u w:val="single"/>
         </w:rPr>
-        <w:hyperlink r:id="rId23" w:history="1">
+        <w:hyperlink r:id="rId21" w:history="1">
           <w:r>
             <w:rPr>
               <w:rStyle w:val="Hyperlink"/>
@@ -2878,7 +2944,7 @@
           <w:sz w:val="24"/>
           <w:u w:val="single"/>
         </w:rPr>
-        <w:hyperlink r:id="rId24" w:history="1">
+        <w:hyperlink r:id="rId23" w:history="1">
           <w:r>
             <w:rPr>
               <w:rStyle w:val="Hyperlink"/>
@@ -2896,7 +2962,7 @@
           <w:sz w:val="24"/>
           <w:u w:val="single"/>
         </w:rPr>
-        <w:hyperlink r:id="rId24" w:history="1">
+        <w:hyperlink r:id="rId23" w:history="1">
           <w:r>
             <w:rPr>
               <w:rStyle w:val="Hyperlink"/>
@@ -2914,7 +2980,7 @@
           <w:sz w:val="24"/>
           <w:u w:val="single"/>
         </w:rPr>
-        <w:hyperlink r:id="rId24" w:history="1">
+        <w:hyperlink r:id="rId23" w:history="1">
           <w:r>
             <w:rPr>
               <w:rStyle w:val="Hyperlink"/>
@@ -2932,7 +2998,7 @@
           <w:sz w:val="24"/>
           <w:u w:val="single"/>
         </w:rPr>
-        <w:hyperlink r:id="rId24" w:history="1">
+        <w:hyperlink r:id="rId23" w:history="1">
           <w:r>
             <w:rPr>
               <w:rStyle w:val="Hyperlink"/>
@@ -2960,7 +3026,7 @@
           <w:sz w:val="24"/>
           <w:u w:val="single"/>
         </w:rPr>
-        <w:hyperlink r:id="rId25" w:history="1">
+        <w:hyperlink r:id="rId24" w:history="1">
           <w:r>
             <w:rPr>
               <w:rStyle w:val="Hyperlink"/>
@@ -2978,7 +3044,7 @@
           <w:sz w:val="24"/>
           <w:u w:val="single"/>
         </w:rPr>
-        <w:hyperlink r:id="rId24" w:history="1">
+        <w:hyperlink r:id="rId23" w:history="1">
           <w:r>
             <w:rPr>
               <w:rStyle w:val="Hyperlink"/>
@@ -2996,7 +3062,7 @@
           <w:sz w:val="24"/>
           <w:u w:val="single"/>
         </w:rPr>
-        <w:hyperlink r:id="rId24" w:history="1">
+        <w:hyperlink r:id="rId23" w:history="1">
           <w:r>
             <w:rPr>
               <w:rStyle w:val="Hyperlink"/>
@@ -3007,13 +3073,14 @@
       </w:r>
       <w:r>
         <w:rPr>
+          <w:u w:val="single" w:color="0000ff"/>
           <w:rFonts w:ascii="Charis SIL Regular" w:hAnsi="Charis SIL Regular" w:eastAsia="Charis SIL Regular"/>
           <w:b w:val="0"/>
           <w:i w:val="0"/>
           <w:color w:val="000000"/>
           <w:sz w:val="24"/>
         </w:rPr>
-        <w:hyperlink r:id="rId24" w:history="1">
+        <w:hyperlink r:id="rId23" w:history="1">
           <w:r>
             <w:rPr>
               <w:rStyle w:val="Hyperlink"/>
@@ -3031,7 +3098,7 @@
           <w:sz w:val="24"/>
           <w:u w:val="single"/>
         </w:rPr>
-        <w:hyperlink r:id="rId24" w:history="1">
+        <w:hyperlink r:id="rId23" w:history="1">
           <w:r>
             <w:rPr>
               <w:rStyle w:val="Hyperlink"/>
@@ -3060,7 +3127,7 @@
           <w:sz w:val="24"/>
           <w:u w:val="single"/>
         </w:rPr>
-        <w:hyperlink r:id="rId24" w:history="1">
+        <w:hyperlink r:id="rId23" w:history="1">
           <w:r>
             <w:rPr>
               <w:rStyle w:val="Hyperlink"/>
@@ -3078,7 +3145,7 @@
           <w:sz w:val="24"/>
           <w:u w:val="single"/>
         </w:rPr>
-        <w:hyperlink r:id="rId24" w:history="1">
+        <w:hyperlink r:id="rId23" w:history="1">
           <w:r>
             <w:rPr>
               <w:rStyle w:val="Hyperlink"/>
@@ -3209,7 +3276,7 @@
           <w:sz w:val="24"/>
           <w:u w:val="single"/>
         </w:rPr>
-        <w:hyperlink r:id="rId26" w:history="1">
+        <w:hyperlink r:id="rId25" w:history="1">
           <w:r>
             <w:rPr>
               <w:rStyle w:val="Hyperlink"/>
@@ -3247,7 +3314,7 @@
           <w:sz w:val="24"/>
           <w:u w:val="single"/>
         </w:rPr>
-        <w:hyperlink r:id="rId27" w:history="1">
+        <w:hyperlink r:id="rId26" w:history="1">
           <w:r>
             <w:rPr>
               <w:rStyle w:val="Hyperlink"/>
@@ -3265,7 +3332,7 @@
           <w:sz w:val="24"/>
           <w:u w:val="single"/>
         </w:rPr>
-        <w:hyperlink r:id="rId27" w:history="1">
+        <w:hyperlink r:id="rId26" w:history="1">
           <w:r>
             <w:rPr>
               <w:rStyle w:val="Hyperlink"/>
@@ -3283,7 +3350,7 @@
           <w:sz w:val="24"/>
           <w:u w:val="single"/>
         </w:rPr>
-        <w:hyperlink r:id="rId27" w:history="1">
+        <w:hyperlink r:id="rId26" w:history="1">
           <w:r>
             <w:rPr>
               <w:rStyle w:val="Hyperlink"/>
@@ -3301,7 +3368,7 @@
           <w:sz w:val="24"/>
           <w:u w:val="single"/>
         </w:rPr>
-        <w:hyperlink r:id="rId27" w:history="1">
+        <w:hyperlink r:id="rId26" w:history="1">
           <w:r>
             <w:rPr>
               <w:rStyle w:val="Hyperlink"/>
@@ -3322,7 +3389,7 @@
           <w:sz w:val="24"/>
           <w:u w:val="single"/>
         </w:rPr>
-        <w:hyperlink r:id="rId27" w:history="1">
+        <w:hyperlink r:id="rId26" w:history="1">
           <w:r>
             <w:rPr>
               <w:rStyle w:val="Hyperlink"/>
@@ -3340,7 +3407,7 @@
           <w:sz w:val="24"/>
           <w:u w:val="single"/>
         </w:rPr>
-        <w:hyperlink r:id="rId27" w:history="1">
+        <w:hyperlink r:id="rId26" w:history="1">
           <w:r>
             <w:rPr>
               <w:rStyle w:val="Hyperlink"/>
@@ -3358,7 +3425,7 @@
           <w:sz w:val="24"/>
           <w:u w:val="single"/>
         </w:rPr>
-        <w:hyperlink r:id="rId27" w:history="1">
+        <w:hyperlink r:id="rId26" w:history="1">
           <w:r>
             <w:rPr>
               <w:rStyle w:val="Hyperlink"/>
@@ -3376,7 +3443,7 @@
           <w:sz w:val="24"/>
           <w:u w:val="single"/>
         </w:rPr>
-        <w:hyperlink r:id="rId27" w:history="1">
+        <w:hyperlink r:id="rId26" w:history="1">
           <w:r>
             <w:rPr>
               <w:rStyle w:val="Hyperlink"/>
@@ -3394,7 +3461,7 @@
           <w:sz w:val="24"/>
           <w:u w:val="single"/>
         </w:rPr>
-        <w:hyperlink r:id="rId27" w:history="1">
+        <w:hyperlink r:id="rId26" w:history="1">
           <w:r>
             <w:rPr>
               <w:rStyle w:val="Hyperlink"/>
@@ -3422,7 +3489,7 @@
           <w:sz w:val="24"/>
           <w:u w:val="single"/>
         </w:rPr>
-        <w:hyperlink r:id="rId27" w:history="1">
+        <w:hyperlink r:id="rId26" w:history="1">
           <w:r>
             <w:rPr>
               <w:rStyle w:val="Hyperlink"/>

--- a/EXPORTS/DOCX/published/niveau3/Dutch/NZG.docx
+++ b/EXPORTS/DOCX/published/niveau3/Dutch/NZG.docx
@@ -793,7 +793,25 @@
           <w:color w:val="000000"/>
           <w:sz w:val="24"/>
         </w:rPr>
-        <w:t>rechtsvoorgangers van de Raad voor de Zending. Deze a</w:t>
+        <w:t>rechtsvoorgangers van de Raad voor de Zendin</w:t>
+      </w:r>
+      <w:r>
+        <w:rPr>
+          <w:u w:val="single" w:color="0000ff"/>
+          <w:rFonts w:ascii="Charis SIL Regular" w:hAnsi="Charis SIL Regular" w:eastAsia="Charis SIL Regular"/>
+          <w:b w:val="0"/>
+          <w:i w:val="0"/>
+          <w:color w:val="000000"/>
+          <w:sz w:val="24"/>
+        </w:rPr>
+        <w:hyperlink r:id="rId13" w:history="1">
+          <w:r>
+            <w:rPr>
+              <w:rStyle w:val="Hyperlink"/>
+            </w:rPr>
+            <w:t>g. Deze a</w:t>
+          </w:r>
+        </w:hyperlink>
       </w:r>
       <w:r>
         <w:rPr>
@@ -937,7 +955,61 @@
           <w:color w:val="000000"/>
           <w:sz w:val="24"/>
         </w:rPr>
-        <w:t>het bezit van het NZG die on</w:t>
+        <w:t>het bezit van he</w:t>
+      </w:r>
+      <w:r>
+        <w:rPr>
+          <w:u w:val="single" w:color="0000ff"/>
+          <w:rFonts w:ascii="Charis SIL Regular" w:hAnsi="Charis SIL Regular" w:eastAsia="Charis SIL Regular"/>
+          <w:b w:val="0"/>
+          <w:i w:val="0"/>
+          <w:color w:val="000000"/>
+          <w:sz w:val="24"/>
+        </w:rPr>
+        <w:hyperlink r:id="rId14" w:history="1">
+          <w:r>
+            <w:rPr>
+              <w:rStyle w:val="Hyperlink"/>
+            </w:rPr>
+            <w:t>t NZG d</w:t>
+          </w:r>
+        </w:hyperlink>
+      </w:r>
+      <w:r>
+        <w:rPr>
+          <w:u w:val="single" w:color="0000ff"/>
+          <w:rFonts w:ascii="Charis SIL Regular" w:hAnsi="Charis SIL Regular" w:eastAsia="Charis SIL Regular"/>
+          <w:b w:val="0"/>
+          <w:i w:val="0"/>
+          <w:color w:val="000000"/>
+          <w:sz w:val="24"/>
+        </w:rPr>
+        <w:hyperlink r:id="rId14" w:history="1">
+          <w:r>
+            <w:rPr>
+              <w:rStyle w:val="Hyperlink"/>
+            </w:rPr>
+            <w:t>i</w:t>
+          </w:r>
+        </w:hyperlink>
+      </w:r>
+      <w:r>
+        <w:rPr>
+          <w:u w:val="single" w:color="0000ff"/>
+          <w:rFonts w:ascii="Charis SIL Regular" w:hAnsi="Charis SIL Regular" w:eastAsia="Charis SIL Regular"/>
+          <w:b w:val="0"/>
+          <w:i w:val="0"/>
+          <w:color w:val="000000"/>
+          <w:sz w:val="24"/>
+        </w:rPr>
+        <w:hyperlink r:id="rId14" w:history="1">
+          <w:r>
+            <w:rPr>
+              <w:rStyle w:val="Hyperlink"/>
+            </w:rPr>
+            <w:t>e on</w:t>
+          </w:r>
+        </w:hyperlink>
       </w:r>
       <w:r>
         <w:rPr>
@@ -1386,7 +1458,6 @@
       </w:r>
       <w:r>
         <w:rPr>
-          <w:u w:val="single" w:color="0000ff"/>
           <w:rFonts w:ascii="Charis SIL Regular" w:hAnsi="Charis SIL Regular" w:eastAsia="Charis SIL Regular"/>
           <w:b w:val="0"/>
           <w:i w:val="0"/>
@@ -1422,7 +1493,14 @@
           <w:color w:val="000000"/>
           <w:sz w:val="24"/>
         </w:rPr>
-        <w:t xml:space="preserve"> het Neder</w:t>
+        <w:hyperlink r:id="rId15" w:history="1">
+          <w:r>
+            <w:rPr>
+              <w:rStyle w:val="Hyperlink"/>
+            </w:rPr>
+            <w:t xml:space="preserve"> het Neder</w:t>
+          </w:r>
+        </w:hyperlink>
       </w:r>
       <w:r>
         <w:rPr>
@@ -2781,14 +2859,7 @@
           <w:color w:val="000000"/>
           <w:sz w:val="24"/>
         </w:rPr>
-        <w:hyperlink r:id="rId21" w:history="1">
-          <w:r>
-            <w:rPr>
-              <w:rStyle w:val="Hyperlink"/>
-            </w:rPr>
-            <w:t xml:space="preserve">, </w:t>
-          </w:r>
-        </w:hyperlink>
+        <w:t xml:space="preserve">, </w:t>
       </w:r>
       <w:r>
         <w:rPr>
@@ -2799,7 +2870,7 @@
           <w:sz w:val="24"/>
           <w:u w:val="single"/>
         </w:rPr>
-        <w:hyperlink r:id="rId21" w:history="1">
+        <w:hyperlink r:id="rId23" w:history="1">
           <w:r>
             <w:rPr>
               <w:rStyle w:val="Hyperlink"/>
@@ -2828,7 +2899,7 @@
           <w:sz w:val="24"/>
           <w:u w:val="single"/>
         </w:rPr>
-        <w:hyperlink r:id="rId21" w:history="1">
+        <w:hyperlink r:id="rId23" w:history="1">
           <w:r>
             <w:rPr>
               <w:rStyle w:val="Hyperlink"/>
@@ -2846,7 +2917,7 @@
           <w:sz w:val="24"/>
           <w:u w:val="single"/>
         </w:rPr>
-        <w:hyperlink r:id="rId21" w:history="1">
+        <w:hyperlink r:id="rId23" w:history="1">
           <w:r>
             <w:rPr>
               <w:rStyle w:val="Hyperlink"/>
@@ -2944,7 +3015,7 @@
           <w:sz w:val="24"/>
           <w:u w:val="single"/>
         </w:rPr>
-        <w:hyperlink r:id="rId23" w:history="1">
+        <w:hyperlink r:id="rId24" w:history="1">
           <w:r>
             <w:rPr>
               <w:rStyle w:val="Hyperlink"/>
@@ -2962,7 +3033,7 @@
           <w:sz w:val="24"/>
           <w:u w:val="single"/>
         </w:rPr>
-        <w:hyperlink r:id="rId23" w:history="1">
+        <w:hyperlink r:id="rId24" w:history="1">
           <w:r>
             <w:rPr>
               <w:rStyle w:val="Hyperlink"/>
@@ -2980,7 +3051,7 @@
           <w:sz w:val="24"/>
           <w:u w:val="single"/>
         </w:rPr>
-        <w:hyperlink r:id="rId23" w:history="1">
+        <w:hyperlink r:id="rId24" w:history="1">
           <w:r>
             <w:rPr>
               <w:rStyle w:val="Hyperlink"/>
@@ -2998,7 +3069,7 @@
           <w:sz w:val="24"/>
           <w:u w:val="single"/>
         </w:rPr>
-        <w:hyperlink r:id="rId23" w:history="1">
+        <w:hyperlink r:id="rId24" w:history="1">
           <w:r>
             <w:rPr>
               <w:rStyle w:val="Hyperlink"/>
@@ -3026,7 +3097,7 @@
           <w:sz w:val="24"/>
           <w:u w:val="single"/>
         </w:rPr>
-        <w:hyperlink r:id="rId24" w:history="1">
+        <w:hyperlink r:id="rId25" w:history="1">
           <w:r>
             <w:rPr>
               <w:rStyle w:val="Hyperlink"/>
@@ -3044,7 +3115,7 @@
           <w:sz w:val="24"/>
           <w:u w:val="single"/>
         </w:rPr>
-        <w:hyperlink r:id="rId23" w:history="1">
+        <w:hyperlink r:id="rId24" w:history="1">
           <w:r>
             <w:rPr>
               <w:rStyle w:val="Hyperlink"/>
@@ -3062,7 +3133,7 @@
           <w:sz w:val="24"/>
           <w:u w:val="single"/>
         </w:rPr>
-        <w:hyperlink r:id="rId23" w:history="1">
+        <w:hyperlink r:id="rId24" w:history="1">
           <w:r>
             <w:rPr>
               <w:rStyle w:val="Hyperlink"/>
@@ -3080,7 +3151,7 @@
           <w:color w:val="000000"/>
           <w:sz w:val="24"/>
         </w:rPr>
-        <w:hyperlink r:id="rId23" w:history="1">
+        <w:hyperlink r:id="rId24" w:history="1">
           <w:r>
             <w:rPr>
               <w:rStyle w:val="Hyperlink"/>
@@ -3098,7 +3169,7 @@
           <w:sz w:val="24"/>
           <w:u w:val="single"/>
         </w:rPr>
-        <w:hyperlink r:id="rId23" w:history="1">
+        <w:hyperlink r:id="rId24" w:history="1">
           <w:r>
             <w:rPr>
               <w:rStyle w:val="Hyperlink"/>
@@ -3127,7 +3198,7 @@
           <w:sz w:val="24"/>
           <w:u w:val="single"/>
         </w:rPr>
-        <w:hyperlink r:id="rId23" w:history="1">
+        <w:hyperlink r:id="rId26" w:history="1">
           <w:r>
             <w:rPr>
               <w:rStyle w:val="Hyperlink"/>
@@ -3145,7 +3216,7 @@
           <w:sz w:val="24"/>
           <w:u w:val="single"/>
         </w:rPr>
-        <w:hyperlink r:id="rId23" w:history="1">
+        <w:hyperlink r:id="rId26" w:history="1">
           <w:r>
             <w:rPr>
               <w:rStyle w:val="Hyperlink"/>
@@ -3276,7 +3347,7 @@
           <w:sz w:val="24"/>
           <w:u w:val="single"/>
         </w:rPr>
-        <w:hyperlink r:id="rId25" w:history="1">
+        <w:hyperlink r:id="rId27" w:history="1">
           <w:r>
             <w:rPr>
               <w:rStyle w:val="Hyperlink"/>
@@ -3314,7 +3385,7 @@
           <w:sz w:val="24"/>
           <w:u w:val="single"/>
         </w:rPr>
-        <w:hyperlink r:id="rId26" w:history="1">
+        <w:hyperlink r:id="rId28" w:history="1">
           <w:r>
             <w:rPr>
               <w:rStyle w:val="Hyperlink"/>
@@ -3332,7 +3403,7 @@
           <w:sz w:val="24"/>
           <w:u w:val="single"/>
         </w:rPr>
-        <w:hyperlink r:id="rId26" w:history="1">
+        <w:hyperlink r:id="rId28" w:history="1">
           <w:r>
             <w:rPr>
               <w:rStyle w:val="Hyperlink"/>
@@ -3350,7 +3421,7 @@
           <w:sz w:val="24"/>
           <w:u w:val="single"/>
         </w:rPr>
-        <w:hyperlink r:id="rId26" w:history="1">
+        <w:hyperlink r:id="rId28" w:history="1">
           <w:r>
             <w:rPr>
               <w:rStyle w:val="Hyperlink"/>
@@ -3368,7 +3439,7 @@
           <w:sz w:val="24"/>
           <w:u w:val="single"/>
         </w:rPr>
-        <w:hyperlink r:id="rId26" w:history="1">
+        <w:hyperlink r:id="rId28" w:history="1">
           <w:r>
             <w:rPr>
               <w:rStyle w:val="Hyperlink"/>
@@ -3389,7 +3460,7 @@
           <w:sz w:val="24"/>
           <w:u w:val="single"/>
         </w:rPr>
-        <w:hyperlink r:id="rId26" w:history="1">
+        <w:hyperlink r:id="rId28" w:history="1">
           <w:r>
             <w:rPr>
               <w:rStyle w:val="Hyperlink"/>
@@ -3407,7 +3478,7 @@
           <w:sz w:val="24"/>
           <w:u w:val="single"/>
         </w:rPr>
-        <w:hyperlink r:id="rId26" w:history="1">
+        <w:hyperlink r:id="rId28" w:history="1">
           <w:r>
             <w:rPr>
               <w:rStyle w:val="Hyperlink"/>
@@ -3425,7 +3496,7 @@
           <w:sz w:val="24"/>
           <w:u w:val="single"/>
         </w:rPr>
-        <w:hyperlink r:id="rId26" w:history="1">
+        <w:hyperlink r:id="rId28" w:history="1">
           <w:r>
             <w:rPr>
               <w:rStyle w:val="Hyperlink"/>
@@ -3443,7 +3514,7 @@
           <w:sz w:val="24"/>
           <w:u w:val="single"/>
         </w:rPr>
-        <w:hyperlink r:id="rId26" w:history="1">
+        <w:hyperlink r:id="rId28" w:history="1">
           <w:r>
             <w:rPr>
               <w:rStyle w:val="Hyperlink"/>
@@ -3461,7 +3532,7 @@
           <w:sz w:val="24"/>
           <w:u w:val="single"/>
         </w:rPr>
-        <w:hyperlink r:id="rId26" w:history="1">
+        <w:hyperlink r:id="rId28" w:history="1">
           <w:r>
             <w:rPr>
               <w:rStyle w:val="Hyperlink"/>
@@ -3489,7 +3560,7 @@
           <w:sz w:val="24"/>
           <w:u w:val="single"/>
         </w:rPr>
-        <w:hyperlink r:id="rId26" w:history="1">
+        <w:hyperlink r:id="rId28" w:history="1">
           <w:r>
             <w:rPr>
               <w:rStyle w:val="Hyperlink"/>

--- a/EXPORTS/DOCX/published/niveau3/Dutch/NZG.docx
+++ b/EXPORTS/DOCX/published/niveau3/Dutch/NZG.docx
@@ -445,7 +445,6 @@
           <w:i w:val="0"/>
           <w:color w:val="0000FF"/>
           <w:sz w:val="24"/>
-          <w:u w:val="single"/>
         </w:rPr>
         <w:hyperlink r:id="rId12" w:history="1">
           <w:r>
@@ -481,7 +480,6 @@
           <w:i w:val="0"/>
           <w:color w:val="0000FF"/>
           <w:sz w:val="24"/>
-          <w:u w:val="single"/>
         </w:rPr>
         <w:hyperlink r:id="rId12" w:history="1">
           <w:r>
@@ -519,7 +517,7 @@
           <w:sz w:val="24"/>
           <w:u w:val="single"/>
         </w:rPr>
-        <w:hyperlink r:id="rId12" w:history="1">
+        <w:hyperlink r:id="rId11" w:history="1">
           <w:r>
             <w:rPr>
               <w:rStyle w:val="Hyperlink"/>
@@ -1429,78 +1427,7 @@
           <w:color w:val="000000"/>
           <w:sz w:val="24"/>
         </w:rPr>
-        <w:hyperlink r:id="rId15" w:history="1">
-          <w:r>
-            <w:rPr>
-              <w:rStyle w:val="Hyperlink"/>
-            </w:rPr>
-            <w:t>tvoerig le</w:t>
-          </w:r>
-        </w:hyperlink>
-      </w:r>
-      <w:r>
-        <w:rPr>
-          <w:u w:val="single" w:color="0000ff"/>
-          <w:rFonts w:ascii="Charis SIL Regular" w:hAnsi="Charis SIL Regular" w:eastAsia="Charis SIL Regular"/>
-          <w:b w:val="0"/>
-          <w:i w:val="0"/>
-          <w:color w:val="000000"/>
-          <w:sz w:val="24"/>
-        </w:rPr>
-        <w:hyperlink r:id="rId15" w:history="1">
-          <w:r>
-            <w:rPr>
-              <w:rStyle w:val="Hyperlink"/>
-            </w:rPr>
-            <w:t>m</w:t>
-          </w:r>
-        </w:hyperlink>
-      </w:r>
-      <w:r>
-        <w:rPr>
-          <w:rFonts w:ascii="Charis SIL Regular" w:hAnsi="Charis SIL Regular" w:eastAsia="Charis SIL Regular"/>
-          <w:b w:val="0"/>
-          <w:i w:val="0"/>
-          <w:color w:val="000000"/>
-          <w:sz w:val="24"/>
-        </w:rPr>
-        <w:t>m</w:t>
-      </w:r>
-      <w:r>
-        <w:rPr>
-          <w:u w:val="single" w:color="0000ff"/>
-          <w:rFonts w:ascii="Charis SIL Regular" w:hAnsi="Charis SIL Regular" w:eastAsia="Charis SIL Regular"/>
-          <w:b w:val="0"/>
-          <w:i w:val="0"/>
-          <w:color w:val="000000"/>
-          <w:sz w:val="24"/>
-        </w:rPr>
-        <w:hyperlink r:id="rId15" w:history="1">
-          <w:r>
-            <w:rPr>
-              <w:rStyle w:val="Hyperlink"/>
-            </w:rPr>
-            <w:t>a over</w:t>
-          </w:r>
-        </w:hyperlink>
-      </w:r>
-      <w:r>
-        <w:rPr>
-          <w:u w:val="single" w:color="0000ff"/>
-          <w:rFonts w:ascii="Charis SIL Regular" w:hAnsi="Charis SIL Regular" w:eastAsia="Charis SIL Regular"/>
-          <w:b w:val="0"/>
-          <w:i w:val="0"/>
-          <w:color w:val="000000"/>
-          <w:sz w:val="24"/>
-        </w:rPr>
-        <w:hyperlink r:id="rId15" w:history="1">
-          <w:r>
-            <w:rPr>
-              <w:rStyle w:val="Hyperlink"/>
-            </w:rPr>
-            <w:t xml:space="preserve"> het Neder</w:t>
-          </w:r>
-        </w:hyperlink>
+        <w:t>tvoerig lemma over het Neder</w:t>
       </w:r>
       <w:r>
         <w:rPr>
@@ -2824,7 +2751,7 @@
           <w:sz w:val="24"/>
           <w:u w:val="single"/>
         </w:rPr>
-        <w:hyperlink r:id="rId21" w:history="1">
+        <w:hyperlink r:id="rId22" w:history="1">
           <w:r>
             <w:rPr>
               <w:rStyle w:val="Hyperlink"/>
@@ -2842,7 +2769,7 @@
           <w:sz w:val="24"/>
           <w:u w:val="single"/>
         </w:rPr>
-        <w:hyperlink r:id="rId21" w:history="1">
+        <w:hyperlink r:id="rId22" w:history="1">
           <w:r>
             <w:rPr>
               <w:rStyle w:val="Hyperlink"/>
@@ -2853,13 +2780,21 @@
       </w:r>
       <w:r>
         <w:rPr>
+          <w:u w:val="single" w:color="0000ff"/>
           <w:rFonts w:ascii="Charis SIL Regular" w:hAnsi="Charis SIL Regular" w:eastAsia="Charis SIL Regular"/>
           <w:b w:val="0"/>
           <w:i w:val="0"/>
           <w:color w:val="000000"/>
           <w:sz w:val="24"/>
         </w:rPr>
-        <w:t xml:space="preserve">, </w:t>
+        <w:hyperlink r:id="rId21" w:history="1">
+          <w:r>
+            <w:rPr>
+              <w:rStyle w:val="Hyperlink"/>
+            </w:rPr>
+            <w:t xml:space="preserve">, </w:t>
+          </w:r>
+        </w:hyperlink>
       </w:r>
       <w:r>
         <w:rPr>
@@ -3115,7 +3050,7 @@
           <w:sz w:val="24"/>
           <w:u w:val="single"/>
         </w:rPr>
-        <w:hyperlink r:id="rId24" w:history="1">
+        <w:hyperlink r:id="rId25" w:history="1">
           <w:r>
             <w:rPr>
               <w:rStyle w:val="Hyperlink"/>
@@ -3133,7 +3068,7 @@
           <w:sz w:val="24"/>
           <w:u w:val="single"/>
         </w:rPr>
-        <w:hyperlink r:id="rId24" w:history="1">
+        <w:hyperlink r:id="rId25" w:history="1">
           <w:r>
             <w:rPr>
               <w:rStyle w:val="Hyperlink"/>
@@ -3144,7 +3079,6 @@
       </w:r>
       <w:r>
         <w:rPr>
-          <w:u w:val="single" w:color="0000ff"/>
           <w:rFonts w:ascii="Charis SIL Regular" w:hAnsi="Charis SIL Regular" w:eastAsia="Charis SIL Regular"/>
           <w:b w:val="0"/>
           <w:i w:val="0"/>
@@ -3169,7 +3103,7 @@
           <w:sz w:val="24"/>
           <w:u w:val="single"/>
         </w:rPr>
-        <w:hyperlink r:id="rId24" w:history="1">
+        <w:hyperlink r:id="rId26" w:history="1">
           <w:r>
             <w:rPr>
               <w:rStyle w:val="Hyperlink"/>

--- a/EXPORTS/DOCX/published/niveau3/Dutch/NZG.docx
+++ b/EXPORTS/DOCX/published/niveau3/Dutch/NZG.docx
@@ -445,6 +445,7 @@
           <w:i w:val="0"/>
           <w:color w:val="0000FF"/>
           <w:sz w:val="24"/>
+          <w:u w:val="single"/>
         </w:rPr>
         <w:hyperlink r:id="rId12" w:history="1">
           <w:r>
@@ -480,6 +481,7 @@
           <w:i w:val="0"/>
           <w:color w:val="0000FF"/>
           <w:sz w:val="24"/>
+          <w:u w:val="single"/>
         </w:rPr>
         <w:hyperlink r:id="rId12" w:history="1">
           <w:r>
@@ -1308,126 +1310,7 @@
           <w:color w:val="000000"/>
           <w:sz w:val="24"/>
         </w:rPr>
-        <w:t>door h</w:t>
-      </w:r>
-      <w:r>
-        <w:rPr>
-          <w:u w:val="single" w:color="0000ff"/>
-          <w:rFonts w:ascii="Charis SIL Regular" w:hAnsi="Charis SIL Regular" w:eastAsia="Charis SIL Regular"/>
-          <w:b w:val="0"/>
-          <w:i w:val="0"/>
-          <w:color w:val="000000"/>
-          <w:sz w:val="24"/>
-        </w:rPr>
-        <w:hyperlink r:id="rId15" w:history="1">
-          <w:r>
-            <w:rPr>
-              <w:rStyle w:val="Hyperlink"/>
-            </w:rPr>
-            <w:t xml:space="preserve">et Huygens </w:t>
-          </w:r>
-        </w:hyperlink>
-      </w:r>
-      <w:r>
-        <w:rPr>
-          <w:u w:val="single" w:color="0000ff"/>
-          <w:rFonts w:ascii="Charis SIL Regular" w:hAnsi="Charis SIL Regular" w:eastAsia="Charis SIL Regular"/>
-          <w:b w:val="0"/>
-          <w:i w:val="0"/>
-          <w:color w:val="000000"/>
-          <w:sz w:val="24"/>
-        </w:rPr>
-        <w:hyperlink r:id="rId15" w:history="1">
-          <w:r>
-            <w:rPr>
-              <w:rStyle w:val="Hyperlink"/>
-            </w:rPr>
-            <w:t>I</w:t>
-          </w:r>
-        </w:hyperlink>
-      </w:r>
-      <w:r>
-        <w:rPr>
-          <w:u w:val="single" w:color="0000ff"/>
-          <w:rFonts w:ascii="Charis SIL Regular" w:hAnsi="Charis SIL Regular" w:eastAsia="Charis SIL Regular"/>
-          <w:b w:val="0"/>
-          <w:i w:val="0"/>
-          <w:color w:val="000000"/>
-          <w:sz w:val="24"/>
-        </w:rPr>
-        <w:hyperlink r:id="rId15" w:history="1">
-          <w:r>
-            <w:rPr>
-              <w:rStyle w:val="Hyperlink"/>
-            </w:rPr>
-            <w:t>nsti</w:t>
-          </w:r>
-        </w:hyperlink>
-      </w:r>
-      <w:r>
-        <w:rPr>
-          <w:u w:val="single" w:color="0000ff"/>
-          <w:rFonts w:ascii="Charis SIL Regular" w:hAnsi="Charis SIL Regular" w:eastAsia="Charis SIL Regular"/>
-          <w:b w:val="0"/>
-          <w:i w:val="0"/>
-          <w:color w:val="000000"/>
-          <w:sz w:val="24"/>
-        </w:rPr>
-        <w:hyperlink r:id="rId15" w:history="1">
-          <w:r>
-            <w:rPr>
-              <w:rStyle w:val="Hyperlink"/>
-            </w:rPr>
-            <w:t>t</w:t>
-          </w:r>
-        </w:hyperlink>
-      </w:r>
-      <w:r>
-        <w:rPr>
-          <w:u w:val="single" w:color="0000ff"/>
-          <w:rFonts w:ascii="Charis SIL Regular" w:hAnsi="Charis SIL Regular" w:eastAsia="Charis SIL Regular"/>
-          <w:b w:val="0"/>
-          <w:i w:val="0"/>
-          <w:color w:val="000000"/>
-          <w:sz w:val="24"/>
-        </w:rPr>
-        <w:hyperlink r:id="rId15" w:history="1">
-          <w:r>
-            <w:rPr>
-              <w:rStyle w:val="Hyperlink"/>
-            </w:rPr>
-            <w:t>uut, is een u</w:t>
-          </w:r>
-        </w:hyperlink>
-      </w:r>
-      <w:r>
-        <w:rPr>
-          <w:u w:val="single" w:color="0000ff"/>
-          <w:rFonts w:ascii="Charis SIL Regular" w:hAnsi="Charis SIL Regular" w:eastAsia="Charis SIL Regular"/>
-          <w:b w:val="0"/>
-          <w:i w:val="0"/>
-          <w:color w:val="000000"/>
-          <w:sz w:val="24"/>
-        </w:rPr>
-        <w:hyperlink r:id="rId15" w:history="1">
-          <w:r>
-            <w:rPr>
-              <w:rStyle w:val="Hyperlink"/>
-            </w:rPr>
-            <w:t>i</w:t>
-          </w:r>
-        </w:hyperlink>
-      </w:r>
-      <w:r>
-        <w:rPr>
-          <w:u w:val="single" w:color="0000ff"/>
-          <w:rFonts w:ascii="Charis SIL Regular" w:hAnsi="Charis SIL Regular" w:eastAsia="Charis SIL Regular"/>
-          <w:b w:val="0"/>
-          <w:i w:val="0"/>
-          <w:color w:val="000000"/>
-          <w:sz w:val="24"/>
-        </w:rPr>
-        <w:t>tvoerig lemma over het Neder</w:t>
+        <w:t>door het Huygens Instituut, is een uitvoerig lemma over het Neder</w:t>
       </w:r>
       <w:r>
         <w:rPr>
@@ -3079,6 +2962,7 @@
       </w:r>
       <w:r>
         <w:rPr>
+          <w:u w:val="single" w:color="0000ff"/>
           <w:rFonts w:ascii="Charis SIL Regular" w:hAnsi="Charis SIL Regular" w:eastAsia="Charis SIL Regular"/>
           <w:b w:val="0"/>
           <w:i w:val="0"/>

--- a/EXPORTS/DOCX/published/niveau3/Dutch/NZG.docx
+++ b/EXPORTS/DOCX/published/niveau3/Dutch/NZG.docx
@@ -465,7 +465,7 @@
           <w:sz w:val="24"/>
           <w:u w:val="single"/>
         </w:rPr>
-        <w:hyperlink r:id="rId10" w:history="1">
+        <w:hyperlink r:id="rId12" w:history="1">
           <w:r>
             <w:rPr>
               <w:rStyle w:val="Hyperlink"/>
@@ -481,7 +481,6 @@
           <w:i w:val="0"/>
           <w:color w:val="0000FF"/>
           <w:sz w:val="24"/>
-          <w:u w:val="single"/>
         </w:rPr>
         <w:hyperlink r:id="rId12" w:history="1">
           <w:r>
@@ -1310,7 +1309,197 @@
           <w:color w:val="000000"/>
           <w:sz w:val="24"/>
         </w:rPr>
-        <w:t>door het Huygens Instituut, is een uitvoerig lemma over het Neder</w:t>
+        <w:t>door h</w:t>
+      </w:r>
+      <w:r>
+        <w:rPr>
+          <w:u w:val="single" w:color="0000ff"/>
+          <w:rFonts w:ascii="Charis SIL Regular" w:hAnsi="Charis SIL Regular" w:eastAsia="Charis SIL Regular"/>
+          <w:b w:val="0"/>
+          <w:i w:val="0"/>
+          <w:color w:val="000000"/>
+          <w:sz w:val="24"/>
+        </w:rPr>
+        <w:hyperlink r:id="rId15" w:history="1">
+          <w:r>
+            <w:rPr>
+              <w:rStyle w:val="Hyperlink"/>
+            </w:rPr>
+            <w:t xml:space="preserve">et Huygens </w:t>
+          </w:r>
+        </w:hyperlink>
+      </w:r>
+      <w:r>
+        <w:rPr>
+          <w:u w:val="single" w:color="0000ff"/>
+          <w:rFonts w:ascii="Charis SIL Regular" w:hAnsi="Charis SIL Regular" w:eastAsia="Charis SIL Regular"/>
+          <w:b w:val="0"/>
+          <w:i w:val="0"/>
+          <w:color w:val="000000"/>
+          <w:sz w:val="24"/>
+        </w:rPr>
+        <w:hyperlink r:id="rId15" w:history="1">
+          <w:r>
+            <w:rPr>
+              <w:rStyle w:val="Hyperlink"/>
+            </w:rPr>
+            <w:t>I</w:t>
+          </w:r>
+        </w:hyperlink>
+      </w:r>
+      <w:r>
+        <w:rPr>
+          <w:u w:val="single" w:color="0000ff"/>
+          <w:rFonts w:ascii="Charis SIL Regular" w:hAnsi="Charis SIL Regular" w:eastAsia="Charis SIL Regular"/>
+          <w:b w:val="0"/>
+          <w:i w:val="0"/>
+          <w:color w:val="000000"/>
+          <w:sz w:val="24"/>
+        </w:rPr>
+        <w:hyperlink r:id="rId15" w:history="1">
+          <w:r>
+            <w:rPr>
+              <w:rStyle w:val="Hyperlink"/>
+            </w:rPr>
+            <w:t>nsti</w:t>
+          </w:r>
+        </w:hyperlink>
+      </w:r>
+      <w:r>
+        <w:rPr>
+          <w:u w:val="single" w:color="0000ff"/>
+          <w:rFonts w:ascii="Charis SIL Regular" w:hAnsi="Charis SIL Regular" w:eastAsia="Charis SIL Regular"/>
+          <w:b w:val="0"/>
+          <w:i w:val="0"/>
+          <w:color w:val="000000"/>
+          <w:sz w:val="24"/>
+        </w:rPr>
+        <w:hyperlink r:id="rId15" w:history="1">
+          <w:r>
+            <w:rPr>
+              <w:rStyle w:val="Hyperlink"/>
+            </w:rPr>
+            <w:t>t</w:t>
+          </w:r>
+        </w:hyperlink>
+      </w:r>
+      <w:r>
+        <w:rPr>
+          <w:u w:val="single" w:color="0000ff"/>
+          <w:rFonts w:ascii="Charis SIL Regular" w:hAnsi="Charis SIL Regular" w:eastAsia="Charis SIL Regular"/>
+          <w:b w:val="0"/>
+          <w:i w:val="0"/>
+          <w:color w:val="000000"/>
+          <w:sz w:val="24"/>
+        </w:rPr>
+        <w:hyperlink r:id="rId15" w:history="1">
+          <w:r>
+            <w:rPr>
+              <w:rStyle w:val="Hyperlink"/>
+            </w:rPr>
+            <w:t>uut, is een u</w:t>
+          </w:r>
+        </w:hyperlink>
+      </w:r>
+      <w:r>
+        <w:rPr>
+          <w:u w:val="single" w:color="0000ff"/>
+          <w:rFonts w:ascii="Charis SIL Regular" w:hAnsi="Charis SIL Regular" w:eastAsia="Charis SIL Regular"/>
+          <w:b w:val="0"/>
+          <w:i w:val="0"/>
+          <w:color w:val="000000"/>
+          <w:sz w:val="24"/>
+        </w:rPr>
+        <w:hyperlink r:id="rId15" w:history="1">
+          <w:r>
+            <w:rPr>
+              <w:rStyle w:val="Hyperlink"/>
+            </w:rPr>
+            <w:t>i</w:t>
+          </w:r>
+        </w:hyperlink>
+      </w:r>
+      <w:r>
+        <w:rPr>
+          <w:u w:val="single" w:color="0000ff"/>
+          <w:rFonts w:ascii="Charis SIL Regular" w:hAnsi="Charis SIL Regular" w:eastAsia="Charis SIL Regular"/>
+          <w:b w:val="0"/>
+          <w:i w:val="0"/>
+          <w:color w:val="000000"/>
+          <w:sz w:val="24"/>
+        </w:rPr>
+        <w:hyperlink r:id="rId15" w:history="1">
+          <w:r>
+            <w:rPr>
+              <w:rStyle w:val="Hyperlink"/>
+            </w:rPr>
+            <w:t>tvoerig le</w:t>
+          </w:r>
+        </w:hyperlink>
+      </w:r>
+      <w:r>
+        <w:rPr>
+          <w:u w:val="single" w:color="0000ff"/>
+          <w:rFonts w:ascii="Charis SIL Regular" w:hAnsi="Charis SIL Regular" w:eastAsia="Charis SIL Regular"/>
+          <w:b w:val="0"/>
+          <w:i w:val="0"/>
+          <w:color w:val="000000"/>
+          <w:sz w:val="24"/>
+        </w:rPr>
+        <w:hyperlink r:id="rId15" w:history="1">
+          <w:r>
+            <w:rPr>
+              <w:rStyle w:val="Hyperlink"/>
+            </w:rPr>
+            <w:t>m</w:t>
+          </w:r>
+        </w:hyperlink>
+      </w:r>
+      <w:r>
+        <w:rPr>
+          <w:rFonts w:ascii="Charis SIL Regular" w:hAnsi="Charis SIL Regular" w:eastAsia="Charis SIL Regular"/>
+          <w:b w:val="0"/>
+          <w:i w:val="0"/>
+          <w:color w:val="000000"/>
+          <w:sz w:val="24"/>
+        </w:rPr>
+        <w:t>m</w:t>
+      </w:r>
+      <w:r>
+        <w:rPr>
+          <w:u w:val="single" w:color="0000ff"/>
+          <w:rFonts w:ascii="Charis SIL Regular" w:hAnsi="Charis SIL Regular" w:eastAsia="Charis SIL Regular"/>
+          <w:b w:val="0"/>
+          <w:i w:val="0"/>
+          <w:color w:val="000000"/>
+          <w:sz w:val="24"/>
+        </w:rPr>
+        <w:hyperlink r:id="rId15" w:history="1">
+          <w:r>
+            <w:rPr>
+              <w:rStyle w:val="Hyperlink"/>
+            </w:rPr>
+            <w:t>a over</w:t>
+          </w:r>
+        </w:hyperlink>
+      </w:r>
+      <w:r>
+        <w:rPr>
+          <w:u w:val="single" w:color="0000ff"/>
+          <w:rFonts w:ascii="Charis SIL Regular" w:hAnsi="Charis SIL Regular" w:eastAsia="Charis SIL Regular"/>
+          <w:b w:val="0"/>
+          <w:i w:val="0"/>
+          <w:color w:val="000000"/>
+          <w:sz w:val="24"/>
+        </w:rPr>
+        <w:hyperlink r:id="rId15" w:history="1">
+          <w:r>
+            <w:rPr>
+              <w:rStyle w:val="Hyperlink"/>
+            </w:rPr>
+            <w:t xml:space="preserve"> het Neder</w:t>
+          </w:r>
+        </w:hyperlink>
       </w:r>
       <w:r>
         <w:rPr>
@@ -2663,21 +2852,13 @@
       </w:r>
       <w:r>
         <w:rPr>
-          <w:u w:val="single" w:color="0000ff"/>
           <w:rFonts w:ascii="Charis SIL Regular" w:hAnsi="Charis SIL Regular" w:eastAsia="Charis SIL Regular"/>
           <w:b w:val="0"/>
           <w:i w:val="0"/>
           <w:color w:val="000000"/>
           <w:sz w:val="24"/>
         </w:rPr>
-        <w:hyperlink r:id="rId21" w:history="1">
-          <w:r>
-            <w:rPr>
-              <w:rStyle w:val="Hyperlink"/>
-            </w:rPr>
-            <w:t xml:space="preserve">, </w:t>
-          </w:r>
-        </w:hyperlink>
+        <w:t xml:space="preserve">, </w:t>
       </w:r>
       <w:r>
         <w:rPr>
@@ -2735,7 +2916,7 @@
           <w:sz w:val="24"/>
           <w:u w:val="single"/>
         </w:rPr>
-        <w:hyperlink r:id="rId23" w:history="1">
+        <w:hyperlink r:id="rId21" w:history="1">
           <w:r>
             <w:rPr>
               <w:rStyle w:val="Hyperlink"/>

--- a/EXPORTS/DOCX/published/niveau3/Dutch/NZG.docx
+++ b/EXPORTS/DOCX/published/niveau3/Dutch/NZG.docx
@@ -465,7 +465,7 @@
           <w:sz w:val="24"/>
           <w:u w:val="single"/>
         </w:rPr>
-        <w:hyperlink r:id="rId12" w:history="1">
+        <w:hyperlink r:id="rId10" w:history="1">
           <w:r>
             <w:rPr>
               <w:rStyle w:val="Hyperlink"/>
@@ -481,6 +481,7 @@
           <w:i w:val="0"/>
           <w:color w:val="0000FF"/>
           <w:sz w:val="24"/>
+          <w:u w:val="single"/>
         </w:rPr>
         <w:hyperlink r:id="rId12" w:history="1">
           <w:r>
@@ -1309,197 +1310,7 @@
           <w:color w:val="000000"/>
           <w:sz w:val="24"/>
         </w:rPr>
-        <w:t>door h</w:t>
-      </w:r>
-      <w:r>
-        <w:rPr>
-          <w:u w:val="single" w:color="0000ff"/>
-          <w:rFonts w:ascii="Charis SIL Regular" w:hAnsi="Charis SIL Regular" w:eastAsia="Charis SIL Regular"/>
-          <w:b w:val="0"/>
-          <w:i w:val="0"/>
-          <w:color w:val="000000"/>
-          <w:sz w:val="24"/>
-        </w:rPr>
-        <w:hyperlink r:id="rId15" w:history="1">
-          <w:r>
-            <w:rPr>
-              <w:rStyle w:val="Hyperlink"/>
-            </w:rPr>
-            <w:t xml:space="preserve">et Huygens </w:t>
-          </w:r>
-        </w:hyperlink>
-      </w:r>
-      <w:r>
-        <w:rPr>
-          <w:u w:val="single" w:color="0000ff"/>
-          <w:rFonts w:ascii="Charis SIL Regular" w:hAnsi="Charis SIL Regular" w:eastAsia="Charis SIL Regular"/>
-          <w:b w:val="0"/>
-          <w:i w:val="0"/>
-          <w:color w:val="000000"/>
-          <w:sz w:val="24"/>
-        </w:rPr>
-        <w:hyperlink r:id="rId15" w:history="1">
-          <w:r>
-            <w:rPr>
-              <w:rStyle w:val="Hyperlink"/>
-            </w:rPr>
-            <w:t>I</w:t>
-          </w:r>
-        </w:hyperlink>
-      </w:r>
-      <w:r>
-        <w:rPr>
-          <w:u w:val="single" w:color="0000ff"/>
-          <w:rFonts w:ascii="Charis SIL Regular" w:hAnsi="Charis SIL Regular" w:eastAsia="Charis SIL Regular"/>
-          <w:b w:val="0"/>
-          <w:i w:val="0"/>
-          <w:color w:val="000000"/>
-          <w:sz w:val="24"/>
-        </w:rPr>
-        <w:hyperlink r:id="rId15" w:history="1">
-          <w:r>
-            <w:rPr>
-              <w:rStyle w:val="Hyperlink"/>
-            </w:rPr>
-            <w:t>nsti</w:t>
-          </w:r>
-        </w:hyperlink>
-      </w:r>
-      <w:r>
-        <w:rPr>
-          <w:u w:val="single" w:color="0000ff"/>
-          <w:rFonts w:ascii="Charis SIL Regular" w:hAnsi="Charis SIL Regular" w:eastAsia="Charis SIL Regular"/>
-          <w:b w:val="0"/>
-          <w:i w:val="0"/>
-          <w:color w:val="000000"/>
-          <w:sz w:val="24"/>
-        </w:rPr>
-        <w:hyperlink r:id="rId15" w:history="1">
-          <w:r>
-            <w:rPr>
-              <w:rStyle w:val="Hyperlink"/>
-            </w:rPr>
-            <w:t>t</w:t>
-          </w:r>
-        </w:hyperlink>
-      </w:r>
-      <w:r>
-        <w:rPr>
-          <w:u w:val="single" w:color="0000ff"/>
-          <w:rFonts w:ascii="Charis SIL Regular" w:hAnsi="Charis SIL Regular" w:eastAsia="Charis SIL Regular"/>
-          <w:b w:val="0"/>
-          <w:i w:val="0"/>
-          <w:color w:val="000000"/>
-          <w:sz w:val="24"/>
-        </w:rPr>
-        <w:hyperlink r:id="rId15" w:history="1">
-          <w:r>
-            <w:rPr>
-              <w:rStyle w:val="Hyperlink"/>
-            </w:rPr>
-            <w:t>uut, is een u</w:t>
-          </w:r>
-        </w:hyperlink>
-      </w:r>
-      <w:r>
-        <w:rPr>
-          <w:u w:val="single" w:color="0000ff"/>
-          <w:rFonts w:ascii="Charis SIL Regular" w:hAnsi="Charis SIL Regular" w:eastAsia="Charis SIL Regular"/>
-          <w:b w:val="0"/>
-          <w:i w:val="0"/>
-          <w:color w:val="000000"/>
-          <w:sz w:val="24"/>
-        </w:rPr>
-        <w:hyperlink r:id="rId15" w:history="1">
-          <w:r>
-            <w:rPr>
-              <w:rStyle w:val="Hyperlink"/>
-            </w:rPr>
-            <w:t>i</w:t>
-          </w:r>
-        </w:hyperlink>
-      </w:r>
-      <w:r>
-        <w:rPr>
-          <w:u w:val="single" w:color="0000ff"/>
-          <w:rFonts w:ascii="Charis SIL Regular" w:hAnsi="Charis SIL Regular" w:eastAsia="Charis SIL Regular"/>
-          <w:b w:val="0"/>
-          <w:i w:val="0"/>
-          <w:color w:val="000000"/>
-          <w:sz w:val="24"/>
-        </w:rPr>
-        <w:hyperlink r:id="rId15" w:history="1">
-          <w:r>
-            <w:rPr>
-              <w:rStyle w:val="Hyperlink"/>
-            </w:rPr>
-            <w:t>tvoerig le</w:t>
-          </w:r>
-        </w:hyperlink>
-      </w:r>
-      <w:r>
-        <w:rPr>
-          <w:u w:val="single" w:color="0000ff"/>
-          <w:rFonts w:ascii="Charis SIL Regular" w:hAnsi="Charis SIL Regular" w:eastAsia="Charis SIL Regular"/>
-          <w:b w:val="0"/>
-          <w:i w:val="0"/>
-          <w:color w:val="000000"/>
-          <w:sz w:val="24"/>
-        </w:rPr>
-        <w:hyperlink r:id="rId15" w:history="1">
-          <w:r>
-            <w:rPr>
-              <w:rStyle w:val="Hyperlink"/>
-            </w:rPr>
-            <w:t>m</w:t>
-          </w:r>
-        </w:hyperlink>
-      </w:r>
-      <w:r>
-        <w:rPr>
-          <w:rFonts w:ascii="Charis SIL Regular" w:hAnsi="Charis SIL Regular" w:eastAsia="Charis SIL Regular"/>
-          <w:b w:val="0"/>
-          <w:i w:val="0"/>
-          <w:color w:val="000000"/>
-          <w:sz w:val="24"/>
-        </w:rPr>
-        <w:t>m</w:t>
-      </w:r>
-      <w:r>
-        <w:rPr>
-          <w:u w:val="single" w:color="0000ff"/>
-          <w:rFonts w:ascii="Charis SIL Regular" w:hAnsi="Charis SIL Regular" w:eastAsia="Charis SIL Regular"/>
-          <w:b w:val="0"/>
-          <w:i w:val="0"/>
-          <w:color w:val="000000"/>
-          <w:sz w:val="24"/>
-        </w:rPr>
-        <w:hyperlink r:id="rId15" w:history="1">
-          <w:r>
-            <w:rPr>
-              <w:rStyle w:val="Hyperlink"/>
-            </w:rPr>
-            <w:t>a over</w:t>
-          </w:r>
-        </w:hyperlink>
-      </w:r>
-      <w:r>
-        <w:rPr>
-          <w:u w:val="single" w:color="0000ff"/>
-          <w:rFonts w:ascii="Charis SIL Regular" w:hAnsi="Charis SIL Regular" w:eastAsia="Charis SIL Regular"/>
-          <w:b w:val="0"/>
-          <w:i w:val="0"/>
-          <w:color w:val="000000"/>
-          <w:sz w:val="24"/>
-        </w:rPr>
-        <w:hyperlink r:id="rId15" w:history="1">
-          <w:r>
-            <w:rPr>
-              <w:rStyle w:val="Hyperlink"/>
-            </w:rPr>
-            <w:t xml:space="preserve"> het Neder</w:t>
-          </w:r>
-        </w:hyperlink>
+        <w:t>door het Huygens Instituut, is een uitvoerig lemma over het Neder</w:t>
       </w:r>
       <w:r>
         <w:rPr>
@@ -2306,7 +2117,7 @@
           <w:sz w:val="24"/>
           <w:u w:val="single"/>
         </w:rPr>
-        <w:hyperlink r:id="rId19" w:history="1">
+        <w:hyperlink r:id="rId18" w:history="1">
           <w:r>
             <w:rPr>
               <w:rStyle w:val="Hyperlink"/>
@@ -2324,7 +2135,7 @@
           <w:sz w:val="24"/>
           <w:u w:val="single"/>
         </w:rPr>
-        <w:hyperlink r:id="rId19" w:history="1">
+        <w:hyperlink r:id="rId18" w:history="1">
           <w:r>
             <w:rPr>
               <w:rStyle w:val="Hyperlink"/>
@@ -2823,7 +2634,7 @@
           <w:sz w:val="24"/>
           <w:u w:val="single"/>
         </w:rPr>
-        <w:hyperlink r:id="rId22" w:history="1">
+        <w:hyperlink r:id="rId21" w:history="1">
           <w:r>
             <w:rPr>
               <w:rStyle w:val="Hyperlink"/>
@@ -2841,7 +2652,7 @@
           <w:sz w:val="24"/>
           <w:u w:val="single"/>
         </w:rPr>
-        <w:hyperlink r:id="rId22" w:history="1">
+        <w:hyperlink r:id="rId21" w:history="1">
           <w:r>
             <w:rPr>
               <w:rStyle w:val="Hyperlink"/>
@@ -2852,13 +2663,21 @@
       </w:r>
       <w:r>
         <w:rPr>
+          <w:u w:val="single" w:color="0000ff"/>
           <w:rFonts w:ascii="Charis SIL Regular" w:hAnsi="Charis SIL Regular" w:eastAsia="Charis SIL Regular"/>
           <w:b w:val="0"/>
           <w:i w:val="0"/>
           <w:color w:val="000000"/>
           <w:sz w:val="24"/>
         </w:rPr>
-        <w:t xml:space="preserve">, </w:t>
+        <w:hyperlink r:id="rId21" w:history="1">
+          <w:r>
+            <w:rPr>
+              <w:rStyle w:val="Hyperlink"/>
+            </w:rPr>
+            <w:t xml:space="preserve">, </w:t>
+          </w:r>
+        </w:hyperlink>
       </w:r>
       <w:r>
         <w:rPr>
@@ -2869,7 +2688,7 @@
           <w:sz w:val="24"/>
           <w:u w:val="single"/>
         </w:rPr>
-        <w:hyperlink r:id="rId23" w:history="1">
+        <w:hyperlink r:id="rId21" w:history="1">
           <w:r>
             <w:rPr>
               <w:rStyle w:val="Hyperlink"/>
@@ -2916,7 +2735,7 @@
           <w:sz w:val="24"/>
           <w:u w:val="single"/>
         </w:rPr>
-        <w:hyperlink r:id="rId21" w:history="1">
+        <w:hyperlink r:id="rId23" w:history="1">
           <w:r>
             <w:rPr>
               <w:rStyle w:val="Hyperlink"/>
@@ -3114,7 +2933,7 @@
           <w:sz w:val="24"/>
           <w:u w:val="single"/>
         </w:rPr>
-        <w:hyperlink r:id="rId25" w:history="1">
+        <w:hyperlink r:id="rId24" w:history="1">
           <w:r>
             <w:rPr>
               <w:rStyle w:val="Hyperlink"/>
@@ -3132,7 +2951,7 @@
           <w:sz w:val="24"/>
           <w:u w:val="single"/>
         </w:rPr>
-        <w:hyperlink r:id="rId25" w:history="1">
+        <w:hyperlink r:id="rId24" w:history="1">
           <w:r>
             <w:rPr>
               <w:rStyle w:val="Hyperlink"/>
@@ -3143,7 +2962,6 @@
       </w:r>
       <w:r>
         <w:rPr>
-          <w:u w:val="single" w:color="0000ff"/>
           <w:rFonts w:ascii="Charis SIL Regular" w:hAnsi="Charis SIL Regular" w:eastAsia="Charis SIL Regular"/>
           <w:b w:val="0"/>
           <w:i w:val="0"/>
@@ -3168,7 +2986,7 @@
           <w:sz w:val="24"/>
           <w:u w:val="single"/>
         </w:rPr>
-        <w:hyperlink r:id="rId26" w:history="1">
+        <w:hyperlink r:id="rId24" w:history="1">
           <w:r>
             <w:rPr>
               <w:rStyle w:val="Hyperlink"/>
@@ -3197,7 +3015,7 @@
           <w:sz w:val="24"/>
           <w:u w:val="single"/>
         </w:rPr>
-        <w:hyperlink r:id="rId26" w:history="1">
+        <w:hyperlink r:id="rId24" w:history="1">
           <w:r>
             <w:rPr>
               <w:rStyle w:val="Hyperlink"/>
@@ -3215,7 +3033,7 @@
           <w:sz w:val="24"/>
           <w:u w:val="single"/>
         </w:rPr>
-        <w:hyperlink r:id="rId26" w:history="1">
+        <w:hyperlink r:id="rId24" w:history="1">
           <w:r>
             <w:rPr>
               <w:rStyle w:val="Hyperlink"/>
@@ -3346,7 +3164,7 @@
           <w:sz w:val="24"/>
           <w:u w:val="single"/>
         </w:rPr>
-        <w:hyperlink r:id="rId27" w:history="1">
+        <w:hyperlink r:id="rId26" w:history="1">
           <w:r>
             <w:rPr>
               <w:rStyle w:val="Hyperlink"/>
@@ -3384,7 +3202,7 @@
           <w:sz w:val="24"/>
           <w:u w:val="single"/>
         </w:rPr>
-        <w:hyperlink r:id="rId28" w:history="1">
+        <w:hyperlink r:id="rId27" w:history="1">
           <w:r>
             <w:rPr>
               <w:rStyle w:val="Hyperlink"/>
@@ -3402,7 +3220,7 @@
           <w:sz w:val="24"/>
           <w:u w:val="single"/>
         </w:rPr>
-        <w:hyperlink r:id="rId28" w:history="1">
+        <w:hyperlink r:id="rId27" w:history="1">
           <w:r>
             <w:rPr>
               <w:rStyle w:val="Hyperlink"/>
@@ -3420,7 +3238,7 @@
           <w:sz w:val="24"/>
           <w:u w:val="single"/>
         </w:rPr>
-        <w:hyperlink r:id="rId28" w:history="1">
+        <w:hyperlink r:id="rId27" w:history="1">
           <w:r>
             <w:rPr>
               <w:rStyle w:val="Hyperlink"/>
@@ -3438,7 +3256,7 @@
           <w:sz w:val="24"/>
           <w:u w:val="single"/>
         </w:rPr>
-        <w:hyperlink r:id="rId28" w:history="1">
+        <w:hyperlink r:id="rId27" w:history="1">
           <w:r>
             <w:rPr>
               <w:rStyle w:val="Hyperlink"/>
@@ -3459,7 +3277,7 @@
           <w:sz w:val="24"/>
           <w:u w:val="single"/>
         </w:rPr>
-        <w:hyperlink r:id="rId28" w:history="1">
+        <w:hyperlink r:id="rId27" w:history="1">
           <w:r>
             <w:rPr>
               <w:rStyle w:val="Hyperlink"/>
@@ -3477,7 +3295,7 @@
           <w:sz w:val="24"/>
           <w:u w:val="single"/>
         </w:rPr>
-        <w:hyperlink r:id="rId28" w:history="1">
+        <w:hyperlink r:id="rId27" w:history="1">
           <w:r>
             <w:rPr>
               <w:rStyle w:val="Hyperlink"/>
@@ -3495,7 +3313,7 @@
           <w:sz w:val="24"/>
           <w:u w:val="single"/>
         </w:rPr>
-        <w:hyperlink r:id="rId28" w:history="1">
+        <w:hyperlink r:id="rId27" w:history="1">
           <w:r>
             <w:rPr>
               <w:rStyle w:val="Hyperlink"/>
@@ -3513,7 +3331,7 @@
           <w:sz w:val="24"/>
           <w:u w:val="single"/>
         </w:rPr>
-        <w:hyperlink r:id="rId28" w:history="1">
+        <w:hyperlink r:id="rId27" w:history="1">
           <w:r>
             <w:rPr>
               <w:rStyle w:val="Hyperlink"/>
@@ -3531,7 +3349,7 @@
           <w:sz w:val="24"/>
           <w:u w:val="single"/>
         </w:rPr>
-        <w:hyperlink r:id="rId28" w:history="1">
+        <w:hyperlink r:id="rId27" w:history="1">
           <w:r>
             <w:rPr>
               <w:rStyle w:val="Hyperlink"/>
@@ -3559,7 +3377,7 @@
           <w:sz w:val="24"/>
           <w:u w:val="single"/>
         </w:rPr>
-        <w:hyperlink r:id="rId28" w:history="1">
+        <w:hyperlink r:id="rId27" w:history="1">
           <w:r>
             <w:rPr>
               <w:rStyle w:val="Hyperlink"/>

--- a/EXPORTS/DOCX/published/niveau3/Dutch/NZG.docx
+++ b/EXPORTS/DOCX/published/niveau3/Dutch/NZG.docx
@@ -955,61 +955,7 @@
           <w:color w:val="000000"/>
           <w:sz w:val="24"/>
         </w:rPr>
-        <w:t>het bezit van he</w:t>
-      </w:r>
-      <w:r>
-        <w:rPr>
-          <w:u w:val="single" w:color="0000ff"/>
-          <w:rFonts w:ascii="Charis SIL Regular" w:hAnsi="Charis SIL Regular" w:eastAsia="Charis SIL Regular"/>
-          <w:b w:val="0"/>
-          <w:i w:val="0"/>
-          <w:color w:val="000000"/>
-          <w:sz w:val="24"/>
-        </w:rPr>
-        <w:hyperlink r:id="rId14" w:history="1">
-          <w:r>
-            <w:rPr>
-              <w:rStyle w:val="Hyperlink"/>
-            </w:rPr>
-            <w:t>t NZG d</w:t>
-          </w:r>
-        </w:hyperlink>
-      </w:r>
-      <w:r>
-        <w:rPr>
-          <w:u w:val="single" w:color="0000ff"/>
-          <w:rFonts w:ascii="Charis SIL Regular" w:hAnsi="Charis SIL Regular" w:eastAsia="Charis SIL Regular"/>
-          <w:b w:val="0"/>
-          <w:i w:val="0"/>
-          <w:color w:val="000000"/>
-          <w:sz w:val="24"/>
-        </w:rPr>
-        <w:hyperlink r:id="rId14" w:history="1">
-          <w:r>
-            <w:rPr>
-              <w:rStyle w:val="Hyperlink"/>
-            </w:rPr>
-            <w:t>i</w:t>
-          </w:r>
-        </w:hyperlink>
-      </w:r>
-      <w:r>
-        <w:rPr>
-          <w:u w:val="single" w:color="0000ff"/>
-          <w:rFonts w:ascii="Charis SIL Regular" w:hAnsi="Charis SIL Regular" w:eastAsia="Charis SIL Regular"/>
-          <w:b w:val="0"/>
-          <w:i w:val="0"/>
-          <w:color w:val="000000"/>
-          <w:sz w:val="24"/>
-        </w:rPr>
-        <w:hyperlink r:id="rId14" w:history="1">
-          <w:r>
-            <w:rPr>
-              <w:rStyle w:val="Hyperlink"/>
-            </w:rPr>
-            <w:t>e on</w:t>
-          </w:r>
-        </w:hyperlink>
+        <w:t>het bezit van het NZG die on</w:t>
       </w:r>
       <w:r>
         <w:rPr>
@@ -1310,7 +1256,198 @@
           <w:color w:val="000000"/>
           <w:sz w:val="24"/>
         </w:rPr>
-        <w:t>door het Huygens Instituut, is een uitvoerig lemma over het Neder</w:t>
+        <w:t>door h</w:t>
+      </w:r>
+      <w:r>
+        <w:rPr>
+          <w:u w:val="single" w:color="0000ff"/>
+          <w:rFonts w:ascii="Charis SIL Regular" w:hAnsi="Charis SIL Regular" w:eastAsia="Charis SIL Regular"/>
+          <w:b w:val="0"/>
+          <w:i w:val="0"/>
+          <w:color w:val="000000"/>
+          <w:sz w:val="24"/>
+        </w:rPr>
+        <w:hyperlink r:id="rId15" w:history="1">
+          <w:r>
+            <w:rPr>
+              <w:rStyle w:val="Hyperlink"/>
+            </w:rPr>
+            <w:t xml:space="preserve">et Huygens </w:t>
+          </w:r>
+        </w:hyperlink>
+      </w:r>
+      <w:r>
+        <w:rPr>
+          <w:u w:val="single" w:color="0000ff"/>
+          <w:rFonts w:ascii="Charis SIL Regular" w:hAnsi="Charis SIL Regular" w:eastAsia="Charis SIL Regular"/>
+          <w:b w:val="0"/>
+          <w:i w:val="0"/>
+          <w:color w:val="000000"/>
+          <w:sz w:val="24"/>
+        </w:rPr>
+        <w:hyperlink r:id="rId15" w:history="1">
+          <w:r>
+            <w:rPr>
+              <w:rStyle w:val="Hyperlink"/>
+            </w:rPr>
+            <w:t>I</w:t>
+          </w:r>
+        </w:hyperlink>
+      </w:r>
+      <w:r>
+        <w:rPr>
+          <w:u w:val="single" w:color="0000ff"/>
+          <w:rFonts w:ascii="Charis SIL Regular" w:hAnsi="Charis SIL Regular" w:eastAsia="Charis SIL Regular"/>
+          <w:b w:val="0"/>
+          <w:i w:val="0"/>
+          <w:color w:val="000000"/>
+          <w:sz w:val="24"/>
+        </w:rPr>
+        <w:hyperlink r:id="rId15" w:history="1">
+          <w:r>
+            <w:rPr>
+              <w:rStyle w:val="Hyperlink"/>
+            </w:rPr>
+            <w:t>nsti</w:t>
+          </w:r>
+        </w:hyperlink>
+      </w:r>
+      <w:r>
+        <w:rPr>
+          <w:u w:val="single" w:color="0000ff"/>
+          <w:rFonts w:ascii="Charis SIL Regular" w:hAnsi="Charis SIL Regular" w:eastAsia="Charis SIL Regular"/>
+          <w:b w:val="0"/>
+          <w:i w:val="0"/>
+          <w:color w:val="000000"/>
+          <w:sz w:val="24"/>
+        </w:rPr>
+        <w:hyperlink r:id="rId15" w:history="1">
+          <w:r>
+            <w:rPr>
+              <w:rStyle w:val="Hyperlink"/>
+            </w:rPr>
+            <w:t>t</w:t>
+          </w:r>
+        </w:hyperlink>
+      </w:r>
+      <w:r>
+        <w:rPr>
+          <w:u w:val="single" w:color="0000ff"/>
+          <w:rFonts w:ascii="Charis SIL Regular" w:hAnsi="Charis SIL Regular" w:eastAsia="Charis SIL Regular"/>
+          <w:b w:val="0"/>
+          <w:i w:val="0"/>
+          <w:color w:val="000000"/>
+          <w:sz w:val="24"/>
+        </w:rPr>
+        <w:hyperlink r:id="rId15" w:history="1">
+          <w:r>
+            <w:rPr>
+              <w:rStyle w:val="Hyperlink"/>
+            </w:rPr>
+            <w:t>uut, is een u</w:t>
+          </w:r>
+        </w:hyperlink>
+      </w:r>
+      <w:r>
+        <w:rPr>
+          <w:u w:val="single" w:color="0000ff"/>
+          <w:rFonts w:ascii="Charis SIL Regular" w:hAnsi="Charis SIL Regular" w:eastAsia="Charis SIL Regular"/>
+          <w:b w:val="0"/>
+          <w:i w:val="0"/>
+          <w:color w:val="000000"/>
+          <w:sz w:val="24"/>
+        </w:rPr>
+        <w:hyperlink r:id="rId15" w:history="1">
+          <w:r>
+            <w:rPr>
+              <w:rStyle w:val="Hyperlink"/>
+            </w:rPr>
+            <w:t>i</w:t>
+          </w:r>
+        </w:hyperlink>
+      </w:r>
+      <w:r>
+        <w:rPr>
+          <w:u w:val="single" w:color="0000ff"/>
+          <w:rFonts w:ascii="Charis SIL Regular" w:hAnsi="Charis SIL Regular" w:eastAsia="Charis SIL Regular"/>
+          <w:b w:val="0"/>
+          <w:i w:val="0"/>
+          <w:color w:val="000000"/>
+          <w:sz w:val="24"/>
+        </w:rPr>
+        <w:hyperlink r:id="rId15" w:history="1">
+          <w:r>
+            <w:rPr>
+              <w:rStyle w:val="Hyperlink"/>
+            </w:rPr>
+            <w:t>tvoerig le</w:t>
+          </w:r>
+        </w:hyperlink>
+      </w:r>
+      <w:r>
+        <w:rPr>
+          <w:u w:val="single" w:color="0000ff"/>
+          <w:rFonts w:ascii="Charis SIL Regular" w:hAnsi="Charis SIL Regular" w:eastAsia="Charis SIL Regular"/>
+          <w:b w:val="0"/>
+          <w:i w:val="0"/>
+          <w:color w:val="000000"/>
+          <w:sz w:val="24"/>
+        </w:rPr>
+        <w:hyperlink r:id="rId15" w:history="1">
+          <w:r>
+            <w:rPr>
+              <w:rStyle w:val="Hyperlink"/>
+            </w:rPr>
+            <w:t>m</w:t>
+          </w:r>
+        </w:hyperlink>
+      </w:r>
+      <w:r>
+        <w:rPr>
+          <w:u w:val="single" w:color="0000ff"/>
+          <w:rFonts w:ascii="Charis SIL Regular" w:hAnsi="Charis SIL Regular" w:eastAsia="Charis SIL Regular"/>
+          <w:b w:val="0"/>
+          <w:i w:val="0"/>
+          <w:color w:val="000000"/>
+          <w:sz w:val="24"/>
+        </w:rPr>
+        <w:t>m</w:t>
+      </w:r>
+      <w:r>
+        <w:rPr>
+          <w:u w:val="single" w:color="0000ff"/>
+          <w:rFonts w:ascii="Charis SIL Regular" w:hAnsi="Charis SIL Regular" w:eastAsia="Charis SIL Regular"/>
+          <w:b w:val="0"/>
+          <w:i w:val="0"/>
+          <w:color w:val="000000"/>
+          <w:sz w:val="24"/>
+        </w:rPr>
+        <w:hyperlink r:id="rId15" w:history="1">
+          <w:r>
+            <w:rPr>
+              <w:rStyle w:val="Hyperlink"/>
+            </w:rPr>
+            <w:t>a over</w:t>
+          </w:r>
+        </w:hyperlink>
+      </w:r>
+      <w:r>
+        <w:rPr>
+          <w:u w:val="single" w:color="0000ff"/>
+          <w:rFonts w:ascii="Charis SIL Regular" w:hAnsi="Charis SIL Regular" w:eastAsia="Charis SIL Regular"/>
+          <w:b w:val="0"/>
+          <w:i w:val="0"/>
+          <w:color w:val="000000"/>
+          <w:sz w:val="24"/>
+        </w:rPr>
+        <w:hyperlink r:id="rId15" w:history="1">
+          <w:r>
+            <w:rPr>
+              <w:rStyle w:val="Hyperlink"/>
+            </w:rPr>
+            <w:t xml:space="preserve"> het Neder</w:t>
+          </w:r>
+        </w:hyperlink>
       </w:r>
       <w:r>
         <w:rPr>
@@ -2117,7 +2254,7 @@
           <w:sz w:val="24"/>
           <w:u w:val="single"/>
         </w:rPr>
-        <w:hyperlink r:id="rId18" w:history="1">
+        <w:hyperlink r:id="rId19" w:history="1">
           <w:r>
             <w:rPr>
               <w:rStyle w:val="Hyperlink"/>
@@ -2135,7 +2272,7 @@
           <w:sz w:val="24"/>
           <w:u w:val="single"/>
         </w:rPr>
-        <w:hyperlink r:id="rId18" w:history="1">
+        <w:hyperlink r:id="rId19" w:history="1">
           <w:r>
             <w:rPr>
               <w:rStyle w:val="Hyperlink"/>
@@ -2634,7 +2771,7 @@
           <w:sz w:val="24"/>
           <w:u w:val="single"/>
         </w:rPr>
-        <w:hyperlink r:id="rId21" w:history="1">
+        <w:hyperlink r:id="rId22" w:history="1">
           <w:r>
             <w:rPr>
               <w:rStyle w:val="Hyperlink"/>
@@ -2652,7 +2789,7 @@
           <w:sz w:val="24"/>
           <w:u w:val="single"/>
         </w:rPr>
-        <w:hyperlink r:id="rId21" w:history="1">
+        <w:hyperlink r:id="rId22" w:history="1">
           <w:r>
             <w:rPr>
               <w:rStyle w:val="Hyperlink"/>
@@ -2688,7 +2825,7 @@
           <w:sz w:val="24"/>
           <w:u w:val="single"/>
         </w:rPr>
-        <w:hyperlink r:id="rId21" w:history="1">
+        <w:hyperlink r:id="rId23" w:history="1">
           <w:r>
             <w:rPr>
               <w:rStyle w:val="Hyperlink"/>
@@ -2933,7 +3070,7 @@
           <w:sz w:val="24"/>
           <w:u w:val="single"/>
         </w:rPr>
-        <w:hyperlink r:id="rId24" w:history="1">
+        <w:hyperlink r:id="rId25" w:history="1">
           <w:r>
             <w:rPr>
               <w:rStyle w:val="Hyperlink"/>
@@ -2951,7 +3088,7 @@
           <w:sz w:val="24"/>
           <w:u w:val="single"/>
         </w:rPr>
-        <w:hyperlink r:id="rId24" w:history="1">
+        <w:hyperlink r:id="rId25" w:history="1">
           <w:r>
             <w:rPr>
               <w:rStyle w:val="Hyperlink"/>
@@ -2986,7 +3123,7 @@
           <w:sz w:val="24"/>
           <w:u w:val="single"/>
         </w:rPr>
-        <w:hyperlink r:id="rId24" w:history="1">
+        <w:hyperlink r:id="rId26" w:history="1">
           <w:r>
             <w:rPr>
               <w:rStyle w:val="Hyperlink"/>
@@ -3015,7 +3152,7 @@
           <w:sz w:val="24"/>
           <w:u w:val="single"/>
         </w:rPr>
-        <w:hyperlink r:id="rId24" w:history="1">
+        <w:hyperlink r:id="rId26" w:history="1">
           <w:r>
             <w:rPr>
               <w:rStyle w:val="Hyperlink"/>
@@ -3033,7 +3170,7 @@
           <w:sz w:val="24"/>
           <w:u w:val="single"/>
         </w:rPr>
-        <w:hyperlink r:id="rId24" w:history="1">
+        <w:hyperlink r:id="rId26" w:history="1">
           <w:r>
             <w:rPr>
               <w:rStyle w:val="Hyperlink"/>
@@ -3164,7 +3301,7 @@
           <w:sz w:val="24"/>
           <w:u w:val="single"/>
         </w:rPr>
-        <w:hyperlink r:id="rId26" w:history="1">
+        <w:hyperlink r:id="rId27" w:history="1">
           <w:r>
             <w:rPr>
               <w:rStyle w:val="Hyperlink"/>
@@ -3202,7 +3339,7 @@
           <w:sz w:val="24"/>
           <w:u w:val="single"/>
         </w:rPr>
-        <w:hyperlink r:id="rId27" w:history="1">
+        <w:hyperlink r:id="rId28" w:history="1">
           <w:r>
             <w:rPr>
               <w:rStyle w:val="Hyperlink"/>
@@ -3220,7 +3357,7 @@
           <w:sz w:val="24"/>
           <w:u w:val="single"/>
         </w:rPr>
-        <w:hyperlink r:id="rId27" w:history="1">
+        <w:hyperlink r:id="rId28" w:history="1">
           <w:r>
             <w:rPr>
               <w:rStyle w:val="Hyperlink"/>
@@ -3238,7 +3375,7 @@
           <w:sz w:val="24"/>
           <w:u w:val="single"/>
         </w:rPr>
-        <w:hyperlink r:id="rId27" w:history="1">
+        <w:hyperlink r:id="rId28" w:history="1">
           <w:r>
             <w:rPr>
               <w:rStyle w:val="Hyperlink"/>
@@ -3256,7 +3393,7 @@
           <w:sz w:val="24"/>
           <w:u w:val="single"/>
         </w:rPr>
-        <w:hyperlink r:id="rId27" w:history="1">
+        <w:hyperlink r:id="rId28" w:history="1">
           <w:r>
             <w:rPr>
               <w:rStyle w:val="Hyperlink"/>
@@ -3277,7 +3414,7 @@
           <w:sz w:val="24"/>
           <w:u w:val="single"/>
         </w:rPr>
-        <w:hyperlink r:id="rId27" w:history="1">
+        <w:hyperlink r:id="rId28" w:history="1">
           <w:r>
             <w:rPr>
               <w:rStyle w:val="Hyperlink"/>
@@ -3295,7 +3432,7 @@
           <w:sz w:val="24"/>
           <w:u w:val="single"/>
         </w:rPr>
-        <w:hyperlink r:id="rId27" w:history="1">
+        <w:hyperlink r:id="rId28" w:history="1">
           <w:r>
             <w:rPr>
               <w:rStyle w:val="Hyperlink"/>
@@ -3313,7 +3450,7 @@
           <w:sz w:val="24"/>
           <w:u w:val="single"/>
         </w:rPr>
-        <w:hyperlink r:id="rId27" w:history="1">
+        <w:hyperlink r:id="rId28" w:history="1">
           <w:r>
             <w:rPr>
               <w:rStyle w:val="Hyperlink"/>
@@ -3331,7 +3468,7 @@
           <w:sz w:val="24"/>
           <w:u w:val="single"/>
         </w:rPr>
-        <w:hyperlink r:id="rId27" w:history="1">
+        <w:hyperlink r:id="rId28" w:history="1">
           <w:r>
             <w:rPr>
               <w:rStyle w:val="Hyperlink"/>
@@ -3349,7 +3486,7 @@
           <w:sz w:val="24"/>
           <w:u w:val="single"/>
         </w:rPr>
-        <w:hyperlink r:id="rId27" w:history="1">
+        <w:hyperlink r:id="rId28" w:history="1">
           <w:r>
             <w:rPr>
               <w:rStyle w:val="Hyperlink"/>
@@ -3377,7 +3514,7 @@
           <w:sz w:val="24"/>
           <w:u w:val="single"/>
         </w:rPr>
-        <w:hyperlink r:id="rId27" w:history="1">
+        <w:hyperlink r:id="rId28" w:history="1">
           <w:r>
             <w:rPr>
               <w:rStyle w:val="Hyperlink"/>

--- a/EXPORTS/DOCX/published/niveau3/Dutch/NZG.docx
+++ b/EXPORTS/DOCX/published/niveau3/Dutch/NZG.docx
@@ -481,16 +481,8 @@
           <w:i w:val="0"/>
           <w:color w:val="0000FF"/>
           <w:sz w:val="24"/>
-          <w:u w:val="single"/>
         </w:rPr>
-        <w:hyperlink r:id="rId12" w:history="1">
-          <w:r>
-            <w:rPr>
-              <w:rStyle w:val="Hyperlink"/>
-            </w:rPr>
-            <w:t>nds</w:t>
-          </w:r>
-        </w:hyperlink>
+        <w:t>nds</w:t>
       </w:r>
       <w:r>
         <w:rPr>
@@ -2771,7 +2763,7 @@
           <w:sz w:val="24"/>
           <w:u w:val="single"/>
         </w:rPr>
-        <w:hyperlink r:id="rId22" w:history="1">
+        <w:hyperlink r:id="rId21" w:history="1">
           <w:r>
             <w:rPr>
               <w:rStyle w:val="Hyperlink"/>
@@ -2789,7 +2781,7 @@
           <w:sz w:val="24"/>
           <w:u w:val="single"/>
         </w:rPr>
-        <w:hyperlink r:id="rId22" w:history="1">
+        <w:hyperlink r:id="rId21" w:history="1">
           <w:r>
             <w:rPr>
               <w:rStyle w:val="Hyperlink"/>
@@ -2800,7 +2792,6 @@
       </w:r>
       <w:r>
         <w:rPr>
-          <w:u w:val="single" w:color="0000ff"/>
           <w:rFonts w:ascii="Charis SIL Regular" w:hAnsi="Charis SIL Regular" w:eastAsia="Charis SIL Regular"/>
           <w:b w:val="0"/>
           <w:i w:val="0"/>
@@ -2825,7 +2816,7 @@
           <w:sz w:val="24"/>
           <w:u w:val="single"/>
         </w:rPr>
-        <w:hyperlink r:id="rId23" w:history="1">
+        <w:hyperlink r:id="rId21" w:history="1">
           <w:r>
             <w:rPr>
               <w:rStyle w:val="Hyperlink"/>
@@ -2854,7 +2845,7 @@
           <w:sz w:val="24"/>
           <w:u w:val="single"/>
         </w:rPr>
-        <w:hyperlink r:id="rId23" w:history="1">
+        <w:hyperlink r:id="rId21" w:history="1">
           <w:r>
             <w:rPr>
               <w:rStyle w:val="Hyperlink"/>
@@ -2872,7 +2863,7 @@
           <w:sz w:val="24"/>
           <w:u w:val="single"/>
         </w:rPr>
-        <w:hyperlink r:id="rId23" w:history="1">
+        <w:hyperlink r:id="rId21" w:history="1">
           <w:r>
             <w:rPr>
               <w:rStyle w:val="Hyperlink"/>
@@ -2970,7 +2961,7 @@
           <w:sz w:val="24"/>
           <w:u w:val="single"/>
         </w:rPr>
-        <w:hyperlink r:id="rId24" w:history="1">
+        <w:hyperlink r:id="rId23" w:history="1">
           <w:r>
             <w:rPr>
               <w:rStyle w:val="Hyperlink"/>
@@ -2988,7 +2979,7 @@
           <w:sz w:val="24"/>
           <w:u w:val="single"/>
         </w:rPr>
-        <w:hyperlink r:id="rId24" w:history="1">
+        <w:hyperlink r:id="rId23" w:history="1">
           <w:r>
             <w:rPr>
               <w:rStyle w:val="Hyperlink"/>
@@ -3006,7 +2997,7 @@
           <w:sz w:val="24"/>
           <w:u w:val="single"/>
         </w:rPr>
-        <w:hyperlink r:id="rId24" w:history="1">
+        <w:hyperlink r:id="rId23" w:history="1">
           <w:r>
             <w:rPr>
               <w:rStyle w:val="Hyperlink"/>
@@ -3024,7 +3015,7 @@
           <w:sz w:val="24"/>
           <w:u w:val="single"/>
         </w:rPr>
-        <w:hyperlink r:id="rId24" w:history="1">
+        <w:hyperlink r:id="rId23" w:history="1">
           <w:r>
             <w:rPr>
               <w:rStyle w:val="Hyperlink"/>
@@ -3052,7 +3043,7 @@
           <w:sz w:val="24"/>
           <w:u w:val="single"/>
         </w:rPr>
-        <w:hyperlink r:id="rId25" w:history="1">
+        <w:hyperlink r:id="rId24" w:history="1">
           <w:r>
             <w:rPr>
               <w:rStyle w:val="Hyperlink"/>
@@ -3070,7 +3061,7 @@
           <w:sz w:val="24"/>
           <w:u w:val="single"/>
         </w:rPr>
-        <w:hyperlink r:id="rId25" w:history="1">
+        <w:hyperlink r:id="rId23" w:history="1">
           <w:r>
             <w:rPr>
               <w:rStyle w:val="Hyperlink"/>
@@ -3088,7 +3079,7 @@
           <w:sz w:val="24"/>
           <w:u w:val="single"/>
         </w:rPr>
-        <w:hyperlink r:id="rId25" w:history="1">
+        <w:hyperlink r:id="rId23" w:history="1">
           <w:r>
             <w:rPr>
               <w:rStyle w:val="Hyperlink"/>
@@ -3105,7 +3096,7 @@
           <w:color w:val="000000"/>
           <w:sz w:val="24"/>
         </w:rPr>
-        <w:hyperlink r:id="rId24" w:history="1">
+        <w:hyperlink r:id="rId23" w:history="1">
           <w:r>
             <w:rPr>
               <w:rStyle w:val="Hyperlink"/>
@@ -3123,7 +3114,7 @@
           <w:sz w:val="24"/>
           <w:u w:val="single"/>
         </w:rPr>
-        <w:hyperlink r:id="rId26" w:history="1">
+        <w:hyperlink r:id="rId23" w:history="1">
           <w:r>
             <w:rPr>
               <w:rStyle w:val="Hyperlink"/>
@@ -3152,7 +3143,7 @@
           <w:sz w:val="24"/>
           <w:u w:val="single"/>
         </w:rPr>
-        <w:hyperlink r:id="rId26" w:history="1">
+        <w:hyperlink r:id="rId23" w:history="1">
           <w:r>
             <w:rPr>
               <w:rStyle w:val="Hyperlink"/>
@@ -3170,7 +3161,7 @@
           <w:sz w:val="24"/>
           <w:u w:val="single"/>
         </w:rPr>
-        <w:hyperlink r:id="rId26" w:history="1">
+        <w:hyperlink r:id="rId23" w:history="1">
           <w:r>
             <w:rPr>
               <w:rStyle w:val="Hyperlink"/>
@@ -3301,7 +3292,7 @@
           <w:sz w:val="24"/>
           <w:u w:val="single"/>
         </w:rPr>
-        <w:hyperlink r:id="rId27" w:history="1">
+        <w:hyperlink r:id="rId25" w:history="1">
           <w:r>
             <w:rPr>
               <w:rStyle w:val="Hyperlink"/>
@@ -3339,7 +3330,7 @@
           <w:sz w:val="24"/>
           <w:u w:val="single"/>
         </w:rPr>
-        <w:hyperlink r:id="rId28" w:history="1">
+        <w:hyperlink r:id="rId26" w:history="1">
           <w:r>
             <w:rPr>
               <w:rStyle w:val="Hyperlink"/>
@@ -3357,7 +3348,7 @@
           <w:sz w:val="24"/>
           <w:u w:val="single"/>
         </w:rPr>
-        <w:hyperlink r:id="rId28" w:history="1">
+        <w:hyperlink r:id="rId26" w:history="1">
           <w:r>
             <w:rPr>
               <w:rStyle w:val="Hyperlink"/>
@@ -3375,7 +3366,7 @@
           <w:sz w:val="24"/>
           <w:u w:val="single"/>
         </w:rPr>
-        <w:hyperlink r:id="rId28" w:history="1">
+        <w:hyperlink r:id="rId26" w:history="1">
           <w:r>
             <w:rPr>
               <w:rStyle w:val="Hyperlink"/>
@@ -3393,7 +3384,7 @@
           <w:sz w:val="24"/>
           <w:u w:val="single"/>
         </w:rPr>
-        <w:hyperlink r:id="rId28" w:history="1">
+        <w:hyperlink r:id="rId26" w:history="1">
           <w:r>
             <w:rPr>
               <w:rStyle w:val="Hyperlink"/>
@@ -3414,7 +3405,7 @@
           <w:sz w:val="24"/>
           <w:u w:val="single"/>
         </w:rPr>
-        <w:hyperlink r:id="rId28" w:history="1">
+        <w:hyperlink r:id="rId26" w:history="1">
           <w:r>
             <w:rPr>
               <w:rStyle w:val="Hyperlink"/>
@@ -3432,7 +3423,7 @@
           <w:sz w:val="24"/>
           <w:u w:val="single"/>
         </w:rPr>
-        <w:hyperlink r:id="rId28" w:history="1">
+        <w:hyperlink r:id="rId26" w:history="1">
           <w:r>
             <w:rPr>
               <w:rStyle w:val="Hyperlink"/>
@@ -3450,7 +3441,7 @@
           <w:sz w:val="24"/>
           <w:u w:val="single"/>
         </w:rPr>
-        <w:hyperlink r:id="rId28" w:history="1">
+        <w:hyperlink r:id="rId26" w:history="1">
           <w:r>
             <w:rPr>
               <w:rStyle w:val="Hyperlink"/>
@@ -3468,7 +3459,7 @@
           <w:sz w:val="24"/>
           <w:u w:val="single"/>
         </w:rPr>
-        <w:hyperlink r:id="rId28" w:history="1">
+        <w:hyperlink r:id="rId26" w:history="1">
           <w:r>
             <w:rPr>
               <w:rStyle w:val="Hyperlink"/>
@@ -3486,7 +3477,7 @@
           <w:sz w:val="24"/>
           <w:u w:val="single"/>
         </w:rPr>
-        <w:hyperlink r:id="rId28" w:history="1">
+        <w:hyperlink r:id="rId26" w:history="1">
           <w:r>
             <w:rPr>
               <w:rStyle w:val="Hyperlink"/>
@@ -3514,7 +3505,7 @@
           <w:sz w:val="24"/>
           <w:u w:val="single"/>
         </w:rPr>
-        <w:hyperlink r:id="rId28" w:history="1">
+        <w:hyperlink r:id="rId26" w:history="1">
           <w:r>
             <w:rPr>
               <w:rStyle w:val="Hyperlink"/>

--- a/EXPORTS/DOCX/published/niveau3/Dutch/NZG.docx
+++ b/EXPORTS/DOCX/published/niveau3/Dutch/NZG.docx
@@ -481,8 +481,16 @@
           <w:i w:val="0"/>
           <w:color w:val="0000FF"/>
           <w:sz w:val="24"/>
+          <w:u w:val="single"/>
         </w:rPr>
-        <w:t>nds</w:t>
+        <w:hyperlink r:id="rId12" w:history="1">
+          <w:r>
+            <w:rPr>
+              <w:rStyle w:val="Hyperlink"/>
+            </w:rPr>
+            <w:t>nds</w:t>
+          </w:r>
+        </w:hyperlink>
       </w:r>
       <w:r>
         <w:rPr>
@@ -785,25 +793,7 @@
           <w:color w:val="000000"/>
           <w:sz w:val="24"/>
         </w:rPr>
-        <w:t>rechtsvoorgangers van de Raad voor de Zendin</w:t>
-      </w:r>
-      <w:r>
-        <w:rPr>
-          <w:u w:val="single" w:color="0000ff"/>
-          <w:rFonts w:ascii="Charis SIL Regular" w:hAnsi="Charis SIL Regular" w:eastAsia="Charis SIL Regular"/>
-          <w:b w:val="0"/>
-          <w:i w:val="0"/>
-          <w:color w:val="000000"/>
-          <w:sz w:val="24"/>
-        </w:rPr>
-        <w:hyperlink r:id="rId13" w:history="1">
-          <w:r>
-            <w:rPr>
-              <w:rStyle w:val="Hyperlink"/>
-            </w:rPr>
-            <w:t>g. Deze a</w:t>
-          </w:r>
-        </w:hyperlink>
+        <w:t>rechtsvoorgangers van de Raad voor de Zending. Deze a</w:t>
       </w:r>
       <w:r>
         <w:rPr>
@@ -2763,7 +2753,7 @@
           <w:sz w:val="24"/>
           <w:u w:val="single"/>
         </w:rPr>
-        <w:hyperlink r:id="rId21" w:history="1">
+        <w:hyperlink r:id="rId22" w:history="1">
           <w:r>
             <w:rPr>
               <w:rStyle w:val="Hyperlink"/>
@@ -2781,7 +2771,7 @@
           <w:sz w:val="24"/>
           <w:u w:val="single"/>
         </w:rPr>
-        <w:hyperlink r:id="rId21" w:history="1">
+        <w:hyperlink r:id="rId22" w:history="1">
           <w:r>
             <w:rPr>
               <w:rStyle w:val="Hyperlink"/>
@@ -2798,14 +2788,7 @@
           <w:color w:val="000000"/>
           <w:sz w:val="24"/>
         </w:rPr>
-        <w:hyperlink r:id="rId21" w:history="1">
-          <w:r>
-            <w:rPr>
-              <w:rStyle w:val="Hyperlink"/>
-            </w:rPr>
-            <w:t xml:space="preserve">, </w:t>
-          </w:r>
-        </w:hyperlink>
+        <w:t xml:space="preserve">, </w:t>
       </w:r>
       <w:r>
         <w:rPr>
@@ -2816,7 +2799,7 @@
           <w:sz w:val="24"/>
           <w:u w:val="single"/>
         </w:rPr>
-        <w:hyperlink r:id="rId21" w:history="1">
+        <w:hyperlink r:id="rId23" w:history="1">
           <w:r>
             <w:rPr>
               <w:rStyle w:val="Hyperlink"/>
@@ -2845,7 +2828,7 @@
           <w:sz w:val="24"/>
           <w:u w:val="single"/>
         </w:rPr>
-        <w:hyperlink r:id="rId21" w:history="1">
+        <w:hyperlink r:id="rId23" w:history="1">
           <w:r>
             <w:rPr>
               <w:rStyle w:val="Hyperlink"/>
@@ -2961,7 +2944,7 @@
           <w:sz w:val="24"/>
           <w:u w:val="single"/>
         </w:rPr>
-        <w:hyperlink r:id="rId23" w:history="1">
+        <w:hyperlink r:id="rId24" w:history="1">
           <w:r>
             <w:rPr>
               <w:rStyle w:val="Hyperlink"/>
@@ -2979,7 +2962,7 @@
           <w:sz w:val="24"/>
           <w:u w:val="single"/>
         </w:rPr>
-        <w:hyperlink r:id="rId23" w:history="1">
+        <w:hyperlink r:id="rId24" w:history="1">
           <w:r>
             <w:rPr>
               <w:rStyle w:val="Hyperlink"/>
@@ -2997,7 +2980,7 @@
           <w:sz w:val="24"/>
           <w:u w:val="single"/>
         </w:rPr>
-        <w:hyperlink r:id="rId23" w:history="1">
+        <w:hyperlink r:id="rId24" w:history="1">
           <w:r>
             <w:rPr>
               <w:rStyle w:val="Hyperlink"/>
@@ -3015,7 +2998,7 @@
           <w:sz w:val="24"/>
           <w:u w:val="single"/>
         </w:rPr>
-        <w:hyperlink r:id="rId23" w:history="1">
+        <w:hyperlink r:id="rId24" w:history="1">
           <w:r>
             <w:rPr>
               <w:rStyle w:val="Hyperlink"/>
@@ -3043,7 +3026,7 @@
           <w:sz w:val="24"/>
           <w:u w:val="single"/>
         </w:rPr>
-        <w:hyperlink r:id="rId24" w:history="1">
+        <w:hyperlink r:id="rId25" w:history="1">
           <w:r>
             <w:rPr>
               <w:rStyle w:val="Hyperlink"/>
@@ -3061,7 +3044,7 @@
           <w:sz w:val="24"/>
           <w:u w:val="single"/>
         </w:rPr>
-        <w:hyperlink r:id="rId23" w:history="1">
+        <w:hyperlink r:id="rId25" w:history="1">
           <w:r>
             <w:rPr>
               <w:rStyle w:val="Hyperlink"/>
@@ -3079,7 +3062,7 @@
           <w:sz w:val="24"/>
           <w:u w:val="single"/>
         </w:rPr>
-        <w:hyperlink r:id="rId23" w:history="1">
+        <w:hyperlink r:id="rId25" w:history="1">
           <w:r>
             <w:rPr>
               <w:rStyle w:val="Hyperlink"/>
@@ -3096,14 +3079,7 @@
           <w:color w:val="000000"/>
           <w:sz w:val="24"/>
         </w:rPr>
-        <w:hyperlink r:id="rId23" w:history="1">
-          <w:r>
-            <w:rPr>
-              <w:rStyle w:val="Hyperlink"/>
-            </w:rPr>
-            <w:t xml:space="preserve">, </w:t>
-          </w:r>
-        </w:hyperlink>
+        <w:t xml:space="preserve">, </w:t>
       </w:r>
       <w:r>
         <w:rPr>
@@ -3114,7 +3090,7 @@
           <w:sz w:val="24"/>
           <w:u w:val="single"/>
         </w:rPr>
-        <w:hyperlink r:id="rId23" w:history="1">
+        <w:hyperlink r:id="rId26" w:history="1">
           <w:r>
             <w:rPr>
               <w:rStyle w:val="Hyperlink"/>
@@ -3143,7 +3119,7 @@
           <w:sz w:val="24"/>
           <w:u w:val="single"/>
         </w:rPr>
-        <w:hyperlink r:id="rId23" w:history="1">
+        <w:hyperlink r:id="rId26" w:history="1">
           <w:r>
             <w:rPr>
               <w:rStyle w:val="Hyperlink"/>
@@ -3161,7 +3137,7 @@
           <w:sz w:val="24"/>
           <w:u w:val="single"/>
         </w:rPr>
-        <w:hyperlink r:id="rId23" w:history="1">
+        <w:hyperlink r:id="rId26" w:history="1">
           <w:r>
             <w:rPr>
               <w:rStyle w:val="Hyperlink"/>
@@ -3292,7 +3268,7 @@
           <w:sz w:val="24"/>
           <w:u w:val="single"/>
         </w:rPr>
-        <w:hyperlink r:id="rId25" w:history="1">
+        <w:hyperlink r:id="rId27" w:history="1">
           <w:r>
             <w:rPr>
               <w:rStyle w:val="Hyperlink"/>
@@ -3330,7 +3306,7 @@
           <w:sz w:val="24"/>
           <w:u w:val="single"/>
         </w:rPr>
-        <w:hyperlink r:id="rId26" w:history="1">
+        <w:hyperlink r:id="rId28" w:history="1">
           <w:r>
             <w:rPr>
               <w:rStyle w:val="Hyperlink"/>
@@ -3348,7 +3324,7 @@
           <w:sz w:val="24"/>
           <w:u w:val="single"/>
         </w:rPr>
-        <w:hyperlink r:id="rId26" w:history="1">
+        <w:hyperlink r:id="rId28" w:history="1">
           <w:r>
             <w:rPr>
               <w:rStyle w:val="Hyperlink"/>
@@ -3366,7 +3342,7 @@
           <w:sz w:val="24"/>
           <w:u w:val="single"/>
         </w:rPr>
-        <w:hyperlink r:id="rId26" w:history="1">
+        <w:hyperlink r:id="rId28" w:history="1">
           <w:r>
             <w:rPr>
               <w:rStyle w:val="Hyperlink"/>
@@ -3384,7 +3360,7 @@
           <w:sz w:val="24"/>
           <w:u w:val="single"/>
         </w:rPr>
-        <w:hyperlink r:id="rId26" w:history="1">
+        <w:hyperlink r:id="rId28" w:history="1">
           <w:r>
             <w:rPr>
               <w:rStyle w:val="Hyperlink"/>
@@ -3405,7 +3381,7 @@
           <w:sz w:val="24"/>
           <w:u w:val="single"/>
         </w:rPr>
-        <w:hyperlink r:id="rId26" w:history="1">
+        <w:hyperlink r:id="rId28" w:history="1">
           <w:r>
             <w:rPr>
               <w:rStyle w:val="Hyperlink"/>
@@ -3423,7 +3399,7 @@
           <w:sz w:val="24"/>
           <w:u w:val="single"/>
         </w:rPr>
-        <w:hyperlink r:id="rId26" w:history="1">
+        <w:hyperlink r:id="rId28" w:history="1">
           <w:r>
             <w:rPr>
               <w:rStyle w:val="Hyperlink"/>
@@ -3441,7 +3417,7 @@
           <w:sz w:val="24"/>
           <w:u w:val="single"/>
         </w:rPr>
-        <w:hyperlink r:id="rId26" w:history="1">
+        <w:hyperlink r:id="rId28" w:history="1">
           <w:r>
             <w:rPr>
               <w:rStyle w:val="Hyperlink"/>
@@ -3459,7 +3435,7 @@
           <w:sz w:val="24"/>
           <w:u w:val="single"/>
         </w:rPr>
-        <w:hyperlink r:id="rId26" w:history="1">
+        <w:hyperlink r:id="rId28" w:history="1">
           <w:r>
             <w:rPr>
               <w:rStyle w:val="Hyperlink"/>
@@ -3477,7 +3453,7 @@
           <w:sz w:val="24"/>
           <w:u w:val="single"/>
         </w:rPr>
-        <w:hyperlink r:id="rId26" w:history="1">
+        <w:hyperlink r:id="rId28" w:history="1">
           <w:r>
             <w:rPr>
               <w:rStyle w:val="Hyperlink"/>
@@ -3505,7 +3481,7 @@
           <w:sz w:val="24"/>
           <w:u w:val="single"/>
         </w:rPr>
-        <w:hyperlink r:id="rId26" w:history="1">
+        <w:hyperlink r:id="rId28" w:history="1">
           <w:r>
             <w:rPr>
               <w:rStyle w:val="Hyperlink"/>

--- a/EXPORTS/DOCX/published/niveau3/Dutch/NZG.docx
+++ b/EXPORTS/DOCX/published/niveau3/Dutch/NZG.docx
@@ -519,7 +519,7 @@
           <w:sz w:val="24"/>
           <w:u w:val="single"/>
         </w:rPr>
-        <w:hyperlink r:id="rId11" w:history="1">
+        <w:hyperlink r:id="rId12" w:history="1">
           <w:r>
             <w:rPr>
               <w:rStyle w:val="Hyperlink"/>
@@ -793,7 +793,25 @@
           <w:color w:val="000000"/>
           <w:sz w:val="24"/>
         </w:rPr>
-        <w:t>rechtsvoorgangers van de Raad voor de Zending. Deze a</w:t>
+        <w:t>rechtsvoorgangers van de Raad voor de Zendin</w:t>
+      </w:r>
+      <w:r>
+        <w:rPr>
+          <w:u w:val="single" w:color="0000ff"/>
+          <w:rFonts w:ascii="Charis SIL Regular" w:hAnsi="Charis SIL Regular" w:eastAsia="Charis SIL Regular"/>
+          <w:b w:val="0"/>
+          <w:i w:val="0"/>
+          <w:color w:val="000000"/>
+          <w:sz w:val="24"/>
+        </w:rPr>
+        <w:hyperlink r:id="rId13" w:history="1">
+          <w:r>
+            <w:rPr>
+              <w:rStyle w:val="Hyperlink"/>
+            </w:rPr>
+            <w:t>g. Deze a</w:t>
+          </w:r>
+        </w:hyperlink>
       </w:r>
       <w:r>
         <w:rPr>
@@ -937,7 +955,61 @@
           <w:color w:val="000000"/>
           <w:sz w:val="24"/>
         </w:rPr>
-        <w:t>het bezit van het NZG die on</w:t>
+        <w:t>het bezit van he</w:t>
+      </w:r>
+      <w:r>
+        <w:rPr>
+          <w:u w:val="single" w:color="0000ff"/>
+          <w:rFonts w:ascii="Charis SIL Regular" w:hAnsi="Charis SIL Regular" w:eastAsia="Charis SIL Regular"/>
+          <w:b w:val="0"/>
+          <w:i w:val="0"/>
+          <w:color w:val="000000"/>
+          <w:sz w:val="24"/>
+        </w:rPr>
+        <w:hyperlink r:id="rId14" w:history="1">
+          <w:r>
+            <w:rPr>
+              <w:rStyle w:val="Hyperlink"/>
+            </w:rPr>
+            <w:t>t NZG d</w:t>
+          </w:r>
+        </w:hyperlink>
+      </w:r>
+      <w:r>
+        <w:rPr>
+          <w:u w:val="single" w:color="0000ff"/>
+          <w:rFonts w:ascii="Charis SIL Regular" w:hAnsi="Charis SIL Regular" w:eastAsia="Charis SIL Regular"/>
+          <w:b w:val="0"/>
+          <w:i w:val="0"/>
+          <w:color w:val="000000"/>
+          <w:sz w:val="24"/>
+        </w:rPr>
+        <w:hyperlink r:id="rId14" w:history="1">
+          <w:r>
+            <w:rPr>
+              <w:rStyle w:val="Hyperlink"/>
+            </w:rPr>
+            <w:t>i</w:t>
+          </w:r>
+        </w:hyperlink>
+      </w:r>
+      <w:r>
+        <w:rPr>
+          <w:u w:val="single" w:color="0000ff"/>
+          <w:rFonts w:ascii="Charis SIL Regular" w:hAnsi="Charis SIL Regular" w:eastAsia="Charis SIL Regular"/>
+          <w:b w:val="0"/>
+          <w:i w:val="0"/>
+          <w:color w:val="000000"/>
+          <w:sz w:val="24"/>
+        </w:rPr>
+        <w:hyperlink r:id="rId14" w:history="1">
+          <w:r>
+            <w:rPr>
+              <w:rStyle w:val="Hyperlink"/>
+            </w:rPr>
+            <w:t>e on</w:t>
+          </w:r>
+        </w:hyperlink>
       </w:r>
       <w:r>
         <w:rPr>
@@ -1386,7 +1458,6 @@
       </w:r>
       <w:r>
         <w:rPr>
-          <w:u w:val="single" w:color="0000ff"/>
           <w:rFonts w:ascii="Charis SIL Regular" w:hAnsi="Charis SIL Regular" w:eastAsia="Charis SIL Regular"/>
           <w:b w:val="0"/>
           <w:i w:val="0"/>
@@ -2771,7 +2842,7 @@
           <w:sz w:val="24"/>
           <w:u w:val="single"/>
         </w:rPr>
-        <w:hyperlink r:id="rId22" w:history="1">
+        <w:hyperlink r:id="rId21" w:history="1">
           <w:r>
             <w:rPr>
               <w:rStyle w:val="Hyperlink"/>
@@ -2782,13 +2853,21 @@
       </w:r>
       <w:r>
         <w:rPr>
+          <w:u w:val="single" w:color="0000ff"/>
           <w:rFonts w:ascii="Charis SIL Regular" w:hAnsi="Charis SIL Regular" w:eastAsia="Charis SIL Regular"/>
           <w:b w:val="0"/>
           <w:i w:val="0"/>
           <w:color w:val="000000"/>
           <w:sz w:val="24"/>
         </w:rPr>
-        <w:t xml:space="preserve">, </w:t>
+        <w:hyperlink r:id="rId21" w:history="1">
+          <w:r>
+            <w:rPr>
+              <w:rStyle w:val="Hyperlink"/>
+            </w:rPr>
+            <w:t xml:space="preserve">, </w:t>
+          </w:r>
+        </w:hyperlink>
       </w:r>
       <w:r>
         <w:rPr>
@@ -2799,7 +2878,7 @@
           <w:sz w:val="24"/>
           <w:u w:val="single"/>
         </w:rPr>
-        <w:hyperlink r:id="rId23" w:history="1">
+        <w:hyperlink r:id="rId21" w:history="1">
           <w:r>
             <w:rPr>
               <w:rStyle w:val="Hyperlink"/>
@@ -2828,7 +2907,7 @@
           <w:sz w:val="24"/>
           <w:u w:val="single"/>
         </w:rPr>
-        <w:hyperlink r:id="rId23" w:history="1">
+        <w:hyperlink r:id="rId21" w:history="1">
           <w:r>
             <w:rPr>
               <w:rStyle w:val="Hyperlink"/>
@@ -2944,7 +3023,7 @@
           <w:sz w:val="24"/>
           <w:u w:val="single"/>
         </w:rPr>
-        <w:hyperlink r:id="rId24" w:history="1">
+        <w:hyperlink r:id="rId23" w:history="1">
           <w:r>
             <w:rPr>
               <w:rStyle w:val="Hyperlink"/>
@@ -2962,7 +3041,7 @@
           <w:sz w:val="24"/>
           <w:u w:val="single"/>
         </w:rPr>
-        <w:hyperlink r:id="rId24" w:history="1">
+        <w:hyperlink r:id="rId23" w:history="1">
           <w:r>
             <w:rPr>
               <w:rStyle w:val="Hyperlink"/>
@@ -2980,7 +3059,7 @@
           <w:sz w:val="24"/>
           <w:u w:val="single"/>
         </w:rPr>
-        <w:hyperlink r:id="rId24" w:history="1">
+        <w:hyperlink r:id="rId23" w:history="1">
           <w:r>
             <w:rPr>
               <w:rStyle w:val="Hyperlink"/>
@@ -2998,7 +3077,7 @@
           <w:sz w:val="24"/>
           <w:u w:val="single"/>
         </w:rPr>
-        <w:hyperlink r:id="rId24" w:history="1">
+        <w:hyperlink r:id="rId23" w:history="1">
           <w:r>
             <w:rPr>
               <w:rStyle w:val="Hyperlink"/>
@@ -3026,7 +3105,7 @@
           <w:sz w:val="24"/>
           <w:u w:val="single"/>
         </w:rPr>
-        <w:hyperlink r:id="rId25" w:history="1">
+        <w:hyperlink r:id="rId24" w:history="1">
           <w:r>
             <w:rPr>
               <w:rStyle w:val="Hyperlink"/>
@@ -3044,7 +3123,7 @@
           <w:sz w:val="24"/>
           <w:u w:val="single"/>
         </w:rPr>
-        <w:hyperlink r:id="rId25" w:history="1">
+        <w:hyperlink r:id="rId24" w:history="1">
           <w:r>
             <w:rPr>
               <w:rStyle w:val="Hyperlink"/>
@@ -3062,7 +3141,7 @@
           <w:sz w:val="24"/>
           <w:u w:val="single"/>
         </w:rPr>
-        <w:hyperlink r:id="rId25" w:history="1">
+        <w:hyperlink r:id="rId24" w:history="1">
           <w:r>
             <w:rPr>
               <w:rStyle w:val="Hyperlink"/>
@@ -3073,6 +3152,7 @@
       </w:r>
       <w:r>
         <w:rPr>
+          <w:u w:val="single" w:color="0000ff"/>
           <w:rFonts w:ascii="Charis SIL Regular" w:hAnsi="Charis SIL Regular" w:eastAsia="Charis SIL Regular"/>
           <w:b w:val="0"/>
           <w:i w:val="0"/>
@@ -3090,7 +3170,7 @@
           <w:sz w:val="24"/>
           <w:u w:val="single"/>
         </w:rPr>
-        <w:hyperlink r:id="rId26" w:history="1">
+        <w:hyperlink r:id="rId25" w:history="1">
           <w:r>
             <w:rPr>
               <w:rStyle w:val="Hyperlink"/>
@@ -3119,7 +3199,7 @@
           <w:sz w:val="24"/>
           <w:u w:val="single"/>
         </w:rPr>
-        <w:hyperlink r:id="rId26" w:history="1">
+        <w:hyperlink r:id="rId25" w:history="1">
           <w:r>
             <w:rPr>
               <w:rStyle w:val="Hyperlink"/>
@@ -3137,7 +3217,7 @@
           <w:sz w:val="24"/>
           <w:u w:val="single"/>
         </w:rPr>
-        <w:hyperlink r:id="rId26" w:history="1">
+        <w:hyperlink r:id="rId23" w:history="1">
           <w:r>
             <w:rPr>
               <w:rStyle w:val="Hyperlink"/>
@@ -3268,7 +3348,7 @@
           <w:sz w:val="24"/>
           <w:u w:val="single"/>
         </w:rPr>
-        <w:hyperlink r:id="rId27" w:history="1">
+        <w:hyperlink r:id="rId26" w:history="1">
           <w:r>
             <w:rPr>
               <w:rStyle w:val="Hyperlink"/>
@@ -3306,7 +3386,7 @@
           <w:sz w:val="24"/>
           <w:u w:val="single"/>
         </w:rPr>
-        <w:hyperlink r:id="rId28" w:history="1">
+        <w:hyperlink r:id="rId27" w:history="1">
           <w:r>
             <w:rPr>
               <w:rStyle w:val="Hyperlink"/>
@@ -3324,7 +3404,7 @@
           <w:sz w:val="24"/>
           <w:u w:val="single"/>
         </w:rPr>
-        <w:hyperlink r:id="rId28" w:history="1">
+        <w:hyperlink r:id="rId27" w:history="1">
           <w:r>
             <w:rPr>
               <w:rStyle w:val="Hyperlink"/>
@@ -3342,7 +3422,7 @@
           <w:sz w:val="24"/>
           <w:u w:val="single"/>
         </w:rPr>
-        <w:hyperlink r:id="rId28" w:history="1">
+        <w:hyperlink r:id="rId27" w:history="1">
           <w:r>
             <w:rPr>
               <w:rStyle w:val="Hyperlink"/>
@@ -3360,7 +3440,7 @@
           <w:sz w:val="24"/>
           <w:u w:val="single"/>
         </w:rPr>
-        <w:hyperlink r:id="rId28" w:history="1">
+        <w:hyperlink r:id="rId27" w:history="1">
           <w:r>
             <w:rPr>
               <w:rStyle w:val="Hyperlink"/>
@@ -3381,7 +3461,7 @@
           <w:sz w:val="24"/>
           <w:u w:val="single"/>
         </w:rPr>
-        <w:hyperlink r:id="rId28" w:history="1">
+        <w:hyperlink r:id="rId27" w:history="1">
           <w:r>
             <w:rPr>
               <w:rStyle w:val="Hyperlink"/>
@@ -3399,7 +3479,7 @@
           <w:sz w:val="24"/>
           <w:u w:val="single"/>
         </w:rPr>
-        <w:hyperlink r:id="rId28" w:history="1">
+        <w:hyperlink r:id="rId27" w:history="1">
           <w:r>
             <w:rPr>
               <w:rStyle w:val="Hyperlink"/>
@@ -3417,7 +3497,7 @@
           <w:sz w:val="24"/>
           <w:u w:val="single"/>
         </w:rPr>
-        <w:hyperlink r:id="rId28" w:history="1">
+        <w:hyperlink r:id="rId27" w:history="1">
           <w:r>
             <w:rPr>
               <w:rStyle w:val="Hyperlink"/>
@@ -3435,7 +3515,7 @@
           <w:sz w:val="24"/>
           <w:u w:val="single"/>
         </w:rPr>
-        <w:hyperlink r:id="rId28" w:history="1">
+        <w:hyperlink r:id="rId27" w:history="1">
           <w:r>
             <w:rPr>
               <w:rStyle w:val="Hyperlink"/>
@@ -3453,7 +3533,7 @@
           <w:sz w:val="24"/>
           <w:u w:val="single"/>
         </w:rPr>
-        <w:hyperlink r:id="rId28" w:history="1">
+        <w:hyperlink r:id="rId27" w:history="1">
           <w:r>
             <w:rPr>
               <w:rStyle w:val="Hyperlink"/>
@@ -3481,7 +3561,7 @@
           <w:sz w:val="24"/>
           <w:u w:val="single"/>
         </w:rPr>
-        <w:hyperlink r:id="rId28" w:history="1">
+        <w:hyperlink r:id="rId27" w:history="1">
           <w:r>
             <w:rPr>
               <w:rStyle w:val="Hyperlink"/>

--- a/EXPORTS/DOCX/published/niveau3/Dutch/NZG.docx
+++ b/EXPORTS/DOCX/published/niveau3/Dutch/NZG.docx
@@ -501,7 +501,7 @@
           <w:sz w:val="24"/>
           <w:u w:val="single"/>
         </w:rPr>
-        <w:hyperlink r:id="rId11" w:history="1">
+        <w:hyperlink r:id="rId12" w:history="1">
           <w:r>
             <w:rPr>
               <w:rStyle w:val="Hyperlink"/>
@@ -804,14 +804,7 @@
           <w:color w:val="000000"/>
           <w:sz w:val="24"/>
         </w:rPr>
-        <w:hyperlink r:id="rId13" w:history="1">
-          <w:r>
-            <w:rPr>
-              <w:rStyle w:val="Hyperlink"/>
-            </w:rPr>
-            <w:t>g. Deze a</w:t>
-          </w:r>
-        </w:hyperlink>
+        <w:t>g. Deze a</w:t>
       </w:r>
       <w:r>
         <w:rPr>
@@ -955,61 +948,7 @@
           <w:color w:val="000000"/>
           <w:sz w:val="24"/>
         </w:rPr>
-        <w:t>het bezit van he</w:t>
-      </w:r>
-      <w:r>
-        <w:rPr>
-          <w:u w:val="single" w:color="0000ff"/>
-          <w:rFonts w:ascii="Charis SIL Regular" w:hAnsi="Charis SIL Regular" w:eastAsia="Charis SIL Regular"/>
-          <w:b w:val="0"/>
-          <w:i w:val="0"/>
-          <w:color w:val="000000"/>
-          <w:sz w:val="24"/>
-        </w:rPr>
-        <w:hyperlink r:id="rId14" w:history="1">
-          <w:r>
-            <w:rPr>
-              <w:rStyle w:val="Hyperlink"/>
-            </w:rPr>
-            <w:t>t NZG d</w:t>
-          </w:r>
-        </w:hyperlink>
-      </w:r>
-      <w:r>
-        <w:rPr>
-          <w:u w:val="single" w:color="0000ff"/>
-          <w:rFonts w:ascii="Charis SIL Regular" w:hAnsi="Charis SIL Regular" w:eastAsia="Charis SIL Regular"/>
-          <w:b w:val="0"/>
-          <w:i w:val="0"/>
-          <w:color w:val="000000"/>
-          <w:sz w:val="24"/>
-        </w:rPr>
-        <w:hyperlink r:id="rId14" w:history="1">
-          <w:r>
-            <w:rPr>
-              <w:rStyle w:val="Hyperlink"/>
-            </w:rPr>
-            <w:t>i</w:t>
-          </w:r>
-        </w:hyperlink>
-      </w:r>
-      <w:r>
-        <w:rPr>
-          <w:u w:val="single" w:color="0000ff"/>
-          <w:rFonts w:ascii="Charis SIL Regular" w:hAnsi="Charis SIL Regular" w:eastAsia="Charis SIL Regular"/>
-          <w:b w:val="0"/>
-          <w:i w:val="0"/>
-          <w:color w:val="000000"/>
-          <w:sz w:val="24"/>
-        </w:rPr>
-        <w:hyperlink r:id="rId14" w:history="1">
-          <w:r>
-            <w:rPr>
-              <w:rStyle w:val="Hyperlink"/>
-            </w:rPr>
-            <w:t>e on</w:t>
-          </w:r>
-        </w:hyperlink>
+        <w:t>het bezit van het NZG die on</w:t>
       </w:r>
       <w:r>
         <w:rPr>
@@ -1321,150 +1260,7 @@
           <w:color w:val="000000"/>
           <w:sz w:val="24"/>
         </w:rPr>
-        <w:hyperlink r:id="rId15" w:history="1">
-          <w:r>
-            <w:rPr>
-              <w:rStyle w:val="Hyperlink"/>
-            </w:rPr>
-            <w:t xml:space="preserve">et Huygens </w:t>
-          </w:r>
-        </w:hyperlink>
-      </w:r>
-      <w:r>
-        <w:rPr>
-          <w:u w:val="single" w:color="0000ff"/>
-          <w:rFonts w:ascii="Charis SIL Regular" w:hAnsi="Charis SIL Regular" w:eastAsia="Charis SIL Regular"/>
-          <w:b w:val="0"/>
-          <w:i w:val="0"/>
-          <w:color w:val="000000"/>
-          <w:sz w:val="24"/>
-        </w:rPr>
-        <w:hyperlink r:id="rId15" w:history="1">
-          <w:r>
-            <w:rPr>
-              <w:rStyle w:val="Hyperlink"/>
-            </w:rPr>
-            <w:t>I</w:t>
-          </w:r>
-        </w:hyperlink>
-      </w:r>
-      <w:r>
-        <w:rPr>
-          <w:u w:val="single" w:color="0000ff"/>
-          <w:rFonts w:ascii="Charis SIL Regular" w:hAnsi="Charis SIL Regular" w:eastAsia="Charis SIL Regular"/>
-          <w:b w:val="0"/>
-          <w:i w:val="0"/>
-          <w:color w:val="000000"/>
-          <w:sz w:val="24"/>
-        </w:rPr>
-        <w:hyperlink r:id="rId15" w:history="1">
-          <w:r>
-            <w:rPr>
-              <w:rStyle w:val="Hyperlink"/>
-            </w:rPr>
-            <w:t>nsti</w:t>
-          </w:r>
-        </w:hyperlink>
-      </w:r>
-      <w:r>
-        <w:rPr>
-          <w:u w:val="single" w:color="0000ff"/>
-          <w:rFonts w:ascii="Charis SIL Regular" w:hAnsi="Charis SIL Regular" w:eastAsia="Charis SIL Regular"/>
-          <w:b w:val="0"/>
-          <w:i w:val="0"/>
-          <w:color w:val="000000"/>
-          <w:sz w:val="24"/>
-        </w:rPr>
-        <w:hyperlink r:id="rId15" w:history="1">
-          <w:r>
-            <w:rPr>
-              <w:rStyle w:val="Hyperlink"/>
-            </w:rPr>
-            <w:t>t</w:t>
-          </w:r>
-        </w:hyperlink>
-      </w:r>
-      <w:r>
-        <w:rPr>
-          <w:u w:val="single" w:color="0000ff"/>
-          <w:rFonts w:ascii="Charis SIL Regular" w:hAnsi="Charis SIL Regular" w:eastAsia="Charis SIL Regular"/>
-          <w:b w:val="0"/>
-          <w:i w:val="0"/>
-          <w:color w:val="000000"/>
-          <w:sz w:val="24"/>
-        </w:rPr>
-        <w:hyperlink r:id="rId15" w:history="1">
-          <w:r>
-            <w:rPr>
-              <w:rStyle w:val="Hyperlink"/>
-            </w:rPr>
-            <w:t>uut, is een u</w:t>
-          </w:r>
-        </w:hyperlink>
-      </w:r>
-      <w:r>
-        <w:rPr>
-          <w:u w:val="single" w:color="0000ff"/>
-          <w:rFonts w:ascii="Charis SIL Regular" w:hAnsi="Charis SIL Regular" w:eastAsia="Charis SIL Regular"/>
-          <w:b w:val="0"/>
-          <w:i w:val="0"/>
-          <w:color w:val="000000"/>
-          <w:sz w:val="24"/>
-        </w:rPr>
-        <w:hyperlink r:id="rId15" w:history="1">
-          <w:r>
-            <w:rPr>
-              <w:rStyle w:val="Hyperlink"/>
-            </w:rPr>
-            <w:t>i</w:t>
-          </w:r>
-        </w:hyperlink>
-      </w:r>
-      <w:r>
-        <w:rPr>
-          <w:u w:val="single" w:color="0000ff"/>
-          <w:rFonts w:ascii="Charis SIL Regular" w:hAnsi="Charis SIL Regular" w:eastAsia="Charis SIL Regular"/>
-          <w:b w:val="0"/>
-          <w:i w:val="0"/>
-          <w:color w:val="000000"/>
-          <w:sz w:val="24"/>
-        </w:rPr>
-        <w:hyperlink r:id="rId15" w:history="1">
-          <w:r>
-            <w:rPr>
-              <w:rStyle w:val="Hyperlink"/>
-            </w:rPr>
-            <w:t>tvoerig le</w:t>
-          </w:r>
-        </w:hyperlink>
-      </w:r>
-      <w:r>
-        <w:rPr>
-          <w:u w:val="single" w:color="0000ff"/>
-          <w:rFonts w:ascii="Charis SIL Regular" w:hAnsi="Charis SIL Regular" w:eastAsia="Charis SIL Regular"/>
-          <w:b w:val="0"/>
-          <w:i w:val="0"/>
-          <w:color w:val="000000"/>
-          <w:sz w:val="24"/>
-        </w:rPr>
-        <w:hyperlink r:id="rId15" w:history="1">
-          <w:r>
-            <w:rPr>
-              <w:rStyle w:val="Hyperlink"/>
-            </w:rPr>
-            <w:t>m</w:t>
-          </w:r>
-        </w:hyperlink>
-      </w:r>
-      <w:r>
-        <w:rPr>
-          <w:rFonts w:ascii="Charis SIL Regular" w:hAnsi="Charis SIL Regular" w:eastAsia="Charis SIL Regular"/>
-          <w:b w:val="0"/>
-          <w:i w:val="0"/>
-          <w:color w:val="000000"/>
-          <w:sz w:val="24"/>
-        </w:rPr>
-        <w:t>m</w:t>
+        <w:t>et Huygens Instituut, is een uitvoerig lemm</w:t>
       </w:r>
       <w:r>
         <w:rPr>
@@ -2824,7 +2620,7 @@
           <w:sz w:val="24"/>
           <w:u w:val="single"/>
         </w:rPr>
-        <w:hyperlink r:id="rId22" w:history="1">
+        <w:hyperlink r:id="rId21" w:history="1">
           <w:r>
             <w:rPr>
               <w:rStyle w:val="Hyperlink"/>
@@ -2907,7 +2703,7 @@
           <w:sz w:val="24"/>
           <w:u w:val="single"/>
         </w:rPr>
-        <w:hyperlink r:id="rId21" w:history="1">
+        <w:hyperlink r:id="rId23" w:history="1">
           <w:r>
             <w:rPr>
               <w:rStyle w:val="Hyperlink"/>
@@ -2925,7 +2721,7 @@
           <w:sz w:val="24"/>
           <w:u w:val="single"/>
         </w:rPr>
-        <w:hyperlink r:id="rId21" w:history="1">
+        <w:hyperlink r:id="rId23" w:history="1">
           <w:r>
             <w:rPr>
               <w:rStyle w:val="Hyperlink"/>
@@ -3023,7 +2819,7 @@
           <w:sz w:val="24"/>
           <w:u w:val="single"/>
         </w:rPr>
-        <w:hyperlink r:id="rId23" w:history="1">
+        <w:hyperlink r:id="rId24" w:history="1">
           <w:r>
             <w:rPr>
               <w:rStyle w:val="Hyperlink"/>
@@ -3041,7 +2837,7 @@
           <w:sz w:val="24"/>
           <w:u w:val="single"/>
         </w:rPr>
-        <w:hyperlink r:id="rId23" w:history="1">
+        <w:hyperlink r:id="rId24" w:history="1">
           <w:r>
             <w:rPr>
               <w:rStyle w:val="Hyperlink"/>
@@ -3059,7 +2855,7 @@
           <w:sz w:val="24"/>
           <w:u w:val="single"/>
         </w:rPr>
-        <w:hyperlink r:id="rId23" w:history="1">
+        <w:hyperlink r:id="rId24" w:history="1">
           <w:r>
             <w:rPr>
               <w:rStyle w:val="Hyperlink"/>
@@ -3077,7 +2873,7 @@
           <w:sz w:val="24"/>
           <w:u w:val="single"/>
         </w:rPr>
-        <w:hyperlink r:id="rId23" w:history="1">
+        <w:hyperlink r:id="rId24" w:history="1">
           <w:r>
             <w:rPr>
               <w:rStyle w:val="Hyperlink"/>
@@ -3105,7 +2901,7 @@
           <w:sz w:val="24"/>
           <w:u w:val="single"/>
         </w:rPr>
-        <w:hyperlink r:id="rId24" w:history="1">
+        <w:hyperlink r:id="rId25" w:history="1">
           <w:r>
             <w:rPr>
               <w:rStyle w:val="Hyperlink"/>
@@ -3152,14 +2948,20 @@
       </w:r>
       <w:r>
         <w:rPr>
-          <w:u w:val="single" w:color="0000ff"/>
           <w:rFonts w:ascii="Charis SIL Regular" w:hAnsi="Charis SIL Regular" w:eastAsia="Charis SIL Regular"/>
           <w:b w:val="0"/>
           <w:i w:val="0"/>
           <w:color w:val="000000"/>
           <w:sz w:val="24"/>
         </w:rPr>
-        <w:t xml:space="preserve">, </w:t>
+        <w:hyperlink r:id="rId24" w:history="1">
+          <w:r>
+            <w:rPr>
+              <w:rStyle w:val="Hyperlink"/>
+            </w:rPr>
+            <w:t xml:space="preserve">, </w:t>
+          </w:r>
+        </w:hyperlink>
       </w:r>
       <w:r>
         <w:rPr>
@@ -3170,7 +2972,7 @@
           <w:sz w:val="24"/>
           <w:u w:val="single"/>
         </w:rPr>
-        <w:hyperlink r:id="rId25" w:history="1">
+        <w:hyperlink r:id="rId24" w:history="1">
           <w:r>
             <w:rPr>
               <w:rStyle w:val="Hyperlink"/>
@@ -3199,7 +3001,7 @@
           <w:sz w:val="24"/>
           <w:u w:val="single"/>
         </w:rPr>
-        <w:hyperlink r:id="rId25" w:history="1">
+        <w:hyperlink r:id="rId26" w:history="1">
           <w:r>
             <w:rPr>
               <w:rStyle w:val="Hyperlink"/>
@@ -3217,7 +3019,7 @@
           <w:sz w:val="24"/>
           <w:u w:val="single"/>
         </w:rPr>
-        <w:hyperlink r:id="rId23" w:history="1">
+        <w:hyperlink r:id="rId26" w:history="1">
           <w:r>
             <w:rPr>
               <w:rStyle w:val="Hyperlink"/>
@@ -3348,7 +3150,7 @@
           <w:sz w:val="24"/>
           <w:u w:val="single"/>
         </w:rPr>
-        <w:hyperlink r:id="rId26" w:history="1">
+        <w:hyperlink r:id="rId27" w:history="1">
           <w:r>
             <w:rPr>
               <w:rStyle w:val="Hyperlink"/>
@@ -3386,7 +3188,7 @@
           <w:sz w:val="24"/>
           <w:u w:val="single"/>
         </w:rPr>
-        <w:hyperlink r:id="rId27" w:history="1">
+        <w:hyperlink r:id="rId28" w:history="1">
           <w:r>
             <w:rPr>
               <w:rStyle w:val="Hyperlink"/>
@@ -3404,7 +3206,7 @@
           <w:sz w:val="24"/>
           <w:u w:val="single"/>
         </w:rPr>
-        <w:hyperlink r:id="rId27" w:history="1">
+        <w:hyperlink r:id="rId28" w:history="1">
           <w:r>
             <w:rPr>
               <w:rStyle w:val="Hyperlink"/>
@@ -3422,7 +3224,7 @@
           <w:sz w:val="24"/>
           <w:u w:val="single"/>
         </w:rPr>
-        <w:hyperlink r:id="rId27" w:history="1">
+        <w:hyperlink r:id="rId28" w:history="1">
           <w:r>
             <w:rPr>
               <w:rStyle w:val="Hyperlink"/>
@@ -3440,7 +3242,7 @@
           <w:sz w:val="24"/>
           <w:u w:val="single"/>
         </w:rPr>
-        <w:hyperlink r:id="rId27" w:history="1">
+        <w:hyperlink r:id="rId28" w:history="1">
           <w:r>
             <w:rPr>
               <w:rStyle w:val="Hyperlink"/>
@@ -3461,7 +3263,7 @@
           <w:sz w:val="24"/>
           <w:u w:val="single"/>
         </w:rPr>
-        <w:hyperlink r:id="rId27" w:history="1">
+        <w:hyperlink r:id="rId28" w:history="1">
           <w:r>
             <w:rPr>
               <w:rStyle w:val="Hyperlink"/>
@@ -3479,7 +3281,7 @@
           <w:sz w:val="24"/>
           <w:u w:val="single"/>
         </w:rPr>
-        <w:hyperlink r:id="rId27" w:history="1">
+        <w:hyperlink r:id="rId28" w:history="1">
           <w:r>
             <w:rPr>
               <w:rStyle w:val="Hyperlink"/>
@@ -3497,7 +3299,7 @@
           <w:sz w:val="24"/>
           <w:u w:val="single"/>
         </w:rPr>
-        <w:hyperlink r:id="rId27" w:history="1">
+        <w:hyperlink r:id="rId28" w:history="1">
           <w:r>
             <w:rPr>
               <w:rStyle w:val="Hyperlink"/>
@@ -3515,7 +3317,7 @@
           <w:sz w:val="24"/>
           <w:u w:val="single"/>
         </w:rPr>
-        <w:hyperlink r:id="rId27" w:history="1">
+        <w:hyperlink r:id="rId28" w:history="1">
           <w:r>
             <w:rPr>
               <w:rStyle w:val="Hyperlink"/>
@@ -3533,7 +3335,7 @@
           <w:sz w:val="24"/>
           <w:u w:val="single"/>
         </w:rPr>
-        <w:hyperlink r:id="rId27" w:history="1">
+        <w:hyperlink r:id="rId28" w:history="1">
           <w:r>
             <w:rPr>
               <w:rStyle w:val="Hyperlink"/>
@@ -3561,7 +3363,7 @@
           <w:sz w:val="24"/>
           <w:u w:val="single"/>
         </w:rPr>
-        <w:hyperlink r:id="rId27" w:history="1">
+        <w:hyperlink r:id="rId28" w:history="1">
           <w:r>
             <w:rPr>
               <w:rStyle w:val="Hyperlink"/>

--- a/EXPORTS/DOCX/published/niveau3/Dutch/NZG.docx
+++ b/EXPORTS/DOCX/published/niveau3/Dutch/NZG.docx
@@ -445,16 +445,8 @@
           <w:i w:val="0"/>
           <w:color w:val="0000FF"/>
           <w:sz w:val="24"/>
-          <w:u w:val="single"/>
         </w:rPr>
-        <w:hyperlink r:id="rId12" w:history="1">
-          <w:r>
-            <w:rPr>
-              <w:rStyle w:val="Hyperlink"/>
-            </w:rPr>
-            <w:t>Ne</w:t>
-          </w:r>
-        </w:hyperlink>
+        <w:t>Ne</w:t>
       </w:r>
       <w:r>
         <w:rPr>
@@ -481,16 +473,8 @@
           <w:i w:val="0"/>
           <w:color w:val="0000FF"/>
           <w:sz w:val="24"/>
-          <w:u w:val="single"/>
         </w:rPr>
-        <w:hyperlink r:id="rId12" w:history="1">
-          <w:r>
-            <w:rPr>
-              <w:rStyle w:val="Hyperlink"/>
-            </w:rPr>
-            <w:t>nds</w:t>
-          </w:r>
-        </w:hyperlink>
+        <w:t>nds</w:t>
       </w:r>
       <w:r>
         <w:rPr>
@@ -501,7 +485,7 @@
           <w:sz w:val="24"/>
           <w:u w:val="single"/>
         </w:rPr>
-        <w:hyperlink r:id="rId12" w:history="1">
+        <w:hyperlink r:id="rId11" w:history="1">
           <w:r>
             <w:rPr>
               <w:rStyle w:val="Hyperlink"/>
@@ -519,7 +503,7 @@
           <w:sz w:val="24"/>
           <w:u w:val="single"/>
         </w:rPr>
-        <w:hyperlink r:id="rId12" w:history="1">
+        <w:hyperlink r:id="rId11" w:history="1">
           <w:r>
             <w:rPr>
               <w:rStyle w:val="Hyperlink"/>
@@ -804,7 +788,14 @@
           <w:color w:val="000000"/>
           <w:sz w:val="24"/>
         </w:rPr>
-        <w:t>g. Deze a</w:t>
+        <w:hyperlink r:id="rId13" w:history="1">
+          <w:r>
+            <w:rPr>
+              <w:rStyle w:val="Hyperlink"/>
+            </w:rPr>
+            <w:t>g. Deze a</w:t>
+          </w:r>
+        </w:hyperlink>
       </w:r>
       <w:r>
         <w:rPr>
@@ -948,7 +939,18 @@
           <w:color w:val="000000"/>
           <w:sz w:val="24"/>
         </w:rPr>
-        <w:t>het bezit van het NZG die on</w:t>
+        <w:t>het bezit van he</w:t>
+      </w:r>
+      <w:r>
+        <w:rPr>
+          <w:u w:val="single" w:color="0000ff"/>
+          <w:rFonts w:ascii="Charis SIL Regular" w:hAnsi="Charis SIL Regular" w:eastAsia="Charis SIL Regular"/>
+          <w:b w:val="0"/>
+          <w:i w:val="0"/>
+          <w:color w:val="000000"/>
+          <w:sz w:val="24"/>
+        </w:rPr>
+        <w:t>t NZG die on</w:t>
       </w:r>
       <w:r>
         <w:rPr>
@@ -1260,7 +1262,151 @@
           <w:color w:val="000000"/>
           <w:sz w:val="24"/>
         </w:rPr>
-        <w:t>et Huygens Instituut, is een uitvoerig lemm</w:t>
+        <w:hyperlink r:id="rId15" w:history="1">
+          <w:r>
+            <w:rPr>
+              <w:rStyle w:val="Hyperlink"/>
+            </w:rPr>
+            <w:t xml:space="preserve">et Huygens </w:t>
+          </w:r>
+        </w:hyperlink>
+      </w:r>
+      <w:r>
+        <w:rPr>
+          <w:u w:val="single" w:color="0000ff"/>
+          <w:rFonts w:ascii="Charis SIL Regular" w:hAnsi="Charis SIL Regular" w:eastAsia="Charis SIL Regular"/>
+          <w:b w:val="0"/>
+          <w:i w:val="0"/>
+          <w:color w:val="000000"/>
+          <w:sz w:val="24"/>
+        </w:rPr>
+        <w:hyperlink r:id="rId15" w:history="1">
+          <w:r>
+            <w:rPr>
+              <w:rStyle w:val="Hyperlink"/>
+            </w:rPr>
+            <w:t>I</w:t>
+          </w:r>
+        </w:hyperlink>
+      </w:r>
+      <w:r>
+        <w:rPr>
+          <w:u w:val="single" w:color="0000ff"/>
+          <w:rFonts w:ascii="Charis SIL Regular" w:hAnsi="Charis SIL Regular" w:eastAsia="Charis SIL Regular"/>
+          <w:b w:val="0"/>
+          <w:i w:val="0"/>
+          <w:color w:val="000000"/>
+          <w:sz w:val="24"/>
+        </w:rPr>
+        <w:hyperlink r:id="rId15" w:history="1">
+          <w:r>
+            <w:rPr>
+              <w:rStyle w:val="Hyperlink"/>
+            </w:rPr>
+            <w:t>nsti</w:t>
+          </w:r>
+        </w:hyperlink>
+      </w:r>
+      <w:r>
+        <w:rPr>
+          <w:u w:val="single" w:color="0000ff"/>
+          <w:rFonts w:ascii="Charis SIL Regular" w:hAnsi="Charis SIL Regular" w:eastAsia="Charis SIL Regular"/>
+          <w:b w:val="0"/>
+          <w:i w:val="0"/>
+          <w:color w:val="000000"/>
+          <w:sz w:val="24"/>
+        </w:rPr>
+        <w:hyperlink r:id="rId15" w:history="1">
+          <w:r>
+            <w:rPr>
+              <w:rStyle w:val="Hyperlink"/>
+            </w:rPr>
+            <w:t>t</w:t>
+          </w:r>
+        </w:hyperlink>
+      </w:r>
+      <w:r>
+        <w:rPr>
+          <w:u w:val="single" w:color="0000ff"/>
+          <w:rFonts w:ascii="Charis SIL Regular" w:hAnsi="Charis SIL Regular" w:eastAsia="Charis SIL Regular"/>
+          <w:b w:val="0"/>
+          <w:i w:val="0"/>
+          <w:color w:val="000000"/>
+          <w:sz w:val="24"/>
+        </w:rPr>
+        <w:hyperlink r:id="rId15" w:history="1">
+          <w:r>
+            <w:rPr>
+              <w:rStyle w:val="Hyperlink"/>
+            </w:rPr>
+            <w:t>uut, is een u</w:t>
+          </w:r>
+        </w:hyperlink>
+      </w:r>
+      <w:r>
+        <w:rPr>
+          <w:u w:val="single" w:color="0000ff"/>
+          <w:rFonts w:ascii="Charis SIL Regular" w:hAnsi="Charis SIL Regular" w:eastAsia="Charis SIL Regular"/>
+          <w:b w:val="0"/>
+          <w:i w:val="0"/>
+          <w:color w:val="000000"/>
+          <w:sz w:val="24"/>
+        </w:rPr>
+        <w:hyperlink r:id="rId15" w:history="1">
+          <w:r>
+            <w:rPr>
+              <w:rStyle w:val="Hyperlink"/>
+            </w:rPr>
+            <w:t>i</w:t>
+          </w:r>
+        </w:hyperlink>
+      </w:r>
+      <w:r>
+        <w:rPr>
+          <w:u w:val="single" w:color="0000ff"/>
+          <w:rFonts w:ascii="Charis SIL Regular" w:hAnsi="Charis SIL Regular" w:eastAsia="Charis SIL Regular"/>
+          <w:b w:val="0"/>
+          <w:i w:val="0"/>
+          <w:color w:val="000000"/>
+          <w:sz w:val="24"/>
+        </w:rPr>
+        <w:hyperlink r:id="rId15" w:history="1">
+          <w:r>
+            <w:rPr>
+              <w:rStyle w:val="Hyperlink"/>
+            </w:rPr>
+            <w:t>tvoerig le</w:t>
+          </w:r>
+        </w:hyperlink>
+      </w:r>
+      <w:r>
+        <w:rPr>
+          <w:u w:val="single" w:color="0000ff"/>
+          <w:rFonts w:ascii="Charis SIL Regular" w:hAnsi="Charis SIL Regular" w:eastAsia="Charis SIL Regular"/>
+          <w:b w:val="0"/>
+          <w:i w:val="0"/>
+          <w:color w:val="000000"/>
+          <w:sz w:val="24"/>
+        </w:rPr>
+        <w:hyperlink r:id="rId15" w:history="1">
+          <w:r>
+            <w:rPr>
+              <w:rStyle w:val="Hyperlink"/>
+            </w:rPr>
+            <w:t>m</w:t>
+          </w:r>
+        </w:hyperlink>
+      </w:r>
+      <w:r>
+        <w:rPr>
+          <w:u w:val="single" w:color="0000ff"/>
+          <w:rFonts w:ascii="Charis SIL Regular" w:hAnsi="Charis SIL Regular" w:eastAsia="Charis SIL Regular"/>
+          <w:b w:val="0"/>
+          <w:i w:val="0"/>
+          <w:color w:val="000000"/>
+          <w:sz w:val="24"/>
+        </w:rPr>
+        <w:t>m</w:t>
       </w:r>
       <w:r>
         <w:rPr>
@@ -2103,7 +2249,7 @@
           <w:sz w:val="24"/>
           <w:u w:val="single"/>
         </w:rPr>
-        <w:hyperlink r:id="rId19" w:history="1">
+        <w:hyperlink r:id="rId18" w:history="1">
           <w:r>
             <w:rPr>
               <w:rStyle w:val="Hyperlink"/>
@@ -2121,7 +2267,7 @@
           <w:sz w:val="24"/>
           <w:u w:val="single"/>
         </w:rPr>
-        <w:hyperlink r:id="rId19" w:history="1">
+        <w:hyperlink r:id="rId18" w:history="1">
           <w:r>
             <w:rPr>
               <w:rStyle w:val="Hyperlink"/>
@@ -2620,7 +2766,7 @@
           <w:sz w:val="24"/>
           <w:u w:val="single"/>
         </w:rPr>
-        <w:hyperlink r:id="rId21" w:history="1">
+        <w:hyperlink r:id="rId22" w:history="1">
           <w:r>
             <w:rPr>
               <w:rStyle w:val="Hyperlink"/>
@@ -2638,7 +2784,7 @@
           <w:sz w:val="24"/>
           <w:u w:val="single"/>
         </w:rPr>
-        <w:hyperlink r:id="rId21" w:history="1">
+        <w:hyperlink r:id="rId22" w:history="1">
           <w:r>
             <w:rPr>
               <w:rStyle w:val="Hyperlink"/>
@@ -2674,7 +2820,7 @@
           <w:sz w:val="24"/>
           <w:u w:val="single"/>
         </w:rPr>
-        <w:hyperlink r:id="rId21" w:history="1">
+        <w:hyperlink r:id="rId23" w:history="1">
           <w:r>
             <w:rPr>
               <w:rStyle w:val="Hyperlink"/>
@@ -2919,7 +3065,7 @@
           <w:sz w:val="24"/>
           <w:u w:val="single"/>
         </w:rPr>
-        <w:hyperlink r:id="rId24" w:history="1">
+        <w:hyperlink r:id="rId25" w:history="1">
           <w:r>
             <w:rPr>
               <w:rStyle w:val="Hyperlink"/>
@@ -2937,7 +3083,7 @@
           <w:sz w:val="24"/>
           <w:u w:val="single"/>
         </w:rPr>
-        <w:hyperlink r:id="rId24" w:history="1">
+        <w:hyperlink r:id="rId25" w:history="1">
           <w:r>
             <w:rPr>
               <w:rStyle w:val="Hyperlink"/>
@@ -2948,6 +3094,7 @@
       </w:r>
       <w:r>
         <w:rPr>
+          <w:u w:val="single" w:color="0000ff"/>
           <w:rFonts w:ascii="Charis SIL Regular" w:hAnsi="Charis SIL Regular" w:eastAsia="Charis SIL Regular"/>
           <w:b w:val="0"/>
           <w:i w:val="0"/>
@@ -2972,7 +3119,7 @@
           <w:sz w:val="24"/>
           <w:u w:val="single"/>
         </w:rPr>
-        <w:hyperlink r:id="rId24" w:history="1">
+        <w:hyperlink r:id="rId26" w:history="1">
           <w:r>
             <w:rPr>
               <w:rStyle w:val="Hyperlink"/>

--- a/EXPORTS/DOCX/published/niveau3/Dutch/NZG.docx
+++ b/EXPORTS/DOCX/published/niveau3/Dutch/NZG.docx
@@ -445,8 +445,16 @@
           <w:i w:val="0"/>
           <w:color w:val="0000FF"/>
           <w:sz w:val="24"/>
+          <w:u w:val="single"/>
         </w:rPr>
-        <w:t>Ne</w:t>
+        <w:hyperlink r:id="rId12" w:history="1">
+          <w:r>
+            <w:rPr>
+              <w:rStyle w:val="Hyperlink"/>
+            </w:rPr>
+            <w:t>Ne</w:t>
+          </w:r>
+        </w:hyperlink>
       </w:r>
       <w:r>
         <w:rPr>
@@ -473,8 +481,16 @@
           <w:i w:val="0"/>
           <w:color w:val="0000FF"/>
           <w:sz w:val="24"/>
+          <w:u w:val="single"/>
         </w:rPr>
-        <w:t>nds</w:t>
+        <w:hyperlink r:id="rId12" w:history="1">
+          <w:r>
+            <w:rPr>
+              <w:rStyle w:val="Hyperlink"/>
+            </w:rPr>
+            <w:t>nds</w:t>
+          </w:r>
+        </w:hyperlink>
       </w:r>
       <w:r>
         <w:rPr>
@@ -950,7 +966,50 @@
           <w:color w:val="000000"/>
           <w:sz w:val="24"/>
         </w:rPr>
-        <w:t>t NZG die on</w:t>
+        <w:hyperlink r:id="rId14" w:history="1">
+          <w:r>
+            <w:rPr>
+              <w:rStyle w:val="Hyperlink"/>
+            </w:rPr>
+            <w:t>t NZG d</w:t>
+          </w:r>
+        </w:hyperlink>
+      </w:r>
+      <w:r>
+        <w:rPr>
+          <w:u w:val="single" w:color="0000ff"/>
+          <w:rFonts w:ascii="Charis SIL Regular" w:hAnsi="Charis SIL Regular" w:eastAsia="Charis SIL Regular"/>
+          <w:b w:val="0"/>
+          <w:i w:val="0"/>
+          <w:color w:val="000000"/>
+          <w:sz w:val="24"/>
+        </w:rPr>
+        <w:hyperlink r:id="rId14" w:history="1">
+          <w:r>
+            <w:rPr>
+              <w:rStyle w:val="Hyperlink"/>
+            </w:rPr>
+            <w:t>i</w:t>
+          </w:r>
+        </w:hyperlink>
+      </w:r>
+      <w:r>
+        <w:rPr>
+          <w:u w:val="single" w:color="0000ff"/>
+          <w:rFonts w:ascii="Charis SIL Regular" w:hAnsi="Charis SIL Regular" w:eastAsia="Charis SIL Regular"/>
+          <w:b w:val="0"/>
+          <w:i w:val="0"/>
+          <w:color w:val="000000"/>
+          <w:sz w:val="24"/>
+        </w:rPr>
+        <w:hyperlink r:id="rId14" w:history="1">
+          <w:r>
+            <w:rPr>
+              <w:rStyle w:val="Hyperlink"/>
+            </w:rPr>
+            <w:t>e on</w:t>
+          </w:r>
+        </w:hyperlink>
       </w:r>
       <w:r>
         <w:rPr>
@@ -1399,7 +1458,6 @@
       </w:r>
       <w:r>
         <w:rPr>
-          <w:u w:val="single" w:color="0000ff"/>
           <w:rFonts w:ascii="Charis SIL Regular" w:hAnsi="Charis SIL Regular" w:eastAsia="Charis SIL Regular"/>
           <w:b w:val="0"/>
           <w:i w:val="0"/>
@@ -2249,7 +2307,7 @@
           <w:sz w:val="24"/>
           <w:u w:val="single"/>
         </w:rPr>
-        <w:hyperlink r:id="rId18" w:history="1">
+        <w:hyperlink r:id="rId19" w:history="1">
           <w:r>
             <w:rPr>
               <w:rStyle w:val="Hyperlink"/>
@@ -2766,7 +2824,7 @@
           <w:sz w:val="24"/>
           <w:u w:val="single"/>
         </w:rPr>
-        <w:hyperlink r:id="rId22" w:history="1">
+        <w:hyperlink r:id="rId21" w:history="1">
           <w:r>
             <w:rPr>
               <w:rStyle w:val="Hyperlink"/>
@@ -2784,7 +2842,7 @@
           <w:sz w:val="24"/>
           <w:u w:val="single"/>
         </w:rPr>
-        <w:hyperlink r:id="rId22" w:history="1">
+        <w:hyperlink r:id="rId21" w:history="1">
           <w:r>
             <w:rPr>
               <w:rStyle w:val="Hyperlink"/>
@@ -2795,7 +2853,6 @@
       </w:r>
       <w:r>
         <w:rPr>
-          <w:u w:val="single" w:color="0000ff"/>
           <w:rFonts w:ascii="Charis SIL Regular" w:hAnsi="Charis SIL Regular" w:eastAsia="Charis SIL Regular"/>
           <w:b w:val="0"/>
           <w:i w:val="0"/>
@@ -2820,7 +2877,7 @@
           <w:sz w:val="24"/>
           <w:u w:val="single"/>
         </w:rPr>
-        <w:hyperlink r:id="rId23" w:history="1">
+        <w:hyperlink r:id="rId21" w:history="1">
           <w:r>
             <w:rPr>
               <w:rStyle w:val="Hyperlink"/>
@@ -2849,7 +2906,7 @@
           <w:sz w:val="24"/>
           <w:u w:val="single"/>
         </w:rPr>
-        <w:hyperlink r:id="rId23" w:history="1">
+        <w:hyperlink r:id="rId21" w:history="1">
           <w:r>
             <w:rPr>
               <w:rStyle w:val="Hyperlink"/>
@@ -2867,7 +2924,7 @@
           <w:sz w:val="24"/>
           <w:u w:val="single"/>
         </w:rPr>
-        <w:hyperlink r:id="rId23" w:history="1">
+        <w:hyperlink r:id="rId21" w:history="1">
           <w:r>
             <w:rPr>
               <w:rStyle w:val="Hyperlink"/>
@@ -2965,7 +3022,7 @@
           <w:sz w:val="24"/>
           <w:u w:val="single"/>
         </w:rPr>
-        <w:hyperlink r:id="rId24" w:history="1">
+        <w:hyperlink r:id="rId23" w:history="1">
           <w:r>
             <w:rPr>
               <w:rStyle w:val="Hyperlink"/>
@@ -2983,7 +3040,7 @@
           <w:sz w:val="24"/>
           <w:u w:val="single"/>
         </w:rPr>
-        <w:hyperlink r:id="rId24" w:history="1">
+        <w:hyperlink r:id="rId23" w:history="1">
           <w:r>
             <w:rPr>
               <w:rStyle w:val="Hyperlink"/>
@@ -3001,7 +3058,7 @@
           <w:sz w:val="24"/>
           <w:u w:val="single"/>
         </w:rPr>
-        <w:hyperlink r:id="rId24" w:history="1">
+        <w:hyperlink r:id="rId23" w:history="1">
           <w:r>
             <w:rPr>
               <w:rStyle w:val="Hyperlink"/>
@@ -3019,7 +3076,7 @@
           <w:sz w:val="24"/>
           <w:u w:val="single"/>
         </w:rPr>
-        <w:hyperlink r:id="rId24" w:history="1">
+        <w:hyperlink r:id="rId23" w:history="1">
           <w:r>
             <w:rPr>
               <w:rStyle w:val="Hyperlink"/>
@@ -3047,7 +3104,7 @@
           <w:sz w:val="24"/>
           <w:u w:val="single"/>
         </w:rPr>
-        <w:hyperlink r:id="rId25" w:history="1">
+        <w:hyperlink r:id="rId24" w:history="1">
           <w:r>
             <w:rPr>
               <w:rStyle w:val="Hyperlink"/>
@@ -3065,7 +3122,7 @@
           <w:sz w:val="24"/>
           <w:u w:val="single"/>
         </w:rPr>
-        <w:hyperlink r:id="rId25" w:history="1">
+        <w:hyperlink r:id="rId24" w:history="1">
           <w:r>
             <w:rPr>
               <w:rStyle w:val="Hyperlink"/>
@@ -3083,7 +3140,7 @@
           <w:sz w:val="24"/>
           <w:u w:val="single"/>
         </w:rPr>
-        <w:hyperlink r:id="rId25" w:history="1">
+        <w:hyperlink r:id="rId23" w:history="1">
           <w:r>
             <w:rPr>
               <w:rStyle w:val="Hyperlink"/>
@@ -3094,14 +3151,13 @@
       </w:r>
       <w:r>
         <w:rPr>
-          <w:u w:val="single" w:color="0000ff"/>
           <w:rFonts w:ascii="Charis SIL Regular" w:hAnsi="Charis SIL Regular" w:eastAsia="Charis SIL Regular"/>
           <w:b w:val="0"/>
           <w:i w:val="0"/>
           <w:color w:val="000000"/>
           <w:sz w:val="24"/>
         </w:rPr>
-        <w:hyperlink r:id="rId24" w:history="1">
+        <w:hyperlink r:id="rId23" w:history="1">
           <w:r>
             <w:rPr>
               <w:rStyle w:val="Hyperlink"/>
@@ -3119,7 +3175,7 @@
           <w:sz w:val="24"/>
           <w:u w:val="single"/>
         </w:rPr>
-        <w:hyperlink r:id="rId26" w:history="1">
+        <w:hyperlink r:id="rId23" w:history="1">
           <w:r>
             <w:rPr>
               <w:rStyle w:val="Hyperlink"/>
@@ -3148,7 +3204,7 @@
           <w:sz w:val="24"/>
           <w:u w:val="single"/>
         </w:rPr>
-        <w:hyperlink r:id="rId26" w:history="1">
+        <w:hyperlink r:id="rId23" w:history="1">
           <w:r>
             <w:rPr>
               <w:rStyle w:val="Hyperlink"/>
@@ -3166,7 +3222,7 @@
           <w:sz w:val="24"/>
           <w:u w:val="single"/>
         </w:rPr>
-        <w:hyperlink r:id="rId26" w:history="1">
+        <w:hyperlink r:id="rId23" w:history="1">
           <w:r>
             <w:rPr>
               <w:rStyle w:val="Hyperlink"/>
@@ -3297,7 +3353,7 @@
           <w:sz w:val="24"/>
           <w:u w:val="single"/>
         </w:rPr>
-        <w:hyperlink r:id="rId27" w:history="1">
+        <w:hyperlink r:id="rId25" w:history="1">
           <w:r>
             <w:rPr>
               <w:rStyle w:val="Hyperlink"/>
@@ -3335,7 +3391,7 @@
           <w:sz w:val="24"/>
           <w:u w:val="single"/>
         </w:rPr>
-        <w:hyperlink r:id="rId28" w:history="1">
+        <w:hyperlink r:id="rId26" w:history="1">
           <w:r>
             <w:rPr>
               <w:rStyle w:val="Hyperlink"/>
@@ -3353,7 +3409,7 @@
           <w:sz w:val="24"/>
           <w:u w:val="single"/>
         </w:rPr>
-        <w:hyperlink r:id="rId28" w:history="1">
+        <w:hyperlink r:id="rId26" w:history="1">
           <w:r>
             <w:rPr>
               <w:rStyle w:val="Hyperlink"/>
@@ -3371,7 +3427,7 @@
           <w:sz w:val="24"/>
           <w:u w:val="single"/>
         </w:rPr>
-        <w:hyperlink r:id="rId28" w:history="1">
+        <w:hyperlink r:id="rId26" w:history="1">
           <w:r>
             <w:rPr>
               <w:rStyle w:val="Hyperlink"/>
@@ -3389,7 +3445,7 @@
           <w:sz w:val="24"/>
           <w:u w:val="single"/>
         </w:rPr>
-        <w:hyperlink r:id="rId28" w:history="1">
+        <w:hyperlink r:id="rId26" w:history="1">
           <w:r>
             <w:rPr>
               <w:rStyle w:val="Hyperlink"/>
@@ -3410,7 +3466,7 @@
           <w:sz w:val="24"/>
           <w:u w:val="single"/>
         </w:rPr>
-        <w:hyperlink r:id="rId28" w:history="1">
+        <w:hyperlink r:id="rId26" w:history="1">
           <w:r>
             <w:rPr>
               <w:rStyle w:val="Hyperlink"/>
@@ -3428,7 +3484,7 @@
           <w:sz w:val="24"/>
           <w:u w:val="single"/>
         </w:rPr>
-        <w:hyperlink r:id="rId28" w:history="1">
+        <w:hyperlink r:id="rId26" w:history="1">
           <w:r>
             <w:rPr>
               <w:rStyle w:val="Hyperlink"/>
@@ -3446,7 +3502,7 @@
           <w:sz w:val="24"/>
           <w:u w:val="single"/>
         </w:rPr>
-        <w:hyperlink r:id="rId28" w:history="1">
+        <w:hyperlink r:id="rId26" w:history="1">
           <w:r>
             <w:rPr>
               <w:rStyle w:val="Hyperlink"/>
@@ -3464,7 +3520,7 @@
           <w:sz w:val="24"/>
           <w:u w:val="single"/>
         </w:rPr>
-        <w:hyperlink r:id="rId28" w:history="1">
+        <w:hyperlink r:id="rId26" w:history="1">
           <w:r>
             <w:rPr>
               <w:rStyle w:val="Hyperlink"/>
@@ -3482,7 +3538,7 @@
           <w:sz w:val="24"/>
           <w:u w:val="single"/>
         </w:rPr>
-        <w:hyperlink r:id="rId28" w:history="1">
+        <w:hyperlink r:id="rId26" w:history="1">
           <w:r>
             <w:rPr>
               <w:rStyle w:val="Hyperlink"/>
@@ -3510,7 +3566,7 @@
           <w:sz w:val="24"/>
           <w:u w:val="single"/>
         </w:rPr>
-        <w:hyperlink r:id="rId28" w:history="1">
+        <w:hyperlink r:id="rId26" w:history="1">
           <w:r>
             <w:rPr>
               <w:rStyle w:val="Hyperlink"/>

--- a/EXPORTS/DOCX/published/niveau3/Dutch/NZG.docx
+++ b/EXPORTS/DOCX/published/niveau3/Dutch/NZG.docx
@@ -1458,6 +1458,7 @@
       </w:r>
       <w:r>
         <w:rPr>
+          <w:u w:val="single" w:color="0000ff"/>
           <w:rFonts w:ascii="Charis SIL Regular" w:hAnsi="Charis SIL Regular" w:eastAsia="Charis SIL Regular"/>
           <w:b w:val="0"/>
           <w:i w:val="0"/>
@@ -2325,7 +2326,7 @@
           <w:sz w:val="24"/>
           <w:u w:val="single"/>
         </w:rPr>
-        <w:hyperlink r:id="rId18" w:history="1">
+        <w:hyperlink r:id="rId19" w:history="1">
           <w:r>
             <w:rPr>
               <w:rStyle w:val="Hyperlink"/>
@@ -3122,7 +3123,7 @@
           <w:sz w:val="24"/>
           <w:u w:val="single"/>
         </w:rPr>
-        <w:hyperlink r:id="rId24" w:history="1">
+        <w:hyperlink r:id="rId23" w:history="1">
           <w:r>
             <w:rPr>
               <w:rStyle w:val="Hyperlink"/>

--- a/EXPORTS/DOCX/published/niveau3/Dutch/NZG.docx
+++ b/EXPORTS/DOCX/published/niveau3/Dutch/NZG.docx
@@ -501,7 +501,7 @@
           <w:sz w:val="24"/>
           <w:u w:val="single"/>
         </w:rPr>
-        <w:hyperlink r:id="rId11" w:history="1">
+        <w:hyperlink r:id="rId12" w:history="1">
           <w:r>
             <w:rPr>
               <w:rStyle w:val="Hyperlink"/>
@@ -519,7 +519,7 @@
           <w:sz w:val="24"/>
           <w:u w:val="single"/>
         </w:rPr>
-        <w:hyperlink r:id="rId11" w:history="1">
+        <w:hyperlink r:id="rId12" w:history="1">
           <w:r>
             <w:rPr>
               <w:rStyle w:val="Hyperlink"/>
@@ -804,14 +804,7 @@
           <w:color w:val="000000"/>
           <w:sz w:val="24"/>
         </w:rPr>
-        <w:hyperlink r:id="rId13" w:history="1">
-          <w:r>
-            <w:rPr>
-              <w:rStyle w:val="Hyperlink"/>
-            </w:rPr>
-            <w:t>g. Deze a</w:t>
-          </w:r>
-        </w:hyperlink>
+        <w:t>g. Deze a</w:t>
       </w:r>
       <w:r>
         <w:rPr>
@@ -1310,198 +1303,7 @@
           <w:color w:val="000000"/>
           <w:sz w:val="24"/>
         </w:rPr>
-        <w:t>door h</w:t>
-      </w:r>
-      <w:r>
-        <w:rPr>
-          <w:u w:val="single" w:color="0000ff"/>
-          <w:rFonts w:ascii="Charis SIL Regular" w:hAnsi="Charis SIL Regular" w:eastAsia="Charis SIL Regular"/>
-          <w:b w:val="0"/>
-          <w:i w:val="0"/>
-          <w:color w:val="000000"/>
-          <w:sz w:val="24"/>
-        </w:rPr>
-        <w:hyperlink r:id="rId15" w:history="1">
-          <w:r>
-            <w:rPr>
-              <w:rStyle w:val="Hyperlink"/>
-            </w:rPr>
-            <w:t xml:space="preserve">et Huygens </w:t>
-          </w:r>
-        </w:hyperlink>
-      </w:r>
-      <w:r>
-        <w:rPr>
-          <w:u w:val="single" w:color="0000ff"/>
-          <w:rFonts w:ascii="Charis SIL Regular" w:hAnsi="Charis SIL Regular" w:eastAsia="Charis SIL Regular"/>
-          <w:b w:val="0"/>
-          <w:i w:val="0"/>
-          <w:color w:val="000000"/>
-          <w:sz w:val="24"/>
-        </w:rPr>
-        <w:hyperlink r:id="rId15" w:history="1">
-          <w:r>
-            <w:rPr>
-              <w:rStyle w:val="Hyperlink"/>
-            </w:rPr>
-            <w:t>I</w:t>
-          </w:r>
-        </w:hyperlink>
-      </w:r>
-      <w:r>
-        <w:rPr>
-          <w:u w:val="single" w:color="0000ff"/>
-          <w:rFonts w:ascii="Charis SIL Regular" w:hAnsi="Charis SIL Regular" w:eastAsia="Charis SIL Regular"/>
-          <w:b w:val="0"/>
-          <w:i w:val="0"/>
-          <w:color w:val="000000"/>
-          <w:sz w:val="24"/>
-        </w:rPr>
-        <w:hyperlink r:id="rId15" w:history="1">
-          <w:r>
-            <w:rPr>
-              <w:rStyle w:val="Hyperlink"/>
-            </w:rPr>
-            <w:t>nsti</w:t>
-          </w:r>
-        </w:hyperlink>
-      </w:r>
-      <w:r>
-        <w:rPr>
-          <w:u w:val="single" w:color="0000ff"/>
-          <w:rFonts w:ascii="Charis SIL Regular" w:hAnsi="Charis SIL Regular" w:eastAsia="Charis SIL Regular"/>
-          <w:b w:val="0"/>
-          <w:i w:val="0"/>
-          <w:color w:val="000000"/>
-          <w:sz w:val="24"/>
-        </w:rPr>
-        <w:hyperlink r:id="rId15" w:history="1">
-          <w:r>
-            <w:rPr>
-              <w:rStyle w:val="Hyperlink"/>
-            </w:rPr>
-            <w:t>t</w:t>
-          </w:r>
-        </w:hyperlink>
-      </w:r>
-      <w:r>
-        <w:rPr>
-          <w:u w:val="single" w:color="0000ff"/>
-          <w:rFonts w:ascii="Charis SIL Regular" w:hAnsi="Charis SIL Regular" w:eastAsia="Charis SIL Regular"/>
-          <w:b w:val="0"/>
-          <w:i w:val="0"/>
-          <w:color w:val="000000"/>
-          <w:sz w:val="24"/>
-        </w:rPr>
-        <w:hyperlink r:id="rId15" w:history="1">
-          <w:r>
-            <w:rPr>
-              <w:rStyle w:val="Hyperlink"/>
-            </w:rPr>
-            <w:t>uut, is een u</w:t>
-          </w:r>
-        </w:hyperlink>
-      </w:r>
-      <w:r>
-        <w:rPr>
-          <w:u w:val="single" w:color="0000ff"/>
-          <w:rFonts w:ascii="Charis SIL Regular" w:hAnsi="Charis SIL Regular" w:eastAsia="Charis SIL Regular"/>
-          <w:b w:val="0"/>
-          <w:i w:val="0"/>
-          <w:color w:val="000000"/>
-          <w:sz w:val="24"/>
-        </w:rPr>
-        <w:hyperlink r:id="rId15" w:history="1">
-          <w:r>
-            <w:rPr>
-              <w:rStyle w:val="Hyperlink"/>
-            </w:rPr>
-            <w:t>i</w:t>
-          </w:r>
-        </w:hyperlink>
-      </w:r>
-      <w:r>
-        <w:rPr>
-          <w:u w:val="single" w:color="0000ff"/>
-          <w:rFonts w:ascii="Charis SIL Regular" w:hAnsi="Charis SIL Regular" w:eastAsia="Charis SIL Regular"/>
-          <w:b w:val="0"/>
-          <w:i w:val="0"/>
-          <w:color w:val="000000"/>
-          <w:sz w:val="24"/>
-        </w:rPr>
-        <w:hyperlink r:id="rId15" w:history="1">
-          <w:r>
-            <w:rPr>
-              <w:rStyle w:val="Hyperlink"/>
-            </w:rPr>
-            <w:t>tvoerig le</w:t>
-          </w:r>
-        </w:hyperlink>
-      </w:r>
-      <w:r>
-        <w:rPr>
-          <w:u w:val="single" w:color="0000ff"/>
-          <w:rFonts w:ascii="Charis SIL Regular" w:hAnsi="Charis SIL Regular" w:eastAsia="Charis SIL Regular"/>
-          <w:b w:val="0"/>
-          <w:i w:val="0"/>
-          <w:color w:val="000000"/>
-          <w:sz w:val="24"/>
-        </w:rPr>
-        <w:hyperlink r:id="rId15" w:history="1">
-          <w:r>
-            <w:rPr>
-              <w:rStyle w:val="Hyperlink"/>
-            </w:rPr>
-            <w:t>m</w:t>
-          </w:r>
-        </w:hyperlink>
-      </w:r>
-      <w:r>
-        <w:rPr>
-          <w:u w:val="single" w:color="0000ff"/>
-          <w:rFonts w:ascii="Charis SIL Regular" w:hAnsi="Charis SIL Regular" w:eastAsia="Charis SIL Regular"/>
-          <w:b w:val="0"/>
-          <w:i w:val="0"/>
-          <w:color w:val="000000"/>
-          <w:sz w:val="24"/>
-        </w:rPr>
-        <w:t>m</w:t>
-      </w:r>
-      <w:r>
-        <w:rPr>
-          <w:u w:val="single" w:color="0000ff"/>
-          <w:rFonts w:ascii="Charis SIL Regular" w:hAnsi="Charis SIL Regular" w:eastAsia="Charis SIL Regular"/>
-          <w:b w:val="0"/>
-          <w:i w:val="0"/>
-          <w:color w:val="000000"/>
-          <w:sz w:val="24"/>
-        </w:rPr>
-        <w:hyperlink r:id="rId15" w:history="1">
-          <w:r>
-            <w:rPr>
-              <w:rStyle w:val="Hyperlink"/>
-            </w:rPr>
-            <w:t>a over</w:t>
-          </w:r>
-        </w:hyperlink>
-      </w:r>
-      <w:r>
-        <w:rPr>
-          <w:u w:val="single" w:color="0000ff"/>
-          <w:rFonts w:ascii="Charis SIL Regular" w:hAnsi="Charis SIL Regular" w:eastAsia="Charis SIL Regular"/>
-          <w:b w:val="0"/>
-          <w:i w:val="0"/>
-          <w:color w:val="000000"/>
-          <w:sz w:val="24"/>
-        </w:rPr>
-        <w:hyperlink r:id="rId15" w:history="1">
-          <w:r>
-            <w:rPr>
-              <w:rStyle w:val="Hyperlink"/>
-            </w:rPr>
-            <w:t xml:space="preserve"> het Neder</w:t>
-          </w:r>
-        </w:hyperlink>
+        <w:t>door het Huygens Instituut, is een uitvoerig lemma over het Neder</w:t>
       </w:r>
       <w:r>
         <w:rPr>
@@ -2308,7 +2110,7 @@
           <w:sz w:val="24"/>
           <w:u w:val="single"/>
         </w:rPr>
-        <w:hyperlink r:id="rId19" w:history="1">
+        <w:hyperlink r:id="rId18" w:history="1">
           <w:r>
             <w:rPr>
               <w:rStyle w:val="Hyperlink"/>
@@ -2326,7 +2128,7 @@
           <w:sz w:val="24"/>
           <w:u w:val="single"/>
         </w:rPr>
-        <w:hyperlink r:id="rId19" w:history="1">
+        <w:hyperlink r:id="rId18" w:history="1">
           <w:r>
             <w:rPr>
               <w:rStyle w:val="Hyperlink"/>
@@ -2825,7 +2627,7 @@
           <w:sz w:val="24"/>
           <w:u w:val="single"/>
         </w:rPr>
-        <w:hyperlink r:id="rId21" w:history="1">
+        <w:hyperlink r:id="rId22" w:history="1">
           <w:r>
             <w:rPr>
               <w:rStyle w:val="Hyperlink"/>
@@ -2854,6 +2656,7 @@
       </w:r>
       <w:r>
         <w:rPr>
+          <w:u w:val="single" w:color="0000ff"/>
           <w:rFonts w:ascii="Charis SIL Regular" w:hAnsi="Charis SIL Regular" w:eastAsia="Charis SIL Regular"/>
           <w:b w:val="0"/>
           <w:i w:val="0"/>
@@ -3123,7 +2926,7 @@
           <w:sz w:val="24"/>
           <w:u w:val="single"/>
         </w:rPr>
-        <w:hyperlink r:id="rId23" w:history="1">
+        <w:hyperlink r:id="rId24" w:history="1">
           <w:r>
             <w:rPr>
               <w:rStyle w:val="Hyperlink"/>

--- a/EXPORTS/DOCX/published/niveau3/Dutch/NZG.docx
+++ b/EXPORTS/DOCX/published/niveau3/Dutch/NZG.docx
@@ -501,7 +501,7 @@
           <w:sz w:val="24"/>
           <w:u w:val="single"/>
         </w:rPr>
-        <w:hyperlink r:id="rId12" w:history="1">
+        <w:hyperlink r:id="rId11" w:history="1">
           <w:r>
             <w:rPr>
               <w:rStyle w:val="Hyperlink"/>
@@ -519,7 +519,7 @@
           <w:sz w:val="24"/>
           <w:u w:val="single"/>
         </w:rPr>
-        <w:hyperlink r:id="rId12" w:history="1">
+        <w:hyperlink r:id="rId11" w:history="1">
           <w:r>
             <w:rPr>
               <w:rStyle w:val="Hyperlink"/>
@@ -804,7 +804,14 @@
           <w:color w:val="000000"/>
           <w:sz w:val="24"/>
         </w:rPr>
-        <w:t>g. Deze a</w:t>
+        <w:hyperlink r:id="rId13" w:history="1">
+          <w:r>
+            <w:rPr>
+              <w:rStyle w:val="Hyperlink"/>
+            </w:rPr>
+            <w:t>g. Deze a</w:t>
+          </w:r>
+        </w:hyperlink>
       </w:r>
       <w:r>
         <w:rPr>
@@ -1303,7 +1310,198 @@
           <w:color w:val="000000"/>
           <w:sz w:val="24"/>
         </w:rPr>
-        <w:t>door het Huygens Instituut, is een uitvoerig lemma over het Neder</w:t>
+        <w:t>door h</w:t>
+      </w:r>
+      <w:r>
+        <w:rPr>
+          <w:u w:val="single" w:color="0000ff"/>
+          <w:rFonts w:ascii="Charis SIL Regular" w:hAnsi="Charis SIL Regular" w:eastAsia="Charis SIL Regular"/>
+          <w:b w:val="0"/>
+          <w:i w:val="0"/>
+          <w:color w:val="000000"/>
+          <w:sz w:val="24"/>
+        </w:rPr>
+        <w:hyperlink r:id="rId15" w:history="1">
+          <w:r>
+            <w:rPr>
+              <w:rStyle w:val="Hyperlink"/>
+            </w:rPr>
+            <w:t xml:space="preserve">et Huygens </w:t>
+          </w:r>
+        </w:hyperlink>
+      </w:r>
+      <w:r>
+        <w:rPr>
+          <w:u w:val="single" w:color="0000ff"/>
+          <w:rFonts w:ascii="Charis SIL Regular" w:hAnsi="Charis SIL Regular" w:eastAsia="Charis SIL Regular"/>
+          <w:b w:val="0"/>
+          <w:i w:val="0"/>
+          <w:color w:val="000000"/>
+          <w:sz w:val="24"/>
+        </w:rPr>
+        <w:hyperlink r:id="rId15" w:history="1">
+          <w:r>
+            <w:rPr>
+              <w:rStyle w:val="Hyperlink"/>
+            </w:rPr>
+            <w:t>I</w:t>
+          </w:r>
+        </w:hyperlink>
+      </w:r>
+      <w:r>
+        <w:rPr>
+          <w:u w:val="single" w:color="0000ff"/>
+          <w:rFonts w:ascii="Charis SIL Regular" w:hAnsi="Charis SIL Regular" w:eastAsia="Charis SIL Regular"/>
+          <w:b w:val="0"/>
+          <w:i w:val="0"/>
+          <w:color w:val="000000"/>
+          <w:sz w:val="24"/>
+        </w:rPr>
+        <w:hyperlink r:id="rId15" w:history="1">
+          <w:r>
+            <w:rPr>
+              <w:rStyle w:val="Hyperlink"/>
+            </w:rPr>
+            <w:t>nsti</w:t>
+          </w:r>
+        </w:hyperlink>
+      </w:r>
+      <w:r>
+        <w:rPr>
+          <w:u w:val="single" w:color="0000ff"/>
+          <w:rFonts w:ascii="Charis SIL Regular" w:hAnsi="Charis SIL Regular" w:eastAsia="Charis SIL Regular"/>
+          <w:b w:val="0"/>
+          <w:i w:val="0"/>
+          <w:color w:val="000000"/>
+          <w:sz w:val="24"/>
+        </w:rPr>
+        <w:hyperlink r:id="rId15" w:history="1">
+          <w:r>
+            <w:rPr>
+              <w:rStyle w:val="Hyperlink"/>
+            </w:rPr>
+            <w:t>t</w:t>
+          </w:r>
+        </w:hyperlink>
+      </w:r>
+      <w:r>
+        <w:rPr>
+          <w:u w:val="single" w:color="0000ff"/>
+          <w:rFonts w:ascii="Charis SIL Regular" w:hAnsi="Charis SIL Regular" w:eastAsia="Charis SIL Regular"/>
+          <w:b w:val="0"/>
+          <w:i w:val="0"/>
+          <w:color w:val="000000"/>
+          <w:sz w:val="24"/>
+        </w:rPr>
+        <w:hyperlink r:id="rId15" w:history="1">
+          <w:r>
+            <w:rPr>
+              <w:rStyle w:val="Hyperlink"/>
+            </w:rPr>
+            <w:t>uut, is een u</w:t>
+          </w:r>
+        </w:hyperlink>
+      </w:r>
+      <w:r>
+        <w:rPr>
+          <w:u w:val="single" w:color="0000ff"/>
+          <w:rFonts w:ascii="Charis SIL Regular" w:hAnsi="Charis SIL Regular" w:eastAsia="Charis SIL Regular"/>
+          <w:b w:val="0"/>
+          <w:i w:val="0"/>
+          <w:color w:val="000000"/>
+          <w:sz w:val="24"/>
+        </w:rPr>
+        <w:hyperlink r:id="rId15" w:history="1">
+          <w:r>
+            <w:rPr>
+              <w:rStyle w:val="Hyperlink"/>
+            </w:rPr>
+            <w:t>i</w:t>
+          </w:r>
+        </w:hyperlink>
+      </w:r>
+      <w:r>
+        <w:rPr>
+          <w:u w:val="single" w:color="0000ff"/>
+          <w:rFonts w:ascii="Charis SIL Regular" w:hAnsi="Charis SIL Regular" w:eastAsia="Charis SIL Regular"/>
+          <w:b w:val="0"/>
+          <w:i w:val="0"/>
+          <w:color w:val="000000"/>
+          <w:sz w:val="24"/>
+        </w:rPr>
+        <w:hyperlink r:id="rId15" w:history="1">
+          <w:r>
+            <w:rPr>
+              <w:rStyle w:val="Hyperlink"/>
+            </w:rPr>
+            <w:t>tvoerig le</w:t>
+          </w:r>
+        </w:hyperlink>
+      </w:r>
+      <w:r>
+        <w:rPr>
+          <w:u w:val="single" w:color="0000ff"/>
+          <w:rFonts w:ascii="Charis SIL Regular" w:hAnsi="Charis SIL Regular" w:eastAsia="Charis SIL Regular"/>
+          <w:b w:val="0"/>
+          <w:i w:val="0"/>
+          <w:color w:val="000000"/>
+          <w:sz w:val="24"/>
+        </w:rPr>
+        <w:hyperlink r:id="rId15" w:history="1">
+          <w:r>
+            <w:rPr>
+              <w:rStyle w:val="Hyperlink"/>
+            </w:rPr>
+            <w:t>m</w:t>
+          </w:r>
+        </w:hyperlink>
+      </w:r>
+      <w:r>
+        <w:rPr>
+          <w:u w:val="single" w:color="0000ff"/>
+          <w:rFonts w:ascii="Charis SIL Regular" w:hAnsi="Charis SIL Regular" w:eastAsia="Charis SIL Regular"/>
+          <w:b w:val="0"/>
+          <w:i w:val="0"/>
+          <w:color w:val="000000"/>
+          <w:sz w:val="24"/>
+        </w:rPr>
+        <w:t>m</w:t>
+      </w:r>
+      <w:r>
+        <w:rPr>
+          <w:u w:val="single" w:color="0000ff"/>
+          <w:rFonts w:ascii="Charis SIL Regular" w:hAnsi="Charis SIL Regular" w:eastAsia="Charis SIL Regular"/>
+          <w:b w:val="0"/>
+          <w:i w:val="0"/>
+          <w:color w:val="000000"/>
+          <w:sz w:val="24"/>
+        </w:rPr>
+        <w:hyperlink r:id="rId15" w:history="1">
+          <w:r>
+            <w:rPr>
+              <w:rStyle w:val="Hyperlink"/>
+            </w:rPr>
+            <w:t>a over</w:t>
+          </w:r>
+        </w:hyperlink>
+      </w:r>
+      <w:r>
+        <w:rPr>
+          <w:u w:val="single" w:color="0000ff"/>
+          <w:rFonts w:ascii="Charis SIL Regular" w:hAnsi="Charis SIL Regular" w:eastAsia="Charis SIL Regular"/>
+          <w:b w:val="0"/>
+          <w:i w:val="0"/>
+          <w:color w:val="000000"/>
+          <w:sz w:val="24"/>
+        </w:rPr>
+        <w:hyperlink r:id="rId15" w:history="1">
+          <w:r>
+            <w:rPr>
+              <w:rStyle w:val="Hyperlink"/>
+            </w:rPr>
+            <w:t xml:space="preserve"> het Neder</w:t>
+          </w:r>
+        </w:hyperlink>
       </w:r>
       <w:r>
         <w:rPr>
@@ -2110,7 +2308,7 @@
           <w:sz w:val="24"/>
           <w:u w:val="single"/>
         </w:rPr>
-        <w:hyperlink r:id="rId18" w:history="1">
+        <w:hyperlink r:id="rId19" w:history="1">
           <w:r>
             <w:rPr>
               <w:rStyle w:val="Hyperlink"/>
@@ -2128,7 +2326,7 @@
           <w:sz w:val="24"/>
           <w:u w:val="single"/>
         </w:rPr>
-        <w:hyperlink r:id="rId18" w:history="1">
+        <w:hyperlink r:id="rId19" w:history="1">
           <w:r>
             <w:rPr>
               <w:rStyle w:val="Hyperlink"/>
@@ -2645,7 +2843,7 @@
           <w:sz w:val="24"/>
           <w:u w:val="single"/>
         </w:rPr>
-        <w:hyperlink r:id="rId21" w:history="1">
+        <w:hyperlink r:id="rId22" w:history="1">
           <w:r>
             <w:rPr>
               <w:rStyle w:val="Hyperlink"/>
@@ -2656,21 +2854,13 @@
       </w:r>
       <w:r>
         <w:rPr>
-          <w:u w:val="single" w:color="0000ff"/>
           <w:rFonts w:ascii="Charis SIL Regular" w:hAnsi="Charis SIL Regular" w:eastAsia="Charis SIL Regular"/>
           <w:b w:val="0"/>
           <w:i w:val="0"/>
           <w:color w:val="000000"/>
           <w:sz w:val="24"/>
         </w:rPr>
-        <w:hyperlink r:id="rId21" w:history="1">
-          <w:r>
-            <w:rPr>
-              <w:rStyle w:val="Hyperlink"/>
-            </w:rPr>
-            <w:t xml:space="preserve">, </w:t>
-          </w:r>
-        </w:hyperlink>
+        <w:t xml:space="preserve">, </w:t>
       </w:r>
       <w:r>
         <w:rPr>
@@ -2681,7 +2871,7 @@
           <w:sz w:val="24"/>
           <w:u w:val="single"/>
         </w:rPr>
-        <w:hyperlink r:id="rId21" w:history="1">
+        <w:hyperlink r:id="rId23" w:history="1">
           <w:r>
             <w:rPr>
               <w:rStyle w:val="Hyperlink"/>
@@ -2710,7 +2900,7 @@
           <w:sz w:val="24"/>
           <w:u w:val="single"/>
         </w:rPr>
-        <w:hyperlink r:id="rId21" w:history="1">
+        <w:hyperlink r:id="rId23" w:history="1">
           <w:r>
             <w:rPr>
               <w:rStyle w:val="Hyperlink"/>
@@ -2728,7 +2918,7 @@
           <w:sz w:val="24"/>
           <w:u w:val="single"/>
         </w:rPr>
-        <w:hyperlink r:id="rId21" w:history="1">
+        <w:hyperlink r:id="rId23" w:history="1">
           <w:r>
             <w:rPr>
               <w:rStyle w:val="Hyperlink"/>
@@ -2826,7 +3016,7 @@
           <w:sz w:val="24"/>
           <w:u w:val="single"/>
         </w:rPr>
-        <w:hyperlink r:id="rId23" w:history="1">
+        <w:hyperlink r:id="rId24" w:history="1">
           <w:r>
             <w:rPr>
               <w:rStyle w:val="Hyperlink"/>
@@ -2844,7 +3034,7 @@
           <w:sz w:val="24"/>
           <w:u w:val="single"/>
         </w:rPr>
-        <w:hyperlink r:id="rId23" w:history="1">
+        <w:hyperlink r:id="rId24" w:history="1">
           <w:r>
             <w:rPr>
               <w:rStyle w:val="Hyperlink"/>
@@ -2862,7 +3052,7 @@
           <w:sz w:val="24"/>
           <w:u w:val="single"/>
         </w:rPr>
-        <w:hyperlink r:id="rId23" w:history="1">
+        <w:hyperlink r:id="rId24" w:history="1">
           <w:r>
             <w:rPr>
               <w:rStyle w:val="Hyperlink"/>
@@ -2880,7 +3070,7 @@
           <w:sz w:val="24"/>
           <w:u w:val="single"/>
         </w:rPr>
-        <w:hyperlink r:id="rId23" w:history="1">
+        <w:hyperlink r:id="rId24" w:history="1">
           <w:r>
             <w:rPr>
               <w:rStyle w:val="Hyperlink"/>
@@ -2908,7 +3098,7 @@
           <w:sz w:val="24"/>
           <w:u w:val="single"/>
         </w:rPr>
-        <w:hyperlink r:id="rId24" w:history="1">
+        <w:hyperlink r:id="rId25" w:history="1">
           <w:r>
             <w:rPr>
               <w:rStyle w:val="Hyperlink"/>
@@ -2926,7 +3116,7 @@
           <w:sz w:val="24"/>
           <w:u w:val="single"/>
         </w:rPr>
-        <w:hyperlink r:id="rId24" w:history="1">
+        <w:hyperlink r:id="rId25" w:history="1">
           <w:r>
             <w:rPr>
               <w:rStyle w:val="Hyperlink"/>
@@ -2944,7 +3134,7 @@
           <w:sz w:val="24"/>
           <w:u w:val="single"/>
         </w:rPr>
-        <w:hyperlink r:id="rId23" w:history="1">
+        <w:hyperlink r:id="rId25" w:history="1">
           <w:r>
             <w:rPr>
               <w:rStyle w:val="Hyperlink"/>
@@ -2955,13 +3145,14 @@
       </w:r>
       <w:r>
         <w:rPr>
+          <w:u w:val="single" w:color="0000ff"/>
           <w:rFonts w:ascii="Charis SIL Regular" w:hAnsi="Charis SIL Regular" w:eastAsia="Charis SIL Regular"/>
           <w:b w:val="0"/>
           <w:i w:val="0"/>
           <w:color w:val="000000"/>
           <w:sz w:val="24"/>
         </w:rPr>
-        <w:hyperlink r:id="rId23" w:history="1">
+        <w:hyperlink r:id="rId24" w:history="1">
           <w:r>
             <w:rPr>
               <w:rStyle w:val="Hyperlink"/>
@@ -2979,7 +3170,7 @@
           <w:sz w:val="24"/>
           <w:u w:val="single"/>
         </w:rPr>
-        <w:hyperlink r:id="rId23" w:history="1">
+        <w:hyperlink r:id="rId26" w:history="1">
           <w:r>
             <w:rPr>
               <w:rStyle w:val="Hyperlink"/>
@@ -3008,7 +3199,7 @@
           <w:sz w:val="24"/>
           <w:u w:val="single"/>
         </w:rPr>
-        <w:hyperlink r:id="rId23" w:history="1">
+        <w:hyperlink r:id="rId26" w:history="1">
           <w:r>
             <w:rPr>
               <w:rStyle w:val="Hyperlink"/>
@@ -3026,7 +3217,7 @@
           <w:sz w:val="24"/>
           <w:u w:val="single"/>
         </w:rPr>
-        <w:hyperlink r:id="rId23" w:history="1">
+        <w:hyperlink r:id="rId26" w:history="1">
           <w:r>
             <w:rPr>
               <w:rStyle w:val="Hyperlink"/>
@@ -3157,7 +3348,7 @@
           <w:sz w:val="24"/>
           <w:u w:val="single"/>
         </w:rPr>
-        <w:hyperlink r:id="rId25" w:history="1">
+        <w:hyperlink r:id="rId27" w:history="1">
           <w:r>
             <w:rPr>
               <w:rStyle w:val="Hyperlink"/>
@@ -3195,7 +3386,7 @@
           <w:sz w:val="24"/>
           <w:u w:val="single"/>
         </w:rPr>
-        <w:hyperlink r:id="rId26" w:history="1">
+        <w:hyperlink r:id="rId28" w:history="1">
           <w:r>
             <w:rPr>
               <w:rStyle w:val="Hyperlink"/>
@@ -3213,7 +3404,7 @@
           <w:sz w:val="24"/>
           <w:u w:val="single"/>
         </w:rPr>
-        <w:hyperlink r:id="rId26" w:history="1">
+        <w:hyperlink r:id="rId28" w:history="1">
           <w:r>
             <w:rPr>
               <w:rStyle w:val="Hyperlink"/>
@@ -3231,7 +3422,7 @@
           <w:sz w:val="24"/>
           <w:u w:val="single"/>
         </w:rPr>
-        <w:hyperlink r:id="rId26" w:history="1">
+        <w:hyperlink r:id="rId28" w:history="1">
           <w:r>
             <w:rPr>
               <w:rStyle w:val="Hyperlink"/>
@@ -3249,7 +3440,7 @@
           <w:sz w:val="24"/>
           <w:u w:val="single"/>
         </w:rPr>
-        <w:hyperlink r:id="rId26" w:history="1">
+        <w:hyperlink r:id="rId28" w:history="1">
           <w:r>
             <w:rPr>
               <w:rStyle w:val="Hyperlink"/>
@@ -3270,7 +3461,7 @@
           <w:sz w:val="24"/>
           <w:u w:val="single"/>
         </w:rPr>
-        <w:hyperlink r:id="rId26" w:history="1">
+        <w:hyperlink r:id="rId28" w:history="1">
           <w:r>
             <w:rPr>
               <w:rStyle w:val="Hyperlink"/>
@@ -3288,7 +3479,7 @@
           <w:sz w:val="24"/>
           <w:u w:val="single"/>
         </w:rPr>
-        <w:hyperlink r:id="rId26" w:history="1">
+        <w:hyperlink r:id="rId28" w:history="1">
           <w:r>
             <w:rPr>
               <w:rStyle w:val="Hyperlink"/>
@@ -3306,7 +3497,7 @@
           <w:sz w:val="24"/>
           <w:u w:val="single"/>
         </w:rPr>
-        <w:hyperlink r:id="rId26" w:history="1">
+        <w:hyperlink r:id="rId28" w:history="1">
           <w:r>
             <w:rPr>
               <w:rStyle w:val="Hyperlink"/>
@@ -3324,7 +3515,7 @@
           <w:sz w:val="24"/>
           <w:u w:val="single"/>
         </w:rPr>
-        <w:hyperlink r:id="rId26" w:history="1">
+        <w:hyperlink r:id="rId28" w:history="1">
           <w:r>
             <w:rPr>
               <w:rStyle w:val="Hyperlink"/>
@@ -3342,7 +3533,7 @@
           <w:sz w:val="24"/>
           <w:u w:val="single"/>
         </w:rPr>
-        <w:hyperlink r:id="rId26" w:history="1">
+        <w:hyperlink r:id="rId28" w:history="1">
           <w:r>
             <w:rPr>
               <w:rStyle w:val="Hyperlink"/>
@@ -3370,7 +3561,7 @@
           <w:sz w:val="24"/>
           <w:u w:val="single"/>
         </w:rPr>
-        <w:hyperlink r:id="rId26" w:history="1">
+        <w:hyperlink r:id="rId28" w:history="1">
           <w:r>
             <w:rPr>
               <w:rStyle w:val="Hyperlink"/>

--- a/EXPORTS/DOCX/published/niveau3/Dutch/NZG.docx
+++ b/EXPORTS/DOCX/published/niveau3/Dutch/NZG.docx
@@ -2308,7 +2308,7 @@
           <w:sz w:val="24"/>
           <w:u w:val="single"/>
         </w:rPr>
-        <w:hyperlink r:id="rId19" w:history="1">
+        <w:hyperlink r:id="rId18" w:history="1">
           <w:r>
             <w:rPr>
               <w:rStyle w:val="Hyperlink"/>
@@ -2326,7 +2326,7 @@
           <w:sz w:val="24"/>
           <w:u w:val="single"/>
         </w:rPr>
-        <w:hyperlink r:id="rId19" w:history="1">
+        <w:hyperlink r:id="rId18" w:history="1">
           <w:r>
             <w:rPr>
               <w:rStyle w:val="Hyperlink"/>
@@ -2854,6 +2854,7 @@
       </w:r>
       <w:r>
         <w:rPr>
+          <w:u w:val="single" w:color="0000ff"/>
           <w:rFonts w:ascii="Charis SIL Regular" w:hAnsi="Charis SIL Regular" w:eastAsia="Charis SIL Regular"/>
           <w:b w:val="0"/>
           <w:i w:val="0"/>
@@ -2918,7 +2919,7 @@
           <w:sz w:val="24"/>
           <w:u w:val="single"/>
         </w:rPr>
-        <w:hyperlink r:id="rId23" w:history="1">
+        <w:hyperlink r:id="rId21" w:history="1">
           <w:r>
             <w:rPr>
               <w:rStyle w:val="Hyperlink"/>
@@ -3145,21 +3146,13 @@
       </w:r>
       <w:r>
         <w:rPr>
-          <w:u w:val="single" w:color="0000ff"/>
           <w:rFonts w:ascii="Charis SIL Regular" w:hAnsi="Charis SIL Regular" w:eastAsia="Charis SIL Regular"/>
           <w:b w:val="0"/>
           <w:i w:val="0"/>
           <w:color w:val="000000"/>
           <w:sz w:val="24"/>
         </w:rPr>
-        <w:hyperlink r:id="rId24" w:history="1">
-          <w:r>
-            <w:rPr>
-              <w:rStyle w:val="Hyperlink"/>
-            </w:rPr>
-            <w:t xml:space="preserve">, </w:t>
-          </w:r>
-        </w:hyperlink>
+        <w:t xml:space="preserve">, </w:t>
       </w:r>
       <w:r>
         <w:rPr>
@@ -3217,7 +3210,7 @@
           <w:sz w:val="24"/>
           <w:u w:val="single"/>
         </w:rPr>
-        <w:hyperlink r:id="rId26" w:history="1">
+        <w:hyperlink r:id="rId24" w:history="1">
           <w:r>
             <w:rPr>
               <w:rStyle w:val="Hyperlink"/>

--- a/EXPORTS/DOCX/published/niveau3/Dutch/NZG.docx
+++ b/EXPORTS/DOCX/published/niveau3/Dutch/NZG.docx
@@ -2825,7 +2825,7 @@
           <w:sz w:val="24"/>
           <w:u w:val="single"/>
         </w:rPr>
-        <w:hyperlink r:id="rId22" w:history="1">
+        <w:hyperlink r:id="rId21" w:history="1">
           <w:r>
             <w:rPr>
               <w:rStyle w:val="Hyperlink"/>
@@ -2843,7 +2843,7 @@
           <w:sz w:val="24"/>
           <w:u w:val="single"/>
         </w:rPr>
-        <w:hyperlink r:id="rId22" w:history="1">
+        <w:hyperlink r:id="rId21" w:history="1">
           <w:r>
             <w:rPr>
               <w:rStyle w:val="Hyperlink"/>
@@ -2861,7 +2861,14 @@
           <w:color w:val="000000"/>
           <w:sz w:val="24"/>
         </w:rPr>
-        <w:t xml:space="preserve">, </w:t>
+        <w:hyperlink r:id="rId21" w:history="1">
+          <w:r>
+            <w:rPr>
+              <w:rStyle w:val="Hyperlink"/>
+            </w:rPr>
+            <w:t xml:space="preserve">, </w:t>
+          </w:r>
+        </w:hyperlink>
       </w:r>
       <w:r>
         <w:rPr>
@@ -2872,7 +2879,7 @@
           <w:sz w:val="24"/>
           <w:u w:val="single"/>
         </w:rPr>
-        <w:hyperlink r:id="rId23" w:history="1">
+        <w:hyperlink r:id="rId21" w:history="1">
           <w:r>
             <w:rPr>
               <w:rStyle w:val="Hyperlink"/>
@@ -2919,7 +2926,7 @@
           <w:sz w:val="24"/>
           <w:u w:val="single"/>
         </w:rPr>
-        <w:hyperlink r:id="rId21" w:history="1">
+        <w:hyperlink r:id="rId23" w:history="1">
           <w:r>
             <w:rPr>
               <w:rStyle w:val="Hyperlink"/>
@@ -3117,7 +3124,7 @@
           <w:sz w:val="24"/>
           <w:u w:val="single"/>
         </w:rPr>
-        <w:hyperlink r:id="rId25" w:history="1">
+        <w:hyperlink r:id="rId24" w:history="1">
           <w:r>
             <w:rPr>
               <w:rStyle w:val="Hyperlink"/>
@@ -3135,7 +3142,7 @@
           <w:sz w:val="24"/>
           <w:u w:val="single"/>
         </w:rPr>
-        <w:hyperlink r:id="rId25" w:history="1">
+        <w:hyperlink r:id="rId24" w:history="1">
           <w:r>
             <w:rPr>
               <w:rStyle w:val="Hyperlink"/>
@@ -3152,7 +3159,14 @@
           <w:color w:val="000000"/>
           <w:sz w:val="24"/>
         </w:rPr>
-        <w:t xml:space="preserve">, </w:t>
+        <w:hyperlink r:id="rId24" w:history="1">
+          <w:r>
+            <w:rPr>
+              <w:rStyle w:val="Hyperlink"/>
+            </w:rPr>
+            <w:t xml:space="preserve">, </w:t>
+          </w:r>
+        </w:hyperlink>
       </w:r>
       <w:r>
         <w:rPr>
@@ -3163,7 +3177,7 @@
           <w:sz w:val="24"/>
           <w:u w:val="single"/>
         </w:rPr>
-        <w:hyperlink r:id="rId26" w:history="1">
+        <w:hyperlink r:id="rId24" w:history="1">
           <w:r>
             <w:rPr>
               <w:rStyle w:val="Hyperlink"/>
@@ -3192,7 +3206,7 @@
           <w:sz w:val="24"/>
           <w:u w:val="single"/>
         </w:rPr>
-        <w:hyperlink r:id="rId26" w:history="1">
+        <w:hyperlink r:id="rId24" w:history="1">
           <w:r>
             <w:rPr>
               <w:rStyle w:val="Hyperlink"/>
@@ -3341,7 +3355,7 @@
           <w:sz w:val="24"/>
           <w:u w:val="single"/>
         </w:rPr>
-        <w:hyperlink r:id="rId27" w:history="1">
+        <w:hyperlink r:id="rId26" w:history="1">
           <w:r>
             <w:rPr>
               <w:rStyle w:val="Hyperlink"/>
@@ -3379,7 +3393,7 @@
           <w:sz w:val="24"/>
           <w:u w:val="single"/>
         </w:rPr>
-        <w:hyperlink r:id="rId28" w:history="1">
+        <w:hyperlink r:id="rId27" w:history="1">
           <w:r>
             <w:rPr>
               <w:rStyle w:val="Hyperlink"/>
@@ -3397,7 +3411,7 @@
           <w:sz w:val="24"/>
           <w:u w:val="single"/>
         </w:rPr>
-        <w:hyperlink r:id="rId28" w:history="1">
+        <w:hyperlink r:id="rId27" w:history="1">
           <w:r>
             <w:rPr>
               <w:rStyle w:val="Hyperlink"/>
@@ -3415,7 +3429,7 @@
           <w:sz w:val="24"/>
           <w:u w:val="single"/>
         </w:rPr>
-        <w:hyperlink r:id="rId28" w:history="1">
+        <w:hyperlink r:id="rId27" w:history="1">
           <w:r>
             <w:rPr>
               <w:rStyle w:val="Hyperlink"/>
@@ -3433,7 +3447,7 @@
           <w:sz w:val="24"/>
           <w:u w:val="single"/>
         </w:rPr>
-        <w:hyperlink r:id="rId28" w:history="1">
+        <w:hyperlink r:id="rId27" w:history="1">
           <w:r>
             <w:rPr>
               <w:rStyle w:val="Hyperlink"/>
@@ -3454,7 +3468,7 @@
           <w:sz w:val="24"/>
           <w:u w:val="single"/>
         </w:rPr>
-        <w:hyperlink r:id="rId28" w:history="1">
+        <w:hyperlink r:id="rId27" w:history="1">
           <w:r>
             <w:rPr>
               <w:rStyle w:val="Hyperlink"/>
@@ -3472,7 +3486,7 @@
           <w:sz w:val="24"/>
           <w:u w:val="single"/>
         </w:rPr>
-        <w:hyperlink r:id="rId28" w:history="1">
+        <w:hyperlink r:id="rId27" w:history="1">
           <w:r>
             <w:rPr>
               <w:rStyle w:val="Hyperlink"/>
@@ -3490,7 +3504,7 @@
           <w:sz w:val="24"/>
           <w:u w:val="single"/>
         </w:rPr>
-        <w:hyperlink r:id="rId28" w:history="1">
+        <w:hyperlink r:id="rId27" w:history="1">
           <w:r>
             <w:rPr>
               <w:rStyle w:val="Hyperlink"/>
@@ -3508,7 +3522,7 @@
           <w:sz w:val="24"/>
           <w:u w:val="single"/>
         </w:rPr>
-        <w:hyperlink r:id="rId28" w:history="1">
+        <w:hyperlink r:id="rId27" w:history="1">
           <w:r>
             <w:rPr>
               <w:rStyle w:val="Hyperlink"/>
@@ -3526,7 +3540,7 @@
           <w:sz w:val="24"/>
           <w:u w:val="single"/>
         </w:rPr>
-        <w:hyperlink r:id="rId28" w:history="1">
+        <w:hyperlink r:id="rId27" w:history="1">
           <w:r>
             <w:rPr>
               <w:rStyle w:val="Hyperlink"/>
@@ -3554,7 +3568,7 @@
           <w:sz w:val="24"/>
           <w:u w:val="single"/>
         </w:rPr>
-        <w:hyperlink r:id="rId28" w:history="1">
+        <w:hyperlink r:id="rId27" w:history="1">
           <w:r>
             <w:rPr>
               <w:rStyle w:val="Hyperlink"/>

--- a/EXPORTS/DOCX/published/niveau3/Dutch/NZG.docx
+++ b/EXPORTS/DOCX/published/niveau3/Dutch/NZG.docx
@@ -447,14 +447,7 @@
           <w:sz w:val="24"/>
           <w:u w:val="single"/>
         </w:rPr>
-        <w:hyperlink r:id="rId12" w:history="1">
-          <w:r>
-            <w:rPr>
-              <w:rStyle w:val="Hyperlink"/>
-            </w:rPr>
-            <w:t>Ne</w:t>
-          </w:r>
-        </w:hyperlink>
+        <w:t>Ne</w:t>
       </w:r>
       <w:r>
         <w:rPr>
@@ -519,7 +512,7 @@
           <w:sz w:val="24"/>
           <w:u w:val="single"/>
         </w:rPr>
-        <w:hyperlink r:id="rId11" w:history="1">
+        <w:hyperlink r:id="rId12" w:history="1">
           <w:r>
             <w:rPr>
               <w:rStyle w:val="Hyperlink"/>
@@ -1321,187 +1314,7 @@
           <w:color w:val="000000"/>
           <w:sz w:val="24"/>
         </w:rPr>
-        <w:hyperlink r:id="rId15" w:history="1">
-          <w:r>
-            <w:rPr>
-              <w:rStyle w:val="Hyperlink"/>
-            </w:rPr>
-            <w:t xml:space="preserve">et Huygens </w:t>
-          </w:r>
-        </w:hyperlink>
-      </w:r>
-      <w:r>
-        <w:rPr>
-          <w:u w:val="single" w:color="0000ff"/>
-          <w:rFonts w:ascii="Charis SIL Regular" w:hAnsi="Charis SIL Regular" w:eastAsia="Charis SIL Regular"/>
-          <w:b w:val="0"/>
-          <w:i w:val="0"/>
-          <w:color w:val="000000"/>
-          <w:sz w:val="24"/>
-        </w:rPr>
-        <w:hyperlink r:id="rId15" w:history="1">
-          <w:r>
-            <w:rPr>
-              <w:rStyle w:val="Hyperlink"/>
-            </w:rPr>
-            <w:t>I</w:t>
-          </w:r>
-        </w:hyperlink>
-      </w:r>
-      <w:r>
-        <w:rPr>
-          <w:u w:val="single" w:color="0000ff"/>
-          <w:rFonts w:ascii="Charis SIL Regular" w:hAnsi="Charis SIL Regular" w:eastAsia="Charis SIL Regular"/>
-          <w:b w:val="0"/>
-          <w:i w:val="0"/>
-          <w:color w:val="000000"/>
-          <w:sz w:val="24"/>
-        </w:rPr>
-        <w:hyperlink r:id="rId15" w:history="1">
-          <w:r>
-            <w:rPr>
-              <w:rStyle w:val="Hyperlink"/>
-            </w:rPr>
-            <w:t>nsti</w:t>
-          </w:r>
-        </w:hyperlink>
-      </w:r>
-      <w:r>
-        <w:rPr>
-          <w:u w:val="single" w:color="0000ff"/>
-          <w:rFonts w:ascii="Charis SIL Regular" w:hAnsi="Charis SIL Regular" w:eastAsia="Charis SIL Regular"/>
-          <w:b w:val="0"/>
-          <w:i w:val="0"/>
-          <w:color w:val="000000"/>
-          <w:sz w:val="24"/>
-        </w:rPr>
-        <w:hyperlink r:id="rId15" w:history="1">
-          <w:r>
-            <w:rPr>
-              <w:rStyle w:val="Hyperlink"/>
-            </w:rPr>
-            <w:t>t</w:t>
-          </w:r>
-        </w:hyperlink>
-      </w:r>
-      <w:r>
-        <w:rPr>
-          <w:u w:val="single" w:color="0000ff"/>
-          <w:rFonts w:ascii="Charis SIL Regular" w:hAnsi="Charis SIL Regular" w:eastAsia="Charis SIL Regular"/>
-          <w:b w:val="0"/>
-          <w:i w:val="0"/>
-          <w:color w:val="000000"/>
-          <w:sz w:val="24"/>
-        </w:rPr>
-        <w:hyperlink r:id="rId15" w:history="1">
-          <w:r>
-            <w:rPr>
-              <w:rStyle w:val="Hyperlink"/>
-            </w:rPr>
-            <w:t>uut, is een u</w:t>
-          </w:r>
-        </w:hyperlink>
-      </w:r>
-      <w:r>
-        <w:rPr>
-          <w:u w:val="single" w:color="0000ff"/>
-          <w:rFonts w:ascii="Charis SIL Regular" w:hAnsi="Charis SIL Regular" w:eastAsia="Charis SIL Regular"/>
-          <w:b w:val="0"/>
-          <w:i w:val="0"/>
-          <w:color w:val="000000"/>
-          <w:sz w:val="24"/>
-        </w:rPr>
-        <w:hyperlink r:id="rId15" w:history="1">
-          <w:r>
-            <w:rPr>
-              <w:rStyle w:val="Hyperlink"/>
-            </w:rPr>
-            <w:t>i</w:t>
-          </w:r>
-        </w:hyperlink>
-      </w:r>
-      <w:r>
-        <w:rPr>
-          <w:u w:val="single" w:color="0000ff"/>
-          <w:rFonts w:ascii="Charis SIL Regular" w:hAnsi="Charis SIL Regular" w:eastAsia="Charis SIL Regular"/>
-          <w:b w:val="0"/>
-          <w:i w:val="0"/>
-          <w:color w:val="000000"/>
-          <w:sz w:val="24"/>
-        </w:rPr>
-        <w:hyperlink r:id="rId15" w:history="1">
-          <w:r>
-            <w:rPr>
-              <w:rStyle w:val="Hyperlink"/>
-            </w:rPr>
-            <w:t>tvoerig le</w:t>
-          </w:r>
-        </w:hyperlink>
-      </w:r>
-      <w:r>
-        <w:rPr>
-          <w:u w:val="single" w:color="0000ff"/>
-          <w:rFonts w:ascii="Charis SIL Regular" w:hAnsi="Charis SIL Regular" w:eastAsia="Charis SIL Regular"/>
-          <w:b w:val="0"/>
-          <w:i w:val="0"/>
-          <w:color w:val="000000"/>
-          <w:sz w:val="24"/>
-        </w:rPr>
-        <w:hyperlink r:id="rId15" w:history="1">
-          <w:r>
-            <w:rPr>
-              <w:rStyle w:val="Hyperlink"/>
-            </w:rPr>
-            <w:t>m</w:t>
-          </w:r>
-        </w:hyperlink>
-      </w:r>
-      <w:r>
-        <w:rPr>
-          <w:u w:val="single" w:color="0000ff"/>
-          <w:rFonts w:ascii="Charis SIL Regular" w:hAnsi="Charis SIL Regular" w:eastAsia="Charis SIL Regular"/>
-          <w:b w:val="0"/>
-          <w:i w:val="0"/>
-          <w:color w:val="000000"/>
-          <w:sz w:val="24"/>
-        </w:rPr>
-        <w:t>m</w:t>
-      </w:r>
-      <w:r>
-        <w:rPr>
-          <w:u w:val="single" w:color="0000ff"/>
-          <w:rFonts w:ascii="Charis SIL Regular" w:hAnsi="Charis SIL Regular" w:eastAsia="Charis SIL Regular"/>
-          <w:b w:val="0"/>
-          <w:i w:val="0"/>
-          <w:color w:val="000000"/>
-          <w:sz w:val="24"/>
-        </w:rPr>
-        <w:hyperlink r:id="rId15" w:history="1">
-          <w:r>
-            <w:rPr>
-              <w:rStyle w:val="Hyperlink"/>
-            </w:rPr>
-            <w:t>a over</w:t>
-          </w:r>
-        </w:hyperlink>
-      </w:r>
-      <w:r>
-        <w:rPr>
-          <w:u w:val="single" w:color="0000ff"/>
-          <w:rFonts w:ascii="Charis SIL Regular" w:hAnsi="Charis SIL Regular" w:eastAsia="Charis SIL Regular"/>
-          <w:b w:val="0"/>
-          <w:i w:val="0"/>
-          <w:color w:val="000000"/>
-          <w:sz w:val="24"/>
-        </w:rPr>
-        <w:hyperlink r:id="rId15" w:history="1">
-          <w:r>
-            <w:rPr>
-              <w:rStyle w:val="Hyperlink"/>
-            </w:rPr>
-            <w:t xml:space="preserve"> het Neder</w:t>
-          </w:r>
-        </w:hyperlink>
+        <w:t>et Huygens Instituut, is een uitvoerig lemma over het Neder</w:t>
       </w:r>
       <w:r>
         <w:rPr>
@@ -2308,7 +2121,7 @@
           <w:sz w:val="24"/>
           <w:u w:val="single"/>
         </w:rPr>
-        <w:hyperlink r:id="rId18" w:history="1">
+        <w:hyperlink r:id="rId19" w:history="1">
           <w:r>
             <w:rPr>
               <w:rStyle w:val="Hyperlink"/>
@@ -2825,7 +2638,7 @@
           <w:sz w:val="24"/>
           <w:u w:val="single"/>
         </w:rPr>
-        <w:hyperlink r:id="rId21" w:history="1">
+        <w:hyperlink r:id="rId22" w:history="1">
           <w:r>
             <w:rPr>
               <w:rStyle w:val="Hyperlink"/>
@@ -2843,7 +2656,7 @@
           <w:sz w:val="24"/>
           <w:u w:val="single"/>
         </w:rPr>
-        <w:hyperlink r:id="rId21" w:history="1">
+        <w:hyperlink r:id="rId22" w:history="1">
           <w:r>
             <w:rPr>
               <w:rStyle w:val="Hyperlink"/>
@@ -2879,7 +2692,7 @@
           <w:sz w:val="24"/>
           <w:u w:val="single"/>
         </w:rPr>
-        <w:hyperlink r:id="rId21" w:history="1">
+        <w:hyperlink r:id="rId23" w:history="1">
           <w:r>
             <w:rPr>
               <w:rStyle w:val="Hyperlink"/>
@@ -3124,7 +2937,7 @@
           <w:sz w:val="24"/>
           <w:u w:val="single"/>
         </w:rPr>
-        <w:hyperlink r:id="rId24" w:history="1">
+        <w:hyperlink r:id="rId25" w:history="1">
           <w:r>
             <w:rPr>
               <w:rStyle w:val="Hyperlink"/>
@@ -3142,7 +2955,7 @@
           <w:sz w:val="24"/>
           <w:u w:val="single"/>
         </w:rPr>
-        <w:hyperlink r:id="rId24" w:history="1">
+        <w:hyperlink r:id="rId25" w:history="1">
           <w:r>
             <w:rPr>
               <w:rStyle w:val="Hyperlink"/>
@@ -3177,7 +2990,7 @@
           <w:sz w:val="24"/>
           <w:u w:val="single"/>
         </w:rPr>
-        <w:hyperlink r:id="rId24" w:history="1">
+        <w:hyperlink r:id="rId26" w:history="1">
           <w:r>
             <w:rPr>
               <w:rStyle w:val="Hyperlink"/>
@@ -3206,7 +3019,7 @@
           <w:sz w:val="24"/>
           <w:u w:val="single"/>
         </w:rPr>
-        <w:hyperlink r:id="rId24" w:history="1">
+        <w:hyperlink r:id="rId26" w:history="1">
           <w:r>
             <w:rPr>
               <w:rStyle w:val="Hyperlink"/>
@@ -3224,7 +3037,7 @@
           <w:sz w:val="24"/>
           <w:u w:val="single"/>
         </w:rPr>
-        <w:hyperlink r:id="rId24" w:history="1">
+        <w:hyperlink r:id="rId26" w:history="1">
           <w:r>
             <w:rPr>
               <w:rStyle w:val="Hyperlink"/>
@@ -3355,7 +3168,7 @@
           <w:sz w:val="24"/>
           <w:u w:val="single"/>
         </w:rPr>
-        <w:hyperlink r:id="rId26" w:history="1">
+        <w:hyperlink r:id="rId27" w:history="1">
           <w:r>
             <w:rPr>
               <w:rStyle w:val="Hyperlink"/>
@@ -3393,7 +3206,7 @@
           <w:sz w:val="24"/>
           <w:u w:val="single"/>
         </w:rPr>
-        <w:hyperlink r:id="rId27" w:history="1">
+        <w:hyperlink r:id="rId28" w:history="1">
           <w:r>
             <w:rPr>
               <w:rStyle w:val="Hyperlink"/>
@@ -3411,7 +3224,7 @@
           <w:sz w:val="24"/>
           <w:u w:val="single"/>
         </w:rPr>
-        <w:hyperlink r:id="rId27" w:history="1">
+        <w:hyperlink r:id="rId28" w:history="1">
           <w:r>
             <w:rPr>
               <w:rStyle w:val="Hyperlink"/>
@@ -3429,7 +3242,7 @@
           <w:sz w:val="24"/>
           <w:u w:val="single"/>
         </w:rPr>
-        <w:hyperlink r:id="rId27" w:history="1">
+        <w:hyperlink r:id="rId28" w:history="1">
           <w:r>
             <w:rPr>
               <w:rStyle w:val="Hyperlink"/>
@@ -3447,7 +3260,7 @@
           <w:sz w:val="24"/>
           <w:u w:val="single"/>
         </w:rPr>
-        <w:hyperlink r:id="rId27" w:history="1">
+        <w:hyperlink r:id="rId28" w:history="1">
           <w:r>
             <w:rPr>
               <w:rStyle w:val="Hyperlink"/>
@@ -3468,7 +3281,7 @@
           <w:sz w:val="24"/>
           <w:u w:val="single"/>
         </w:rPr>
-        <w:hyperlink r:id="rId27" w:history="1">
+        <w:hyperlink r:id="rId28" w:history="1">
           <w:r>
             <w:rPr>
               <w:rStyle w:val="Hyperlink"/>
@@ -3486,7 +3299,7 @@
           <w:sz w:val="24"/>
           <w:u w:val="single"/>
         </w:rPr>
-        <w:hyperlink r:id="rId27" w:history="1">
+        <w:hyperlink r:id="rId28" w:history="1">
           <w:r>
             <w:rPr>
               <w:rStyle w:val="Hyperlink"/>
@@ -3504,7 +3317,7 @@
           <w:sz w:val="24"/>
           <w:u w:val="single"/>
         </w:rPr>
-        <w:hyperlink r:id="rId27" w:history="1">
+        <w:hyperlink r:id="rId28" w:history="1">
           <w:r>
             <w:rPr>
               <w:rStyle w:val="Hyperlink"/>
@@ -3522,7 +3335,7 @@
           <w:sz w:val="24"/>
           <w:u w:val="single"/>
         </w:rPr>
-        <w:hyperlink r:id="rId27" w:history="1">
+        <w:hyperlink r:id="rId28" w:history="1">
           <w:r>
             <w:rPr>
               <w:rStyle w:val="Hyperlink"/>
@@ -3540,7 +3353,7 @@
           <w:sz w:val="24"/>
           <w:u w:val="single"/>
         </w:rPr>
-        <w:hyperlink r:id="rId27" w:history="1">
+        <w:hyperlink r:id="rId28" w:history="1">
           <w:r>
             <w:rPr>
               <w:rStyle w:val="Hyperlink"/>
@@ -3568,7 +3381,7 @@
           <w:sz w:val="24"/>
           <w:u w:val="single"/>
         </w:rPr>
-        <w:hyperlink r:id="rId27" w:history="1">
+        <w:hyperlink r:id="rId28" w:history="1">
           <w:r>
             <w:rPr>
               <w:rStyle w:val="Hyperlink"/>

--- a/EXPORTS/DOCX/published/niveau3/Dutch/NZG.docx
+++ b/EXPORTS/DOCX/published/niveau3/Dutch/NZG.docx
@@ -447,7 +447,14 @@
           <w:sz w:val="24"/>
           <w:u w:val="single"/>
         </w:rPr>
-        <w:t>Ne</w:t>
+        <w:hyperlink r:id="rId12" w:history="1">
+          <w:r>
+            <w:rPr>
+              <w:rStyle w:val="Hyperlink"/>
+            </w:rPr>
+            <w:t>Ne</w:t>
+          </w:r>
+        </w:hyperlink>
       </w:r>
       <w:r>
         <w:rPr>
@@ -458,7 +465,7 @@
           <w:sz w:val="24"/>
           <w:u w:val="single"/>
         </w:rPr>
-        <w:hyperlink r:id="rId10" w:history="1">
+        <w:hyperlink r:id="rId12" w:history="1">
           <w:r>
             <w:rPr>
               <w:rStyle w:val="Hyperlink"/>
@@ -494,7 +501,7 @@
           <w:sz w:val="24"/>
           <w:u w:val="single"/>
         </w:rPr>
-        <w:hyperlink r:id="rId11" w:history="1">
+        <w:hyperlink r:id="rId12" w:history="1">
           <w:r>
             <w:rPr>
               <w:rStyle w:val="Hyperlink"/>
@@ -512,7 +519,7 @@
           <w:sz w:val="24"/>
           <w:u w:val="single"/>
         </w:rPr>
-        <w:hyperlink r:id="rId12" w:history="1">
+        <w:hyperlink r:id="rId11" w:history="1">
           <w:r>
             <w:rPr>
               <w:rStyle w:val="Hyperlink"/>
@@ -970,39 +977,13 @@
       </w:r>
       <w:r>
         <w:rPr>
-          <w:u w:val="single" w:color="0000ff"/>
           <w:rFonts w:ascii="Charis SIL Regular" w:hAnsi="Charis SIL Regular" w:eastAsia="Charis SIL Regular"/>
           <w:b w:val="0"/>
           <w:i w:val="0"/>
           <w:color w:val="000000"/>
           <w:sz w:val="24"/>
         </w:rPr>
-        <w:hyperlink r:id="rId14" w:history="1">
-          <w:r>
-            <w:rPr>
-              <w:rStyle w:val="Hyperlink"/>
-            </w:rPr>
-            <w:t>i</w:t>
-          </w:r>
-        </w:hyperlink>
-      </w:r>
-      <w:r>
-        <w:rPr>
-          <w:u w:val="single" w:color="0000ff"/>
-          <w:rFonts w:ascii="Charis SIL Regular" w:hAnsi="Charis SIL Regular" w:eastAsia="Charis SIL Regular"/>
-          <w:b w:val="0"/>
-          <w:i w:val="0"/>
-          <w:color w:val="000000"/>
-          <w:sz w:val="24"/>
-        </w:rPr>
-        <w:hyperlink r:id="rId14" w:history="1">
-          <w:r>
-            <w:rPr>
-              <w:rStyle w:val="Hyperlink"/>
-            </w:rPr>
-            <w:t>e on</w:t>
-          </w:r>
-        </w:hyperlink>
+        <w:t>ie on</w:t>
       </w:r>
       <w:r>
         <w:rPr>
@@ -1303,7 +1284,7 @@
           <w:color w:val="000000"/>
           <w:sz w:val="24"/>
         </w:rPr>
-        <w:t>door h</w:t>
+        <w:t>door het Huygens Instituut, is een uitvoerig lemm</w:t>
       </w:r>
       <w:r>
         <w:rPr>
@@ -1314,7 +1295,24 @@
           <w:color w:val="000000"/>
           <w:sz w:val="24"/>
         </w:rPr>
-        <w:t>et Huygens Instituut, is een uitvoerig lemma over het Neder</w:t>
+        <w:hyperlink r:id="rId15" w:history="1">
+          <w:r>
+            <w:rPr>
+              <w:rStyle w:val="Hyperlink"/>
+            </w:rPr>
+            <w:t>a over</w:t>
+          </w:r>
+        </w:hyperlink>
+      </w:r>
+      <w:r>
+        <w:rPr>
+          <w:rFonts w:ascii="Charis SIL Regular" w:hAnsi="Charis SIL Regular" w:eastAsia="Charis SIL Regular"/>
+          <w:b w:val="0"/>
+          <w:i w:val="0"/>
+          <w:color w:val="000000"/>
+          <w:sz w:val="24"/>
+        </w:rPr>
+        <w:t xml:space="preserve"> het Neder</w:t>
       </w:r>
       <w:r>
         <w:rPr>
@@ -2119,16 +2117,8 @@
           <w:i w:val="0"/>
           <w:color w:val="0000FF"/>
           <w:sz w:val="24"/>
-          <w:u w:val="single"/>
         </w:rPr>
-        <w:hyperlink r:id="rId19" w:history="1">
-          <w:r>
-            <w:rPr>
-              <w:rStyle w:val="Hyperlink"/>
-            </w:rPr>
-            <w:t>id=zoOC</w:t>
-          </w:r>
-        </w:hyperlink>
+        <w:t>id=zoOC</w:t>
       </w:r>
       <w:r>
         <w:rPr>
@@ -2638,7 +2628,7 @@
           <w:sz w:val="24"/>
           <w:u w:val="single"/>
         </w:rPr>
-        <w:hyperlink r:id="rId22" w:history="1">
+        <w:hyperlink r:id="rId21" w:history="1">
           <w:r>
             <w:rPr>
               <w:rStyle w:val="Hyperlink"/>
@@ -2656,7 +2646,7 @@
           <w:sz w:val="24"/>
           <w:u w:val="single"/>
         </w:rPr>
-        <w:hyperlink r:id="rId22" w:history="1">
+        <w:hyperlink r:id="rId21" w:history="1">
           <w:r>
             <w:rPr>
               <w:rStyle w:val="Hyperlink"/>
@@ -2667,7 +2657,6 @@
       </w:r>
       <w:r>
         <w:rPr>
-          <w:u w:val="single" w:color="0000ff"/>
           <w:rFonts w:ascii="Charis SIL Regular" w:hAnsi="Charis SIL Regular" w:eastAsia="Charis SIL Regular"/>
           <w:b w:val="0"/>
           <w:i w:val="0"/>
@@ -2692,7 +2681,7 @@
           <w:sz w:val="24"/>
           <w:u w:val="single"/>
         </w:rPr>
-        <w:hyperlink r:id="rId23" w:history="1">
+        <w:hyperlink r:id="rId21" w:history="1">
           <w:r>
             <w:rPr>
               <w:rStyle w:val="Hyperlink"/>
@@ -2721,7 +2710,7 @@
           <w:sz w:val="24"/>
           <w:u w:val="single"/>
         </w:rPr>
-        <w:hyperlink r:id="rId23" w:history="1">
+        <w:hyperlink r:id="rId21" w:history="1">
           <w:r>
             <w:rPr>
               <w:rStyle w:val="Hyperlink"/>
@@ -2739,7 +2728,7 @@
           <w:sz w:val="24"/>
           <w:u w:val="single"/>
         </w:rPr>
-        <w:hyperlink r:id="rId23" w:history="1">
+        <w:hyperlink r:id="rId21" w:history="1">
           <w:r>
             <w:rPr>
               <w:rStyle w:val="Hyperlink"/>
@@ -2837,7 +2826,7 @@
           <w:sz w:val="24"/>
           <w:u w:val="single"/>
         </w:rPr>
-        <w:hyperlink r:id="rId24" w:history="1">
+        <w:hyperlink r:id="rId23" w:history="1">
           <w:r>
             <w:rPr>
               <w:rStyle w:val="Hyperlink"/>
@@ -2855,7 +2844,7 @@
           <w:sz w:val="24"/>
           <w:u w:val="single"/>
         </w:rPr>
-        <w:hyperlink r:id="rId24" w:history="1">
+        <w:hyperlink r:id="rId23" w:history="1">
           <w:r>
             <w:rPr>
               <w:rStyle w:val="Hyperlink"/>
@@ -2873,7 +2862,7 @@
           <w:sz w:val="24"/>
           <w:u w:val="single"/>
         </w:rPr>
-        <w:hyperlink r:id="rId24" w:history="1">
+        <w:hyperlink r:id="rId23" w:history="1">
           <w:r>
             <w:rPr>
               <w:rStyle w:val="Hyperlink"/>
@@ -2891,7 +2880,7 @@
           <w:sz w:val="24"/>
           <w:u w:val="single"/>
         </w:rPr>
-        <w:hyperlink r:id="rId24" w:history="1">
+        <w:hyperlink r:id="rId23" w:history="1">
           <w:r>
             <w:rPr>
               <w:rStyle w:val="Hyperlink"/>
@@ -2919,7 +2908,7 @@
           <w:sz w:val="24"/>
           <w:u w:val="single"/>
         </w:rPr>
-        <w:hyperlink r:id="rId25" w:history="1">
+        <w:hyperlink r:id="rId24" w:history="1">
           <w:r>
             <w:rPr>
               <w:rStyle w:val="Hyperlink"/>
@@ -2937,7 +2926,7 @@
           <w:sz w:val="24"/>
           <w:u w:val="single"/>
         </w:rPr>
-        <w:hyperlink r:id="rId25" w:history="1">
+        <w:hyperlink r:id="rId24" w:history="1">
           <w:r>
             <w:rPr>
               <w:rStyle w:val="Hyperlink"/>
@@ -2955,7 +2944,7 @@
           <w:sz w:val="24"/>
           <w:u w:val="single"/>
         </w:rPr>
-        <w:hyperlink r:id="rId25" w:history="1">
+        <w:hyperlink r:id="rId23" w:history="1">
           <w:r>
             <w:rPr>
               <w:rStyle w:val="Hyperlink"/>
@@ -2972,7 +2961,7 @@
           <w:color w:val="000000"/>
           <w:sz w:val="24"/>
         </w:rPr>
-        <w:hyperlink r:id="rId24" w:history="1">
+        <w:hyperlink r:id="rId23" w:history="1">
           <w:r>
             <w:rPr>
               <w:rStyle w:val="Hyperlink"/>
@@ -2990,7 +2979,7 @@
           <w:sz w:val="24"/>
           <w:u w:val="single"/>
         </w:rPr>
-        <w:hyperlink r:id="rId26" w:history="1">
+        <w:hyperlink r:id="rId23" w:history="1">
           <w:r>
             <w:rPr>
               <w:rStyle w:val="Hyperlink"/>
@@ -3019,7 +3008,7 @@
           <w:sz w:val="24"/>
           <w:u w:val="single"/>
         </w:rPr>
-        <w:hyperlink r:id="rId26" w:history="1">
+        <w:hyperlink r:id="rId23" w:history="1">
           <w:r>
             <w:rPr>
               <w:rStyle w:val="Hyperlink"/>
@@ -3037,7 +3026,7 @@
           <w:sz w:val="24"/>
           <w:u w:val="single"/>
         </w:rPr>
-        <w:hyperlink r:id="rId26" w:history="1">
+        <w:hyperlink r:id="rId23" w:history="1">
           <w:r>
             <w:rPr>
               <w:rStyle w:val="Hyperlink"/>
@@ -3168,7 +3157,7 @@
           <w:sz w:val="24"/>
           <w:u w:val="single"/>
         </w:rPr>
-        <w:hyperlink r:id="rId27" w:history="1">
+        <w:hyperlink r:id="rId25" w:history="1">
           <w:r>
             <w:rPr>
               <w:rStyle w:val="Hyperlink"/>
@@ -3206,7 +3195,7 @@
           <w:sz w:val="24"/>
           <w:u w:val="single"/>
         </w:rPr>
-        <w:hyperlink r:id="rId28" w:history="1">
+        <w:hyperlink r:id="rId26" w:history="1">
           <w:r>
             <w:rPr>
               <w:rStyle w:val="Hyperlink"/>
@@ -3224,7 +3213,7 @@
           <w:sz w:val="24"/>
           <w:u w:val="single"/>
         </w:rPr>
-        <w:hyperlink r:id="rId28" w:history="1">
+        <w:hyperlink r:id="rId26" w:history="1">
           <w:r>
             <w:rPr>
               <w:rStyle w:val="Hyperlink"/>
@@ -3242,7 +3231,7 @@
           <w:sz w:val="24"/>
           <w:u w:val="single"/>
         </w:rPr>
-        <w:hyperlink r:id="rId28" w:history="1">
+        <w:hyperlink r:id="rId26" w:history="1">
           <w:r>
             <w:rPr>
               <w:rStyle w:val="Hyperlink"/>
@@ -3260,7 +3249,7 @@
           <w:sz w:val="24"/>
           <w:u w:val="single"/>
         </w:rPr>
-        <w:hyperlink r:id="rId28" w:history="1">
+        <w:hyperlink r:id="rId26" w:history="1">
           <w:r>
             <w:rPr>
               <w:rStyle w:val="Hyperlink"/>
@@ -3281,7 +3270,7 @@
           <w:sz w:val="24"/>
           <w:u w:val="single"/>
         </w:rPr>
-        <w:hyperlink r:id="rId28" w:history="1">
+        <w:hyperlink r:id="rId26" w:history="1">
           <w:r>
             <w:rPr>
               <w:rStyle w:val="Hyperlink"/>
@@ -3299,7 +3288,7 @@
           <w:sz w:val="24"/>
           <w:u w:val="single"/>
         </w:rPr>
-        <w:hyperlink r:id="rId28" w:history="1">
+        <w:hyperlink r:id="rId26" w:history="1">
           <w:r>
             <w:rPr>
               <w:rStyle w:val="Hyperlink"/>
@@ -3317,7 +3306,7 @@
           <w:sz w:val="24"/>
           <w:u w:val="single"/>
         </w:rPr>
-        <w:hyperlink r:id="rId28" w:history="1">
+        <w:hyperlink r:id="rId26" w:history="1">
           <w:r>
             <w:rPr>
               <w:rStyle w:val="Hyperlink"/>
@@ -3335,7 +3324,7 @@
           <w:sz w:val="24"/>
           <w:u w:val="single"/>
         </w:rPr>
-        <w:hyperlink r:id="rId28" w:history="1">
+        <w:hyperlink r:id="rId26" w:history="1">
           <w:r>
             <w:rPr>
               <w:rStyle w:val="Hyperlink"/>
@@ -3353,7 +3342,7 @@
           <w:sz w:val="24"/>
           <w:u w:val="single"/>
         </w:rPr>
-        <w:hyperlink r:id="rId28" w:history="1">
+        <w:hyperlink r:id="rId26" w:history="1">
           <w:r>
             <w:rPr>
               <w:rStyle w:val="Hyperlink"/>
@@ -3381,7 +3370,7 @@
           <w:sz w:val="24"/>
           <w:u w:val="single"/>
         </w:rPr>
-        <w:hyperlink r:id="rId28" w:history="1">
+        <w:hyperlink r:id="rId26" w:history="1">
           <w:r>
             <w:rPr>
               <w:rStyle w:val="Hyperlink"/>

--- a/EXPORTS/DOCX/published/niveau3/Dutch/NZG.docx
+++ b/EXPORTS/DOCX/published/niveau3/Dutch/NZG.docx
@@ -465,7 +465,7 @@
           <w:sz w:val="24"/>
           <w:u w:val="single"/>
         </w:rPr>
-        <w:hyperlink r:id="rId12" w:history="1">
+        <w:hyperlink r:id="rId10" w:history="1">
           <w:r>
             <w:rPr>
               <w:rStyle w:val="Hyperlink"/>
@@ -501,7 +501,7 @@
           <w:sz w:val="24"/>
           <w:u w:val="single"/>
         </w:rPr>
-        <w:hyperlink r:id="rId12" w:history="1">
+        <w:hyperlink r:id="rId11" w:history="1">
           <w:r>
             <w:rPr>
               <w:rStyle w:val="Hyperlink"/>
@@ -519,7 +519,7 @@
           <w:sz w:val="24"/>
           <w:u w:val="single"/>
         </w:rPr>
-        <w:hyperlink r:id="rId11" w:history="1">
+        <w:hyperlink r:id="rId12" w:history="1">
           <w:r>
             <w:rPr>
               <w:rStyle w:val="Hyperlink"/>
@@ -977,13 +977,39 @@
       </w:r>
       <w:r>
         <w:rPr>
+          <w:u w:val="single" w:color="0000ff"/>
           <w:rFonts w:ascii="Charis SIL Regular" w:hAnsi="Charis SIL Regular" w:eastAsia="Charis SIL Regular"/>
           <w:b w:val="0"/>
           <w:i w:val="0"/>
           <w:color w:val="000000"/>
           <w:sz w:val="24"/>
         </w:rPr>
-        <w:t>ie on</w:t>
+        <w:hyperlink r:id="rId14" w:history="1">
+          <w:r>
+            <w:rPr>
+              <w:rStyle w:val="Hyperlink"/>
+            </w:rPr>
+            <w:t>i</w:t>
+          </w:r>
+        </w:hyperlink>
+      </w:r>
+      <w:r>
+        <w:rPr>
+          <w:u w:val="single" w:color="0000ff"/>
+          <w:rFonts w:ascii="Charis SIL Regular" w:hAnsi="Charis SIL Regular" w:eastAsia="Charis SIL Regular"/>
+          <w:b w:val="0"/>
+          <w:i w:val="0"/>
+          <w:color w:val="000000"/>
+          <w:sz w:val="24"/>
+        </w:rPr>
+        <w:hyperlink r:id="rId14" w:history="1">
+          <w:r>
+            <w:rPr>
+              <w:rStyle w:val="Hyperlink"/>
+            </w:rPr>
+            <w:t>e on</w:t>
+          </w:r>
+        </w:hyperlink>
       </w:r>
       <w:r>
         <w:rPr>
@@ -1284,7 +1310,18 @@
           <w:color w:val="000000"/>
           <w:sz w:val="24"/>
         </w:rPr>
-        <w:t>door het Huygens Instituut, is een uitvoerig lemm</w:t>
+        <w:t>door h</w:t>
+      </w:r>
+      <w:r>
+        <w:rPr>
+          <w:u w:val="single" w:color="0000ff"/>
+          <w:rFonts w:ascii="Charis SIL Regular" w:hAnsi="Charis SIL Regular" w:eastAsia="Charis SIL Regular"/>
+          <w:b w:val="0"/>
+          <w:i w:val="0"/>
+          <w:color w:val="000000"/>
+          <w:sz w:val="24"/>
+        </w:rPr>
+        <w:t>et Huygens Instituut, is een uitvoerig lemm</w:t>
       </w:r>
       <w:r>
         <w:rPr>
@@ -1306,13 +1343,21 @@
       </w:r>
       <w:r>
         <w:rPr>
+          <w:u w:val="single" w:color="0000ff"/>
           <w:rFonts w:ascii="Charis SIL Regular" w:hAnsi="Charis SIL Regular" w:eastAsia="Charis SIL Regular"/>
           <w:b w:val="0"/>
           <w:i w:val="0"/>
           <w:color w:val="000000"/>
           <w:sz w:val="24"/>
         </w:rPr>
-        <w:t xml:space="preserve"> het Neder</w:t>
+        <w:hyperlink r:id="rId15" w:history="1">
+          <w:r>
+            <w:rPr>
+              <w:rStyle w:val="Hyperlink"/>
+            </w:rPr>
+            <w:t xml:space="preserve"> het Neder</w:t>
+          </w:r>
+        </w:hyperlink>
       </w:r>
       <w:r>
         <w:rPr>
@@ -2117,8 +2162,16 @@
           <w:i w:val="0"/>
           <w:color w:val="0000FF"/>
           <w:sz w:val="24"/>
+          <w:u w:val="single"/>
         </w:rPr>
-        <w:t>id=zoOC</w:t>
+        <w:hyperlink r:id="rId18" w:history="1">
+          <w:r>
+            <w:rPr>
+              <w:rStyle w:val="Hyperlink"/>
+            </w:rPr>
+            <w:t>id=zoOC</w:t>
+          </w:r>
+        </w:hyperlink>
       </w:r>
       <w:r>
         <w:rPr>
@@ -2628,7 +2681,7 @@
           <w:sz w:val="24"/>
           <w:u w:val="single"/>
         </w:rPr>
-        <w:hyperlink r:id="rId21" w:history="1">
+        <w:hyperlink r:id="rId22" w:history="1">
           <w:r>
             <w:rPr>
               <w:rStyle w:val="Hyperlink"/>
@@ -2646,7 +2699,7 @@
           <w:sz w:val="24"/>
           <w:u w:val="single"/>
         </w:rPr>
-        <w:hyperlink r:id="rId21" w:history="1">
+        <w:hyperlink r:id="rId22" w:history="1">
           <w:r>
             <w:rPr>
               <w:rStyle w:val="Hyperlink"/>
@@ -2657,6 +2710,7 @@
       </w:r>
       <w:r>
         <w:rPr>
+          <w:u w:val="single" w:color="0000ff"/>
           <w:rFonts w:ascii="Charis SIL Regular" w:hAnsi="Charis SIL Regular" w:eastAsia="Charis SIL Regular"/>
           <w:b w:val="0"/>
           <w:i w:val="0"/>
@@ -2681,7 +2735,7 @@
           <w:sz w:val="24"/>
           <w:u w:val="single"/>
         </w:rPr>
-        <w:hyperlink r:id="rId21" w:history="1">
+        <w:hyperlink r:id="rId23" w:history="1">
           <w:r>
             <w:rPr>
               <w:rStyle w:val="Hyperlink"/>
@@ -2710,7 +2764,7 @@
           <w:sz w:val="24"/>
           <w:u w:val="single"/>
         </w:rPr>
-        <w:hyperlink r:id="rId21" w:history="1">
+        <w:hyperlink r:id="rId23" w:history="1">
           <w:r>
             <w:rPr>
               <w:rStyle w:val="Hyperlink"/>
@@ -2728,7 +2782,7 @@
           <w:sz w:val="24"/>
           <w:u w:val="single"/>
         </w:rPr>
-        <w:hyperlink r:id="rId21" w:history="1">
+        <w:hyperlink r:id="rId23" w:history="1">
           <w:r>
             <w:rPr>
               <w:rStyle w:val="Hyperlink"/>
@@ -2826,7 +2880,7 @@
           <w:sz w:val="24"/>
           <w:u w:val="single"/>
         </w:rPr>
-        <w:hyperlink r:id="rId23" w:history="1">
+        <w:hyperlink r:id="rId24" w:history="1">
           <w:r>
             <w:rPr>
               <w:rStyle w:val="Hyperlink"/>
@@ -2844,7 +2898,7 @@
           <w:sz w:val="24"/>
           <w:u w:val="single"/>
         </w:rPr>
-        <w:hyperlink r:id="rId23" w:history="1">
+        <w:hyperlink r:id="rId24" w:history="1">
           <w:r>
             <w:rPr>
               <w:rStyle w:val="Hyperlink"/>
@@ -2862,7 +2916,7 @@
           <w:sz w:val="24"/>
           <w:u w:val="single"/>
         </w:rPr>
-        <w:hyperlink r:id="rId23" w:history="1">
+        <w:hyperlink r:id="rId24" w:history="1">
           <w:r>
             <w:rPr>
               <w:rStyle w:val="Hyperlink"/>
@@ -2880,7 +2934,7 @@
           <w:sz w:val="24"/>
           <w:u w:val="single"/>
         </w:rPr>
-        <w:hyperlink r:id="rId23" w:history="1">
+        <w:hyperlink r:id="rId24" w:history="1">
           <w:r>
             <w:rPr>
               <w:rStyle w:val="Hyperlink"/>
@@ -2908,7 +2962,7 @@
           <w:sz w:val="24"/>
           <w:u w:val="single"/>
         </w:rPr>
-        <w:hyperlink r:id="rId24" w:history="1">
+        <w:hyperlink r:id="rId25" w:history="1">
           <w:r>
             <w:rPr>
               <w:rStyle w:val="Hyperlink"/>
@@ -2926,7 +2980,7 @@
           <w:sz w:val="24"/>
           <w:u w:val="single"/>
         </w:rPr>
-        <w:hyperlink r:id="rId24" w:history="1">
+        <w:hyperlink r:id="rId25" w:history="1">
           <w:r>
             <w:rPr>
               <w:rStyle w:val="Hyperlink"/>
@@ -2944,7 +2998,7 @@
           <w:sz w:val="24"/>
           <w:u w:val="single"/>
         </w:rPr>
-        <w:hyperlink r:id="rId23" w:history="1">
+        <w:hyperlink r:id="rId25" w:history="1">
           <w:r>
             <w:rPr>
               <w:rStyle w:val="Hyperlink"/>
@@ -2961,7 +3015,7 @@
           <w:color w:val="000000"/>
           <w:sz w:val="24"/>
         </w:rPr>
-        <w:hyperlink r:id="rId23" w:history="1">
+        <w:hyperlink r:id="rId24" w:history="1">
           <w:r>
             <w:rPr>
               <w:rStyle w:val="Hyperlink"/>
@@ -2979,7 +3033,7 @@
           <w:sz w:val="24"/>
           <w:u w:val="single"/>
         </w:rPr>
-        <w:hyperlink r:id="rId23" w:history="1">
+        <w:hyperlink r:id="rId26" w:history="1">
           <w:r>
             <w:rPr>
               <w:rStyle w:val="Hyperlink"/>
@@ -3008,7 +3062,7 @@
           <w:sz w:val="24"/>
           <w:u w:val="single"/>
         </w:rPr>
-        <w:hyperlink r:id="rId23" w:history="1">
+        <w:hyperlink r:id="rId26" w:history="1">
           <w:r>
             <w:rPr>
               <w:rStyle w:val="Hyperlink"/>
@@ -3026,7 +3080,7 @@
           <w:sz w:val="24"/>
           <w:u w:val="single"/>
         </w:rPr>
-        <w:hyperlink r:id="rId23" w:history="1">
+        <w:hyperlink r:id="rId26" w:history="1">
           <w:r>
             <w:rPr>
               <w:rStyle w:val="Hyperlink"/>
@@ -3157,7 +3211,7 @@
           <w:sz w:val="24"/>
           <w:u w:val="single"/>
         </w:rPr>
-        <w:hyperlink r:id="rId25" w:history="1">
+        <w:hyperlink r:id="rId27" w:history="1">
           <w:r>
             <w:rPr>
               <w:rStyle w:val="Hyperlink"/>
@@ -3195,7 +3249,7 @@
           <w:sz w:val="24"/>
           <w:u w:val="single"/>
         </w:rPr>
-        <w:hyperlink r:id="rId26" w:history="1">
+        <w:hyperlink r:id="rId28" w:history="1">
           <w:r>
             <w:rPr>
               <w:rStyle w:val="Hyperlink"/>
@@ -3213,7 +3267,7 @@
           <w:sz w:val="24"/>
           <w:u w:val="single"/>
         </w:rPr>
-        <w:hyperlink r:id="rId26" w:history="1">
+        <w:hyperlink r:id="rId28" w:history="1">
           <w:r>
             <w:rPr>
               <w:rStyle w:val="Hyperlink"/>
@@ -3231,7 +3285,7 @@
           <w:sz w:val="24"/>
           <w:u w:val="single"/>
         </w:rPr>
-        <w:hyperlink r:id="rId26" w:history="1">
+        <w:hyperlink r:id="rId28" w:history="1">
           <w:r>
             <w:rPr>
               <w:rStyle w:val="Hyperlink"/>
@@ -3249,7 +3303,7 @@
           <w:sz w:val="24"/>
           <w:u w:val="single"/>
         </w:rPr>
-        <w:hyperlink r:id="rId26" w:history="1">
+        <w:hyperlink r:id="rId28" w:history="1">
           <w:r>
             <w:rPr>
               <w:rStyle w:val="Hyperlink"/>
@@ -3270,7 +3324,7 @@
           <w:sz w:val="24"/>
           <w:u w:val="single"/>
         </w:rPr>
-        <w:hyperlink r:id="rId26" w:history="1">
+        <w:hyperlink r:id="rId28" w:history="1">
           <w:r>
             <w:rPr>
               <w:rStyle w:val="Hyperlink"/>
@@ -3288,7 +3342,7 @@
           <w:sz w:val="24"/>
           <w:u w:val="single"/>
         </w:rPr>
-        <w:hyperlink r:id="rId26" w:history="1">
+        <w:hyperlink r:id="rId28" w:history="1">
           <w:r>
             <w:rPr>
               <w:rStyle w:val="Hyperlink"/>
@@ -3306,7 +3360,7 @@
           <w:sz w:val="24"/>
           <w:u w:val="single"/>
         </w:rPr>
-        <w:hyperlink r:id="rId26" w:history="1">
+        <w:hyperlink r:id="rId28" w:history="1">
           <w:r>
             <w:rPr>
               <w:rStyle w:val="Hyperlink"/>
@@ -3324,7 +3378,7 @@
           <w:sz w:val="24"/>
           <w:u w:val="single"/>
         </w:rPr>
-        <w:hyperlink r:id="rId26" w:history="1">
+        <w:hyperlink r:id="rId28" w:history="1">
           <w:r>
             <w:rPr>
               <w:rStyle w:val="Hyperlink"/>
@@ -3342,7 +3396,7 @@
           <w:sz w:val="24"/>
           <w:u w:val="single"/>
         </w:rPr>
-        <w:hyperlink r:id="rId26" w:history="1">
+        <w:hyperlink r:id="rId28" w:history="1">
           <w:r>
             <w:rPr>
               <w:rStyle w:val="Hyperlink"/>
@@ -3370,7 +3424,7 @@
           <w:sz w:val="24"/>
           <w:u w:val="single"/>
         </w:rPr>
-        <w:hyperlink r:id="rId26" w:history="1">
+        <w:hyperlink r:id="rId28" w:history="1">
           <w:r>
             <w:rPr>
               <w:rStyle w:val="Hyperlink"/>

--- a/EXPORTS/DOCX/published/niveau3/Dutch/NZG.docx
+++ b/EXPORTS/DOCX/published/niveau3/Dutch/NZG.docx
@@ -519,7 +519,7 @@
           <w:sz w:val="24"/>
           <w:u w:val="single"/>
         </w:rPr>
-        <w:hyperlink r:id="rId12" w:history="1">
+        <w:hyperlink r:id="rId11" w:history="1">
           <w:r>
             <w:rPr>
               <w:rStyle w:val="Hyperlink"/>
@@ -793,25 +793,7 @@
           <w:color w:val="000000"/>
           <w:sz w:val="24"/>
         </w:rPr>
-        <w:t>rechtsvoorgangers van de Raad voor de Zendin</w:t>
-      </w:r>
-      <w:r>
-        <w:rPr>
-          <w:u w:val="single" w:color="0000ff"/>
-          <w:rFonts w:ascii="Charis SIL Regular" w:hAnsi="Charis SIL Regular" w:eastAsia="Charis SIL Regular"/>
-          <w:b w:val="0"/>
-          <w:i w:val="0"/>
-          <w:color w:val="000000"/>
-          <w:sz w:val="24"/>
-        </w:rPr>
-        <w:hyperlink r:id="rId13" w:history="1">
-          <w:r>
-            <w:rPr>
-              <w:rStyle w:val="Hyperlink"/>
-            </w:rPr>
-            <w:t>g. Deze a</w:t>
-          </w:r>
-        </w:hyperlink>
+        <w:t>rechtsvoorgangers van de Raad voor de Zending. Deze a</w:t>
       </w:r>
       <w:r>
         <w:rPr>
@@ -1321,7 +1303,150 @@
           <w:color w:val="000000"/>
           <w:sz w:val="24"/>
         </w:rPr>
-        <w:t>et Huygens Instituut, is een uitvoerig lemm</w:t>
+        <w:hyperlink r:id="rId15" w:history="1">
+          <w:r>
+            <w:rPr>
+              <w:rStyle w:val="Hyperlink"/>
+            </w:rPr>
+            <w:t xml:space="preserve">et Huygens </w:t>
+          </w:r>
+        </w:hyperlink>
+      </w:r>
+      <w:r>
+        <w:rPr>
+          <w:u w:val="single" w:color="0000ff"/>
+          <w:rFonts w:ascii="Charis SIL Regular" w:hAnsi="Charis SIL Regular" w:eastAsia="Charis SIL Regular"/>
+          <w:b w:val="0"/>
+          <w:i w:val="0"/>
+          <w:color w:val="000000"/>
+          <w:sz w:val="24"/>
+        </w:rPr>
+        <w:hyperlink r:id="rId15" w:history="1">
+          <w:r>
+            <w:rPr>
+              <w:rStyle w:val="Hyperlink"/>
+            </w:rPr>
+            <w:t>I</w:t>
+          </w:r>
+        </w:hyperlink>
+      </w:r>
+      <w:r>
+        <w:rPr>
+          <w:u w:val="single" w:color="0000ff"/>
+          <w:rFonts w:ascii="Charis SIL Regular" w:hAnsi="Charis SIL Regular" w:eastAsia="Charis SIL Regular"/>
+          <w:b w:val="0"/>
+          <w:i w:val="0"/>
+          <w:color w:val="000000"/>
+          <w:sz w:val="24"/>
+        </w:rPr>
+        <w:hyperlink r:id="rId15" w:history="1">
+          <w:r>
+            <w:rPr>
+              <w:rStyle w:val="Hyperlink"/>
+            </w:rPr>
+            <w:t>nsti</w:t>
+          </w:r>
+        </w:hyperlink>
+      </w:r>
+      <w:r>
+        <w:rPr>
+          <w:u w:val="single" w:color="0000ff"/>
+          <w:rFonts w:ascii="Charis SIL Regular" w:hAnsi="Charis SIL Regular" w:eastAsia="Charis SIL Regular"/>
+          <w:b w:val="0"/>
+          <w:i w:val="0"/>
+          <w:color w:val="000000"/>
+          <w:sz w:val="24"/>
+        </w:rPr>
+        <w:hyperlink r:id="rId15" w:history="1">
+          <w:r>
+            <w:rPr>
+              <w:rStyle w:val="Hyperlink"/>
+            </w:rPr>
+            <w:t>t</w:t>
+          </w:r>
+        </w:hyperlink>
+      </w:r>
+      <w:r>
+        <w:rPr>
+          <w:u w:val="single" w:color="0000ff"/>
+          <w:rFonts w:ascii="Charis SIL Regular" w:hAnsi="Charis SIL Regular" w:eastAsia="Charis SIL Regular"/>
+          <w:b w:val="0"/>
+          <w:i w:val="0"/>
+          <w:color w:val="000000"/>
+          <w:sz w:val="24"/>
+        </w:rPr>
+        <w:hyperlink r:id="rId15" w:history="1">
+          <w:r>
+            <w:rPr>
+              <w:rStyle w:val="Hyperlink"/>
+            </w:rPr>
+            <w:t>uut, is een u</w:t>
+          </w:r>
+        </w:hyperlink>
+      </w:r>
+      <w:r>
+        <w:rPr>
+          <w:u w:val="single" w:color="0000ff"/>
+          <w:rFonts w:ascii="Charis SIL Regular" w:hAnsi="Charis SIL Regular" w:eastAsia="Charis SIL Regular"/>
+          <w:b w:val="0"/>
+          <w:i w:val="0"/>
+          <w:color w:val="000000"/>
+          <w:sz w:val="24"/>
+        </w:rPr>
+        <w:hyperlink r:id="rId15" w:history="1">
+          <w:r>
+            <w:rPr>
+              <w:rStyle w:val="Hyperlink"/>
+            </w:rPr>
+            <w:t>i</w:t>
+          </w:r>
+        </w:hyperlink>
+      </w:r>
+      <w:r>
+        <w:rPr>
+          <w:u w:val="single" w:color="0000ff"/>
+          <w:rFonts w:ascii="Charis SIL Regular" w:hAnsi="Charis SIL Regular" w:eastAsia="Charis SIL Regular"/>
+          <w:b w:val="0"/>
+          <w:i w:val="0"/>
+          <w:color w:val="000000"/>
+          <w:sz w:val="24"/>
+        </w:rPr>
+        <w:hyperlink r:id="rId15" w:history="1">
+          <w:r>
+            <w:rPr>
+              <w:rStyle w:val="Hyperlink"/>
+            </w:rPr>
+            <w:t>tvoerig le</w:t>
+          </w:r>
+        </w:hyperlink>
+      </w:r>
+      <w:r>
+        <w:rPr>
+          <w:u w:val="single" w:color="0000ff"/>
+          <w:rFonts w:ascii="Charis SIL Regular" w:hAnsi="Charis SIL Regular" w:eastAsia="Charis SIL Regular"/>
+          <w:b w:val="0"/>
+          <w:i w:val="0"/>
+          <w:color w:val="000000"/>
+          <w:sz w:val="24"/>
+        </w:rPr>
+        <w:hyperlink r:id="rId15" w:history="1">
+          <w:r>
+            <w:rPr>
+              <w:rStyle w:val="Hyperlink"/>
+            </w:rPr>
+            <w:t>m</w:t>
+          </w:r>
+        </w:hyperlink>
+      </w:r>
+      <w:r>
+        <w:rPr>
+          <w:rFonts w:ascii="Charis SIL Regular" w:hAnsi="Charis SIL Regular" w:eastAsia="Charis SIL Regular"/>
+          <w:b w:val="0"/>
+          <w:i w:val="0"/>
+          <w:color w:val="000000"/>
+          <w:sz w:val="24"/>
+        </w:rPr>
+        <w:t>m</w:t>
       </w:r>
       <w:r>
         <w:rPr>
@@ -2681,7 +2806,7 @@
           <w:sz w:val="24"/>
           <w:u w:val="single"/>
         </w:rPr>
-        <w:hyperlink r:id="rId22" w:history="1">
+        <w:hyperlink r:id="rId21" w:history="1">
           <w:r>
             <w:rPr>
               <w:rStyle w:val="Hyperlink"/>
@@ -2735,7 +2860,7 @@
           <w:sz w:val="24"/>
           <w:u w:val="single"/>
         </w:rPr>
-        <w:hyperlink r:id="rId23" w:history="1">
+        <w:hyperlink r:id="rId21" w:history="1">
           <w:r>
             <w:rPr>
               <w:rStyle w:val="Hyperlink"/>
@@ -2764,7 +2889,7 @@
           <w:sz w:val="24"/>
           <w:u w:val="single"/>
         </w:rPr>
-        <w:hyperlink r:id="rId23" w:history="1">
+        <w:hyperlink r:id="rId21" w:history="1">
           <w:r>
             <w:rPr>
               <w:rStyle w:val="Hyperlink"/>
@@ -2782,7 +2907,7 @@
           <w:sz w:val="24"/>
           <w:u w:val="single"/>
         </w:rPr>
-        <w:hyperlink r:id="rId23" w:history="1">
+        <w:hyperlink r:id="rId21" w:history="1">
           <w:r>
             <w:rPr>
               <w:rStyle w:val="Hyperlink"/>
@@ -2880,7 +3005,7 @@
           <w:sz w:val="24"/>
           <w:u w:val="single"/>
         </w:rPr>
-        <w:hyperlink r:id="rId24" w:history="1">
+        <w:hyperlink r:id="rId23" w:history="1">
           <w:r>
             <w:rPr>
               <w:rStyle w:val="Hyperlink"/>
@@ -2898,7 +3023,7 @@
           <w:sz w:val="24"/>
           <w:u w:val="single"/>
         </w:rPr>
-        <w:hyperlink r:id="rId24" w:history="1">
+        <w:hyperlink r:id="rId23" w:history="1">
           <w:r>
             <w:rPr>
               <w:rStyle w:val="Hyperlink"/>
@@ -2916,7 +3041,7 @@
           <w:sz w:val="24"/>
           <w:u w:val="single"/>
         </w:rPr>
-        <w:hyperlink r:id="rId24" w:history="1">
+        <w:hyperlink r:id="rId23" w:history="1">
           <w:r>
             <w:rPr>
               <w:rStyle w:val="Hyperlink"/>
@@ -2934,7 +3059,7 @@
           <w:sz w:val="24"/>
           <w:u w:val="single"/>
         </w:rPr>
-        <w:hyperlink r:id="rId24" w:history="1">
+        <w:hyperlink r:id="rId23" w:history="1">
           <w:r>
             <w:rPr>
               <w:rStyle w:val="Hyperlink"/>
@@ -2962,7 +3087,7 @@
           <w:sz w:val="24"/>
           <w:u w:val="single"/>
         </w:rPr>
-        <w:hyperlink r:id="rId25" w:history="1">
+        <w:hyperlink r:id="rId24" w:history="1">
           <w:r>
             <w:rPr>
               <w:rStyle w:val="Hyperlink"/>
@@ -2980,7 +3105,7 @@
           <w:sz w:val="24"/>
           <w:u w:val="single"/>
         </w:rPr>
-        <w:hyperlink r:id="rId25" w:history="1">
+        <w:hyperlink r:id="rId24" w:history="1">
           <w:r>
             <w:rPr>
               <w:rStyle w:val="Hyperlink"/>
@@ -2998,7 +3123,7 @@
           <w:sz w:val="24"/>
           <w:u w:val="single"/>
         </w:rPr>
-        <w:hyperlink r:id="rId25" w:history="1">
+        <w:hyperlink r:id="rId24" w:history="1">
           <w:r>
             <w:rPr>
               <w:rStyle w:val="Hyperlink"/>
@@ -3015,14 +3140,7 @@
           <w:color w:val="000000"/>
           <w:sz w:val="24"/>
         </w:rPr>
-        <w:hyperlink r:id="rId24" w:history="1">
-          <w:r>
-            <w:rPr>
-              <w:rStyle w:val="Hyperlink"/>
-            </w:rPr>
-            <w:t xml:space="preserve">, </w:t>
-          </w:r>
-        </w:hyperlink>
+        <w:t xml:space="preserve">, </w:t>
       </w:r>
       <w:r>
         <w:rPr>
@@ -3033,7 +3151,7 @@
           <w:sz w:val="24"/>
           <w:u w:val="single"/>
         </w:rPr>
-        <w:hyperlink r:id="rId26" w:history="1">
+        <w:hyperlink r:id="rId23" w:history="1">
           <w:r>
             <w:rPr>
               <w:rStyle w:val="Hyperlink"/>
@@ -3062,7 +3180,7 @@
           <w:sz w:val="24"/>
           <w:u w:val="single"/>
         </w:rPr>
-        <w:hyperlink r:id="rId26" w:history="1">
+        <w:hyperlink r:id="rId25" w:history="1">
           <w:r>
             <w:rPr>
               <w:rStyle w:val="Hyperlink"/>
@@ -3080,7 +3198,7 @@
           <w:sz w:val="24"/>
           <w:u w:val="single"/>
         </w:rPr>
-        <w:hyperlink r:id="rId26" w:history="1">
+        <w:hyperlink r:id="rId25" w:history="1">
           <w:r>
             <w:rPr>
               <w:rStyle w:val="Hyperlink"/>
@@ -3211,7 +3329,7 @@
           <w:sz w:val="24"/>
           <w:u w:val="single"/>
         </w:rPr>
-        <w:hyperlink r:id="rId27" w:history="1">
+        <w:hyperlink r:id="rId26" w:history="1">
           <w:r>
             <w:rPr>
               <w:rStyle w:val="Hyperlink"/>
@@ -3249,7 +3367,7 @@
           <w:sz w:val="24"/>
           <w:u w:val="single"/>
         </w:rPr>
-        <w:hyperlink r:id="rId28" w:history="1">
+        <w:hyperlink r:id="rId27" w:history="1">
           <w:r>
             <w:rPr>
               <w:rStyle w:val="Hyperlink"/>
@@ -3267,7 +3385,7 @@
           <w:sz w:val="24"/>
           <w:u w:val="single"/>
         </w:rPr>
-        <w:hyperlink r:id="rId28" w:history="1">
+        <w:hyperlink r:id="rId27" w:history="1">
           <w:r>
             <w:rPr>
               <w:rStyle w:val="Hyperlink"/>
@@ -3285,7 +3403,7 @@
           <w:sz w:val="24"/>
           <w:u w:val="single"/>
         </w:rPr>
-        <w:hyperlink r:id="rId28" w:history="1">
+        <w:hyperlink r:id="rId27" w:history="1">
           <w:r>
             <w:rPr>
               <w:rStyle w:val="Hyperlink"/>
@@ -3303,7 +3421,7 @@
           <w:sz w:val="24"/>
           <w:u w:val="single"/>
         </w:rPr>
-        <w:hyperlink r:id="rId28" w:history="1">
+        <w:hyperlink r:id="rId27" w:history="1">
           <w:r>
             <w:rPr>
               <w:rStyle w:val="Hyperlink"/>
@@ -3324,7 +3442,7 @@
           <w:sz w:val="24"/>
           <w:u w:val="single"/>
         </w:rPr>
-        <w:hyperlink r:id="rId28" w:history="1">
+        <w:hyperlink r:id="rId27" w:history="1">
           <w:r>
             <w:rPr>
               <w:rStyle w:val="Hyperlink"/>
@@ -3342,7 +3460,7 @@
           <w:sz w:val="24"/>
           <w:u w:val="single"/>
         </w:rPr>
-        <w:hyperlink r:id="rId28" w:history="1">
+        <w:hyperlink r:id="rId27" w:history="1">
           <w:r>
             <w:rPr>
               <w:rStyle w:val="Hyperlink"/>
@@ -3360,7 +3478,7 @@
           <w:sz w:val="24"/>
           <w:u w:val="single"/>
         </w:rPr>
-        <w:hyperlink r:id="rId28" w:history="1">
+        <w:hyperlink r:id="rId27" w:history="1">
           <w:r>
             <w:rPr>
               <w:rStyle w:val="Hyperlink"/>
@@ -3378,7 +3496,7 @@
           <w:sz w:val="24"/>
           <w:u w:val="single"/>
         </w:rPr>
-        <w:hyperlink r:id="rId28" w:history="1">
+        <w:hyperlink r:id="rId27" w:history="1">
           <w:r>
             <w:rPr>
               <w:rStyle w:val="Hyperlink"/>
@@ -3396,7 +3514,7 @@
           <w:sz w:val="24"/>
           <w:u w:val="single"/>
         </w:rPr>
-        <w:hyperlink r:id="rId28" w:history="1">
+        <w:hyperlink r:id="rId27" w:history="1">
           <w:r>
             <w:rPr>
               <w:rStyle w:val="Hyperlink"/>
@@ -3424,7 +3542,7 @@
           <w:sz w:val="24"/>
           <w:u w:val="single"/>
         </w:rPr>
-        <w:hyperlink r:id="rId28" w:history="1">
+        <w:hyperlink r:id="rId27" w:history="1">
           <w:r>
             <w:rPr>
               <w:rStyle w:val="Hyperlink"/>
